--- a/Documentation/DeveloperInformation.docx
+++ b/Documentation/DeveloperInformation.docx
@@ -1,6 +1,6 @@
 
 <file path=word/document.xml><?xml version="1.0" encoding="utf-8"?>
-<w:document xmlns:wpc="http://schemas.microsoft.com/office/word/2010/wordprocessingCanvas" xmlns:cx="http://schemas.microsoft.com/office/drawing/2014/chartex" xmlns:cx1="http://schemas.microsoft.com/office/drawing/2015/9/8/chartex" xmlns:cx2="http://schemas.microsoft.com/office/drawing/2015/10/21/chartex" xmlns:cx3="http://schemas.microsoft.com/office/drawing/2016/5/9/chartex" xmlns:cx4="http://schemas.microsoft.com/office/drawing/2016/5/10/chartex" xmlns:cx5="http://schemas.microsoft.com/office/drawing/2016/5/11/chartex" xmlns:cx6="http://schemas.microsoft.com/office/drawing/2016/5/12/chartex" xmlns:cx7="http://schemas.microsoft.com/office/drawing/2016/5/13/chartex" xmlns:cx8="http://schemas.microsoft.com/office/drawing/2016/5/14/chartex" xmlns:mc="http://schemas.openxmlformats.org/markup-compatibility/2006" xmlns:aink="http://schemas.microsoft.com/office/drawing/2016/ink" xmlns:am3d="http://schemas.microsoft.com/office/drawing/2017/model3d" xmlns:o="urn:schemas-microsoft-com:office:office" xmlns:oel="http://schemas.microsoft.com/office/2019/extlst" xmlns:r="http://schemas.openxmlformats.org/officeDocument/2006/relationships" xmlns:m="http://schemas.openxmlformats.org/officeDocument/2006/math" xmlns:v="urn:schemas-microsoft-com:vml" xmlns:wp14="http://schemas.microsoft.com/office/word/2010/wordprocessingDrawing" xmlns:wp="http://schemas.openxmlformats.org/drawingml/2006/wordprocessingDrawing" xmlns:w10="urn:schemas-microsoft-com:office:word" xmlns:w="http://schemas.openxmlformats.org/wordprocessingml/2006/main" xmlns:w14="http://schemas.microsoft.com/office/word/2010/wordml" xmlns:w15="http://schemas.microsoft.com/office/word/2012/wordml" xmlns:w16cex="http://schemas.microsoft.com/office/word/2018/wordml/cex" xmlns:w16cid="http://schemas.microsoft.com/office/word/2016/wordml/cid" xmlns:w16="http://schemas.microsoft.com/office/word/2018/wordml" xmlns:w16du="http://schemas.microsoft.com/office/word/2023/wordml/word16du" xmlns:w16sdtdh="http://schemas.microsoft.com/office/word/2020/wordml/sdtdatahash" xmlns:w16sdtfl="http://schemas.microsoft.com/office/word/2024/wordml/sdtformatlock" xmlns:w16se="http://schemas.microsoft.com/office/word/2015/wordml/symex" xmlns:wpg="http://schemas.microsoft.com/office/word/2010/wordprocessingGroup" xmlns:wpi="http://schemas.microsoft.com/office/word/2010/wordprocessingInk" xmlns:wne="http://schemas.microsoft.com/office/word/2006/wordml" xmlns:wps="http://schemas.microsoft.com/office/word/2010/wordprocessingShape" mc:Ignorable="w14 w15 w16se w16cid w16 w16cex w16sdtdh w16sdtfl w16du wp14">
+<w:document xmlns:ve="http://schemas.openxmlformats.org/markup-compatibility/2006" xmlns:o="urn:schemas-microsoft-com:office:office" xmlns:r="http://schemas.openxmlformats.org/officeDocument/2006/relationships" xmlns:m="http://schemas.openxmlformats.org/officeDocument/2006/math" xmlns:v="urn:schemas-microsoft-com:vml" xmlns:wp="http://schemas.openxmlformats.org/drawingml/2006/wordprocessingDrawing" xmlns:w10="urn:schemas-microsoft-com:office:word" xmlns:w="http://schemas.openxmlformats.org/wordprocessingml/2006/main" xmlns:wne="http://schemas.microsoft.com/office/word/2006/wordml">
   <w:body>
     <w:p>
       <w:pPr>
@@ -4163,7 +4163,15 @@
         <w:pStyle w:val="Body-Text"/>
       </w:pPr>
       <w:r>
-        <w:t>Each step calculates the next intermediate value until the last line where the final result is determined. The steps are calculated in order from the first to the last. The a step may use values from previous steps or get values from other forms.</w:t>
+        <w:t xml:space="preserve">Each step calculates the next intermediate value until the last line where the final result is determined. The steps are calculated in order from the first to the last. </w:t>
+      </w:r>
+      <w:proofErr w:type="gramStart"/>
+      <w:r>
+        <w:t>The a</w:t>
+      </w:r>
+      <w:proofErr w:type="gramEnd"/>
+      <w:r>
+        <w:t xml:space="preserve"> step may use values from previous steps or get values from other forms.</w:t>
       </w:r>
     </w:p>
     <w:p>
@@ -4361,8 +4369,13 @@
       <w:pPr>
         <w:pStyle w:val="Heading4"/>
       </w:pPr>
-      <w:r>
-        <w:t>name Property</w:t>
+      <w:proofErr w:type="gramStart"/>
+      <w:r>
+        <w:t>name</w:t>
+      </w:r>
+      <w:proofErr w:type="gramEnd"/>
+      <w:r>
+        <w:t xml:space="preserve"> Property</w:t>
       </w:r>
     </w:p>
     <w:p>
@@ -4383,9 +4396,11 @@
       <w:pPr>
         <w:pStyle w:val="Heading4"/>
       </w:pPr>
+      <w:proofErr w:type="gramStart"/>
       <w:r>
         <w:t>lines</w:t>
       </w:r>
+      <w:proofErr w:type="gramEnd"/>
       <w:r>
         <w:t xml:space="preserve"> </w:t>
       </w:r>
@@ -4404,16 +4419,46 @@
         <w:rPr>
           <w:lang w:eastAsia="ar-SA"/>
         </w:rPr>
-        <w:t>The lines property is an object that contains one element for each line on the tax form. This object is indexed by line number (which is not necessarily a number; for example, “01a”) and the corresponding value is a line object. The line object contains all the information about the line such as its value, a description, and minimum and maximum values. Line numbers correspond to the line number of the actual tax form, except line numbers from 1-9 are prepended with a zero (0) so they will easily sort in the correct order.</w:t>
+        <w:t xml:space="preserve">The lines property is an object that contains one element for each line on the tax form. This object is indexed by line number (which is not necessarily a number; for example, “01a”) and the corresponding value is a line object. The line object contains all the information about the line such as its value, a description, and minimum and maximum values. </w:t>
+      </w:r>
+      <w:proofErr w:type="gramStart"/>
+      <w:r>
+        <w:rPr>
+          <w:lang w:eastAsia="ar-SA"/>
+        </w:rPr>
+        <w:t>Line</w:t>
+      </w:r>
+      <w:proofErr w:type="gramEnd"/>
+      <w:r>
+        <w:rPr>
+          <w:lang w:eastAsia="ar-SA"/>
+        </w:rPr>
+        <w:t xml:space="preserve"> numbers correspond to the line number of the actual tax form, except line numbers from 1-9 are </w:t>
+      </w:r>
+      <w:proofErr w:type="spellStart"/>
+      <w:r>
+        <w:rPr>
+          <w:lang w:eastAsia="ar-SA"/>
+        </w:rPr>
+        <w:t>prepended</w:t>
+      </w:r>
+      <w:proofErr w:type="spellEnd"/>
+      <w:r>
+        <w:rPr>
+          <w:lang w:eastAsia="ar-SA"/>
+        </w:rPr>
+        <w:t xml:space="preserve"> with a zero (0) so they will easily sort in the correct order.</w:t>
       </w:r>
     </w:p>
     <w:p>
       <w:pPr>
         <w:pStyle w:val="Heading4"/>
       </w:pPr>
+      <w:proofErr w:type="gramStart"/>
       <w:r>
         <w:t>calculated</w:t>
       </w:r>
+      <w:proofErr w:type="gramEnd"/>
       <w:r>
         <w:t xml:space="preserve"> </w:t>
       </w:r>
@@ -4439,10 +4484,14 @@
       <w:pPr>
         <w:pStyle w:val="Heading4"/>
       </w:pPr>
+      <w:proofErr w:type="spellStart"/>
+      <w:proofErr w:type="gramStart"/>
       <w:r>
         <w:lastRenderedPageBreak/>
         <w:t>isSingleton</w:t>
       </w:r>
+      <w:proofErr w:type="spellEnd"/>
+      <w:proofErr w:type="gramEnd"/>
       <w:r>
         <w:t xml:space="preserve"> </w:t>
       </w:r>
@@ -4461,15 +4510,34 @@
         <w:rPr>
           <w:lang w:eastAsia="ar-SA"/>
         </w:rPr>
-        <w:t>The isSingleton flag is just used for error checking to prevent multiple instances of some forms from being created.</w:t>
+        <w:t xml:space="preserve">The </w:t>
+      </w:r>
+      <w:proofErr w:type="spellStart"/>
+      <w:r>
+        <w:rPr>
+          <w:lang w:eastAsia="ar-SA"/>
+        </w:rPr>
+        <w:t>isSingleton</w:t>
+      </w:r>
+      <w:proofErr w:type="spellEnd"/>
+      <w:r>
+        <w:rPr>
+          <w:lang w:eastAsia="ar-SA"/>
+        </w:rPr>
+        <w:t xml:space="preserve"> flag is just used for error checking to prevent multiple instances of some forms from being created.</w:t>
       </w:r>
     </w:p>
     <w:p>
       <w:pPr>
         <w:pStyle w:val="Heading4"/>
       </w:pPr>
-      <w:r>
-        <w:t>add() Method</w:t>
+      <w:proofErr w:type="gramStart"/>
+      <w:r>
+        <w:t>add(</w:t>
+      </w:r>
+      <w:proofErr w:type="gramEnd"/>
+      <w:r>
+        <w:t>) Method</w:t>
       </w:r>
     </w:p>
     <w:p>
@@ -4490,8 +4558,18 @@
       <w:pPr>
         <w:pStyle w:val="Heading4"/>
       </w:pPr>
-      <w:r>
-        <w:t>isUsed() Method</w:t>
+      <w:proofErr w:type="spellStart"/>
+      <w:proofErr w:type="gramStart"/>
+      <w:r>
+        <w:t>isUsed</w:t>
+      </w:r>
+      <w:proofErr w:type="spellEnd"/>
+      <w:r>
+        <w:t>(</w:t>
+      </w:r>
+      <w:proofErr w:type="gramEnd"/>
+      <w:r>
+        <w:t>) Method</w:t>
       </w:r>
     </w:p>
     <w:p>
@@ -4512,8 +4590,13 @@
       <w:pPr>
         <w:pStyle w:val="Heading4"/>
       </w:pPr>
-      <w:r>
-        <w:t>line() Method</w:t>
+      <w:proofErr w:type="gramStart"/>
+      <w:r>
+        <w:t>line(</w:t>
+      </w:r>
+      <w:proofErr w:type="gramEnd"/>
+      <w:r>
+        <w:t>) Method</w:t>
       </w:r>
     </w:p>
     <w:p>
@@ -4534,8 +4617,13 @@
       <w:pPr>
         <w:pStyle w:val="Heading4"/>
       </w:pPr>
-      <w:r>
-        <w:t>min() Method</w:t>
+      <w:proofErr w:type="gramStart"/>
+      <w:r>
+        <w:t>min(</w:t>
+      </w:r>
+      <w:proofErr w:type="gramEnd"/>
+      <w:r>
+        <w:t>) Method</w:t>
       </w:r>
     </w:p>
     <w:p>
@@ -4551,11 +4639,19 @@
         </w:rPr>
         <w:t xml:space="preserve">This method gets the values of the specified lines from the current tax form and passes the values to the </w:t>
       </w:r>
+      <w:proofErr w:type="gramStart"/>
       <w:r>
         <w:rPr>
           <w:rStyle w:val="SourceCodechar"/>
         </w:rPr>
-        <w:t>Math.min()</w:t>
+        <w:t>Math.min(</w:t>
+      </w:r>
+      <w:proofErr w:type="gramEnd"/>
+      <w:r>
+        <w:rPr>
+          <w:rStyle w:val="SourceCodechar"/>
+        </w:rPr>
+        <w:t>)</w:t>
       </w:r>
       <w:r>
         <w:rPr>
@@ -4568,8 +4664,13 @@
       <w:pPr>
         <w:pStyle w:val="Heading4"/>
       </w:pPr>
-      <w:r>
-        <w:t>max()Method</w:t>
+      <w:proofErr w:type="gramStart"/>
+      <w:r>
+        <w:t>max(</w:t>
+      </w:r>
+      <w:proofErr w:type="gramEnd"/>
+      <w:r>
+        <w:t>)Method</w:t>
       </w:r>
     </w:p>
     <w:p>
@@ -4585,6 +4686,7 @@
         </w:rPr>
         <w:t xml:space="preserve">This method gets the values of the specified lines from the current tax form and passes the values to the </w:t>
       </w:r>
+      <w:proofErr w:type="gramStart"/>
       <w:r>
         <w:rPr>
           <w:rStyle w:val="SourceCodechar"/>
@@ -4601,7 +4703,14 @@
         <w:rPr>
           <w:rStyle w:val="SourceCodechar"/>
         </w:rPr>
-        <w:t>()</w:t>
+        <w:t>(</w:t>
+      </w:r>
+      <w:proofErr w:type="gramEnd"/>
+      <w:r>
+        <w:rPr>
+          <w:rStyle w:val="SourceCodechar"/>
+        </w:rPr>
+        <w:t>)</w:t>
       </w:r>
       <w:r>
         <w:rPr>
@@ -4614,8 +4723,13 @@
       <w:pPr>
         <w:pStyle w:val="Heading4"/>
       </w:pPr>
-      <w:r>
-        <w:t>round() Method</w:t>
+      <w:proofErr w:type="gramStart"/>
+      <w:r>
+        <w:t>round(</w:t>
+      </w:r>
+      <w:proofErr w:type="gramEnd"/>
+      <w:r>
+        <w:t>) Method</w:t>
       </w:r>
     </w:p>
     <w:p>
@@ -4631,6 +4745,8 @@
         </w:rPr>
         <w:t xml:space="preserve">This method gets the value of the specified line from the current tax form and passes it to the </w:t>
       </w:r>
+      <w:proofErr w:type="spellStart"/>
+      <w:proofErr w:type="gramStart"/>
       <w:r>
         <w:rPr>
           <w:rStyle w:val="SourceCodechar"/>
@@ -4643,11 +4759,19 @@
         </w:rPr>
         <w:t>round</w:t>
       </w:r>
+      <w:proofErr w:type="spellEnd"/>
       <w:r>
         <w:rPr>
           <w:rStyle w:val="SourceCodechar"/>
         </w:rPr>
-        <w:t>()</w:t>
+        <w:t>(</w:t>
+      </w:r>
+      <w:proofErr w:type="gramEnd"/>
+      <w:r>
+        <w:rPr>
+          <w:rStyle w:val="SourceCodechar"/>
+        </w:rPr>
+        <w:t>)</w:t>
       </w:r>
       <w:r>
         <w:rPr>
@@ -4660,8 +4784,13 @@
       <w:pPr>
         <w:pStyle w:val="Heading4"/>
       </w:pPr>
-      <w:r>
-        <w:t>subtract() Method</w:t>
+      <w:proofErr w:type="gramStart"/>
+      <w:r>
+        <w:t>subtract(</w:t>
+      </w:r>
+      <w:proofErr w:type="gramEnd"/>
+      <w:r>
+        <w:t>) Method</w:t>
       </w:r>
     </w:p>
     <w:p>
@@ -4715,16 +4844,43 @@
         <w:rPr>
           <w:rStyle w:val="SourceCodechar"/>
         </w:rPr>
-        <w:t>Library/TaxForms</w:t>
-      </w:r>
-      <w:r>
-        <w:t xml:space="preserve">, so for example, the implementation of the class for the 1040 tax form would be in </w:t>
-      </w:r>
+        <w:t>Library/</w:t>
+      </w:r>
+      <w:proofErr w:type="spellStart"/>
+      <w:proofErr w:type="gramStart"/>
       <w:r>
         <w:rPr>
           <w:rStyle w:val="SourceCodechar"/>
         </w:rPr>
-        <w:t>Library/TaxForms/F1040.js</w:t>
+        <w:t>TaxForms</w:t>
+      </w:r>
+      <w:proofErr w:type="spellEnd"/>
+      <w:r>
+        <w:t>,</w:t>
+      </w:r>
+      <w:proofErr w:type="gramEnd"/>
+      <w:r>
+        <w:t xml:space="preserve"> so for example, the implementation of the class for the 1040 tax form would be in </w:t>
+      </w:r>
+      <w:r>
+        <w:rPr>
+          <w:rStyle w:val="SourceCodechar"/>
+        </w:rPr>
+        <w:t>Library/</w:t>
+      </w:r>
+      <w:proofErr w:type="spellStart"/>
+      <w:r>
+        <w:rPr>
+          <w:rStyle w:val="SourceCodechar"/>
+        </w:rPr>
+        <w:t>TaxForms</w:t>
+      </w:r>
+      <w:proofErr w:type="spellEnd"/>
+      <w:r>
+        <w:rPr>
+          <w:rStyle w:val="SourceCodechar"/>
+        </w:rPr>
+        <w:t>/F1040.js</w:t>
       </w:r>
       <w:r>
         <w:t>.</w:t>
@@ -4735,15 +4891,28 @@
         <w:pStyle w:val="Body-Text"/>
       </w:pPr>
       <w:r>
-        <w:t>As mentioned above, each tax for is implemented as a subclass for the Form class. The Form class defined the attributes and several common methods, but there are several methods that are unuque to each tax form and need to be implemented for each tax form.</w:t>
+        <w:t xml:space="preserve">As mentioned above, each tax for is implemented as a subclass for the Form class. The Form class defined the attributes and several common methods, but there are several methods that are </w:t>
+      </w:r>
+      <w:proofErr w:type="spellStart"/>
+      <w:r>
+        <w:t>unuque</w:t>
+      </w:r>
+      <w:proofErr w:type="spellEnd"/>
+      <w:r>
+        <w:t xml:space="preserve"> to each tax form and need to be implemented for each tax form.</w:t>
       </w:r>
     </w:p>
     <w:p>
       <w:pPr>
         <w:pStyle w:val="Heading4"/>
       </w:pPr>
-      <w:r>
-        <w:t>constructor() Method</w:t>
+      <w:proofErr w:type="gramStart"/>
+      <w:r>
+        <w:t>constructor(</w:t>
+      </w:r>
+      <w:proofErr w:type="gramEnd"/>
+      <w:r>
+        <w:t>) Method</w:t>
       </w:r>
     </w:p>
     <w:p>
@@ -4759,11 +4928,27 @@
         </w:rPr>
         <w:t xml:space="preserve">The Form parent class defined an empty object of for the lines of the tax form. The constructor for each tax forms needs to provide the prototype for each line in the tax form and add a description for each line. The description is used by the </w:t>
       </w:r>
+      <w:proofErr w:type="spellStart"/>
+      <w:proofErr w:type="gramStart"/>
       <w:r>
         <w:rPr>
           <w:rStyle w:val="SourceCodechar"/>
         </w:rPr>
-        <w:t>toString()</w:t>
+        <w:t>toString</w:t>
+      </w:r>
+      <w:proofErr w:type="spellEnd"/>
+      <w:r>
+        <w:rPr>
+          <w:rStyle w:val="SourceCodechar"/>
+        </w:rPr>
+        <w:t>(</w:t>
+      </w:r>
+      <w:proofErr w:type="gramEnd"/>
+      <w:r>
+        <w:rPr>
+          <w:rStyle w:val="SourceCodechar"/>
+        </w:rPr>
+        <w:t>)</w:t>
       </w:r>
       <w:r>
         <w:rPr>
@@ -4776,9 +4961,14 @@
       <w:pPr>
         <w:pStyle w:val="Heading4"/>
       </w:pPr>
+      <w:proofErr w:type="gramStart"/>
       <w:r>
         <w:lastRenderedPageBreak/>
-        <w:t>calculate() Method</w:t>
+        <w:t>calculate(</w:t>
+      </w:r>
+      <w:proofErr w:type="gramEnd"/>
+      <w:r>
+        <w:t>) Method</w:t>
       </w:r>
     </w:p>
     <w:p>
@@ -4799,8 +4989,26 @@
       <w:pPr>
         <w:pStyle w:val="Heading4"/>
       </w:pPr>
-      <w:r>
-        <w:t>getInputHTML() and getOutputHTML() Methods</w:t>
+      <w:proofErr w:type="spellStart"/>
+      <w:proofErr w:type="gramStart"/>
+      <w:r>
+        <w:t>getInputHTML</w:t>
+      </w:r>
+      <w:proofErr w:type="spellEnd"/>
+      <w:r>
+        <w:t>(</w:t>
+      </w:r>
+      <w:proofErr w:type="gramEnd"/>
+      <w:r>
+        <w:t xml:space="preserve">) and </w:t>
+      </w:r>
+      <w:proofErr w:type="spellStart"/>
+      <w:r>
+        <w:t>getOutputHTML</w:t>
+      </w:r>
+      <w:proofErr w:type="spellEnd"/>
+      <w:r>
+        <w:t>() Methods</w:t>
       </w:r>
     </w:p>
     <w:p>
@@ -4838,7 +5046,57 @@
         <w:rPr>
           <w:lang w:eastAsia="ar-SA"/>
         </w:rPr>
-        <w:t xml:space="preserve"> that uses tax forms for its input and output interfaces. However, since it uses them, HTML code has been developed to display  the tax forms on web pages for each of the tax forms that are supported. The HTML code is stored in a variable named HTML_FORM in the class for each tax form. The methods getInputHTML() and getOutputHTML() are used to return a string containing this code.</w:t>
+        <w:t xml:space="preserve"> that uses tax forms for its input and output interfaces. However, since it uses them, HTML code has been developed to </w:t>
+      </w:r>
+      <w:proofErr w:type="gramStart"/>
+      <w:r>
+        <w:rPr>
+          <w:lang w:eastAsia="ar-SA"/>
+        </w:rPr>
+        <w:t>display  the</w:t>
+      </w:r>
+      <w:proofErr w:type="gramEnd"/>
+      <w:r>
+        <w:rPr>
+          <w:lang w:eastAsia="ar-SA"/>
+        </w:rPr>
+        <w:t xml:space="preserve"> tax forms on web pages for each of the tax forms that are supported. The HTML code is stored in a variable named HTML_FORM in the class for each tax form. The methods </w:t>
+      </w:r>
+      <w:proofErr w:type="spellStart"/>
+      <w:proofErr w:type="gramStart"/>
+      <w:r>
+        <w:rPr>
+          <w:lang w:eastAsia="ar-SA"/>
+        </w:rPr>
+        <w:t>getInputHTML</w:t>
+      </w:r>
+      <w:proofErr w:type="spellEnd"/>
+      <w:r>
+        <w:rPr>
+          <w:lang w:eastAsia="ar-SA"/>
+        </w:rPr>
+        <w:t>(</w:t>
+      </w:r>
+      <w:proofErr w:type="gramEnd"/>
+      <w:r>
+        <w:rPr>
+          <w:lang w:eastAsia="ar-SA"/>
+        </w:rPr>
+        <w:t xml:space="preserve">) and </w:t>
+      </w:r>
+      <w:proofErr w:type="spellStart"/>
+      <w:r>
+        <w:rPr>
+          <w:lang w:eastAsia="ar-SA"/>
+        </w:rPr>
+        <w:t>getOutputHTML</w:t>
+      </w:r>
+      <w:proofErr w:type="spellEnd"/>
+      <w:r>
+        <w:rPr>
+          <w:lang w:eastAsia="ar-SA"/>
+        </w:rPr>
+        <w:t>() are used to return a string containing this code.</w:t>
       </w:r>
     </w:p>
     <w:p>
@@ -4894,21 +5152,79 @@
         <w:rPr>
           <w:lang w:eastAsia="ar-SA"/>
         </w:rPr>
-        <w:t>The method getInputHTML() is a static method because when the input page is created there is not instance of the form yet. Conversely, when an tax form is created to output data, the information in the instance of the tax form needs to be copied to the tax form, thus, the getOutputHTML() method is an instance method.</w:t>
-      </w:r>
-    </w:p>
-    <w:p>
-      <w:pPr>
-        <w:pStyle w:val="Body-Text"/>
-        <w:rPr>
-          <w:lang w:eastAsia="ar-SA"/>
-        </w:rPr>
-      </w:pPr>
-      <w:r>
-        <w:rPr>
-          <w:lang w:eastAsia="ar-SA"/>
-        </w:rPr>
-        <w:t>To make this work, the HTML code for each tax form needs to adhere to come conventions.</w:t>
+        <w:t xml:space="preserve">The method </w:t>
+      </w:r>
+      <w:proofErr w:type="spellStart"/>
+      <w:proofErr w:type="gramStart"/>
+      <w:r>
+        <w:rPr>
+          <w:lang w:eastAsia="ar-SA"/>
+        </w:rPr>
+        <w:t>getInputHTML</w:t>
+      </w:r>
+      <w:proofErr w:type="spellEnd"/>
+      <w:r>
+        <w:rPr>
+          <w:lang w:eastAsia="ar-SA"/>
+        </w:rPr>
+        <w:t>(</w:t>
+      </w:r>
+      <w:proofErr w:type="gramEnd"/>
+      <w:r>
+        <w:rPr>
+          <w:lang w:eastAsia="ar-SA"/>
+        </w:rPr>
+        <w:t xml:space="preserve">) is a static method because when the input page is created there is not instance of the form yet. Conversely, when an tax form is created to output data, the information in the instance of the tax form needs to be copied to the tax form, thus, the </w:t>
+      </w:r>
+      <w:proofErr w:type="spellStart"/>
+      <w:proofErr w:type="gramStart"/>
+      <w:r>
+        <w:rPr>
+          <w:lang w:eastAsia="ar-SA"/>
+        </w:rPr>
+        <w:t>getOutputHTML</w:t>
+      </w:r>
+      <w:proofErr w:type="spellEnd"/>
+      <w:r>
+        <w:rPr>
+          <w:lang w:eastAsia="ar-SA"/>
+        </w:rPr>
+        <w:t>(</w:t>
+      </w:r>
+      <w:proofErr w:type="gramEnd"/>
+      <w:r>
+        <w:rPr>
+          <w:lang w:eastAsia="ar-SA"/>
+        </w:rPr>
+        <w:t>) method is an instance method.</w:t>
+      </w:r>
+    </w:p>
+    <w:p>
+      <w:pPr>
+        <w:pStyle w:val="Body-Text"/>
+        <w:rPr>
+          <w:lang w:eastAsia="ar-SA"/>
+        </w:rPr>
+      </w:pPr>
+      <w:r>
+        <w:rPr>
+          <w:lang w:eastAsia="ar-SA"/>
+        </w:rPr>
+        <w:t xml:space="preserve">To make this work, the HTML code for each tax form needs to adhere to </w:t>
+      </w:r>
+      <w:proofErr w:type="gramStart"/>
+      <w:r>
+        <w:rPr>
+          <w:lang w:eastAsia="ar-SA"/>
+        </w:rPr>
+        <w:t>come</w:t>
+      </w:r>
+      <w:proofErr w:type="gramEnd"/>
+      <w:r>
+        <w:rPr>
+          <w:lang w:eastAsia="ar-SA"/>
+        </w:rPr>
+        <w:t xml:space="preserve"> conventions.</w:t>
       </w:r>
     </w:p>
     <w:p>
@@ -4964,19 +5280,40 @@
         <w:rPr>
           <w:lang w:eastAsia="ar-SA"/>
         </w:rPr>
-        <w:t>The entire form will be enclosed in an HTML details element. This element will have an ID of the form  form name, the same  unique identifier used above, and the word “details” separated by hyphens (for example, f1040-1-details). The identifier will use only lowercase letters.</w:t>
+        <w:t xml:space="preserve">The entire form will be enclosed in an HTML details element. This element will have an ID of the form  </w:t>
+      </w:r>
+      <w:proofErr w:type="spellStart"/>
+      <w:r>
+        <w:rPr>
+          <w:lang w:eastAsia="ar-SA"/>
+        </w:rPr>
+        <w:t>form</w:t>
+      </w:r>
+      <w:proofErr w:type="spellEnd"/>
+      <w:r>
+        <w:rPr>
+          <w:lang w:eastAsia="ar-SA"/>
+        </w:rPr>
+        <w:t xml:space="preserve"> name, the same  unique identifier used above, and the word “details” separated by hyphens (for example, f1040-1-details). The identifier will use only lowercase letters.</w:t>
       </w:r>
     </w:p>
     <w:p>
       <w:pPr>
         <w:pStyle w:val="Heading4"/>
       </w:pPr>
-      <w:r>
-        <w:t xml:space="preserve">static </w:t>
-      </w:r>
+      <w:proofErr w:type="gramStart"/>
+      <w:r>
+        <w:t>static</w:t>
+      </w:r>
+      <w:proofErr w:type="gramEnd"/>
+      <w:r>
+        <w:t xml:space="preserve"> </w:t>
+      </w:r>
+      <w:proofErr w:type="spellStart"/>
       <w:r>
         <w:t>getUserInput</w:t>
       </w:r>
+      <w:proofErr w:type="spellEnd"/>
       <w:r>
         <w:t>() Method</w:t>
       </w:r>
@@ -4999,11 +5336,16 @@
       <w:pPr>
         <w:pStyle w:val="Heading4"/>
       </w:pPr>
+      <w:proofErr w:type="gramStart"/>
       <w:r>
         <w:t>put1040Information</w:t>
       </w:r>
       <w:r>
-        <w:t>() Method</w:t>
+        <w:t>(</w:t>
+      </w:r>
+      <w:proofErr w:type="gramEnd"/>
+      <w:r>
+        <w:t>) Method</w:t>
       </w:r>
     </w:p>
     <w:p>
@@ -5062,23 +5404,65 @@
         <w:pStyle w:val="Body-Text"/>
       </w:pPr>
       <w:r>
-        <w:t>Worksheets are associated with an immediate need for calculation, and their calculation may be specific to the form that needs the calculation. For example, there may be multiple schedule C’s and each one needs one needs its own calculation of the self-employment tax and SEHI deduction. Therefore, worksheets should be created by the form that needs the calculation. If you were to access the worksheet via Forms.getValue(), it could return a value from a worksheet created for another form.</w:t>
-      </w:r>
-    </w:p>
-    <w:p>
-      <w:pPr>
-        <w:pStyle w:val="Body-Text"/>
-      </w:pPr>
-      <w:r>
-        <w:t>Therefore, worksheet constructors should call the calculator() method directly, and the worksheet can then be accessed as follows:</w:t>
+        <w:t xml:space="preserve">Worksheets are associated with an immediate need for calculation, and their calculation may be specific to the form that needs the calculation. For example, there may be multiple schedule C’s and each one needs one needs its own calculation of the self-employment tax and SEHI deduction. Therefore, worksheets should be created by the form that needs the calculation. If you were to access the worksheet via </w:t>
+      </w:r>
+      <w:proofErr w:type="spellStart"/>
+      <w:proofErr w:type="gramStart"/>
+      <w:r>
+        <w:t>Forms.getValue</w:t>
+      </w:r>
+      <w:proofErr w:type="spellEnd"/>
+      <w:r>
+        <w:t>(</w:t>
+      </w:r>
+      <w:proofErr w:type="gramEnd"/>
+      <w:r>
+        <w:t>), it could return a value from a worksheet created for another form.</w:t>
+      </w:r>
+    </w:p>
+    <w:p>
+      <w:pPr>
+        <w:pStyle w:val="Body-Text"/>
+      </w:pPr>
+      <w:r>
+        <w:t xml:space="preserve">Therefore, worksheet constructors should call the </w:t>
+      </w:r>
+      <w:proofErr w:type="gramStart"/>
+      <w:r>
+        <w:t>calculator(</w:t>
+      </w:r>
+      <w:proofErr w:type="gramEnd"/>
+      <w:r>
+        <w:t>) method directly, and the worksheet can then be accessed as follows:</w:t>
       </w:r>
     </w:p>
     <w:p>
       <w:pPr>
         <w:pStyle w:val="Source"/>
       </w:pPr>
-      <w:r>
-        <w:t>const value = Forms.createForm(“Worksheet”).line(“lineno”);</w:t>
+      <w:proofErr w:type="gramStart"/>
+      <w:r>
+        <w:t>const</w:t>
+      </w:r>
+      <w:proofErr w:type="gramEnd"/>
+      <w:r>
+        <w:t xml:space="preserve"> value = </w:t>
+      </w:r>
+      <w:proofErr w:type="spellStart"/>
+      <w:r>
+        <w:t>Forms.createForm</w:t>
+      </w:r>
+      <w:proofErr w:type="spellEnd"/>
+      <w:r>
+        <w:t>(“Worksheet”).line(“</w:t>
+      </w:r>
+      <w:proofErr w:type="spellStart"/>
+      <w:r>
+        <w:t>lineno</w:t>
+      </w:r>
+      <w:proofErr w:type="spellEnd"/>
+      <w:r>
+        <w:t>”);</w:t>
       </w:r>
     </w:p>
     <w:p>
@@ -5093,16 +5477,50 @@
       <w:pPr>
         <w:pStyle w:val="Source"/>
       </w:pPr>
-      <w:r>
-        <w:t>const form  = Forms.createForm(“Worksheet”);</w:t>
+      <w:proofErr w:type="gramStart"/>
+      <w:r>
+        <w:t>const</w:t>
+      </w:r>
+      <w:proofErr w:type="gramEnd"/>
+      <w:r>
+        <w:t xml:space="preserve"> form  = </w:t>
+      </w:r>
+      <w:proofErr w:type="spellStart"/>
+      <w:r>
+        <w:t>Forms.createForm</w:t>
+      </w:r>
+      <w:proofErr w:type="spellEnd"/>
+      <w:r>
+        <w:t>(“Worksheet”);</w:t>
       </w:r>
     </w:p>
     <w:p>
       <w:pPr>
         <w:pStyle w:val="Source"/>
       </w:pPr>
-      <w:r>
-        <w:t>const value = form.line(“lineno”);</w:t>
+      <w:proofErr w:type="gramStart"/>
+      <w:r>
+        <w:t>const</w:t>
+      </w:r>
+      <w:proofErr w:type="gramEnd"/>
+      <w:r>
+        <w:t xml:space="preserve"> value = </w:t>
+      </w:r>
+      <w:proofErr w:type="spellStart"/>
+      <w:r>
+        <w:t>form.line</w:t>
+      </w:r>
+      <w:proofErr w:type="spellEnd"/>
+      <w:r>
+        <w:t>(“</w:t>
+      </w:r>
+      <w:proofErr w:type="spellStart"/>
+      <w:r>
+        <w:t>lineno</w:t>
+      </w:r>
+      <w:proofErr w:type="spellEnd"/>
+      <w:r>
+        <w:t>”);</w:t>
       </w:r>
     </w:p>
     <w:p>
@@ -5128,17 +5546,27 @@
         <w:rPr>
           <w:rStyle w:val="SourceCodechar"/>
         </w:rPr>
-        <w:t>Library/TaxForms</w:t>
-      </w:r>
+        <w:t>Library/</w:t>
+      </w:r>
+      <w:proofErr w:type="spellStart"/>
+      <w:r>
+        <w:rPr>
+          <w:rStyle w:val="SourceCodechar"/>
+        </w:rPr>
+        <w:t>TaxForms</w:t>
+      </w:r>
+      <w:proofErr w:type="spellEnd"/>
       <w:r>
         <w:t xml:space="preserve">. Instances of the tax form classes are the internal representation of the tax forms. The class </w:t>
       </w:r>
+      <w:proofErr w:type="spellStart"/>
       <w:r>
         <w:rPr>
           <w:rStyle w:val="SourceCodechar"/>
         </w:rPr>
         <w:t>TaxForms</w:t>
       </w:r>
+      <w:proofErr w:type="spellEnd"/>
       <w:r>
         <w:t xml:space="preserve"> (with an “s” at the end) is a separate class that manages the instances of the tax forms that have been created.</w:t>
       </w:r>
@@ -5158,12 +5586,14 @@
       <w:r>
         <w:t xml:space="preserve">The class </w:t>
       </w:r>
+      <w:proofErr w:type="spellStart"/>
       <w:r>
         <w:rPr>
           <w:rStyle w:val="SourceCodechar"/>
         </w:rPr>
         <w:t>TaxFormPages</w:t>
       </w:r>
+      <w:proofErr w:type="spellEnd"/>
       <w:r>
         <w:t xml:space="preserve"> provides utilities for creating, deleting, and managing the tax form web pages. Currently, this class and the tax form web pages are only used by the Tax</w:t>
       </w:r>
@@ -5209,7 +5639,15 @@
         <w:pStyle w:val="Body-Text"/>
       </w:pPr>
       <w:r>
-        <w:t>In most tax tools, information that is provided to the tool for its calculation can be entered into any form, whether it is an input form or an output form. However, care must be taken when entering information into an output form. Any information that is provided by the user and entered into a tax form will not be changed when that tax form is calculated. For example, if a tool asks the taxpayer to enter the adjusted gross income (AGI) and that information is entered into form 1040, then the AGI value will not be changed when the tax information is calculated regardless of what other income information is available to the tax tool.</w:t>
+        <w:t xml:space="preserve">In most tax tools, information that is provided to the tool for its calculation can be entered into any form, whether it is an input form or an output form. However, care must be taken when entering information into an output form. Any information that is provided by the user and entered into a tax form will not be changed when that tax form is calculated. For example, if a tool asks the taxpayer to enter the adjusted gross income (AGI) and that information is entered into form 1040, </w:t>
+      </w:r>
+      <w:proofErr w:type="gramStart"/>
+      <w:r>
+        <w:t>then</w:t>
+      </w:r>
+      <w:proofErr w:type="gramEnd"/>
+      <w:r>
+        <w:t xml:space="preserve"> the AGI value will not be changed when the tax information is calculated regardless of what other income information is available to the tax tool.</w:t>
       </w:r>
     </w:p>
     <w:p>
@@ -5278,21 +5716,25 @@
       <w:r>
         <w:t xml:space="preserve">The </w:t>
       </w:r>
+      <w:proofErr w:type="spellStart"/>
       <w:r>
         <w:rPr>
           <w:rStyle w:val="SourceCodechar"/>
         </w:rPr>
         <w:t>TaxForm</w:t>
       </w:r>
+      <w:proofErr w:type="spellEnd"/>
       <w:r>
         <w:t xml:space="preserve">, </w:t>
       </w:r>
+      <w:proofErr w:type="spellStart"/>
       <w:r>
         <w:rPr>
           <w:rStyle w:val="SourceCodechar"/>
         </w:rPr>
         <w:t>TaxForms</w:t>
       </w:r>
+      <w:proofErr w:type="spellEnd"/>
       <w:r>
         <w:t xml:space="preserve">, and </w:t>
       </w:r>
@@ -5320,7 +5762,15 @@
         <w:t>Alert</w:t>
       </w:r>
       <w:r>
-        <w:t xml:space="preserve"> module is no longer used, but was needed to provided a solution to a timing problems.</w:t>
+        <w:t xml:space="preserve"> module is no longer used, but was needed to </w:t>
+      </w:r>
+      <w:proofErr w:type="gramStart"/>
+      <w:r>
+        <w:t>provided</w:t>
+      </w:r>
+      <w:proofErr w:type="gramEnd"/>
+      <w:r>
+        <w:t xml:space="preserve"> a solution to a timing problems.</w:t>
       </w:r>
     </w:p>
     <w:p>
@@ -5365,12 +5815,16 @@
       <w:r>
         <w:t xml:space="preserve">, </w:t>
       </w:r>
+      <w:proofErr w:type="spellStart"/>
+      <w:proofErr w:type="gramStart"/>
       <w:r>
         <w:rPr>
           <w:rStyle w:val="SourceCodechar"/>
         </w:rPr>
         <w:t>Str</w:t>
       </w:r>
+      <w:proofErr w:type="spellEnd"/>
+      <w:proofErr w:type="gramEnd"/>
       <w:r>
         <w:t xml:space="preserve">, and </w:t>
       </w:r>
@@ -5417,12 +5871,14 @@
       <w:r>
         <w:t xml:space="preserve"> and </w:t>
       </w:r>
+      <w:proofErr w:type="spellStart"/>
       <w:r>
         <w:rPr>
           <w:rStyle w:val="SourceCodechar"/>
         </w:rPr>
         <w:t>HTMLBuild</w:t>
       </w:r>
+      <w:proofErr w:type="spellEnd"/>
       <w:r>
         <w:t xml:space="preserve"> modules provide abstractions for working with HTML elements. The </w:t>
       </w:r>
@@ -5435,12 +5891,14 @@
       <w:r>
         <w:t xml:space="preserve"> module provides general utilities for working with HTML elements, while the </w:t>
       </w:r>
+      <w:proofErr w:type="spellStart"/>
       <w:r>
         <w:rPr>
           <w:rStyle w:val="SourceCodechar"/>
         </w:rPr>
         <w:t>HTMLBuild</w:t>
       </w:r>
+      <w:proofErr w:type="spellEnd"/>
       <w:r>
         <w:t xml:space="preserve"> modules provides methods for dynamically creating and adding content to the current web page. The primary abstraction of note is that HTML elements that are used to get information from the taxpayer or show information to the taxpayer are accessed via the “</w:t>
       </w:r>
@@ -5461,12 +5919,14 @@
       <w:r>
         <w:t xml:space="preserve">The </w:t>
       </w:r>
+      <w:proofErr w:type="spellStart"/>
       <w:r>
         <w:rPr>
           <w:rStyle w:val="SourceCodechar"/>
         </w:rPr>
         <w:t>IncludeFile</w:t>
       </w:r>
+      <w:proofErr w:type="spellEnd"/>
       <w:r>
         <w:t xml:space="preserve"> module implements an HTML syntax that allows HTML files to include other HTML files. This is not used much anymore. Most HTML files have been changed to PHP files in order to use the PHP include mechanism instead.</w:t>
       </w:r>
@@ -5487,12 +5947,14 @@
       <w:r>
         <w:t xml:space="preserve"> modules contain the definition of constant values and tables of data that are needed in tax calculations. These values change from year to year; therefore, there is a separate module for every year that is supported. The </w:t>
       </w:r>
+      <w:proofErr w:type="spellStart"/>
       <w:r>
         <w:rPr>
           <w:rStyle w:val="SourceCodechar"/>
         </w:rPr>
         <w:t>TaxTableTmpl</w:t>
       </w:r>
+      <w:proofErr w:type="spellEnd"/>
       <w:r>
         <w:t xml:space="preserve"> class is a separate module that implements the methods for accessing the tax table information. Each of the </w:t>
       </w:r>
@@ -5505,32 +5967,51 @@
       <w:r>
         <w:t xml:space="preserve"> modules is a child class of the </w:t>
       </w:r>
+      <w:proofErr w:type="spellStart"/>
       <w:r>
         <w:rPr>
           <w:rStyle w:val="SourceCodechar"/>
         </w:rPr>
         <w:t>TaxTableTmpl</w:t>
       </w:r>
+      <w:proofErr w:type="spellEnd"/>
       <w:r>
         <w:t xml:space="preserve"> module so these methods provide a common set of access methods for the information in the tax tables, regardless of the tax year. The module </w:t>
       </w:r>
+      <w:proofErr w:type="spellStart"/>
       <w:r>
         <w:rPr>
           <w:rStyle w:val="SourceCodechar"/>
         </w:rPr>
         <w:t>TaxTable</w:t>
       </w:r>
+      <w:proofErr w:type="spellEnd"/>
       <w:r>
         <w:t xml:space="preserve"> provides the static method named </w:t>
       </w:r>
+      <w:proofErr w:type="spellStart"/>
+      <w:proofErr w:type="gramStart"/>
       <w:r>
         <w:rPr>
           <w:rStyle w:val="SourceCodechar"/>
         </w:rPr>
         <w:t>getTaxTable</w:t>
       </w:r>
-      <w:r>
-        <w:t>, returns a reference to the correct tax table object based on the year of the return. Since this method is a static method, it can be called from anywhere, essentially making the tax tables global data.</w:t>
+      <w:proofErr w:type="spellEnd"/>
+      <w:r>
+        <w:t>,</w:t>
+      </w:r>
+      <w:proofErr w:type="gramEnd"/>
+      <w:r>
+        <w:t xml:space="preserve"> returns a reference to the correct tax table object based on the year of the return. Since this method is a static method, it can be called from anywhere, essentially making the tax </w:t>
+      </w:r>
+      <w:proofErr w:type="gramStart"/>
+      <w:r>
+        <w:t>tables</w:t>
+      </w:r>
+      <w:proofErr w:type="gramEnd"/>
+      <w:r>
+        <w:t xml:space="preserve"> global data.</w:t>
       </w:r>
     </w:p>
     <w:p>
@@ -5540,23 +6021,35 @@
       <w:r>
         <w:t xml:space="preserve">The </w:t>
       </w:r>
+      <w:proofErr w:type="spellStart"/>
       <w:r>
         <w:rPr>
           <w:rStyle w:val="SourceCodechar"/>
         </w:rPr>
         <w:t>TaxPayer</w:t>
       </w:r>
+      <w:proofErr w:type="spellEnd"/>
       <w:r>
         <w:t xml:space="preserve"> class saves the attributes of the taxpayer. Currently, only one </w:t>
       </w:r>
+      <w:proofErr w:type="spellStart"/>
       <w:r>
         <w:rPr>
           <w:rStyle w:val="SourceCodechar"/>
         </w:rPr>
         <w:t>TaxPayer</w:t>
       </w:r>
-      <w:r>
-        <w:t xml:space="preserve"> object is supported, so I also contains information about the spouse and dependents. Together, the tax payer information, the input tax forms, and the tax tables, and you have all the information you need to complete the tax return.</w:t>
+      <w:proofErr w:type="spellEnd"/>
+      <w:r>
+        <w:t xml:space="preserve"> object is supported, so I also </w:t>
+      </w:r>
+      <w:proofErr w:type="gramStart"/>
+      <w:r>
+        <w:t>contains</w:t>
+      </w:r>
+      <w:proofErr w:type="gramEnd"/>
+      <w:r>
+        <w:t xml:space="preserve"> information about the spouse and dependents. Together, the tax payer information, the input tax forms, and the tax tables, and you have all the information you need to complete the tax return.</w:t>
       </w:r>
     </w:p>
     <w:p>
@@ -5566,12 +6059,14 @@
       <w:r>
         <w:t xml:space="preserve">The directory </w:t>
       </w:r>
+      <w:proofErr w:type="spellStart"/>
       <w:r>
         <w:rPr>
           <w:rStyle w:val="SourceCodechar"/>
         </w:rPr>
         <w:t>SalesTax</w:t>
       </w:r>
+      <w:proofErr w:type="spellEnd"/>
       <w:r>
         <w:t xml:space="preserve"> is a separate subdirectory of </w:t>
       </w:r>
@@ -5618,12 +6113,14 @@
       <w:r>
         <w:t xml:space="preserve">The directory </w:t>
       </w:r>
+      <w:proofErr w:type="spellStart"/>
       <w:r>
         <w:rPr>
           <w:rStyle w:val="SourceCodechar"/>
         </w:rPr>
         <w:t>TAXTools</w:t>
       </w:r>
+      <w:proofErr w:type="spellEnd"/>
       <w:r>
         <w:t xml:space="preserve"> is a separate subdirectory of </w:t>
       </w:r>
@@ -5757,7 +6254,15 @@
         <w:pStyle w:val="Body-Text"/>
       </w:pPr>
       <w:r>
-        <w:t>The remainder of the tax tools (those not described above) are all variations on a theme:</w:t>
+        <w:t xml:space="preserve">The remainder of the tax tools (those not described above) </w:t>
+      </w:r>
+      <w:proofErr w:type="gramStart"/>
+      <w:r>
+        <w:t>are</w:t>
+      </w:r>
+      <w:proofErr w:type="gramEnd"/>
+      <w:r>
+        <w:t xml:space="preserve"> all variations on a theme:</w:t>
       </w:r>
     </w:p>
     <w:p>
@@ -5944,43 +6449,7 @@
         </w:numPr>
       </w:pPr>
       <w:r>
-        <w:t xml:space="preserve">Use </w:t>
-      </w:r>
-      <w:r>
-        <w:rPr>
-          <w:rStyle w:val="SourceCodechar"/>
-        </w:rPr>
-        <w:t>===</w:t>
-      </w:r>
-      <w:r>
-        <w:t xml:space="preserve"> and </w:t>
-      </w:r>
-      <w:r>
-        <w:rPr>
-          <w:rStyle w:val="SourceCodechar"/>
-        </w:rPr>
-        <w:t>!==</w:t>
-      </w:r>
-      <w:r>
-        <w:t xml:space="preserve">, not </w:t>
-      </w:r>
-      <w:r>
-        <w:rPr>
-          <w:rStyle w:val="SourceCodechar"/>
-        </w:rPr>
-        <w:t xml:space="preserve">== </w:t>
-      </w:r>
-      <w:r>
-        <w:t xml:space="preserve">and </w:t>
-      </w:r>
-      <w:r>
-        <w:rPr>
-          <w:rStyle w:val="SourceCodechar"/>
-        </w:rPr>
-        <w:t>!=</w:t>
-      </w:r>
-      <w:r>
-        <w:t xml:space="preserve"> whenever possible.</w:t>
+        <w:t>Lines are a maximum of 93 characters to prevent wrap-around when printed.</w:t>
       </w:r>
     </w:p>
     <w:p>
@@ -5992,6 +6461,65 @@
         </w:numPr>
       </w:pPr>
       <w:r>
+        <w:t xml:space="preserve">Use </w:t>
+      </w:r>
+      <w:r>
+        <w:rPr>
+          <w:rStyle w:val="SourceCodechar"/>
+        </w:rPr>
+        <w:t>===</w:t>
+      </w:r>
+      <w:r>
+        <w:t xml:space="preserve"> </w:t>
+      </w:r>
+      <w:proofErr w:type="gramStart"/>
+      <w:r>
+        <w:t xml:space="preserve">and </w:t>
+      </w:r>
+      <w:r>
+        <w:rPr>
+          <w:rStyle w:val="SourceCodechar"/>
+        </w:rPr>
+        <w:t>!</w:t>
+      </w:r>
+      <w:proofErr w:type="gramEnd"/>
+      <w:r>
+        <w:rPr>
+          <w:rStyle w:val="SourceCodechar"/>
+        </w:rPr>
+        <w:t>==</w:t>
+      </w:r>
+      <w:r>
+        <w:t xml:space="preserve">, not </w:t>
+      </w:r>
+      <w:r>
+        <w:rPr>
+          <w:rStyle w:val="SourceCodechar"/>
+        </w:rPr>
+        <w:t xml:space="preserve">== </w:t>
+      </w:r>
+      <w:r>
+        <w:t xml:space="preserve">and </w:t>
+      </w:r>
+      <w:r>
+        <w:rPr>
+          <w:rStyle w:val="SourceCodechar"/>
+        </w:rPr>
+        <w:t>!=</w:t>
+      </w:r>
+      <w:r>
+        <w:t xml:space="preserve"> whenever possible.</w:t>
+      </w:r>
+    </w:p>
+    <w:p>
+      <w:pPr>
+        <w:pStyle w:val="Body-Text"/>
+        <w:numPr>
+          <w:ilvl w:val="0"/>
+          <w:numId w:val="18"/>
+        </w:numPr>
+      </w:pPr>
+      <w:r>
         <w:t>Do not use var.</w:t>
       </w:r>
     </w:p>
@@ -6013,7 +6541,15 @@
         <w:pStyle w:val="Body-Text"/>
       </w:pPr>
       <w:r>
-        <w:t>A variety of naming conventions are used to create symbolic names beyond the rules implied by the languages. When the name used all lowercase letters and underscores are used to separate words or parts, that is called “snake case”. “Kebab case” is similar except it uses hyphens to separate works. “Camel case” is when there is no separation between words, but each word is capitalized. The following list show the naming conventions used in the tax tools source code.</w:t>
+        <w:t xml:space="preserve">A variety of naming conventions are used to create symbolic names beyond the rules implied by the languages. When the name used all lowercase letters and underscores are used to separate words or </w:t>
+      </w:r>
+      <w:proofErr w:type="gramStart"/>
+      <w:r>
+        <w:t>parts, that is</w:t>
+      </w:r>
+      <w:proofErr w:type="gramEnd"/>
+      <w:r>
+        <w:t xml:space="preserve"> called “snake case”. “Kebab case” is similar except it uses hyphens to separate works. “Camel case” is when there is no separation between words, but each word is capitalized. The following list show the naming conventions used in the tax tools source code.</w:t>
       </w:r>
     </w:p>
     <w:p>
@@ -6157,7 +6693,15 @@
         <w:t xml:space="preserve">the following line </w:t>
       </w:r>
       <w:r>
-        <w:t>to your stylesheet.</w:t>
+        <w:t xml:space="preserve">to your </w:t>
+      </w:r>
+      <w:proofErr w:type="spellStart"/>
+      <w:r>
+        <w:t>stylesheet</w:t>
+      </w:r>
+      <w:proofErr w:type="spellEnd"/>
+      <w:r>
+        <w:t>.</w:t>
       </w:r>
       <w:r>
         <w:rPr>
@@ -6169,7 +6713,23 @@
         <w:t>This rule</w:t>
       </w:r>
       <w:r>
-        <w:t xml:space="preserve"> automatically strips extra padding and background colors when the user presses Ctrl+P / Cmd+P to save it as a crisp PDF.</w:t>
+        <w:t xml:space="preserve"> automatically strips extra padding and background colors when the user presses </w:t>
+      </w:r>
+      <w:proofErr w:type="spellStart"/>
+      <w:r>
+        <w:t>Ctrl+P</w:t>
+      </w:r>
+      <w:proofErr w:type="spellEnd"/>
+      <w:r>
+        <w:t xml:space="preserve"> / </w:t>
+      </w:r>
+      <w:proofErr w:type="spellStart"/>
+      <w:r>
+        <w:t>Cmd+P</w:t>
+      </w:r>
+      <w:proofErr w:type="spellEnd"/>
+      <w:r>
+        <w:t xml:space="preserve"> to save it as a crisp PDF.</w:t>
       </w:r>
     </w:p>
     <w:p>
@@ -6178,7 +6738,15 @@
         <w:ind w:firstLine="720"/>
       </w:pPr>
       <w:r>
-        <w:t>@media print { body { padding: 0; background: none; } }</w:t>
+        <w:t xml:space="preserve">@media print </w:t>
+      </w:r>
+      <w:proofErr w:type="gramStart"/>
+      <w:r>
+        <w:t>{ body</w:t>
+      </w:r>
+      <w:proofErr w:type="gramEnd"/>
+      <w:r>
+        <w:t xml:space="preserve"> { padding: 0; background: none; } }</w:t>
       </w:r>
     </w:p>
     <w:p>
@@ -6207,7 +6775,14 @@
       </w:r>
       <w:r>
         <w:tab/>
-        <w:t>body { background: none; padding: 0; }</w:t>
+      </w:r>
+      <w:proofErr w:type="gramStart"/>
+      <w:r>
+        <w:t>body</w:t>
+      </w:r>
+      <w:proofErr w:type="gramEnd"/>
+      <w:r>
+        <w:t xml:space="preserve"> { background: none; padding: 0; }</w:t>
       </w:r>
     </w:p>
     <w:p>
@@ -6219,7 +6794,15 @@
       </w:r>
       <w:r>
         <w:tab/>
-        <w:t>.form-1040 { border: none; width: 100%; }</w:t>
+        <w:t xml:space="preserve">.form-1040 </w:t>
+      </w:r>
+      <w:proofErr w:type="gramStart"/>
+      <w:r>
+        <w:t>{ border</w:t>
+      </w:r>
+      <w:proofErr w:type="gramEnd"/>
+      <w:r>
+        <w:t>: none; width: 100%; }</w:t>
       </w:r>
     </w:p>
     <w:p>
@@ -6243,11 +6826,27 @@
       <w:r>
         <w:t xml:space="preserve">The Forms.js module manages the forms that are in use by the tool. Any form that is created should be created by calling </w:t>
       </w:r>
+      <w:proofErr w:type="spellStart"/>
+      <w:proofErr w:type="gramStart"/>
       <w:r>
         <w:rPr>
           <w:rStyle w:val="SourceCodechar"/>
         </w:rPr>
-        <w:t>Forms.createForm()</w:t>
+        <w:t>Forms.createForm</w:t>
+      </w:r>
+      <w:proofErr w:type="spellEnd"/>
+      <w:r>
+        <w:rPr>
+          <w:rStyle w:val="SourceCodechar"/>
+        </w:rPr>
+        <w:t>(</w:t>
+      </w:r>
+      <w:proofErr w:type="gramEnd"/>
+      <w:r>
+        <w:rPr>
+          <w:rStyle w:val="SourceCodechar"/>
+        </w:rPr>
+        <w:t>)</w:t>
       </w:r>
       <w:r>
         <w:t xml:space="preserve">, not by calling </w:t>
@@ -6256,7 +6855,21 @@
         <w:rPr>
           <w:rStyle w:val="SourceCodechar"/>
         </w:rPr>
-        <w:t>new FormName()</w:t>
+        <w:t xml:space="preserve">new </w:t>
+      </w:r>
+      <w:proofErr w:type="spellStart"/>
+      <w:r>
+        <w:rPr>
+          <w:rStyle w:val="SourceCodechar"/>
+        </w:rPr>
+        <w:t>FormName</w:t>
+      </w:r>
+      <w:proofErr w:type="spellEnd"/>
+      <w:r>
+        <w:rPr>
+          <w:rStyle w:val="SourceCodechar"/>
+        </w:rPr>
+        <w:t>()</w:t>
       </w:r>
       <w:r>
         <w:t>. This allows the Forms module to keep tract of which forms have been created and providing convenient access to the form information.</w:t>
@@ -6267,7 +6880,31 @@
         <w:pStyle w:val="Body-Text"/>
       </w:pPr>
       <w:r>
-        <w:t>Normally, a tax form must be created and calculated before values can be read from the form for use by another form. But to prevent creating and printing a lot of unused forms, if the form is just going to return 0. For example, form 1040 need to read the withholding information from lots of forms (e.g.,W-2s, 1099s), it is not necessary to create these forms just to return 0. Any form that does not reference another form and has not already been created with initial values, does not need to be created when it is referenced.</w:t>
+        <w:t xml:space="preserve">Normally, a tax form must be created and calculated before values can be read from the form for use by another form. </w:t>
+      </w:r>
+      <w:proofErr w:type="gramStart"/>
+      <w:r>
+        <w:t>But to prevent creating and printing a lot of unused forms, if the form is just going to return 0.</w:t>
+      </w:r>
+      <w:proofErr w:type="gramEnd"/>
+      <w:r>
+        <w:t xml:space="preserve"> For example, form 1040 need to read the withholding information from lots of forms (e.g.</w:t>
+      </w:r>
+      <w:proofErr w:type="gramStart"/>
+      <w:r>
+        <w:t>,W</w:t>
+      </w:r>
+      <w:proofErr w:type="gramEnd"/>
+      <w:r>
+        <w:t xml:space="preserve">-2s, 1099s), it is not necessary to create these forms just to return 0. Any form that does not reference another form and has not already been created with initial </w:t>
+      </w:r>
+      <w:proofErr w:type="gramStart"/>
+      <w:r>
+        <w:t>values,</w:t>
+      </w:r>
+      <w:proofErr w:type="gramEnd"/>
+      <w:r>
+        <w:t xml:space="preserve"> does not need to be created when it is referenced.</w:t>
       </w:r>
     </w:p>
     <w:p>
@@ -6276,7 +6913,15 @@
       </w:pPr>
       <w:r>
         <w:lastRenderedPageBreak/>
-        <w:t>A form does not need to be created to be accessed. If the form does not exist, the value returned will be 0. This is sufficient for any form that does not access another form such as the W-2 or 1099-INT. If a form does exist, its calculate() method must be called to make sure the data is correct (the modified flag can be used to prevent recalculating a form when it is not necessary).</w:t>
+        <w:t xml:space="preserve">A form does not need to be created to be accessed. If the form does not exist, the value returned will be 0. This is sufficient for any form that does not access another form such as the W-2 or 1099-INT. If a form does exist, its </w:t>
+      </w:r>
+      <w:proofErr w:type="gramStart"/>
+      <w:r>
+        <w:t>calculate(</w:t>
+      </w:r>
+      <w:proofErr w:type="gramEnd"/>
+      <w:r>
+        <w:t>) method must be called to make sure the data is correct (the modified flag can be used to prevent recalculating a form when it is not necessary).</w:t>
       </w:r>
     </w:p>
     <w:p>
@@ -6286,11 +6931,55 @@
       <w:r>
         <w:t xml:space="preserve">A form can be accessed by </w:t>
       </w:r>
+      <w:proofErr w:type="spellStart"/>
+      <w:proofErr w:type="gramStart"/>
       <w:r>
         <w:rPr>
           <w:rStyle w:val="SourceCodechar"/>
         </w:rPr>
-        <w:t>Forms.getValue(“formname”, “lineno”)</w:t>
+        <w:t>Forms.getValue</w:t>
+      </w:r>
+      <w:proofErr w:type="spellEnd"/>
+      <w:r>
+        <w:rPr>
+          <w:rStyle w:val="SourceCodechar"/>
+        </w:rPr>
+        <w:t>(</w:t>
+      </w:r>
+      <w:proofErr w:type="gramEnd"/>
+      <w:r>
+        <w:rPr>
+          <w:rStyle w:val="SourceCodechar"/>
+        </w:rPr>
+        <w:t>“</w:t>
+      </w:r>
+      <w:proofErr w:type="spellStart"/>
+      <w:r>
+        <w:rPr>
+          <w:rStyle w:val="SourceCodechar"/>
+        </w:rPr>
+        <w:t>formname</w:t>
+      </w:r>
+      <w:proofErr w:type="spellEnd"/>
+      <w:r>
+        <w:rPr>
+          <w:rStyle w:val="SourceCodechar"/>
+        </w:rPr>
+        <w:t>”, “</w:t>
+      </w:r>
+      <w:proofErr w:type="spellStart"/>
+      <w:r>
+        <w:rPr>
+          <w:rStyle w:val="SourceCodechar"/>
+        </w:rPr>
+        <w:t>lineno</w:t>
+      </w:r>
+      <w:proofErr w:type="spellEnd"/>
+      <w:r>
+        <w:rPr>
+          <w:rStyle w:val="SourceCodechar"/>
+        </w:rPr>
+        <w:t>”)</w:t>
       </w:r>
       <w:r>
         <w:t>. This will create the form if it does not exist, and it will calculate it if it has not been calculated. This is how most forms are accessed, and it automatically creates a dependency chain. If a form needs a value from another form, that form will be created and calculated before the value is returned.</w:t>
@@ -6321,7 +7010,21 @@
         <w:rPr>
           <w:lang w:eastAsia="ar-SA"/>
         </w:rPr>
-        <w:t>Look at the original form to decide the increments to divide the form into. If some boxes take up ½ the form and others take up 1/3 you will need to divide the form into sixths to create the forms. Then all boxes can be multiples of the increment amount.</w:t>
+        <w:t xml:space="preserve">Look at the original form to decide the increments to divide the form into. If some boxes take up ½ the form and others take up 1/3 you will need to divide the form into sixths to create the forms. Then all boxes can be multiples of the increment </w:t>
+      </w:r>
+      <w:proofErr w:type="gramStart"/>
+      <w:r>
+        <w:rPr>
+          <w:lang w:eastAsia="ar-SA"/>
+        </w:rPr>
+        <w:t>amount</w:t>
+      </w:r>
+      <w:proofErr w:type="gramEnd"/>
+      <w:r>
+        <w:rPr>
+          <w:lang w:eastAsia="ar-SA"/>
+        </w:rPr>
+        <w:t>.</w:t>
       </w:r>
     </w:p>
     <w:p>
@@ -6365,15 +7068,19 @@
       <w:r>
         <w:t xml:space="preserve"> Tools is “</w:t>
       </w:r>
+      <w:proofErr w:type="spellStart"/>
       <w:r>
         <w:t>TAXTools</w:t>
       </w:r>
+      <w:proofErr w:type="spellEnd"/>
       <w:r>
         <w:t>”. Therefore, you will frequently see the name “</w:t>
       </w:r>
+      <w:proofErr w:type="spellStart"/>
       <w:r>
         <w:t>TAXTools</w:t>
       </w:r>
+      <w:proofErr w:type="spellEnd"/>
       <w:r>
         <w:t xml:space="preserve">” used to refer to the Tax </w:t>
       </w:r>
@@ -6391,9 +7098,11 @@
       <w:r>
         <w:t xml:space="preserve">Source code version control for </w:t>
       </w:r>
+      <w:proofErr w:type="spellStart"/>
       <w:r>
         <w:t>TAXTools</w:t>
       </w:r>
+      <w:proofErr w:type="spellEnd"/>
       <w:r>
         <w:t xml:space="preserve"> is implemented using Git and GitHub. Git is a distributed version control system originally developed for the Linux kernel, but </w:t>
       </w:r>
@@ -6508,166 +7217,174 @@
         <w:rPr>
           <w:rStyle w:val="SourceCodechar"/>
         </w:rPr>
+        <w:t>.</w:t>
+      </w:r>
+      <w:proofErr w:type="spellStart"/>
+      <w:r>
+        <w:rPr>
+          <w:rStyle w:val="SourceCodechar"/>
+        </w:rPr>
+        <w:t>git</w:t>
+      </w:r>
+      <w:proofErr w:type="spellEnd"/>
+      <w:r>
+        <w:t xml:space="preserve">” at the top of the source directory. This is where Git </w:t>
+      </w:r>
+      <w:r>
+        <w:t>stores</w:t>
+      </w:r>
+      <w:r>
+        <w:t xml:space="preserve"> all the information it needs to track the changes to the source code.</w:t>
+      </w:r>
+    </w:p>
+    <w:p>
+      <w:pPr>
+        <w:pStyle w:val="Body-Text"/>
+      </w:pPr>
+      <w:r>
+        <w:t>Since Git is a distributed source management system, a</w:t>
+      </w:r>
+      <w:r>
+        <w:t xml:space="preserve"> project can h</w:t>
+      </w:r>
+      <w:r>
+        <w:t>ave any number of repositories. T</w:t>
+      </w:r>
+      <w:r>
+        <w:t>ypically, each developer has a copy</w:t>
+      </w:r>
+      <w:r>
+        <w:t xml:space="preserve"> on their system. In addition</w:t>
+      </w:r>
+      <w:r>
+        <w:t>,</w:t>
+      </w:r>
+      <w:r>
+        <w:t xml:space="preserve"> there may be one repository that is considered the “main” repository where changes are collected and other repositories can be synchronized to keep up with the changes that have been made by others.</w:t>
+      </w:r>
+    </w:p>
+    <w:p>
+      <w:pPr>
+        <w:pStyle w:val="Body-Text"/>
+      </w:pPr>
+      <w:r>
+        <w:t xml:space="preserve">This is the case for </w:t>
+      </w:r>
+      <w:r>
+        <w:t xml:space="preserve">the Tax </w:t>
+      </w:r>
+      <w:r>
+        <w:t>Analysis</w:t>
+      </w:r>
+      <w:r>
+        <w:t xml:space="preserve"> Tools</w:t>
+      </w:r>
+      <w:r>
+        <w:t xml:space="preserve">. The main repository is hosted on GitHub at </w:t>
+      </w:r>
+      <w:r>
+        <w:rPr>
+          <w:rStyle w:val="SourceCodechar"/>
+        </w:rPr>
+        <w:t>github.com/bb3413/</w:t>
+      </w:r>
+      <w:r>
+        <w:rPr>
+          <w:rStyle w:val="SourceCodechar"/>
+        </w:rPr>
+        <w:t>TAXTools</w:t>
+      </w:r>
+      <w:r>
+        <w:rPr>
+          <w:rStyle w:val="SourceCodechar"/>
+        </w:rPr>
         <w:t>.git</w:t>
       </w:r>
       <w:r>
-        <w:t xml:space="preserve">” at the top of the source directory. This is where Git </w:t>
-      </w:r>
-      <w:r>
-        <w:t>stores</w:t>
-      </w:r>
-      <w:r>
-        <w:t xml:space="preserve"> all the information it needs to track the changes to the source code.</w:t>
-      </w:r>
-    </w:p>
-    <w:p>
-      <w:pPr>
-        <w:pStyle w:val="Body-Text"/>
-      </w:pPr>
-      <w:r>
-        <w:t>Since Git is a distributed source management system, a</w:t>
-      </w:r>
-      <w:r>
-        <w:t xml:space="preserve"> project can h</w:t>
-      </w:r>
-      <w:r>
-        <w:t>ave any number of repositories. T</w:t>
-      </w:r>
-      <w:r>
-        <w:t>ypically, each developer has a copy</w:t>
-      </w:r>
-      <w:r>
-        <w:t xml:space="preserve"> on their system. In addition</w:t>
+        <w:t>, and each developer has a local copy of the repository.</w:t>
+      </w:r>
+      <w:r>
+        <w:t xml:space="preserve"> </w:t>
+      </w:r>
+      <w:r>
+        <w:t xml:space="preserve">To work on </w:t>
+      </w:r>
+      <w:r>
+        <w:t xml:space="preserve">the Tax </w:t>
+      </w:r>
+      <w:r>
+        <w:t>Analysis</w:t>
+      </w:r>
+      <w:r>
+        <w:t xml:space="preserve"> Tools</w:t>
+      </w:r>
+      <w:r>
+        <w:t xml:space="preserve">, you start by </w:t>
+      </w:r>
+      <w:r>
+        <w:t xml:space="preserve">cloning </w:t>
+      </w:r>
+      <w:r>
+        <w:t>the</w:t>
+      </w:r>
+      <w:r>
+        <w:t xml:space="preserve"> repository</w:t>
+      </w:r>
+      <w:r>
+        <w:t xml:space="preserve"> on GitHub, which </w:t>
+      </w:r>
+      <w:r>
+        <w:t>create</w:t>
+      </w:r>
+      <w:r>
+        <w:rPr>
+          <w:bCs/>
+        </w:rPr>
+        <w:t>s</w:t>
+      </w:r>
+      <w:r>
+        <w:t xml:space="preserve"> a local copy that you can use to do your work. By keeping this local copy synchronized with the </w:t>
+      </w:r>
+      <w:r>
+        <w:t>main</w:t>
+      </w:r>
+      <w:r>
+        <w:t xml:space="preserve"> repository stored in GitHub, you’re able to get the latest changes</w:t>
+      </w:r>
+      <w:r>
+        <w:t xml:space="preserve"> from the main repository</w:t>
+      </w:r>
+      <w:r>
+        <w:t xml:space="preserve"> and push your updates</w:t>
+      </w:r>
+      <w:r>
+        <w:t xml:space="preserve"> back to the main repository</w:t>
+      </w:r>
+      <w:r>
+        <w:t xml:space="preserve"> so others can </w:t>
+      </w:r>
+      <w:r>
+        <w:t>use</w:t>
+      </w:r>
+      <w:r>
+        <w:t xml:space="preserve"> them.</w:t>
+      </w:r>
+      <w:r>
+        <w:t xml:space="preserve"> To</w:t>
+      </w:r>
+      <w:r>
+        <w:t xml:space="preserve"> </w:t>
+      </w:r>
+      <w:r>
+        <w:t>“clone”</w:t>
+      </w:r>
+      <w:r>
+        <w:t xml:space="preserve"> of the official repository</w:t>
       </w:r>
       <w:r>
         <w:t>,</w:t>
       </w:r>
       <w:r>
-        <w:t xml:space="preserve"> there may be one repository that is considered the “main” repository where changes are collected and other repositories can be synchronized to keep up with the changes that have been made by others.</w:t>
-      </w:r>
-    </w:p>
-    <w:p>
-      <w:pPr>
-        <w:pStyle w:val="Body-Text"/>
-      </w:pPr>
-      <w:r>
-        <w:t xml:space="preserve">This is the case for </w:t>
-      </w:r>
-      <w:r>
-        <w:t xml:space="preserve">the Tax </w:t>
-      </w:r>
-      <w:r>
-        <w:t>Analysis</w:t>
-      </w:r>
-      <w:r>
-        <w:t xml:space="preserve"> Tools</w:t>
-      </w:r>
-      <w:r>
-        <w:t xml:space="preserve">. The main repository is hosted on GitHub at </w:t>
-      </w:r>
-      <w:r>
-        <w:rPr>
-          <w:rStyle w:val="SourceCodechar"/>
-        </w:rPr>
-        <w:t>github.com/bb3413/</w:t>
-      </w:r>
-      <w:r>
-        <w:rPr>
-          <w:rStyle w:val="SourceCodechar"/>
-        </w:rPr>
-        <w:t>TAXTools</w:t>
-      </w:r>
-      <w:r>
-        <w:rPr>
-          <w:rStyle w:val="SourceCodechar"/>
-        </w:rPr>
-        <w:t>.git</w:t>
-      </w:r>
-      <w:r>
-        <w:t>, and each developer has a local copy of the repository.</w:t>
-      </w:r>
-      <w:r>
-        <w:t xml:space="preserve"> </w:t>
-      </w:r>
-      <w:r>
-        <w:t xml:space="preserve">To work on </w:t>
-      </w:r>
-      <w:r>
-        <w:t xml:space="preserve">the Tax </w:t>
-      </w:r>
-      <w:r>
-        <w:t>Analysis</w:t>
-      </w:r>
-      <w:r>
-        <w:t xml:space="preserve"> Tools</w:t>
-      </w:r>
-      <w:r>
-        <w:t xml:space="preserve">, you start by </w:t>
-      </w:r>
-      <w:r>
-        <w:t xml:space="preserve">cloning </w:t>
-      </w:r>
-      <w:r>
-        <w:t>the</w:t>
-      </w:r>
-      <w:r>
-        <w:t xml:space="preserve"> repository</w:t>
-      </w:r>
-      <w:r>
-        <w:t xml:space="preserve"> on GitHub, which </w:t>
-      </w:r>
-      <w:r>
-        <w:t>create</w:t>
-      </w:r>
-      <w:r>
-        <w:rPr>
-          <w:bCs/>
-        </w:rPr>
-        <w:t>s</w:t>
-      </w:r>
-      <w:r>
-        <w:t xml:space="preserve"> a local copy that you can use to do your work. By keeping this local copy synchronized with the </w:t>
-      </w:r>
-      <w:r>
-        <w:t>main</w:t>
-      </w:r>
-      <w:r>
-        <w:t xml:space="preserve"> repository stored in GitHub, you’re able to get the latest changes</w:t>
-      </w:r>
-      <w:r>
-        <w:t xml:space="preserve"> from the main repository</w:t>
-      </w:r>
-      <w:r>
-        <w:t xml:space="preserve"> and push your updates</w:t>
-      </w:r>
-      <w:r>
-        <w:t xml:space="preserve"> back to the main repository</w:t>
-      </w:r>
-      <w:r>
-        <w:t xml:space="preserve"> so others can </w:t>
-      </w:r>
-      <w:r>
-        <w:t>use</w:t>
-      </w:r>
-      <w:r>
-        <w:t xml:space="preserve"> them.</w:t>
-      </w:r>
-      <w:r>
-        <w:t xml:space="preserve"> To</w:t>
-      </w:r>
-      <w:r>
-        <w:t xml:space="preserve"> </w:t>
-      </w:r>
-      <w:r>
-        <w:t>“clone”</w:t>
-      </w:r>
-      <w:r>
-        <w:t xml:space="preserve"> of the official repository</w:t>
-      </w:r>
-      <w:r>
-        <w:t>,</w:t>
-      </w:r>
-      <w:r>
         <w:t xml:space="preserve"> us</w:t>
       </w:r>
       <w:r>
@@ -6688,7 +7405,17 @@
         <w:pStyle w:val="SourceCode"/>
       </w:pPr>
       <w:r>
-        <w:t xml:space="preserve">$ git clone </w:t>
+        <w:t xml:space="preserve">$ </w:t>
+      </w:r>
+      <w:proofErr w:type="spellStart"/>
+      <w:proofErr w:type="gramStart"/>
+      <w:r>
+        <w:t>git</w:t>
+      </w:r>
+      <w:proofErr w:type="spellEnd"/>
+      <w:proofErr w:type="gramEnd"/>
+      <w:r>
+        <w:t xml:space="preserve"> clone </w:t>
       </w:r>
       <w:r>
         <w:t>https://github.com/bb3413/</w:t>
@@ -6864,12 +7591,14 @@
       <w:r>
         <w:t xml:space="preserve">If you use this URL to write to the repository (for example, </w:t>
       </w:r>
+      <w:proofErr w:type="spellStart"/>
       <w:r>
         <w:rPr>
           <w:rStyle w:val="SourceCodechar"/>
         </w:rPr>
         <w:t>git</w:t>
       </w:r>
+      <w:proofErr w:type="spellEnd"/>
       <w:r>
         <w:t xml:space="preserve"> </w:t>
       </w:r>
@@ -6944,12 +7673,14 @@
       <w:r>
         <w:t xml:space="preserve">Execute the </w:t>
       </w:r>
+      <w:proofErr w:type="spellStart"/>
       <w:r>
         <w:rPr>
           <w:rStyle w:val="SourceCodechar"/>
         </w:rPr>
         <w:t>ssh-keygen</w:t>
       </w:r>
+      <w:proofErr w:type="spellEnd"/>
       <w:r>
         <w:t xml:space="preserve"> command and press enter to accept the default for all the questions. This will create a public (</w:t>
       </w:r>
@@ -6975,8 +7706,16 @@
         <w:rPr>
           <w:rStyle w:val="SourceCodechar"/>
         </w:rPr>
-        <w:t>$HOME/.ssh</w:t>
-      </w:r>
+        <w:t>$HOME/.</w:t>
+      </w:r>
+      <w:proofErr w:type="spellStart"/>
+      <w:r>
+        <w:rPr>
+          <w:rStyle w:val="SourceCodechar"/>
+        </w:rPr>
+        <w:t>ssh</w:t>
+      </w:r>
+      <w:proofErr w:type="spellEnd"/>
       <w:r>
         <w:t>.</w:t>
       </w:r>
@@ -6990,7 +7729,17 @@
         <w:ind w:left="2880"/>
       </w:pPr>
       <w:r>
-        <w:t>$ ssh-keygen -t ed25519 –C “</w:t>
+        <w:t xml:space="preserve">$ </w:t>
+      </w:r>
+      <w:proofErr w:type="spellStart"/>
+      <w:proofErr w:type="gramStart"/>
+      <w:r>
+        <w:t>ssh-keygen</w:t>
+      </w:r>
+      <w:proofErr w:type="spellEnd"/>
+      <w:proofErr w:type="gramEnd"/>
+      <w:r>
+        <w:t xml:space="preserve"> -t ed25519 –C “</w:t>
       </w:r>
       <w:r>
         <w:rPr>
@@ -7008,7 +7757,23 @@
         <w:ind w:left="2880"/>
       </w:pPr>
       <w:r>
-        <w:t>$ cat $HOME/.ssh/id_</w:t>
+        <w:t xml:space="preserve">$ </w:t>
+      </w:r>
+      <w:proofErr w:type="gramStart"/>
+      <w:r>
+        <w:t>cat</w:t>
+      </w:r>
+      <w:proofErr w:type="gramEnd"/>
+      <w:r>
+        <w:t xml:space="preserve"> $HOME/.</w:t>
+      </w:r>
+      <w:proofErr w:type="spellStart"/>
+      <w:r>
+        <w:t>ssh</w:t>
+      </w:r>
+      <w:proofErr w:type="spellEnd"/>
+      <w:r>
+        <w:t>/id_</w:t>
       </w:r>
       <w:r>
         <w:t xml:space="preserve"> </w:t>
@@ -7277,13 +8042,21 @@
         <w:pStyle w:val="Body-Text"/>
       </w:pPr>
       <w:r>
-        <w:t xml:space="preserve">A branch refers to </w:t>
+        <w:t xml:space="preserve">A branch refers </w:t>
+      </w:r>
+      <w:proofErr w:type="gramStart"/>
+      <w:r>
+        <w:t xml:space="preserve">to </w:t>
       </w:r>
       <w:r>
         <w:t>a</w:t>
       </w:r>
       <w:r>
-        <w:t xml:space="preserve"> separate versions of the same code. The original version continues in one branch and a separate branch is created to keep copies of changes </w:t>
+        <w:t xml:space="preserve"> separate versions</w:t>
+      </w:r>
+      <w:proofErr w:type="gramEnd"/>
+      <w:r>
+        <w:t xml:space="preserve"> of the same code. The original version continues in one branch and a separate branch is created to keep copies of changes </w:t>
       </w:r>
       <w:r>
         <w:t xml:space="preserve">that </w:t>
@@ -7603,11 +8376,19 @@
       <w:r>
         <w:t xml:space="preserve">en using the command line (e.g., </w:t>
       </w:r>
+      <w:proofErr w:type="spellStart"/>
       <w:r>
         <w:rPr>
           <w:rStyle w:val="SourceCodechar"/>
         </w:rPr>
-        <w:t>git push</w:t>
+        <w:t>git</w:t>
+      </w:r>
+      <w:proofErr w:type="spellEnd"/>
+      <w:r>
+        <w:rPr>
+          <w:rStyle w:val="SourceCodechar"/>
+        </w:rPr>
+        <w:t xml:space="preserve"> push</w:t>
       </w:r>
       <w:r>
         <w:t xml:space="preserve"> command)</w:t>
@@ -7837,9 +8618,11 @@
       <w:r>
         <w:tab/>
       </w:r>
+      <w:proofErr w:type="spellStart"/>
       <w:r>
         <w:t>TAXTools</w:t>
       </w:r>
+      <w:proofErr w:type="spellEnd"/>
     </w:p>
     <w:p>
       <w:pPr>
@@ -7904,7 +8687,15 @@
         <w:spacing w:after="0"/>
       </w:pPr>
       <w:r>
-        <w:t>Add .gitignore:</w:t>
+        <w:t>Add .</w:t>
+      </w:r>
+      <w:proofErr w:type="spellStart"/>
+      <w:r>
+        <w:t>gitignore</w:t>
+      </w:r>
+      <w:proofErr w:type="spellEnd"/>
+      <w:r>
+        <w:t>:</w:t>
       </w:r>
       <w:r>
         <w:tab/>
@@ -7913,8 +8704,13 @@
         <w:tab/>
       </w:r>
       <w:r>
-        <w:t>No .gitignore</w:t>
-      </w:r>
+        <w:t>No .</w:t>
+      </w:r>
+      <w:proofErr w:type="spellStart"/>
+      <w:r>
+        <w:t>gitignore</w:t>
+      </w:r>
+      <w:proofErr w:type="spellEnd"/>
     </w:p>
     <w:p>
       <w:pPr>
@@ -7982,12 +8778,14 @@
       <w:r>
         <w:t>he </w:t>
       </w:r>
+      <w:proofErr w:type="spellStart"/>
       <w:r>
         <w:rPr>
           <w:rStyle w:val="SourceCodechar"/>
         </w:rPr>
         <w:t>git</w:t>
       </w:r>
+      <w:proofErr w:type="spellEnd"/>
       <w:r>
         <w:t xml:space="preserve"> </w:t>
       </w:r>
@@ -8046,8 +8844,16 @@
         <w:rPr>
           <w:rStyle w:val="SourceCodechar"/>
         </w:rPr>
-        <w:t>.git</w:t>
-      </w:r>
+        <w:t>.</w:t>
+      </w:r>
+      <w:proofErr w:type="spellStart"/>
+      <w:r>
+        <w:rPr>
+          <w:rStyle w:val="SourceCodechar"/>
+        </w:rPr>
+        <w:t>git</w:t>
+      </w:r>
+      <w:proofErr w:type="spellEnd"/>
       <w:r>
         <w:t xml:space="preserve">. This is </w:t>
       </w:r>
@@ -8060,8 +8866,19 @@
         <w:pStyle w:val="SourceCode"/>
       </w:pPr>
       <w:r>
-        <w:t xml:space="preserve">$ cd </w:t>
-      </w:r>
+        <w:t xml:space="preserve">$ </w:t>
+      </w:r>
+      <w:proofErr w:type="spellStart"/>
+      <w:proofErr w:type="gramStart"/>
+      <w:r>
+        <w:t>cd</w:t>
+      </w:r>
+      <w:proofErr w:type="spellEnd"/>
+      <w:proofErr w:type="gramEnd"/>
+      <w:r>
+        <w:t xml:space="preserve"> </w:t>
+      </w:r>
+      <w:proofErr w:type="spellStart"/>
       <w:r>
         <w:rPr>
           <w:rStyle w:val="SourceCodenon-literal"/>
@@ -8074,13 +8891,24 @@
         </w:rPr>
         <w:t>Directory</w:t>
       </w:r>
+      <w:proofErr w:type="spellEnd"/>
     </w:p>
     <w:p>
       <w:pPr>
         <w:pStyle w:val="SourceCode"/>
       </w:pPr>
       <w:r>
-        <w:t>$ git init</w:t>
+        <w:t xml:space="preserve">$ </w:t>
+      </w:r>
+      <w:proofErr w:type="spellStart"/>
+      <w:proofErr w:type="gramStart"/>
+      <w:r>
+        <w:t>git</w:t>
+      </w:r>
+      <w:proofErr w:type="spellEnd"/>
+      <w:proofErr w:type="gramEnd"/>
+      <w:r>
+        <w:t xml:space="preserve"> init</w:t>
       </w:r>
     </w:p>
     <w:p>
@@ -8105,8 +8933,16 @@
         <w:rPr>
           <w:rStyle w:val="SourceCodechar"/>
         </w:rPr>
-        <w:t>.gitignore</w:t>
-      </w:r>
+        <w:t>.</w:t>
+      </w:r>
+      <w:proofErr w:type="spellStart"/>
+      <w:r>
+        <w:rPr>
+          <w:rStyle w:val="SourceCodechar"/>
+        </w:rPr>
+        <w:t>gitignore</w:t>
+      </w:r>
+      <w:proofErr w:type="spellEnd"/>
       <w:r>
         <w:rPr>
           <w:lang w:eastAsia="ar-SA"/>
@@ -8127,9 +8963,19 @@
       <w:r>
         <w:t xml:space="preserve">$ </w:t>
       </w:r>
-      <w:r>
-        <w:t>cat &lt;&lt;-EOF &gt;&gt;.gitignore</w:t>
-      </w:r>
+      <w:proofErr w:type="gramStart"/>
+      <w:r>
+        <w:t>cat</w:t>
+      </w:r>
+      <w:proofErr w:type="gramEnd"/>
+      <w:r>
+        <w:t xml:space="preserve"> &lt;&lt;-EOF &gt;&gt;.</w:t>
+      </w:r>
+      <w:proofErr w:type="spellStart"/>
+      <w:r>
+        <w:t>gitignore</w:t>
+      </w:r>
+      <w:proofErr w:type="spellEnd"/>
     </w:p>
     <w:p>
       <w:pPr>
@@ -8139,8 +8985,13 @@
       <w:r>
         <w:t xml:space="preserve"># </w:t>
       </w:r>
-      <w:r>
-        <w:t>DreamWeaver status files</w:t>
+      <w:proofErr w:type="spellStart"/>
+      <w:r>
+        <w:t>DreamWeaver</w:t>
+      </w:r>
+      <w:proofErr w:type="spellEnd"/>
+      <w:r>
+        <w:t xml:space="preserve"> status files</w:t>
       </w:r>
     </w:p>
     <w:p>
@@ -8205,8 +9056,13 @@
         <w:pStyle w:val="SourceCode"/>
         <w:ind w:left="2160"/>
       </w:pPr>
-      <w:r>
-        <w:t>nodes_modules/</w:t>
+      <w:proofErr w:type="spellStart"/>
+      <w:r>
+        <w:t>nodes_modules</w:t>
+      </w:r>
+      <w:proofErr w:type="spellEnd"/>
+      <w:r>
+        <w:t>/</w:t>
       </w:r>
     </w:p>
     <w:p>
@@ -8229,18 +9085,27 @@
         <w:pStyle w:val="SourceCode"/>
         <w:ind w:left="2160"/>
       </w:pPr>
+      <w:proofErr w:type="spellStart"/>
       <w:r>
         <w:t>package.json</w:t>
       </w:r>
+      <w:proofErr w:type="spellEnd"/>
     </w:p>
     <w:p>
       <w:pPr>
         <w:pStyle w:val="SourceCode"/>
         <w:ind w:left="2160"/>
       </w:pPr>
-      <w:r>
-        <w:t>package-lock.json</w:t>
-      </w:r>
+      <w:proofErr w:type="gramStart"/>
+      <w:r>
+        <w:t>package-</w:t>
+      </w:r>
+      <w:proofErr w:type="spellStart"/>
+      <w:r>
+        <w:t>lock.json</w:t>
+      </w:r>
+      <w:proofErr w:type="spellEnd"/>
+      <w:proofErr w:type="gramEnd"/>
     </w:p>
     <w:p>
       <w:pPr>
@@ -8254,7 +9119,15 @@
         <w:ind w:left="2160"/>
       </w:pPr>
       <w:r>
-        <w:t># ESLint configuration file</w:t>
+        <w:t xml:space="preserve"># </w:t>
+      </w:r>
+      <w:proofErr w:type="spellStart"/>
+      <w:r>
+        <w:t>ESLint</w:t>
+      </w:r>
+      <w:proofErr w:type="spellEnd"/>
+      <w:r>
+        <w:t xml:space="preserve"> configuration file</w:t>
       </w:r>
     </w:p>
     <w:p>
@@ -8262,9 +9135,11 @@
         <w:pStyle w:val="SourceCode"/>
         <w:ind w:left="2160"/>
       </w:pPr>
+      <w:proofErr w:type="spellStart"/>
       <w:r>
         <w:t>eslint.config.mjs</w:t>
       </w:r>
+      <w:proofErr w:type="spellEnd"/>
     </w:p>
     <w:p>
       <w:pPr>
@@ -8296,12 +9171,14 @@
       <w:r>
         <w:t xml:space="preserve">files to the repository. The </w:t>
       </w:r>
+      <w:proofErr w:type="spellStart"/>
       <w:r>
         <w:rPr>
           <w:rStyle w:val="SourceCodechar"/>
         </w:rPr>
         <w:t>git</w:t>
       </w:r>
+      <w:proofErr w:type="spellEnd"/>
       <w:r>
         <w:t xml:space="preserve"> </w:t>
       </w:r>
@@ -8362,7 +9239,17 @@
         <w:pStyle w:val="SourceCode"/>
       </w:pPr>
       <w:r>
-        <w:t>$ git add .</w:t>
+        <w:t xml:space="preserve">$ </w:t>
+      </w:r>
+      <w:proofErr w:type="spellStart"/>
+      <w:proofErr w:type="gramStart"/>
+      <w:r>
+        <w:t>git</w:t>
+      </w:r>
+      <w:proofErr w:type="spellEnd"/>
+      <w:proofErr w:type="gramEnd"/>
+      <w:r>
+        <w:t xml:space="preserve"> add .</w:t>
       </w:r>
     </w:p>
     <w:p>
@@ -8370,7 +9257,17 @@
         <w:pStyle w:val="SourceCode"/>
       </w:pPr>
       <w:r>
-        <w:t>$ git commit –m “Initial commit.”</w:t>
+        <w:t xml:space="preserve">$ </w:t>
+      </w:r>
+      <w:proofErr w:type="spellStart"/>
+      <w:proofErr w:type="gramStart"/>
+      <w:r>
+        <w:t>git</w:t>
+      </w:r>
+      <w:proofErr w:type="spellEnd"/>
+      <w:proofErr w:type="gramEnd"/>
+      <w:r>
+        <w:t xml:space="preserve"> commit –m “Initial commit.”</w:t>
       </w:r>
     </w:p>
     <w:p>
@@ -8401,12 +9298,23 @@
         </w:rPr>
         <w:t xml:space="preserve">$ </w:t>
       </w:r>
+      <w:proofErr w:type="spellStart"/>
+      <w:proofErr w:type="gramStart"/>
       <w:r>
         <w:rPr>
           <w:rStyle w:val="user-select-contain"/>
           <w:szCs w:val="12"/>
         </w:rPr>
-        <w:t xml:space="preserve">git branch -M </w:t>
+        <w:t>git</w:t>
+      </w:r>
+      <w:proofErr w:type="spellEnd"/>
+      <w:proofErr w:type="gramEnd"/>
+      <w:r>
+        <w:rPr>
+          <w:rStyle w:val="user-select-contain"/>
+          <w:szCs w:val="12"/>
+        </w:rPr>
+        <w:t xml:space="preserve"> branch -M </w:t>
       </w:r>
       <w:r>
         <w:t>main</w:t>
@@ -8446,8 +9354,19 @@
         <w:pStyle w:val="SourceCode"/>
       </w:pPr>
       <w:r>
-        <w:t xml:space="preserve">$ git tag </w:t>
-      </w:r>
+        <w:t xml:space="preserve">$ </w:t>
+      </w:r>
+      <w:proofErr w:type="spellStart"/>
+      <w:proofErr w:type="gramStart"/>
+      <w:r>
+        <w:t>git</w:t>
+      </w:r>
+      <w:proofErr w:type="spellEnd"/>
+      <w:proofErr w:type="gramEnd"/>
+      <w:r>
+        <w:t xml:space="preserve"> tag </w:t>
+      </w:r>
+      <w:proofErr w:type="spellStart"/>
       <w:r>
         <w:rPr>
           <w:rStyle w:val="SourceCodenon-literal"/>
@@ -8472,6 +9391,7 @@
         </w:rPr>
         <w:t>umber</w:t>
       </w:r>
+      <w:proofErr w:type="spellEnd"/>
       <w:r>
         <w:tab/>
         <w:t xml:space="preserve"># e.g., </w:t>
@@ -8523,12 +9443,14 @@
       <w:r>
         <w:t xml:space="preserve">The </w:t>
       </w:r>
+      <w:proofErr w:type="spellStart"/>
       <w:r>
         <w:rPr>
           <w:rStyle w:val="SourceCodechar"/>
         </w:rPr>
         <w:t>git</w:t>
       </w:r>
+      <w:proofErr w:type="spellEnd"/>
       <w:r>
         <w:t xml:space="preserve"> </w:t>
       </w:r>
@@ -8556,7 +9478,17 @@
         <w:pStyle w:val="SourceCode"/>
       </w:pPr>
       <w:r>
-        <w:t xml:space="preserve">$ git </w:t>
+        <w:t xml:space="preserve">$ </w:t>
+      </w:r>
+      <w:proofErr w:type="spellStart"/>
+      <w:proofErr w:type="gramStart"/>
+      <w:r>
+        <w:t>git</w:t>
+      </w:r>
+      <w:proofErr w:type="spellEnd"/>
+      <w:proofErr w:type="gramEnd"/>
+      <w:r>
+        <w:t xml:space="preserve"> </w:t>
       </w:r>
       <w:r>
         <w:t xml:space="preserve">remote add origin </w:t>
@@ -8576,13 +9508,31 @@
         <w:pStyle w:val="SourceCode"/>
       </w:pPr>
       <w:r>
-        <w:t xml:space="preserve">$ git </w:t>
-      </w:r>
-      <w:r>
-        <w:t>remote add origin</w:t>
-      </w:r>
-      <w:r>
-        <w:t xml:space="preserve">SSH </w:t>
+        <w:t xml:space="preserve">$ </w:t>
+      </w:r>
+      <w:proofErr w:type="spellStart"/>
+      <w:proofErr w:type="gramStart"/>
+      <w:r>
+        <w:t>git</w:t>
+      </w:r>
+      <w:proofErr w:type="spellEnd"/>
+      <w:proofErr w:type="gramEnd"/>
+      <w:r>
+        <w:t xml:space="preserve"> </w:t>
+      </w:r>
+      <w:r>
+        <w:t xml:space="preserve">remote add </w:t>
+      </w:r>
+      <w:proofErr w:type="spellStart"/>
+      <w:r>
+        <w:t>origin</w:t>
+      </w:r>
+      <w:r>
+        <w:t>SSH</w:t>
+      </w:r>
+      <w:proofErr w:type="spellEnd"/>
+      <w:r>
+        <w:t xml:space="preserve"> </w:t>
       </w:r>
       <w:r>
         <w:t>git@github.com:bb3413/</w:t>
@@ -8599,14 +9549,29 @@
         <w:pStyle w:val="SourceCode"/>
       </w:pPr>
       <w:r>
-        <w:t xml:space="preserve">$ git </w:t>
-      </w:r>
-      <w:r>
-        <w:t>remote add origin</w:t>
+        <w:t xml:space="preserve">$ </w:t>
+      </w:r>
+      <w:proofErr w:type="spellStart"/>
+      <w:proofErr w:type="gramStart"/>
+      <w:r>
+        <w:t>git</w:t>
+      </w:r>
+      <w:proofErr w:type="spellEnd"/>
+      <w:proofErr w:type="gramEnd"/>
+      <w:r>
+        <w:t xml:space="preserve"> </w:t>
+      </w:r>
+      <w:r>
+        <w:t xml:space="preserve">remote add </w:t>
+      </w:r>
+      <w:proofErr w:type="spellStart"/>
+      <w:r>
+        <w:t>origin</w:t>
       </w:r>
       <w:r>
         <w:t>HTML</w:t>
       </w:r>
+      <w:proofErr w:type="spellEnd"/>
       <w:r>
         <w:t xml:space="preserve"> </w:t>
       </w:r>
@@ -8723,12 +9688,14 @@
       <w:r>
         <w:t> </w:t>
       </w:r>
+      <w:proofErr w:type="spellStart"/>
       <w:r>
         <w:rPr>
           <w:rStyle w:val="SourceCodechar"/>
         </w:rPr>
         <w:t>git</w:t>
       </w:r>
+      <w:proofErr w:type="spellEnd"/>
       <w:r>
         <w:t xml:space="preserve"> </w:t>
       </w:r>
@@ -8741,12 +9708,14 @@
       <w:r>
         <w:t> and </w:t>
       </w:r>
+      <w:proofErr w:type="spellStart"/>
       <w:r>
         <w:rPr>
           <w:rStyle w:val="SourceCodechar"/>
         </w:rPr>
         <w:t>git</w:t>
       </w:r>
+      <w:proofErr w:type="spellEnd"/>
       <w:r>
         <w:t xml:space="preserve"> </w:t>
       </w:r>
@@ -8774,7 +9743,17 @@
         <w:pStyle w:val="SourceCode"/>
       </w:pPr>
       <w:r>
-        <w:t>$ git push –u origin main</w:t>
+        <w:t xml:space="preserve">$ </w:t>
+      </w:r>
+      <w:proofErr w:type="spellStart"/>
+      <w:proofErr w:type="gramStart"/>
+      <w:r>
+        <w:t>git</w:t>
+      </w:r>
+      <w:proofErr w:type="spellEnd"/>
+      <w:proofErr w:type="gramEnd"/>
+      <w:r>
+        <w:t xml:space="preserve"> push –u origin main</w:t>
       </w:r>
     </w:p>
     <w:p>
@@ -8782,7 +9761,17 @@
         <w:pStyle w:val="SourceCode"/>
       </w:pPr>
       <w:r>
-        <w:t>$ git push origin</w:t>
+        <w:t xml:space="preserve">$ </w:t>
+      </w:r>
+      <w:proofErr w:type="spellStart"/>
+      <w:proofErr w:type="gramStart"/>
+      <w:r>
+        <w:t>git</w:t>
+      </w:r>
+      <w:proofErr w:type="spellEnd"/>
+      <w:proofErr w:type="gramEnd"/>
+      <w:r>
+        <w:t xml:space="preserve"> push origin</w:t>
       </w:r>
       <w:r>
         <w:rPr>
@@ -8815,7 +9804,17 @@
         <w:pStyle w:val="SourceCode"/>
       </w:pPr>
       <w:r>
-        <w:t>$ git branch develop</w:t>
+        <w:t xml:space="preserve">$ </w:t>
+      </w:r>
+      <w:proofErr w:type="spellStart"/>
+      <w:proofErr w:type="gramStart"/>
+      <w:r>
+        <w:t>git</w:t>
+      </w:r>
+      <w:proofErr w:type="spellEnd"/>
+      <w:proofErr w:type="gramEnd"/>
+      <w:r>
+        <w:t xml:space="preserve"> branch develop</w:t>
       </w:r>
     </w:p>
     <w:p>
@@ -8823,7 +9822,17 @@
         <w:pStyle w:val="SourceCode"/>
       </w:pPr>
       <w:r>
-        <w:t>$ git switch develop</w:t>
+        <w:t xml:space="preserve">$ </w:t>
+      </w:r>
+      <w:proofErr w:type="spellStart"/>
+      <w:proofErr w:type="gramStart"/>
+      <w:r>
+        <w:t>git</w:t>
+      </w:r>
+      <w:proofErr w:type="spellEnd"/>
+      <w:proofErr w:type="gramEnd"/>
+      <w:r>
+        <w:t xml:space="preserve"> switch develop</w:t>
       </w:r>
     </w:p>
     <w:p>
@@ -8856,7 +9865,17 @@
         <w:pStyle w:val="SourceCode"/>
       </w:pPr>
       <w:r>
-        <w:t>$ git add .</w:t>
+        <w:t xml:space="preserve">$ </w:t>
+      </w:r>
+      <w:proofErr w:type="spellStart"/>
+      <w:proofErr w:type="gramStart"/>
+      <w:r>
+        <w:t>git</w:t>
+      </w:r>
+      <w:proofErr w:type="spellEnd"/>
+      <w:proofErr w:type="gramEnd"/>
+      <w:r>
+        <w:t xml:space="preserve"> add .</w:t>
       </w:r>
     </w:p>
     <w:p>
@@ -8864,7 +9883,17 @@
         <w:pStyle w:val="SourceCode"/>
       </w:pPr>
       <w:r>
-        <w:t>$ git commit –m “Create new development version.”</w:t>
+        <w:t xml:space="preserve">$ </w:t>
+      </w:r>
+      <w:proofErr w:type="spellStart"/>
+      <w:proofErr w:type="gramStart"/>
+      <w:r>
+        <w:t>git</w:t>
+      </w:r>
+      <w:proofErr w:type="spellEnd"/>
+      <w:proofErr w:type="gramEnd"/>
+      <w:r>
+        <w:t xml:space="preserve"> commit –m “Create new development version.”</w:t>
       </w:r>
     </w:p>
     <w:p>
@@ -8881,7 +9910,15 @@
         </w:numPr>
       </w:pPr>
       <w:r>
-        <w:t>Push the development branch to GitGub.</w:t>
+        <w:t xml:space="preserve">Push the development branch to </w:t>
+      </w:r>
+      <w:proofErr w:type="spellStart"/>
+      <w:r>
+        <w:t>GitGub</w:t>
+      </w:r>
+      <w:proofErr w:type="spellEnd"/>
+      <w:r>
+        <w:t>.</w:t>
       </w:r>
       <w:r>
         <w:t xml:space="preserve"> T</w:t>
@@ -8952,7 +9989,17 @@
         <w:pStyle w:val="SourceCode"/>
       </w:pPr>
       <w:r>
-        <w:t>$ git push –u origin develop</w:t>
+        <w:t xml:space="preserve">$ </w:t>
+      </w:r>
+      <w:proofErr w:type="spellStart"/>
+      <w:proofErr w:type="gramStart"/>
+      <w:r>
+        <w:t>git</w:t>
+      </w:r>
+      <w:proofErr w:type="spellEnd"/>
+      <w:proofErr w:type="gramEnd"/>
+      <w:r>
+        <w:t xml:space="preserve"> push –u origin develop</w:t>
       </w:r>
     </w:p>
     <w:p>
@@ -9070,21 +10117,25 @@
       <w:r>
         <w:t>The </w:t>
       </w:r>
+      <w:proofErr w:type="spellStart"/>
       <w:r>
         <w:rPr>
           <w:rStyle w:val="SourceCodechar"/>
         </w:rPr>
         <w:t>git</w:t>
       </w:r>
+      <w:proofErr w:type="spellEnd"/>
       <w:r>
         <w:t xml:space="preserve"> </w:t>
       </w:r>
+      <w:proofErr w:type="spellStart"/>
       <w:r>
         <w:rPr>
           <w:rStyle w:val="SourceCodechar"/>
         </w:rPr>
         <w:t>config</w:t>
       </w:r>
+      <w:proofErr w:type="spellEnd"/>
       <w:r>
         <w:t> command allows you to set Git configuration values</w:t>
       </w:r>
@@ -9169,13 +10220,35 @@
         <w:rPr>
           <w:rStyle w:val="SourceCodechar"/>
         </w:rPr>
-        <w:t>$HOME/.gitconfig</w:t>
-      </w:r>
-      <w:r>
-        <w:rPr>
-          <w:lang w:eastAsia="ar-SA"/>
-        </w:rPr>
-        <w:t>, and</w:t>
+        <w:t>$</w:t>
+      </w:r>
+      <w:proofErr w:type="gramStart"/>
+      <w:r>
+        <w:rPr>
+          <w:rStyle w:val="SourceCodechar"/>
+        </w:rPr>
+        <w:t>HOME/.</w:t>
+      </w:r>
+      <w:proofErr w:type="spellStart"/>
+      <w:r>
+        <w:rPr>
+          <w:rStyle w:val="SourceCodechar"/>
+        </w:rPr>
+        <w:t>gitconfig</w:t>
+      </w:r>
+      <w:proofErr w:type="spellEnd"/>
+      <w:r>
+        <w:rPr>
+          <w:lang w:eastAsia="ar-SA"/>
+        </w:rPr>
+        <w:t>,</w:t>
+      </w:r>
+      <w:proofErr w:type="gramEnd"/>
+      <w:r>
+        <w:rPr>
+          <w:lang w:eastAsia="ar-SA"/>
+        </w:rPr>
+        <w:t xml:space="preserve"> and</w:t>
       </w:r>
       <w:r>
         <w:rPr>
@@ -9193,14 +10266,30 @@
         <w:rPr>
           <w:rStyle w:val="SourceCodechar"/>
         </w:rPr>
-        <w:t>.git/</w:t>
-      </w:r>
+        <w:t>.</w:t>
+      </w:r>
+      <w:proofErr w:type="spellStart"/>
       <w:r>
         <w:rPr>
           <w:rStyle w:val="SourceCodechar"/>
         </w:rPr>
+        <w:t>git</w:t>
+      </w:r>
+      <w:proofErr w:type="spellEnd"/>
+      <w:r>
+        <w:rPr>
+          <w:rStyle w:val="SourceCodechar"/>
+        </w:rPr>
+        <w:t>/</w:t>
+      </w:r>
+      <w:proofErr w:type="spellStart"/>
+      <w:r>
+        <w:rPr>
+          <w:rStyle w:val="SourceCodechar"/>
+        </w:rPr>
         <w:t>config</w:t>
       </w:r>
+      <w:proofErr w:type="spellEnd"/>
       <w:r>
         <w:rPr>
           <w:lang w:eastAsia="ar-SA"/>
@@ -9235,7 +10324,37 @@
         <w:rPr>
           <w:lang w:eastAsia="ar-SA"/>
         </w:rPr>
-        <w:t>$ git config –-global user.name “</w:t>
+        <w:t xml:space="preserve">$ </w:t>
+      </w:r>
+      <w:proofErr w:type="spellStart"/>
+      <w:proofErr w:type="gramStart"/>
+      <w:r>
+        <w:rPr>
+          <w:lang w:eastAsia="ar-SA"/>
+        </w:rPr>
+        <w:t>git</w:t>
+      </w:r>
+      <w:proofErr w:type="spellEnd"/>
+      <w:proofErr w:type="gramEnd"/>
+      <w:r>
+        <w:rPr>
+          <w:lang w:eastAsia="ar-SA"/>
+        </w:rPr>
+        <w:t xml:space="preserve"> </w:t>
+      </w:r>
+      <w:proofErr w:type="spellStart"/>
+      <w:r>
+        <w:rPr>
+          <w:lang w:eastAsia="ar-SA"/>
+        </w:rPr>
+        <w:t>config</w:t>
+      </w:r>
+      <w:proofErr w:type="spellEnd"/>
+      <w:r>
+        <w:rPr>
+          <w:lang w:eastAsia="ar-SA"/>
+        </w:rPr>
+        <w:t xml:space="preserve"> –-global user.name “</w:t>
       </w:r>
       <w:r>
         <w:rPr>
@@ -9267,7 +10386,51 @@
         <w:rPr>
           <w:lang w:eastAsia="ar-SA"/>
         </w:rPr>
-        <w:t>$ git config –-global user.email “</w:t>
+        <w:t xml:space="preserve">$ </w:t>
+      </w:r>
+      <w:proofErr w:type="spellStart"/>
+      <w:proofErr w:type="gramStart"/>
+      <w:r>
+        <w:rPr>
+          <w:lang w:eastAsia="ar-SA"/>
+        </w:rPr>
+        <w:t>git</w:t>
+      </w:r>
+      <w:proofErr w:type="spellEnd"/>
+      <w:proofErr w:type="gramEnd"/>
+      <w:r>
+        <w:rPr>
+          <w:lang w:eastAsia="ar-SA"/>
+        </w:rPr>
+        <w:t xml:space="preserve"> </w:t>
+      </w:r>
+      <w:proofErr w:type="spellStart"/>
+      <w:r>
+        <w:rPr>
+          <w:lang w:eastAsia="ar-SA"/>
+        </w:rPr>
+        <w:t>config</w:t>
+      </w:r>
+      <w:proofErr w:type="spellEnd"/>
+      <w:r>
+        <w:rPr>
+          <w:lang w:eastAsia="ar-SA"/>
+        </w:rPr>
+        <w:t xml:space="preserve"> –-global </w:t>
+      </w:r>
+      <w:proofErr w:type="spellStart"/>
+      <w:r>
+        <w:rPr>
+          <w:lang w:eastAsia="ar-SA"/>
+        </w:rPr>
+        <w:t>user.email</w:t>
+      </w:r>
+      <w:proofErr w:type="spellEnd"/>
+      <w:r>
+        <w:rPr>
+          <w:lang w:eastAsia="ar-SA"/>
+        </w:rPr>
+        <w:t xml:space="preserve"> “</w:t>
       </w:r>
       <w:r>
         <w:rPr>
@@ -9297,11 +10460,19 @@
           <w:lang w:eastAsia="ar-SA"/>
         </w:rPr>
       </w:pPr>
-      <w:r>
-        <w:rPr>
-          <w:lang w:eastAsia="ar-SA"/>
-        </w:rPr>
-        <w:t xml:space="preserve">The default name for the initial branch when creating a Git repository is “master”. This term is deemed improper so it is recommended </w:t>
+      <w:proofErr w:type="gramStart"/>
+      <w:r>
+        <w:rPr>
+          <w:lang w:eastAsia="ar-SA"/>
+        </w:rPr>
+        <w:t>The default name for the initial branch when creating a Git repository is “master”.</w:t>
+      </w:r>
+      <w:proofErr w:type="gramEnd"/>
+      <w:r>
+        <w:rPr>
+          <w:lang w:eastAsia="ar-SA"/>
+        </w:rPr>
+        <w:t xml:space="preserve"> This term is deemed improper so it is recommended </w:t>
       </w:r>
       <w:r>
         <w:rPr>
@@ -9335,11 +10506,49 @@
         </w:rPr>
         <w:t xml:space="preserve">$ </w:t>
       </w:r>
-      <w:r>
-        <w:rPr>
-          <w:lang w:eastAsia="ar-SA"/>
-        </w:rPr>
-        <w:t xml:space="preserve">git config --global init.defaultBranch </w:t>
+      <w:proofErr w:type="spellStart"/>
+      <w:proofErr w:type="gramStart"/>
+      <w:r>
+        <w:rPr>
+          <w:lang w:eastAsia="ar-SA"/>
+        </w:rPr>
+        <w:t>git</w:t>
+      </w:r>
+      <w:proofErr w:type="spellEnd"/>
+      <w:proofErr w:type="gramEnd"/>
+      <w:r>
+        <w:rPr>
+          <w:lang w:eastAsia="ar-SA"/>
+        </w:rPr>
+        <w:t xml:space="preserve"> </w:t>
+      </w:r>
+      <w:proofErr w:type="spellStart"/>
+      <w:r>
+        <w:rPr>
+          <w:lang w:eastAsia="ar-SA"/>
+        </w:rPr>
+        <w:t>config</w:t>
+      </w:r>
+      <w:proofErr w:type="spellEnd"/>
+      <w:r>
+        <w:rPr>
+          <w:lang w:eastAsia="ar-SA"/>
+        </w:rPr>
+        <w:t xml:space="preserve"> --global </w:t>
+      </w:r>
+      <w:proofErr w:type="spellStart"/>
+      <w:r>
+        <w:rPr>
+          <w:lang w:eastAsia="ar-SA"/>
+        </w:rPr>
+        <w:t>init.defaultBranch</w:t>
+      </w:r>
+      <w:proofErr w:type="spellEnd"/>
+      <w:r>
+        <w:rPr>
+          <w:lang w:eastAsia="ar-SA"/>
+        </w:rPr>
+        <w:t xml:space="preserve"> </w:t>
       </w:r>
       <w:r>
         <w:rPr>
@@ -9425,11 +10634,49 @@
         </w:rPr>
         <w:t xml:space="preserve">$ </w:t>
       </w:r>
-      <w:r>
-        <w:rPr>
-          <w:lang w:eastAsia="ar-SA"/>
-        </w:rPr>
-        <w:t xml:space="preserve">git config --global --add safe.directory </w:t>
+      <w:proofErr w:type="spellStart"/>
+      <w:proofErr w:type="gramStart"/>
+      <w:r>
+        <w:rPr>
+          <w:lang w:eastAsia="ar-SA"/>
+        </w:rPr>
+        <w:t>git</w:t>
+      </w:r>
+      <w:proofErr w:type="spellEnd"/>
+      <w:proofErr w:type="gramEnd"/>
+      <w:r>
+        <w:rPr>
+          <w:lang w:eastAsia="ar-SA"/>
+        </w:rPr>
+        <w:t xml:space="preserve"> </w:t>
+      </w:r>
+      <w:proofErr w:type="spellStart"/>
+      <w:r>
+        <w:rPr>
+          <w:lang w:eastAsia="ar-SA"/>
+        </w:rPr>
+        <w:t>config</w:t>
+      </w:r>
+      <w:proofErr w:type="spellEnd"/>
+      <w:r>
+        <w:rPr>
+          <w:lang w:eastAsia="ar-SA"/>
+        </w:rPr>
+        <w:t xml:space="preserve"> --global --add </w:t>
+      </w:r>
+      <w:proofErr w:type="spellStart"/>
+      <w:r>
+        <w:rPr>
+          <w:lang w:eastAsia="ar-SA"/>
+        </w:rPr>
+        <w:t>safe.directory</w:t>
+      </w:r>
+      <w:proofErr w:type="spellEnd"/>
+      <w:r>
+        <w:rPr>
+          <w:lang w:eastAsia="ar-SA"/>
+        </w:rPr>
+        <w:t xml:space="preserve"> </w:t>
       </w:r>
       <w:r>
         <w:rPr>
@@ -9450,8 +10697,37 @@
         <w:rPr>
           <w:lang w:eastAsia="ar-SA"/>
         </w:rPr>
-        <w:t>'/mnt/g/My Drive/Documents/VSCode/</w:t>
-      </w:r>
+        <w:t>'/</w:t>
+      </w:r>
+      <w:proofErr w:type="spellStart"/>
+      <w:r>
+        <w:rPr>
+          <w:lang w:eastAsia="ar-SA"/>
+        </w:rPr>
+        <w:t>mnt</w:t>
+      </w:r>
+      <w:proofErr w:type="spellEnd"/>
+      <w:r>
+        <w:rPr>
+          <w:lang w:eastAsia="ar-SA"/>
+        </w:rPr>
+        <w:t>/g/My Drive/Documents/</w:t>
+      </w:r>
+      <w:proofErr w:type="spellStart"/>
+      <w:r>
+        <w:rPr>
+          <w:lang w:eastAsia="ar-SA"/>
+        </w:rPr>
+        <w:t>VSCode</w:t>
+      </w:r>
+      <w:proofErr w:type="spellEnd"/>
+      <w:r>
+        <w:rPr>
+          <w:lang w:eastAsia="ar-SA"/>
+        </w:rPr>
+        <w:t>/</w:t>
+      </w:r>
+      <w:proofErr w:type="spellStart"/>
       <w:r>
         <w:rPr>
           <w:lang w:eastAsia="ar-SA"/>
@@ -9462,7 +10738,14 @@
         <w:rPr>
           <w:lang w:eastAsia="ar-SA"/>
         </w:rPr>
-        <w:t>Dev'</w:t>
+        <w:t>Dev</w:t>
+      </w:r>
+      <w:proofErr w:type="spellEnd"/>
+      <w:r>
+        <w:rPr>
+          <w:lang w:eastAsia="ar-SA"/>
+        </w:rPr>
+        <w:t>'</w:t>
       </w:r>
     </w:p>
     <w:p>
@@ -9603,12 +10886,14 @@
         </w:rPr>
         <w:t>Git command to clone the repository. This will create a subdirectory named “</w:t>
       </w:r>
+      <w:proofErr w:type="spellStart"/>
       <w:r>
         <w:rPr>
           <w:lang w:eastAsia="ar-SA"/>
         </w:rPr>
         <w:t>TAXTools</w:t>
       </w:r>
+      <w:proofErr w:type="spellEnd"/>
       <w:r>
         <w:rPr>
           <w:lang w:eastAsia="ar-SA"/>
@@ -9642,7 +10927,23 @@
         <w:rPr>
           <w:lang w:eastAsia="ar-SA"/>
         </w:rPr>
-        <w:t xml:space="preserve">$ cd </w:t>
+        <w:t xml:space="preserve">$ </w:t>
+      </w:r>
+      <w:proofErr w:type="spellStart"/>
+      <w:proofErr w:type="gramStart"/>
+      <w:r>
+        <w:rPr>
+          <w:lang w:eastAsia="ar-SA"/>
+        </w:rPr>
+        <w:t>cd</w:t>
+      </w:r>
+      <w:proofErr w:type="spellEnd"/>
+      <w:proofErr w:type="gramEnd"/>
+      <w:r>
+        <w:rPr>
+          <w:lang w:eastAsia="ar-SA"/>
+        </w:rPr>
+        <w:t xml:space="preserve"> </w:t>
       </w:r>
       <w:r>
         <w:rPr>
@@ -9668,7 +10969,23 @@
         <w:rPr>
           <w:lang w:eastAsia="ar-SA"/>
         </w:rPr>
-        <w:t xml:space="preserve">$ git clone </w:t>
+        <w:t xml:space="preserve">$ </w:t>
+      </w:r>
+      <w:proofErr w:type="spellStart"/>
+      <w:proofErr w:type="gramStart"/>
+      <w:r>
+        <w:rPr>
+          <w:lang w:eastAsia="ar-SA"/>
+        </w:rPr>
+        <w:t>git</w:t>
+      </w:r>
+      <w:proofErr w:type="spellEnd"/>
+      <w:proofErr w:type="gramEnd"/>
+      <w:r>
+        <w:rPr>
+          <w:lang w:eastAsia="ar-SA"/>
+        </w:rPr>
+        <w:t xml:space="preserve"> clone </w:t>
       </w:r>
       <w:r>
         <w:rPr>
@@ -9883,12 +11200,14 @@
         </w:rPr>
         <w:t xml:space="preserve"> local repository with the files on the remote repository, use the </w:t>
       </w:r>
+      <w:proofErr w:type="spellStart"/>
       <w:r>
         <w:rPr>
           <w:rStyle w:val="SourceCodechar"/>
         </w:rPr>
         <w:t>git</w:t>
       </w:r>
+      <w:proofErr w:type="spellEnd"/>
       <w:r>
         <w:rPr>
           <w:lang w:eastAsia="ar-SA"/>
@@ -9915,8 +11234,15 @@
       <w:r>
         <w:t xml:space="preserve">$ </w:t>
       </w:r>
-      <w:r>
-        <w:t xml:space="preserve">git switch </w:t>
+      <w:proofErr w:type="spellStart"/>
+      <w:proofErr w:type="gramStart"/>
+      <w:r>
+        <w:t>git</w:t>
+      </w:r>
+      <w:proofErr w:type="spellEnd"/>
+      <w:proofErr w:type="gramEnd"/>
+      <w:r>
+        <w:t xml:space="preserve"> switch </w:t>
       </w:r>
       <w:r>
         <w:rPr>
@@ -9939,8 +11265,15 @@
       <w:r>
         <w:t xml:space="preserve">$ </w:t>
       </w:r>
-      <w:r>
-        <w:t>git pull</w:t>
+      <w:proofErr w:type="spellStart"/>
+      <w:proofErr w:type="gramStart"/>
+      <w:r>
+        <w:t>git</w:t>
+      </w:r>
+      <w:proofErr w:type="spellEnd"/>
+      <w:proofErr w:type="gramEnd"/>
+      <w:r>
+        <w:t xml:space="preserve"> pull</w:t>
       </w:r>
     </w:p>
     <w:p>
@@ -9984,7 +11317,17 @@
         <w:pStyle w:val="SourceCode"/>
       </w:pPr>
       <w:r>
-        <w:t>$ git status</w:t>
+        <w:t xml:space="preserve">$ </w:t>
+      </w:r>
+      <w:proofErr w:type="spellStart"/>
+      <w:proofErr w:type="gramStart"/>
+      <w:r>
+        <w:t>git</w:t>
+      </w:r>
+      <w:proofErr w:type="spellEnd"/>
+      <w:proofErr w:type="gramEnd"/>
+      <w:r>
+        <w:t xml:space="preserve"> status</w:t>
       </w:r>
       <w:r>
         <w:tab/>
@@ -10001,8 +11344,15 @@
       <w:r>
         <w:t xml:space="preserve">$ </w:t>
       </w:r>
-      <w:r>
-        <w:t>git show</w:t>
+      <w:proofErr w:type="spellStart"/>
+      <w:proofErr w:type="gramStart"/>
+      <w:r>
+        <w:t>git</w:t>
+      </w:r>
+      <w:proofErr w:type="spellEnd"/>
+      <w:proofErr w:type="gramEnd"/>
+      <w:r>
+        <w:t xml:space="preserve"> show</w:t>
       </w:r>
       <w:r>
         <w:tab/>
@@ -10020,7 +11370,17 @@
         <w:pStyle w:val="SourceCode"/>
       </w:pPr>
       <w:r>
-        <w:t>$ git log</w:t>
+        <w:t xml:space="preserve">$ </w:t>
+      </w:r>
+      <w:proofErr w:type="spellStart"/>
+      <w:proofErr w:type="gramStart"/>
+      <w:r>
+        <w:t>git</w:t>
+      </w:r>
+      <w:proofErr w:type="spellEnd"/>
+      <w:proofErr w:type="gramEnd"/>
+      <w:r>
+        <w:t xml:space="preserve"> log</w:t>
       </w:r>
       <w:r>
         <w:tab/>
@@ -10050,7 +11410,17 @@
         <w:pStyle w:val="SourceCode"/>
       </w:pPr>
       <w:r>
-        <w:t>$ git diff</w:t>
+        <w:t xml:space="preserve">$ </w:t>
+      </w:r>
+      <w:proofErr w:type="spellStart"/>
+      <w:proofErr w:type="gramStart"/>
+      <w:r>
+        <w:t>git</w:t>
+      </w:r>
+      <w:proofErr w:type="spellEnd"/>
+      <w:proofErr w:type="gramEnd"/>
+      <w:r>
+        <w:t xml:space="preserve"> diff</w:t>
       </w:r>
       <w:r>
         <w:tab/>
@@ -10078,12 +11448,14 @@
       <w:r>
         <w:t xml:space="preserve">ou can use </w:t>
       </w:r>
+      <w:proofErr w:type="spellStart"/>
       <w:r>
         <w:rPr>
           <w:rStyle w:val="SourceCodechar"/>
         </w:rPr>
         <w:t>git</w:t>
       </w:r>
+      <w:proofErr w:type="spellEnd"/>
       <w:r>
         <w:t xml:space="preserve"> </w:t>
       </w:r>
@@ -10102,7 +11474,17 @@
         <w:pStyle w:val="SourceCode"/>
       </w:pPr>
       <w:r>
-        <w:t>$ cd $TAXTOOLS</w:t>
+        <w:t xml:space="preserve">$ </w:t>
+      </w:r>
+      <w:proofErr w:type="spellStart"/>
+      <w:proofErr w:type="gramStart"/>
+      <w:r>
+        <w:t>cd</w:t>
+      </w:r>
+      <w:proofErr w:type="spellEnd"/>
+      <w:proofErr w:type="gramEnd"/>
+      <w:r>
+        <w:t xml:space="preserve"> $TAXTOOLS</w:t>
       </w:r>
     </w:p>
     <w:p>
@@ -10110,7 +11492,17 @@
         <w:pStyle w:val="SourceCode"/>
       </w:pPr>
       <w:r>
-        <w:t>$ git status</w:t>
+        <w:t xml:space="preserve">$ </w:t>
+      </w:r>
+      <w:proofErr w:type="spellStart"/>
+      <w:proofErr w:type="gramStart"/>
+      <w:r>
+        <w:t>git</w:t>
+      </w:r>
+      <w:proofErr w:type="spellEnd"/>
+      <w:proofErr w:type="gramEnd"/>
+      <w:r>
+        <w:t xml:space="preserve"> status</w:t>
       </w:r>
     </w:p>
     <w:p>
@@ -10125,12 +11517,14 @@
       <w:r>
         <w:t xml:space="preserve">From the files that are listed, if they are already being tracked by Git, then you can use the </w:t>
       </w:r>
+      <w:proofErr w:type="spellStart"/>
       <w:r>
         <w:rPr>
           <w:rStyle w:val="SourceCodechar"/>
         </w:rPr>
         <w:t>git</w:t>
       </w:r>
+      <w:proofErr w:type="spellEnd"/>
       <w:r>
         <w:t xml:space="preserve"> </w:t>
       </w:r>
@@ -10155,7 +11549,17 @@
         <w:pStyle w:val="SourceCode"/>
       </w:pPr>
       <w:r>
-        <w:t xml:space="preserve">$ cd </w:t>
+        <w:t xml:space="preserve">$ </w:t>
+      </w:r>
+      <w:proofErr w:type="spellStart"/>
+      <w:proofErr w:type="gramStart"/>
+      <w:r>
+        <w:t>cd</w:t>
+      </w:r>
+      <w:proofErr w:type="spellEnd"/>
+      <w:proofErr w:type="gramEnd"/>
+      <w:r>
+        <w:t xml:space="preserve"> </w:t>
       </w:r>
       <w:r>
         <w:rPr>
@@ -10169,7 +11573,17 @@
         <w:pStyle w:val="SourceCode"/>
       </w:pPr>
       <w:r>
-        <w:t xml:space="preserve">$ git diff </w:t>
+        <w:t xml:space="preserve">$ </w:t>
+      </w:r>
+      <w:proofErr w:type="spellStart"/>
+      <w:proofErr w:type="gramStart"/>
+      <w:r>
+        <w:t>git</w:t>
+      </w:r>
+      <w:proofErr w:type="spellEnd"/>
+      <w:proofErr w:type="gramEnd"/>
+      <w:r>
+        <w:t xml:space="preserve"> diff </w:t>
       </w:r>
       <w:r>
         <w:rPr>
@@ -10207,8 +11621,15 @@
       <w:r>
         <w:t xml:space="preserve">$ </w:t>
       </w:r>
-      <w:r>
-        <w:t>cd $TAXTOOLS</w:t>
+      <w:proofErr w:type="spellStart"/>
+      <w:proofErr w:type="gramStart"/>
+      <w:r>
+        <w:t>cd</w:t>
+      </w:r>
+      <w:proofErr w:type="spellEnd"/>
+      <w:proofErr w:type="gramEnd"/>
+      <w:r>
+        <w:t xml:space="preserve"> $TAXTOOLS</w:t>
       </w:r>
     </w:p>
     <w:p>
@@ -10218,8 +11639,15 @@
       <w:r>
         <w:t xml:space="preserve">$ </w:t>
       </w:r>
-      <w:r>
-        <w:t>git add .</w:t>
+      <w:proofErr w:type="spellStart"/>
+      <w:proofErr w:type="gramStart"/>
+      <w:r>
+        <w:t>git</w:t>
+      </w:r>
+      <w:proofErr w:type="spellEnd"/>
+      <w:proofErr w:type="gramEnd"/>
+      <w:r>
+        <w:t xml:space="preserve"> add .</w:t>
       </w:r>
     </w:p>
     <w:p>
@@ -10227,7 +11655,17 @@
         <w:pStyle w:val="SourceCode"/>
       </w:pPr>
       <w:r>
-        <w:t>$ git commit –m “</w:t>
+        <w:t xml:space="preserve">$ </w:t>
+      </w:r>
+      <w:proofErr w:type="spellStart"/>
+      <w:proofErr w:type="gramStart"/>
+      <w:r>
+        <w:t>git</w:t>
+      </w:r>
+      <w:proofErr w:type="spellEnd"/>
+      <w:proofErr w:type="gramEnd"/>
+      <w:r>
+        <w:t xml:space="preserve"> commit –m “</w:t>
       </w:r>
       <w:r>
         <w:rPr>
@@ -10258,7 +11696,17 @@
         <w:pStyle w:val="SourceCode"/>
       </w:pPr>
       <w:r>
-        <w:t>$ git commit –a –m “</w:t>
+        <w:t xml:space="preserve">$ </w:t>
+      </w:r>
+      <w:proofErr w:type="spellStart"/>
+      <w:proofErr w:type="gramStart"/>
+      <w:r>
+        <w:t>git</w:t>
+      </w:r>
+      <w:proofErr w:type="spellEnd"/>
+      <w:proofErr w:type="gramEnd"/>
+      <w:r>
+        <w:t xml:space="preserve"> commit –a –m “</w:t>
       </w:r>
       <w:r>
         <w:rPr>
@@ -10288,7 +11736,17 @@
         <w:pStyle w:val="SourceCode"/>
       </w:pPr>
       <w:r>
-        <w:t>$ git push</w:t>
+        <w:t xml:space="preserve">$ </w:t>
+      </w:r>
+      <w:proofErr w:type="spellStart"/>
+      <w:proofErr w:type="gramStart"/>
+      <w:r>
+        <w:t>git</w:t>
+      </w:r>
+      <w:proofErr w:type="spellEnd"/>
+      <w:proofErr w:type="gramEnd"/>
+      <w:r>
+        <w:t xml:space="preserve"> push</w:t>
       </w:r>
     </w:p>
     <w:p>
@@ -10318,7 +11776,21 @@
         <w:rPr>
           <w:lang w:eastAsia="ar-SA"/>
         </w:rPr>
-        <w:t xml:space="preserve"> you have added, deleted</w:t>
+        <w:t xml:space="preserve"> you have </w:t>
+      </w:r>
+      <w:proofErr w:type="gramStart"/>
+      <w:r>
+        <w:rPr>
+          <w:lang w:eastAsia="ar-SA"/>
+        </w:rPr>
+        <w:t>added,</w:t>
+      </w:r>
+      <w:proofErr w:type="gramEnd"/>
+      <w:r>
+        <w:rPr>
+          <w:lang w:eastAsia="ar-SA"/>
+        </w:rPr>
+        <w:t xml:space="preserve"> deleted</w:t>
       </w:r>
       <w:r>
         <w:rPr>
@@ -10410,7 +11882,17 @@
         <w:pStyle w:val="SourceCode"/>
       </w:pPr>
       <w:r>
-        <w:t>$ git status</w:t>
+        <w:t xml:space="preserve">$ </w:t>
+      </w:r>
+      <w:proofErr w:type="spellStart"/>
+      <w:proofErr w:type="gramStart"/>
+      <w:r>
+        <w:t>git</w:t>
+      </w:r>
+      <w:proofErr w:type="spellEnd"/>
+      <w:proofErr w:type="gramEnd"/>
+      <w:r>
+        <w:t xml:space="preserve"> status</w:t>
       </w:r>
       <w:r>
         <w:tab/>
@@ -10480,7 +11962,17 @@
         <w:pStyle w:val="SourceCode"/>
       </w:pPr>
       <w:r>
-        <w:t xml:space="preserve">$ git </w:t>
+        <w:t xml:space="preserve">$ </w:t>
+      </w:r>
+      <w:proofErr w:type="spellStart"/>
+      <w:proofErr w:type="gramStart"/>
+      <w:r>
+        <w:t>git</w:t>
+      </w:r>
+      <w:proofErr w:type="spellEnd"/>
+      <w:proofErr w:type="gramEnd"/>
+      <w:r>
+        <w:t xml:space="preserve"> </w:t>
       </w:r>
       <w:r>
         <w:t>switch</w:t>
@@ -10500,7 +11992,17 @@
         <w:pStyle w:val="SourceCode"/>
       </w:pPr>
       <w:r>
-        <w:t>$ git pull</w:t>
+        <w:t xml:space="preserve">$ </w:t>
+      </w:r>
+      <w:proofErr w:type="spellStart"/>
+      <w:proofErr w:type="gramStart"/>
+      <w:r>
+        <w:t>git</w:t>
+      </w:r>
+      <w:proofErr w:type="spellEnd"/>
+      <w:proofErr w:type="gramEnd"/>
+      <w:r>
+        <w:t xml:space="preserve"> pull</w:t>
       </w:r>
       <w:r>
         <w:tab/>
@@ -10578,12 +12080,14 @@
       <w:r>
         <w:t xml:space="preserve"> </w:t>
       </w:r>
+      <w:proofErr w:type="spellStart"/>
       <w:r>
         <w:rPr>
           <w:rStyle w:val="SourceCodechar"/>
         </w:rPr>
         <w:t>git</w:t>
       </w:r>
+      <w:proofErr w:type="spellEnd"/>
       <w:r>
         <w:t xml:space="preserve"> </w:t>
       </w:r>
@@ -10599,12 +12103,14 @@
       <w:r>
         <w:t xml:space="preserve"> The </w:t>
       </w:r>
+      <w:proofErr w:type="spellStart"/>
       <w:r>
         <w:rPr>
           <w:rStyle w:val="SourceCodechar"/>
         </w:rPr>
         <w:t>git</w:t>
       </w:r>
+      <w:proofErr w:type="spellEnd"/>
       <w:r>
         <w:t xml:space="preserve"> </w:t>
       </w:r>
@@ -10623,12 +12129,14 @@
       <w:r>
         <w:t xml:space="preserve"> </w:t>
       </w:r>
+      <w:proofErr w:type="spellStart"/>
       <w:r>
         <w:rPr>
           <w:rStyle w:val="SourceCodechar"/>
         </w:rPr>
         <w:t>git</w:t>
       </w:r>
+      <w:proofErr w:type="spellEnd"/>
       <w:r>
         <w:t xml:space="preserve"> </w:t>
       </w:r>
@@ -10662,7 +12170,17 @@
         <w:pStyle w:val="SourceCode"/>
       </w:pPr>
       <w:r>
-        <w:t>$ git branch</w:t>
+        <w:t xml:space="preserve">$ </w:t>
+      </w:r>
+      <w:proofErr w:type="spellStart"/>
+      <w:proofErr w:type="gramStart"/>
+      <w:r>
+        <w:t>git</w:t>
+      </w:r>
+      <w:proofErr w:type="spellEnd"/>
+      <w:proofErr w:type="gramEnd"/>
+      <w:r>
+        <w:t xml:space="preserve"> branch</w:t>
       </w:r>
       <w:r>
         <w:tab/>
@@ -10680,14 +12198,26 @@
         <w:pStyle w:val="SourceCode"/>
       </w:pPr>
       <w:r>
-        <w:t xml:space="preserve">$ git branch </w:t>
-      </w:r>
+        <w:t xml:space="preserve">$ </w:t>
+      </w:r>
+      <w:proofErr w:type="spellStart"/>
+      <w:proofErr w:type="gramStart"/>
+      <w:r>
+        <w:t>git</w:t>
+      </w:r>
+      <w:proofErr w:type="spellEnd"/>
+      <w:proofErr w:type="gramEnd"/>
+      <w:r>
+        <w:t xml:space="preserve"> branch </w:t>
+      </w:r>
+      <w:proofErr w:type="spellStart"/>
       <w:r>
         <w:rPr>
           <w:rStyle w:val="SourceCodenon-literal"/>
         </w:rPr>
         <w:t>branch</w:t>
       </w:r>
+      <w:proofErr w:type="spellEnd"/>
       <w:r>
         <w:tab/>
       </w:r>
@@ -10701,7 +12231,17 @@
         <w:pStyle w:val="SourceCode"/>
       </w:pPr>
       <w:r>
-        <w:t xml:space="preserve">$ git branch -d </w:t>
+        <w:t xml:space="preserve">$ </w:t>
+      </w:r>
+      <w:proofErr w:type="spellStart"/>
+      <w:proofErr w:type="gramStart"/>
+      <w:r>
+        <w:t>git</w:t>
+      </w:r>
+      <w:proofErr w:type="spellEnd"/>
+      <w:proofErr w:type="gramEnd"/>
+      <w:r>
+        <w:t xml:space="preserve"> branch -d </w:t>
       </w:r>
       <w:r>
         <w:rPr>
@@ -10719,7 +12259,17 @@
         <w:pStyle w:val="SourceCode"/>
       </w:pPr>
       <w:r>
-        <w:t>$ git branch -r</w:t>
+        <w:t xml:space="preserve">$ </w:t>
+      </w:r>
+      <w:proofErr w:type="spellStart"/>
+      <w:proofErr w:type="gramStart"/>
+      <w:r>
+        <w:t>git</w:t>
+      </w:r>
+      <w:proofErr w:type="spellEnd"/>
+      <w:proofErr w:type="gramEnd"/>
+      <w:r>
+        <w:t xml:space="preserve"> branch -r</w:t>
       </w:r>
       <w:r>
         <w:tab/>
@@ -10734,7 +12284,17 @@
         <w:pStyle w:val="SourceCode"/>
       </w:pPr>
       <w:r>
-        <w:t xml:space="preserve">$ git checkout </w:t>
+        <w:t xml:space="preserve">$ </w:t>
+      </w:r>
+      <w:proofErr w:type="spellStart"/>
+      <w:proofErr w:type="gramStart"/>
+      <w:r>
+        <w:t>git</w:t>
+      </w:r>
+      <w:proofErr w:type="spellEnd"/>
+      <w:proofErr w:type="gramEnd"/>
+      <w:r>
+        <w:t xml:space="preserve"> checkout </w:t>
       </w:r>
       <w:r>
         <w:rPr>
@@ -10757,7 +12317,17 @@
         <w:pStyle w:val="SourceCode"/>
       </w:pPr>
       <w:r>
-        <w:t xml:space="preserve">$ git checkout -b </w:t>
+        <w:t xml:space="preserve">$ </w:t>
+      </w:r>
+      <w:proofErr w:type="spellStart"/>
+      <w:proofErr w:type="gramStart"/>
+      <w:r>
+        <w:t>git</w:t>
+      </w:r>
+      <w:proofErr w:type="spellEnd"/>
+      <w:proofErr w:type="gramEnd"/>
+      <w:r>
+        <w:t xml:space="preserve"> checkout -b </w:t>
       </w:r>
       <w:r>
         <w:rPr>
@@ -10783,7 +12353,17 @@
         <w:pStyle w:val="SourceCode"/>
       </w:pPr>
       <w:r>
-        <w:t xml:space="preserve">$ git switch </w:t>
+        <w:t xml:space="preserve">$ </w:t>
+      </w:r>
+      <w:proofErr w:type="spellStart"/>
+      <w:proofErr w:type="gramStart"/>
+      <w:r>
+        <w:t>git</w:t>
+      </w:r>
+      <w:proofErr w:type="spellEnd"/>
+      <w:proofErr w:type="gramEnd"/>
+      <w:r>
+        <w:t xml:space="preserve"> switch </w:t>
       </w:r>
       <w:r>
         <w:rPr>
@@ -10806,7 +12386,17 @@
         <w:pStyle w:val="SourceCode"/>
       </w:pPr>
       <w:r>
-        <w:t xml:space="preserve">$ git switch -c </w:t>
+        <w:t xml:space="preserve">$ </w:t>
+      </w:r>
+      <w:proofErr w:type="spellStart"/>
+      <w:proofErr w:type="gramStart"/>
+      <w:r>
+        <w:t>git</w:t>
+      </w:r>
+      <w:proofErr w:type="spellEnd"/>
+      <w:proofErr w:type="gramEnd"/>
+      <w:r>
+        <w:t xml:space="preserve"> switch -c </w:t>
       </w:r>
       <w:r>
         <w:rPr>
@@ -10886,14 +12476,26 @@
         <w:pStyle w:val="SourceCode"/>
       </w:pPr>
       <w:r>
-        <w:t xml:space="preserve">$ git branch </w:t>
-      </w:r>
+        <w:t xml:space="preserve">$ </w:t>
+      </w:r>
+      <w:proofErr w:type="spellStart"/>
+      <w:proofErr w:type="gramStart"/>
+      <w:r>
+        <w:t>git</w:t>
+      </w:r>
+      <w:proofErr w:type="spellEnd"/>
+      <w:proofErr w:type="gramEnd"/>
+      <w:r>
+        <w:t xml:space="preserve"> branch </w:t>
+      </w:r>
+      <w:proofErr w:type="spellStart"/>
       <w:r>
         <w:rPr>
           <w:rStyle w:val="SourceCodenon-literal"/>
         </w:rPr>
         <w:t>branch</w:t>
       </w:r>
+      <w:proofErr w:type="spellEnd"/>
       <w:r>
         <w:tab/>
       </w:r>
@@ -10910,7 +12512,17 @@
         </w:rPr>
       </w:pPr>
       <w:r>
-        <w:t xml:space="preserve">$ git switch </w:t>
+        <w:t xml:space="preserve">$ </w:t>
+      </w:r>
+      <w:proofErr w:type="spellStart"/>
+      <w:proofErr w:type="gramStart"/>
+      <w:r>
+        <w:t>git</w:t>
+      </w:r>
+      <w:proofErr w:type="spellEnd"/>
+      <w:proofErr w:type="gramEnd"/>
+      <w:r>
+        <w:t xml:space="preserve"> switch </w:t>
       </w:r>
       <w:r>
         <w:rPr>
@@ -10932,16 +12544,28 @@
       <w:pPr>
         <w:pStyle w:val="Body-Text"/>
       </w:pPr>
+      <w:proofErr w:type="gramStart"/>
       <w:r>
         <w:t>Or, one step.</w:t>
       </w:r>
+      <w:proofErr w:type="gramEnd"/>
     </w:p>
     <w:p>
       <w:pPr>
         <w:pStyle w:val="SourceCode"/>
       </w:pPr>
       <w:r>
-        <w:t xml:space="preserve">$ git checkout -b </w:t>
+        <w:t xml:space="preserve">$ </w:t>
+      </w:r>
+      <w:proofErr w:type="spellStart"/>
+      <w:proofErr w:type="gramStart"/>
+      <w:r>
+        <w:t>git</w:t>
+      </w:r>
+      <w:proofErr w:type="spellEnd"/>
+      <w:proofErr w:type="gramEnd"/>
+      <w:r>
+        <w:t xml:space="preserve"> checkout -b </w:t>
       </w:r>
       <w:r>
         <w:rPr>
@@ -10980,12 +12604,14 @@
         </w:rPr>
         <w:t xml:space="preserve">Set the default location for </w:t>
       </w:r>
+      <w:proofErr w:type="spellStart"/>
       <w:r>
         <w:rPr>
           <w:rStyle w:val="SourceCodechar"/>
         </w:rPr>
         <w:t>git</w:t>
       </w:r>
+      <w:proofErr w:type="spellEnd"/>
       <w:r>
         <w:rPr>
           <w:rStyle w:val="SourceCodenon-literal"/>
@@ -11019,7 +12645,17 @@
         </w:rPr>
       </w:pPr>
       <w:r>
-        <w:t xml:space="preserve">$ git branch –set-upstream-to=develop </w:t>
+        <w:t xml:space="preserve">$ </w:t>
+      </w:r>
+      <w:proofErr w:type="spellStart"/>
+      <w:proofErr w:type="gramStart"/>
+      <w:r>
+        <w:t>git</w:t>
+      </w:r>
+      <w:proofErr w:type="spellEnd"/>
+      <w:proofErr w:type="gramEnd"/>
+      <w:r>
+        <w:t xml:space="preserve"> branch –set-upstream-to=develop </w:t>
       </w:r>
       <w:r>
         <w:rPr>
@@ -11057,12 +12693,14 @@
         </w:rPr>
         <w:t xml:space="preserve">Set the default behavior for handling merge conflicts when you do a </w:t>
       </w:r>
+      <w:proofErr w:type="spellStart"/>
       <w:r>
         <w:rPr>
           <w:rStyle w:val="SourceCodechar"/>
         </w:rPr>
         <w:t>git</w:t>
       </w:r>
+      <w:proofErr w:type="spellEnd"/>
       <w:r>
         <w:rPr>
           <w:rStyle w:val="SourceCodenon-literal"/>
@@ -11093,7 +12731,33 @@
         <w:pStyle w:val="SourceCode"/>
       </w:pPr>
       <w:r>
-        <w:t>$ git config pull.rebase false</w:t>
+        <w:t xml:space="preserve">$ </w:t>
+      </w:r>
+      <w:proofErr w:type="spellStart"/>
+      <w:proofErr w:type="gramStart"/>
+      <w:r>
+        <w:t>git</w:t>
+      </w:r>
+      <w:proofErr w:type="spellEnd"/>
+      <w:proofErr w:type="gramEnd"/>
+      <w:r>
+        <w:t xml:space="preserve"> </w:t>
+      </w:r>
+      <w:proofErr w:type="spellStart"/>
+      <w:r>
+        <w:t>config</w:t>
+      </w:r>
+      <w:proofErr w:type="spellEnd"/>
+      <w:r>
+        <w:t xml:space="preserve"> </w:t>
+      </w:r>
+      <w:proofErr w:type="spellStart"/>
+      <w:r>
+        <w:t>pull.rebase</w:t>
+      </w:r>
+      <w:proofErr w:type="spellEnd"/>
+      <w:r>
+        <w:t xml:space="preserve"> false</w:t>
       </w:r>
     </w:p>
     <w:p>
@@ -11214,7 +12878,21 @@
           <w:lang w:eastAsia="ar-SA"/>
         </w:rPr>
         <w:lastRenderedPageBreak/>
-        <w:t>Before you add a new file, make sure you are in the correct branch and the correct location, then create the file.</w:t>
+        <w:t xml:space="preserve">Before you add a new file, make sure you are in the correct branch and the correct location, </w:t>
+      </w:r>
+      <w:proofErr w:type="gramStart"/>
+      <w:r>
+        <w:rPr>
+          <w:lang w:eastAsia="ar-SA"/>
+        </w:rPr>
+        <w:t>then</w:t>
+      </w:r>
+      <w:proofErr w:type="gramEnd"/>
+      <w:r>
+        <w:rPr>
+          <w:lang w:eastAsia="ar-SA"/>
+        </w:rPr>
+        <w:t xml:space="preserve"> create the file.</w:t>
       </w:r>
     </w:p>
     <w:p>
@@ -11240,7 +12918,17 @@
         </w:rPr>
       </w:pPr>
       <w:r>
-        <w:t xml:space="preserve">$ git add </w:t>
+        <w:t xml:space="preserve">$ </w:t>
+      </w:r>
+      <w:proofErr w:type="spellStart"/>
+      <w:proofErr w:type="gramStart"/>
+      <w:r>
+        <w:t>git</w:t>
+      </w:r>
+      <w:proofErr w:type="spellEnd"/>
+      <w:proofErr w:type="gramEnd"/>
+      <w:r>
+        <w:t xml:space="preserve"> add </w:t>
       </w:r>
       <w:r>
         <w:rPr>
@@ -11288,7 +12976,17 @@
         <w:pStyle w:val="SourceCode"/>
       </w:pPr>
       <w:r>
-        <w:t>$ git commit –m “</w:t>
+        <w:t xml:space="preserve">$ </w:t>
+      </w:r>
+      <w:proofErr w:type="spellStart"/>
+      <w:proofErr w:type="gramStart"/>
+      <w:r>
+        <w:t>git</w:t>
+      </w:r>
+      <w:proofErr w:type="spellEnd"/>
+      <w:proofErr w:type="gramEnd"/>
+      <w:r>
+        <w:t xml:space="preserve"> commit –m “</w:t>
       </w:r>
       <w:r>
         <w:rPr>
@@ -11323,48 +13021,56 @@
         </w:rPr>
         <w:t xml:space="preserve">The </w:t>
       </w:r>
+      <w:proofErr w:type="spellStart"/>
       <w:r>
         <w:rPr>
           <w:rStyle w:val="SourceCodechar"/>
         </w:rPr>
         <w:t>git</w:t>
       </w:r>
+      <w:proofErr w:type="spellEnd"/>
       <w:r>
         <w:rPr>
           <w:lang w:eastAsia="ar-SA"/>
         </w:rPr>
         <w:t xml:space="preserve"> </w:t>
       </w:r>
+      <w:proofErr w:type="spellStart"/>
       <w:r>
         <w:rPr>
           <w:rStyle w:val="SourceCodechar"/>
         </w:rPr>
         <w:t>rm</w:t>
       </w:r>
+      <w:proofErr w:type="spellEnd"/>
       <w:r>
         <w:rPr>
           <w:lang w:eastAsia="ar-SA"/>
         </w:rPr>
         <w:t xml:space="preserve"> command deletes a file from the working directory and adds the change to the staging area, so after executing the </w:t>
       </w:r>
+      <w:proofErr w:type="spellStart"/>
       <w:r>
         <w:rPr>
           <w:rStyle w:val="SourceCodechar"/>
         </w:rPr>
         <w:t>git</w:t>
       </w:r>
+      <w:proofErr w:type="spellEnd"/>
       <w:r>
         <w:rPr>
           <w:lang w:eastAsia="ar-SA"/>
         </w:rPr>
         <w:t xml:space="preserve"> </w:t>
       </w:r>
+      <w:proofErr w:type="spellStart"/>
       <w:r>
         <w:rPr>
           <w:rStyle w:val="SourceCodechar"/>
         </w:rPr>
         <w:t>rm</w:t>
       </w:r>
+      <w:proofErr w:type="spellEnd"/>
       <w:r>
         <w:rPr>
           <w:lang w:eastAsia="ar-SA"/>
@@ -11377,8 +13083,19 @@
         <w:pStyle w:val="SourceCode"/>
       </w:pPr>
       <w:r>
-        <w:t xml:space="preserve">$ git </w:t>
-      </w:r>
+        <w:t xml:space="preserve">$ </w:t>
+      </w:r>
+      <w:proofErr w:type="spellStart"/>
+      <w:proofErr w:type="gramStart"/>
+      <w:r>
+        <w:t>git</w:t>
+      </w:r>
+      <w:proofErr w:type="spellEnd"/>
+      <w:proofErr w:type="gramEnd"/>
+      <w:r>
+        <w:t xml:space="preserve"> </w:t>
+      </w:r>
+      <w:proofErr w:type="spellStart"/>
       <w:r>
         <w:rPr>
           <w:rStyle w:val="SourceCodechar"/>
@@ -11386,6 +13103,7 @@
         </w:rPr>
         <w:t>rm</w:t>
       </w:r>
+      <w:proofErr w:type="spellEnd"/>
       <w:r>
         <w:t xml:space="preserve"> </w:t>
       </w:r>
@@ -11401,7 +13119,17 @@
         <w:pStyle w:val="SourceCode"/>
       </w:pPr>
       <w:r>
-        <w:t>$ git commit –m “</w:t>
+        <w:t xml:space="preserve">$ </w:t>
+      </w:r>
+      <w:proofErr w:type="spellStart"/>
+      <w:proofErr w:type="gramStart"/>
+      <w:r>
+        <w:t>git</w:t>
+      </w:r>
+      <w:proofErr w:type="spellEnd"/>
+      <w:proofErr w:type="gramEnd"/>
+      <w:r>
+        <w:t xml:space="preserve"> commit –m “</w:t>
       </w:r>
       <w:r>
         <w:rPr>
@@ -11475,7 +13203,17 @@
         </w:rPr>
       </w:pPr>
       <w:r>
-        <w:t xml:space="preserve">$ git add </w:t>
+        <w:t xml:space="preserve">$ </w:t>
+      </w:r>
+      <w:proofErr w:type="spellStart"/>
+      <w:proofErr w:type="gramStart"/>
+      <w:r>
+        <w:t>git</w:t>
+      </w:r>
+      <w:proofErr w:type="spellEnd"/>
+      <w:proofErr w:type="gramEnd"/>
+      <w:r>
+        <w:t xml:space="preserve"> add </w:t>
       </w:r>
       <w:r>
         <w:rPr>
@@ -11529,7 +13267,17 @@
         <w:pStyle w:val="SourceCode"/>
       </w:pPr>
       <w:r>
-        <w:t>$ git commit –m “</w:t>
+        <w:t xml:space="preserve">$ </w:t>
+      </w:r>
+      <w:proofErr w:type="spellStart"/>
+      <w:proofErr w:type="gramStart"/>
+      <w:r>
+        <w:t>git</w:t>
+      </w:r>
+      <w:proofErr w:type="spellEnd"/>
+      <w:proofErr w:type="gramEnd"/>
+      <w:r>
+        <w:t xml:space="preserve"> commit –m “</w:t>
       </w:r>
       <w:r>
         <w:rPr>
@@ -11562,12 +13310,14 @@
         </w:rPr>
         <w:t xml:space="preserve">To discard a change to a file in the working directory before it has been staged use the </w:t>
       </w:r>
+      <w:proofErr w:type="spellStart"/>
       <w:r>
         <w:rPr>
           <w:rStyle w:val="SourceCodechar"/>
         </w:rPr>
         <w:t>git</w:t>
       </w:r>
+      <w:proofErr w:type="spellEnd"/>
       <w:r>
         <w:rPr>
           <w:lang w:eastAsia="ar-SA"/>
@@ -11601,7 +13351,23 @@
         <w:rPr>
           <w:lang w:eastAsia="ar-SA"/>
         </w:rPr>
-        <w:t xml:space="preserve">$ git </w:t>
+        <w:t xml:space="preserve">$ </w:t>
+      </w:r>
+      <w:proofErr w:type="spellStart"/>
+      <w:proofErr w:type="gramStart"/>
+      <w:r>
+        <w:rPr>
+          <w:lang w:eastAsia="ar-SA"/>
+        </w:rPr>
+        <w:t>git</w:t>
+      </w:r>
+      <w:proofErr w:type="spellEnd"/>
+      <w:proofErr w:type="gramEnd"/>
+      <w:r>
+        <w:rPr>
+          <w:lang w:eastAsia="ar-SA"/>
+        </w:rPr>
+        <w:t xml:space="preserve"> </w:t>
       </w:r>
       <w:r>
         <w:t>restore</w:t>
@@ -11634,7 +13400,17 @@
         <w:pStyle w:val="SourceCode"/>
       </w:pPr>
       <w:r>
-        <w:t>$ git restore .</w:t>
+        <w:t xml:space="preserve">$ </w:t>
+      </w:r>
+      <w:proofErr w:type="spellStart"/>
+      <w:proofErr w:type="gramStart"/>
+      <w:r>
+        <w:t>git</w:t>
+      </w:r>
+      <w:proofErr w:type="spellEnd"/>
+      <w:proofErr w:type="gramEnd"/>
+      <w:r>
+        <w:t xml:space="preserve"> restore .</w:t>
       </w:r>
       <w:r>
         <w:tab/>
@@ -11665,7 +13441,15 @@
       </w:r>
       <w:r>
         <w:tab/>
-        <w:t># and subdirectories.</w:t>
+        <w:t xml:space="preserve"># </w:t>
+      </w:r>
+      <w:proofErr w:type="gramStart"/>
+      <w:r>
+        <w:t>and</w:t>
+      </w:r>
+      <w:proofErr w:type="gramEnd"/>
+      <w:r>
+        <w:t xml:space="preserve"> subdirectories.</w:t>
       </w:r>
     </w:p>
     <w:p>
@@ -11710,14 +13494,23 @@
         <w:rPr>
           <w:lang w:eastAsia="ar-SA"/>
         </w:rPr>
-        <w:t xml:space="preserve"> before the change can be committed. Use the </w:t>
-      </w:r>
+        <w:t xml:space="preserve"> before the change can be committed. </w:t>
+      </w:r>
+      <w:proofErr w:type="gramStart"/>
+      <w:r>
+        <w:rPr>
+          <w:lang w:eastAsia="ar-SA"/>
+        </w:rPr>
+        <w:t xml:space="preserve">Use the </w:t>
+      </w:r>
+      <w:proofErr w:type="spellStart"/>
       <w:r>
         <w:rPr>
           <w:rStyle w:val="SourceCodechar"/>
         </w:rPr>
         <w:t>git</w:t>
       </w:r>
+      <w:proofErr w:type="spellEnd"/>
       <w:r>
         <w:rPr>
           <w:lang w:eastAsia="ar-SA"/>
@@ -11730,6 +13523,7 @@
         </w:rPr>
         <w:t>add</w:t>
       </w:r>
+      <w:proofErr w:type="gramEnd"/>
       <w:r>
         <w:rPr>
           <w:lang w:eastAsia="ar-SA"/>
@@ -11739,12 +13533,14 @@
       <w:r>
         <w:t xml:space="preserve">If more than one file is changed, you can specify all the names to the </w:t>
       </w:r>
+      <w:proofErr w:type="spellStart"/>
       <w:r>
         <w:rPr>
           <w:rStyle w:val="SourceCodechar"/>
         </w:rPr>
         <w:t>git</w:t>
       </w:r>
+      <w:proofErr w:type="spellEnd"/>
       <w:r>
         <w:t xml:space="preserve"> </w:t>
       </w:r>
@@ -11772,7 +13568,17 @@
         </w:rPr>
       </w:pPr>
       <w:r>
-        <w:t xml:space="preserve">$ git add </w:t>
+        <w:t xml:space="preserve">$ </w:t>
+      </w:r>
+      <w:proofErr w:type="spellStart"/>
+      <w:proofErr w:type="gramStart"/>
+      <w:r>
+        <w:t>git</w:t>
+      </w:r>
+      <w:proofErr w:type="spellEnd"/>
+      <w:proofErr w:type="gramEnd"/>
+      <w:r>
+        <w:t xml:space="preserve"> add </w:t>
       </w:r>
       <w:r>
         <w:rPr>
@@ -11816,12 +13622,14 @@
       <w:r>
         <w:t xml:space="preserve"> of the </w:t>
       </w:r>
+      <w:proofErr w:type="spellStart"/>
       <w:r>
         <w:rPr>
           <w:rStyle w:val="SourceCodechar"/>
         </w:rPr>
         <w:t>git</w:t>
       </w:r>
+      <w:proofErr w:type="spellEnd"/>
       <w:r>
         <w:t xml:space="preserve"> </w:t>
       </w:r>
@@ -11834,12 +13642,14 @@
       <w:r>
         <w:t xml:space="preserve"> command, you could also use the </w:t>
       </w:r>
+      <w:proofErr w:type="spellStart"/>
       <w:r>
         <w:rPr>
           <w:rStyle w:val="SourceCodechar"/>
         </w:rPr>
         <w:t>git</w:t>
       </w:r>
+      <w:proofErr w:type="spellEnd"/>
       <w:r>
         <w:t xml:space="preserve"> </w:t>
       </w:r>
@@ -11892,7 +13702,17 @@
         </w:rPr>
       </w:pPr>
       <w:r>
-        <w:t xml:space="preserve">$ git reset </w:t>
+        <w:t xml:space="preserve">$ </w:t>
+      </w:r>
+      <w:proofErr w:type="spellStart"/>
+      <w:proofErr w:type="gramStart"/>
+      <w:r>
+        <w:t>git</w:t>
+      </w:r>
+      <w:proofErr w:type="spellEnd"/>
+      <w:proofErr w:type="gramEnd"/>
+      <w:r>
+        <w:t xml:space="preserve"> reset </w:t>
       </w:r>
       <w:r>
         <w:rPr>
@@ -11924,51 +13744,99 @@
         </w:rPr>
         <w:t xml:space="preserve"># </w:t>
       </w:r>
+      <w:proofErr w:type="spellStart"/>
       <w:r>
         <w:rPr>
           <w:rStyle w:val="SourceCodenon-literal"/>
           <w:rFonts w:ascii="Courier New" w:hAnsi="Courier New"/>
           <w:i w:val="0"/>
         </w:rPr>
-        <w:t>Unstage a file</w:t>
-      </w:r>
-    </w:p>
-    <w:p>
-      <w:pPr>
-        <w:pStyle w:val="SourceCode"/>
-      </w:pPr>
+        <w:t>Unstage</w:t>
+      </w:r>
+      <w:proofErr w:type="spellEnd"/>
       <w:r>
         <w:rPr>
           <w:rStyle w:val="SourceCodenon-literal"/>
           <w:rFonts w:ascii="Courier New" w:hAnsi="Courier New"/>
           <w:i w:val="0"/>
         </w:rPr>
-        <w:t>$ git reset</w:t>
-      </w:r>
+        <w:t xml:space="preserve"> a file</w:t>
+      </w:r>
+    </w:p>
+    <w:p>
+      <w:pPr>
+        <w:pStyle w:val="SourceCode"/>
+      </w:pPr>
       <w:r>
         <w:rPr>
           <w:rStyle w:val="SourceCodenon-literal"/>
           <w:rFonts w:ascii="Courier New" w:hAnsi="Courier New"/>
           <w:i w:val="0"/>
         </w:rPr>
-        <w:tab/>
-      </w:r>
+        <w:t xml:space="preserve">$ </w:t>
+      </w:r>
+      <w:proofErr w:type="spellStart"/>
+      <w:proofErr w:type="gramStart"/>
       <w:r>
         <w:rPr>
           <w:rStyle w:val="SourceCodenon-literal"/>
           <w:rFonts w:ascii="Courier New" w:hAnsi="Courier New"/>
           <w:i w:val="0"/>
         </w:rPr>
-        <w:tab/>
-      </w:r>
+        <w:t>git</w:t>
+      </w:r>
+      <w:proofErr w:type="spellEnd"/>
+      <w:proofErr w:type="gramEnd"/>
       <w:r>
         <w:rPr>
           <w:rStyle w:val="SourceCodenon-literal"/>
           <w:rFonts w:ascii="Courier New" w:hAnsi="Courier New"/>
           <w:i w:val="0"/>
         </w:rPr>
+        <w:t xml:space="preserve"> reset</w:t>
+      </w:r>
+      <w:r>
+        <w:rPr>
+          <w:rStyle w:val="SourceCodenon-literal"/>
+          <w:rFonts w:ascii="Courier New" w:hAnsi="Courier New"/>
+          <w:i w:val="0"/>
+        </w:rPr>
         <w:tab/>
-        <w:t># Unstage everything</w:t>
+      </w:r>
+      <w:r>
+        <w:rPr>
+          <w:rStyle w:val="SourceCodenon-literal"/>
+          <w:rFonts w:ascii="Courier New" w:hAnsi="Courier New"/>
+          <w:i w:val="0"/>
+        </w:rPr>
+        <w:tab/>
+      </w:r>
+      <w:r>
+        <w:rPr>
+          <w:rStyle w:val="SourceCodenon-literal"/>
+          <w:rFonts w:ascii="Courier New" w:hAnsi="Courier New"/>
+          <w:i w:val="0"/>
+        </w:rPr>
+        <w:tab/>
+        <w:t xml:space="preserve"># </w:t>
+      </w:r>
+      <w:proofErr w:type="spellStart"/>
+      <w:r>
+        <w:rPr>
+          <w:rStyle w:val="SourceCodenon-literal"/>
+          <w:rFonts w:ascii="Courier New" w:hAnsi="Courier New"/>
+          <w:i w:val="0"/>
+        </w:rPr>
+        <w:t>Unstage</w:t>
+      </w:r>
+      <w:proofErr w:type="spellEnd"/>
+      <w:r>
+        <w:rPr>
+          <w:rStyle w:val="SourceCodenon-literal"/>
+          <w:rFonts w:ascii="Courier New" w:hAnsi="Courier New"/>
+          <w:i w:val="0"/>
+        </w:rPr>
+        <w:t xml:space="preserve"> everything</w:t>
       </w:r>
     </w:p>
     <w:p>
@@ -11997,12 +13865,14 @@
         </w:rPr>
         <w:t xml:space="preserve">The </w:t>
       </w:r>
+      <w:proofErr w:type="spellStart"/>
       <w:r>
         <w:rPr>
           <w:rStyle w:val="SourceCodechar"/>
         </w:rPr>
         <w:t>git</w:t>
       </w:r>
+      <w:proofErr w:type="spellEnd"/>
       <w:r>
         <w:rPr>
           <w:lang w:eastAsia="ar-SA"/>
@@ -12027,7 +13897,17 @@
         <w:pStyle w:val="SourceCode"/>
       </w:pPr>
       <w:r>
-        <w:t>$ git commit –m “</w:t>
+        <w:t xml:space="preserve">$ </w:t>
+      </w:r>
+      <w:proofErr w:type="spellStart"/>
+      <w:proofErr w:type="gramStart"/>
+      <w:r>
+        <w:t>git</w:t>
+      </w:r>
+      <w:proofErr w:type="spellEnd"/>
+      <w:proofErr w:type="gramEnd"/>
+      <w:r>
+        <w:t xml:space="preserve"> commit –m “</w:t>
       </w:r>
       <w:r>
         <w:rPr>
@@ -12058,7 +13938,23 @@
         <w:rPr>
           <w:lang w:eastAsia="ar-SA"/>
         </w:rPr>
-        <w:t>$ git revert HEAD</w:t>
+        <w:t xml:space="preserve">$ </w:t>
+      </w:r>
+      <w:proofErr w:type="spellStart"/>
+      <w:proofErr w:type="gramStart"/>
+      <w:r>
+        <w:rPr>
+          <w:lang w:eastAsia="ar-SA"/>
+        </w:rPr>
+        <w:t>git</w:t>
+      </w:r>
+      <w:proofErr w:type="spellEnd"/>
+      <w:proofErr w:type="gramEnd"/>
+      <w:r>
+        <w:rPr>
+          <w:lang w:eastAsia="ar-SA"/>
+        </w:rPr>
+        <w:t xml:space="preserve"> revert HEAD</w:t>
       </w:r>
       <w:r>
         <w:rPr>
@@ -12183,12 +14079,14 @@
         </w:rPr>
         <w:t xml:space="preserve"> you can use the </w:t>
       </w:r>
+      <w:proofErr w:type="spellStart"/>
       <w:r>
         <w:rPr>
           <w:rStyle w:val="SourceCodechar"/>
         </w:rPr>
         <w:t>git</w:t>
       </w:r>
+      <w:proofErr w:type="spellEnd"/>
       <w:r>
         <w:t xml:space="preserve"> </w:t>
       </w:r>
@@ -12216,7 +14114,23 @@
         <w:rPr>
           <w:lang w:eastAsia="ar-SA"/>
         </w:rPr>
-        <w:t>$ git push</w:t>
+        <w:t xml:space="preserve">$ </w:t>
+      </w:r>
+      <w:proofErr w:type="spellStart"/>
+      <w:proofErr w:type="gramStart"/>
+      <w:r>
+        <w:rPr>
+          <w:lang w:eastAsia="ar-SA"/>
+        </w:rPr>
+        <w:t>git</w:t>
+      </w:r>
+      <w:proofErr w:type="spellEnd"/>
+      <w:proofErr w:type="gramEnd"/>
+      <w:r>
+        <w:rPr>
+          <w:lang w:eastAsia="ar-SA"/>
+        </w:rPr>
+        <w:t xml:space="preserve"> push</w:t>
       </w:r>
     </w:p>
     <w:p>
@@ -12275,9 +14189,17 @@
       <w:r>
         <w:t xml:space="preserve">$ </w:t>
       </w:r>
-      <w:r>
-        <w:t xml:space="preserve">cd </w:t>
-      </w:r>
+      <w:proofErr w:type="spellStart"/>
+      <w:proofErr w:type="gramStart"/>
+      <w:r>
+        <w:t>cd</w:t>
+      </w:r>
+      <w:proofErr w:type="spellEnd"/>
+      <w:proofErr w:type="gramEnd"/>
+      <w:r>
+        <w:t xml:space="preserve"> </w:t>
+      </w:r>
+      <w:proofErr w:type="spellStart"/>
       <w:r>
         <w:rPr>
           <w:rStyle w:val="SourceCodenon-literal"/>
@@ -12290,6 +14212,7 @@
         </w:rPr>
         <w:t>Directory</w:t>
       </w:r>
+      <w:proofErr w:type="spellEnd"/>
     </w:p>
     <w:p>
       <w:pPr>
@@ -12298,8 +14221,15 @@
       <w:r>
         <w:t xml:space="preserve">$ </w:t>
       </w:r>
-      <w:r>
-        <w:t>git pull</w:t>
+      <w:proofErr w:type="spellStart"/>
+      <w:proofErr w:type="gramStart"/>
+      <w:r>
+        <w:t>git</w:t>
+      </w:r>
+      <w:proofErr w:type="spellEnd"/>
+      <w:proofErr w:type="gramEnd"/>
+      <w:r>
+        <w:t xml:space="preserve"> pull</w:t>
       </w:r>
     </w:p>
     <w:p>
@@ -12333,7 +14263,17 @@
         <w:pStyle w:val="SourceCode"/>
       </w:pPr>
       <w:r>
-        <w:t>$ git checkout develop</w:t>
+        <w:t xml:space="preserve">$ </w:t>
+      </w:r>
+      <w:proofErr w:type="spellStart"/>
+      <w:proofErr w:type="gramStart"/>
+      <w:r>
+        <w:t>git</w:t>
+      </w:r>
+      <w:proofErr w:type="spellEnd"/>
+      <w:proofErr w:type="gramEnd"/>
+      <w:r>
+        <w:t xml:space="preserve"> checkout develop</w:t>
       </w:r>
       <w:r>
         <w:tab/>
@@ -12348,7 +14288,17 @@
         <w:pStyle w:val="SourceCode"/>
       </w:pPr>
       <w:r>
-        <w:t xml:space="preserve">$ git checkout –b </w:t>
+        <w:t xml:space="preserve">$ </w:t>
+      </w:r>
+      <w:proofErr w:type="spellStart"/>
+      <w:proofErr w:type="gramStart"/>
+      <w:r>
+        <w:t>git</w:t>
+      </w:r>
+      <w:proofErr w:type="spellEnd"/>
+      <w:proofErr w:type="gramEnd"/>
+      <w:r>
+        <w:t xml:space="preserve"> checkout –b </w:t>
       </w:r>
       <w:r>
         <w:rPr>
@@ -12409,12 +14359,17 @@
         <w:ind w:firstLine="720"/>
       </w:pPr>
       <w:r>
-        <w:t>$ code .</w:t>
+        <w:t xml:space="preserve">$ </w:t>
+      </w:r>
+      <w:proofErr w:type="gramStart"/>
+      <w:r>
+        <w:t>code .</w:t>
       </w:r>
       <w:r>
         <w:tab/>
         <w:t># Run VS Code editor in the current directory.</w:t>
       </w:r>
+      <w:proofErr w:type="gramEnd"/>
     </w:p>
     <w:p>
       <w:pPr>
@@ -12436,7 +14391,17 @@
         <w:ind w:firstLine="720"/>
       </w:pPr>
       <w:r>
-        <w:t>$ git add .</w:t>
+        <w:t xml:space="preserve">$ </w:t>
+      </w:r>
+      <w:proofErr w:type="spellStart"/>
+      <w:proofErr w:type="gramStart"/>
+      <w:r>
+        <w:t>git</w:t>
+      </w:r>
+      <w:proofErr w:type="spellEnd"/>
+      <w:proofErr w:type="gramEnd"/>
+      <w:r>
+        <w:t xml:space="preserve"> add .</w:t>
       </w:r>
       <w:r>
         <w:tab/>
@@ -12449,7 +14414,17 @@
         <w:ind w:firstLine="720"/>
       </w:pPr>
       <w:r>
-        <w:t>$ git diff –staged</w:t>
+        <w:t xml:space="preserve">$ </w:t>
+      </w:r>
+      <w:proofErr w:type="spellStart"/>
+      <w:proofErr w:type="gramStart"/>
+      <w:r>
+        <w:t>git</w:t>
+      </w:r>
+      <w:proofErr w:type="spellEnd"/>
+      <w:proofErr w:type="gramEnd"/>
+      <w:r>
+        <w:t xml:space="preserve"> diff –staged</w:t>
       </w:r>
     </w:p>
     <w:p>
@@ -12458,7 +14433,17 @@
         <w:ind w:firstLine="720"/>
       </w:pPr>
       <w:r>
-        <w:t>$ git commit –m “</w:t>
+        <w:t xml:space="preserve">$ </w:t>
+      </w:r>
+      <w:proofErr w:type="spellStart"/>
+      <w:proofErr w:type="gramStart"/>
+      <w:r>
+        <w:t>git</w:t>
+      </w:r>
+      <w:proofErr w:type="spellEnd"/>
+      <w:proofErr w:type="gramEnd"/>
+      <w:r>
+        <w:t xml:space="preserve"> commit –m “</w:t>
       </w:r>
       <w:r>
         <w:rPr>
@@ -12492,7 +14477,17 @@
         <w:pStyle w:val="SourceCode"/>
       </w:pPr>
       <w:r>
-        <w:t>$ git checkout develop</w:t>
+        <w:t xml:space="preserve">$ </w:t>
+      </w:r>
+      <w:proofErr w:type="spellStart"/>
+      <w:proofErr w:type="gramStart"/>
+      <w:r>
+        <w:t>git</w:t>
+      </w:r>
+      <w:proofErr w:type="spellEnd"/>
+      <w:proofErr w:type="gramEnd"/>
+      <w:r>
+        <w:t xml:space="preserve"> checkout develop</w:t>
       </w:r>
       <w:r>
         <w:tab/>
@@ -12507,7 +14502,17 @@
         </w:rPr>
       </w:pPr>
       <w:r>
-        <w:t xml:space="preserve">$ git merge </w:t>
+        <w:t xml:space="preserve">$ </w:t>
+      </w:r>
+      <w:proofErr w:type="spellStart"/>
+      <w:proofErr w:type="gramStart"/>
+      <w:r>
+        <w:t>git</w:t>
+      </w:r>
+      <w:proofErr w:type="spellEnd"/>
+      <w:proofErr w:type="gramEnd"/>
+      <w:r>
+        <w:t xml:space="preserve"> merge </w:t>
       </w:r>
       <w:r>
         <w:rPr>
@@ -12578,7 +14583,15 @@
         <w:pStyle w:val="SourceCode"/>
       </w:pPr>
       <w:r>
-        <w:t>$ commit –a “Update version”</w:t>
+        <w:t>$ commit –</w:t>
+      </w:r>
+      <w:proofErr w:type="gramStart"/>
+      <w:r>
+        <w:t>a</w:t>
+      </w:r>
+      <w:proofErr w:type="gramEnd"/>
+      <w:r>
+        <w:t xml:space="preserve"> “Update version”</w:t>
       </w:r>
     </w:p>
     <w:p>
@@ -12603,7 +14616,17 @@
         <w:pStyle w:val="SourceCode"/>
       </w:pPr>
       <w:r>
-        <w:t>$ git push</w:t>
+        <w:t xml:space="preserve">$ </w:t>
+      </w:r>
+      <w:proofErr w:type="spellStart"/>
+      <w:proofErr w:type="gramStart"/>
+      <w:r>
+        <w:t>git</w:t>
+      </w:r>
+      <w:proofErr w:type="spellEnd"/>
+      <w:proofErr w:type="gramEnd"/>
+      <w:r>
+        <w:t xml:space="preserve"> push</w:t>
       </w:r>
     </w:p>
     <w:p>
@@ -12623,7 +14646,15 @@
         <w:t>Update the Web page with the new prototype version</w:t>
       </w:r>
       <w:r>
-        <w:t xml:space="preserve">. Open DreamWeaver and push </w:t>
+        <w:t xml:space="preserve">. Open </w:t>
+      </w:r>
+      <w:proofErr w:type="spellStart"/>
+      <w:r>
+        <w:t>DreamWeaver</w:t>
+      </w:r>
+      <w:proofErr w:type="spellEnd"/>
+      <w:r>
+        <w:t xml:space="preserve"> and push </w:t>
       </w:r>
       <w:r>
         <w:t xml:space="preserve">the </w:t>
@@ -12674,11 +14705,19 @@
       <w:r>
         <w:t xml:space="preserve"> The </w:t>
       </w:r>
+      <w:proofErr w:type="spellStart"/>
       <w:r>
         <w:rPr>
           <w:rStyle w:val="SourceCodechar"/>
         </w:rPr>
-        <w:t>git status</w:t>
+        <w:t>git</w:t>
+      </w:r>
+      <w:proofErr w:type="spellEnd"/>
+      <w:r>
+        <w:rPr>
+          <w:rStyle w:val="SourceCodechar"/>
+        </w:rPr>
+        <w:t xml:space="preserve"> status</w:t>
       </w:r>
       <w:r>
         <w:t xml:space="preserve"> command </w:t>
@@ -12709,8 +14748,15 @@
       <w:r>
         <w:t xml:space="preserve">$ </w:t>
       </w:r>
-      <w:r>
-        <w:t xml:space="preserve">git </w:t>
+      <w:proofErr w:type="spellStart"/>
+      <w:proofErr w:type="gramStart"/>
+      <w:r>
+        <w:t>git</w:t>
+      </w:r>
+      <w:proofErr w:type="spellEnd"/>
+      <w:proofErr w:type="gramEnd"/>
+      <w:r>
+        <w:t xml:space="preserve"> </w:t>
       </w:r>
       <w:r>
         <w:t>status</w:t>
@@ -12738,7 +14784,17 @@
         <w:pStyle w:val="SourceCode"/>
       </w:pPr>
       <w:r>
-        <w:t>$ git checkout main</w:t>
+        <w:t xml:space="preserve">$ </w:t>
+      </w:r>
+      <w:proofErr w:type="spellStart"/>
+      <w:proofErr w:type="gramStart"/>
+      <w:r>
+        <w:t>git</w:t>
+      </w:r>
+      <w:proofErr w:type="spellEnd"/>
+      <w:proofErr w:type="gramEnd"/>
+      <w:r>
+        <w:t xml:space="preserve"> checkout main</w:t>
       </w:r>
     </w:p>
     <w:p>
@@ -12746,7 +14802,17 @@
         <w:pStyle w:val="SourceCode"/>
       </w:pPr>
       <w:r>
-        <w:t>$ git pull</w:t>
+        <w:t xml:space="preserve">$ </w:t>
+      </w:r>
+      <w:proofErr w:type="spellStart"/>
+      <w:proofErr w:type="gramStart"/>
+      <w:r>
+        <w:t>git</w:t>
+      </w:r>
+      <w:proofErr w:type="spellEnd"/>
+      <w:proofErr w:type="gramEnd"/>
+      <w:r>
+        <w:t xml:space="preserve"> pull</w:t>
       </w:r>
     </w:p>
     <w:p>
@@ -12856,8 +14922,15 @@
       <w:r>
         <w:t xml:space="preserve">$ </w:t>
       </w:r>
-      <w:r>
-        <w:t xml:space="preserve">git </w:t>
+      <w:proofErr w:type="spellStart"/>
+      <w:proofErr w:type="gramStart"/>
+      <w:r>
+        <w:t>git</w:t>
+      </w:r>
+      <w:proofErr w:type="spellEnd"/>
+      <w:proofErr w:type="gramEnd"/>
+      <w:r>
+        <w:t xml:space="preserve"> </w:t>
       </w:r>
       <w:r>
         <w:t>commit –a “</w:t>
@@ -12900,7 +14973,17 @@
         <w:pStyle w:val="SourceCode"/>
       </w:pPr>
       <w:r>
-        <w:t>$ git push</w:t>
+        <w:t xml:space="preserve">$ </w:t>
+      </w:r>
+      <w:proofErr w:type="spellStart"/>
+      <w:proofErr w:type="gramStart"/>
+      <w:r>
+        <w:t>git</w:t>
+      </w:r>
+      <w:proofErr w:type="spellEnd"/>
+      <w:proofErr w:type="gramEnd"/>
+      <w:r>
+        <w:t xml:space="preserve"> push</w:t>
       </w:r>
     </w:p>
     <w:p>
@@ -13001,12 +15084,14 @@
       <w:r>
         <w:t xml:space="preserve"> The </w:t>
       </w:r>
+      <w:proofErr w:type="spellStart"/>
       <w:r>
         <w:rPr>
           <w:rStyle w:val="SourceCodechar"/>
         </w:rPr>
         <w:t>git</w:t>
       </w:r>
+      <w:proofErr w:type="spellEnd"/>
       <w:r>
         <w:rPr>
           <w:lang w:eastAsia="ar-SA"/>
@@ -13051,8 +15136,15 @@
       <w:r>
         <w:t xml:space="preserve">$ </w:t>
       </w:r>
-      <w:r>
-        <w:t xml:space="preserve">git </w:t>
+      <w:proofErr w:type="spellStart"/>
+      <w:proofErr w:type="gramStart"/>
+      <w:r>
+        <w:t>git</w:t>
+      </w:r>
+      <w:proofErr w:type="spellEnd"/>
+      <w:proofErr w:type="gramEnd"/>
+      <w:r>
+        <w:t xml:space="preserve"> </w:t>
       </w:r>
       <w:r>
         <w:t>status</w:t>
@@ -13080,7 +15172,17 @@
         <w:pStyle w:val="SourceCode"/>
       </w:pPr>
       <w:r>
-        <w:t>$ git checkout develop</w:t>
+        <w:t xml:space="preserve">$ </w:t>
+      </w:r>
+      <w:proofErr w:type="spellStart"/>
+      <w:proofErr w:type="gramStart"/>
+      <w:r>
+        <w:t>git</w:t>
+      </w:r>
+      <w:proofErr w:type="spellEnd"/>
+      <w:proofErr w:type="gramEnd"/>
+      <w:r>
+        <w:t xml:space="preserve"> checkout develop</w:t>
       </w:r>
     </w:p>
     <w:p>
@@ -13088,7 +15190,17 @@
         <w:pStyle w:val="SourceCode"/>
       </w:pPr>
       <w:r>
-        <w:t>$ git pull</w:t>
+        <w:t xml:space="preserve">$ </w:t>
+      </w:r>
+      <w:proofErr w:type="spellStart"/>
+      <w:proofErr w:type="gramStart"/>
+      <w:r>
+        <w:t>git</w:t>
+      </w:r>
+      <w:proofErr w:type="spellEnd"/>
+      <w:proofErr w:type="gramEnd"/>
+      <w:r>
+        <w:t xml:space="preserve"> pull</w:t>
       </w:r>
       <w:r>
         <w:tab/>
@@ -13123,7 +15235,17 @@
         <w:pStyle w:val="SourceCode"/>
       </w:pPr>
       <w:r>
-        <w:t>$ cd Version</w:t>
+        <w:t xml:space="preserve">$ </w:t>
+      </w:r>
+      <w:proofErr w:type="spellStart"/>
+      <w:proofErr w:type="gramStart"/>
+      <w:r>
+        <w:t>cd</w:t>
+      </w:r>
+      <w:proofErr w:type="spellEnd"/>
+      <w:proofErr w:type="gramEnd"/>
+      <w:r>
+        <w:t xml:space="preserve"> Version</w:t>
       </w:r>
     </w:p>
     <w:p>
@@ -13139,7 +15261,17 @@
         <w:pStyle w:val="SourceCode"/>
       </w:pPr>
       <w:r>
-        <w:t xml:space="preserve">$ git commit </w:t>
+        <w:t xml:space="preserve">$ </w:t>
+      </w:r>
+      <w:proofErr w:type="spellStart"/>
+      <w:proofErr w:type="gramStart"/>
+      <w:r>
+        <w:t>git</w:t>
+      </w:r>
+      <w:proofErr w:type="spellEnd"/>
+      <w:proofErr w:type="gramEnd"/>
+      <w:r>
+        <w:t xml:space="preserve"> commit </w:t>
       </w:r>
       <w:r>
         <w:t xml:space="preserve">–a </w:t>
@@ -13158,7 +15290,15 @@
       </w:r>
       <w:r>
         <w:tab/>
-        <w:t># Add and commit</w:t>
+        <w:t xml:space="preserve"># </w:t>
+      </w:r>
+      <w:proofErr w:type="gramStart"/>
+      <w:r>
+        <w:t>Add</w:t>
+      </w:r>
+      <w:proofErr w:type="gramEnd"/>
+      <w:r>
+        <w:t xml:space="preserve"> and commit</w:t>
       </w:r>
     </w:p>
     <w:p>
@@ -13166,15 +15306,35 @@
         <w:pStyle w:val="SourceCode"/>
       </w:pPr>
       <w:r>
-        <w:t>$ cd ..</w:t>
-      </w:r>
+        <w:t xml:space="preserve">$ </w:t>
+      </w:r>
+      <w:proofErr w:type="spellStart"/>
+      <w:proofErr w:type="gramStart"/>
+      <w:r>
+        <w:t>cd</w:t>
+      </w:r>
+      <w:proofErr w:type="spellEnd"/>
+      <w:r>
+        <w:t xml:space="preserve"> ..</w:t>
+      </w:r>
+      <w:proofErr w:type="gramEnd"/>
     </w:p>
     <w:p>
       <w:pPr>
         <w:pStyle w:val="SourceCode"/>
       </w:pPr>
       <w:r>
-        <w:t>$ git push</w:t>
+        <w:t xml:space="preserve">$ </w:t>
+      </w:r>
+      <w:proofErr w:type="spellStart"/>
+      <w:proofErr w:type="gramStart"/>
+      <w:r>
+        <w:t>git</w:t>
+      </w:r>
+      <w:proofErr w:type="spellEnd"/>
+      <w:proofErr w:type="gramEnd"/>
+      <w:r>
+        <w:t xml:space="preserve"> push</w:t>
       </w:r>
     </w:p>
     <w:p>
@@ -13200,7 +15360,17 @@
       </w:pPr>
       <w:r>
         <w:lastRenderedPageBreak/>
-        <w:t>$ git checkout main</w:t>
+        <w:t xml:space="preserve">$ </w:t>
+      </w:r>
+      <w:proofErr w:type="spellStart"/>
+      <w:proofErr w:type="gramStart"/>
+      <w:r>
+        <w:t>git</w:t>
+      </w:r>
+      <w:proofErr w:type="spellEnd"/>
+      <w:proofErr w:type="gramEnd"/>
+      <w:r>
+        <w:t xml:space="preserve"> checkout main</w:t>
       </w:r>
     </w:p>
     <w:p>
@@ -13208,7 +15378,17 @@
         <w:pStyle w:val="SourceCode"/>
       </w:pPr>
       <w:r>
-        <w:t>$ git pull</w:t>
+        <w:t xml:space="preserve">$ </w:t>
+      </w:r>
+      <w:proofErr w:type="spellStart"/>
+      <w:proofErr w:type="gramStart"/>
+      <w:r>
+        <w:t>git</w:t>
+      </w:r>
+      <w:proofErr w:type="spellEnd"/>
+      <w:proofErr w:type="gramEnd"/>
+      <w:r>
+        <w:t xml:space="preserve"> pull</w:t>
       </w:r>
       <w:r>
         <w:tab/>
@@ -13243,7 +15423,17 @@
         <w:pStyle w:val="SourceCode"/>
       </w:pPr>
       <w:r>
-        <w:t>$ git merge develop</w:t>
+        <w:t xml:space="preserve">$ </w:t>
+      </w:r>
+      <w:proofErr w:type="spellStart"/>
+      <w:proofErr w:type="gramStart"/>
+      <w:r>
+        <w:t>git</w:t>
+      </w:r>
+      <w:proofErr w:type="spellEnd"/>
+      <w:proofErr w:type="gramEnd"/>
+      <w:r>
+        <w:t xml:space="preserve"> merge develop</w:t>
       </w:r>
     </w:p>
     <w:p>
@@ -13251,7 +15441,17 @@
         <w:pStyle w:val="SourceCode"/>
       </w:pPr>
       <w:r>
-        <w:t xml:space="preserve">$ git commit –a –m </w:t>
+        <w:t xml:space="preserve">$ </w:t>
+      </w:r>
+      <w:proofErr w:type="spellStart"/>
+      <w:proofErr w:type="gramStart"/>
+      <w:r>
+        <w:t>git</w:t>
+      </w:r>
+      <w:proofErr w:type="spellEnd"/>
+      <w:proofErr w:type="gramEnd"/>
+      <w:r>
+        <w:t xml:space="preserve"> commit –a –m </w:t>
       </w:r>
       <w:r>
         <w:t>“Update version information</w:t>
@@ -13285,8 +15485,19 @@
         <w:pStyle w:val="SourceCode"/>
       </w:pPr>
       <w:r>
-        <w:t xml:space="preserve">$ git tag </w:t>
-      </w:r>
+        <w:t xml:space="preserve">$ </w:t>
+      </w:r>
+      <w:proofErr w:type="spellStart"/>
+      <w:proofErr w:type="gramStart"/>
+      <w:r>
+        <w:t>git</w:t>
+      </w:r>
+      <w:proofErr w:type="spellEnd"/>
+      <w:proofErr w:type="gramEnd"/>
+      <w:r>
+        <w:t xml:space="preserve"> tag </w:t>
+      </w:r>
+      <w:proofErr w:type="spellStart"/>
       <w:r>
         <w:rPr>
           <w:rStyle w:val="SourceCodenon-literal"/>
@@ -13311,6 +15522,7 @@
         </w:rPr>
         <w:t>umber</w:t>
       </w:r>
+      <w:proofErr w:type="spellEnd"/>
       <w:r>
         <w:rPr>
           <w:rStyle w:val="SourceCodenon-literal"/>
@@ -13345,7 +15557,17 @@
         <w:pStyle w:val="SourceCode"/>
       </w:pPr>
       <w:r>
-        <w:t>$ git push</w:t>
+        <w:t xml:space="preserve">$ </w:t>
+      </w:r>
+      <w:proofErr w:type="spellStart"/>
+      <w:proofErr w:type="gramStart"/>
+      <w:r>
+        <w:t>git</w:t>
+      </w:r>
+      <w:proofErr w:type="spellEnd"/>
+      <w:proofErr w:type="gramEnd"/>
+      <w:r>
+        <w:t xml:space="preserve"> push</w:t>
       </w:r>
       <w:r>
         <w:tab/>
@@ -13363,7 +15585,17 @@
         <w:pStyle w:val="SourceCode"/>
       </w:pPr>
       <w:r>
-        <w:t xml:space="preserve">$ git push </w:t>
+        <w:t xml:space="preserve">$ </w:t>
+      </w:r>
+      <w:proofErr w:type="spellStart"/>
+      <w:proofErr w:type="gramStart"/>
+      <w:r>
+        <w:t>git</w:t>
+      </w:r>
+      <w:proofErr w:type="spellEnd"/>
+      <w:proofErr w:type="gramEnd"/>
+      <w:r>
+        <w:t xml:space="preserve"> push </w:t>
       </w:r>
       <w:r>
         <w:t>-</w:t>
@@ -13414,7 +15646,15 @@
         <w:t xml:space="preserve"> branch</w:t>
       </w:r>
       <w:r>
-        <w:t xml:space="preserve"> (main).</w:t>
+        <w:t xml:space="preserve"> (</w:t>
+      </w:r>
+      <w:proofErr w:type="gramStart"/>
+      <w:r>
+        <w:t>main</w:t>
+      </w:r>
+      <w:proofErr w:type="gramEnd"/>
+      <w:r>
+        <w:t>).</w:t>
       </w:r>
     </w:p>
     <w:p>
@@ -13422,7 +15662,17 @@
         <w:pStyle w:val="SourceCode"/>
       </w:pPr>
       <w:r>
-        <w:t>$ cd $TAXTOOLS</w:t>
+        <w:t xml:space="preserve">$ </w:t>
+      </w:r>
+      <w:proofErr w:type="spellStart"/>
+      <w:proofErr w:type="gramStart"/>
+      <w:r>
+        <w:t>cd</w:t>
+      </w:r>
+      <w:proofErr w:type="spellEnd"/>
+      <w:proofErr w:type="gramEnd"/>
+      <w:r>
+        <w:t xml:space="preserve"> $TAXTOOLS</w:t>
       </w:r>
       <w:r>
         <w:t>/..</w:t>
@@ -13433,14 +15683,34 @@
         <w:pStyle w:val="SourceCode"/>
       </w:pPr>
       <w:r>
-        <w:t xml:space="preserve">$ rm –rf </w:t>
-      </w:r>
+        <w:t xml:space="preserve">$ </w:t>
+      </w:r>
+      <w:proofErr w:type="spellStart"/>
+      <w:proofErr w:type="gramStart"/>
+      <w:r>
+        <w:t>rm</w:t>
+      </w:r>
+      <w:proofErr w:type="spellEnd"/>
+      <w:proofErr w:type="gramEnd"/>
+      <w:r>
+        <w:t xml:space="preserve"> –</w:t>
+      </w:r>
+      <w:proofErr w:type="spellStart"/>
+      <w:r>
+        <w:t>rf</w:t>
+      </w:r>
+      <w:proofErr w:type="spellEnd"/>
+      <w:r>
+        <w:t xml:space="preserve"> </w:t>
+      </w:r>
+      <w:proofErr w:type="spellStart"/>
       <w:r>
         <w:t>TAXTools</w:t>
       </w:r>
       <w:r>
         <w:t>New</w:t>
       </w:r>
+      <w:proofErr w:type="spellEnd"/>
     </w:p>
     <w:p>
       <w:pPr>
@@ -13449,12 +15719,22 @@
       <w:r>
         <w:t xml:space="preserve">$ </w:t>
       </w:r>
+      <w:proofErr w:type="spellStart"/>
       <w:r>
         <w:t>TAXTools</w:t>
       </w:r>
       <w:r>
-        <w:t>Dev/tools/UpdateRelease</w:t>
-      </w:r>
+        <w:t>Dev</w:t>
+      </w:r>
+      <w:proofErr w:type="spellEnd"/>
+      <w:r>
+        <w:t>/tools/</w:t>
+      </w:r>
+      <w:proofErr w:type="spellStart"/>
+      <w:r>
+        <w:t>UpdateRelease</w:t>
+      </w:r>
+      <w:proofErr w:type="spellEnd"/>
       <w:r>
         <w:tab/>
       </w:r>
@@ -13462,38 +15742,59 @@
         <w:tab/>
         <w:t xml:space="preserve"># Copy </w:t>
       </w:r>
+      <w:proofErr w:type="spellStart"/>
       <w:r>
         <w:t>TAXTools</w:t>
       </w:r>
       <w:r>
-        <w:t xml:space="preserve">Dev to </w:t>
-      </w:r>
+        <w:t>Dev</w:t>
+      </w:r>
+      <w:proofErr w:type="spellEnd"/>
+      <w:r>
+        <w:t xml:space="preserve"> to </w:t>
+      </w:r>
+      <w:proofErr w:type="spellStart"/>
       <w:r>
         <w:t>TAXTools</w:t>
       </w:r>
       <w:r>
         <w:t>New</w:t>
       </w:r>
+      <w:proofErr w:type="spellEnd"/>
     </w:p>
     <w:p>
       <w:pPr>
         <w:pStyle w:val="SourceCode"/>
       </w:pPr>
       <w:r>
-        <w:t xml:space="preserve">$ dircmp </w:t>
-      </w:r>
+        <w:t xml:space="preserve">$ </w:t>
+      </w:r>
+      <w:proofErr w:type="spellStart"/>
+      <w:proofErr w:type="gramStart"/>
+      <w:r>
+        <w:t>dircmp</w:t>
+      </w:r>
+      <w:proofErr w:type="spellEnd"/>
+      <w:proofErr w:type="gramEnd"/>
+      <w:r>
+        <w:t xml:space="preserve"> </w:t>
+      </w:r>
+      <w:proofErr w:type="spellStart"/>
       <w:r>
         <w:t>TAXTools</w:t>
       </w:r>
+      <w:proofErr w:type="spellEnd"/>
       <w:r>
         <w:t xml:space="preserve"> </w:t>
       </w:r>
+      <w:proofErr w:type="spellStart"/>
       <w:r>
         <w:t>TAXTools</w:t>
       </w:r>
       <w:r>
         <w:t>New</w:t>
       </w:r>
+      <w:proofErr w:type="spellEnd"/>
       <w:r>
         <w:tab/>
       </w:r>
@@ -13525,17 +15826,24 @@
       <w:r>
         <w:t xml:space="preserve">replace the </w:t>
       </w:r>
+      <w:proofErr w:type="spellStart"/>
       <w:r>
         <w:t>TAXTools</w:t>
       </w:r>
+      <w:proofErr w:type="spellEnd"/>
       <w:r>
         <w:t xml:space="preserve"> directory with </w:t>
       </w:r>
+      <w:proofErr w:type="spellStart"/>
       <w:r>
         <w:t>TAXTools</w:t>
       </w:r>
       <w:r>
-        <w:t>New.</w:t>
+        <w:t>New</w:t>
+      </w:r>
+      <w:proofErr w:type="spellEnd"/>
+      <w:r>
+        <w:t>.</w:t>
       </w:r>
     </w:p>
     <w:p>
@@ -13546,14 +15854,30 @@
         <w:t>$</w:t>
       </w:r>
       <w:r>
-        <w:t xml:space="preserve"> mv </w:t>
-      </w:r>
+        <w:t xml:space="preserve"> </w:t>
+      </w:r>
+      <w:proofErr w:type="spellStart"/>
+      <w:proofErr w:type="gramStart"/>
+      <w:r>
+        <w:t>mv</w:t>
+      </w:r>
+      <w:proofErr w:type="spellEnd"/>
+      <w:proofErr w:type="gramEnd"/>
+      <w:r>
+        <w:t xml:space="preserve"> </w:t>
+      </w:r>
+      <w:proofErr w:type="spellStart"/>
       <w:r>
         <w:t>TAXTools</w:t>
       </w:r>
       <w:r>
-        <w:t xml:space="preserve">New </w:t>
-      </w:r>
+        <w:t>New</w:t>
+      </w:r>
+      <w:proofErr w:type="spellEnd"/>
+      <w:r>
+        <w:t xml:space="preserve"> </w:t>
+      </w:r>
+      <w:proofErr w:type="spellStart"/>
       <w:r>
         <w:t>TAXTools</w:t>
       </w:r>
@@ -13566,6 +15890,7 @@
         </w:rPr>
         <w:t>VersionNumber</w:t>
       </w:r>
+      <w:proofErr w:type="spellEnd"/>
     </w:p>
     <w:p>
       <w:pPr>
@@ -13577,14 +15902,27 @@
       <w:r>
         <w:t xml:space="preserve">$ </w:t>
       </w:r>
-      <w:r>
-        <w:t>tar –cv</w:t>
+      <w:proofErr w:type="gramStart"/>
+      <w:r>
+        <w:t>tar</w:t>
+      </w:r>
+      <w:proofErr w:type="gramEnd"/>
+      <w:r>
+        <w:t xml:space="preserve"> –</w:t>
+      </w:r>
+      <w:proofErr w:type="spellStart"/>
+      <w:r>
+        <w:t>cv</w:t>
       </w:r>
       <w:r>
         <w:t>z</w:t>
       </w:r>
       <w:r>
-        <w:t xml:space="preserve">f </w:t>
+        <w:t>f</w:t>
+      </w:r>
+      <w:proofErr w:type="spellEnd"/>
+      <w:r>
+        <w:t xml:space="preserve"> </w:t>
       </w:r>
       <w:r>
         <w:t>TAXTools</w:t>
@@ -13601,6 +15939,7 @@
       <w:r>
         <w:t xml:space="preserve">.tgz </w:t>
       </w:r>
+      <w:proofErr w:type="spellStart"/>
       <w:r>
         <w:t>TAXTools</w:t>
       </w:r>
@@ -13613,13 +15952,22 @@
         </w:rPr>
         <w:t>VersionNumber</w:t>
       </w:r>
+      <w:proofErr w:type="spellEnd"/>
     </w:p>
     <w:p>
       <w:pPr>
         <w:pStyle w:val="SourceCode"/>
       </w:pPr>
       <w:r>
-        <w:t xml:space="preserve">$ cp </w:t>
+        <w:t xml:space="preserve">$ </w:t>
+      </w:r>
+      <w:proofErr w:type="gramStart"/>
+      <w:r>
+        <w:t>cp</w:t>
+      </w:r>
+      <w:proofErr w:type="gramEnd"/>
+      <w:r>
+        <w:t xml:space="preserve"> </w:t>
       </w:r>
       <w:r>
         <w:t>TAXTools</w:t>
@@ -13636,20 +15984,42 @@
       <w:r>
         <w:t>.tgz $ARCHIVE/</w:t>
       </w:r>
+      <w:proofErr w:type="spellStart"/>
       <w:r>
         <w:t>TAXTools</w:t>
       </w:r>
+      <w:proofErr w:type="spellEnd"/>
     </w:p>
     <w:p>
       <w:pPr>
         <w:pStyle w:val="SourceCode"/>
       </w:pPr>
       <w:r>
-        <w:t xml:space="preserve">$ rm –rf </w:t>
-      </w:r>
+        <w:t xml:space="preserve">$ </w:t>
+      </w:r>
+      <w:proofErr w:type="spellStart"/>
+      <w:proofErr w:type="gramStart"/>
+      <w:r>
+        <w:t>rm</w:t>
+      </w:r>
+      <w:proofErr w:type="spellEnd"/>
+      <w:proofErr w:type="gramEnd"/>
+      <w:r>
+        <w:t xml:space="preserve"> –</w:t>
+      </w:r>
+      <w:proofErr w:type="spellStart"/>
+      <w:r>
+        <w:t>rf</w:t>
+      </w:r>
+      <w:proofErr w:type="spellEnd"/>
+      <w:r>
+        <w:t xml:space="preserve"> </w:t>
+      </w:r>
+      <w:proofErr w:type="spellStart"/>
       <w:r>
         <w:t>TAXTools</w:t>
       </w:r>
+      <w:proofErr w:type="spellEnd"/>
       <w:r>
         <w:tab/>
       </w:r>
@@ -13669,8 +16039,19 @@
         <w:pStyle w:val="SourceCode"/>
       </w:pPr>
       <w:r>
-        <w:t xml:space="preserve">$ mv </w:t>
-      </w:r>
+        <w:t xml:space="preserve">$ </w:t>
+      </w:r>
+      <w:proofErr w:type="spellStart"/>
+      <w:proofErr w:type="gramStart"/>
+      <w:r>
+        <w:t>mv</w:t>
+      </w:r>
+      <w:proofErr w:type="spellEnd"/>
+      <w:proofErr w:type="gramEnd"/>
+      <w:r>
+        <w:t xml:space="preserve"> </w:t>
+      </w:r>
+      <w:proofErr w:type="spellStart"/>
       <w:r>
         <w:t>TAXTools</w:t>
       </w:r>
@@ -13683,12 +16064,15 @@
         </w:rPr>
         <w:t>VersionNumber</w:t>
       </w:r>
+      <w:proofErr w:type="spellEnd"/>
       <w:r>
         <w:t xml:space="preserve"> </w:t>
       </w:r>
+      <w:proofErr w:type="spellStart"/>
       <w:r>
         <w:t>TAXTools</w:t>
       </w:r>
+      <w:proofErr w:type="spellEnd"/>
       <w:r>
         <w:tab/>
         <w:t># Replace with new files</w:t>
@@ -13731,8 +16115,13 @@
         <w:t xml:space="preserve">$ </w:t>
       </w:r>
       <w:r>
-        <w:t>Open DreamWeaver</w:t>
-      </w:r>
+        <w:t xml:space="preserve">Open </w:t>
+      </w:r>
+      <w:proofErr w:type="spellStart"/>
+      <w:r>
+        <w:t>DreamWeaver</w:t>
+      </w:r>
+      <w:proofErr w:type="spellEnd"/>
     </w:p>
     <w:p>
       <w:pPr>
@@ -13800,8 +16189,15 @@
       <w:r>
         <w:t xml:space="preserve">$ </w:t>
       </w:r>
-      <w:r>
-        <w:t>cd $</w:t>
+      <w:proofErr w:type="spellStart"/>
+      <w:proofErr w:type="gramStart"/>
+      <w:r>
+        <w:t>cd</w:t>
+      </w:r>
+      <w:proofErr w:type="spellEnd"/>
+      <w:proofErr w:type="gramEnd"/>
+      <w:r>
+        <w:t xml:space="preserve"> $</w:t>
       </w:r>
       <w:r>
         <w:t>TAXTOOLS</w:t>
@@ -13814,8 +16210,15 @@
       <w:r>
         <w:t xml:space="preserve">$ </w:t>
       </w:r>
-      <w:r>
-        <w:t>git checkout develop</w:t>
+      <w:proofErr w:type="spellStart"/>
+      <w:proofErr w:type="gramStart"/>
+      <w:r>
+        <w:t>git</w:t>
+      </w:r>
+      <w:proofErr w:type="spellEnd"/>
+      <w:proofErr w:type="gramEnd"/>
+      <w:r>
+        <w:t xml:space="preserve"> checkout develop</w:t>
       </w:r>
     </w:p>
     <w:p>
@@ -13823,7 +16226,17 @@
         <w:pStyle w:val="SourceCode"/>
       </w:pPr>
       <w:r>
-        <w:t>$ git pull</w:t>
+        <w:t xml:space="preserve">$ </w:t>
+      </w:r>
+      <w:proofErr w:type="spellStart"/>
+      <w:proofErr w:type="gramStart"/>
+      <w:r>
+        <w:t>git</w:t>
+      </w:r>
+      <w:proofErr w:type="spellEnd"/>
+      <w:proofErr w:type="gramEnd"/>
+      <w:r>
+        <w:t xml:space="preserve"> pull</w:t>
       </w:r>
       <w:r>
         <w:tab/>
@@ -13872,7 +16285,17 @@
         <w:pStyle w:val="SourceCode"/>
       </w:pPr>
       <w:r>
-        <w:t>$ git commit –a</w:t>
+        <w:t xml:space="preserve">$ </w:t>
+      </w:r>
+      <w:proofErr w:type="spellStart"/>
+      <w:proofErr w:type="gramStart"/>
+      <w:r>
+        <w:t>git</w:t>
+      </w:r>
+      <w:proofErr w:type="spellEnd"/>
+      <w:proofErr w:type="gramEnd"/>
+      <w:r>
+        <w:t xml:space="preserve"> commit –a</w:t>
       </w:r>
       <w:r>
         <w:t xml:space="preserve"> “</w:t>
@@ -13889,7 +16312,17 @@
         <w:pStyle w:val="SourceCode"/>
       </w:pPr>
       <w:r>
-        <w:t>$ git push</w:t>
+        <w:t xml:space="preserve">$ </w:t>
+      </w:r>
+      <w:proofErr w:type="spellStart"/>
+      <w:proofErr w:type="gramStart"/>
+      <w:r>
+        <w:t>git</w:t>
+      </w:r>
+      <w:proofErr w:type="spellEnd"/>
+      <w:proofErr w:type="gramEnd"/>
+      <w:r>
+        <w:t xml:space="preserve"> push</w:t>
       </w:r>
     </w:p>
     <w:p>
@@ -13900,10 +16333,12 @@
       <w:r>
         <w:t xml:space="preserve">Get a Past Version of </w:t>
       </w:r>
+      <w:proofErr w:type="spellStart"/>
       <w:r>
         <w:t>TAXTools</w:t>
       </w:r>
       <w:bookmarkEnd w:id="59"/>
+      <w:proofErr w:type="spellEnd"/>
     </w:p>
     <w:p>
       <w:pPr>
@@ -13922,12 +16357,14 @@
       <w:r>
         <w:t xml:space="preserve">You create a tag with the </w:t>
       </w:r>
+      <w:proofErr w:type="spellStart"/>
       <w:r>
         <w:rPr>
           <w:rStyle w:val="SourceCodechar"/>
         </w:rPr>
         <w:t>git</w:t>
       </w:r>
+      <w:proofErr w:type="spellEnd"/>
       <w:r>
         <w:t xml:space="preserve"> </w:t>
       </w:r>
@@ -13946,8 +16383,19 @@
         <w:pStyle w:val="SourceCode"/>
       </w:pPr>
       <w:r>
-        <w:t xml:space="preserve">$ git tag </w:t>
-      </w:r>
+        <w:t xml:space="preserve">$ </w:t>
+      </w:r>
+      <w:proofErr w:type="spellStart"/>
+      <w:proofErr w:type="gramStart"/>
+      <w:r>
+        <w:t>git</w:t>
+      </w:r>
+      <w:proofErr w:type="spellEnd"/>
+      <w:proofErr w:type="gramEnd"/>
+      <w:r>
+        <w:t xml:space="preserve"> tag </w:t>
+      </w:r>
+      <w:proofErr w:type="spellStart"/>
       <w:r>
         <w:rPr>
           <w:rStyle w:val="SourceCodenon-literal"/>
@@ -13972,6 +16420,7 @@
         </w:rPr>
         <w:t>umber</w:t>
       </w:r>
+      <w:proofErr w:type="spellEnd"/>
       <w:r>
         <w:rPr>
           <w:rStyle w:val="SourceCodenon-literal"/>
@@ -13999,7 +16448,17 @@
         <w:pStyle w:val="SourceCode"/>
       </w:pPr>
       <w:r>
-        <w:t>$ git push</w:t>
+        <w:t xml:space="preserve">$ </w:t>
+      </w:r>
+      <w:proofErr w:type="spellStart"/>
+      <w:proofErr w:type="gramStart"/>
+      <w:r>
+        <w:t>git</w:t>
+      </w:r>
+      <w:proofErr w:type="spellEnd"/>
+      <w:proofErr w:type="gramEnd"/>
+      <w:r>
+        <w:t xml:space="preserve"> push</w:t>
       </w:r>
       <w:r>
         <w:tab/>
@@ -14017,7 +16476,17 @@
         <w:pStyle w:val="SourceCode"/>
       </w:pPr>
       <w:r>
-        <w:t>$ git push --tags</w:t>
+        <w:t xml:space="preserve">$ </w:t>
+      </w:r>
+      <w:proofErr w:type="spellStart"/>
+      <w:proofErr w:type="gramStart"/>
+      <w:r>
+        <w:t>git</w:t>
+      </w:r>
+      <w:proofErr w:type="spellEnd"/>
+      <w:proofErr w:type="gramEnd"/>
+      <w:r>
+        <w:t xml:space="preserve"> push --tags</w:t>
       </w:r>
       <w:r>
         <w:tab/>
@@ -14054,12 +16523,14 @@
       <w:r>
         <w:t xml:space="preserve">the </w:t>
       </w:r>
+      <w:proofErr w:type="spellStart"/>
       <w:r>
         <w:rPr>
           <w:rStyle w:val="SourceCodechar"/>
         </w:rPr>
         <w:t>git</w:t>
       </w:r>
+      <w:proofErr w:type="spellEnd"/>
       <w:r>
         <w:t xml:space="preserve"> </w:t>
       </w:r>
@@ -14084,17 +16555,29 @@
         <w:pStyle w:val="SourceCode"/>
       </w:pPr>
       <w:r>
-        <w:t xml:space="preserve">$ git tag </w:t>
+        <w:t xml:space="preserve">$ </w:t>
+      </w:r>
+      <w:proofErr w:type="spellStart"/>
+      <w:proofErr w:type="gramStart"/>
+      <w:r>
+        <w:t>git</w:t>
+      </w:r>
+      <w:proofErr w:type="spellEnd"/>
+      <w:proofErr w:type="gramEnd"/>
+      <w:r>
+        <w:t xml:space="preserve"> tag </w:t>
       </w:r>
       <w:r>
         <w:t xml:space="preserve">--delete </w:t>
       </w:r>
+      <w:proofErr w:type="spellStart"/>
       <w:r>
         <w:rPr>
           <w:rStyle w:val="SourceCodenon-literal"/>
         </w:rPr>
         <w:t>tagName</w:t>
       </w:r>
+      <w:proofErr w:type="spellEnd"/>
       <w:r>
         <w:rPr>
           <w:rStyle w:val="SourceCodenon-literal"/>
@@ -14122,7 +16605,17 @@
         <w:pStyle w:val="SourceCode"/>
       </w:pPr>
       <w:r>
-        <w:t xml:space="preserve">$ git push </w:t>
+        <w:t xml:space="preserve">$ </w:t>
+      </w:r>
+      <w:proofErr w:type="spellStart"/>
+      <w:proofErr w:type="gramStart"/>
+      <w:r>
+        <w:t>git</w:t>
+      </w:r>
+      <w:proofErr w:type="spellEnd"/>
+      <w:proofErr w:type="gramEnd"/>
+      <w:r>
+        <w:t xml:space="preserve"> push </w:t>
       </w:r>
       <w:r>
         <w:t xml:space="preserve">origin </w:t>
@@ -14130,12 +16623,14 @@
       <w:r>
         <w:t xml:space="preserve">--delete </w:t>
       </w:r>
+      <w:proofErr w:type="spellStart"/>
       <w:r>
         <w:rPr>
           <w:rStyle w:val="SourceCodenon-literal"/>
         </w:rPr>
         <w:t>tagName</w:t>
       </w:r>
+      <w:proofErr w:type="spellEnd"/>
       <w:r>
         <w:tab/>
       </w:r>
@@ -14241,7 +16736,17 @@
         <w:pStyle w:val="SourceCode"/>
       </w:pPr>
       <w:r>
-        <w:t>$ git help</w:t>
+        <w:t xml:space="preserve">$ </w:t>
+      </w:r>
+      <w:proofErr w:type="spellStart"/>
+      <w:proofErr w:type="gramStart"/>
+      <w:r>
+        <w:t>git</w:t>
+      </w:r>
+      <w:proofErr w:type="spellEnd"/>
+      <w:proofErr w:type="gramEnd"/>
+      <w:r>
+        <w:t xml:space="preserve"> help</w:t>
       </w:r>
     </w:p>
     <w:p>
@@ -14280,7 +16785,23 @@
         <w:rPr>
           <w:lang w:eastAsia="ar-SA"/>
         </w:rPr>
-        <w:t>$ git help –a</w:t>
+        <w:t xml:space="preserve">$ </w:t>
+      </w:r>
+      <w:proofErr w:type="spellStart"/>
+      <w:proofErr w:type="gramStart"/>
+      <w:r>
+        <w:rPr>
+          <w:lang w:eastAsia="ar-SA"/>
+        </w:rPr>
+        <w:t>git</w:t>
+      </w:r>
+      <w:proofErr w:type="spellEnd"/>
+      <w:proofErr w:type="gramEnd"/>
+      <w:r>
+        <w:rPr>
+          <w:lang w:eastAsia="ar-SA"/>
+        </w:rPr>
+        <w:t xml:space="preserve"> help –a</w:t>
       </w:r>
     </w:p>
     <w:p>
@@ -14328,7 +16849,23 @@
         <w:rPr>
           <w:lang w:eastAsia="ar-SA"/>
         </w:rPr>
-        <w:t xml:space="preserve">$ git </w:t>
+        <w:t xml:space="preserve">$ </w:t>
+      </w:r>
+      <w:proofErr w:type="spellStart"/>
+      <w:proofErr w:type="gramStart"/>
+      <w:r>
+        <w:rPr>
+          <w:lang w:eastAsia="ar-SA"/>
+        </w:rPr>
+        <w:t>git</w:t>
+      </w:r>
+      <w:proofErr w:type="spellEnd"/>
+      <w:proofErr w:type="gramEnd"/>
+      <w:r>
+        <w:rPr>
+          <w:lang w:eastAsia="ar-SA"/>
+        </w:rPr>
+        <w:t xml:space="preserve"> </w:t>
       </w:r>
       <w:r>
         <w:t>help</w:t>
@@ -14373,7 +16910,23 @@
         <w:rPr>
           <w:lang w:eastAsia="ar-SA"/>
         </w:rPr>
-        <w:t xml:space="preserve">$ git </w:t>
+        <w:t xml:space="preserve">$ </w:t>
+      </w:r>
+      <w:proofErr w:type="spellStart"/>
+      <w:proofErr w:type="gramStart"/>
+      <w:r>
+        <w:rPr>
+          <w:lang w:eastAsia="ar-SA"/>
+        </w:rPr>
+        <w:t>git</w:t>
+      </w:r>
+      <w:proofErr w:type="spellEnd"/>
+      <w:proofErr w:type="gramEnd"/>
+      <w:r>
+        <w:rPr>
+          <w:lang w:eastAsia="ar-SA"/>
+        </w:rPr>
+        <w:t xml:space="preserve"> </w:t>
       </w:r>
       <w:r>
         <w:t>help</w:t>
@@ -14447,11 +17000,16 @@
         <w:t>O</w:t>
       </w:r>
       <w:r>
-        <w:t>r local repository</w:t>
+        <w:t xml:space="preserve">r local </w:t>
+      </w:r>
+      <w:proofErr w:type="gramStart"/>
+      <w:r>
+        <w:t>repository</w:t>
       </w:r>
       <w:r>
         <w:t>,</w:t>
       </w:r>
+      <w:proofErr w:type="gramEnd"/>
       <w:r>
         <w:t xml:space="preserve"> refers to the developer’s copy of the repository on their local system.</w:t>
       </w:r>
@@ -14551,12 +17109,14 @@
       <w:r>
         <w:t xml:space="preserve">s any directory that has been initialized by Git using the </w:t>
       </w:r>
+      <w:proofErr w:type="spellStart"/>
       <w:r>
         <w:rPr>
           <w:rStyle w:val="SourceCodechar"/>
         </w:rPr>
         <w:t>git</w:t>
       </w:r>
+      <w:proofErr w:type="spellEnd"/>
       <w:r>
         <w:t xml:space="preserve"> </w:t>
       </w:r>
@@ -14567,14 +17127,30 @@
         <w:t>init</w:t>
       </w:r>
       <w:r>
-        <w:t xml:space="preserve"> command. Once initialized, the directory will have a subdirectory named </w:t>
+        <w:t xml:space="preserve"> </w:t>
+      </w:r>
+      <w:proofErr w:type="gramStart"/>
+      <w:r>
+        <w:t>command.</w:t>
+      </w:r>
+      <w:proofErr w:type="gramEnd"/>
+      <w:r>
+        <w:t xml:space="preserve"> Once initialized, the directory will have a subdirectory named </w:t>
       </w:r>
       <w:r>
         <w:rPr>
           <w:rStyle w:val="SourceCodechar"/>
         </w:rPr>
-        <w:t>.git</w:t>
-      </w:r>
+        <w:t>.</w:t>
+      </w:r>
+      <w:proofErr w:type="spellStart"/>
+      <w:r>
+        <w:rPr>
+          <w:rStyle w:val="SourceCodechar"/>
+        </w:rPr>
+        <w:t>git</w:t>
+      </w:r>
+      <w:proofErr w:type="spellEnd"/>
       <w:r>
         <w:t xml:space="preserve"> where Git stores all the information it needs to track changes to the files in the directory.</w:t>
       </w:r>
@@ -14994,6 +17570,7 @@
         <w:spacing w:after="0"/>
         <w:ind w:left="1440"/>
       </w:pPr>
+      <w:proofErr w:type="gramStart"/>
       <w:r>
         <w:t>Editor</w:t>
       </w:r>
@@ -15011,6 +17588,7 @@
         <w:tab/>
         <w:t>?</w:t>
       </w:r>
+      <w:proofErr w:type="gramEnd"/>
     </w:p>
     <w:p>
       <w:pPr>
@@ -15033,7 +17611,14 @@
       </w:r>
       <w:r>
         <w:tab/>
-        <w:t>Ubuntu (WSL)</w:t>
+      </w:r>
+      <w:proofErr w:type="spellStart"/>
+      <w:r>
+        <w:t>Ubuntu</w:t>
+      </w:r>
+      <w:proofErr w:type="spellEnd"/>
+      <w:r>
+        <w:t xml:space="preserve"> (WSL)</w:t>
       </w:r>
     </w:p>
     <w:p>
@@ -15085,10 +17670,40 @@
         <w:rPr>
           <w:rStyle w:val="SourceCodechar"/>
         </w:rPr>
-        <w:t>.vscode/settings.json</w:t>
-      </w:r>
-      <w:r>
-        <w:t>. at the top of the project directory. This is a workspace file are should be checked into the Git repository.</w:t>
+        <w:t>.</w:t>
+      </w:r>
+      <w:proofErr w:type="spellStart"/>
+      <w:r>
+        <w:rPr>
+          <w:rStyle w:val="SourceCodechar"/>
+        </w:rPr>
+        <w:t>vscode</w:t>
+      </w:r>
+      <w:proofErr w:type="spellEnd"/>
+      <w:r>
+        <w:rPr>
+          <w:rStyle w:val="SourceCodechar"/>
+        </w:rPr>
+        <w:t>/</w:t>
+      </w:r>
+      <w:proofErr w:type="spellStart"/>
+      <w:r>
+        <w:rPr>
+          <w:rStyle w:val="SourceCodechar"/>
+        </w:rPr>
+        <w:t>settings.json</w:t>
+      </w:r>
+      <w:proofErr w:type="spellEnd"/>
+      <w:r>
+        <w:t xml:space="preserve">. </w:t>
+      </w:r>
+      <w:proofErr w:type="gramStart"/>
+      <w:r>
+        <w:t>at</w:t>
+      </w:r>
+      <w:proofErr w:type="gramEnd"/>
+      <w:r>
+        <w:t xml:space="preserve"> the top of the project directory. This is a workspace file are should be checked into the Git repository.</w:t>
       </w:r>
     </w:p>
     <w:p>
@@ -15132,8 +17747,12 @@
       </w:r>
       <w:r>
         <w:tab/>
+      </w:r>
+      <w:proofErr w:type="spellStart"/>
+      <w:r>
         <w:t>Tabsize</w:t>
       </w:r>
+      <w:proofErr w:type="spellEnd"/>
       <w:r>
         <w:tab/>
       </w:r>
@@ -15166,8 +17785,13 @@
       </w:r>
       <w:r>
         <w:tab/>
-        <w:t>Insert Spaces</w:t>
-      </w:r>
+        <w:t xml:space="preserve">Insert </w:t>
+      </w:r>
+      <w:proofErr w:type="gramStart"/>
+      <w:r>
+        <w:t>Spaces</w:t>
+      </w:r>
+      <w:proofErr w:type="gramEnd"/>
       <w:r>
         <w:tab/>
       </w:r>
@@ -15280,7 +17904,21 @@
         <w:rPr>
           <w:lang w:eastAsia="ar-SA"/>
         </w:rPr>
-        <w:t>I use the following extensions. VS Code does not support printing, so you need to add an extension to provide the functionality. The Print extension adds print icons to the top banner of the editor panel. The ESLint and Prettier extensions are discussed below.</w:t>
+        <w:t xml:space="preserve">I use the following extensions. VS Code does not support printing, so you need to add an extension to provide the functionality. The Print extension adds print icons to the top banner of the editor panel. The </w:t>
+      </w:r>
+      <w:proofErr w:type="spellStart"/>
+      <w:r>
+        <w:rPr>
+          <w:lang w:eastAsia="ar-SA"/>
+        </w:rPr>
+        <w:t>ESLint</w:t>
+      </w:r>
+      <w:proofErr w:type="spellEnd"/>
+      <w:r>
+        <w:rPr>
+          <w:lang w:eastAsia="ar-SA"/>
+        </w:rPr>
+        <w:t xml:space="preserve"> and Prettier extensions are discussed below.</w:t>
       </w:r>
     </w:p>
     <w:p>
@@ -15304,9 +17942,11 @@
       <w:pPr>
         <w:pStyle w:val="StyleHang-MediumAfter0pt"/>
       </w:pPr>
+      <w:proofErr w:type="spellStart"/>
       <w:r>
         <w:t>ESLint</w:t>
       </w:r>
+      <w:proofErr w:type="spellEnd"/>
     </w:p>
     <w:p>
       <w:pPr>
@@ -15327,9 +17967,11 @@
       <w:pPr>
         <w:pStyle w:val="StyleHang-MediumAfter0pt"/>
       </w:pPr>
+      <w:proofErr w:type="spellStart"/>
       <w:r>
         <w:t>GitLens</w:t>
       </w:r>
+      <w:proofErr w:type="spellEnd"/>
     </w:p>
     <w:p>
       <w:pPr>
@@ -15368,7 +18010,15 @@
         <w:pStyle w:val="StyleHang-MediumAfter0pt"/>
       </w:pPr>
       <w:r>
-        <w:t>Open in Browser (by TechER)</w:t>
+        <w:t xml:space="preserve">Open in Browser (by </w:t>
+      </w:r>
+      <w:proofErr w:type="spellStart"/>
+      <w:r>
+        <w:t>TechER</w:t>
+      </w:r>
+      <w:proofErr w:type="spellEnd"/>
+      <w:r>
+        <w:t>)</w:t>
       </w:r>
     </w:p>
     <w:p>
@@ -15418,8 +18068,13 @@
         <w:pStyle w:val="StyleHang-MediumAfter0pt"/>
       </w:pPr>
       <w:r>
-        <w:t>Ctrl + ,</w:t>
-      </w:r>
+        <w:t xml:space="preserve">Ctrl </w:t>
+      </w:r>
+      <w:proofErr w:type="gramStart"/>
+      <w:r>
+        <w:t>+ ,</w:t>
+      </w:r>
+      <w:proofErr w:type="gramEnd"/>
       <w:r>
         <w:tab/>
         <w:t>Open settings</w:t>
@@ -15542,12 +18197,7 @@
       </w:r>
       <w:r>
         <w:tab/>
-      </w:r>
-      <w:r>
-        <w:t>Find and o</w:t>
-      </w:r>
-      <w:r>
-        <w:t>pen file</w:t>
+        <w:t>Find and open file</w:t>
       </w:r>
     </w:p>
     <w:p>
@@ -15607,10 +18257,7 @@
       </w:r>
       <w:r>
         <w:tab/>
-        <w:t>Go back</w:t>
-      </w:r>
-      <w:r>
-        <w:t xml:space="preserve"> (like browser history)</w:t>
+        <w:t>Go back (like browser history)</w:t>
       </w:r>
     </w:p>
     <w:p>
@@ -15671,8 +18318,13 @@
         <w:pStyle w:val="StyleHang-MediumAfter0pt"/>
       </w:pPr>
       <w:r>
-        <w:t>Ctrl + K  S</w:t>
-      </w:r>
+        <w:t xml:space="preserve">Ctrl + </w:t>
+      </w:r>
+      <w:proofErr w:type="gramStart"/>
+      <w:r>
+        <w:t>K  S</w:t>
+      </w:r>
+      <w:proofErr w:type="gramEnd"/>
       <w:r>
         <w:tab/>
         <w:t>Save all</w:t>
@@ -15759,7 +18411,15 @@
       </w:r>
       <w:r>
         <w:tab/>
-        <w:t>Move current line up 1 line</w:t>
+        <w:t xml:space="preserve">Move current </w:t>
+      </w:r>
+      <w:proofErr w:type="spellStart"/>
+      <w:r>
+        <w:t>line up</w:t>
+      </w:r>
+      <w:proofErr w:type="spellEnd"/>
+      <w:r>
+        <w:t xml:space="preserve"> 1 line</w:t>
       </w:r>
     </w:p>
     <w:p>
@@ -15932,12 +18592,14 @@
       <w:r>
         <w:t xml:space="preserve">In a terminal window, initialize the package manager (NPM) for use with your project. This step only needs to be done once, so this step has already been done. This step creates the file </w:t>
       </w:r>
+      <w:proofErr w:type="spellStart"/>
       <w:r>
         <w:rPr>
           <w:rStyle w:val="SourceCodechar"/>
         </w:rPr>
         <w:t>package.json</w:t>
       </w:r>
+      <w:proofErr w:type="spellEnd"/>
       <w:r>
         <w:t>, which NPM uses to track which packages have been installed and their dependencies.</w:t>
       </w:r>
@@ -15947,8 +18609,19 @@
         <w:pStyle w:val="SourceCode"/>
       </w:pPr>
       <w:r>
-        <w:t xml:space="preserve">$ cd </w:t>
-      </w:r>
+        <w:t xml:space="preserve">$ </w:t>
+      </w:r>
+      <w:proofErr w:type="spellStart"/>
+      <w:proofErr w:type="gramStart"/>
+      <w:r>
+        <w:t>cd</w:t>
+      </w:r>
+      <w:proofErr w:type="spellEnd"/>
+      <w:proofErr w:type="gramEnd"/>
+      <w:r>
+        <w:t xml:space="preserve"> </w:t>
+      </w:r>
+      <w:proofErr w:type="spellStart"/>
       <w:r>
         <w:rPr>
           <w:rStyle w:val="SourceCodenon-literal"/>
@@ -15961,13 +18634,24 @@
         </w:rPr>
         <w:t>Directory</w:t>
       </w:r>
+      <w:proofErr w:type="spellEnd"/>
     </w:p>
     <w:p>
       <w:pPr>
         <w:pStyle w:val="SourceCode"/>
       </w:pPr>
       <w:r>
-        <w:t>$ npm init -y</w:t>
+        <w:t xml:space="preserve">$ </w:t>
+      </w:r>
+      <w:proofErr w:type="spellStart"/>
+      <w:proofErr w:type="gramStart"/>
+      <w:r>
+        <w:t>npm</w:t>
+      </w:r>
+      <w:proofErr w:type="spellEnd"/>
+      <w:proofErr w:type="gramEnd"/>
+      <w:r>
+        <w:t xml:space="preserve"> init -y</w:t>
       </w:r>
     </w:p>
     <w:p>
@@ -15992,21 +18676,43 @@
         <w:pStyle w:val="SourceCode"/>
       </w:pPr>
       <w:r>
-        <w:t xml:space="preserve">$ npm install </w:t>
-      </w:r>
+        <w:t xml:space="preserve">$ </w:t>
+      </w:r>
+      <w:proofErr w:type="spellStart"/>
+      <w:proofErr w:type="gramStart"/>
+      <w:r>
+        <w:t>npm</w:t>
+      </w:r>
+      <w:proofErr w:type="spellEnd"/>
+      <w:proofErr w:type="gramEnd"/>
+      <w:r>
+        <w:t xml:space="preserve"> install </w:t>
+      </w:r>
+      <w:proofErr w:type="spellStart"/>
       <w:r>
         <w:rPr>
           <w:rStyle w:val="SourceCodenon-literal"/>
         </w:rPr>
         <w:t>packageName</w:t>
       </w:r>
+      <w:proofErr w:type="spellEnd"/>
     </w:p>
     <w:p>
       <w:pPr>
         <w:pStyle w:val="SourceCode"/>
       </w:pPr>
       <w:r>
-        <w:t>$ npm list</w:t>
+        <w:t xml:space="preserve">$ </w:t>
+      </w:r>
+      <w:proofErr w:type="spellStart"/>
+      <w:proofErr w:type="gramStart"/>
+      <w:r>
+        <w:t>npm</w:t>
+      </w:r>
+      <w:proofErr w:type="spellEnd"/>
+      <w:proofErr w:type="gramEnd"/>
+      <w:r>
+        <w:t xml:space="preserve"> list</w:t>
       </w:r>
     </w:p>
     <w:p>
@@ -16014,7 +18720,17 @@
         <w:pStyle w:val="SourceCode"/>
       </w:pPr>
       <w:r>
-        <w:t>$ npm outdated</w:t>
+        <w:t xml:space="preserve">$ </w:t>
+      </w:r>
+      <w:proofErr w:type="spellStart"/>
+      <w:proofErr w:type="gramStart"/>
+      <w:r>
+        <w:t>npm</w:t>
+      </w:r>
+      <w:proofErr w:type="spellEnd"/>
+      <w:proofErr w:type="gramEnd"/>
+      <w:r>
+        <w:t xml:space="preserve"> outdated</w:t>
       </w:r>
       <w:r>
         <w:tab/>
@@ -16029,28 +18745,52 @@
         </w:rPr>
       </w:pPr>
       <w:r>
-        <w:t xml:space="preserve">$ npm uninstall </w:t>
-      </w:r>
+        <w:t xml:space="preserve">$ </w:t>
+      </w:r>
+      <w:proofErr w:type="spellStart"/>
+      <w:proofErr w:type="gramStart"/>
+      <w:r>
+        <w:t>npm</w:t>
+      </w:r>
+      <w:proofErr w:type="spellEnd"/>
+      <w:proofErr w:type="gramEnd"/>
+      <w:r>
+        <w:t xml:space="preserve"> uninstall </w:t>
+      </w:r>
+      <w:proofErr w:type="spellStart"/>
       <w:r>
         <w:rPr>
           <w:rStyle w:val="SourceCodenon-literal"/>
         </w:rPr>
         <w:t>packageName</w:t>
       </w:r>
+      <w:proofErr w:type="spellEnd"/>
     </w:p>
     <w:p>
       <w:pPr>
         <w:pStyle w:val="SourceCode"/>
       </w:pPr>
       <w:r>
-        <w:t>$ npm update [</w:t>
-      </w:r>
+        <w:t xml:space="preserve">$ </w:t>
+      </w:r>
+      <w:proofErr w:type="spellStart"/>
+      <w:proofErr w:type="gramStart"/>
+      <w:r>
+        <w:t>npm</w:t>
+      </w:r>
+      <w:proofErr w:type="spellEnd"/>
+      <w:proofErr w:type="gramEnd"/>
+      <w:r>
+        <w:t xml:space="preserve"> update [</w:t>
+      </w:r>
+      <w:proofErr w:type="spellStart"/>
       <w:r>
         <w:rPr>
           <w:rStyle w:val="SourceCodenon-literal"/>
         </w:rPr>
         <w:t>packageName</w:t>
       </w:r>
+      <w:proofErr w:type="spellEnd"/>
       <w:r>
         <w:t>]</w:t>
       </w:r>
@@ -16149,8 +18889,19 @@
         </w:rPr>
       </w:pPr>
       <w:r>
-        <w:t xml:space="preserve">$ cd </w:t>
-      </w:r>
+        <w:t xml:space="preserve">$ </w:t>
+      </w:r>
+      <w:proofErr w:type="spellStart"/>
+      <w:proofErr w:type="gramStart"/>
+      <w:r>
+        <w:t>cd</w:t>
+      </w:r>
+      <w:proofErr w:type="spellEnd"/>
+      <w:proofErr w:type="gramEnd"/>
+      <w:r>
+        <w:t xml:space="preserve"> </w:t>
+      </w:r>
+      <w:proofErr w:type="spellStart"/>
       <w:r>
         <w:rPr>
           <w:rStyle w:val="SourceCodenon-literal"/>
@@ -16163,6 +18914,7 @@
         </w:rPr>
         <w:t>Directory</w:t>
       </w:r>
+      <w:proofErr w:type="spellEnd"/>
     </w:p>
     <w:p>
       <w:pPr>
@@ -16175,7 +18927,23 @@
         <w:rPr>
           <w:lang w:eastAsia="ar-SA"/>
         </w:rPr>
-        <w:t>$ npm install prettier --save-dev</w:t>
+        <w:t xml:space="preserve">$ </w:t>
+      </w:r>
+      <w:proofErr w:type="spellStart"/>
+      <w:proofErr w:type="gramStart"/>
+      <w:r>
+        <w:rPr>
+          <w:lang w:eastAsia="ar-SA"/>
+        </w:rPr>
+        <w:t>npm</w:t>
+      </w:r>
+      <w:proofErr w:type="spellEnd"/>
+      <w:proofErr w:type="gramEnd"/>
+      <w:r>
+        <w:rPr>
+          <w:lang w:eastAsia="ar-SA"/>
+        </w:rPr>
+        <w:t xml:space="preserve"> install prettier --save-dev</w:t>
       </w:r>
     </w:p>
     <w:p>
@@ -16212,7 +18980,17 @@
         </w:rPr>
       </w:pPr>
       <w:r>
-        <w:t xml:space="preserve">$ npx prettier </w:t>
+        <w:t xml:space="preserve">$ </w:t>
+      </w:r>
+      <w:proofErr w:type="spellStart"/>
+      <w:proofErr w:type="gramStart"/>
+      <w:r>
+        <w:t>npx</w:t>
+      </w:r>
+      <w:proofErr w:type="spellEnd"/>
+      <w:proofErr w:type="gramEnd"/>
+      <w:r>
+        <w:t xml:space="preserve"> prettier </w:t>
       </w:r>
       <w:r>
         <w:rPr>
@@ -16266,7 +19044,21 @@
         <w:rPr>
           <w:rStyle w:val="setting-item-label"/>
         </w:rPr>
-        <w:t xml:space="preserve">Format On </w:t>
+        <w:t xml:space="preserve">Format </w:t>
+      </w:r>
+      <w:proofErr w:type="gramStart"/>
+      <w:r>
+        <w:rPr>
+          <w:rStyle w:val="setting-item-label"/>
+        </w:rPr>
+        <w:t>On</w:t>
+      </w:r>
+      <w:proofErr w:type="gramEnd"/>
+      <w:r>
+        <w:rPr>
+          <w:rStyle w:val="setting-item-label"/>
+        </w:rPr>
+        <w:t xml:space="preserve"> </w:t>
       </w:r>
       <w:r>
         <w:t>Save</w:t>
@@ -16340,37 +19132,61 @@
         <w:pStyle w:val="Heading3"/>
       </w:pPr>
       <w:bookmarkStart w:id="74" w:name="_Toc239272871"/>
+      <w:proofErr w:type="spellStart"/>
       <w:r>
         <w:t>ESLint</w:t>
       </w:r>
       <w:bookmarkEnd w:id="74"/>
-    </w:p>
-    <w:p>
-      <w:pPr>
-        <w:pStyle w:val="Body-Text"/>
-        <w:rPr>
-          <w:lang w:eastAsia="ar-SA"/>
-        </w:rPr>
-      </w:pPr>
-      <w:r>
-        <w:rPr>
-          <w:lang w:eastAsia="ar-SA"/>
-        </w:rPr>
-        <w:t>NOTE: This does not work when the source code is hosted on Google Drive. Clone a new repository on the local system and use ESLint there.</w:t>
-      </w:r>
-    </w:p>
-    <w:p>
-      <w:pPr>
-        <w:pStyle w:val="Body-Text"/>
-        <w:rPr>
-          <w:lang w:eastAsia="ar-SA"/>
-        </w:rPr>
-      </w:pPr>
-      <w:r>
-        <w:rPr>
-          <w:lang w:eastAsia="ar-SA"/>
-        </w:rPr>
-        <w:t xml:space="preserve">ESLint is the code checker used </w:t>
+      <w:proofErr w:type="spellEnd"/>
+    </w:p>
+    <w:p>
+      <w:pPr>
+        <w:pStyle w:val="Body-Text"/>
+        <w:rPr>
+          <w:lang w:eastAsia="ar-SA"/>
+        </w:rPr>
+      </w:pPr>
+      <w:r>
+        <w:rPr>
+          <w:lang w:eastAsia="ar-SA"/>
+        </w:rPr>
+        <w:t xml:space="preserve">NOTE: This does not work when the source code is hosted on Google Drive. Clone a new repository on the local system and use </w:t>
+      </w:r>
+      <w:proofErr w:type="spellStart"/>
+      <w:r>
+        <w:rPr>
+          <w:lang w:eastAsia="ar-SA"/>
+        </w:rPr>
+        <w:t>ESLint</w:t>
+      </w:r>
+      <w:proofErr w:type="spellEnd"/>
+      <w:r>
+        <w:rPr>
+          <w:lang w:eastAsia="ar-SA"/>
+        </w:rPr>
+        <w:t xml:space="preserve"> there.</w:t>
+      </w:r>
+    </w:p>
+    <w:p>
+      <w:pPr>
+        <w:pStyle w:val="Body-Text"/>
+        <w:rPr>
+          <w:lang w:eastAsia="ar-SA"/>
+        </w:rPr>
+      </w:pPr>
+      <w:proofErr w:type="spellStart"/>
+      <w:r>
+        <w:rPr>
+          <w:lang w:eastAsia="ar-SA"/>
+        </w:rPr>
+        <w:t>ESLint</w:t>
+      </w:r>
+      <w:proofErr w:type="spellEnd"/>
+      <w:r>
+        <w:rPr>
+          <w:lang w:eastAsia="ar-SA"/>
+        </w:rPr>
+        <w:t xml:space="preserve"> is the code checker used </w:t>
       </w:r>
       <w:r>
         <w:rPr>
@@ -16424,7 +19240,21 @@
         <w:rPr>
           <w:lang w:eastAsia="ar-SA"/>
         </w:rPr>
-        <w:t xml:space="preserve">Install the ESLint package. The </w:t>
+        <w:t xml:space="preserve">Install the </w:t>
+      </w:r>
+      <w:proofErr w:type="spellStart"/>
+      <w:r>
+        <w:rPr>
+          <w:lang w:eastAsia="ar-SA"/>
+        </w:rPr>
+        <w:t>ESLint</w:t>
+      </w:r>
+      <w:proofErr w:type="spellEnd"/>
+      <w:r>
+        <w:rPr>
+          <w:lang w:eastAsia="ar-SA"/>
+        </w:rPr>
+        <w:t xml:space="preserve"> package. The </w:t>
       </w:r>
       <w:r>
         <w:rPr>
@@ -16449,8 +19279,19 @@
       </w:pPr>
       <w:r>
         <w:lastRenderedPageBreak/>
-        <w:t xml:space="preserve">$ cd </w:t>
-      </w:r>
+        <w:t xml:space="preserve">$ </w:t>
+      </w:r>
+      <w:proofErr w:type="spellStart"/>
+      <w:proofErr w:type="gramStart"/>
+      <w:r>
+        <w:t>cd</w:t>
+      </w:r>
+      <w:proofErr w:type="spellEnd"/>
+      <w:proofErr w:type="gramEnd"/>
+      <w:r>
+        <w:t xml:space="preserve"> </w:t>
+      </w:r>
+      <w:proofErr w:type="spellStart"/>
       <w:r>
         <w:rPr>
           <w:rStyle w:val="SourceCodenon-literal"/>
@@ -16463,6 +19304,7 @@
         </w:rPr>
         <w:t>Directory</w:t>
       </w:r>
+      <w:proofErr w:type="spellEnd"/>
     </w:p>
     <w:p>
       <w:pPr>
@@ -16475,7 +19317,37 @@
         <w:rPr>
           <w:lang w:eastAsia="ar-SA"/>
         </w:rPr>
-        <w:t>$ npm install eslint -–save-dev</w:t>
+        <w:t xml:space="preserve">$ </w:t>
+      </w:r>
+      <w:proofErr w:type="spellStart"/>
+      <w:proofErr w:type="gramStart"/>
+      <w:r>
+        <w:rPr>
+          <w:lang w:eastAsia="ar-SA"/>
+        </w:rPr>
+        <w:t>npm</w:t>
+      </w:r>
+      <w:proofErr w:type="spellEnd"/>
+      <w:proofErr w:type="gramEnd"/>
+      <w:r>
+        <w:rPr>
+          <w:lang w:eastAsia="ar-SA"/>
+        </w:rPr>
+        <w:t xml:space="preserve"> install </w:t>
+      </w:r>
+      <w:proofErr w:type="spellStart"/>
+      <w:r>
+        <w:rPr>
+          <w:lang w:eastAsia="ar-SA"/>
+        </w:rPr>
+        <w:t>eslint</w:t>
+      </w:r>
+      <w:proofErr w:type="spellEnd"/>
+      <w:r>
+        <w:rPr>
+          <w:lang w:eastAsia="ar-SA"/>
+        </w:rPr>
+        <w:t xml:space="preserve"> -–save-dev</w:t>
       </w:r>
     </w:p>
     <w:p>
@@ -16501,7 +19373,21 @@
         <w:rPr>
           <w:lang w:eastAsia="ar-SA"/>
         </w:rPr>
-        <w:t>Create a default configuration for ESLint.</w:t>
+        <w:t xml:space="preserve">Create a default configuration for </w:t>
+      </w:r>
+      <w:proofErr w:type="spellStart"/>
+      <w:r>
+        <w:rPr>
+          <w:lang w:eastAsia="ar-SA"/>
+        </w:rPr>
+        <w:t>ESLint</w:t>
+      </w:r>
+      <w:proofErr w:type="spellEnd"/>
+      <w:r>
+        <w:rPr>
+          <w:lang w:eastAsia="ar-SA"/>
+        </w:rPr>
+        <w:t>.</w:t>
       </w:r>
     </w:p>
     <w:p>
@@ -16515,7 +19401,37 @@
         <w:rPr>
           <w:lang w:eastAsia="ar-SA"/>
         </w:rPr>
-        <w:t>$ npx eslint –-init</w:t>
+        <w:t xml:space="preserve">$ </w:t>
+      </w:r>
+      <w:proofErr w:type="spellStart"/>
+      <w:proofErr w:type="gramStart"/>
+      <w:r>
+        <w:rPr>
+          <w:lang w:eastAsia="ar-SA"/>
+        </w:rPr>
+        <w:t>npx</w:t>
+      </w:r>
+      <w:proofErr w:type="spellEnd"/>
+      <w:proofErr w:type="gramEnd"/>
+      <w:r>
+        <w:rPr>
+          <w:lang w:eastAsia="ar-SA"/>
+        </w:rPr>
+        <w:t xml:space="preserve"> </w:t>
+      </w:r>
+      <w:proofErr w:type="spellStart"/>
+      <w:r>
+        <w:rPr>
+          <w:lang w:eastAsia="ar-SA"/>
+        </w:rPr>
+        <w:t>eslint</w:t>
+      </w:r>
+      <w:proofErr w:type="spellEnd"/>
+      <w:r>
+        <w:rPr>
+          <w:lang w:eastAsia="ar-SA"/>
+        </w:rPr>
+        <w:t xml:space="preserve"> –-init</w:t>
       </w:r>
     </w:p>
     <w:p>
@@ -16541,7 +19457,21 @@
         <w:rPr>
           <w:lang w:eastAsia="ar-SA"/>
         </w:rPr>
-        <w:t>Run ESLint on a file.</w:t>
+        <w:t xml:space="preserve">Run </w:t>
+      </w:r>
+      <w:proofErr w:type="spellStart"/>
+      <w:r>
+        <w:rPr>
+          <w:lang w:eastAsia="ar-SA"/>
+        </w:rPr>
+        <w:t>ESLint</w:t>
+      </w:r>
+      <w:proofErr w:type="spellEnd"/>
+      <w:r>
+        <w:rPr>
+          <w:lang w:eastAsia="ar-SA"/>
+        </w:rPr>
+        <w:t xml:space="preserve"> on a file.</w:t>
       </w:r>
     </w:p>
     <w:p>
@@ -16552,7 +19482,25 @@
         </w:rPr>
       </w:pPr>
       <w:r>
-        <w:t xml:space="preserve">$ npx eslint </w:t>
+        <w:t xml:space="preserve">$ </w:t>
+      </w:r>
+      <w:proofErr w:type="spellStart"/>
+      <w:proofErr w:type="gramStart"/>
+      <w:r>
+        <w:t>npx</w:t>
+      </w:r>
+      <w:proofErr w:type="spellEnd"/>
+      <w:proofErr w:type="gramEnd"/>
+      <w:r>
+        <w:t xml:space="preserve"> </w:t>
+      </w:r>
+      <w:proofErr w:type="spellStart"/>
+      <w:r>
+        <w:t>eslint</w:t>
+      </w:r>
+      <w:proofErr w:type="spellEnd"/>
+      <w:r>
+        <w:t xml:space="preserve"> </w:t>
       </w:r>
       <w:r>
         <w:rPr>
@@ -16576,7 +19524,15 @@
         </w:numPr>
       </w:pPr>
       <w:r>
-        <w:t>In VS Code, install the extension ESLint. Restart VS Code.</w:t>
+        <w:t xml:space="preserve">In VS Code, install the extension </w:t>
+      </w:r>
+      <w:proofErr w:type="spellStart"/>
+      <w:r>
+        <w:t>ESLint</w:t>
+      </w:r>
+      <w:proofErr w:type="spellEnd"/>
+      <w:r>
+        <w:t>. Restart VS Code.</w:t>
       </w:r>
     </w:p>
     <w:p>
@@ -16723,7 +19679,31 @@
         <w:t>Git will be install</w:t>
       </w:r>
       <w:r>
-        <w:t>ed at: C:/Users/&lt;UserName&gt;/AppData/Local/Programs/Git. Yo</w:t>
+        <w:t>ed at: C</w:t>
+      </w:r>
+      <w:proofErr w:type="gramStart"/>
+      <w:r>
+        <w:t>:/</w:t>
+      </w:r>
+      <w:proofErr w:type="gramEnd"/>
+      <w:r>
+        <w:t>Users/&lt;</w:t>
+      </w:r>
+      <w:proofErr w:type="spellStart"/>
+      <w:r>
+        <w:t>UserName</w:t>
+      </w:r>
+      <w:proofErr w:type="spellEnd"/>
+      <w:r>
+        <w:t>&gt;/</w:t>
+      </w:r>
+      <w:proofErr w:type="spellStart"/>
+      <w:r>
+        <w:t>AppData</w:t>
+      </w:r>
+      <w:proofErr w:type="spellEnd"/>
+      <w:r>
+        <w:t>/Local/Programs/Git. Yo</w:t>
       </w:r>
       <w:r>
         <w:t>u may need to know this if one of the tools is not able to find the Git commands.</w:t>
@@ -16747,7 +19727,7 @@
 </file>
 
 <file path=word/endnotes.xml><?xml version="1.0" encoding="utf-8"?>
-<w:endnotes xmlns:wpc="http://schemas.microsoft.com/office/word/2010/wordprocessingCanvas" xmlns:cx="http://schemas.microsoft.com/office/drawing/2014/chartex" xmlns:cx1="http://schemas.microsoft.com/office/drawing/2015/9/8/chartex" xmlns:cx2="http://schemas.microsoft.com/office/drawing/2015/10/21/chartex" xmlns:cx3="http://schemas.microsoft.com/office/drawing/2016/5/9/chartex" xmlns:cx4="http://schemas.microsoft.com/office/drawing/2016/5/10/chartex" xmlns:cx5="http://schemas.microsoft.com/office/drawing/2016/5/11/chartex" xmlns:cx6="http://schemas.microsoft.com/office/drawing/2016/5/12/chartex" xmlns:cx7="http://schemas.microsoft.com/office/drawing/2016/5/13/chartex" xmlns:cx8="http://schemas.microsoft.com/office/drawing/2016/5/14/chartex" xmlns:mc="http://schemas.openxmlformats.org/markup-compatibility/2006" xmlns:aink="http://schemas.microsoft.com/office/drawing/2016/ink" xmlns:am3d="http://schemas.microsoft.com/office/drawing/2017/model3d" xmlns:o="urn:schemas-microsoft-com:office:office" xmlns:oel="http://schemas.microsoft.com/office/2019/extlst" xmlns:r="http://schemas.openxmlformats.org/officeDocument/2006/relationships" xmlns:m="http://schemas.openxmlformats.org/officeDocument/2006/math" xmlns:v="urn:schemas-microsoft-com:vml" xmlns:wp14="http://schemas.microsoft.com/office/word/2010/wordprocessingDrawing" xmlns:wp="http://schemas.openxmlformats.org/drawingml/2006/wordprocessingDrawing" xmlns:w10="urn:schemas-microsoft-com:office:word" xmlns:w="http://schemas.openxmlformats.org/wordprocessingml/2006/main" xmlns:w14="http://schemas.microsoft.com/office/word/2010/wordml" xmlns:w15="http://schemas.microsoft.com/office/word/2012/wordml" xmlns:w16cex="http://schemas.microsoft.com/office/word/2018/wordml/cex" xmlns:w16cid="http://schemas.microsoft.com/office/word/2016/wordml/cid" xmlns:w16="http://schemas.microsoft.com/office/word/2018/wordml" xmlns:w16du="http://schemas.microsoft.com/office/word/2023/wordml/word16du" xmlns:w16sdtdh="http://schemas.microsoft.com/office/word/2020/wordml/sdtdatahash" xmlns:w16sdtfl="http://schemas.microsoft.com/office/word/2024/wordml/sdtformatlock" xmlns:w16se="http://schemas.microsoft.com/office/word/2015/wordml/symex" xmlns:wpg="http://schemas.microsoft.com/office/word/2010/wordprocessingGroup" xmlns:wpi="http://schemas.microsoft.com/office/word/2010/wordprocessingInk" xmlns:wne="http://schemas.microsoft.com/office/word/2006/wordml" xmlns:wps="http://schemas.microsoft.com/office/word/2010/wordprocessingShape" mc:Ignorable="w14 w15 w16se w16cid w16 w16cex w16sdtdh w16sdtfl w16du wp14">
+<w:endnotes xmlns:ve="http://schemas.openxmlformats.org/markup-compatibility/2006" xmlns:o="urn:schemas-microsoft-com:office:office" xmlns:r="http://schemas.openxmlformats.org/officeDocument/2006/relationships" xmlns:m="http://schemas.openxmlformats.org/officeDocument/2006/math" xmlns:v="urn:schemas-microsoft-com:vml" xmlns:wp="http://schemas.openxmlformats.org/drawingml/2006/wordprocessingDrawing" xmlns:w10="urn:schemas-microsoft-com:office:word" xmlns:w="http://schemas.openxmlformats.org/wordprocessingml/2006/main" xmlns:wne="http://schemas.microsoft.com/office/word/2006/wordml">
   <w:endnote w:type="separator" w:id="-1">
     <w:p>
       <w:r>
@@ -16766,7 +19746,7 @@
 </file>
 
 <file path=word/footer1.xml><?xml version="1.0" encoding="utf-8"?>
-<w:ftr xmlns:wpc="http://schemas.microsoft.com/office/word/2010/wordprocessingCanvas" xmlns:cx="http://schemas.microsoft.com/office/drawing/2014/chartex" xmlns:cx1="http://schemas.microsoft.com/office/drawing/2015/9/8/chartex" xmlns:cx2="http://schemas.microsoft.com/office/drawing/2015/10/21/chartex" xmlns:cx3="http://schemas.microsoft.com/office/drawing/2016/5/9/chartex" xmlns:cx4="http://schemas.microsoft.com/office/drawing/2016/5/10/chartex" xmlns:cx5="http://schemas.microsoft.com/office/drawing/2016/5/11/chartex" xmlns:cx6="http://schemas.microsoft.com/office/drawing/2016/5/12/chartex" xmlns:cx7="http://schemas.microsoft.com/office/drawing/2016/5/13/chartex" xmlns:cx8="http://schemas.microsoft.com/office/drawing/2016/5/14/chartex" xmlns:mc="http://schemas.openxmlformats.org/markup-compatibility/2006" xmlns:aink="http://schemas.microsoft.com/office/drawing/2016/ink" xmlns:am3d="http://schemas.microsoft.com/office/drawing/2017/model3d" xmlns:o="urn:schemas-microsoft-com:office:office" xmlns:oel="http://schemas.microsoft.com/office/2019/extlst" xmlns:r="http://schemas.openxmlformats.org/officeDocument/2006/relationships" xmlns:m="http://schemas.openxmlformats.org/officeDocument/2006/math" xmlns:v="urn:schemas-microsoft-com:vml" xmlns:wp14="http://schemas.microsoft.com/office/word/2010/wordprocessingDrawing" xmlns:wp="http://schemas.openxmlformats.org/drawingml/2006/wordprocessingDrawing" xmlns:w10="urn:schemas-microsoft-com:office:word" xmlns:w="http://schemas.openxmlformats.org/wordprocessingml/2006/main" xmlns:w14="http://schemas.microsoft.com/office/word/2010/wordml" xmlns:w15="http://schemas.microsoft.com/office/word/2012/wordml" xmlns:w16cex="http://schemas.microsoft.com/office/word/2018/wordml/cex" xmlns:w16cid="http://schemas.microsoft.com/office/word/2016/wordml/cid" xmlns:w16="http://schemas.microsoft.com/office/word/2018/wordml" xmlns:w16du="http://schemas.microsoft.com/office/word/2023/wordml/word16du" xmlns:w16sdtdh="http://schemas.microsoft.com/office/word/2020/wordml/sdtdatahash" xmlns:w16sdtfl="http://schemas.microsoft.com/office/word/2024/wordml/sdtformatlock" xmlns:w16se="http://schemas.microsoft.com/office/word/2015/wordml/symex" xmlns:wpg="http://schemas.microsoft.com/office/word/2010/wordprocessingGroup" xmlns:wpi="http://schemas.microsoft.com/office/word/2010/wordprocessingInk" xmlns:wne="http://schemas.microsoft.com/office/word/2006/wordml" xmlns:wps="http://schemas.microsoft.com/office/word/2010/wordprocessingShape" mc:Ignorable="w14 w15 w16se w16cid w16 w16cex w16sdtdh w16sdtfl w16du wp14">
+<w:ftr xmlns:ve="http://schemas.openxmlformats.org/markup-compatibility/2006" xmlns:o="urn:schemas-microsoft-com:office:office" xmlns:r="http://schemas.openxmlformats.org/officeDocument/2006/relationships" xmlns:m="http://schemas.openxmlformats.org/officeDocument/2006/math" xmlns:v="urn:schemas-microsoft-com:vml" xmlns:wp="http://schemas.openxmlformats.org/drawingml/2006/wordprocessingDrawing" xmlns:w10="urn:schemas-microsoft-com:office:word" xmlns:w="http://schemas.openxmlformats.org/wordprocessingml/2006/main" xmlns:wne="http://schemas.microsoft.com/office/word/2006/wordml">
   <w:p>
     <w:pPr>
       <w:pStyle w:val="Footer"/>
@@ -16857,7 +19837,7 @@
         <w:szCs w:val="24"/>
         <w:lang w:eastAsia="en-US"/>
       </w:rPr>
-      <w:t>24</w:t>
+      <w:t>9</w:t>
     </w:r>
     <w:r>
       <w:rPr>
@@ -16878,7 +19858,7 @@
 </file>
 
 <file path=word/footnotes.xml><?xml version="1.0" encoding="utf-8"?>
-<w:footnotes xmlns:wpc="http://schemas.microsoft.com/office/word/2010/wordprocessingCanvas" xmlns:cx="http://schemas.microsoft.com/office/drawing/2014/chartex" xmlns:cx1="http://schemas.microsoft.com/office/drawing/2015/9/8/chartex" xmlns:cx2="http://schemas.microsoft.com/office/drawing/2015/10/21/chartex" xmlns:cx3="http://schemas.microsoft.com/office/drawing/2016/5/9/chartex" xmlns:cx4="http://schemas.microsoft.com/office/drawing/2016/5/10/chartex" xmlns:cx5="http://schemas.microsoft.com/office/drawing/2016/5/11/chartex" xmlns:cx6="http://schemas.microsoft.com/office/drawing/2016/5/12/chartex" xmlns:cx7="http://schemas.microsoft.com/office/drawing/2016/5/13/chartex" xmlns:cx8="http://schemas.microsoft.com/office/drawing/2016/5/14/chartex" xmlns:mc="http://schemas.openxmlformats.org/markup-compatibility/2006" xmlns:aink="http://schemas.microsoft.com/office/drawing/2016/ink" xmlns:am3d="http://schemas.microsoft.com/office/drawing/2017/model3d" xmlns:o="urn:schemas-microsoft-com:office:office" xmlns:oel="http://schemas.microsoft.com/office/2019/extlst" xmlns:r="http://schemas.openxmlformats.org/officeDocument/2006/relationships" xmlns:m="http://schemas.openxmlformats.org/officeDocument/2006/math" xmlns:v="urn:schemas-microsoft-com:vml" xmlns:wp14="http://schemas.microsoft.com/office/word/2010/wordprocessingDrawing" xmlns:wp="http://schemas.openxmlformats.org/drawingml/2006/wordprocessingDrawing" xmlns:w10="urn:schemas-microsoft-com:office:word" xmlns:w="http://schemas.openxmlformats.org/wordprocessingml/2006/main" xmlns:w14="http://schemas.microsoft.com/office/word/2010/wordml" xmlns:w15="http://schemas.microsoft.com/office/word/2012/wordml" xmlns:w16cex="http://schemas.microsoft.com/office/word/2018/wordml/cex" xmlns:w16cid="http://schemas.microsoft.com/office/word/2016/wordml/cid" xmlns:w16="http://schemas.microsoft.com/office/word/2018/wordml" xmlns:w16du="http://schemas.microsoft.com/office/word/2023/wordml/word16du" xmlns:w16sdtdh="http://schemas.microsoft.com/office/word/2020/wordml/sdtdatahash" xmlns:w16sdtfl="http://schemas.microsoft.com/office/word/2024/wordml/sdtformatlock" xmlns:w16se="http://schemas.microsoft.com/office/word/2015/wordml/symex" xmlns:wpg="http://schemas.microsoft.com/office/word/2010/wordprocessingGroup" xmlns:wpi="http://schemas.microsoft.com/office/word/2010/wordprocessingInk" xmlns:wne="http://schemas.microsoft.com/office/word/2006/wordml" xmlns:wps="http://schemas.microsoft.com/office/word/2010/wordprocessingShape" mc:Ignorable="w14 w15 w16se w16cid w16 w16cex w16sdtdh w16sdtfl w16du wp14">
+<w:footnotes xmlns:ve="http://schemas.openxmlformats.org/markup-compatibility/2006" xmlns:o="urn:schemas-microsoft-com:office:office" xmlns:r="http://schemas.openxmlformats.org/officeDocument/2006/relationships" xmlns:m="http://schemas.openxmlformats.org/officeDocument/2006/math" xmlns:v="urn:schemas-microsoft-com:vml" xmlns:wp="http://schemas.openxmlformats.org/drawingml/2006/wordprocessingDrawing" xmlns:w10="urn:schemas-microsoft-com:office:word" xmlns:w="http://schemas.openxmlformats.org/wordprocessingml/2006/main" xmlns:wne="http://schemas.microsoft.com/office/word/2006/wordml">
   <w:footnote w:type="separator" w:id="-1">
     <w:p>
       <w:r>
@@ -16897,8 +19877,8 @@
 </file>
 
 <file path=word/numbering.xml><?xml version="1.0" encoding="utf-8"?>
-<w:numbering xmlns:wpc="http://schemas.microsoft.com/office/word/2010/wordprocessingCanvas" xmlns:cx="http://schemas.microsoft.com/office/drawing/2014/chartex" xmlns:cx1="http://schemas.microsoft.com/office/drawing/2015/9/8/chartex" xmlns:cx2="http://schemas.microsoft.com/office/drawing/2015/10/21/chartex" xmlns:cx3="http://schemas.microsoft.com/office/drawing/2016/5/9/chartex" xmlns:cx4="http://schemas.microsoft.com/office/drawing/2016/5/10/chartex" xmlns:cx5="http://schemas.microsoft.com/office/drawing/2016/5/11/chartex" xmlns:cx6="http://schemas.microsoft.com/office/drawing/2016/5/12/chartex" xmlns:cx7="http://schemas.microsoft.com/office/drawing/2016/5/13/chartex" xmlns:cx8="http://schemas.microsoft.com/office/drawing/2016/5/14/chartex" xmlns:mc="http://schemas.openxmlformats.org/markup-compatibility/2006" xmlns:aink="http://schemas.microsoft.com/office/drawing/2016/ink" xmlns:am3d="http://schemas.microsoft.com/office/drawing/2017/model3d" xmlns:o="urn:schemas-microsoft-com:office:office" xmlns:oel="http://schemas.microsoft.com/office/2019/extlst" xmlns:r="http://schemas.openxmlformats.org/officeDocument/2006/relationships" xmlns:m="http://schemas.openxmlformats.org/officeDocument/2006/math" xmlns:v="urn:schemas-microsoft-com:vml" xmlns:wp14="http://schemas.microsoft.com/office/word/2010/wordprocessingDrawing" xmlns:wp="http://schemas.openxmlformats.org/drawingml/2006/wordprocessingDrawing" xmlns:w10="urn:schemas-microsoft-com:office:word" xmlns:w="http://schemas.openxmlformats.org/wordprocessingml/2006/main" xmlns:w14="http://schemas.microsoft.com/office/word/2010/wordml" xmlns:w15="http://schemas.microsoft.com/office/word/2012/wordml" xmlns:w16cex="http://schemas.microsoft.com/office/word/2018/wordml/cex" xmlns:w16cid="http://schemas.microsoft.com/office/word/2016/wordml/cid" xmlns:w16="http://schemas.microsoft.com/office/word/2018/wordml" xmlns:w16du="http://schemas.microsoft.com/office/word/2023/wordml/word16du" xmlns:w16sdtdh="http://schemas.microsoft.com/office/word/2020/wordml/sdtdatahash" xmlns:w16sdtfl="http://schemas.microsoft.com/office/word/2024/wordml/sdtformatlock" xmlns:w16se="http://schemas.microsoft.com/office/word/2015/wordml/symex" xmlns:wpg="http://schemas.microsoft.com/office/word/2010/wordprocessingGroup" xmlns:wpi="http://schemas.microsoft.com/office/word/2010/wordprocessingInk" xmlns:wne="http://schemas.microsoft.com/office/word/2006/wordml" xmlns:wps="http://schemas.microsoft.com/office/word/2010/wordprocessingShape" mc:Ignorable="w14 w15 w16se w16cid w16 w16cex w16sdtdh w16sdtfl w16du wp14">
-  <w:abstractNum w:abstractNumId="0" w15:restartNumberingAfterBreak="0">
+<w:numbering xmlns:ve="http://schemas.openxmlformats.org/markup-compatibility/2006" xmlns:o="urn:schemas-microsoft-com:office:office" xmlns:r="http://schemas.openxmlformats.org/officeDocument/2006/relationships" xmlns:m="http://schemas.openxmlformats.org/officeDocument/2006/math" xmlns:v="urn:schemas-microsoft-com:vml" xmlns:wp="http://schemas.openxmlformats.org/drawingml/2006/wordprocessingDrawing" xmlns:w10="urn:schemas-microsoft-com:office:word" xmlns:w="http://schemas.openxmlformats.org/wordprocessingml/2006/main" xmlns:wne="http://schemas.microsoft.com/office/word/2006/wordml">
+  <w:abstractNum w:abstractNumId="0">
     <w:nsid w:val="013750CF"/>
     <w:multiLevelType w:val="hybridMultilevel"/>
     <w:tmpl w:val="D10C7654"/>
@@ -16984,7 +19964,7 @@
       </w:pPr>
     </w:lvl>
   </w:abstractNum>
-  <w:abstractNum w:abstractNumId="1" w15:restartNumberingAfterBreak="0">
+  <w:abstractNum w:abstractNumId="1">
     <w:nsid w:val="054713D1"/>
     <w:multiLevelType w:val="hybridMultilevel"/>
     <w:tmpl w:val="E7D210CA"/>
@@ -17070,7 +20050,7 @@
       </w:pPr>
     </w:lvl>
   </w:abstractNum>
-  <w:abstractNum w:abstractNumId="2" w15:restartNumberingAfterBreak="0">
+  <w:abstractNum w:abstractNumId="2">
     <w:nsid w:val="056B05C9"/>
     <w:multiLevelType w:val="hybridMultilevel"/>
     <w:tmpl w:val="2C80A2CE"/>
@@ -17183,7 +20163,7 @@
       </w:rPr>
     </w:lvl>
   </w:abstractNum>
-  <w:abstractNum w:abstractNumId="3" w15:restartNumberingAfterBreak="0">
+  <w:abstractNum w:abstractNumId="3">
     <w:nsid w:val="1405286F"/>
     <w:multiLevelType w:val="hybridMultilevel"/>
     <w:tmpl w:val="7E2E17D6"/>
@@ -17272,7 +20252,7 @@
       </w:pPr>
     </w:lvl>
   </w:abstractNum>
-  <w:abstractNum w:abstractNumId="4" w15:restartNumberingAfterBreak="0">
+  <w:abstractNum w:abstractNumId="4">
     <w:nsid w:val="163115D9"/>
     <w:multiLevelType w:val="hybridMultilevel"/>
     <w:tmpl w:val="97DAFCAE"/>
@@ -17386,7 +20366,7 @@
       </w:rPr>
     </w:lvl>
   </w:abstractNum>
-  <w:abstractNum w:abstractNumId="5" w15:restartNumberingAfterBreak="0">
+  <w:abstractNum w:abstractNumId="5">
     <w:nsid w:val="18E53416"/>
     <w:multiLevelType w:val="hybridMultilevel"/>
     <w:tmpl w:val="609492D8"/>
@@ -17475,7 +20455,7 @@
       </w:pPr>
     </w:lvl>
   </w:abstractNum>
-  <w:abstractNum w:abstractNumId="6" w15:restartNumberingAfterBreak="0">
+  <w:abstractNum w:abstractNumId="6">
     <w:nsid w:val="1D980FED"/>
     <w:multiLevelType w:val="hybridMultilevel"/>
     <w:tmpl w:val="7AA22E22"/>
@@ -17561,7 +20541,7 @@
       </w:pPr>
     </w:lvl>
   </w:abstractNum>
-  <w:abstractNum w:abstractNumId="7" w15:restartNumberingAfterBreak="0">
+  <w:abstractNum w:abstractNumId="7">
     <w:nsid w:val="1DD236C9"/>
     <w:multiLevelType w:val="hybridMultilevel"/>
     <w:tmpl w:val="3F202548"/>
@@ -17650,7 +20630,7 @@
       </w:pPr>
     </w:lvl>
   </w:abstractNum>
-  <w:abstractNum w:abstractNumId="8" w15:restartNumberingAfterBreak="0">
+  <w:abstractNum w:abstractNumId="8">
     <w:nsid w:val="1E6A0613"/>
     <w:multiLevelType w:val="hybridMultilevel"/>
     <w:tmpl w:val="7A9041E8"/>
@@ -17736,7 +20716,7 @@
       </w:pPr>
     </w:lvl>
   </w:abstractNum>
-  <w:abstractNum w:abstractNumId="9" w15:restartNumberingAfterBreak="0">
+  <w:abstractNum w:abstractNumId="9">
     <w:nsid w:val="216A24BC"/>
     <w:multiLevelType w:val="hybridMultilevel"/>
     <w:tmpl w:val="AC1E665A"/>
@@ -17822,7 +20802,7 @@
       </w:pPr>
     </w:lvl>
   </w:abstractNum>
-  <w:abstractNum w:abstractNumId="10" w15:restartNumberingAfterBreak="0">
+  <w:abstractNum w:abstractNumId="10">
     <w:nsid w:val="266A701D"/>
     <w:multiLevelType w:val="hybridMultilevel"/>
     <w:tmpl w:val="97D8B736"/>
@@ -17935,7 +20915,7 @@
       </w:rPr>
     </w:lvl>
   </w:abstractNum>
-  <w:abstractNum w:abstractNumId="11" w15:restartNumberingAfterBreak="0">
+  <w:abstractNum w:abstractNumId="11">
     <w:nsid w:val="2FF46446"/>
     <w:multiLevelType w:val="hybridMultilevel"/>
     <w:tmpl w:val="AC1E665A"/>
@@ -18021,7 +21001,7 @@
       </w:pPr>
     </w:lvl>
   </w:abstractNum>
-  <w:abstractNum w:abstractNumId="12" w15:restartNumberingAfterBreak="0">
+  <w:abstractNum w:abstractNumId="12">
     <w:nsid w:val="327C0ACA"/>
     <w:multiLevelType w:val="hybridMultilevel"/>
     <w:tmpl w:val="AC1E665A"/>
@@ -18107,7 +21087,7 @@
       </w:pPr>
     </w:lvl>
   </w:abstractNum>
-  <w:abstractNum w:abstractNumId="13" w15:restartNumberingAfterBreak="0">
+  <w:abstractNum w:abstractNumId="13">
     <w:nsid w:val="345028FA"/>
     <w:multiLevelType w:val="hybridMultilevel"/>
     <w:tmpl w:val="38C67E34"/>
@@ -18196,7 +21176,7 @@
       </w:pPr>
     </w:lvl>
   </w:abstractNum>
-  <w:abstractNum w:abstractNumId="14" w15:restartNumberingAfterBreak="0">
+  <w:abstractNum w:abstractNumId="14">
     <w:nsid w:val="3D3B424D"/>
     <w:multiLevelType w:val="hybridMultilevel"/>
     <w:tmpl w:val="58C8616C"/>
@@ -18310,7 +21290,7 @@
       </w:rPr>
     </w:lvl>
   </w:abstractNum>
-  <w:abstractNum w:abstractNumId="15" w15:restartNumberingAfterBreak="0">
+  <w:abstractNum w:abstractNumId="15">
     <w:nsid w:val="41936094"/>
     <w:multiLevelType w:val="hybridMultilevel"/>
     <w:tmpl w:val="D0107CD2"/>
@@ -18424,7 +21404,7 @@
       </w:rPr>
     </w:lvl>
   </w:abstractNum>
-  <w:abstractNum w:abstractNumId="16" w15:restartNumberingAfterBreak="0">
+  <w:abstractNum w:abstractNumId="16">
     <w:nsid w:val="42E80F5A"/>
     <w:multiLevelType w:val="hybridMultilevel"/>
     <w:tmpl w:val="84B6DDA2"/>
@@ -18510,7 +21490,7 @@
       </w:pPr>
     </w:lvl>
   </w:abstractNum>
-  <w:abstractNum w:abstractNumId="17" w15:restartNumberingAfterBreak="0">
+  <w:abstractNum w:abstractNumId="17">
     <w:nsid w:val="42FF05A0"/>
     <w:multiLevelType w:val="hybridMultilevel"/>
     <w:tmpl w:val="FB98B948"/>
@@ -18596,7 +21576,7 @@
       </w:pPr>
     </w:lvl>
   </w:abstractNum>
-  <w:abstractNum w:abstractNumId="18" w15:restartNumberingAfterBreak="0">
+  <w:abstractNum w:abstractNumId="18">
     <w:nsid w:val="45B57794"/>
     <w:multiLevelType w:val="hybridMultilevel"/>
     <w:tmpl w:val="8158A2AE"/>
@@ -18709,7 +21689,7 @@
       </w:rPr>
     </w:lvl>
   </w:abstractNum>
-  <w:abstractNum w:abstractNumId="19" w15:restartNumberingAfterBreak="0">
+  <w:abstractNum w:abstractNumId="19">
     <w:nsid w:val="4D6431E7"/>
     <w:multiLevelType w:val="hybridMultilevel"/>
     <w:tmpl w:val="066E09E4"/>
@@ -18795,7 +21775,7 @@
       </w:pPr>
     </w:lvl>
   </w:abstractNum>
-  <w:abstractNum w:abstractNumId="20" w15:restartNumberingAfterBreak="0">
+  <w:abstractNum w:abstractNumId="20">
     <w:nsid w:val="4DB85D1B"/>
     <w:multiLevelType w:val="hybridMultilevel"/>
     <w:tmpl w:val="405ED52C"/>
@@ -18908,7 +21888,7 @@
       </w:rPr>
     </w:lvl>
   </w:abstractNum>
-  <w:abstractNum w:abstractNumId="21" w15:restartNumberingAfterBreak="0">
+  <w:abstractNum w:abstractNumId="21">
     <w:nsid w:val="4F012578"/>
     <w:multiLevelType w:val="hybridMultilevel"/>
     <w:tmpl w:val="E7D210CA"/>
@@ -18994,7 +21974,7 @@
       </w:pPr>
     </w:lvl>
   </w:abstractNum>
-  <w:abstractNum w:abstractNumId="22" w15:restartNumberingAfterBreak="0">
+  <w:abstractNum w:abstractNumId="22">
     <w:nsid w:val="5E1F1226"/>
     <w:multiLevelType w:val="hybridMultilevel"/>
     <w:tmpl w:val="D4DC7434"/>
@@ -19080,7 +22060,7 @@
       </w:pPr>
     </w:lvl>
   </w:abstractNum>
-  <w:abstractNum w:abstractNumId="23" w15:restartNumberingAfterBreak="0">
+  <w:abstractNum w:abstractNumId="23">
     <w:nsid w:val="604620B9"/>
     <w:multiLevelType w:val="hybridMultilevel"/>
     <w:tmpl w:val="7E2E17D6"/>
@@ -19169,7 +22149,7 @@
       </w:pPr>
     </w:lvl>
   </w:abstractNum>
-  <w:abstractNum w:abstractNumId="24" w15:restartNumberingAfterBreak="0">
+  <w:abstractNum w:abstractNumId="24">
     <w:nsid w:val="62193609"/>
     <w:multiLevelType w:val="hybridMultilevel"/>
     <w:tmpl w:val="07A45704"/>
@@ -19258,7 +22238,7 @@
       </w:pPr>
     </w:lvl>
   </w:abstractNum>
-  <w:abstractNum w:abstractNumId="25" w15:restartNumberingAfterBreak="0">
+  <w:abstractNum w:abstractNumId="25">
     <w:nsid w:val="67B54F56"/>
     <w:multiLevelType w:val="hybridMultilevel"/>
     <w:tmpl w:val="E7D210CA"/>
@@ -19344,82 +22324,82 @@
       </w:pPr>
     </w:lvl>
   </w:abstractNum>
-  <w:num w:numId="1" w16cid:durableId="920912343">
+  <w:num w:numId="1">
     <w:abstractNumId w:val="14"/>
   </w:num>
-  <w:num w:numId="2" w16cid:durableId="1982539965">
+  <w:num w:numId="2">
     <w:abstractNumId w:val="15"/>
   </w:num>
-  <w:num w:numId="3" w16cid:durableId="823204106">
+  <w:num w:numId="3">
     <w:abstractNumId w:val="4"/>
   </w:num>
-  <w:num w:numId="4" w16cid:durableId="259795895">
+  <w:num w:numId="4">
     <w:abstractNumId w:val="19"/>
   </w:num>
-  <w:num w:numId="5" w16cid:durableId="481626092">
+  <w:num w:numId="5">
     <w:abstractNumId w:val="6"/>
   </w:num>
-  <w:num w:numId="6" w16cid:durableId="583417300">
+  <w:num w:numId="6">
     <w:abstractNumId w:val="21"/>
   </w:num>
-  <w:num w:numId="7" w16cid:durableId="2041392258">
+  <w:num w:numId="7">
     <w:abstractNumId w:val="8"/>
   </w:num>
-  <w:num w:numId="8" w16cid:durableId="640766420">
+  <w:num w:numId="8">
     <w:abstractNumId w:val="9"/>
   </w:num>
-  <w:num w:numId="9" w16cid:durableId="1129783405">
+  <w:num w:numId="9">
     <w:abstractNumId w:val="11"/>
   </w:num>
-  <w:num w:numId="10" w16cid:durableId="1697196944">
+  <w:num w:numId="10">
     <w:abstractNumId w:val="12"/>
   </w:num>
-  <w:num w:numId="11" w16cid:durableId="387924551">
+  <w:num w:numId="11">
     <w:abstractNumId w:val="16"/>
   </w:num>
-  <w:num w:numId="12" w16cid:durableId="136919380">
+  <w:num w:numId="12">
     <w:abstractNumId w:val="5"/>
   </w:num>
-  <w:num w:numId="13" w16cid:durableId="656616744">
+  <w:num w:numId="13">
     <w:abstractNumId w:val="13"/>
   </w:num>
-  <w:num w:numId="14" w16cid:durableId="1115059029">
+  <w:num w:numId="14">
     <w:abstractNumId w:val="17"/>
   </w:num>
-  <w:num w:numId="15" w16cid:durableId="56056184">
+  <w:num w:numId="15">
     <w:abstractNumId w:val="3"/>
   </w:num>
-  <w:num w:numId="16" w16cid:durableId="762603491">
+  <w:num w:numId="16">
     <w:abstractNumId w:val="23"/>
   </w:num>
-  <w:num w:numId="17" w16cid:durableId="22899102">
+  <w:num w:numId="17">
     <w:abstractNumId w:val="7"/>
   </w:num>
-  <w:num w:numId="18" w16cid:durableId="558250883">
+  <w:num w:numId="18">
     <w:abstractNumId w:val="24"/>
   </w:num>
-  <w:num w:numId="19" w16cid:durableId="1376928586">
+  <w:num w:numId="19">
     <w:abstractNumId w:val="1"/>
   </w:num>
-  <w:num w:numId="20" w16cid:durableId="291718599">
+  <w:num w:numId="20">
     <w:abstractNumId w:val="25"/>
   </w:num>
-  <w:num w:numId="21" w16cid:durableId="1992519988">
+  <w:num w:numId="21">
     <w:abstractNumId w:val="10"/>
   </w:num>
-  <w:num w:numId="22" w16cid:durableId="649478147">
+  <w:num w:numId="22">
     <w:abstractNumId w:val="0"/>
   </w:num>
-  <w:num w:numId="23" w16cid:durableId="1484007918">
+  <w:num w:numId="23">
     <w:abstractNumId w:val="22"/>
   </w:num>
-  <w:num w:numId="24" w16cid:durableId="867596968">
+  <w:num w:numId="24">
     <w:abstractNumId w:val="2"/>
   </w:num>
-  <w:num w:numId="25" w16cid:durableId="330764205">
+  <w:num w:numId="25">
     <w:abstractNumId w:val="18"/>
   </w:num>
-  <w:num w:numId="26" w16cid:durableId="2045132902">
+  <w:num w:numId="26">
     <w:abstractNumId w:val="20"/>
   </w:num>
   <w:numIdMacAtCleanup w:val="11"/>
@@ -19427,7 +22407,7 @@
 </file>
 
 <file path=word/styles.xml><?xml version="1.0" encoding="utf-8"?>
-<w:styles xmlns:mc="http://schemas.openxmlformats.org/markup-compatibility/2006" xmlns:r="http://schemas.openxmlformats.org/officeDocument/2006/relationships" xmlns:w="http://schemas.openxmlformats.org/wordprocessingml/2006/main" xmlns:w14="http://schemas.microsoft.com/office/word/2010/wordml" xmlns:w15="http://schemas.microsoft.com/office/word/2012/wordml" xmlns:w16cex="http://schemas.microsoft.com/office/word/2018/wordml/cex" xmlns:w16cid="http://schemas.microsoft.com/office/word/2016/wordml/cid" xmlns:w16="http://schemas.microsoft.com/office/word/2018/wordml" xmlns:w16du="http://schemas.microsoft.com/office/word/2023/wordml/word16du" xmlns:w16sdtdh="http://schemas.microsoft.com/office/word/2020/wordml/sdtdatahash" xmlns:w16sdtfl="http://schemas.microsoft.com/office/word/2024/wordml/sdtformatlock" xmlns:w16se="http://schemas.microsoft.com/office/word/2015/wordml/symex" mc:Ignorable="w14 w15 w16se w16cid w16 w16cex w16sdtdh w16sdtfl w16du">
+<w:styles xmlns:r="http://schemas.openxmlformats.org/officeDocument/2006/relationships" xmlns:w="http://schemas.openxmlformats.org/wordprocessingml/2006/main">
   <w:docDefaults>
     <w:rPrDefault>
       <w:rPr>
@@ -19441,383 +22421,145 @@
       </w:pPr>
     </w:pPrDefault>
   </w:docDefaults>
-  <w:latentStyles w:defLockedState="0" w:defUIPriority="99" w:defSemiHidden="0" w:defUnhideWhenUsed="0" w:defQFormat="0" w:count="376">
-    <w:lsdException w:name="Normal" w:uiPriority="0" w:qFormat="1"/>
-    <w:lsdException w:name="heading 1" w:uiPriority="0" w:qFormat="1"/>
-    <w:lsdException w:name="heading 2" w:semiHidden="1" w:uiPriority="0" w:unhideWhenUsed="1" w:qFormat="1"/>
-    <w:lsdException w:name="heading 3" w:semiHidden="1" w:uiPriority="0" w:unhideWhenUsed="1" w:qFormat="1"/>
-    <w:lsdException w:name="heading 4" w:semiHidden="1" w:uiPriority="9" w:unhideWhenUsed="1" w:qFormat="1"/>
-    <w:lsdException w:name="heading 5" w:semiHidden="1" w:uiPriority="9" w:unhideWhenUsed="1" w:qFormat="1"/>
-    <w:lsdException w:name="heading 6" w:semiHidden="1" w:uiPriority="9" w:unhideWhenUsed="1" w:qFormat="1"/>
-    <w:lsdException w:name="heading 7" w:semiHidden="1" w:uiPriority="9" w:unhideWhenUsed="1" w:qFormat="1"/>
-    <w:lsdException w:name="heading 8" w:semiHidden="1" w:uiPriority="9" w:unhideWhenUsed="1" w:qFormat="1"/>
-    <w:lsdException w:name="heading 9" w:semiHidden="1" w:uiPriority="9" w:unhideWhenUsed="1" w:qFormat="1"/>
-    <w:lsdException w:name="index 1" w:semiHidden="1" w:unhideWhenUsed="1"/>
-    <w:lsdException w:name="index 2" w:semiHidden="1" w:unhideWhenUsed="1"/>
-    <w:lsdException w:name="index 3" w:semiHidden="1" w:unhideWhenUsed="1"/>
-    <w:lsdException w:name="index 4" w:semiHidden="1" w:unhideWhenUsed="1"/>
-    <w:lsdException w:name="index 5" w:semiHidden="1" w:unhideWhenUsed="1"/>
-    <w:lsdException w:name="index 6" w:semiHidden="1" w:unhideWhenUsed="1"/>
-    <w:lsdException w:name="index 7" w:semiHidden="1" w:unhideWhenUsed="1"/>
-    <w:lsdException w:name="index 8" w:semiHidden="1" w:unhideWhenUsed="1"/>
-    <w:lsdException w:name="index 9" w:semiHidden="1" w:unhideWhenUsed="1"/>
-    <w:lsdException w:name="toc 1" w:semiHidden="1" w:uiPriority="39" w:unhideWhenUsed="1" w:qFormat="1"/>
-    <w:lsdException w:name="toc 2" w:semiHidden="1" w:uiPriority="39" w:unhideWhenUsed="1" w:qFormat="1"/>
-    <w:lsdException w:name="toc 3" w:semiHidden="1" w:uiPriority="39" w:unhideWhenUsed="1" w:qFormat="1"/>
-    <w:lsdException w:name="toc 4" w:semiHidden="1" w:uiPriority="39" w:unhideWhenUsed="1"/>
-    <w:lsdException w:name="toc 5" w:semiHidden="1" w:uiPriority="39" w:unhideWhenUsed="1"/>
-    <w:lsdException w:name="toc 6" w:semiHidden="1" w:uiPriority="39" w:unhideWhenUsed="1"/>
-    <w:lsdException w:name="toc 7" w:semiHidden="1" w:uiPriority="39" w:unhideWhenUsed="1"/>
-    <w:lsdException w:name="toc 8" w:semiHidden="1" w:uiPriority="39" w:unhideWhenUsed="1"/>
-    <w:lsdException w:name="toc 9" w:semiHidden="1" w:uiPriority="39" w:unhideWhenUsed="1"/>
-    <w:lsdException w:name="Normal Indent" w:semiHidden="1" w:unhideWhenUsed="1"/>
-    <w:lsdException w:name="footnote text" w:semiHidden="1" w:unhideWhenUsed="1"/>
-    <w:lsdException w:name="annotation text" w:semiHidden="1" w:unhideWhenUsed="1"/>
-    <w:lsdException w:name="header" w:semiHidden="1" w:unhideWhenUsed="1"/>
-    <w:lsdException w:name="footer" w:semiHidden="1" w:uiPriority="0" w:unhideWhenUsed="1"/>
-    <w:lsdException w:name="index heading" w:semiHidden="1" w:unhideWhenUsed="1"/>
-    <w:lsdException w:name="caption" w:semiHidden="1" w:uiPriority="0" w:unhideWhenUsed="1" w:qFormat="1"/>
-    <w:lsdException w:name="table of figures" w:semiHidden="1" w:unhideWhenUsed="1"/>
-    <w:lsdException w:name="envelope address" w:semiHidden="1" w:unhideWhenUsed="1"/>
-    <w:lsdException w:name="envelope return" w:semiHidden="1" w:unhideWhenUsed="1"/>
-    <w:lsdException w:name="footnote reference" w:semiHidden="1" w:unhideWhenUsed="1"/>
-    <w:lsdException w:name="annotation reference" w:semiHidden="1" w:unhideWhenUsed="1"/>
-    <w:lsdException w:name="line number" w:semiHidden="1" w:unhideWhenUsed="1"/>
-    <w:lsdException w:name="page number" w:semiHidden="1" w:unhideWhenUsed="1"/>
-    <w:lsdException w:name="endnote reference" w:semiHidden="1" w:unhideWhenUsed="1"/>
-    <w:lsdException w:name="endnote text" w:semiHidden="1" w:unhideWhenUsed="1"/>
-    <w:lsdException w:name="table of authorities" w:semiHidden="1" w:unhideWhenUsed="1"/>
-    <w:lsdException w:name="macro" w:semiHidden="1" w:unhideWhenUsed="1"/>
-    <w:lsdException w:name="toa heading" w:semiHidden="1" w:unhideWhenUsed="1"/>
-    <w:lsdException w:name="List" w:semiHidden="1" w:unhideWhenUsed="1"/>
-    <w:lsdException w:name="List Bullet" w:semiHidden="1" w:unhideWhenUsed="1"/>
-    <w:lsdException w:name="List Number" w:semiHidden="1" w:unhideWhenUsed="1"/>
-    <w:lsdException w:name="List 2" w:semiHidden="1" w:unhideWhenUsed="1"/>
-    <w:lsdException w:name="List 3" w:semiHidden="1" w:unhideWhenUsed="1"/>
-    <w:lsdException w:name="List 4" w:semiHidden="1" w:unhideWhenUsed="1"/>
-    <w:lsdException w:name="List 5" w:semiHidden="1" w:unhideWhenUsed="1"/>
-    <w:lsdException w:name="List Bullet 2" w:semiHidden="1" w:unhideWhenUsed="1"/>
-    <w:lsdException w:name="List Bullet 3" w:semiHidden="1" w:unhideWhenUsed="1"/>
-    <w:lsdException w:name="List Bullet 4" w:semiHidden="1" w:unhideWhenUsed="1"/>
-    <w:lsdException w:name="List Bullet 5" w:semiHidden="1" w:unhideWhenUsed="1"/>
-    <w:lsdException w:name="List Number 2" w:semiHidden="1" w:unhideWhenUsed="1"/>
-    <w:lsdException w:name="List Number 3" w:semiHidden="1" w:unhideWhenUsed="1"/>
-    <w:lsdException w:name="List Number 4" w:semiHidden="1" w:unhideWhenUsed="1"/>
-    <w:lsdException w:name="List Number 5" w:semiHidden="1" w:unhideWhenUsed="1"/>
-    <w:lsdException w:name="Title" w:uiPriority="10" w:qFormat="1"/>
-    <w:lsdException w:name="Closing" w:semiHidden="1" w:unhideWhenUsed="1"/>
-    <w:lsdException w:name="Signature" w:semiHidden="1" w:unhideWhenUsed="1"/>
-    <w:lsdException w:name="Default Paragraph Font" w:semiHidden="1" w:uiPriority="1" w:unhideWhenUsed="1"/>
-    <w:lsdException w:name="Body Text" w:semiHidden="1" w:unhideWhenUsed="1"/>
-    <w:lsdException w:name="Body Text Indent" w:semiHidden="1" w:unhideWhenUsed="1"/>
-    <w:lsdException w:name="List Continue" w:semiHidden="1" w:unhideWhenUsed="1"/>
-    <w:lsdException w:name="List Continue 2" w:semiHidden="1" w:unhideWhenUsed="1"/>
-    <w:lsdException w:name="List Continue 3" w:semiHidden="1" w:unhideWhenUsed="1"/>
-    <w:lsdException w:name="List Continue 4" w:semiHidden="1" w:unhideWhenUsed="1"/>
-    <w:lsdException w:name="List Continue 5" w:semiHidden="1" w:unhideWhenUsed="1"/>
-    <w:lsdException w:name="Message Header" w:semiHidden="1" w:unhideWhenUsed="1"/>
-    <w:lsdException w:name="Subtitle" w:uiPriority="11" w:qFormat="1"/>
-    <w:lsdException w:name="Salutation" w:semiHidden="1" w:unhideWhenUsed="1"/>
-    <w:lsdException w:name="Date" w:semiHidden="1" w:unhideWhenUsed="1"/>
-    <w:lsdException w:name="Body Text First Indent" w:semiHidden="1" w:unhideWhenUsed="1"/>
-    <w:lsdException w:name="Body Text First Indent 2" w:semiHidden="1" w:unhideWhenUsed="1"/>
-    <w:lsdException w:name="Note Heading" w:semiHidden="1" w:unhideWhenUsed="1"/>
-    <w:lsdException w:name="Body Text 2" w:semiHidden="1" w:unhideWhenUsed="1"/>
-    <w:lsdException w:name="Body Text 3" w:semiHidden="1" w:unhideWhenUsed="1"/>
-    <w:lsdException w:name="Body Text Indent 2" w:semiHidden="1" w:unhideWhenUsed="1"/>
-    <w:lsdException w:name="Body Text Indent 3" w:semiHidden="1" w:unhideWhenUsed="1"/>
-    <w:lsdException w:name="Block Text" w:semiHidden="1" w:unhideWhenUsed="1"/>
-    <w:lsdException w:name="Hyperlink" w:semiHidden="1" w:unhideWhenUsed="1"/>
-    <w:lsdException w:name="FollowedHyperlink" w:semiHidden="1" w:unhideWhenUsed="1"/>
-    <w:lsdException w:name="Strong" w:uiPriority="22" w:qFormat="1"/>
-    <w:lsdException w:name="Emphasis" w:uiPriority="20" w:qFormat="1"/>
-    <w:lsdException w:name="Document Map" w:semiHidden="1" w:unhideWhenUsed="1"/>
-    <w:lsdException w:name="Plain Text" w:semiHidden="1" w:unhideWhenUsed="1"/>
-    <w:lsdException w:name="E-mail Signature" w:semiHidden="1" w:unhideWhenUsed="1"/>
-    <w:lsdException w:name="HTML Top of Form" w:semiHidden="1" w:unhideWhenUsed="1"/>
-    <w:lsdException w:name="HTML Bottom of Form" w:semiHidden="1" w:unhideWhenUsed="1"/>
-    <w:lsdException w:name="Normal (Web)" w:semiHidden="1" w:unhideWhenUsed="1"/>
-    <w:lsdException w:name="HTML Acronym" w:semiHidden="1" w:unhideWhenUsed="1"/>
-    <w:lsdException w:name="HTML Address" w:semiHidden="1" w:unhideWhenUsed="1"/>
-    <w:lsdException w:name="HTML Cite" w:semiHidden="1" w:unhideWhenUsed="1"/>
-    <w:lsdException w:name="HTML Code" w:semiHidden="1" w:unhideWhenUsed="1"/>
-    <w:lsdException w:name="HTML Definition" w:semiHidden="1" w:unhideWhenUsed="1"/>
-    <w:lsdException w:name="HTML Keyboard" w:semiHidden="1" w:unhideWhenUsed="1"/>
-    <w:lsdException w:name="HTML Preformatted" w:semiHidden="1" w:unhideWhenUsed="1"/>
-    <w:lsdException w:name="HTML Sample" w:semiHidden="1" w:unhideWhenUsed="1"/>
-    <w:lsdException w:name="HTML Typewriter" w:semiHidden="1" w:unhideWhenUsed="1"/>
-    <w:lsdException w:name="HTML Variable" w:semiHidden="1" w:unhideWhenUsed="1"/>
-    <w:lsdException w:name="Normal Table" w:semiHidden="1" w:unhideWhenUsed="1"/>
-    <w:lsdException w:name="annotation subject" w:semiHidden="1" w:unhideWhenUsed="1"/>
-    <w:lsdException w:name="No List" w:semiHidden="1" w:unhideWhenUsed="1"/>
-    <w:lsdException w:name="Outline List 1" w:semiHidden="1" w:unhideWhenUsed="1"/>
-    <w:lsdException w:name="Outline List 2" w:semiHidden="1" w:unhideWhenUsed="1"/>
-    <w:lsdException w:name="Outline List 3" w:semiHidden="1" w:unhideWhenUsed="1"/>
-    <w:lsdException w:name="Table Simple 1" w:semiHidden="1" w:unhideWhenUsed="1"/>
-    <w:lsdException w:name="Table Simple 2" w:semiHidden="1" w:unhideWhenUsed="1"/>
-    <w:lsdException w:name="Table Simple 3" w:semiHidden="1" w:unhideWhenUsed="1"/>
-    <w:lsdException w:name="Table Classic 1" w:semiHidden="1" w:unhideWhenUsed="1"/>
-    <w:lsdException w:name="Table Classic 2" w:semiHidden="1" w:unhideWhenUsed="1"/>
-    <w:lsdException w:name="Table Classic 3" w:semiHidden="1" w:unhideWhenUsed="1"/>
-    <w:lsdException w:name="Table Classic 4" w:semiHidden="1" w:unhideWhenUsed="1"/>
-    <w:lsdException w:name="Table Colorful 1" w:semiHidden="1" w:unhideWhenUsed="1"/>
-    <w:lsdException w:name="Table Colorful 2" w:semiHidden="1" w:unhideWhenUsed="1"/>
-    <w:lsdException w:name="Table Colorful 3" w:semiHidden="1" w:unhideWhenUsed="1"/>
-    <w:lsdException w:name="Table Columns 1" w:semiHidden="1" w:unhideWhenUsed="1"/>
-    <w:lsdException w:name="Table Columns 2" w:semiHidden="1" w:unhideWhenUsed="1"/>
-    <w:lsdException w:name="Table Columns 3" w:semiHidden="1" w:unhideWhenUsed="1"/>
-    <w:lsdException w:name="Table Columns 4" w:semiHidden="1" w:unhideWhenUsed="1"/>
-    <w:lsdException w:name="Table Columns 5" w:semiHidden="1" w:unhideWhenUsed="1"/>
-    <w:lsdException w:name="Table Grid 1" w:semiHidden="1" w:unhideWhenUsed="1"/>
-    <w:lsdException w:name="Table Grid 2" w:semiHidden="1" w:unhideWhenUsed="1"/>
-    <w:lsdException w:name="Table Grid 3" w:semiHidden="1" w:unhideWhenUsed="1"/>
-    <w:lsdException w:name="Table Grid 4" w:semiHidden="1" w:unhideWhenUsed="1"/>
-    <w:lsdException w:name="Table Grid 5" w:semiHidden="1" w:unhideWhenUsed="1"/>
-    <w:lsdException w:name="Table Grid 6" w:semiHidden="1" w:unhideWhenUsed="1"/>
-    <w:lsdException w:name="Table Grid 7" w:semiHidden="1" w:unhideWhenUsed="1"/>
-    <w:lsdException w:name="Table Grid 8" w:semiHidden="1" w:unhideWhenUsed="1"/>
-    <w:lsdException w:name="Table List 1" w:semiHidden="1" w:unhideWhenUsed="1"/>
-    <w:lsdException w:name="Table List 2" w:semiHidden="1" w:unhideWhenUsed="1"/>
-    <w:lsdException w:name="Table List 3" w:semiHidden="1" w:unhideWhenUsed="1"/>
-    <w:lsdException w:name="Table List 4" w:semiHidden="1" w:unhideWhenUsed="1"/>
-    <w:lsdException w:name="Table List 5" w:semiHidden="1" w:unhideWhenUsed="1"/>
-    <w:lsdException w:name="Table List 6" w:semiHidden="1" w:unhideWhenUsed="1"/>
-    <w:lsdException w:name="Table List 7" w:semiHidden="1" w:unhideWhenUsed="1"/>
-    <w:lsdException w:name="Table List 8" w:semiHidden="1" w:unhideWhenUsed="1"/>
-    <w:lsdException w:name="Table 3D effects 1" w:semiHidden="1" w:unhideWhenUsed="1"/>
-    <w:lsdException w:name="Table 3D effects 2" w:semiHidden="1" w:unhideWhenUsed="1"/>
-    <w:lsdException w:name="Table 3D effects 3" w:semiHidden="1" w:unhideWhenUsed="1"/>
-    <w:lsdException w:name="Table Contemporary" w:semiHidden="1" w:unhideWhenUsed="1"/>
-    <w:lsdException w:name="Table Elegant" w:semiHidden="1" w:unhideWhenUsed="1"/>
-    <w:lsdException w:name="Table Professional" w:semiHidden="1" w:unhideWhenUsed="1"/>
-    <w:lsdException w:name="Table Subtle 1" w:semiHidden="1" w:unhideWhenUsed="1"/>
-    <w:lsdException w:name="Table Subtle 2" w:semiHidden="1" w:unhideWhenUsed="1"/>
-    <w:lsdException w:name="Table Web 1" w:semiHidden="1" w:unhideWhenUsed="1"/>
-    <w:lsdException w:name="Table Web 2" w:semiHidden="1" w:unhideWhenUsed="1"/>
-    <w:lsdException w:name="Table Web 3" w:semiHidden="1" w:unhideWhenUsed="1"/>
-    <w:lsdException w:name="Balloon Text" w:semiHidden="1" w:unhideWhenUsed="1"/>
-    <w:lsdException w:name="Table Grid" w:uiPriority="59"/>
-    <w:lsdException w:name="Table Theme" w:semiHidden="1" w:unhideWhenUsed="1"/>
-    <w:lsdException w:name="Placeholder Text" w:semiHidden="1"/>
-    <w:lsdException w:name="No Spacing" w:uiPriority="1" w:qFormat="1"/>
-    <w:lsdException w:name="Light Shading" w:uiPriority="60"/>
-    <w:lsdException w:name="Light List" w:uiPriority="61"/>
-    <w:lsdException w:name="Light Grid" w:uiPriority="62"/>
-    <w:lsdException w:name="Medium Shading 1" w:uiPriority="63"/>
-    <w:lsdException w:name="Medium Shading 2" w:uiPriority="64"/>
-    <w:lsdException w:name="Medium List 1" w:uiPriority="65"/>
-    <w:lsdException w:name="Medium List 2" w:uiPriority="66"/>
-    <w:lsdException w:name="Medium Grid 1" w:uiPriority="67"/>
-    <w:lsdException w:name="Medium Grid 2" w:uiPriority="68"/>
-    <w:lsdException w:name="Medium Grid 3" w:uiPriority="69"/>
-    <w:lsdException w:name="Dark List" w:uiPriority="70"/>
-    <w:lsdException w:name="Colorful Shading" w:uiPriority="71"/>
-    <w:lsdException w:name="Colorful List" w:uiPriority="72"/>
-    <w:lsdException w:name="Colorful Grid" w:uiPriority="73"/>
-    <w:lsdException w:name="Light Shading Accent 1" w:uiPriority="60"/>
-    <w:lsdException w:name="Light List Accent 1" w:uiPriority="61"/>
-    <w:lsdException w:name="Light Grid Accent 1" w:uiPriority="62"/>
-    <w:lsdException w:name="Medium Shading 1 Accent 1" w:uiPriority="63"/>
-    <w:lsdException w:name="Medium Shading 2 Accent 1" w:uiPriority="64"/>
-    <w:lsdException w:name="Medium List 1 Accent 1" w:uiPriority="65"/>
-    <w:lsdException w:name="Revision" w:semiHidden="1"/>
-    <w:lsdException w:name="List Paragraph" w:uiPriority="34" w:qFormat="1"/>
-    <w:lsdException w:name="Quote" w:uiPriority="29" w:qFormat="1"/>
-    <w:lsdException w:name="Intense Quote" w:uiPriority="30" w:qFormat="1"/>
-    <w:lsdException w:name="Medium List 2 Accent 1" w:uiPriority="66"/>
-    <w:lsdException w:name="Medium Grid 1 Accent 1" w:uiPriority="67"/>
-    <w:lsdException w:name="Medium Grid 2 Accent 1" w:uiPriority="68"/>
-    <w:lsdException w:name="Medium Grid 3 Accent 1" w:uiPriority="69"/>
-    <w:lsdException w:name="Dark List Accent 1" w:uiPriority="70"/>
-    <w:lsdException w:name="Colorful Shading Accent 1" w:uiPriority="71"/>
-    <w:lsdException w:name="Colorful List Accent 1" w:uiPriority="72"/>
-    <w:lsdException w:name="Colorful Grid Accent 1" w:uiPriority="73"/>
-    <w:lsdException w:name="Light Shading Accent 2" w:uiPriority="60"/>
-    <w:lsdException w:name="Light List Accent 2" w:uiPriority="61"/>
-    <w:lsdException w:name="Light Grid Accent 2" w:uiPriority="62"/>
-    <w:lsdException w:name="Medium Shading 1 Accent 2" w:uiPriority="63"/>
-    <w:lsdException w:name="Medium Shading 2 Accent 2" w:uiPriority="64"/>
-    <w:lsdException w:name="Medium List 1 Accent 2" w:uiPriority="65"/>
-    <w:lsdException w:name="Medium List 2 Accent 2" w:uiPriority="66"/>
-    <w:lsdException w:name="Medium Grid 1 Accent 2" w:uiPriority="67"/>
-    <w:lsdException w:name="Medium Grid 2 Accent 2" w:uiPriority="68"/>
-    <w:lsdException w:name="Medium Grid 3 Accent 2" w:uiPriority="69"/>
-    <w:lsdException w:name="Dark List Accent 2" w:uiPriority="70"/>
-    <w:lsdException w:name="Colorful Shading Accent 2" w:uiPriority="71"/>
-    <w:lsdException w:name="Colorful List Accent 2" w:uiPriority="72"/>
-    <w:lsdException w:name="Colorful Grid Accent 2" w:uiPriority="73"/>
-    <w:lsdException w:name="Light Shading Accent 3" w:uiPriority="60"/>
-    <w:lsdException w:name="Light List Accent 3" w:uiPriority="61"/>
-    <w:lsdException w:name="Light Grid Accent 3" w:uiPriority="62"/>
-    <w:lsdException w:name="Medium Shading 1 Accent 3" w:uiPriority="63"/>
-    <w:lsdException w:name="Medium Shading 2 Accent 3" w:uiPriority="64"/>
-    <w:lsdException w:name="Medium List 1 Accent 3" w:uiPriority="65"/>
-    <w:lsdException w:name="Medium List 2 Accent 3" w:uiPriority="66"/>
-    <w:lsdException w:name="Medium Grid 1 Accent 3" w:uiPriority="67"/>
-    <w:lsdException w:name="Medium Grid 2 Accent 3" w:uiPriority="68"/>
-    <w:lsdException w:name="Medium Grid 3 Accent 3" w:uiPriority="69"/>
-    <w:lsdException w:name="Dark List Accent 3" w:uiPriority="70"/>
-    <w:lsdException w:name="Colorful Shading Accent 3" w:uiPriority="71"/>
-    <w:lsdException w:name="Colorful List Accent 3" w:uiPriority="72"/>
-    <w:lsdException w:name="Colorful Grid Accent 3" w:uiPriority="73"/>
-    <w:lsdException w:name="Light Shading Accent 4" w:uiPriority="60"/>
-    <w:lsdException w:name="Light List Accent 4" w:uiPriority="61"/>
-    <w:lsdException w:name="Light Grid Accent 4" w:uiPriority="62"/>
-    <w:lsdException w:name="Medium Shading 1 Accent 4" w:uiPriority="63"/>
-    <w:lsdException w:name="Medium Shading 2 Accent 4" w:uiPriority="64"/>
-    <w:lsdException w:name="Medium List 1 Accent 4" w:uiPriority="65"/>
-    <w:lsdException w:name="Medium List 2 Accent 4" w:uiPriority="66"/>
-    <w:lsdException w:name="Medium Grid 1 Accent 4" w:uiPriority="67"/>
-    <w:lsdException w:name="Medium Grid 2 Accent 4" w:uiPriority="68"/>
-    <w:lsdException w:name="Medium Grid 3 Accent 4" w:uiPriority="69"/>
-    <w:lsdException w:name="Dark List Accent 4" w:uiPriority="70"/>
-    <w:lsdException w:name="Colorful Shading Accent 4" w:uiPriority="71"/>
-    <w:lsdException w:name="Colorful List Accent 4" w:uiPriority="72"/>
-    <w:lsdException w:name="Colorful Grid Accent 4" w:uiPriority="73"/>
-    <w:lsdException w:name="Light Shading Accent 5" w:uiPriority="60"/>
-    <w:lsdException w:name="Light List Accent 5" w:uiPriority="61"/>
-    <w:lsdException w:name="Light Grid Accent 5" w:uiPriority="62"/>
-    <w:lsdException w:name="Medium Shading 1 Accent 5" w:uiPriority="63"/>
-    <w:lsdException w:name="Medium Shading 2 Accent 5" w:uiPriority="64"/>
-    <w:lsdException w:name="Medium List 1 Accent 5" w:uiPriority="65"/>
-    <w:lsdException w:name="Medium List 2 Accent 5" w:uiPriority="66"/>
-    <w:lsdException w:name="Medium Grid 1 Accent 5" w:uiPriority="67"/>
-    <w:lsdException w:name="Medium Grid 2 Accent 5" w:uiPriority="68"/>
-    <w:lsdException w:name="Medium Grid 3 Accent 5" w:uiPriority="69"/>
-    <w:lsdException w:name="Dark List Accent 5" w:uiPriority="70"/>
-    <w:lsdException w:name="Colorful Shading Accent 5" w:uiPriority="71"/>
-    <w:lsdException w:name="Colorful List Accent 5" w:uiPriority="72"/>
-    <w:lsdException w:name="Colorful Grid Accent 5" w:uiPriority="73"/>
-    <w:lsdException w:name="Light Shading Accent 6" w:uiPriority="60"/>
-    <w:lsdException w:name="Light List Accent 6" w:uiPriority="61"/>
-    <w:lsdException w:name="Light Grid Accent 6" w:uiPriority="62"/>
-    <w:lsdException w:name="Medium Shading 1 Accent 6" w:uiPriority="63"/>
-    <w:lsdException w:name="Medium Shading 2 Accent 6" w:uiPriority="64"/>
-    <w:lsdException w:name="Medium List 1 Accent 6" w:uiPriority="65"/>
-    <w:lsdException w:name="Medium List 2 Accent 6" w:uiPriority="66"/>
-    <w:lsdException w:name="Medium Grid 1 Accent 6" w:uiPriority="67"/>
-    <w:lsdException w:name="Medium Grid 2 Accent 6" w:uiPriority="68"/>
-    <w:lsdException w:name="Medium Grid 3 Accent 6" w:uiPriority="69"/>
-    <w:lsdException w:name="Dark List Accent 6" w:uiPriority="70"/>
-    <w:lsdException w:name="Colorful Shading Accent 6" w:uiPriority="71"/>
-    <w:lsdException w:name="Colorful List Accent 6" w:uiPriority="72"/>
-    <w:lsdException w:name="Colorful Grid Accent 6" w:uiPriority="73"/>
-    <w:lsdException w:name="Subtle Emphasis" w:uiPriority="19" w:qFormat="1"/>
-    <w:lsdException w:name="Intense Emphasis" w:uiPriority="21" w:qFormat="1"/>
-    <w:lsdException w:name="Subtle Reference" w:uiPriority="31" w:qFormat="1"/>
-    <w:lsdException w:name="Intense Reference" w:uiPriority="32" w:qFormat="1"/>
-    <w:lsdException w:name="Book Title" w:uiPriority="33" w:qFormat="1"/>
-    <w:lsdException w:name="Bibliography" w:semiHidden="1" w:uiPriority="37" w:unhideWhenUsed="1"/>
-    <w:lsdException w:name="TOC Heading" w:semiHidden="1" w:uiPriority="39" w:unhideWhenUsed="1" w:qFormat="1"/>
-    <w:lsdException w:name="Plain Table 1" w:uiPriority="41"/>
-    <w:lsdException w:name="Plain Table 2" w:uiPriority="42"/>
-    <w:lsdException w:name="Plain Table 3" w:uiPriority="43"/>
-    <w:lsdException w:name="Plain Table 4" w:uiPriority="44"/>
-    <w:lsdException w:name="Plain Table 5" w:uiPriority="45"/>
-    <w:lsdException w:name="Grid Table Light" w:uiPriority="40"/>
-    <w:lsdException w:name="Grid Table 1 Light" w:uiPriority="46"/>
-    <w:lsdException w:name="Grid Table 2" w:uiPriority="47"/>
-    <w:lsdException w:name="Grid Table 3" w:uiPriority="48"/>
-    <w:lsdException w:name="Grid Table 4" w:uiPriority="49"/>
-    <w:lsdException w:name="Grid Table 5 Dark" w:uiPriority="50"/>
-    <w:lsdException w:name="Grid Table 6 Colorful" w:uiPriority="51"/>
-    <w:lsdException w:name="Grid Table 7 Colorful" w:uiPriority="52"/>
-    <w:lsdException w:name="Grid Table 1 Light Accent 1" w:uiPriority="46"/>
-    <w:lsdException w:name="Grid Table 2 Accent 1" w:uiPriority="47"/>
-    <w:lsdException w:name="Grid Table 3 Accent 1" w:uiPriority="48"/>
-    <w:lsdException w:name="Grid Table 4 Accent 1" w:uiPriority="49"/>
-    <w:lsdException w:name="Grid Table 5 Dark Accent 1" w:uiPriority="50"/>
-    <w:lsdException w:name="Grid Table 6 Colorful Accent 1" w:uiPriority="51"/>
-    <w:lsdException w:name="Grid Table 7 Colorful Accent 1" w:uiPriority="52"/>
-    <w:lsdException w:name="Grid Table 1 Light Accent 2" w:uiPriority="46"/>
-    <w:lsdException w:name="Grid Table 2 Accent 2" w:uiPriority="47"/>
-    <w:lsdException w:name="Grid Table 3 Accent 2" w:uiPriority="48"/>
-    <w:lsdException w:name="Grid Table 4 Accent 2" w:uiPriority="49"/>
-    <w:lsdException w:name="Grid Table 5 Dark Accent 2" w:uiPriority="50"/>
-    <w:lsdException w:name="Grid Table 6 Colorful Accent 2" w:uiPriority="51"/>
-    <w:lsdException w:name="Grid Table 7 Colorful Accent 2" w:uiPriority="52"/>
-    <w:lsdException w:name="Grid Table 1 Light Accent 3" w:uiPriority="46"/>
-    <w:lsdException w:name="Grid Table 2 Accent 3" w:uiPriority="47"/>
-    <w:lsdException w:name="Grid Table 3 Accent 3" w:uiPriority="48"/>
-    <w:lsdException w:name="Grid Table 4 Accent 3" w:uiPriority="49"/>
-    <w:lsdException w:name="Grid Table 5 Dark Accent 3" w:uiPriority="50"/>
-    <w:lsdException w:name="Grid Table 6 Colorful Accent 3" w:uiPriority="51"/>
-    <w:lsdException w:name="Grid Table 7 Colorful Accent 3" w:uiPriority="52"/>
-    <w:lsdException w:name="Grid Table 1 Light Accent 4" w:uiPriority="46"/>
-    <w:lsdException w:name="Grid Table 2 Accent 4" w:uiPriority="47"/>
-    <w:lsdException w:name="Grid Table 3 Accent 4" w:uiPriority="48"/>
-    <w:lsdException w:name="Grid Table 4 Accent 4" w:uiPriority="49"/>
-    <w:lsdException w:name="Grid Table 5 Dark Accent 4" w:uiPriority="50"/>
-    <w:lsdException w:name="Grid Table 6 Colorful Accent 4" w:uiPriority="51"/>
-    <w:lsdException w:name="Grid Table 7 Colorful Accent 4" w:uiPriority="52"/>
-    <w:lsdException w:name="Grid Table 1 Light Accent 5" w:uiPriority="46"/>
-    <w:lsdException w:name="Grid Table 2 Accent 5" w:uiPriority="47"/>
-    <w:lsdException w:name="Grid Table 3 Accent 5" w:uiPriority="48"/>
-    <w:lsdException w:name="Grid Table 4 Accent 5" w:uiPriority="49"/>
-    <w:lsdException w:name="Grid Table 5 Dark Accent 5" w:uiPriority="50"/>
-    <w:lsdException w:name="Grid Table 6 Colorful Accent 5" w:uiPriority="51"/>
-    <w:lsdException w:name="Grid Table 7 Colorful Accent 5" w:uiPriority="52"/>
-    <w:lsdException w:name="Grid Table 1 Light Accent 6" w:uiPriority="46"/>
-    <w:lsdException w:name="Grid Table 2 Accent 6" w:uiPriority="47"/>
-    <w:lsdException w:name="Grid Table 3 Accent 6" w:uiPriority="48"/>
-    <w:lsdException w:name="Grid Table 4 Accent 6" w:uiPriority="49"/>
-    <w:lsdException w:name="Grid Table 5 Dark Accent 6" w:uiPriority="50"/>
-    <w:lsdException w:name="Grid Table 6 Colorful Accent 6" w:uiPriority="51"/>
-    <w:lsdException w:name="Grid Table 7 Colorful Accent 6" w:uiPriority="52"/>
-    <w:lsdException w:name="List Table 1 Light" w:uiPriority="46"/>
-    <w:lsdException w:name="List Table 2" w:uiPriority="47"/>
-    <w:lsdException w:name="List Table 3" w:uiPriority="48"/>
-    <w:lsdException w:name="List Table 4" w:uiPriority="49"/>
-    <w:lsdException w:name="List Table 5 Dark" w:uiPriority="50"/>
-    <w:lsdException w:name="List Table 6 Colorful" w:uiPriority="51"/>
-    <w:lsdException w:name="List Table 7 Colorful" w:uiPriority="52"/>
-    <w:lsdException w:name="List Table 1 Light Accent 1" w:uiPriority="46"/>
-    <w:lsdException w:name="List Table 2 Accent 1" w:uiPriority="47"/>
-    <w:lsdException w:name="List Table 3 Accent 1" w:uiPriority="48"/>
-    <w:lsdException w:name="List Table 4 Accent 1" w:uiPriority="49"/>
-    <w:lsdException w:name="List Table 5 Dark Accent 1" w:uiPriority="50"/>
-    <w:lsdException w:name="List Table 6 Colorful Accent 1" w:uiPriority="51"/>
-    <w:lsdException w:name="List Table 7 Colorful Accent 1" w:uiPriority="52"/>
-    <w:lsdException w:name="List Table 1 Light Accent 2" w:uiPriority="46"/>
-    <w:lsdException w:name="List Table 2 Accent 2" w:uiPriority="47"/>
-    <w:lsdException w:name="List Table 3 Accent 2" w:uiPriority="48"/>
-    <w:lsdException w:name="List Table 4 Accent 2" w:uiPriority="49"/>
-    <w:lsdException w:name="List Table 5 Dark Accent 2" w:uiPriority="50"/>
-    <w:lsdException w:name="List Table 6 Colorful Accent 2" w:uiPriority="51"/>
-    <w:lsdException w:name="List Table 7 Colorful Accent 2" w:uiPriority="52"/>
-    <w:lsdException w:name="List Table 1 Light Accent 3" w:uiPriority="46"/>
-    <w:lsdException w:name="List Table 2 Accent 3" w:uiPriority="47"/>
-    <w:lsdException w:name="List Table 3 Accent 3" w:uiPriority="48"/>
-    <w:lsdException w:name="List Table 4 Accent 3" w:uiPriority="49"/>
-    <w:lsdException w:name="List Table 5 Dark Accent 3" w:uiPriority="50"/>
-    <w:lsdException w:name="List Table 6 Colorful Accent 3" w:uiPriority="51"/>
-    <w:lsdException w:name="List Table 7 Colorful Accent 3" w:uiPriority="52"/>
-    <w:lsdException w:name="List Table 1 Light Accent 4" w:uiPriority="46"/>
-    <w:lsdException w:name="List Table 2 Accent 4" w:uiPriority="47"/>
-    <w:lsdException w:name="List Table 3 Accent 4" w:uiPriority="48"/>
-    <w:lsdException w:name="List Table 4 Accent 4" w:uiPriority="49"/>
-    <w:lsdException w:name="List Table 5 Dark Accent 4" w:uiPriority="50"/>
-    <w:lsdException w:name="List Table 6 Colorful Accent 4" w:uiPriority="51"/>
-    <w:lsdException w:name="List Table 7 Colorful Accent 4" w:uiPriority="52"/>
-    <w:lsdException w:name="List Table 1 Light Accent 5" w:uiPriority="46"/>
-    <w:lsdException w:name="List Table 2 Accent 5" w:uiPriority="47"/>
-    <w:lsdException w:name="List Table 3 Accent 5" w:uiPriority="48"/>
-    <w:lsdException w:name="List Table 4 Accent 5" w:uiPriority="49"/>
-    <w:lsdException w:name="List Table 5 Dark Accent 5" w:uiPriority="50"/>
-    <w:lsdException w:name="List Table 6 Colorful Accent 5" w:uiPriority="51"/>
-    <w:lsdException w:name="List Table 7 Colorful Accent 5" w:uiPriority="52"/>
-    <w:lsdException w:name="List Table 1 Light Accent 6" w:uiPriority="46"/>
-    <w:lsdException w:name="List Table 2 Accent 6" w:uiPriority="47"/>
-    <w:lsdException w:name="List Table 3 Accent 6" w:uiPriority="48"/>
-    <w:lsdException w:name="List Table 4 Accent 6" w:uiPriority="49"/>
-    <w:lsdException w:name="List Table 5 Dark Accent 6" w:uiPriority="50"/>
-    <w:lsdException w:name="List Table 6 Colorful Accent 6" w:uiPriority="51"/>
-    <w:lsdException w:name="List Table 7 Colorful Accent 6" w:uiPriority="52"/>
-    <w:lsdException w:name="Mention" w:semiHidden="1" w:unhideWhenUsed="1"/>
-    <w:lsdException w:name="Smart Hyperlink" w:semiHidden="1" w:unhideWhenUsed="1"/>
-    <w:lsdException w:name="Hashtag" w:semiHidden="1" w:unhideWhenUsed="1"/>
-    <w:lsdException w:name="Unresolved Mention" w:semiHidden="1" w:unhideWhenUsed="1"/>
-    <w:lsdException w:name="Smart Link" w:semiHidden="1" w:unhideWhenUsed="1"/>
+  <w:latentStyles w:defLockedState="0" w:defUIPriority="99" w:defSemiHidden="1" w:defUnhideWhenUsed="1" w:defQFormat="0" w:count="267">
+    <w:lsdException w:name="Normal" w:semiHidden="0" w:uiPriority="0" w:unhideWhenUsed="0" w:qFormat="1"/>
+    <w:lsdException w:name="heading 1" w:semiHidden="0" w:uiPriority="0" w:unhideWhenUsed="0" w:qFormat="1"/>
+    <w:lsdException w:name="heading 2" w:uiPriority="0" w:qFormat="1"/>
+    <w:lsdException w:name="heading 3" w:uiPriority="0" w:qFormat="1"/>
+    <w:lsdException w:name="heading 4" w:uiPriority="9" w:qFormat="1"/>
+    <w:lsdException w:name="heading 5" w:uiPriority="9" w:qFormat="1"/>
+    <w:lsdException w:name="heading 6" w:uiPriority="9" w:qFormat="1"/>
+    <w:lsdException w:name="heading 7" w:uiPriority="9" w:qFormat="1"/>
+    <w:lsdException w:name="heading 8" w:uiPriority="9" w:qFormat="1"/>
+    <w:lsdException w:name="heading 9" w:uiPriority="9" w:qFormat="1"/>
+    <w:lsdException w:name="toc 1" w:uiPriority="39" w:qFormat="1"/>
+    <w:lsdException w:name="toc 2" w:uiPriority="39" w:qFormat="1"/>
+    <w:lsdException w:name="toc 3" w:uiPriority="39" w:qFormat="1"/>
+    <w:lsdException w:name="toc 4" w:uiPriority="39"/>
+    <w:lsdException w:name="toc 5" w:uiPriority="39"/>
+    <w:lsdException w:name="toc 6" w:uiPriority="39"/>
+    <w:lsdException w:name="toc 7" w:uiPriority="39"/>
+    <w:lsdException w:name="toc 8" w:uiPriority="39"/>
+    <w:lsdException w:name="toc 9" w:uiPriority="39"/>
+    <w:lsdException w:name="footer" w:uiPriority="0"/>
+    <w:lsdException w:name="caption" w:uiPriority="0" w:qFormat="1"/>
+    <w:lsdException w:name="Title" w:semiHidden="0" w:uiPriority="10" w:unhideWhenUsed="0" w:qFormat="1"/>
+    <w:lsdException w:name="Default Paragraph Font" w:uiPriority="1"/>
+    <w:lsdException w:name="Subtitle" w:semiHidden="0" w:uiPriority="11" w:unhideWhenUsed="0" w:qFormat="1"/>
+    <w:lsdException w:name="Strong" w:semiHidden="0" w:uiPriority="22" w:unhideWhenUsed="0" w:qFormat="1"/>
+    <w:lsdException w:name="Emphasis" w:semiHidden="0" w:uiPriority="20" w:unhideWhenUsed="0" w:qFormat="1"/>
+    <w:lsdException w:name="Table Grid" w:semiHidden="0" w:uiPriority="59" w:unhideWhenUsed="0"/>
+    <w:lsdException w:name="Placeholder Text" w:unhideWhenUsed="0"/>
+    <w:lsdException w:name="No Spacing" w:semiHidden="0" w:uiPriority="1" w:unhideWhenUsed="0" w:qFormat="1"/>
+    <w:lsdException w:name="Light Shading" w:semiHidden="0" w:uiPriority="60" w:unhideWhenUsed="0"/>
+    <w:lsdException w:name="Light List" w:semiHidden="0" w:uiPriority="61" w:unhideWhenUsed="0"/>
+    <w:lsdException w:name="Light Grid" w:semiHidden="0" w:uiPriority="62" w:unhideWhenUsed="0"/>
+    <w:lsdException w:name="Medium Shading 1" w:semiHidden="0" w:uiPriority="63" w:unhideWhenUsed="0"/>
+    <w:lsdException w:name="Medium Shading 2" w:semiHidden="0" w:uiPriority="64" w:unhideWhenUsed="0"/>
+    <w:lsdException w:name="Medium List 1" w:semiHidden="0" w:uiPriority="65" w:unhideWhenUsed="0"/>
+    <w:lsdException w:name="Medium List 2" w:semiHidden="0" w:uiPriority="66" w:unhideWhenUsed="0"/>
+    <w:lsdException w:name="Medium Grid 1" w:semiHidden="0" w:uiPriority="67" w:unhideWhenUsed="0"/>
+    <w:lsdException w:name="Medium Grid 2" w:semiHidden="0" w:uiPriority="68" w:unhideWhenUsed="0"/>
+    <w:lsdException w:name="Medium Grid 3" w:semiHidden="0" w:uiPriority="69" w:unhideWhenUsed="0"/>
+    <w:lsdException w:name="Dark List" w:semiHidden="0" w:uiPriority="70" w:unhideWhenUsed="0"/>
+    <w:lsdException w:name="Colorful Shading" w:semiHidden="0" w:uiPriority="71" w:unhideWhenUsed="0"/>
+    <w:lsdException w:name="Colorful List" w:semiHidden="0" w:uiPriority="72" w:unhideWhenUsed="0"/>
+    <w:lsdException w:name="Colorful Grid" w:semiHidden="0" w:uiPriority="73" w:unhideWhenUsed="0"/>
+    <w:lsdException w:name="Light Shading Accent 1" w:semiHidden="0" w:uiPriority="60" w:unhideWhenUsed="0"/>
+    <w:lsdException w:name="Light List Accent 1" w:semiHidden="0" w:uiPriority="61" w:unhideWhenUsed="0"/>
+    <w:lsdException w:name="Light Grid Accent 1" w:semiHidden="0" w:uiPriority="62" w:unhideWhenUsed="0"/>
+    <w:lsdException w:name="Medium Shading 1 Accent 1" w:semiHidden="0" w:uiPriority="63" w:unhideWhenUsed="0"/>
+    <w:lsdException w:name="Medium Shading 2 Accent 1" w:semiHidden="0" w:uiPriority="64" w:unhideWhenUsed="0"/>
+    <w:lsdException w:name="Medium List 1 Accent 1" w:semiHidden="0" w:uiPriority="65" w:unhideWhenUsed="0"/>
+    <w:lsdException w:name="Revision" w:unhideWhenUsed="0"/>
+    <w:lsdException w:name="List Paragraph" w:semiHidden="0" w:uiPriority="34" w:unhideWhenUsed="0" w:qFormat="1"/>
+    <w:lsdException w:name="Quote" w:semiHidden="0" w:uiPriority="29" w:unhideWhenUsed="0" w:qFormat="1"/>
+    <w:lsdException w:name="Intense Quote" w:semiHidden="0" w:uiPriority="30" w:unhideWhenUsed="0" w:qFormat="1"/>
+    <w:lsdException w:name="Medium List 2 Accent 1" w:semiHidden="0" w:uiPriority="66" w:unhideWhenUsed="0"/>
+    <w:lsdException w:name="Medium Grid 1 Accent 1" w:semiHidden="0" w:uiPriority="67" w:unhideWhenUsed="0"/>
+    <w:lsdException w:name="Medium Grid 2 Accent 1" w:semiHidden="0" w:uiPriority="68" w:unhideWhenUsed="0"/>
+    <w:lsdException w:name="Medium Grid 3 Accent 1" w:semiHidden="0" w:uiPriority="69" w:unhideWhenUsed="0"/>
+    <w:lsdException w:name="Dark List Accent 1" w:semiHidden="0" w:uiPriority="70" w:unhideWhenUsed="0"/>
+    <w:lsdException w:name="Colorful Shading Accent 1" w:semiHidden="0" w:uiPriority="71" w:unhideWhenUsed="0"/>
+    <w:lsdException w:name="Colorful List Accent 1" w:semiHidden="0" w:uiPriority="72" w:unhideWhenUsed="0"/>
+    <w:lsdException w:name="Colorful Grid Accent 1" w:semiHidden="0" w:uiPriority="73" w:unhideWhenUsed="0"/>
+    <w:lsdException w:name="Light Shading Accent 2" w:semiHidden="0" w:uiPriority="60" w:unhideWhenUsed="0"/>
+    <w:lsdException w:name="Light List Accent 2" w:semiHidden="0" w:uiPriority="61" w:unhideWhenUsed="0"/>
+    <w:lsdException w:name="Light Grid Accent 2" w:semiHidden="0" w:uiPriority="62" w:unhideWhenUsed="0"/>
+    <w:lsdException w:name="Medium Shading 1 Accent 2" w:semiHidden="0" w:uiPriority="63" w:unhideWhenUsed="0"/>
+    <w:lsdException w:name="Medium Shading 2 Accent 2" w:semiHidden="0" w:uiPriority="64" w:unhideWhenUsed="0"/>
+    <w:lsdException w:name="Medium List 1 Accent 2" w:semiHidden="0" w:uiPriority="65" w:unhideWhenUsed="0"/>
+    <w:lsdException w:name="Medium List 2 Accent 2" w:semiHidden="0" w:uiPriority="66" w:unhideWhenUsed="0"/>
+    <w:lsdException w:name="Medium Grid 1 Accent 2" w:semiHidden="0" w:uiPriority="67" w:unhideWhenUsed="0"/>
+    <w:lsdException w:name="Medium Grid 2 Accent 2" w:semiHidden="0" w:uiPriority="68" w:unhideWhenUsed="0"/>
+    <w:lsdException w:name="Medium Grid 3 Accent 2" w:semiHidden="0" w:uiPriority="69" w:unhideWhenUsed="0"/>
+    <w:lsdException w:name="Dark List Accent 2" w:semiHidden="0" w:uiPriority="70" w:unhideWhenUsed="0"/>
+    <w:lsdException w:name="Colorful Shading Accent 2" w:semiHidden="0" w:uiPriority="71" w:unhideWhenUsed="0"/>
+    <w:lsdException w:name="Colorful List Accent 2" w:semiHidden="0" w:uiPriority="72" w:unhideWhenUsed="0"/>
+    <w:lsdException w:name="Colorful Grid Accent 2" w:semiHidden="0" w:uiPriority="73" w:unhideWhenUsed="0"/>
+    <w:lsdException w:name="Light Shading Accent 3" w:semiHidden="0" w:uiPriority="60" w:unhideWhenUsed="0"/>
+    <w:lsdException w:name="Light List Accent 3" w:semiHidden="0" w:uiPriority="61" w:unhideWhenUsed="0"/>
+    <w:lsdException w:name="Light Grid Accent 3" w:semiHidden="0" w:uiPriority="62" w:unhideWhenUsed="0"/>
+    <w:lsdException w:name="Medium Shading 1 Accent 3" w:semiHidden="0" w:uiPriority="63" w:unhideWhenUsed="0"/>
+    <w:lsdException w:name="Medium Shading 2 Accent 3" w:semiHidden="0" w:uiPriority="64" w:unhideWhenUsed="0"/>
+    <w:lsdException w:name="Medium List 1 Accent 3" w:semiHidden="0" w:uiPriority="65" w:unhideWhenUsed="0"/>
+    <w:lsdException w:name="Medium List 2 Accent 3" w:semiHidden="0" w:uiPriority="66" w:unhideWhenUsed="0"/>
+    <w:lsdException w:name="Medium Grid 1 Accent 3" w:semiHidden="0" w:uiPriority="67" w:unhideWhenUsed="0"/>
+    <w:lsdException w:name="Medium Grid 2 Accent 3" w:semiHidden="0" w:uiPriority="68" w:unhideWhenUsed="0"/>
+    <w:lsdException w:name="Medium Grid 3 Accent 3" w:semiHidden="0" w:uiPriority="69" w:unhideWhenUsed="0"/>
+    <w:lsdException w:name="Dark List Accent 3" w:semiHidden="0" w:uiPriority="70" w:unhideWhenUsed="0"/>
+    <w:lsdException w:name="Colorful Shading Accent 3" w:semiHidden="0" w:uiPriority="71" w:unhideWhenUsed="0"/>
+    <w:lsdException w:name="Colorful List Accent 3" w:semiHidden="0" w:uiPriority="72" w:unhideWhenUsed="0"/>
+    <w:lsdException w:name="Colorful Grid Accent 3" w:semiHidden="0" w:uiPriority="73" w:unhideWhenUsed="0"/>
+    <w:lsdException w:name="Light Shading Accent 4" w:semiHidden="0" w:uiPriority="60" w:unhideWhenUsed="0"/>
+    <w:lsdException w:name="Light List Accent 4" w:semiHidden="0" w:uiPriority="61" w:unhideWhenUsed="0"/>
+    <w:lsdException w:name="Light Grid Accent 4" w:semiHidden="0" w:uiPriority="62" w:unhideWhenUsed="0"/>
+    <w:lsdException w:name="Medium Shading 1 Accent 4" w:semiHidden="0" w:uiPriority="63" w:unhideWhenUsed="0"/>
+    <w:lsdException w:name="Medium Shading 2 Accent 4" w:semiHidden="0" w:uiPriority="64" w:unhideWhenUsed="0"/>
+    <w:lsdException w:name="Medium List 1 Accent 4" w:semiHidden="0" w:uiPriority="65" w:unhideWhenUsed="0"/>
+    <w:lsdException w:name="Medium List 2 Accent 4" w:semiHidden="0" w:uiPriority="66" w:unhideWhenUsed="0"/>
+    <w:lsdException w:name="Medium Grid 1 Accent 4" w:semiHidden="0" w:uiPriority="67" w:unhideWhenUsed="0"/>
+    <w:lsdException w:name="Medium Grid 2 Accent 4" w:semiHidden="0" w:uiPriority="68" w:unhideWhenUsed="0"/>
+    <w:lsdException w:name="Medium Grid 3 Accent 4" w:semiHidden="0" w:uiPriority="69" w:unhideWhenUsed="0"/>
+    <w:lsdException w:name="Dark List Accent 4" w:semiHidden="0" w:uiPriority="70" w:unhideWhenUsed="0"/>
+    <w:lsdException w:name="Colorful Shading Accent 4" w:semiHidden="0" w:uiPriority="71" w:unhideWhenUsed="0"/>
+    <w:lsdException w:name="Colorful List Accent 4" w:semiHidden="0" w:uiPriority="72" w:unhideWhenUsed="0"/>
+    <w:lsdException w:name="Colorful Grid Accent 4" w:semiHidden="0" w:uiPriority="73" w:unhideWhenUsed="0"/>
+    <w:lsdException w:name="Light Shading Accent 5" w:semiHidden="0" w:uiPriority="60" w:unhideWhenUsed="0"/>
+    <w:lsdException w:name="Light List Accent 5" w:semiHidden="0" w:uiPriority="61" w:unhideWhenUsed="0"/>
+    <w:lsdException w:name="Light Grid Accent 5" w:semiHidden="0" w:uiPriority="62" w:unhideWhenUsed="0"/>
+    <w:lsdException w:name="Medium Shading 1 Accent 5" w:semiHidden="0" w:uiPriority="63" w:unhideWhenUsed="0"/>
+    <w:lsdException w:name="Medium Shading 2 Accent 5" w:semiHidden="0" w:uiPriority="64" w:unhideWhenUsed="0"/>
+    <w:lsdException w:name="Medium List 1 Accent 5" w:semiHidden="0" w:uiPriority="65" w:unhideWhenUsed="0"/>
+    <w:lsdException w:name="Medium List 2 Accent 5" w:semiHidden="0" w:uiPriority="66" w:unhideWhenUsed="0"/>
+    <w:lsdException w:name="Medium Grid 1 Accent 5" w:semiHidden="0" w:uiPriority="67" w:unhideWhenUsed="0"/>
+    <w:lsdException w:name="Medium Grid 2 Accent 5" w:semiHidden="0" w:uiPriority="68" w:unhideWhenUsed="0"/>
+    <w:lsdException w:name="Medium Grid 3 Accent 5" w:semiHidden="0" w:uiPriority="69" w:unhideWhenUsed="0"/>
+    <w:lsdException w:name="Dark List Accent 5" w:semiHidden="0" w:uiPriority="70" w:unhideWhenUsed="0"/>
+    <w:lsdException w:name="Colorful Shading Accent 5" w:semiHidden="0" w:uiPriority="71" w:unhideWhenUsed="0"/>
+    <w:lsdException w:name="Colorful List Accent 5" w:semiHidden="0" w:uiPriority="72" w:unhideWhenUsed="0"/>
+    <w:lsdException w:name="Colorful Grid Accent 5" w:semiHidden="0" w:uiPriority="73" w:unhideWhenUsed="0"/>
+    <w:lsdException w:name="Light Shading Accent 6" w:semiHidden="0" w:uiPriority="60" w:unhideWhenUsed="0"/>
+    <w:lsdException w:name="Light List Accent 6" w:semiHidden="0" w:uiPriority="61" w:unhideWhenUsed="0"/>
+    <w:lsdException w:name="Light Grid Accent 6" w:semiHidden="0" w:uiPriority="62" w:unhideWhenUsed="0"/>
+    <w:lsdException w:name="Medium Shading 1 Accent 6" w:semiHidden="0" w:uiPriority="63" w:unhideWhenUsed="0"/>
+    <w:lsdException w:name="Medium Shading 2 Accent 6" w:semiHidden="0" w:uiPriority="64" w:unhideWhenUsed="0"/>
+    <w:lsdException w:name="Medium List 1 Accent 6" w:semiHidden="0" w:uiPriority="65" w:unhideWhenUsed="0"/>
+    <w:lsdException w:name="Medium List 2 Accent 6" w:semiHidden="0" w:uiPriority="66" w:unhideWhenUsed="0"/>
+    <w:lsdException w:name="Medium Grid 1 Accent 6" w:semiHidden="0" w:uiPriority="67" w:unhideWhenUsed="0"/>
+    <w:lsdException w:name="Medium Grid 2 Accent 6" w:semiHidden="0" w:uiPriority="68" w:unhideWhenUsed="0"/>
+    <w:lsdException w:name="Medium Grid 3 Accent 6" w:semiHidden="0" w:uiPriority="69" w:unhideWhenUsed="0"/>
+    <w:lsdException w:name="Dark List Accent 6" w:semiHidden="0" w:uiPriority="70" w:unhideWhenUsed="0"/>
+    <w:lsdException w:name="Colorful Shading Accent 6" w:semiHidden="0" w:uiPriority="71" w:unhideWhenUsed="0"/>
+    <w:lsdException w:name="Colorful List Accent 6" w:semiHidden="0" w:uiPriority="72" w:unhideWhenUsed="0"/>
+    <w:lsdException w:name="Colorful Grid Accent 6" w:semiHidden="0" w:uiPriority="73" w:unhideWhenUsed="0"/>
+    <w:lsdException w:name="Subtle Emphasis" w:semiHidden="0" w:uiPriority="19" w:unhideWhenUsed="0" w:qFormat="1"/>
+    <w:lsdException w:name="Intense Emphasis" w:semiHidden="0" w:uiPriority="21" w:unhideWhenUsed="0" w:qFormat="1"/>
+    <w:lsdException w:name="Subtle Reference" w:semiHidden="0" w:uiPriority="31" w:unhideWhenUsed="0" w:qFormat="1"/>
+    <w:lsdException w:name="Intense Reference" w:semiHidden="0" w:uiPriority="32" w:unhideWhenUsed="0" w:qFormat="1"/>
+    <w:lsdException w:name="Book Title" w:semiHidden="0" w:uiPriority="33" w:unhideWhenUsed="0" w:qFormat="1"/>
+    <w:lsdException w:name="Bibliography" w:uiPriority="37"/>
+    <w:lsdException w:name="TOC Heading" w:uiPriority="39" w:qFormat="1"/>
   </w:latentStyles>
   <w:style w:type="paragraph" w:default="1" w:styleId="Normal">
     <w:name w:val="Normal"/>
@@ -19931,6 +22673,7 @@
   <w:style w:type="character" w:default="1" w:styleId="DefaultParagraphFont">
     <w:name w:val="Default Paragraph Font"/>
     <w:uiPriority w:val="1"/>
+    <w:semiHidden/>
     <w:unhideWhenUsed/>
   </w:style>
   <w:style w:type="table" w:default="1" w:styleId="TableNormal">
@@ -19938,6 +22681,7 @@
     <w:uiPriority w:val="99"/>
     <w:semiHidden/>
     <w:unhideWhenUsed/>
+    <w:qFormat/>
     <w:tblPr>
       <w:tblInd w:w="0" w:type="dxa"/>
       <w:tblCellMar>
@@ -20149,6 +22893,7 @@
     <w:uiPriority w:val="59"/>
     <w:rsid w:val="00085B87"/>
     <w:tblPr>
+      <w:tblInd w:w="0" w:type="dxa"/>
       <w:tblBorders>
         <w:top w:val="single" w:sz="4" w:space="0" w:color="000000" w:themeColor="text1"/>
         <w:left w:val="single" w:sz="4" w:space="0" w:color="000000" w:themeColor="text1"/>
@@ -20157,6 +22902,12 @@
         <w:insideH w:val="single" w:sz="4" w:space="0" w:color="000000" w:themeColor="text1"/>
         <w:insideV w:val="single" w:sz="4" w:space="0" w:color="000000" w:themeColor="text1"/>
       </w:tblBorders>
+      <w:tblCellMar>
+        <w:top w:w="0" w:type="dxa"/>
+        <w:left w:w="108" w:type="dxa"/>
+        <w:bottom w:w="0" w:type="dxa"/>
+        <w:right w:w="108" w:type="dxa"/>
+      </w:tblCellMar>
     </w:tblPr>
   </w:style>
   <w:style w:type="character" w:styleId="FollowedHyperlink">
@@ -21077,7 +23828,7 @@
 </file>
 
 <file path=customXml/itemProps1.xml><?xml version="1.0" encoding="utf-8"?>
-<ds:datastoreItem xmlns:ds="http://schemas.openxmlformats.org/officeDocument/2006/customXml" ds:itemID="{26003B2F-202A-4D06-8F78-944A99B55F33}">
+<ds:datastoreItem xmlns:ds="http://schemas.openxmlformats.org/officeDocument/2006/customXml" ds:itemID="{975F1B5E-F3E8-42BF-B68C-EB8F8B16603F}">
   <ds:schemaRefs>
     <ds:schemaRef ds:uri="http://schemas.openxmlformats.org/officeDocument/2006/bibliography"/>
   </ds:schemaRefs>

--- a/Documentation/DeveloperInformation.docx
+++ b/Documentation/DeveloperInformation.docx
@@ -47,7 +47,7 @@
         <w:rPr>
           <w:noProof/>
         </w:rPr>
-        <w:t>September 10, 2026</w:t>
+        <w:t>September 19, 2026</w:t>
       </w:r>
       <w:r>
         <w:rPr>
@@ -3683,7 +3683,7 @@
             <w:noProof/>
             <w:webHidden/>
           </w:rPr>
-          <w:t>23</w:t>
+          <w:t>24</w:t>
         </w:r>
         <w:r>
           <w:rPr>
@@ -3752,7 +3752,7 @@
             <w:noProof/>
             <w:webHidden/>
           </w:rPr>
-          <w:t>23</w:t>
+          <w:t>24</w:t>
         </w:r>
         <w:r>
           <w:rPr>
@@ -3890,7 +3890,7 @@
             <w:noProof/>
             <w:webHidden/>
           </w:rPr>
-          <w:t>24</w:t>
+          <w:t>25</w:t>
         </w:r>
         <w:r>
           <w:rPr>
@@ -3959,7 +3959,7 @@
             <w:noProof/>
             <w:webHidden/>
           </w:rPr>
-          <w:t>24</w:t>
+          <w:t>25</w:t>
         </w:r>
         <w:r>
           <w:rPr>
@@ -4028,7 +4028,7 @@
             <w:noProof/>
             <w:webHidden/>
           </w:rPr>
-          <w:t>24</w:t>
+          <w:t>25</w:t>
         </w:r>
         <w:r>
           <w:rPr>
@@ -18496,12 +18496,113 @@
     </w:p>
     <w:p>
       <w:pPr>
+        <w:pStyle w:val="StyleHang-MediumAfter0pt"/>
+      </w:pPr>
+    </w:p>
+    <w:p>
+      <w:pPr>
+        <w:pStyle w:val="Hang-Medium"/>
+        <w:spacing w:after="0"/>
+        <w:rPr>
+          <w:b/>
+          <w:bCs/>
+          <w:lang w:eastAsia="ar-SA"/>
+        </w:rPr>
+      </w:pPr>
+      <w:r>
+        <w:rPr>
+          <w:b/>
+          <w:bCs/>
+          <w:lang w:eastAsia="ar-SA"/>
+        </w:rPr>
+        <w:t>Copilot</w:t>
+      </w:r>
+    </w:p>
+    <w:p>
+      <w:pPr>
+        <w:pStyle w:val="StyleHang-MediumAfter0pt"/>
+      </w:pPr>
+      <w:r>
+        <w:t>Tab</w:t>
+      </w:r>
+      <w:r>
+        <w:tab/>
+        <w:t>Accept inline code suggestion</w:t>
+      </w:r>
+    </w:p>
+    <w:p>
+      <w:pPr>
+        <w:pStyle w:val="StyleHang-MediumAfter0pt"/>
+      </w:pPr>
+      <w:r>
+        <w:lastRenderedPageBreak/>
+        <w:t>Esc</w:t>
+      </w:r>
+      <w:r>
+        <w:tab/>
+        <w:t>Dismiss inline code suggestion</w:t>
+      </w:r>
+    </w:p>
+    <w:p>
+      <w:pPr>
+        <w:pStyle w:val="StyleHang-MediumAfter0pt"/>
+      </w:pPr>
+      <w:r>
+        <w:t xml:space="preserve">ALT </w:t>
+      </w:r>
+      <w:proofErr w:type="gramStart"/>
+      <w:r>
+        <w:t>+ ]</w:t>
+      </w:r>
+      <w:proofErr w:type="gramEnd"/>
+      <w:r>
+        <w:tab/>
+        <w:t>Show next suggestions</w:t>
+      </w:r>
+    </w:p>
+    <w:p>
+      <w:pPr>
+        <w:pStyle w:val="StyleHang-MediumAfter0pt"/>
+      </w:pPr>
+      <w:r>
+        <w:t>ALT + [</w:t>
+      </w:r>
+      <w:r>
+        <w:tab/>
+        <w:t>Show previous suggestion</w:t>
+      </w:r>
+    </w:p>
+    <w:p>
+      <w:pPr>
+        <w:pStyle w:val="StyleHang-MediumAfter0pt"/>
+      </w:pPr>
+      <w:r>
+        <w:t>ALT + \</w:t>
+      </w:r>
+      <w:r>
+        <w:tab/>
+        <w:t>Triggers a suggestion</w:t>
+      </w:r>
+    </w:p>
+    <w:p>
+      <w:pPr>
+        <w:pStyle w:val="StyleHang-MediumAfter0pt"/>
+      </w:pPr>
+      <w:r>
+        <w:t>Ctrl + Enter</w:t>
+      </w:r>
+      <w:r>
+        <w:tab/>
+        <w:t>Generate up to 10 suggestions in a separate pane</w:t>
+      </w:r>
+    </w:p>
+    <w:p>
+      <w:pPr>
         <w:pStyle w:val="Heading2"/>
       </w:pPr>
       <w:bookmarkStart w:id="70" w:name="_Toc239272868"/>
       <w:bookmarkStart w:id="71" w:name="_Toc227669205"/>
       <w:r>
-        <w:lastRenderedPageBreak/>
         <w:t>Node and NPM</w:t>
       </w:r>
       <w:bookmarkEnd w:id="70"/>
@@ -19134,6 +19235,7 @@
       <w:bookmarkStart w:id="74" w:name="_Toc239272871"/>
       <w:proofErr w:type="spellStart"/>
       <w:r>
+        <w:lastRenderedPageBreak/>
         <w:t>ESLint</w:t>
       </w:r>
       <w:bookmarkEnd w:id="74"/>
@@ -19278,7 +19380,6 @@
         </w:rPr>
       </w:pPr>
       <w:r>
-        <w:lastRenderedPageBreak/>
         <w:t xml:space="preserve">$ </w:t>
       </w:r>
       <w:proofErr w:type="spellStart"/>
@@ -19837,7 +19938,7 @@
         <w:szCs w:val="24"/>
         <w:lang w:eastAsia="en-US"/>
       </w:rPr>
-      <w:t>9</w:t>
+      <w:t>25</w:t>
     </w:r>
     <w:r>
       <w:rPr>
@@ -23828,7 +23929,7 @@
 </file>
 
 <file path=customXml/itemProps1.xml><?xml version="1.0" encoding="utf-8"?>
-<ds:datastoreItem xmlns:ds="http://schemas.openxmlformats.org/officeDocument/2006/customXml" ds:itemID="{975F1B5E-F3E8-42BF-B68C-EB8F8B16603F}">
+<ds:datastoreItem xmlns:ds="http://schemas.openxmlformats.org/officeDocument/2006/customXml" ds:itemID="{BD9A784F-0C30-4A6E-A410-E0190E062BFC}">
   <ds:schemaRefs>
     <ds:schemaRef ds:uri="http://schemas.openxmlformats.org/officeDocument/2006/bibliography"/>
   </ds:schemaRefs>

--- a/Documentation/DeveloperInformation.docx
+++ b/Documentation/DeveloperInformation.docx
@@ -1,6 +1,6 @@
 
 <file path=word/document.xml><?xml version="1.0" encoding="utf-8"?>
-<w:document xmlns:ve="http://schemas.openxmlformats.org/markup-compatibility/2006" xmlns:o="urn:schemas-microsoft-com:office:office" xmlns:r="http://schemas.openxmlformats.org/officeDocument/2006/relationships" xmlns:m="http://schemas.openxmlformats.org/officeDocument/2006/math" xmlns:v="urn:schemas-microsoft-com:vml" xmlns:wp="http://schemas.openxmlformats.org/drawingml/2006/wordprocessingDrawing" xmlns:w10="urn:schemas-microsoft-com:office:word" xmlns:w="http://schemas.openxmlformats.org/wordprocessingml/2006/main" xmlns:wne="http://schemas.microsoft.com/office/word/2006/wordml">
+<w:document xmlns:wpc="http://schemas.microsoft.com/office/word/2010/wordprocessingCanvas" xmlns:cx="http://schemas.microsoft.com/office/drawing/2014/chartex" xmlns:cx1="http://schemas.microsoft.com/office/drawing/2015/9/8/chartex" xmlns:cx2="http://schemas.microsoft.com/office/drawing/2015/10/21/chartex" xmlns:cx3="http://schemas.microsoft.com/office/drawing/2016/5/9/chartex" xmlns:cx4="http://schemas.microsoft.com/office/drawing/2016/5/10/chartex" xmlns:cx5="http://schemas.microsoft.com/office/drawing/2016/5/11/chartex" xmlns:cx6="http://schemas.microsoft.com/office/drawing/2016/5/12/chartex" xmlns:cx7="http://schemas.microsoft.com/office/drawing/2016/5/13/chartex" xmlns:cx8="http://schemas.microsoft.com/office/drawing/2016/5/14/chartex" xmlns:mc="http://schemas.openxmlformats.org/markup-compatibility/2006" xmlns:aink="http://schemas.microsoft.com/office/drawing/2016/ink" xmlns:am3d="http://schemas.microsoft.com/office/drawing/2017/model3d" xmlns:o="urn:schemas-microsoft-com:office:office" xmlns:oel="http://schemas.microsoft.com/office/2019/extlst" xmlns:r="http://schemas.openxmlformats.org/officeDocument/2006/relationships" xmlns:m="http://schemas.openxmlformats.org/officeDocument/2006/math" xmlns:v="urn:schemas-microsoft-com:vml" xmlns:wp14="http://schemas.microsoft.com/office/word/2010/wordprocessingDrawing" xmlns:wp="http://schemas.openxmlformats.org/drawingml/2006/wordprocessingDrawing" xmlns:w10="urn:schemas-microsoft-com:office:word" xmlns:w="http://schemas.openxmlformats.org/wordprocessingml/2006/main" xmlns:w14="http://schemas.microsoft.com/office/word/2010/wordml" xmlns:w15="http://schemas.microsoft.com/office/word/2012/wordml" xmlns:w16cex="http://schemas.microsoft.com/office/word/2018/wordml/cex" xmlns:w16cid="http://schemas.microsoft.com/office/word/2016/wordml/cid" xmlns:w16="http://schemas.microsoft.com/office/word/2018/wordml" xmlns:w16du="http://schemas.microsoft.com/office/word/2023/wordml/word16du" xmlns:w16sdtdh="http://schemas.microsoft.com/office/word/2020/wordml/sdtdatahash" xmlns:w16sdtfl="http://schemas.microsoft.com/office/word/2024/wordml/sdtformatlock" xmlns:w16se="http://schemas.microsoft.com/office/word/2015/wordml/symex" xmlns:wpg="http://schemas.microsoft.com/office/word/2010/wordprocessingGroup" xmlns:wpi="http://schemas.microsoft.com/office/word/2010/wordprocessingInk" xmlns:wne="http://schemas.microsoft.com/office/word/2006/wordml" xmlns:wps="http://schemas.microsoft.com/office/word/2010/wordprocessingShape" mc:Ignorable="w14 w15 w16se w16cid w16 w16cex w16sdtdh w16sdtfl w16du wp14">
   <w:body>
     <w:p>
       <w:pPr>
@@ -5627,17 +5627,23 @@
         </w:rPr>
         <w:t xml:space="preserve"> parent class. A tax form only needs to override this method if it has defined additional fields (besides the lines defined on the tax form) that can be entered on the web page.</w:t>
       </w:r>
+      <w:r>
+        <w:rPr>
+          <w:lang w:eastAsia="ar-SA"/>
+        </w:rPr>
+        <w:t xml:space="preserve"> An example of this is form 1099-G. When this tax form reports a tax refund, additional information from the previous year's tax return is needed to determine if the refund is taxable.</w:t>
+      </w:r>
     </w:p>
     <w:p>
       <w:pPr>
         <w:pStyle w:val="Heading3"/>
       </w:pPr>
-      <w:bookmarkStart w:id="11" w:name="_Toc237788079"/>
-      <w:bookmarkStart w:id="12" w:name="_Toc242375229"/>
+      <w:bookmarkStart w:id="11" w:name="_Toc242375229"/>
+      <w:bookmarkStart w:id="12" w:name="_Toc237788079"/>
       <w:r>
         <w:t>Output Forms</w:t>
       </w:r>
-      <w:bookmarkEnd w:id="12"/>
+      <w:bookmarkEnd w:id="11"/>
     </w:p>
     <w:p>
       <w:pPr>
@@ -5773,7 +5779,7 @@
       </w:pPr>
       <w:bookmarkStart w:id="13" w:name="_Toc237788081"/>
       <w:bookmarkStart w:id="14" w:name="_Toc242375230"/>
-      <w:bookmarkEnd w:id="11"/>
+      <w:bookmarkEnd w:id="12"/>
       <w:r>
         <w:t>Utility Modules</w:t>
       </w:r>
@@ -5942,7 +5948,6 @@
       </w:pPr>
       <w:bookmarkStart w:id="15" w:name="_Toc242375231"/>
       <w:r>
-        <w:lastRenderedPageBreak/>
         <w:t>Classes</w:t>
       </w:r>
       <w:bookmarkEnd w:id="15"/>
@@ -16635,13 +16640,13 @@
       <w:pPr>
         <w:pStyle w:val="Heading2"/>
       </w:pPr>
-      <w:bookmarkStart w:id="71" w:name="_Toc227669205"/>
-      <w:bookmarkStart w:id="72" w:name="_Toc242375276"/>
+      <w:bookmarkStart w:id="71" w:name="_Toc242375276"/>
+      <w:bookmarkStart w:id="72" w:name="_Toc227669205"/>
       <w:r>
         <w:lastRenderedPageBreak/>
         <w:t>Node and NPM</w:t>
       </w:r>
-      <w:bookmarkEnd w:id="72"/>
+      <w:bookmarkEnd w:id="71"/>
     </w:p>
     <w:p>
       <w:pPr>
@@ -17363,7 +17368,7 @@
         <w:pStyle w:val="SourceCode"/>
       </w:pPr>
     </w:p>
-    <w:bookmarkEnd w:id="71"/>
+    <w:bookmarkEnd w:id="72"/>
     <w:p>
       <w:pPr>
         <w:pStyle w:val="Body-Text"/>
@@ -17544,7 +17549,7 @@
 </file>
 
 <file path=word/endnotes.xml><?xml version="1.0" encoding="utf-8"?>
-<w:endnotes xmlns:ve="http://schemas.openxmlformats.org/markup-compatibility/2006" xmlns:o="urn:schemas-microsoft-com:office:office" xmlns:r="http://schemas.openxmlformats.org/officeDocument/2006/relationships" xmlns:m="http://schemas.openxmlformats.org/officeDocument/2006/math" xmlns:v="urn:schemas-microsoft-com:vml" xmlns:wp="http://schemas.openxmlformats.org/drawingml/2006/wordprocessingDrawing" xmlns:w10="urn:schemas-microsoft-com:office:word" xmlns:w="http://schemas.openxmlformats.org/wordprocessingml/2006/main" xmlns:wne="http://schemas.microsoft.com/office/word/2006/wordml">
+<w:endnotes xmlns:wpc="http://schemas.microsoft.com/office/word/2010/wordprocessingCanvas" xmlns:cx="http://schemas.microsoft.com/office/drawing/2014/chartex" xmlns:cx1="http://schemas.microsoft.com/office/drawing/2015/9/8/chartex" xmlns:cx2="http://schemas.microsoft.com/office/drawing/2015/10/21/chartex" xmlns:cx3="http://schemas.microsoft.com/office/drawing/2016/5/9/chartex" xmlns:cx4="http://schemas.microsoft.com/office/drawing/2016/5/10/chartex" xmlns:cx5="http://schemas.microsoft.com/office/drawing/2016/5/11/chartex" xmlns:cx6="http://schemas.microsoft.com/office/drawing/2016/5/12/chartex" xmlns:cx7="http://schemas.microsoft.com/office/drawing/2016/5/13/chartex" xmlns:cx8="http://schemas.microsoft.com/office/drawing/2016/5/14/chartex" xmlns:mc="http://schemas.openxmlformats.org/markup-compatibility/2006" xmlns:aink="http://schemas.microsoft.com/office/drawing/2016/ink" xmlns:am3d="http://schemas.microsoft.com/office/drawing/2017/model3d" xmlns:o="urn:schemas-microsoft-com:office:office" xmlns:oel="http://schemas.microsoft.com/office/2019/extlst" xmlns:r="http://schemas.openxmlformats.org/officeDocument/2006/relationships" xmlns:m="http://schemas.openxmlformats.org/officeDocument/2006/math" xmlns:v="urn:schemas-microsoft-com:vml" xmlns:wp14="http://schemas.microsoft.com/office/word/2010/wordprocessingDrawing" xmlns:wp="http://schemas.openxmlformats.org/drawingml/2006/wordprocessingDrawing" xmlns:w10="urn:schemas-microsoft-com:office:word" xmlns:w="http://schemas.openxmlformats.org/wordprocessingml/2006/main" xmlns:w14="http://schemas.microsoft.com/office/word/2010/wordml" xmlns:w15="http://schemas.microsoft.com/office/word/2012/wordml" xmlns:w16cex="http://schemas.microsoft.com/office/word/2018/wordml/cex" xmlns:w16cid="http://schemas.microsoft.com/office/word/2016/wordml/cid" xmlns:w16="http://schemas.microsoft.com/office/word/2018/wordml" xmlns:w16du="http://schemas.microsoft.com/office/word/2023/wordml/word16du" xmlns:w16sdtdh="http://schemas.microsoft.com/office/word/2020/wordml/sdtdatahash" xmlns:w16sdtfl="http://schemas.microsoft.com/office/word/2024/wordml/sdtformatlock" xmlns:w16se="http://schemas.microsoft.com/office/word/2015/wordml/symex" xmlns:wpg="http://schemas.microsoft.com/office/word/2010/wordprocessingGroup" xmlns:wpi="http://schemas.microsoft.com/office/word/2010/wordprocessingInk" xmlns:wne="http://schemas.microsoft.com/office/word/2006/wordml" xmlns:wps="http://schemas.microsoft.com/office/word/2010/wordprocessingShape" mc:Ignorable="w14 w15 w16se w16cid w16 w16cex w16sdtdh w16sdtfl w16du wp14">
   <w:endnote w:type="separator" w:id="-1">
     <w:p>
       <w:r>
@@ -17563,7 +17568,7 @@
 </file>
 
 <file path=word/footer1.xml><?xml version="1.0" encoding="utf-8"?>
-<w:ftr xmlns:ve="http://schemas.openxmlformats.org/markup-compatibility/2006" xmlns:o="urn:schemas-microsoft-com:office:office" xmlns:r="http://schemas.openxmlformats.org/officeDocument/2006/relationships" xmlns:m="http://schemas.openxmlformats.org/officeDocument/2006/math" xmlns:v="urn:schemas-microsoft-com:vml" xmlns:wp="http://schemas.openxmlformats.org/drawingml/2006/wordprocessingDrawing" xmlns:w10="urn:schemas-microsoft-com:office:word" xmlns:w="http://schemas.openxmlformats.org/wordprocessingml/2006/main" xmlns:wne="http://schemas.microsoft.com/office/word/2006/wordml">
+<w:ftr xmlns:wpc="http://schemas.microsoft.com/office/word/2010/wordprocessingCanvas" xmlns:cx="http://schemas.microsoft.com/office/drawing/2014/chartex" xmlns:cx1="http://schemas.microsoft.com/office/drawing/2015/9/8/chartex" xmlns:cx2="http://schemas.microsoft.com/office/drawing/2015/10/21/chartex" xmlns:cx3="http://schemas.microsoft.com/office/drawing/2016/5/9/chartex" xmlns:cx4="http://schemas.microsoft.com/office/drawing/2016/5/10/chartex" xmlns:cx5="http://schemas.microsoft.com/office/drawing/2016/5/11/chartex" xmlns:cx6="http://schemas.microsoft.com/office/drawing/2016/5/12/chartex" xmlns:cx7="http://schemas.microsoft.com/office/drawing/2016/5/13/chartex" xmlns:cx8="http://schemas.microsoft.com/office/drawing/2016/5/14/chartex" xmlns:mc="http://schemas.openxmlformats.org/markup-compatibility/2006" xmlns:aink="http://schemas.microsoft.com/office/drawing/2016/ink" xmlns:am3d="http://schemas.microsoft.com/office/drawing/2017/model3d" xmlns:o="urn:schemas-microsoft-com:office:office" xmlns:oel="http://schemas.microsoft.com/office/2019/extlst" xmlns:r="http://schemas.openxmlformats.org/officeDocument/2006/relationships" xmlns:m="http://schemas.openxmlformats.org/officeDocument/2006/math" xmlns:v="urn:schemas-microsoft-com:vml" xmlns:wp14="http://schemas.microsoft.com/office/word/2010/wordprocessingDrawing" xmlns:wp="http://schemas.openxmlformats.org/drawingml/2006/wordprocessingDrawing" xmlns:w10="urn:schemas-microsoft-com:office:word" xmlns:w="http://schemas.openxmlformats.org/wordprocessingml/2006/main" xmlns:w14="http://schemas.microsoft.com/office/word/2010/wordml" xmlns:w15="http://schemas.microsoft.com/office/word/2012/wordml" xmlns:w16cex="http://schemas.microsoft.com/office/word/2018/wordml/cex" xmlns:w16cid="http://schemas.microsoft.com/office/word/2016/wordml/cid" xmlns:w16="http://schemas.microsoft.com/office/word/2018/wordml" xmlns:w16du="http://schemas.microsoft.com/office/word/2023/wordml/word16du" xmlns:w16sdtdh="http://schemas.microsoft.com/office/word/2020/wordml/sdtdatahash" xmlns:w16sdtfl="http://schemas.microsoft.com/office/word/2024/wordml/sdtformatlock" xmlns:w16se="http://schemas.microsoft.com/office/word/2015/wordml/symex" xmlns:wpg="http://schemas.microsoft.com/office/word/2010/wordprocessingGroup" xmlns:wpi="http://schemas.microsoft.com/office/word/2010/wordprocessingInk" xmlns:wne="http://schemas.microsoft.com/office/word/2006/wordml" xmlns:wps="http://schemas.microsoft.com/office/word/2010/wordprocessingShape" mc:Ignorable="w14 w15 w16se w16cid w16 w16cex w16sdtdh w16sdtfl w16du wp14">
   <w:p>
     <w:pPr>
       <w:pStyle w:val="Footer"/>
@@ -17675,7 +17680,7 @@
 </file>
 
 <file path=word/footnotes.xml><?xml version="1.0" encoding="utf-8"?>
-<w:footnotes xmlns:ve="http://schemas.openxmlformats.org/markup-compatibility/2006" xmlns:o="urn:schemas-microsoft-com:office:office" xmlns:r="http://schemas.openxmlformats.org/officeDocument/2006/relationships" xmlns:m="http://schemas.openxmlformats.org/officeDocument/2006/math" xmlns:v="urn:schemas-microsoft-com:vml" xmlns:wp="http://schemas.openxmlformats.org/drawingml/2006/wordprocessingDrawing" xmlns:w10="urn:schemas-microsoft-com:office:word" xmlns:w="http://schemas.openxmlformats.org/wordprocessingml/2006/main" xmlns:wne="http://schemas.microsoft.com/office/word/2006/wordml">
+<w:footnotes xmlns:wpc="http://schemas.microsoft.com/office/word/2010/wordprocessingCanvas" xmlns:cx="http://schemas.microsoft.com/office/drawing/2014/chartex" xmlns:cx1="http://schemas.microsoft.com/office/drawing/2015/9/8/chartex" xmlns:cx2="http://schemas.microsoft.com/office/drawing/2015/10/21/chartex" xmlns:cx3="http://schemas.microsoft.com/office/drawing/2016/5/9/chartex" xmlns:cx4="http://schemas.microsoft.com/office/drawing/2016/5/10/chartex" xmlns:cx5="http://schemas.microsoft.com/office/drawing/2016/5/11/chartex" xmlns:cx6="http://schemas.microsoft.com/office/drawing/2016/5/12/chartex" xmlns:cx7="http://schemas.microsoft.com/office/drawing/2016/5/13/chartex" xmlns:cx8="http://schemas.microsoft.com/office/drawing/2016/5/14/chartex" xmlns:mc="http://schemas.openxmlformats.org/markup-compatibility/2006" xmlns:aink="http://schemas.microsoft.com/office/drawing/2016/ink" xmlns:am3d="http://schemas.microsoft.com/office/drawing/2017/model3d" xmlns:o="urn:schemas-microsoft-com:office:office" xmlns:oel="http://schemas.microsoft.com/office/2019/extlst" xmlns:r="http://schemas.openxmlformats.org/officeDocument/2006/relationships" xmlns:m="http://schemas.openxmlformats.org/officeDocument/2006/math" xmlns:v="urn:schemas-microsoft-com:vml" xmlns:wp14="http://schemas.microsoft.com/office/word/2010/wordprocessingDrawing" xmlns:wp="http://schemas.openxmlformats.org/drawingml/2006/wordprocessingDrawing" xmlns:w10="urn:schemas-microsoft-com:office:word" xmlns:w="http://schemas.openxmlformats.org/wordprocessingml/2006/main" xmlns:w14="http://schemas.microsoft.com/office/word/2010/wordml" xmlns:w15="http://schemas.microsoft.com/office/word/2012/wordml" xmlns:w16cex="http://schemas.microsoft.com/office/word/2018/wordml/cex" xmlns:w16cid="http://schemas.microsoft.com/office/word/2016/wordml/cid" xmlns:w16="http://schemas.microsoft.com/office/word/2018/wordml" xmlns:w16du="http://schemas.microsoft.com/office/word/2023/wordml/word16du" xmlns:w16sdtdh="http://schemas.microsoft.com/office/word/2020/wordml/sdtdatahash" xmlns:w16sdtfl="http://schemas.microsoft.com/office/word/2024/wordml/sdtformatlock" xmlns:w16se="http://schemas.microsoft.com/office/word/2015/wordml/symex" xmlns:wpg="http://schemas.microsoft.com/office/word/2010/wordprocessingGroup" xmlns:wpi="http://schemas.microsoft.com/office/word/2010/wordprocessingInk" xmlns:wne="http://schemas.microsoft.com/office/word/2006/wordml" xmlns:wps="http://schemas.microsoft.com/office/word/2010/wordprocessingShape" mc:Ignorable="w14 w15 w16se w16cid w16 w16cex w16sdtdh w16sdtfl w16du wp14">
   <w:footnote w:type="separator" w:id="-1">
     <w:p>
       <w:r>
@@ -17694,8 +17699,8 @@
 </file>
 
 <file path=word/numbering.xml><?xml version="1.0" encoding="utf-8"?>
-<w:numbering xmlns:ve="http://schemas.openxmlformats.org/markup-compatibility/2006" xmlns:o="urn:schemas-microsoft-com:office:office" xmlns:r="http://schemas.openxmlformats.org/officeDocument/2006/relationships" xmlns:m="http://schemas.openxmlformats.org/officeDocument/2006/math" xmlns:v="urn:schemas-microsoft-com:vml" xmlns:wp="http://schemas.openxmlformats.org/drawingml/2006/wordprocessingDrawing" xmlns:w10="urn:schemas-microsoft-com:office:word" xmlns:w="http://schemas.openxmlformats.org/wordprocessingml/2006/main" xmlns:wne="http://schemas.microsoft.com/office/word/2006/wordml">
-  <w:abstractNum w:abstractNumId="0">
+<w:numbering xmlns:wpc="http://schemas.microsoft.com/office/word/2010/wordprocessingCanvas" xmlns:cx="http://schemas.microsoft.com/office/drawing/2014/chartex" xmlns:cx1="http://schemas.microsoft.com/office/drawing/2015/9/8/chartex" xmlns:cx2="http://schemas.microsoft.com/office/drawing/2015/10/21/chartex" xmlns:cx3="http://schemas.microsoft.com/office/drawing/2016/5/9/chartex" xmlns:cx4="http://schemas.microsoft.com/office/drawing/2016/5/10/chartex" xmlns:cx5="http://schemas.microsoft.com/office/drawing/2016/5/11/chartex" xmlns:cx6="http://schemas.microsoft.com/office/drawing/2016/5/12/chartex" xmlns:cx7="http://schemas.microsoft.com/office/drawing/2016/5/13/chartex" xmlns:cx8="http://schemas.microsoft.com/office/drawing/2016/5/14/chartex" xmlns:mc="http://schemas.openxmlformats.org/markup-compatibility/2006" xmlns:aink="http://schemas.microsoft.com/office/drawing/2016/ink" xmlns:am3d="http://schemas.microsoft.com/office/drawing/2017/model3d" xmlns:o="urn:schemas-microsoft-com:office:office" xmlns:oel="http://schemas.microsoft.com/office/2019/extlst" xmlns:r="http://schemas.openxmlformats.org/officeDocument/2006/relationships" xmlns:m="http://schemas.openxmlformats.org/officeDocument/2006/math" xmlns:v="urn:schemas-microsoft-com:vml" xmlns:wp14="http://schemas.microsoft.com/office/word/2010/wordprocessingDrawing" xmlns:wp="http://schemas.openxmlformats.org/drawingml/2006/wordprocessingDrawing" xmlns:w10="urn:schemas-microsoft-com:office:word" xmlns:w="http://schemas.openxmlformats.org/wordprocessingml/2006/main" xmlns:w14="http://schemas.microsoft.com/office/word/2010/wordml" xmlns:w15="http://schemas.microsoft.com/office/word/2012/wordml" xmlns:w16cex="http://schemas.microsoft.com/office/word/2018/wordml/cex" xmlns:w16cid="http://schemas.microsoft.com/office/word/2016/wordml/cid" xmlns:w16="http://schemas.microsoft.com/office/word/2018/wordml" xmlns:w16du="http://schemas.microsoft.com/office/word/2023/wordml/word16du" xmlns:w16sdtdh="http://schemas.microsoft.com/office/word/2020/wordml/sdtdatahash" xmlns:w16sdtfl="http://schemas.microsoft.com/office/word/2024/wordml/sdtformatlock" xmlns:w16se="http://schemas.microsoft.com/office/word/2015/wordml/symex" xmlns:wpg="http://schemas.microsoft.com/office/word/2010/wordprocessingGroup" xmlns:wpi="http://schemas.microsoft.com/office/word/2010/wordprocessingInk" xmlns:wne="http://schemas.microsoft.com/office/word/2006/wordml" xmlns:wps="http://schemas.microsoft.com/office/word/2010/wordprocessingShape" mc:Ignorable="w14 w15 w16se w16cid w16 w16cex w16sdtdh w16sdtfl w16du wp14">
+  <w:abstractNum w:abstractNumId="0" w15:restartNumberingAfterBreak="0">
     <w:nsid w:val="013750CF"/>
     <w:multiLevelType w:val="hybridMultilevel"/>
     <w:tmpl w:val="D10C7654"/>
@@ -17781,7 +17786,7 @@
       </w:pPr>
     </w:lvl>
   </w:abstractNum>
-  <w:abstractNum w:abstractNumId="1">
+  <w:abstractNum w:abstractNumId="1" w15:restartNumberingAfterBreak="0">
     <w:nsid w:val="054713D1"/>
     <w:multiLevelType w:val="hybridMultilevel"/>
     <w:tmpl w:val="E7D210CA"/>
@@ -17867,7 +17872,7 @@
       </w:pPr>
     </w:lvl>
   </w:abstractNum>
-  <w:abstractNum w:abstractNumId="2">
+  <w:abstractNum w:abstractNumId="2" w15:restartNumberingAfterBreak="0">
     <w:nsid w:val="056B05C9"/>
     <w:multiLevelType w:val="hybridMultilevel"/>
     <w:tmpl w:val="2C80A2CE"/>
@@ -17980,7 +17985,7 @@
       </w:rPr>
     </w:lvl>
   </w:abstractNum>
-  <w:abstractNum w:abstractNumId="3">
+  <w:abstractNum w:abstractNumId="3" w15:restartNumberingAfterBreak="0">
     <w:nsid w:val="1405286F"/>
     <w:multiLevelType w:val="hybridMultilevel"/>
     <w:tmpl w:val="7E2E17D6"/>
@@ -18069,7 +18074,7 @@
       </w:pPr>
     </w:lvl>
   </w:abstractNum>
-  <w:abstractNum w:abstractNumId="4">
+  <w:abstractNum w:abstractNumId="4" w15:restartNumberingAfterBreak="0">
     <w:nsid w:val="163115D9"/>
     <w:multiLevelType w:val="hybridMultilevel"/>
     <w:tmpl w:val="97DAFCAE"/>
@@ -18183,7 +18188,7 @@
       </w:rPr>
     </w:lvl>
   </w:abstractNum>
-  <w:abstractNum w:abstractNumId="5">
+  <w:abstractNum w:abstractNumId="5" w15:restartNumberingAfterBreak="0">
     <w:nsid w:val="18E53416"/>
     <w:multiLevelType w:val="hybridMultilevel"/>
     <w:tmpl w:val="609492D8"/>
@@ -18272,7 +18277,7 @@
       </w:pPr>
     </w:lvl>
   </w:abstractNum>
-  <w:abstractNum w:abstractNumId="6">
+  <w:abstractNum w:abstractNumId="6" w15:restartNumberingAfterBreak="0">
     <w:nsid w:val="1D980FED"/>
     <w:multiLevelType w:val="hybridMultilevel"/>
     <w:tmpl w:val="7AA22E22"/>
@@ -18358,7 +18363,7 @@
       </w:pPr>
     </w:lvl>
   </w:abstractNum>
-  <w:abstractNum w:abstractNumId="7">
+  <w:abstractNum w:abstractNumId="7" w15:restartNumberingAfterBreak="0">
     <w:nsid w:val="1DD236C9"/>
     <w:multiLevelType w:val="hybridMultilevel"/>
     <w:tmpl w:val="3F202548"/>
@@ -18447,7 +18452,7 @@
       </w:pPr>
     </w:lvl>
   </w:abstractNum>
-  <w:abstractNum w:abstractNumId="8">
+  <w:abstractNum w:abstractNumId="8" w15:restartNumberingAfterBreak="0">
     <w:nsid w:val="1E6A0613"/>
     <w:multiLevelType w:val="hybridMultilevel"/>
     <w:tmpl w:val="7A9041E8"/>
@@ -18533,7 +18538,7 @@
       </w:pPr>
     </w:lvl>
   </w:abstractNum>
-  <w:abstractNum w:abstractNumId="9">
+  <w:abstractNum w:abstractNumId="9" w15:restartNumberingAfterBreak="0">
     <w:nsid w:val="216A24BC"/>
     <w:multiLevelType w:val="hybridMultilevel"/>
     <w:tmpl w:val="AC1E665A"/>
@@ -18619,7 +18624,7 @@
       </w:pPr>
     </w:lvl>
   </w:abstractNum>
-  <w:abstractNum w:abstractNumId="10">
+  <w:abstractNum w:abstractNumId="10" w15:restartNumberingAfterBreak="0">
     <w:nsid w:val="266A701D"/>
     <w:multiLevelType w:val="hybridMultilevel"/>
     <w:tmpl w:val="97D8B736"/>
@@ -18732,7 +18737,7 @@
       </w:rPr>
     </w:lvl>
   </w:abstractNum>
-  <w:abstractNum w:abstractNumId="11">
+  <w:abstractNum w:abstractNumId="11" w15:restartNumberingAfterBreak="0">
     <w:nsid w:val="2FF46446"/>
     <w:multiLevelType w:val="hybridMultilevel"/>
     <w:tmpl w:val="AC1E665A"/>
@@ -18818,7 +18823,7 @@
       </w:pPr>
     </w:lvl>
   </w:abstractNum>
-  <w:abstractNum w:abstractNumId="12">
+  <w:abstractNum w:abstractNumId="12" w15:restartNumberingAfterBreak="0">
     <w:nsid w:val="327C0ACA"/>
     <w:multiLevelType w:val="hybridMultilevel"/>
     <w:tmpl w:val="AC1E665A"/>
@@ -18904,7 +18909,7 @@
       </w:pPr>
     </w:lvl>
   </w:abstractNum>
-  <w:abstractNum w:abstractNumId="13">
+  <w:abstractNum w:abstractNumId="13" w15:restartNumberingAfterBreak="0">
     <w:nsid w:val="345028FA"/>
     <w:multiLevelType w:val="hybridMultilevel"/>
     <w:tmpl w:val="38C67E34"/>
@@ -18993,7 +18998,7 @@
       </w:pPr>
     </w:lvl>
   </w:abstractNum>
-  <w:abstractNum w:abstractNumId="14">
+  <w:abstractNum w:abstractNumId="14" w15:restartNumberingAfterBreak="0">
     <w:nsid w:val="3D3B424D"/>
     <w:multiLevelType w:val="hybridMultilevel"/>
     <w:tmpl w:val="58C8616C"/>
@@ -19107,7 +19112,7 @@
       </w:rPr>
     </w:lvl>
   </w:abstractNum>
-  <w:abstractNum w:abstractNumId="15">
+  <w:abstractNum w:abstractNumId="15" w15:restartNumberingAfterBreak="0">
     <w:nsid w:val="41936094"/>
     <w:multiLevelType w:val="hybridMultilevel"/>
     <w:tmpl w:val="D0107CD2"/>
@@ -19221,7 +19226,7 @@
       </w:rPr>
     </w:lvl>
   </w:abstractNum>
-  <w:abstractNum w:abstractNumId="16">
+  <w:abstractNum w:abstractNumId="16" w15:restartNumberingAfterBreak="0">
     <w:nsid w:val="42E80F5A"/>
     <w:multiLevelType w:val="hybridMultilevel"/>
     <w:tmpl w:val="84B6DDA2"/>
@@ -19307,7 +19312,7 @@
       </w:pPr>
     </w:lvl>
   </w:abstractNum>
-  <w:abstractNum w:abstractNumId="17">
+  <w:abstractNum w:abstractNumId="17" w15:restartNumberingAfterBreak="0">
     <w:nsid w:val="42FF05A0"/>
     <w:multiLevelType w:val="hybridMultilevel"/>
     <w:tmpl w:val="FB98B948"/>
@@ -19393,7 +19398,7 @@
       </w:pPr>
     </w:lvl>
   </w:abstractNum>
-  <w:abstractNum w:abstractNumId="18">
+  <w:abstractNum w:abstractNumId="18" w15:restartNumberingAfterBreak="0">
     <w:nsid w:val="45B57794"/>
     <w:multiLevelType w:val="hybridMultilevel"/>
     <w:tmpl w:val="8158A2AE"/>
@@ -19506,7 +19511,7 @@
       </w:rPr>
     </w:lvl>
   </w:abstractNum>
-  <w:abstractNum w:abstractNumId="19">
+  <w:abstractNum w:abstractNumId="19" w15:restartNumberingAfterBreak="0">
     <w:nsid w:val="4D6431E7"/>
     <w:multiLevelType w:val="hybridMultilevel"/>
     <w:tmpl w:val="066E09E4"/>
@@ -19592,7 +19597,7 @@
       </w:pPr>
     </w:lvl>
   </w:abstractNum>
-  <w:abstractNum w:abstractNumId="20">
+  <w:abstractNum w:abstractNumId="20" w15:restartNumberingAfterBreak="0">
     <w:nsid w:val="4DB85D1B"/>
     <w:multiLevelType w:val="hybridMultilevel"/>
     <w:tmpl w:val="405ED52C"/>
@@ -19705,7 +19710,7 @@
       </w:rPr>
     </w:lvl>
   </w:abstractNum>
-  <w:abstractNum w:abstractNumId="21">
+  <w:abstractNum w:abstractNumId="21" w15:restartNumberingAfterBreak="0">
     <w:nsid w:val="4F012578"/>
     <w:multiLevelType w:val="hybridMultilevel"/>
     <w:tmpl w:val="E7D210CA"/>
@@ -19791,7 +19796,7 @@
       </w:pPr>
     </w:lvl>
   </w:abstractNum>
-  <w:abstractNum w:abstractNumId="22">
+  <w:abstractNum w:abstractNumId="22" w15:restartNumberingAfterBreak="0">
     <w:nsid w:val="5E1F1226"/>
     <w:multiLevelType w:val="hybridMultilevel"/>
     <w:tmpl w:val="D4DC7434"/>
@@ -19877,7 +19882,7 @@
       </w:pPr>
     </w:lvl>
   </w:abstractNum>
-  <w:abstractNum w:abstractNumId="23">
+  <w:abstractNum w:abstractNumId="23" w15:restartNumberingAfterBreak="0">
     <w:nsid w:val="604620B9"/>
     <w:multiLevelType w:val="hybridMultilevel"/>
     <w:tmpl w:val="7E2E17D6"/>
@@ -19966,7 +19971,7 @@
       </w:pPr>
     </w:lvl>
   </w:abstractNum>
-  <w:abstractNum w:abstractNumId="24">
+  <w:abstractNum w:abstractNumId="24" w15:restartNumberingAfterBreak="0">
     <w:nsid w:val="62193609"/>
     <w:multiLevelType w:val="hybridMultilevel"/>
     <w:tmpl w:val="07A45704"/>
@@ -20055,7 +20060,7 @@
       </w:pPr>
     </w:lvl>
   </w:abstractNum>
-  <w:abstractNum w:abstractNumId="25">
+  <w:abstractNum w:abstractNumId="25" w15:restartNumberingAfterBreak="0">
     <w:nsid w:val="67B54F56"/>
     <w:multiLevelType w:val="hybridMultilevel"/>
     <w:tmpl w:val="E7D210CA"/>
@@ -20141,82 +20146,82 @@
       </w:pPr>
     </w:lvl>
   </w:abstractNum>
-  <w:num w:numId="1">
+  <w:num w:numId="1" w16cid:durableId="1503548395">
     <w:abstractNumId w:val="14"/>
   </w:num>
-  <w:num w:numId="2">
+  <w:num w:numId="2" w16cid:durableId="1988315948">
     <w:abstractNumId w:val="15"/>
   </w:num>
-  <w:num w:numId="3">
+  <w:num w:numId="3" w16cid:durableId="1928152696">
     <w:abstractNumId w:val="4"/>
   </w:num>
-  <w:num w:numId="4">
+  <w:num w:numId="4" w16cid:durableId="416368980">
     <w:abstractNumId w:val="19"/>
   </w:num>
-  <w:num w:numId="5">
+  <w:num w:numId="5" w16cid:durableId="241372096">
     <w:abstractNumId w:val="6"/>
   </w:num>
-  <w:num w:numId="6">
+  <w:num w:numId="6" w16cid:durableId="948313041">
     <w:abstractNumId w:val="21"/>
   </w:num>
-  <w:num w:numId="7">
+  <w:num w:numId="7" w16cid:durableId="1411847187">
     <w:abstractNumId w:val="8"/>
   </w:num>
-  <w:num w:numId="8">
+  <w:num w:numId="8" w16cid:durableId="432478266">
     <w:abstractNumId w:val="9"/>
   </w:num>
-  <w:num w:numId="9">
+  <w:num w:numId="9" w16cid:durableId="1048408651">
     <w:abstractNumId w:val="11"/>
   </w:num>
-  <w:num w:numId="10">
+  <w:num w:numId="10" w16cid:durableId="1245919097">
     <w:abstractNumId w:val="12"/>
   </w:num>
-  <w:num w:numId="11">
+  <w:num w:numId="11" w16cid:durableId="390925534">
     <w:abstractNumId w:val="16"/>
   </w:num>
-  <w:num w:numId="12">
+  <w:num w:numId="12" w16cid:durableId="929892841">
     <w:abstractNumId w:val="5"/>
   </w:num>
-  <w:num w:numId="13">
+  <w:num w:numId="13" w16cid:durableId="42289186">
     <w:abstractNumId w:val="13"/>
   </w:num>
-  <w:num w:numId="14">
+  <w:num w:numId="14" w16cid:durableId="1826043260">
     <w:abstractNumId w:val="17"/>
   </w:num>
-  <w:num w:numId="15">
+  <w:num w:numId="15" w16cid:durableId="839276235">
     <w:abstractNumId w:val="3"/>
   </w:num>
-  <w:num w:numId="16">
+  <w:num w:numId="16" w16cid:durableId="279385348">
     <w:abstractNumId w:val="23"/>
   </w:num>
-  <w:num w:numId="17">
+  <w:num w:numId="17" w16cid:durableId="1581061205">
     <w:abstractNumId w:val="7"/>
   </w:num>
-  <w:num w:numId="18">
+  <w:num w:numId="18" w16cid:durableId="1072657705">
     <w:abstractNumId w:val="24"/>
   </w:num>
-  <w:num w:numId="19">
+  <w:num w:numId="19" w16cid:durableId="1456827879">
     <w:abstractNumId w:val="1"/>
   </w:num>
-  <w:num w:numId="20">
+  <w:num w:numId="20" w16cid:durableId="1645889398">
     <w:abstractNumId w:val="25"/>
   </w:num>
-  <w:num w:numId="21">
+  <w:num w:numId="21" w16cid:durableId="212087521">
     <w:abstractNumId w:val="10"/>
   </w:num>
-  <w:num w:numId="22">
+  <w:num w:numId="22" w16cid:durableId="1556697570">
     <w:abstractNumId w:val="0"/>
   </w:num>
-  <w:num w:numId="23">
+  <w:num w:numId="23" w16cid:durableId="43214871">
     <w:abstractNumId w:val="22"/>
   </w:num>
-  <w:num w:numId="24">
+  <w:num w:numId="24" w16cid:durableId="705452894">
     <w:abstractNumId w:val="2"/>
   </w:num>
-  <w:num w:numId="25">
+  <w:num w:numId="25" w16cid:durableId="1487555138">
     <w:abstractNumId w:val="18"/>
   </w:num>
-  <w:num w:numId="26">
+  <w:num w:numId="26" w16cid:durableId="768114175">
     <w:abstractNumId w:val="20"/>
   </w:num>
   <w:numIdMacAtCleanup w:val="11"/>
@@ -20224,7 +20229,7 @@
 </file>
 
 <file path=word/styles.xml><?xml version="1.0" encoding="utf-8"?>
-<w:styles xmlns:r="http://schemas.openxmlformats.org/officeDocument/2006/relationships" xmlns:w="http://schemas.openxmlformats.org/wordprocessingml/2006/main">
+<w:styles xmlns:mc="http://schemas.openxmlformats.org/markup-compatibility/2006" xmlns:r="http://schemas.openxmlformats.org/officeDocument/2006/relationships" xmlns:w="http://schemas.openxmlformats.org/wordprocessingml/2006/main" xmlns:w14="http://schemas.microsoft.com/office/word/2010/wordml" xmlns:w15="http://schemas.microsoft.com/office/word/2012/wordml" xmlns:w16cex="http://schemas.microsoft.com/office/word/2018/wordml/cex" xmlns:w16cid="http://schemas.microsoft.com/office/word/2016/wordml/cid" xmlns:w16="http://schemas.microsoft.com/office/word/2018/wordml" xmlns:w16du="http://schemas.microsoft.com/office/word/2023/wordml/word16du" xmlns:w16sdtdh="http://schemas.microsoft.com/office/word/2020/wordml/sdtdatahash" xmlns:w16sdtfl="http://schemas.microsoft.com/office/word/2024/wordml/sdtformatlock" xmlns:w16se="http://schemas.microsoft.com/office/word/2015/wordml/symex" mc:Ignorable="w14 w15 w16se w16cid w16 w16cex w16sdtdh w16sdtfl w16du">
   <w:docDefaults>
     <w:rPrDefault>
       <w:rPr>
@@ -20238,145 +20243,383 @@
       </w:pPr>
     </w:pPrDefault>
   </w:docDefaults>
-  <w:latentStyles w:defLockedState="0" w:defUIPriority="99" w:defSemiHidden="1" w:defUnhideWhenUsed="1" w:defQFormat="0" w:count="267">
-    <w:lsdException w:name="Normal" w:semiHidden="0" w:uiPriority="0" w:unhideWhenUsed="0" w:qFormat="1"/>
-    <w:lsdException w:name="heading 1" w:semiHidden="0" w:uiPriority="0" w:unhideWhenUsed="0" w:qFormat="1"/>
-    <w:lsdException w:name="heading 2" w:uiPriority="0" w:qFormat="1"/>
-    <w:lsdException w:name="heading 3" w:uiPriority="0" w:qFormat="1"/>
-    <w:lsdException w:name="heading 4" w:uiPriority="9" w:qFormat="1"/>
-    <w:lsdException w:name="heading 5" w:uiPriority="9" w:qFormat="1"/>
-    <w:lsdException w:name="heading 6" w:uiPriority="9" w:qFormat="1"/>
-    <w:lsdException w:name="heading 7" w:uiPriority="9" w:qFormat="1"/>
-    <w:lsdException w:name="heading 8" w:uiPriority="9" w:qFormat="1"/>
-    <w:lsdException w:name="heading 9" w:uiPriority="9" w:qFormat="1"/>
-    <w:lsdException w:name="toc 1" w:uiPriority="39" w:qFormat="1"/>
-    <w:lsdException w:name="toc 2" w:uiPriority="39" w:qFormat="1"/>
-    <w:lsdException w:name="toc 3" w:uiPriority="39" w:qFormat="1"/>
-    <w:lsdException w:name="toc 4" w:uiPriority="39"/>
-    <w:lsdException w:name="toc 5" w:uiPriority="39"/>
-    <w:lsdException w:name="toc 6" w:uiPriority="39"/>
-    <w:lsdException w:name="toc 7" w:uiPriority="39"/>
-    <w:lsdException w:name="toc 8" w:uiPriority="39"/>
-    <w:lsdException w:name="toc 9" w:uiPriority="39"/>
-    <w:lsdException w:name="footer" w:uiPriority="0"/>
-    <w:lsdException w:name="caption" w:uiPriority="0" w:qFormat="1"/>
-    <w:lsdException w:name="Title" w:semiHidden="0" w:uiPriority="10" w:unhideWhenUsed="0" w:qFormat="1"/>
-    <w:lsdException w:name="Default Paragraph Font" w:uiPriority="1"/>
-    <w:lsdException w:name="Subtitle" w:semiHidden="0" w:uiPriority="11" w:unhideWhenUsed="0" w:qFormat="1"/>
-    <w:lsdException w:name="Strong" w:semiHidden="0" w:uiPriority="22" w:unhideWhenUsed="0" w:qFormat="1"/>
-    <w:lsdException w:name="Emphasis" w:semiHidden="0" w:uiPriority="20" w:unhideWhenUsed="0" w:qFormat="1"/>
-    <w:lsdException w:name="Table Grid" w:semiHidden="0" w:uiPriority="59" w:unhideWhenUsed="0"/>
-    <w:lsdException w:name="Placeholder Text" w:unhideWhenUsed="0"/>
-    <w:lsdException w:name="No Spacing" w:semiHidden="0" w:uiPriority="1" w:unhideWhenUsed="0" w:qFormat="1"/>
-    <w:lsdException w:name="Light Shading" w:semiHidden="0" w:uiPriority="60" w:unhideWhenUsed="0"/>
-    <w:lsdException w:name="Light List" w:semiHidden="0" w:uiPriority="61" w:unhideWhenUsed="0"/>
-    <w:lsdException w:name="Light Grid" w:semiHidden="0" w:uiPriority="62" w:unhideWhenUsed="0"/>
-    <w:lsdException w:name="Medium Shading 1" w:semiHidden="0" w:uiPriority="63" w:unhideWhenUsed="0"/>
-    <w:lsdException w:name="Medium Shading 2" w:semiHidden="0" w:uiPriority="64" w:unhideWhenUsed="0"/>
-    <w:lsdException w:name="Medium List 1" w:semiHidden="0" w:uiPriority="65" w:unhideWhenUsed="0"/>
-    <w:lsdException w:name="Medium List 2" w:semiHidden="0" w:uiPriority="66" w:unhideWhenUsed="0"/>
-    <w:lsdException w:name="Medium Grid 1" w:semiHidden="0" w:uiPriority="67" w:unhideWhenUsed="0"/>
-    <w:lsdException w:name="Medium Grid 2" w:semiHidden="0" w:uiPriority="68" w:unhideWhenUsed="0"/>
-    <w:lsdException w:name="Medium Grid 3" w:semiHidden="0" w:uiPriority="69" w:unhideWhenUsed="0"/>
-    <w:lsdException w:name="Dark List" w:semiHidden="0" w:uiPriority="70" w:unhideWhenUsed="0"/>
-    <w:lsdException w:name="Colorful Shading" w:semiHidden="0" w:uiPriority="71" w:unhideWhenUsed="0"/>
-    <w:lsdException w:name="Colorful List" w:semiHidden="0" w:uiPriority="72" w:unhideWhenUsed="0"/>
-    <w:lsdException w:name="Colorful Grid" w:semiHidden="0" w:uiPriority="73" w:unhideWhenUsed="0"/>
-    <w:lsdException w:name="Light Shading Accent 1" w:semiHidden="0" w:uiPriority="60" w:unhideWhenUsed="0"/>
-    <w:lsdException w:name="Light List Accent 1" w:semiHidden="0" w:uiPriority="61" w:unhideWhenUsed="0"/>
-    <w:lsdException w:name="Light Grid Accent 1" w:semiHidden="0" w:uiPriority="62" w:unhideWhenUsed="0"/>
-    <w:lsdException w:name="Medium Shading 1 Accent 1" w:semiHidden="0" w:uiPriority="63" w:unhideWhenUsed="0"/>
-    <w:lsdException w:name="Medium Shading 2 Accent 1" w:semiHidden="0" w:uiPriority="64" w:unhideWhenUsed="0"/>
-    <w:lsdException w:name="Medium List 1 Accent 1" w:semiHidden="0" w:uiPriority="65" w:unhideWhenUsed="0"/>
-    <w:lsdException w:name="Revision" w:unhideWhenUsed="0"/>
-    <w:lsdException w:name="List Paragraph" w:semiHidden="0" w:uiPriority="34" w:unhideWhenUsed="0" w:qFormat="1"/>
-    <w:lsdException w:name="Quote" w:semiHidden="0" w:uiPriority="29" w:unhideWhenUsed="0" w:qFormat="1"/>
-    <w:lsdException w:name="Intense Quote" w:semiHidden="0" w:uiPriority="30" w:unhideWhenUsed="0" w:qFormat="1"/>
-    <w:lsdException w:name="Medium List 2 Accent 1" w:semiHidden="0" w:uiPriority="66" w:unhideWhenUsed="0"/>
-    <w:lsdException w:name="Medium Grid 1 Accent 1" w:semiHidden="0" w:uiPriority="67" w:unhideWhenUsed="0"/>
-    <w:lsdException w:name="Medium Grid 2 Accent 1" w:semiHidden="0" w:uiPriority="68" w:unhideWhenUsed="0"/>
-    <w:lsdException w:name="Medium Grid 3 Accent 1" w:semiHidden="0" w:uiPriority="69" w:unhideWhenUsed="0"/>
-    <w:lsdException w:name="Dark List Accent 1" w:semiHidden="0" w:uiPriority="70" w:unhideWhenUsed="0"/>
-    <w:lsdException w:name="Colorful Shading Accent 1" w:semiHidden="0" w:uiPriority="71" w:unhideWhenUsed="0"/>
-    <w:lsdException w:name="Colorful List Accent 1" w:semiHidden="0" w:uiPriority="72" w:unhideWhenUsed="0"/>
-    <w:lsdException w:name="Colorful Grid Accent 1" w:semiHidden="0" w:uiPriority="73" w:unhideWhenUsed="0"/>
-    <w:lsdException w:name="Light Shading Accent 2" w:semiHidden="0" w:uiPriority="60" w:unhideWhenUsed="0"/>
-    <w:lsdException w:name="Light List Accent 2" w:semiHidden="0" w:uiPriority="61" w:unhideWhenUsed="0"/>
-    <w:lsdException w:name="Light Grid Accent 2" w:semiHidden="0" w:uiPriority="62" w:unhideWhenUsed="0"/>
-    <w:lsdException w:name="Medium Shading 1 Accent 2" w:semiHidden="0" w:uiPriority="63" w:unhideWhenUsed="0"/>
-    <w:lsdException w:name="Medium Shading 2 Accent 2" w:semiHidden="0" w:uiPriority="64" w:unhideWhenUsed="0"/>
-    <w:lsdException w:name="Medium List 1 Accent 2" w:semiHidden="0" w:uiPriority="65" w:unhideWhenUsed="0"/>
-    <w:lsdException w:name="Medium List 2 Accent 2" w:semiHidden="0" w:uiPriority="66" w:unhideWhenUsed="0"/>
-    <w:lsdException w:name="Medium Grid 1 Accent 2" w:semiHidden="0" w:uiPriority="67" w:unhideWhenUsed="0"/>
-    <w:lsdException w:name="Medium Grid 2 Accent 2" w:semiHidden="0" w:uiPriority="68" w:unhideWhenUsed="0"/>
-    <w:lsdException w:name="Medium Grid 3 Accent 2" w:semiHidden="0" w:uiPriority="69" w:unhideWhenUsed="0"/>
-    <w:lsdException w:name="Dark List Accent 2" w:semiHidden="0" w:uiPriority="70" w:unhideWhenUsed="0"/>
-    <w:lsdException w:name="Colorful Shading Accent 2" w:semiHidden="0" w:uiPriority="71" w:unhideWhenUsed="0"/>
-    <w:lsdException w:name="Colorful List Accent 2" w:semiHidden="0" w:uiPriority="72" w:unhideWhenUsed="0"/>
-    <w:lsdException w:name="Colorful Grid Accent 2" w:semiHidden="0" w:uiPriority="73" w:unhideWhenUsed="0"/>
-    <w:lsdException w:name="Light Shading Accent 3" w:semiHidden="0" w:uiPriority="60" w:unhideWhenUsed="0"/>
-    <w:lsdException w:name="Light List Accent 3" w:semiHidden="0" w:uiPriority="61" w:unhideWhenUsed="0"/>
-    <w:lsdException w:name="Light Grid Accent 3" w:semiHidden="0" w:uiPriority="62" w:unhideWhenUsed="0"/>
-    <w:lsdException w:name="Medium Shading 1 Accent 3" w:semiHidden="0" w:uiPriority="63" w:unhideWhenUsed="0"/>
-    <w:lsdException w:name="Medium Shading 2 Accent 3" w:semiHidden="0" w:uiPriority="64" w:unhideWhenUsed="0"/>
-    <w:lsdException w:name="Medium List 1 Accent 3" w:semiHidden="0" w:uiPriority="65" w:unhideWhenUsed="0"/>
-    <w:lsdException w:name="Medium List 2 Accent 3" w:semiHidden="0" w:uiPriority="66" w:unhideWhenUsed="0"/>
-    <w:lsdException w:name="Medium Grid 1 Accent 3" w:semiHidden="0" w:uiPriority="67" w:unhideWhenUsed="0"/>
-    <w:lsdException w:name="Medium Grid 2 Accent 3" w:semiHidden="0" w:uiPriority="68" w:unhideWhenUsed="0"/>
-    <w:lsdException w:name="Medium Grid 3 Accent 3" w:semiHidden="0" w:uiPriority="69" w:unhideWhenUsed="0"/>
-    <w:lsdException w:name="Dark List Accent 3" w:semiHidden="0" w:uiPriority="70" w:unhideWhenUsed="0"/>
-    <w:lsdException w:name="Colorful Shading Accent 3" w:semiHidden="0" w:uiPriority="71" w:unhideWhenUsed="0"/>
-    <w:lsdException w:name="Colorful List Accent 3" w:semiHidden="0" w:uiPriority="72" w:unhideWhenUsed="0"/>
-    <w:lsdException w:name="Colorful Grid Accent 3" w:semiHidden="0" w:uiPriority="73" w:unhideWhenUsed="0"/>
-    <w:lsdException w:name="Light Shading Accent 4" w:semiHidden="0" w:uiPriority="60" w:unhideWhenUsed="0"/>
-    <w:lsdException w:name="Light List Accent 4" w:semiHidden="0" w:uiPriority="61" w:unhideWhenUsed="0"/>
-    <w:lsdException w:name="Light Grid Accent 4" w:semiHidden="0" w:uiPriority="62" w:unhideWhenUsed="0"/>
-    <w:lsdException w:name="Medium Shading 1 Accent 4" w:semiHidden="0" w:uiPriority="63" w:unhideWhenUsed="0"/>
-    <w:lsdException w:name="Medium Shading 2 Accent 4" w:semiHidden="0" w:uiPriority="64" w:unhideWhenUsed="0"/>
-    <w:lsdException w:name="Medium List 1 Accent 4" w:semiHidden="0" w:uiPriority="65" w:unhideWhenUsed="0"/>
-    <w:lsdException w:name="Medium List 2 Accent 4" w:semiHidden="0" w:uiPriority="66" w:unhideWhenUsed="0"/>
-    <w:lsdException w:name="Medium Grid 1 Accent 4" w:semiHidden="0" w:uiPriority="67" w:unhideWhenUsed="0"/>
-    <w:lsdException w:name="Medium Grid 2 Accent 4" w:semiHidden="0" w:uiPriority="68" w:unhideWhenUsed="0"/>
-    <w:lsdException w:name="Medium Grid 3 Accent 4" w:semiHidden="0" w:uiPriority="69" w:unhideWhenUsed="0"/>
-    <w:lsdException w:name="Dark List Accent 4" w:semiHidden="0" w:uiPriority="70" w:unhideWhenUsed="0"/>
-    <w:lsdException w:name="Colorful Shading Accent 4" w:semiHidden="0" w:uiPriority="71" w:unhideWhenUsed="0"/>
-    <w:lsdException w:name="Colorful List Accent 4" w:semiHidden="0" w:uiPriority="72" w:unhideWhenUsed="0"/>
-    <w:lsdException w:name="Colorful Grid Accent 4" w:semiHidden="0" w:uiPriority="73" w:unhideWhenUsed="0"/>
-    <w:lsdException w:name="Light Shading Accent 5" w:semiHidden="0" w:uiPriority="60" w:unhideWhenUsed="0"/>
-    <w:lsdException w:name="Light List Accent 5" w:semiHidden="0" w:uiPriority="61" w:unhideWhenUsed="0"/>
-    <w:lsdException w:name="Light Grid Accent 5" w:semiHidden="0" w:uiPriority="62" w:unhideWhenUsed="0"/>
-    <w:lsdException w:name="Medium Shading 1 Accent 5" w:semiHidden="0" w:uiPriority="63" w:unhideWhenUsed="0"/>
-    <w:lsdException w:name="Medium Shading 2 Accent 5" w:semiHidden="0" w:uiPriority="64" w:unhideWhenUsed="0"/>
-    <w:lsdException w:name="Medium List 1 Accent 5" w:semiHidden="0" w:uiPriority="65" w:unhideWhenUsed="0"/>
-    <w:lsdException w:name="Medium List 2 Accent 5" w:semiHidden="0" w:uiPriority="66" w:unhideWhenUsed="0"/>
-    <w:lsdException w:name="Medium Grid 1 Accent 5" w:semiHidden="0" w:uiPriority="67" w:unhideWhenUsed="0"/>
-    <w:lsdException w:name="Medium Grid 2 Accent 5" w:semiHidden="0" w:uiPriority="68" w:unhideWhenUsed="0"/>
-    <w:lsdException w:name="Medium Grid 3 Accent 5" w:semiHidden="0" w:uiPriority="69" w:unhideWhenUsed="0"/>
-    <w:lsdException w:name="Dark List Accent 5" w:semiHidden="0" w:uiPriority="70" w:unhideWhenUsed="0"/>
-    <w:lsdException w:name="Colorful Shading Accent 5" w:semiHidden="0" w:uiPriority="71" w:unhideWhenUsed="0"/>
-    <w:lsdException w:name="Colorful List Accent 5" w:semiHidden="0" w:uiPriority="72" w:unhideWhenUsed="0"/>
-    <w:lsdException w:name="Colorful Grid Accent 5" w:semiHidden="0" w:uiPriority="73" w:unhideWhenUsed="0"/>
-    <w:lsdException w:name="Light Shading Accent 6" w:semiHidden="0" w:uiPriority="60" w:unhideWhenUsed="0"/>
-    <w:lsdException w:name="Light List Accent 6" w:semiHidden="0" w:uiPriority="61" w:unhideWhenUsed="0"/>
-    <w:lsdException w:name="Light Grid Accent 6" w:semiHidden="0" w:uiPriority="62" w:unhideWhenUsed="0"/>
-    <w:lsdException w:name="Medium Shading 1 Accent 6" w:semiHidden="0" w:uiPriority="63" w:unhideWhenUsed="0"/>
-    <w:lsdException w:name="Medium Shading 2 Accent 6" w:semiHidden="0" w:uiPriority="64" w:unhideWhenUsed="0"/>
-    <w:lsdException w:name="Medium List 1 Accent 6" w:semiHidden="0" w:uiPriority="65" w:unhideWhenUsed="0"/>
-    <w:lsdException w:name="Medium List 2 Accent 6" w:semiHidden="0" w:uiPriority="66" w:unhideWhenUsed="0"/>
-    <w:lsdException w:name="Medium Grid 1 Accent 6" w:semiHidden="0" w:uiPriority="67" w:unhideWhenUsed="0"/>
-    <w:lsdException w:name="Medium Grid 2 Accent 6" w:semiHidden="0" w:uiPriority="68" w:unhideWhenUsed="0"/>
-    <w:lsdException w:name="Medium Grid 3 Accent 6" w:semiHidden="0" w:uiPriority="69" w:unhideWhenUsed="0"/>
-    <w:lsdException w:name="Dark List Accent 6" w:semiHidden="0" w:uiPriority="70" w:unhideWhenUsed="0"/>
-    <w:lsdException w:name="Colorful Shading Accent 6" w:semiHidden="0" w:uiPriority="71" w:unhideWhenUsed="0"/>
-    <w:lsdException w:name="Colorful List Accent 6" w:semiHidden="0" w:uiPriority="72" w:unhideWhenUsed="0"/>
-    <w:lsdException w:name="Colorful Grid Accent 6" w:semiHidden="0" w:uiPriority="73" w:unhideWhenUsed="0"/>
-    <w:lsdException w:name="Subtle Emphasis" w:semiHidden="0" w:uiPriority="19" w:unhideWhenUsed="0" w:qFormat="1"/>
-    <w:lsdException w:name="Intense Emphasis" w:semiHidden="0" w:uiPriority="21" w:unhideWhenUsed="0" w:qFormat="1"/>
-    <w:lsdException w:name="Subtle Reference" w:semiHidden="0" w:uiPriority="31" w:unhideWhenUsed="0" w:qFormat="1"/>
-    <w:lsdException w:name="Intense Reference" w:semiHidden="0" w:uiPriority="32" w:unhideWhenUsed="0" w:qFormat="1"/>
-    <w:lsdException w:name="Book Title" w:semiHidden="0" w:uiPriority="33" w:unhideWhenUsed="0" w:qFormat="1"/>
-    <w:lsdException w:name="Bibliography" w:uiPriority="37"/>
-    <w:lsdException w:name="TOC Heading" w:uiPriority="39" w:qFormat="1"/>
+  <w:latentStyles w:defLockedState="0" w:defUIPriority="99" w:defSemiHidden="0" w:defUnhideWhenUsed="0" w:defQFormat="0" w:count="376">
+    <w:lsdException w:name="Normal" w:uiPriority="0" w:qFormat="1"/>
+    <w:lsdException w:name="heading 1" w:uiPriority="0" w:qFormat="1"/>
+    <w:lsdException w:name="heading 2" w:semiHidden="1" w:uiPriority="0" w:unhideWhenUsed="1" w:qFormat="1"/>
+    <w:lsdException w:name="heading 3" w:semiHidden="1" w:uiPriority="0" w:unhideWhenUsed="1" w:qFormat="1"/>
+    <w:lsdException w:name="heading 4" w:semiHidden="1" w:uiPriority="9" w:unhideWhenUsed="1" w:qFormat="1"/>
+    <w:lsdException w:name="heading 5" w:semiHidden="1" w:uiPriority="9" w:unhideWhenUsed="1" w:qFormat="1"/>
+    <w:lsdException w:name="heading 6" w:semiHidden="1" w:uiPriority="9" w:unhideWhenUsed="1" w:qFormat="1"/>
+    <w:lsdException w:name="heading 7" w:semiHidden="1" w:uiPriority="9" w:unhideWhenUsed="1" w:qFormat="1"/>
+    <w:lsdException w:name="heading 8" w:semiHidden="1" w:uiPriority="9" w:unhideWhenUsed="1" w:qFormat="1"/>
+    <w:lsdException w:name="heading 9" w:semiHidden="1" w:uiPriority="9" w:unhideWhenUsed="1" w:qFormat="1"/>
+    <w:lsdException w:name="index 1" w:semiHidden="1" w:unhideWhenUsed="1"/>
+    <w:lsdException w:name="index 2" w:semiHidden="1" w:unhideWhenUsed="1"/>
+    <w:lsdException w:name="index 3" w:semiHidden="1" w:unhideWhenUsed="1"/>
+    <w:lsdException w:name="index 4" w:semiHidden="1" w:unhideWhenUsed="1"/>
+    <w:lsdException w:name="index 5" w:semiHidden="1" w:unhideWhenUsed="1"/>
+    <w:lsdException w:name="index 6" w:semiHidden="1" w:unhideWhenUsed="1"/>
+    <w:lsdException w:name="index 7" w:semiHidden="1" w:unhideWhenUsed="1"/>
+    <w:lsdException w:name="index 8" w:semiHidden="1" w:unhideWhenUsed="1"/>
+    <w:lsdException w:name="index 9" w:semiHidden="1" w:unhideWhenUsed="1"/>
+    <w:lsdException w:name="toc 1" w:semiHidden="1" w:uiPriority="39" w:unhideWhenUsed="1" w:qFormat="1"/>
+    <w:lsdException w:name="toc 2" w:semiHidden="1" w:uiPriority="39" w:unhideWhenUsed="1" w:qFormat="1"/>
+    <w:lsdException w:name="toc 3" w:semiHidden="1" w:uiPriority="39" w:unhideWhenUsed="1" w:qFormat="1"/>
+    <w:lsdException w:name="toc 4" w:semiHidden="1" w:uiPriority="39" w:unhideWhenUsed="1"/>
+    <w:lsdException w:name="toc 5" w:semiHidden="1" w:uiPriority="39" w:unhideWhenUsed="1"/>
+    <w:lsdException w:name="toc 6" w:semiHidden="1" w:uiPriority="39" w:unhideWhenUsed="1"/>
+    <w:lsdException w:name="toc 7" w:semiHidden="1" w:uiPriority="39" w:unhideWhenUsed="1"/>
+    <w:lsdException w:name="toc 8" w:semiHidden="1" w:uiPriority="39" w:unhideWhenUsed="1"/>
+    <w:lsdException w:name="toc 9" w:semiHidden="1" w:uiPriority="39" w:unhideWhenUsed="1"/>
+    <w:lsdException w:name="Normal Indent" w:semiHidden="1" w:unhideWhenUsed="1"/>
+    <w:lsdException w:name="footnote text" w:semiHidden="1" w:unhideWhenUsed="1"/>
+    <w:lsdException w:name="annotation text" w:semiHidden="1" w:unhideWhenUsed="1"/>
+    <w:lsdException w:name="header" w:semiHidden="1" w:unhideWhenUsed="1"/>
+    <w:lsdException w:name="footer" w:semiHidden="1" w:uiPriority="0" w:unhideWhenUsed="1"/>
+    <w:lsdException w:name="index heading" w:semiHidden="1" w:unhideWhenUsed="1"/>
+    <w:lsdException w:name="caption" w:semiHidden="1" w:uiPriority="0" w:unhideWhenUsed="1" w:qFormat="1"/>
+    <w:lsdException w:name="table of figures" w:semiHidden="1" w:unhideWhenUsed="1"/>
+    <w:lsdException w:name="envelope address" w:semiHidden="1" w:unhideWhenUsed="1"/>
+    <w:lsdException w:name="envelope return" w:semiHidden="1" w:unhideWhenUsed="1"/>
+    <w:lsdException w:name="footnote reference" w:semiHidden="1" w:unhideWhenUsed="1"/>
+    <w:lsdException w:name="annotation reference" w:semiHidden="1" w:unhideWhenUsed="1"/>
+    <w:lsdException w:name="line number" w:semiHidden="1" w:unhideWhenUsed="1"/>
+    <w:lsdException w:name="page number" w:semiHidden="1" w:unhideWhenUsed="1"/>
+    <w:lsdException w:name="endnote reference" w:semiHidden="1" w:unhideWhenUsed="1"/>
+    <w:lsdException w:name="endnote text" w:semiHidden="1" w:unhideWhenUsed="1"/>
+    <w:lsdException w:name="table of authorities" w:semiHidden="1" w:unhideWhenUsed="1"/>
+    <w:lsdException w:name="macro" w:semiHidden="1" w:unhideWhenUsed="1"/>
+    <w:lsdException w:name="toa heading" w:semiHidden="1" w:unhideWhenUsed="1"/>
+    <w:lsdException w:name="List" w:semiHidden="1" w:unhideWhenUsed="1"/>
+    <w:lsdException w:name="List Bullet" w:semiHidden="1" w:unhideWhenUsed="1"/>
+    <w:lsdException w:name="List Number" w:semiHidden="1" w:unhideWhenUsed="1"/>
+    <w:lsdException w:name="List 2" w:semiHidden="1" w:unhideWhenUsed="1"/>
+    <w:lsdException w:name="List 3" w:semiHidden="1" w:unhideWhenUsed="1"/>
+    <w:lsdException w:name="List 4" w:semiHidden="1" w:unhideWhenUsed="1"/>
+    <w:lsdException w:name="List 5" w:semiHidden="1" w:unhideWhenUsed="1"/>
+    <w:lsdException w:name="List Bullet 2" w:semiHidden="1" w:unhideWhenUsed="1"/>
+    <w:lsdException w:name="List Bullet 3" w:semiHidden="1" w:unhideWhenUsed="1"/>
+    <w:lsdException w:name="List Bullet 4" w:semiHidden="1" w:unhideWhenUsed="1"/>
+    <w:lsdException w:name="List Bullet 5" w:semiHidden="1" w:unhideWhenUsed="1"/>
+    <w:lsdException w:name="List Number 2" w:semiHidden="1" w:unhideWhenUsed="1"/>
+    <w:lsdException w:name="List Number 3" w:semiHidden="1" w:unhideWhenUsed="1"/>
+    <w:lsdException w:name="List Number 4" w:semiHidden="1" w:unhideWhenUsed="1"/>
+    <w:lsdException w:name="List Number 5" w:semiHidden="1" w:unhideWhenUsed="1"/>
+    <w:lsdException w:name="Title" w:uiPriority="10" w:qFormat="1"/>
+    <w:lsdException w:name="Closing" w:semiHidden="1" w:unhideWhenUsed="1"/>
+    <w:lsdException w:name="Signature" w:semiHidden="1" w:unhideWhenUsed="1"/>
+    <w:lsdException w:name="Default Paragraph Font" w:semiHidden="1" w:uiPriority="1" w:unhideWhenUsed="1"/>
+    <w:lsdException w:name="Body Text" w:semiHidden="1" w:unhideWhenUsed="1"/>
+    <w:lsdException w:name="Body Text Indent" w:semiHidden="1" w:unhideWhenUsed="1"/>
+    <w:lsdException w:name="List Continue" w:semiHidden="1" w:unhideWhenUsed="1"/>
+    <w:lsdException w:name="List Continue 2" w:semiHidden="1" w:unhideWhenUsed="1"/>
+    <w:lsdException w:name="List Continue 3" w:semiHidden="1" w:unhideWhenUsed="1"/>
+    <w:lsdException w:name="List Continue 4" w:semiHidden="1" w:unhideWhenUsed="1"/>
+    <w:lsdException w:name="List Continue 5" w:semiHidden="1" w:unhideWhenUsed="1"/>
+    <w:lsdException w:name="Message Header" w:semiHidden="1" w:unhideWhenUsed="1"/>
+    <w:lsdException w:name="Subtitle" w:uiPriority="11" w:qFormat="1"/>
+    <w:lsdException w:name="Salutation" w:semiHidden="1" w:unhideWhenUsed="1"/>
+    <w:lsdException w:name="Date" w:semiHidden="1" w:unhideWhenUsed="1"/>
+    <w:lsdException w:name="Body Text First Indent" w:semiHidden="1" w:unhideWhenUsed="1"/>
+    <w:lsdException w:name="Body Text First Indent 2" w:semiHidden="1" w:unhideWhenUsed="1"/>
+    <w:lsdException w:name="Note Heading" w:semiHidden="1" w:unhideWhenUsed="1"/>
+    <w:lsdException w:name="Body Text 2" w:semiHidden="1" w:unhideWhenUsed="1"/>
+    <w:lsdException w:name="Body Text 3" w:semiHidden="1" w:unhideWhenUsed="1"/>
+    <w:lsdException w:name="Body Text Indent 2" w:semiHidden="1" w:unhideWhenUsed="1"/>
+    <w:lsdException w:name="Body Text Indent 3" w:semiHidden="1" w:unhideWhenUsed="1"/>
+    <w:lsdException w:name="Block Text" w:semiHidden="1" w:unhideWhenUsed="1"/>
+    <w:lsdException w:name="Hyperlink" w:semiHidden="1" w:unhideWhenUsed="1"/>
+    <w:lsdException w:name="FollowedHyperlink" w:semiHidden="1" w:unhideWhenUsed="1"/>
+    <w:lsdException w:name="Strong" w:uiPriority="22" w:qFormat="1"/>
+    <w:lsdException w:name="Emphasis" w:uiPriority="20" w:qFormat="1"/>
+    <w:lsdException w:name="Document Map" w:semiHidden="1" w:unhideWhenUsed="1"/>
+    <w:lsdException w:name="Plain Text" w:semiHidden="1" w:unhideWhenUsed="1"/>
+    <w:lsdException w:name="E-mail Signature" w:semiHidden="1" w:unhideWhenUsed="1"/>
+    <w:lsdException w:name="HTML Top of Form" w:semiHidden="1" w:unhideWhenUsed="1"/>
+    <w:lsdException w:name="HTML Bottom of Form" w:semiHidden="1" w:unhideWhenUsed="1"/>
+    <w:lsdException w:name="Normal (Web)" w:semiHidden="1" w:unhideWhenUsed="1"/>
+    <w:lsdException w:name="HTML Acronym" w:semiHidden="1" w:unhideWhenUsed="1"/>
+    <w:lsdException w:name="HTML Address" w:semiHidden="1" w:unhideWhenUsed="1"/>
+    <w:lsdException w:name="HTML Cite" w:semiHidden="1" w:unhideWhenUsed="1"/>
+    <w:lsdException w:name="HTML Code" w:semiHidden="1" w:unhideWhenUsed="1"/>
+    <w:lsdException w:name="HTML Definition" w:semiHidden="1" w:unhideWhenUsed="1"/>
+    <w:lsdException w:name="HTML Keyboard" w:semiHidden="1" w:unhideWhenUsed="1"/>
+    <w:lsdException w:name="HTML Preformatted" w:semiHidden="1" w:unhideWhenUsed="1"/>
+    <w:lsdException w:name="HTML Sample" w:semiHidden="1" w:unhideWhenUsed="1"/>
+    <w:lsdException w:name="HTML Typewriter" w:semiHidden="1" w:unhideWhenUsed="1"/>
+    <w:lsdException w:name="HTML Variable" w:semiHidden="1" w:unhideWhenUsed="1"/>
+    <w:lsdException w:name="Normal Table" w:semiHidden="1" w:unhideWhenUsed="1"/>
+    <w:lsdException w:name="annotation subject" w:semiHidden="1" w:unhideWhenUsed="1"/>
+    <w:lsdException w:name="No List" w:semiHidden="1" w:unhideWhenUsed="1"/>
+    <w:lsdException w:name="Outline List 1" w:semiHidden="1" w:unhideWhenUsed="1"/>
+    <w:lsdException w:name="Outline List 2" w:semiHidden="1" w:unhideWhenUsed="1"/>
+    <w:lsdException w:name="Outline List 3" w:semiHidden="1" w:unhideWhenUsed="1"/>
+    <w:lsdException w:name="Table Simple 1" w:semiHidden="1" w:unhideWhenUsed="1"/>
+    <w:lsdException w:name="Table Simple 2" w:semiHidden="1" w:unhideWhenUsed="1"/>
+    <w:lsdException w:name="Table Simple 3" w:semiHidden="1" w:unhideWhenUsed="1"/>
+    <w:lsdException w:name="Table Classic 1" w:semiHidden="1" w:unhideWhenUsed="1"/>
+    <w:lsdException w:name="Table Classic 2" w:semiHidden="1" w:unhideWhenUsed="1"/>
+    <w:lsdException w:name="Table Classic 3" w:semiHidden="1" w:unhideWhenUsed="1"/>
+    <w:lsdException w:name="Table Classic 4" w:semiHidden="1" w:unhideWhenUsed="1"/>
+    <w:lsdException w:name="Table Colorful 1" w:semiHidden="1" w:unhideWhenUsed="1"/>
+    <w:lsdException w:name="Table Colorful 2" w:semiHidden="1" w:unhideWhenUsed="1"/>
+    <w:lsdException w:name="Table Colorful 3" w:semiHidden="1" w:unhideWhenUsed="1"/>
+    <w:lsdException w:name="Table Columns 1" w:semiHidden="1" w:unhideWhenUsed="1"/>
+    <w:lsdException w:name="Table Columns 2" w:semiHidden="1" w:unhideWhenUsed="1"/>
+    <w:lsdException w:name="Table Columns 3" w:semiHidden="1" w:unhideWhenUsed="1"/>
+    <w:lsdException w:name="Table Columns 4" w:semiHidden="1" w:unhideWhenUsed="1"/>
+    <w:lsdException w:name="Table Columns 5" w:semiHidden="1" w:unhideWhenUsed="1"/>
+    <w:lsdException w:name="Table Grid 1" w:semiHidden="1" w:unhideWhenUsed="1"/>
+    <w:lsdException w:name="Table Grid 2" w:semiHidden="1" w:unhideWhenUsed="1"/>
+    <w:lsdException w:name="Table Grid 3" w:semiHidden="1" w:unhideWhenUsed="1"/>
+    <w:lsdException w:name="Table Grid 4" w:semiHidden="1" w:unhideWhenUsed="1"/>
+    <w:lsdException w:name="Table Grid 5" w:semiHidden="1" w:unhideWhenUsed="1"/>
+    <w:lsdException w:name="Table Grid 6" w:semiHidden="1" w:unhideWhenUsed="1"/>
+    <w:lsdException w:name="Table Grid 7" w:semiHidden="1" w:unhideWhenUsed="1"/>
+    <w:lsdException w:name="Table Grid 8" w:semiHidden="1" w:unhideWhenUsed="1"/>
+    <w:lsdException w:name="Table List 1" w:semiHidden="1" w:unhideWhenUsed="1"/>
+    <w:lsdException w:name="Table List 2" w:semiHidden="1" w:unhideWhenUsed="1"/>
+    <w:lsdException w:name="Table List 3" w:semiHidden="1" w:unhideWhenUsed="1"/>
+    <w:lsdException w:name="Table List 4" w:semiHidden="1" w:unhideWhenUsed="1"/>
+    <w:lsdException w:name="Table List 5" w:semiHidden="1" w:unhideWhenUsed="1"/>
+    <w:lsdException w:name="Table List 6" w:semiHidden="1" w:unhideWhenUsed="1"/>
+    <w:lsdException w:name="Table List 7" w:semiHidden="1" w:unhideWhenUsed="1"/>
+    <w:lsdException w:name="Table List 8" w:semiHidden="1" w:unhideWhenUsed="1"/>
+    <w:lsdException w:name="Table 3D effects 1" w:semiHidden="1" w:unhideWhenUsed="1"/>
+    <w:lsdException w:name="Table 3D effects 2" w:semiHidden="1" w:unhideWhenUsed="1"/>
+    <w:lsdException w:name="Table 3D effects 3" w:semiHidden="1" w:unhideWhenUsed="1"/>
+    <w:lsdException w:name="Table Contemporary" w:semiHidden="1" w:unhideWhenUsed="1"/>
+    <w:lsdException w:name="Table Elegant" w:semiHidden="1" w:unhideWhenUsed="1"/>
+    <w:lsdException w:name="Table Professional" w:semiHidden="1" w:unhideWhenUsed="1"/>
+    <w:lsdException w:name="Table Subtle 1" w:semiHidden="1" w:unhideWhenUsed="1"/>
+    <w:lsdException w:name="Table Subtle 2" w:semiHidden="1" w:unhideWhenUsed="1"/>
+    <w:lsdException w:name="Table Web 1" w:semiHidden="1" w:unhideWhenUsed="1"/>
+    <w:lsdException w:name="Table Web 2" w:semiHidden="1" w:unhideWhenUsed="1"/>
+    <w:lsdException w:name="Table Web 3" w:semiHidden="1" w:unhideWhenUsed="1"/>
+    <w:lsdException w:name="Balloon Text" w:semiHidden="1" w:unhideWhenUsed="1"/>
+    <w:lsdException w:name="Table Grid" w:uiPriority="59"/>
+    <w:lsdException w:name="Table Theme" w:semiHidden="1" w:unhideWhenUsed="1"/>
+    <w:lsdException w:name="Placeholder Text" w:semiHidden="1"/>
+    <w:lsdException w:name="No Spacing" w:uiPriority="1" w:qFormat="1"/>
+    <w:lsdException w:name="Light Shading" w:uiPriority="60"/>
+    <w:lsdException w:name="Light List" w:uiPriority="61"/>
+    <w:lsdException w:name="Light Grid" w:uiPriority="62"/>
+    <w:lsdException w:name="Medium Shading 1" w:uiPriority="63"/>
+    <w:lsdException w:name="Medium Shading 2" w:uiPriority="64"/>
+    <w:lsdException w:name="Medium List 1" w:uiPriority="65"/>
+    <w:lsdException w:name="Medium List 2" w:uiPriority="66"/>
+    <w:lsdException w:name="Medium Grid 1" w:uiPriority="67"/>
+    <w:lsdException w:name="Medium Grid 2" w:uiPriority="68"/>
+    <w:lsdException w:name="Medium Grid 3" w:uiPriority="69"/>
+    <w:lsdException w:name="Dark List" w:uiPriority="70"/>
+    <w:lsdException w:name="Colorful Shading" w:uiPriority="71"/>
+    <w:lsdException w:name="Colorful List" w:uiPriority="72"/>
+    <w:lsdException w:name="Colorful Grid" w:uiPriority="73"/>
+    <w:lsdException w:name="Light Shading Accent 1" w:uiPriority="60"/>
+    <w:lsdException w:name="Light List Accent 1" w:uiPriority="61"/>
+    <w:lsdException w:name="Light Grid Accent 1" w:uiPriority="62"/>
+    <w:lsdException w:name="Medium Shading 1 Accent 1" w:uiPriority="63"/>
+    <w:lsdException w:name="Medium Shading 2 Accent 1" w:uiPriority="64"/>
+    <w:lsdException w:name="Medium List 1 Accent 1" w:uiPriority="65"/>
+    <w:lsdException w:name="Revision" w:semiHidden="1"/>
+    <w:lsdException w:name="List Paragraph" w:uiPriority="34" w:qFormat="1"/>
+    <w:lsdException w:name="Quote" w:uiPriority="29" w:qFormat="1"/>
+    <w:lsdException w:name="Intense Quote" w:uiPriority="30" w:qFormat="1"/>
+    <w:lsdException w:name="Medium List 2 Accent 1" w:uiPriority="66"/>
+    <w:lsdException w:name="Medium Grid 1 Accent 1" w:uiPriority="67"/>
+    <w:lsdException w:name="Medium Grid 2 Accent 1" w:uiPriority="68"/>
+    <w:lsdException w:name="Medium Grid 3 Accent 1" w:uiPriority="69"/>
+    <w:lsdException w:name="Dark List Accent 1" w:uiPriority="70"/>
+    <w:lsdException w:name="Colorful Shading Accent 1" w:uiPriority="71"/>
+    <w:lsdException w:name="Colorful List Accent 1" w:uiPriority="72"/>
+    <w:lsdException w:name="Colorful Grid Accent 1" w:uiPriority="73"/>
+    <w:lsdException w:name="Light Shading Accent 2" w:uiPriority="60"/>
+    <w:lsdException w:name="Light List Accent 2" w:uiPriority="61"/>
+    <w:lsdException w:name="Light Grid Accent 2" w:uiPriority="62"/>
+    <w:lsdException w:name="Medium Shading 1 Accent 2" w:uiPriority="63"/>
+    <w:lsdException w:name="Medium Shading 2 Accent 2" w:uiPriority="64"/>
+    <w:lsdException w:name="Medium List 1 Accent 2" w:uiPriority="65"/>
+    <w:lsdException w:name="Medium List 2 Accent 2" w:uiPriority="66"/>
+    <w:lsdException w:name="Medium Grid 1 Accent 2" w:uiPriority="67"/>
+    <w:lsdException w:name="Medium Grid 2 Accent 2" w:uiPriority="68"/>
+    <w:lsdException w:name="Medium Grid 3 Accent 2" w:uiPriority="69"/>
+    <w:lsdException w:name="Dark List Accent 2" w:uiPriority="70"/>
+    <w:lsdException w:name="Colorful Shading Accent 2" w:uiPriority="71"/>
+    <w:lsdException w:name="Colorful List Accent 2" w:uiPriority="72"/>
+    <w:lsdException w:name="Colorful Grid Accent 2" w:uiPriority="73"/>
+    <w:lsdException w:name="Light Shading Accent 3" w:uiPriority="60"/>
+    <w:lsdException w:name="Light List Accent 3" w:uiPriority="61"/>
+    <w:lsdException w:name="Light Grid Accent 3" w:uiPriority="62"/>
+    <w:lsdException w:name="Medium Shading 1 Accent 3" w:uiPriority="63"/>
+    <w:lsdException w:name="Medium Shading 2 Accent 3" w:uiPriority="64"/>
+    <w:lsdException w:name="Medium List 1 Accent 3" w:uiPriority="65"/>
+    <w:lsdException w:name="Medium List 2 Accent 3" w:uiPriority="66"/>
+    <w:lsdException w:name="Medium Grid 1 Accent 3" w:uiPriority="67"/>
+    <w:lsdException w:name="Medium Grid 2 Accent 3" w:uiPriority="68"/>
+    <w:lsdException w:name="Medium Grid 3 Accent 3" w:uiPriority="69"/>
+    <w:lsdException w:name="Dark List Accent 3" w:uiPriority="70"/>
+    <w:lsdException w:name="Colorful Shading Accent 3" w:uiPriority="71"/>
+    <w:lsdException w:name="Colorful List Accent 3" w:uiPriority="72"/>
+    <w:lsdException w:name="Colorful Grid Accent 3" w:uiPriority="73"/>
+    <w:lsdException w:name="Light Shading Accent 4" w:uiPriority="60"/>
+    <w:lsdException w:name="Light List Accent 4" w:uiPriority="61"/>
+    <w:lsdException w:name="Light Grid Accent 4" w:uiPriority="62"/>
+    <w:lsdException w:name="Medium Shading 1 Accent 4" w:uiPriority="63"/>
+    <w:lsdException w:name="Medium Shading 2 Accent 4" w:uiPriority="64"/>
+    <w:lsdException w:name="Medium List 1 Accent 4" w:uiPriority="65"/>
+    <w:lsdException w:name="Medium List 2 Accent 4" w:uiPriority="66"/>
+    <w:lsdException w:name="Medium Grid 1 Accent 4" w:uiPriority="67"/>
+    <w:lsdException w:name="Medium Grid 2 Accent 4" w:uiPriority="68"/>
+    <w:lsdException w:name="Medium Grid 3 Accent 4" w:uiPriority="69"/>
+    <w:lsdException w:name="Dark List Accent 4" w:uiPriority="70"/>
+    <w:lsdException w:name="Colorful Shading Accent 4" w:uiPriority="71"/>
+    <w:lsdException w:name="Colorful List Accent 4" w:uiPriority="72"/>
+    <w:lsdException w:name="Colorful Grid Accent 4" w:uiPriority="73"/>
+    <w:lsdException w:name="Light Shading Accent 5" w:uiPriority="60"/>
+    <w:lsdException w:name="Light List Accent 5" w:uiPriority="61"/>
+    <w:lsdException w:name="Light Grid Accent 5" w:uiPriority="62"/>
+    <w:lsdException w:name="Medium Shading 1 Accent 5" w:uiPriority="63"/>
+    <w:lsdException w:name="Medium Shading 2 Accent 5" w:uiPriority="64"/>
+    <w:lsdException w:name="Medium List 1 Accent 5" w:uiPriority="65"/>
+    <w:lsdException w:name="Medium List 2 Accent 5" w:uiPriority="66"/>
+    <w:lsdException w:name="Medium Grid 1 Accent 5" w:uiPriority="67"/>
+    <w:lsdException w:name="Medium Grid 2 Accent 5" w:uiPriority="68"/>
+    <w:lsdException w:name="Medium Grid 3 Accent 5" w:uiPriority="69"/>
+    <w:lsdException w:name="Dark List Accent 5" w:uiPriority="70"/>
+    <w:lsdException w:name="Colorful Shading Accent 5" w:uiPriority="71"/>
+    <w:lsdException w:name="Colorful List Accent 5" w:uiPriority="72"/>
+    <w:lsdException w:name="Colorful Grid Accent 5" w:uiPriority="73"/>
+    <w:lsdException w:name="Light Shading Accent 6" w:uiPriority="60"/>
+    <w:lsdException w:name="Light List Accent 6" w:uiPriority="61"/>
+    <w:lsdException w:name="Light Grid Accent 6" w:uiPriority="62"/>
+    <w:lsdException w:name="Medium Shading 1 Accent 6" w:uiPriority="63"/>
+    <w:lsdException w:name="Medium Shading 2 Accent 6" w:uiPriority="64"/>
+    <w:lsdException w:name="Medium List 1 Accent 6" w:uiPriority="65"/>
+    <w:lsdException w:name="Medium List 2 Accent 6" w:uiPriority="66"/>
+    <w:lsdException w:name="Medium Grid 1 Accent 6" w:uiPriority="67"/>
+    <w:lsdException w:name="Medium Grid 2 Accent 6" w:uiPriority="68"/>
+    <w:lsdException w:name="Medium Grid 3 Accent 6" w:uiPriority="69"/>
+    <w:lsdException w:name="Dark List Accent 6" w:uiPriority="70"/>
+    <w:lsdException w:name="Colorful Shading Accent 6" w:uiPriority="71"/>
+    <w:lsdException w:name="Colorful List Accent 6" w:uiPriority="72"/>
+    <w:lsdException w:name="Colorful Grid Accent 6" w:uiPriority="73"/>
+    <w:lsdException w:name="Subtle Emphasis" w:uiPriority="19" w:qFormat="1"/>
+    <w:lsdException w:name="Intense Emphasis" w:uiPriority="21" w:qFormat="1"/>
+    <w:lsdException w:name="Subtle Reference" w:uiPriority="31" w:qFormat="1"/>
+    <w:lsdException w:name="Intense Reference" w:uiPriority="32" w:qFormat="1"/>
+    <w:lsdException w:name="Book Title" w:uiPriority="33" w:qFormat="1"/>
+    <w:lsdException w:name="Bibliography" w:semiHidden="1" w:uiPriority="37" w:unhideWhenUsed="1"/>
+    <w:lsdException w:name="TOC Heading" w:semiHidden="1" w:uiPriority="39" w:unhideWhenUsed="1" w:qFormat="1"/>
+    <w:lsdException w:name="Plain Table 1" w:uiPriority="41"/>
+    <w:lsdException w:name="Plain Table 2" w:uiPriority="42"/>
+    <w:lsdException w:name="Plain Table 3" w:uiPriority="43"/>
+    <w:lsdException w:name="Plain Table 4" w:uiPriority="44"/>
+    <w:lsdException w:name="Plain Table 5" w:uiPriority="45"/>
+    <w:lsdException w:name="Grid Table Light" w:uiPriority="40"/>
+    <w:lsdException w:name="Grid Table 1 Light" w:uiPriority="46"/>
+    <w:lsdException w:name="Grid Table 2" w:uiPriority="47"/>
+    <w:lsdException w:name="Grid Table 3" w:uiPriority="48"/>
+    <w:lsdException w:name="Grid Table 4" w:uiPriority="49"/>
+    <w:lsdException w:name="Grid Table 5 Dark" w:uiPriority="50"/>
+    <w:lsdException w:name="Grid Table 6 Colorful" w:uiPriority="51"/>
+    <w:lsdException w:name="Grid Table 7 Colorful" w:uiPriority="52"/>
+    <w:lsdException w:name="Grid Table 1 Light Accent 1" w:uiPriority="46"/>
+    <w:lsdException w:name="Grid Table 2 Accent 1" w:uiPriority="47"/>
+    <w:lsdException w:name="Grid Table 3 Accent 1" w:uiPriority="48"/>
+    <w:lsdException w:name="Grid Table 4 Accent 1" w:uiPriority="49"/>
+    <w:lsdException w:name="Grid Table 5 Dark Accent 1" w:uiPriority="50"/>
+    <w:lsdException w:name="Grid Table 6 Colorful Accent 1" w:uiPriority="51"/>
+    <w:lsdException w:name="Grid Table 7 Colorful Accent 1" w:uiPriority="52"/>
+    <w:lsdException w:name="Grid Table 1 Light Accent 2" w:uiPriority="46"/>
+    <w:lsdException w:name="Grid Table 2 Accent 2" w:uiPriority="47"/>
+    <w:lsdException w:name="Grid Table 3 Accent 2" w:uiPriority="48"/>
+    <w:lsdException w:name="Grid Table 4 Accent 2" w:uiPriority="49"/>
+    <w:lsdException w:name="Grid Table 5 Dark Accent 2" w:uiPriority="50"/>
+    <w:lsdException w:name="Grid Table 6 Colorful Accent 2" w:uiPriority="51"/>
+    <w:lsdException w:name="Grid Table 7 Colorful Accent 2" w:uiPriority="52"/>
+    <w:lsdException w:name="Grid Table 1 Light Accent 3" w:uiPriority="46"/>
+    <w:lsdException w:name="Grid Table 2 Accent 3" w:uiPriority="47"/>
+    <w:lsdException w:name="Grid Table 3 Accent 3" w:uiPriority="48"/>
+    <w:lsdException w:name="Grid Table 4 Accent 3" w:uiPriority="49"/>
+    <w:lsdException w:name="Grid Table 5 Dark Accent 3" w:uiPriority="50"/>
+    <w:lsdException w:name="Grid Table 6 Colorful Accent 3" w:uiPriority="51"/>
+    <w:lsdException w:name="Grid Table 7 Colorful Accent 3" w:uiPriority="52"/>
+    <w:lsdException w:name="Grid Table 1 Light Accent 4" w:uiPriority="46"/>
+    <w:lsdException w:name="Grid Table 2 Accent 4" w:uiPriority="47"/>
+    <w:lsdException w:name="Grid Table 3 Accent 4" w:uiPriority="48"/>
+    <w:lsdException w:name="Grid Table 4 Accent 4" w:uiPriority="49"/>
+    <w:lsdException w:name="Grid Table 5 Dark Accent 4" w:uiPriority="50"/>
+    <w:lsdException w:name="Grid Table 6 Colorful Accent 4" w:uiPriority="51"/>
+    <w:lsdException w:name="Grid Table 7 Colorful Accent 4" w:uiPriority="52"/>
+    <w:lsdException w:name="Grid Table 1 Light Accent 5" w:uiPriority="46"/>
+    <w:lsdException w:name="Grid Table 2 Accent 5" w:uiPriority="47"/>
+    <w:lsdException w:name="Grid Table 3 Accent 5" w:uiPriority="48"/>
+    <w:lsdException w:name="Grid Table 4 Accent 5" w:uiPriority="49"/>
+    <w:lsdException w:name="Grid Table 5 Dark Accent 5" w:uiPriority="50"/>
+    <w:lsdException w:name="Grid Table 6 Colorful Accent 5" w:uiPriority="51"/>
+    <w:lsdException w:name="Grid Table 7 Colorful Accent 5" w:uiPriority="52"/>
+    <w:lsdException w:name="Grid Table 1 Light Accent 6" w:uiPriority="46"/>
+    <w:lsdException w:name="Grid Table 2 Accent 6" w:uiPriority="47"/>
+    <w:lsdException w:name="Grid Table 3 Accent 6" w:uiPriority="48"/>
+    <w:lsdException w:name="Grid Table 4 Accent 6" w:uiPriority="49"/>
+    <w:lsdException w:name="Grid Table 5 Dark Accent 6" w:uiPriority="50"/>
+    <w:lsdException w:name="Grid Table 6 Colorful Accent 6" w:uiPriority="51"/>
+    <w:lsdException w:name="Grid Table 7 Colorful Accent 6" w:uiPriority="52"/>
+    <w:lsdException w:name="List Table 1 Light" w:uiPriority="46"/>
+    <w:lsdException w:name="List Table 2" w:uiPriority="47"/>
+    <w:lsdException w:name="List Table 3" w:uiPriority="48"/>
+    <w:lsdException w:name="List Table 4" w:uiPriority="49"/>
+    <w:lsdException w:name="List Table 5 Dark" w:uiPriority="50"/>
+    <w:lsdException w:name="List Table 6 Colorful" w:uiPriority="51"/>
+    <w:lsdException w:name="List Table 7 Colorful" w:uiPriority="52"/>
+    <w:lsdException w:name="List Table 1 Light Accent 1" w:uiPriority="46"/>
+    <w:lsdException w:name="List Table 2 Accent 1" w:uiPriority="47"/>
+    <w:lsdException w:name="List Table 3 Accent 1" w:uiPriority="48"/>
+    <w:lsdException w:name="List Table 4 Accent 1" w:uiPriority="49"/>
+    <w:lsdException w:name="List Table 5 Dark Accent 1" w:uiPriority="50"/>
+    <w:lsdException w:name="List Table 6 Colorful Accent 1" w:uiPriority="51"/>
+    <w:lsdException w:name="List Table 7 Colorful Accent 1" w:uiPriority="52"/>
+    <w:lsdException w:name="List Table 1 Light Accent 2" w:uiPriority="46"/>
+    <w:lsdException w:name="List Table 2 Accent 2" w:uiPriority="47"/>
+    <w:lsdException w:name="List Table 3 Accent 2" w:uiPriority="48"/>
+    <w:lsdException w:name="List Table 4 Accent 2" w:uiPriority="49"/>
+    <w:lsdException w:name="List Table 5 Dark Accent 2" w:uiPriority="50"/>
+    <w:lsdException w:name="List Table 6 Colorful Accent 2" w:uiPriority="51"/>
+    <w:lsdException w:name="List Table 7 Colorful Accent 2" w:uiPriority="52"/>
+    <w:lsdException w:name="List Table 1 Light Accent 3" w:uiPriority="46"/>
+    <w:lsdException w:name="List Table 2 Accent 3" w:uiPriority="47"/>
+    <w:lsdException w:name="List Table 3 Accent 3" w:uiPriority="48"/>
+    <w:lsdException w:name="List Table 4 Accent 3" w:uiPriority="49"/>
+    <w:lsdException w:name="List Table 5 Dark Accent 3" w:uiPriority="50"/>
+    <w:lsdException w:name="List Table 6 Colorful Accent 3" w:uiPriority="51"/>
+    <w:lsdException w:name="List Table 7 Colorful Accent 3" w:uiPriority="52"/>
+    <w:lsdException w:name="List Table 1 Light Accent 4" w:uiPriority="46"/>
+    <w:lsdException w:name="List Table 2 Accent 4" w:uiPriority="47"/>
+    <w:lsdException w:name="List Table 3 Accent 4" w:uiPriority="48"/>
+    <w:lsdException w:name="List Table 4 Accent 4" w:uiPriority="49"/>
+    <w:lsdException w:name="List Table 5 Dark Accent 4" w:uiPriority="50"/>
+    <w:lsdException w:name="List Table 6 Colorful Accent 4" w:uiPriority="51"/>
+    <w:lsdException w:name="List Table 7 Colorful Accent 4" w:uiPriority="52"/>
+    <w:lsdException w:name="List Table 1 Light Accent 5" w:uiPriority="46"/>
+    <w:lsdException w:name="List Table 2 Accent 5" w:uiPriority="47"/>
+    <w:lsdException w:name="List Table 3 Accent 5" w:uiPriority="48"/>
+    <w:lsdException w:name="List Table 4 Accent 5" w:uiPriority="49"/>
+    <w:lsdException w:name="List Table 5 Dark Accent 5" w:uiPriority="50"/>
+    <w:lsdException w:name="List Table 6 Colorful Accent 5" w:uiPriority="51"/>
+    <w:lsdException w:name="List Table 7 Colorful Accent 5" w:uiPriority="52"/>
+    <w:lsdException w:name="List Table 1 Light Accent 6" w:uiPriority="46"/>
+    <w:lsdException w:name="List Table 2 Accent 6" w:uiPriority="47"/>
+    <w:lsdException w:name="List Table 3 Accent 6" w:uiPriority="48"/>
+    <w:lsdException w:name="List Table 4 Accent 6" w:uiPriority="49"/>
+    <w:lsdException w:name="List Table 5 Dark Accent 6" w:uiPriority="50"/>
+    <w:lsdException w:name="List Table 6 Colorful Accent 6" w:uiPriority="51"/>
+    <w:lsdException w:name="List Table 7 Colorful Accent 6" w:uiPriority="52"/>
+    <w:lsdException w:name="Mention" w:semiHidden="1" w:unhideWhenUsed="1"/>
+    <w:lsdException w:name="Smart Hyperlink" w:semiHidden="1" w:unhideWhenUsed="1"/>
+    <w:lsdException w:name="Hashtag" w:semiHidden="1" w:unhideWhenUsed="1"/>
+    <w:lsdException w:name="Unresolved Mention" w:semiHidden="1" w:unhideWhenUsed="1"/>
+    <w:lsdException w:name="Smart Link" w:semiHidden="1" w:unhideWhenUsed="1"/>
   </w:latentStyles>
   <w:style w:type="paragraph" w:default="1" w:styleId="Normal">
     <w:name w:val="Normal"/>
@@ -20498,7 +20741,6 @@
     <w:uiPriority w:val="99"/>
     <w:semiHidden/>
     <w:unhideWhenUsed/>
-    <w:qFormat/>
     <w:tblPr>
       <w:tblInd w:w="0" w:type="dxa"/>
       <w:tblCellMar>
@@ -20710,7 +20952,6 @@
     <w:uiPriority w:val="59"/>
     <w:rsid w:val="00085B87"/>
     <w:tblPr>
-      <w:tblInd w:w="0" w:type="dxa"/>
       <w:tblBorders>
         <w:top w:val="single" w:sz="4" w:space="0" w:color="000000" w:themeColor="text1"/>
         <w:left w:val="single" w:sz="4" w:space="0" w:color="000000" w:themeColor="text1"/>
@@ -20719,12 +20960,6 @@
         <w:insideH w:val="single" w:sz="4" w:space="0" w:color="000000" w:themeColor="text1"/>
         <w:insideV w:val="single" w:sz="4" w:space="0" w:color="000000" w:themeColor="text1"/>
       </w:tblBorders>
-      <w:tblCellMar>
-        <w:top w:w="0" w:type="dxa"/>
-        <w:left w:w="108" w:type="dxa"/>
-        <w:bottom w:w="0" w:type="dxa"/>
-        <w:right w:w="108" w:type="dxa"/>
-      </w:tblCellMar>
     </w:tblPr>
   </w:style>
   <w:style w:type="character" w:styleId="FollowedHyperlink">

--- a/Documentation/DeveloperInformation.docx
+++ b/Documentation/DeveloperInformation.docx
@@ -1,6 +1,6 @@
 
 <file path=word/document.xml><?xml version="1.0" encoding="utf-8"?>
-<w:document xmlns:wpc="http://schemas.microsoft.com/office/word/2010/wordprocessingCanvas" xmlns:cx="http://schemas.microsoft.com/office/drawing/2014/chartex" xmlns:cx1="http://schemas.microsoft.com/office/drawing/2015/9/8/chartex" xmlns:cx2="http://schemas.microsoft.com/office/drawing/2015/10/21/chartex" xmlns:cx3="http://schemas.microsoft.com/office/drawing/2016/5/9/chartex" xmlns:cx4="http://schemas.microsoft.com/office/drawing/2016/5/10/chartex" xmlns:cx5="http://schemas.microsoft.com/office/drawing/2016/5/11/chartex" xmlns:cx6="http://schemas.microsoft.com/office/drawing/2016/5/12/chartex" xmlns:cx7="http://schemas.microsoft.com/office/drawing/2016/5/13/chartex" xmlns:cx8="http://schemas.microsoft.com/office/drawing/2016/5/14/chartex" xmlns:mc="http://schemas.openxmlformats.org/markup-compatibility/2006" xmlns:aink="http://schemas.microsoft.com/office/drawing/2016/ink" xmlns:am3d="http://schemas.microsoft.com/office/drawing/2017/model3d" xmlns:o="urn:schemas-microsoft-com:office:office" xmlns:oel="http://schemas.microsoft.com/office/2019/extlst" xmlns:r="http://schemas.openxmlformats.org/officeDocument/2006/relationships" xmlns:m="http://schemas.openxmlformats.org/officeDocument/2006/math" xmlns:v="urn:schemas-microsoft-com:vml" xmlns:wp14="http://schemas.microsoft.com/office/word/2010/wordprocessingDrawing" xmlns:wp="http://schemas.openxmlformats.org/drawingml/2006/wordprocessingDrawing" xmlns:w10="urn:schemas-microsoft-com:office:word" xmlns:w="http://schemas.openxmlformats.org/wordprocessingml/2006/main" xmlns:w14="http://schemas.microsoft.com/office/word/2010/wordml" xmlns:w15="http://schemas.microsoft.com/office/word/2012/wordml" xmlns:w16cex="http://schemas.microsoft.com/office/word/2018/wordml/cex" xmlns:w16cid="http://schemas.microsoft.com/office/word/2016/wordml/cid" xmlns:w16="http://schemas.microsoft.com/office/word/2018/wordml" xmlns:w16du="http://schemas.microsoft.com/office/word/2023/wordml/word16du" xmlns:w16sdtdh="http://schemas.microsoft.com/office/word/2020/wordml/sdtdatahash" xmlns:w16sdtfl="http://schemas.microsoft.com/office/word/2024/wordml/sdtformatlock" xmlns:w16se="http://schemas.microsoft.com/office/word/2015/wordml/symex" xmlns:wpg="http://schemas.microsoft.com/office/word/2010/wordprocessingGroup" xmlns:wpi="http://schemas.microsoft.com/office/word/2010/wordprocessingInk" xmlns:wne="http://schemas.microsoft.com/office/word/2006/wordml" xmlns:wps="http://schemas.microsoft.com/office/word/2010/wordprocessingShape" mc:Ignorable="w14 w15 w16se w16cid w16 w16cex w16sdtdh w16sdtfl w16du wp14">
+<w:document xmlns:ve="http://schemas.openxmlformats.org/markup-compatibility/2006" xmlns:o="urn:schemas-microsoft-com:office:office" xmlns:r="http://schemas.openxmlformats.org/officeDocument/2006/relationships" xmlns:m="http://schemas.openxmlformats.org/officeDocument/2006/math" xmlns:v="urn:schemas-microsoft-com:vml" xmlns:wp="http://schemas.openxmlformats.org/drawingml/2006/wordprocessingDrawing" xmlns:w10="urn:schemas-microsoft-com:office:word" xmlns:w="http://schemas.openxmlformats.org/wordprocessingml/2006/main" xmlns:wne="http://schemas.microsoft.com/office/word/2006/wordml">
   <w:body>
     <w:p>
       <w:pPr>
@@ -47,7 +47,7 @@
         <w:rPr>
           <w:noProof/>
         </w:rPr>
-        <w:t>October 8, 2026</w:t>
+        <w:t>October 11, 2026</w:t>
       </w:r>
       <w:r>
         <w:rPr>
@@ -4498,11 +4498,18 @@
       <w:pPr>
         <w:pStyle w:val="Heading4"/>
       </w:pPr>
+      <w:proofErr w:type="spellStart"/>
+      <w:proofErr w:type="gramStart"/>
       <w:r>
         <w:t>form</w:t>
       </w:r>
       <w:r>
-        <w:t>name Property</w:t>
+        <w:t>name</w:t>
+      </w:r>
+      <w:proofErr w:type="spellEnd"/>
+      <w:proofErr w:type="gramEnd"/>
+      <w:r>
+        <w:t xml:space="preserve"> Property</w:t>
       </w:r>
     </w:p>
     <w:p>
@@ -4535,9 +4542,11 @@
       <w:pPr>
         <w:pStyle w:val="Heading4"/>
       </w:pPr>
+      <w:proofErr w:type="gramStart"/>
       <w:r>
         <w:t>title</w:t>
       </w:r>
+      <w:proofErr w:type="gramEnd"/>
       <w:r>
         <w:t xml:space="preserve"> </w:t>
       </w:r>
@@ -4575,9 +4584,11 @@
       <w:pPr>
         <w:pStyle w:val="Heading4"/>
       </w:pPr>
+      <w:proofErr w:type="gramStart"/>
       <w:r>
         <w:t>calculated</w:t>
       </w:r>
+      <w:proofErr w:type="gramEnd"/>
       <w:r>
         <w:t xml:space="preserve"> </w:t>
       </w:r>
@@ -4603,9 +4614,13 @@
       <w:pPr>
         <w:pStyle w:val="Heading4"/>
       </w:pPr>
+      <w:proofErr w:type="spellStart"/>
+      <w:proofErr w:type="gramStart"/>
       <w:r>
         <w:t>isSpouses</w:t>
       </w:r>
+      <w:proofErr w:type="spellEnd"/>
+      <w:proofErr w:type="gramEnd"/>
       <w:r>
         <w:t xml:space="preserve"> </w:t>
       </w:r>
@@ -4624,17 +4639,33 @@
         <w:rPr>
           <w:lang w:eastAsia="ar-SA"/>
         </w:rPr>
-        <w:t>The isSpouses flag is needed for a few input tax forms where, for example, the taxpayer and spouse may have individual limits applied to a calculation.</w:t>
+        <w:t xml:space="preserve">The </w:t>
+      </w:r>
+      <w:proofErr w:type="spellStart"/>
+      <w:r>
+        <w:rPr>
+          <w:lang w:eastAsia="ar-SA"/>
+        </w:rPr>
+        <w:t>isSpouses</w:t>
+      </w:r>
+      <w:proofErr w:type="spellEnd"/>
+      <w:r>
+        <w:rPr>
+          <w:lang w:eastAsia="ar-SA"/>
+        </w:rPr>
+        <w:t xml:space="preserve"> flag is needed for a few input tax forms where, for example, the taxpayer and spouse may have individual limits applied to a calculation.</w:t>
       </w:r>
     </w:p>
     <w:p>
       <w:pPr>
         <w:pStyle w:val="Heading4"/>
       </w:pPr>
+      <w:proofErr w:type="gramStart"/>
       <w:r>
         <w:lastRenderedPageBreak/>
         <w:t>lines</w:t>
       </w:r>
+      <w:proofErr w:type="gramEnd"/>
       <w:r>
         <w:t xml:space="preserve"> </w:t>
       </w:r>
@@ -4653,15 +4684,48 @@
         <w:rPr>
           <w:lang w:eastAsia="ar-SA"/>
         </w:rPr>
-        <w:t>The lines property is an object that contains one element for each line on the tax form. This object is indexed by line number (which is not necessarily a number; for example, “01a”) and the corresponding value is a line object. The line object contains all the information about the line such as its value, a description, and minimum and maximum values. Line numbers correspond to the line number of the actual tax form, except line numbers from 1-9 are prepended with a zero (0) so they will easily sort in the correct order.</w:t>
+        <w:t xml:space="preserve">The lines property is an object that contains one element for each line on the tax form. This object is indexed by line number (which is not necessarily a number; for example, “01a”) and the corresponding value is a line object. The line object contains all the information about the line such as its value, a description, and minimum and maximum values. </w:t>
+      </w:r>
+      <w:proofErr w:type="gramStart"/>
+      <w:r>
+        <w:rPr>
+          <w:lang w:eastAsia="ar-SA"/>
+        </w:rPr>
+        <w:t>Line</w:t>
+      </w:r>
+      <w:proofErr w:type="gramEnd"/>
+      <w:r>
+        <w:rPr>
+          <w:lang w:eastAsia="ar-SA"/>
+        </w:rPr>
+        <w:t xml:space="preserve"> numbers correspond to the line number of the actual tax form, except line numbers from 1-9 are </w:t>
+      </w:r>
+      <w:proofErr w:type="spellStart"/>
+      <w:r>
+        <w:rPr>
+          <w:lang w:eastAsia="ar-SA"/>
+        </w:rPr>
+        <w:t>prepended</w:t>
+      </w:r>
+      <w:proofErr w:type="spellEnd"/>
+      <w:r>
+        <w:rPr>
+          <w:lang w:eastAsia="ar-SA"/>
+        </w:rPr>
+        <w:t xml:space="preserve"> with a zero (0) so they will easily sort in the correct order.</w:t>
       </w:r>
     </w:p>
     <w:p>
       <w:pPr>
         <w:pStyle w:val="Heading4"/>
       </w:pPr>
-      <w:r>
-        <w:t>add() Method</w:t>
+      <w:proofErr w:type="gramStart"/>
+      <w:r>
+        <w:t>add(</w:t>
+      </w:r>
+      <w:proofErr w:type="gramEnd"/>
+      <w:r>
+        <w:t>) Method</w:t>
       </w:r>
     </w:p>
     <w:p>
@@ -4682,8 +4746,18 @@
       <w:pPr>
         <w:pStyle w:val="Heading4"/>
       </w:pPr>
-      <w:r>
-        <w:t>getHTML() Method</w:t>
+      <w:proofErr w:type="spellStart"/>
+      <w:proofErr w:type="gramStart"/>
+      <w:r>
+        <w:t>getHTML</w:t>
+      </w:r>
+      <w:proofErr w:type="spellEnd"/>
+      <w:r>
+        <w:t>(</w:t>
+      </w:r>
+      <w:proofErr w:type="gramEnd"/>
+      <w:r>
+        <w:t>) Method</w:t>
       </w:r>
     </w:p>
     <w:p>
@@ -4704,8 +4778,18 @@
       <w:pPr>
         <w:pStyle w:val="Heading4"/>
       </w:pPr>
-      <w:r>
-        <w:t>isTaxpayers() Method</w:t>
+      <w:proofErr w:type="spellStart"/>
+      <w:proofErr w:type="gramStart"/>
+      <w:r>
+        <w:t>isTaxpayers</w:t>
+      </w:r>
+      <w:proofErr w:type="spellEnd"/>
+      <w:r>
+        <w:t>(</w:t>
+      </w:r>
+      <w:proofErr w:type="gramEnd"/>
+      <w:r>
+        <w:t>) Method</w:t>
       </w:r>
     </w:p>
     <w:p>
@@ -4726,8 +4810,18 @@
       <w:pPr>
         <w:pStyle w:val="Heading4"/>
       </w:pPr>
-      <w:r>
-        <w:t>isUsed() Method</w:t>
+      <w:proofErr w:type="spellStart"/>
+      <w:proofErr w:type="gramStart"/>
+      <w:r>
+        <w:t>isUsed</w:t>
+      </w:r>
+      <w:proofErr w:type="spellEnd"/>
+      <w:r>
+        <w:t>(</w:t>
+      </w:r>
+      <w:proofErr w:type="gramEnd"/>
+      <w:r>
+        <w:t>) Method</w:t>
       </w:r>
     </w:p>
     <w:p>
@@ -4748,8 +4842,13 @@
       <w:pPr>
         <w:pStyle w:val="Heading4"/>
       </w:pPr>
-      <w:r>
-        <w:t>line() Method</w:t>
+      <w:proofErr w:type="gramStart"/>
+      <w:r>
+        <w:t>line(</w:t>
+      </w:r>
+      <w:proofErr w:type="gramEnd"/>
+      <w:r>
+        <w:t>) Method</w:t>
       </w:r>
     </w:p>
     <w:p>
@@ -4770,11 +4869,18 @@
       <w:pPr>
         <w:pStyle w:val="Heading4"/>
       </w:pPr>
+      <w:proofErr w:type="spellStart"/>
+      <w:proofErr w:type="gramStart"/>
       <w:r>
         <w:t>loadInputFromWeb</w:t>
       </w:r>
-      <w:r>
-        <w:t>() Method</w:t>
+      <w:proofErr w:type="spellEnd"/>
+      <w:r>
+        <w:t>(</w:t>
+      </w:r>
+      <w:proofErr w:type="gramEnd"/>
+      <w:r>
+        <w:t>) Method</w:t>
       </w:r>
     </w:p>
     <w:p>
@@ -4808,15 +4914,34 @@
         <w:rPr>
           <w:lang w:eastAsia="ar-SA"/>
         </w:rPr>
-        <w:t>This method works for forms that only consist of the lines defined on the form. Some forms that have additional fields implemented by the tool. In this case, that form will override this method so it can process the additional fields (see form 1099-G for an example).</w:t>
+        <w:t xml:space="preserve">This method works for forms that only consist of the lines defined on the form. </w:t>
+      </w:r>
+      <w:proofErr w:type="gramStart"/>
+      <w:r>
+        <w:rPr>
+          <w:lang w:eastAsia="ar-SA"/>
+        </w:rPr>
+        <w:t>Some forms that have additional fields implemented by the tool.</w:t>
+      </w:r>
+      <w:proofErr w:type="gramEnd"/>
+      <w:r>
+        <w:rPr>
+          <w:lang w:eastAsia="ar-SA"/>
+        </w:rPr>
+        <w:t xml:space="preserve"> In this case, that form will override this method so it can process the additional fields (see form 1099-G for an example).</w:t>
       </w:r>
     </w:p>
     <w:p>
       <w:pPr>
         <w:pStyle w:val="Heading4"/>
       </w:pPr>
-      <w:r>
-        <w:t>min() Method</w:t>
+      <w:proofErr w:type="gramStart"/>
+      <w:r>
+        <w:t>min(</w:t>
+      </w:r>
+      <w:proofErr w:type="gramEnd"/>
+      <w:r>
+        <w:t>) Method</w:t>
       </w:r>
     </w:p>
     <w:p>
@@ -4832,11 +4957,19 @@
         </w:rPr>
         <w:t xml:space="preserve">This method gets the values of the specified lines from the current tax form and passes the values to the </w:t>
       </w:r>
+      <w:proofErr w:type="gramStart"/>
       <w:r>
         <w:rPr>
           <w:rStyle w:val="SourceCodechar"/>
         </w:rPr>
-        <w:t>Math.min()</w:t>
+        <w:t>Math.min(</w:t>
+      </w:r>
+      <w:proofErr w:type="gramEnd"/>
+      <w:r>
+        <w:rPr>
+          <w:rStyle w:val="SourceCodechar"/>
+        </w:rPr>
+        <w:t>)</w:t>
       </w:r>
       <w:r>
         <w:rPr>
@@ -4849,8 +4982,13 @@
       <w:pPr>
         <w:pStyle w:val="Heading4"/>
       </w:pPr>
-      <w:r>
-        <w:t>max()</w:t>
+      <w:proofErr w:type="gramStart"/>
+      <w:r>
+        <w:t>max(</w:t>
+      </w:r>
+      <w:proofErr w:type="gramEnd"/>
+      <w:r>
+        <w:t>)</w:t>
       </w:r>
       <w:r>
         <w:t xml:space="preserve"> </w:t>
@@ -4872,6 +5010,7 @@
         </w:rPr>
         <w:t xml:space="preserve">This method gets the values of the specified lines from the current tax form and passes the values to the </w:t>
       </w:r>
+      <w:proofErr w:type="gramStart"/>
       <w:r>
         <w:rPr>
           <w:rStyle w:val="SourceCodechar"/>
@@ -4888,7 +5027,14 @@
         <w:rPr>
           <w:rStyle w:val="SourceCodechar"/>
         </w:rPr>
-        <w:t>()</w:t>
+        <w:t>(</w:t>
+      </w:r>
+      <w:proofErr w:type="gramEnd"/>
+      <w:r>
+        <w:rPr>
+          <w:rStyle w:val="SourceCodechar"/>
+        </w:rPr>
+        <w:t>)</w:t>
       </w:r>
       <w:r>
         <w:rPr>
@@ -4901,8 +5047,13 @@
       <w:pPr>
         <w:pStyle w:val="Heading4"/>
       </w:pPr>
-      <w:r>
-        <w:t>recalculate() Method</w:t>
+      <w:proofErr w:type="gramStart"/>
+      <w:r>
+        <w:t>recalculate(</w:t>
+      </w:r>
+      <w:proofErr w:type="gramEnd"/>
+      <w:r>
+        <w:t>) Method</w:t>
       </w:r>
     </w:p>
     <w:p>
@@ -4935,9 +5086,14 @@
       <w:pPr>
         <w:pStyle w:val="Heading4"/>
       </w:pPr>
+      <w:proofErr w:type="gramStart"/>
       <w:r>
         <w:lastRenderedPageBreak/>
-        <w:t>round() Method</w:t>
+        <w:t>round(</w:t>
+      </w:r>
+      <w:proofErr w:type="gramEnd"/>
+      <w:r>
+        <w:t>) Method</w:t>
       </w:r>
     </w:p>
     <w:p>
@@ -4953,6 +5109,8 @@
         </w:rPr>
         <w:t xml:space="preserve">This method gets the value of the specified line from the current tax form and passes it to the </w:t>
       </w:r>
+      <w:proofErr w:type="spellStart"/>
+      <w:proofErr w:type="gramStart"/>
       <w:r>
         <w:rPr>
           <w:rStyle w:val="SourceCodechar"/>
@@ -4965,11 +5123,19 @@
         </w:rPr>
         <w:t>round</w:t>
       </w:r>
+      <w:proofErr w:type="spellEnd"/>
       <w:r>
         <w:rPr>
           <w:rStyle w:val="SourceCodechar"/>
         </w:rPr>
-        <w:t>()</w:t>
+        <w:t>(</w:t>
+      </w:r>
+      <w:proofErr w:type="gramEnd"/>
+      <w:r>
+        <w:rPr>
+          <w:rStyle w:val="SourceCodechar"/>
+        </w:rPr>
+        <w:t>)</w:t>
       </w:r>
       <w:r>
         <w:rPr>
@@ -4982,8 +5148,13 @@
       <w:pPr>
         <w:pStyle w:val="Heading4"/>
       </w:pPr>
-      <w:r>
-        <w:t>subtract() Method</w:t>
+      <w:proofErr w:type="gramStart"/>
+      <w:r>
+        <w:t>subtract(</w:t>
+      </w:r>
+      <w:proofErr w:type="gramEnd"/>
+      <w:r>
+        <w:t>) Method</w:t>
       </w:r>
     </w:p>
     <w:p>
@@ -5004,8 +5175,18 @@
       <w:pPr>
         <w:pStyle w:val="Heading4"/>
       </w:pPr>
-      <w:r>
-        <w:t>toHTML() Method</w:t>
+      <w:proofErr w:type="spellStart"/>
+      <w:proofErr w:type="gramStart"/>
+      <w:r>
+        <w:t>toHTML</w:t>
+      </w:r>
+      <w:proofErr w:type="spellEnd"/>
+      <w:r>
+        <w:t>(</w:t>
+      </w:r>
+      <w:proofErr w:type="gramEnd"/>
+      <w:r>
+        <w:t>) Method</w:t>
       </w:r>
     </w:p>
     <w:p>
@@ -5026,8 +5207,18 @@
       <w:pPr>
         <w:pStyle w:val="Heading4"/>
       </w:pPr>
-      <w:r>
-        <w:t>toString() Method</w:t>
+      <w:proofErr w:type="spellStart"/>
+      <w:proofErr w:type="gramStart"/>
+      <w:r>
+        <w:t>toString</w:t>
+      </w:r>
+      <w:proofErr w:type="spellEnd"/>
+      <w:r>
+        <w:t>(</w:t>
+      </w:r>
+      <w:proofErr w:type="gramEnd"/>
+      <w:r>
+        <w:t>) Method</w:t>
       </w:r>
     </w:p>
     <w:p>
@@ -5145,23 +5336,27 @@
       <w:pPr>
         <w:pStyle w:val="List-Bullet-tight025"/>
       </w:pPr>
+      <w:proofErr w:type="spellStart"/>
       <w:r>
         <w:rPr>
           <w:rStyle w:val="SourceCodechar"/>
         </w:rPr>
         <w:t>InputForms</w:t>
       </w:r>
+      <w:proofErr w:type="spellEnd"/>
     </w:p>
     <w:p>
       <w:pPr>
         <w:pStyle w:val="List-Bullet-tight025"/>
       </w:pPr>
+      <w:proofErr w:type="spellStart"/>
       <w:r>
         <w:rPr>
           <w:rStyle w:val="SourceCodechar"/>
         </w:rPr>
         <w:t>OutputForms</w:t>
       </w:r>
+      <w:proofErr w:type="spellEnd"/>
     </w:p>
     <w:p>
       <w:pPr>
@@ -5195,17 +5390,33 @@
         </w:rPr>
         <w:t>Library/</w:t>
       </w:r>
+      <w:proofErr w:type="spellStart"/>
       <w:r>
         <w:rPr>
           <w:rStyle w:val="SourceCodechar"/>
         </w:rPr>
-        <w:t>OutputForms/</w:t>
-      </w:r>
+        <w:t>OutputForms</w:t>
+      </w:r>
+      <w:proofErr w:type="spellEnd"/>
       <w:r>
         <w:rPr>
           <w:rStyle w:val="SourceCodechar"/>
         </w:rPr>
-        <w:t>TaxForms/F1040.js</w:t>
+        <w:t>/</w:t>
+      </w:r>
+      <w:proofErr w:type="spellStart"/>
+      <w:r>
+        <w:rPr>
+          <w:rStyle w:val="SourceCodechar"/>
+        </w:rPr>
+        <w:t>TaxForms</w:t>
+      </w:r>
+      <w:proofErr w:type="spellEnd"/>
+      <w:r>
+        <w:rPr>
+          <w:rStyle w:val="SourceCodechar"/>
+        </w:rPr>
+        <w:t>/F1040.js</w:t>
       </w:r>
       <w:r>
         <w:t>.</w:t>
@@ -5218,20 +5429,38 @@
       <w:r>
         <w:t xml:space="preserve">As described above regarding the </w:t>
       </w:r>
+      <w:proofErr w:type="spellStart"/>
       <w:r>
         <w:rPr>
           <w:rStyle w:val="SourceCodechar"/>
         </w:rPr>
         <w:t>TaxForm</w:t>
       </w:r>
+      <w:proofErr w:type="spellEnd"/>
       <w:r>
         <w:t xml:space="preserve"> parent class, there are many common methods that can be used with all forms, but each form needs its own </w:t>
       </w:r>
+      <w:proofErr w:type="spellStart"/>
+      <w:proofErr w:type="gramStart"/>
       <w:r>
         <w:rPr>
           <w:rStyle w:val="SourceCodechar"/>
         </w:rPr>
-        <w:t>contructor()</w:t>
+        <w:t>contructor</w:t>
+      </w:r>
+      <w:proofErr w:type="spellEnd"/>
+      <w:r>
+        <w:rPr>
+          <w:rStyle w:val="SourceCodechar"/>
+        </w:rPr>
+        <w:t>(</w:t>
+      </w:r>
+      <w:proofErr w:type="gramEnd"/>
+      <w:r>
+        <w:rPr>
+          <w:rStyle w:val="SourceCodechar"/>
+        </w:rPr>
+        <w:t>)</w:t>
       </w:r>
       <w:r>
         <w:t xml:space="preserve"> </w:t>
@@ -5268,8 +5497,13 @@
       <w:pPr>
         <w:pStyle w:val="Heading4"/>
       </w:pPr>
-      <w:r>
-        <w:t>constructor() Method</w:t>
+      <w:proofErr w:type="gramStart"/>
+      <w:r>
+        <w:t>constructor(</w:t>
+      </w:r>
+      <w:proofErr w:type="gramEnd"/>
+      <w:r>
+        <w:t>) Method</w:t>
       </w:r>
     </w:p>
     <w:p>
@@ -5285,6 +5519,7 @@
         </w:rPr>
         <w:t xml:space="preserve">The </w:t>
       </w:r>
+      <w:proofErr w:type="spellStart"/>
       <w:r>
         <w:rPr>
           <w:rStyle w:val="SourceCodechar"/>
@@ -5297,6 +5532,7 @@
         </w:rPr>
         <w:t>Form</w:t>
       </w:r>
+      <w:proofErr w:type="spellEnd"/>
       <w:r>
         <w:rPr>
           <w:lang w:eastAsia="ar-SA"/>
@@ -5315,11 +5551,27 @@
         </w:rPr>
         <w:t xml:space="preserve">used when automatically generating tax form displays (for example, </w:t>
       </w:r>
+      <w:proofErr w:type="spellStart"/>
+      <w:proofErr w:type="gramStart"/>
       <w:r>
         <w:rPr>
           <w:rStyle w:val="SourceCodechar"/>
         </w:rPr>
-        <w:t>toString()</w:t>
+        <w:t>toString</w:t>
+      </w:r>
+      <w:proofErr w:type="spellEnd"/>
+      <w:r>
+        <w:rPr>
+          <w:rStyle w:val="SourceCodechar"/>
+        </w:rPr>
+        <w:t>(</w:t>
+      </w:r>
+      <w:proofErr w:type="gramEnd"/>
+      <w:r>
+        <w:rPr>
+          <w:rStyle w:val="SourceCodechar"/>
+        </w:rPr>
+        <w:t>)</w:t>
       </w:r>
       <w:r>
         <w:rPr>
@@ -5327,11 +5579,19 @@
         </w:rPr>
         <w:t xml:space="preserve"> and </w:t>
       </w:r>
+      <w:proofErr w:type="spellStart"/>
       <w:r>
         <w:rPr>
           <w:rStyle w:val="SourceCodechar"/>
         </w:rPr>
-        <w:t>toHTML()</w:t>
+        <w:t>toHTML</w:t>
+      </w:r>
+      <w:proofErr w:type="spellEnd"/>
+      <w:r>
+        <w:rPr>
+          <w:rStyle w:val="SourceCodechar"/>
+        </w:rPr>
+        <w:t>()</w:t>
       </w:r>
       <w:r>
         <w:rPr>
@@ -5344,8 +5604,13 @@
       <w:pPr>
         <w:pStyle w:val="Heading4"/>
       </w:pPr>
-      <w:r>
-        <w:t>calculate() Method</w:t>
+      <w:proofErr w:type="gramStart"/>
+      <w:r>
+        <w:t>calculate(</w:t>
+      </w:r>
+      <w:proofErr w:type="gramEnd"/>
+      <w:r>
+        <w:t>) Method</w:t>
       </w:r>
     </w:p>
     <w:p>
@@ -5507,11 +5772,18 @@
       <w:pPr>
         <w:pStyle w:val="Heading4"/>
       </w:pPr>
+      <w:proofErr w:type="spellStart"/>
+      <w:proofErr w:type="gramStart"/>
       <w:r>
         <w:t>getHTML</w:t>
       </w:r>
-      <w:r>
-        <w:t>() Method</w:t>
+      <w:proofErr w:type="spellEnd"/>
+      <w:r>
+        <w:t>(</w:t>
+      </w:r>
+      <w:proofErr w:type="gramEnd"/>
+      <w:r>
+        <w:t>) Method</w:t>
       </w:r>
     </w:p>
     <w:p>
@@ -5532,9 +5804,16 @@
       <w:pPr>
         <w:pStyle w:val="Heading4"/>
       </w:pPr>
-      <w:r>
-        <w:t>getInputFromWeb(</w:t>
-      </w:r>
+      <w:proofErr w:type="spellStart"/>
+      <w:proofErr w:type="gramStart"/>
+      <w:r>
+        <w:t>getInputFromWeb</w:t>
+      </w:r>
+      <w:proofErr w:type="spellEnd"/>
+      <w:r>
+        <w:t>(</w:t>
+      </w:r>
+      <w:proofErr w:type="gramEnd"/>
       <w:r>
         <w:t>) Method</w:t>
       </w:r>
@@ -5552,11 +5831,27 @@
         </w:rPr>
         <w:t xml:space="preserve">This method is called to copy the tax information from the web page for the tax form into an object that contains the names and values of each field. This object will be passed to the </w:t>
       </w:r>
+      <w:proofErr w:type="spellStart"/>
+      <w:proofErr w:type="gramStart"/>
       <w:r>
         <w:rPr>
           <w:rStyle w:val="SourceCodechar"/>
         </w:rPr>
-        <w:t>loadInputFromWeb()</w:t>
+        <w:t>loadInputFromWeb</w:t>
+      </w:r>
+      <w:proofErr w:type="spellEnd"/>
+      <w:r>
+        <w:rPr>
+          <w:rStyle w:val="SourceCodechar"/>
+        </w:rPr>
+        <w:t>(</w:t>
+      </w:r>
+      <w:proofErr w:type="gramEnd"/>
+      <w:r>
+        <w:rPr>
+          <w:rStyle w:val="SourceCodechar"/>
+        </w:rPr>
+        <w:t>)</w:t>
       </w:r>
       <w:r>
         <w:rPr>
@@ -5569,9 +5864,16 @@
       <w:pPr>
         <w:pStyle w:val="Heading4"/>
       </w:pPr>
-      <w:r>
-        <w:t>loadInputFromWeb(</w:t>
-      </w:r>
+      <w:proofErr w:type="spellStart"/>
+      <w:proofErr w:type="gramStart"/>
+      <w:r>
+        <w:t>loadInputFromWeb</w:t>
+      </w:r>
+      <w:proofErr w:type="spellEnd"/>
+      <w:r>
+        <w:t>(</w:t>
+      </w:r>
+      <w:proofErr w:type="gramEnd"/>
       <w:r>
         <w:t>) Method</w:t>
       </w:r>
@@ -5589,11 +5891,27 @@
         </w:rPr>
         <w:t xml:space="preserve">When an input tax form is created, this method copies the information that was entered on the web page by the user into the new tax form. The information is copied from the web by the </w:t>
       </w:r>
+      <w:proofErr w:type="spellStart"/>
+      <w:proofErr w:type="gramStart"/>
       <w:r>
         <w:rPr>
           <w:rStyle w:val="SourceCodechar"/>
         </w:rPr>
-        <w:t xml:space="preserve">getInputFromWeb() </w:t>
+        <w:t>getInputFromWeb</w:t>
+      </w:r>
+      <w:proofErr w:type="spellEnd"/>
+      <w:r>
+        <w:rPr>
+          <w:rStyle w:val="SourceCodechar"/>
+        </w:rPr>
+        <w:t>(</w:t>
+      </w:r>
+      <w:proofErr w:type="gramEnd"/>
+      <w:r>
+        <w:rPr>
+          <w:rStyle w:val="SourceCodechar"/>
+        </w:rPr>
+        <w:t xml:space="preserve">) </w:t>
       </w:r>
       <w:r>
         <w:rPr>
@@ -5615,12 +5933,14 @@
         </w:rPr>
         <w:t xml:space="preserve">There is a generic version of this method in the </w:t>
       </w:r>
+      <w:proofErr w:type="spellStart"/>
       <w:r>
         <w:rPr>
           <w:rStyle w:val="SourceCodechar"/>
         </w:rPr>
         <w:t>TaxForm</w:t>
       </w:r>
+      <w:proofErr w:type="spellEnd"/>
       <w:r>
         <w:rPr>
           <w:lang w:eastAsia="ar-SA"/>
@@ -5658,18 +5978,22 @@
         </w:rPr>
         <w:t xml:space="preserve">Output forms are simpler than input forms. The </w:t>
       </w:r>
+      <w:proofErr w:type="spellStart"/>
       <w:r>
         <w:rPr>
           <w:rStyle w:val="SourceCodechar"/>
         </w:rPr>
         <w:t>TaxForms</w:t>
       </w:r>
+      <w:proofErr w:type="spellEnd"/>
       <w:r>
         <w:rPr>
           <w:lang w:eastAsia="ar-SA"/>
         </w:rPr>
         <w:t xml:space="preserve"> parent class provides the methods </w:t>
       </w:r>
+      <w:proofErr w:type="spellStart"/>
+      <w:proofErr w:type="gramStart"/>
       <w:r>
         <w:rPr>
           <w:rStyle w:val="SourceCodechar"/>
@@ -5680,7 +6004,21 @@
         <w:rPr>
           <w:rStyle w:val="SourceCodechar"/>
         </w:rPr>
-        <w:t>HTML()</w:t>
+        <w:t>HTML</w:t>
+      </w:r>
+      <w:proofErr w:type="spellEnd"/>
+      <w:r>
+        <w:rPr>
+          <w:rStyle w:val="SourceCodechar"/>
+        </w:rPr>
+        <w:t>(</w:t>
+      </w:r>
+      <w:proofErr w:type="gramEnd"/>
+      <w:r>
+        <w:rPr>
+          <w:rStyle w:val="SourceCodechar"/>
+        </w:rPr>
+        <w:t>)</w:t>
       </w:r>
       <w:r>
         <w:t xml:space="preserve"> </w:t>
@@ -5691,11 +6029,19 @@
         </w:rPr>
         <w:t xml:space="preserve">and </w:t>
       </w:r>
+      <w:proofErr w:type="spellStart"/>
       <w:r>
         <w:rPr>
           <w:rStyle w:val="SourceCodechar"/>
         </w:rPr>
-        <w:t>putInformation()</w:t>
+        <w:t>putInformation</w:t>
+      </w:r>
+      <w:proofErr w:type="spellEnd"/>
+      <w:r>
+        <w:rPr>
+          <w:rStyle w:val="SourceCodechar"/>
+        </w:rPr>
+        <w:t>()</w:t>
       </w:r>
       <w:r>
         <w:t>,</w:t>
@@ -5710,7 +6056,21 @@
         <w:rPr>
           <w:lang w:eastAsia="ar-SA"/>
         </w:rPr>
-        <w:t xml:space="preserve"> Currently, the only output tax forms that have HTML specifically for that form are form 1040 and Schedule C. In those cases, the tax form class define</w:t>
+        <w:t xml:space="preserve"> Currently, the only output tax forms that have HTML specifically for </w:t>
+      </w:r>
+      <w:proofErr w:type="gramStart"/>
+      <w:r>
+        <w:rPr>
+          <w:lang w:eastAsia="ar-SA"/>
+        </w:rPr>
+        <w:t>that form are</w:t>
+      </w:r>
+      <w:proofErr w:type="gramEnd"/>
+      <w:r>
+        <w:rPr>
+          <w:lang w:eastAsia="ar-SA"/>
+        </w:rPr>
+        <w:t xml:space="preserve"> form 1040 and Schedule C. In those cases, the tax form class define</w:t>
       </w:r>
       <w:r>
         <w:rPr>
@@ -5748,11 +6108,27 @@
         </w:rPr>
         <w:t xml:space="preserve"> the </w:t>
       </w:r>
+      <w:proofErr w:type="spellStart"/>
+      <w:proofErr w:type="gramStart"/>
       <w:r>
         <w:rPr>
           <w:rStyle w:val="SourceCodechar"/>
         </w:rPr>
-        <w:t>getHTML()</w:t>
+        <w:t>getHTML</w:t>
+      </w:r>
+      <w:proofErr w:type="spellEnd"/>
+      <w:r>
+        <w:rPr>
+          <w:rStyle w:val="SourceCodechar"/>
+        </w:rPr>
+        <w:t>(</w:t>
+      </w:r>
+      <w:proofErr w:type="gramEnd"/>
+      <w:r>
+        <w:rPr>
+          <w:rStyle w:val="SourceCodechar"/>
+        </w:rPr>
+        <w:t>)</w:t>
       </w:r>
       <w:r>
         <w:rPr>
@@ -5803,7 +6179,15 @@
         <w:t>Library</w:t>
       </w:r>
       <w:r>
-        <w:t xml:space="preserve"> directory. Withing the Library directory, there are several subdirectories:</w:t>
+        <w:t xml:space="preserve"> directory. </w:t>
+      </w:r>
+      <w:proofErr w:type="spellStart"/>
+      <w:r>
+        <w:t>Withing</w:t>
+      </w:r>
+      <w:proofErr w:type="spellEnd"/>
+      <w:r>
+        <w:t xml:space="preserve"> the Library directory, there are several subdirectories:</w:t>
       </w:r>
     </w:p>
     <w:p>
@@ -5840,19 +6224,34 @@
       <w:pPr>
         <w:pStyle w:val="List-Bullet-tight025"/>
       </w:pPr>
+      <w:proofErr w:type="spellStart"/>
       <w:r>
         <w:t>TAXTools</w:t>
       </w:r>
+      <w:proofErr w:type="spellEnd"/>
       <w:r>
         <w:tab/>
       </w:r>
       <w:r>
         <w:tab/>
-        <w:t>Definitions that are very specific to TAXTool</w:t>
+        <w:t xml:space="preserve">Definitions </w:t>
+      </w:r>
+      <w:proofErr w:type="gramStart"/>
+      <w:r>
+        <w:t>that are</w:t>
+      </w:r>
+      <w:proofErr w:type="gramEnd"/>
+      <w:r>
+        <w:t xml:space="preserve"> very specific to </w:t>
+      </w:r>
+      <w:proofErr w:type="spellStart"/>
+      <w:r>
+        <w:t>TAXTool</w:t>
       </w:r>
       <w:r>
         <w:t>s</w:t>
       </w:r>
+      <w:proofErr w:type="spellEnd"/>
     </w:p>
     <w:p>
       <w:pPr>
@@ -5886,9 +6285,11 @@
       <w:pPr>
         <w:pStyle w:val="List-Bullet-tight025"/>
       </w:pPr>
+      <w:proofErr w:type="spellStart"/>
       <w:r>
         <w:t>InputForms</w:t>
       </w:r>
+      <w:proofErr w:type="spellEnd"/>
       <w:r>
         <w:tab/>
       </w:r>
@@ -5901,9 +6302,11 @@
       <w:pPr>
         <w:pStyle w:val="List-Bullet-tight025"/>
       </w:pPr>
+      <w:proofErr w:type="spellStart"/>
       <w:r>
         <w:t>InputWorksheets</w:t>
       </w:r>
+      <w:proofErr w:type="spellEnd"/>
       <w:r>
         <w:tab/>
         <w:t>Worksheets for input tax data that is not on a tax form</w:t>
@@ -5913,9 +6316,11 @@
       <w:pPr>
         <w:pStyle w:val="List-Bullet-tight025"/>
       </w:pPr>
+      <w:proofErr w:type="spellStart"/>
       <w:r>
         <w:t>OutputForms</w:t>
       </w:r>
+      <w:proofErr w:type="spellEnd"/>
       <w:r>
         <w:tab/>
         <w:t>Output tax forms</w:t>
@@ -5925,9 +6330,11 @@
       <w:pPr>
         <w:pStyle w:val="List-Bullet-tight025"/>
       </w:pPr>
+      <w:proofErr w:type="spellStart"/>
       <w:r>
         <w:t>Worksheeets</w:t>
       </w:r>
+      <w:proofErr w:type="spellEnd"/>
       <w:r>
         <w:tab/>
       </w:r>
@@ -5959,12 +6366,14 @@
       <w:r>
         <w:t xml:space="preserve">The </w:t>
       </w:r>
+      <w:proofErr w:type="spellStart"/>
       <w:r>
         <w:rPr>
           <w:rStyle w:val="SourceCodechar"/>
         </w:rPr>
         <w:t>TaxForm</w:t>
       </w:r>
+      <w:proofErr w:type="spellEnd"/>
       <w:r>
         <w:t xml:space="preserve"> </w:t>
       </w:r>
@@ -6026,21 +6435,25 @@
       <w:r>
         <w:t xml:space="preserve">The </w:t>
       </w:r>
+      <w:proofErr w:type="spellStart"/>
       <w:r>
         <w:rPr>
           <w:rStyle w:val="SourceCodechar"/>
         </w:rPr>
         <w:t>TaxPayer</w:t>
       </w:r>
+      <w:proofErr w:type="spellEnd"/>
       <w:r>
         <w:t xml:space="preserve"> class saves the properties of the taxpayer. Currently, only one </w:t>
       </w:r>
+      <w:proofErr w:type="spellStart"/>
       <w:r>
         <w:rPr>
           <w:rStyle w:val="SourceCodechar"/>
         </w:rPr>
         <w:t>TaxPayer</w:t>
       </w:r>
+      <w:proofErr w:type="spellEnd"/>
       <w:r>
         <w:t xml:space="preserve"> object is supported</w:t>
       </w:r>
@@ -6062,7 +6475,15 @@
         <w:pStyle w:val="Body-Text"/>
       </w:pPr>
       <w:r>
-        <w:t>There is one class named TaxTable_20XX for each tax year that is supported by the TAXTools. These file</w:t>
+        <w:t xml:space="preserve">There is one class named TaxTable_20XX for each tax year that is supported by the </w:t>
+      </w:r>
+      <w:proofErr w:type="spellStart"/>
+      <w:r>
+        <w:t>TAXTools</w:t>
+      </w:r>
+      <w:proofErr w:type="spellEnd"/>
+      <w:r>
+        <w:t>. These file</w:t>
       </w:r>
       <w:r>
         <w:t>s</w:t>
@@ -6073,12 +6494,14 @@
       <w:r>
         <w:t xml:space="preserve">. The class </w:t>
       </w:r>
+      <w:proofErr w:type="spellStart"/>
       <w:r>
         <w:rPr>
           <w:rStyle w:val="SourceCodechar"/>
         </w:rPr>
         <w:t>TaxTableTmpl</w:t>
       </w:r>
+      <w:proofErr w:type="spellEnd"/>
       <w:r>
         <w:t xml:space="preserve"> is the parent class for each TaxTable_20XX class and provides a set of methods for accessing the information in whichever tax table is being used.</w:t>
       </w:r>
@@ -6090,12 +6513,14 @@
       <w:r>
         <w:t xml:space="preserve">The </w:t>
       </w:r>
+      <w:proofErr w:type="spellStart"/>
       <w:r>
         <w:rPr>
           <w:rStyle w:val="SourceCodechar"/>
         </w:rPr>
         <w:t>HTMLBuild</w:t>
       </w:r>
+      <w:proofErr w:type="spellEnd"/>
       <w:r>
         <w:t xml:space="preserve"> class provides methods for dynamically creating and adding content to the current web page.</w:t>
       </w:r>
@@ -6124,7 +6549,15 @@
         <w:t>Alert</w:t>
       </w:r>
       <w:r>
-        <w:t xml:space="preserve"> module is no longer used, but was needed to provided a solution to a timing problem.</w:t>
+        <w:t xml:space="preserve"> module is no longer used, but was needed to </w:t>
+      </w:r>
+      <w:proofErr w:type="gramStart"/>
+      <w:r>
+        <w:t>provided</w:t>
+      </w:r>
+      <w:proofErr w:type="gramEnd"/>
+      <w:r>
+        <w:t xml:space="preserve"> a solution to a timing problem.</w:t>
       </w:r>
     </w:p>
     <w:p>
@@ -6169,12 +6602,16 @@
       <w:r>
         <w:t xml:space="preserve">, </w:t>
       </w:r>
+      <w:proofErr w:type="spellStart"/>
+      <w:proofErr w:type="gramStart"/>
       <w:r>
         <w:rPr>
           <w:rStyle w:val="SourceCodechar"/>
         </w:rPr>
         <w:t>Str</w:t>
       </w:r>
+      <w:proofErr w:type="spellEnd"/>
+      <w:proofErr w:type="gramEnd"/>
       <w:r>
         <w:t xml:space="preserve">, and </w:t>
       </w:r>
@@ -6262,12 +6699,14 @@
       <w:r>
         <w:t xml:space="preserve">The </w:t>
       </w:r>
+      <w:proofErr w:type="spellStart"/>
       <w:r>
         <w:rPr>
           <w:rStyle w:val="SourceCodechar"/>
         </w:rPr>
         <w:t>IncludeFile</w:t>
       </w:r>
+      <w:proofErr w:type="spellEnd"/>
       <w:r>
         <w:t xml:space="preserve"> module implements an HTML syntax that allows HTML files to include other HTML files. This is not used much anymore. Most HTML files have been changed to PHP files in order to use the PHP include mechanism instead.</w:t>
       </w:r>
@@ -6279,12 +6718,14 @@
       <w:r>
         <w:t xml:space="preserve">The </w:t>
       </w:r>
+      <w:proofErr w:type="spellStart"/>
       <w:r>
         <w:rPr>
           <w:rStyle w:val="SourceCodechar"/>
         </w:rPr>
         <w:t>SalesTaxFromCDTFA</w:t>
       </w:r>
+      <w:proofErr w:type="spellEnd"/>
       <w:r>
         <w:t xml:space="preserve"> module </w:t>
       </w:r>
@@ -6409,7 +6850,15 @@
         <w:pStyle w:val="Body-Text"/>
       </w:pPr>
       <w:r>
-        <w:t>The remainder of the tax tools (those not described above) are all variations on a theme:</w:t>
+        <w:t xml:space="preserve">The remainder of the tax tools (those not described above) </w:t>
+      </w:r>
+      <w:proofErr w:type="gramStart"/>
+      <w:r>
+        <w:t>are</w:t>
+      </w:r>
+      <w:proofErr w:type="gramEnd"/>
+      <w:r>
+        <w:t xml:space="preserve"> all variations on a theme:</w:t>
       </w:r>
     </w:p>
     <w:p>
@@ -6613,13 +7062,24 @@
         <w:t>===</w:t>
       </w:r>
       <w:r>
-        <w:t xml:space="preserve"> and </w:t>
+        <w:t xml:space="preserve"> </w:t>
+      </w:r>
+      <w:proofErr w:type="gramStart"/>
+      <w:r>
+        <w:t xml:space="preserve">and </w:t>
       </w:r>
       <w:r>
         <w:rPr>
           <w:rStyle w:val="SourceCodechar"/>
         </w:rPr>
-        <w:t>!==</w:t>
+        <w:t>!</w:t>
+      </w:r>
+      <w:proofErr w:type="gramEnd"/>
+      <w:r>
+        <w:rPr>
+          <w:rStyle w:val="SourceCodechar"/>
+        </w:rPr>
+        <w:t>==</w:t>
       </w:r>
       <w:r>
         <w:t xml:space="preserve">, not </w:t>
@@ -6674,7 +7134,15 @@
         <w:pStyle w:val="Body-Text"/>
       </w:pPr>
       <w:r>
-        <w:t>A variety of naming conventions are used to create symbolic names beyond the rules implied by the languages. When the name used all lowercase letters and underscores are used to separate words or parts, that is called “snake case”. “Kebab case” is similar except it uses hyphens to separate works. “Camel case” is when there is no separation between words, but each word is capitalized. The following list show the naming conventions used in the tax tools source code.</w:t>
+        <w:t xml:space="preserve">A variety of naming conventions are used to create symbolic names beyond the rules implied by the languages. When the name used all lowercase letters and underscores are used to separate words or </w:t>
+      </w:r>
+      <w:proofErr w:type="gramStart"/>
+      <w:r>
+        <w:t>parts, that is</w:t>
+      </w:r>
+      <w:proofErr w:type="gramEnd"/>
+      <w:r>
+        <w:t xml:space="preserve"> called “snake case”. “Kebab case” is similar except it uses hyphens to separate works. “Camel case” is when there is no separation between words, but each word is capitalized. The following list show the naming conventions used in the tax tools source code.</w:t>
       </w:r>
     </w:p>
     <w:p>
@@ -6810,11 +7278,19 @@
         </w:rPr>
         <w:t xml:space="preserve">Tax information is entered and displayed on web pages and it is also stored internally in objects. This necessitates moving data between HTML and JavaScript. While this is not difficult, in order to provide tools for automating the process, the </w:t>
       </w:r>
-      <w:r>
-        <w:rPr>
-          <w:lang w:eastAsia="ar-SA"/>
-        </w:rPr>
-        <w:t xml:space="preserve">TAXTools uses a naming convention for tax information that </w:t>
+      <w:proofErr w:type="spellStart"/>
+      <w:r>
+        <w:rPr>
+          <w:lang w:eastAsia="ar-SA"/>
+        </w:rPr>
+        <w:t>TAXTools</w:t>
+      </w:r>
+      <w:proofErr w:type="spellEnd"/>
+      <w:r>
+        <w:rPr>
+          <w:lang w:eastAsia="ar-SA"/>
+        </w:rPr>
+        <w:t xml:space="preserve"> uses a naming convention for tax information that </w:t>
       </w:r>
       <w:r>
         <w:rPr>
@@ -6876,7 +7352,15 @@
         <w:t xml:space="preserve">the following line </w:t>
       </w:r>
       <w:r>
-        <w:t>to your stylesheet.</w:t>
+        <w:t xml:space="preserve">to your </w:t>
+      </w:r>
+      <w:proofErr w:type="spellStart"/>
+      <w:r>
+        <w:t>stylesheet</w:t>
+      </w:r>
+      <w:proofErr w:type="spellEnd"/>
+      <w:r>
+        <w:t>.</w:t>
       </w:r>
       <w:r>
         <w:rPr>
@@ -6888,7 +7372,23 @@
         <w:t>This rule</w:t>
       </w:r>
       <w:r>
-        <w:t xml:space="preserve"> automatically strips extra padding and background colors when the user presses Ctrl+P / Cmd+P to save it as a crisp PDF.</w:t>
+        <w:t xml:space="preserve"> automatically strips extra padding and background colors when the user presses </w:t>
+      </w:r>
+      <w:proofErr w:type="spellStart"/>
+      <w:r>
+        <w:t>Ctrl+P</w:t>
+      </w:r>
+      <w:proofErr w:type="spellEnd"/>
+      <w:r>
+        <w:t xml:space="preserve"> / </w:t>
+      </w:r>
+      <w:proofErr w:type="spellStart"/>
+      <w:r>
+        <w:t>Cmd+P</w:t>
+      </w:r>
+      <w:proofErr w:type="spellEnd"/>
+      <w:r>
+        <w:t xml:space="preserve"> to save it as a crisp PDF.</w:t>
       </w:r>
     </w:p>
     <w:p>
@@ -6897,7 +7397,15 @@
         <w:ind w:firstLine="720"/>
       </w:pPr>
       <w:r>
-        <w:t>@media print { body { padding: 0; background: none; } }</w:t>
+        <w:t xml:space="preserve">@media print </w:t>
+      </w:r>
+      <w:proofErr w:type="gramStart"/>
+      <w:r>
+        <w:t>{ body</w:t>
+      </w:r>
+      <w:proofErr w:type="gramEnd"/>
+      <w:r>
+        <w:t xml:space="preserve"> { padding: 0; background: none; } }</w:t>
       </w:r>
     </w:p>
     <w:p>
@@ -6926,7 +7434,14 @@
       </w:r>
       <w:r>
         <w:tab/>
-        <w:t>body { background: none; padding: 0; }</w:t>
+      </w:r>
+      <w:proofErr w:type="gramStart"/>
+      <w:r>
+        <w:t>body</w:t>
+      </w:r>
+      <w:proofErr w:type="gramEnd"/>
+      <w:r>
+        <w:t xml:space="preserve"> { background: none; padding: 0; }</w:t>
       </w:r>
     </w:p>
     <w:p>
@@ -6938,7 +7453,15 @@
       </w:r>
       <w:r>
         <w:tab/>
-        <w:t>.form-1040 { border: none; width: 100%; }</w:t>
+        <w:t xml:space="preserve">.form-1040 </w:t>
+      </w:r>
+      <w:proofErr w:type="gramStart"/>
+      <w:r>
+        <w:t>{ border</w:t>
+      </w:r>
+      <w:proofErr w:type="gramEnd"/>
+      <w:r>
+        <w:t>: none; width: 100%; }</w:t>
       </w:r>
     </w:p>
     <w:p>
@@ -6962,11 +7485,27 @@
       <w:r>
         <w:t xml:space="preserve">The Forms.js module manages the forms that are in use by the tool. Any form that is created should be created by calling </w:t>
       </w:r>
+      <w:proofErr w:type="spellStart"/>
+      <w:proofErr w:type="gramStart"/>
       <w:r>
         <w:rPr>
           <w:rStyle w:val="SourceCodechar"/>
         </w:rPr>
-        <w:t>Forms.createForm()</w:t>
+        <w:t>Forms.createForm</w:t>
+      </w:r>
+      <w:proofErr w:type="spellEnd"/>
+      <w:r>
+        <w:rPr>
+          <w:rStyle w:val="SourceCodechar"/>
+        </w:rPr>
+        <w:t>(</w:t>
+      </w:r>
+      <w:proofErr w:type="gramEnd"/>
+      <w:r>
+        <w:rPr>
+          <w:rStyle w:val="SourceCodechar"/>
+        </w:rPr>
+        <w:t>)</w:t>
       </w:r>
       <w:r>
         <w:t xml:space="preserve">, not by calling </w:t>
@@ -6975,7 +7514,21 @@
         <w:rPr>
           <w:rStyle w:val="SourceCodechar"/>
         </w:rPr>
-        <w:t>new FormName()</w:t>
+        <w:t xml:space="preserve">new </w:t>
+      </w:r>
+      <w:proofErr w:type="spellStart"/>
+      <w:r>
+        <w:rPr>
+          <w:rStyle w:val="SourceCodechar"/>
+        </w:rPr>
+        <w:t>FormName</w:t>
+      </w:r>
+      <w:proofErr w:type="spellEnd"/>
+      <w:r>
+        <w:rPr>
+          <w:rStyle w:val="SourceCodechar"/>
+        </w:rPr>
+        <w:t>()</w:t>
       </w:r>
       <w:r>
         <w:t>. This allows the Forms module to keep tract of which forms have been created and providing convenient access to the form information.</w:t>
@@ -6986,15 +7539,47 @@
         <w:pStyle w:val="Body-Text"/>
       </w:pPr>
       <w:r>
-        <w:t>Normally, a tax form must be created and calculated before values can be read from the form for use by another form. But to prevent creating and printing a lot of unused forms, if the form is just going to return 0. For example, form 1040 need to read the withholding information from lots of forms (e.g.,W-2s, 1099s), it is not necessary to create these forms just to return 0. Any form that does not reference another form and has not already been created with initial values, does not need to be created when it is referenced.</w:t>
-      </w:r>
-    </w:p>
-    <w:p>
-      <w:pPr>
-        <w:pStyle w:val="Body-Text"/>
-      </w:pPr>
-      <w:r>
-        <w:t>A form does not need to be created to be accessed. If the form does not exist, the value returned will be 0. This is sufficient for any form that does not access another form such as the W-2 or 1099-INT. If a form does exist, its calculate() method must be called to make sure the data is correct (the modified flag can be used to prevent recalculating a form when it is not necessary).</w:t>
+        <w:t xml:space="preserve">Normally, a tax form must be created and calculated before values can be read from the form for use by another form. </w:t>
+      </w:r>
+      <w:proofErr w:type="gramStart"/>
+      <w:r>
+        <w:t>But to prevent creating and printing a lot of unused forms, if the form is just going to return 0.</w:t>
+      </w:r>
+      <w:proofErr w:type="gramEnd"/>
+      <w:r>
+        <w:t xml:space="preserve"> For example, form 1040 need to read the withholding information from lots of forms (e.g.</w:t>
+      </w:r>
+      <w:proofErr w:type="gramStart"/>
+      <w:r>
+        <w:t>,W</w:t>
+      </w:r>
+      <w:proofErr w:type="gramEnd"/>
+      <w:r>
+        <w:t xml:space="preserve">-2s, 1099s), it is not necessary to create these forms just to return 0. Any form that does not reference another form and has not already been created with initial </w:t>
+      </w:r>
+      <w:proofErr w:type="gramStart"/>
+      <w:r>
+        <w:t>values,</w:t>
+      </w:r>
+      <w:proofErr w:type="gramEnd"/>
+      <w:r>
+        <w:t xml:space="preserve"> does not need to be created when it is referenced.</w:t>
+      </w:r>
+    </w:p>
+    <w:p>
+      <w:pPr>
+        <w:pStyle w:val="Body-Text"/>
+      </w:pPr>
+      <w:r>
+        <w:t xml:space="preserve">A form does not need to be created to be accessed. If the form does not exist, the value returned will be 0. This is sufficient for any form that does not access another form such as the W-2 or 1099-INT. If a form does exist, its </w:t>
+      </w:r>
+      <w:proofErr w:type="gramStart"/>
+      <w:r>
+        <w:t>calculate(</w:t>
+      </w:r>
+      <w:proofErr w:type="gramEnd"/>
+      <w:r>
+        <w:t>) method must be called to make sure the data is correct (the modified flag can be used to prevent recalculating a form when it is not necessary).</w:t>
       </w:r>
     </w:p>
     <w:p>
@@ -7005,11 +7590,55 @@
         <w:lastRenderedPageBreak/>
         <w:t xml:space="preserve">A form can be accessed by </w:t>
       </w:r>
+      <w:proofErr w:type="spellStart"/>
+      <w:proofErr w:type="gramStart"/>
       <w:r>
         <w:rPr>
           <w:rStyle w:val="SourceCodechar"/>
         </w:rPr>
-        <w:t>Forms.getValue(“formname”, “lineno”)</w:t>
+        <w:t>Forms.getValue</w:t>
+      </w:r>
+      <w:proofErr w:type="spellEnd"/>
+      <w:r>
+        <w:rPr>
+          <w:rStyle w:val="SourceCodechar"/>
+        </w:rPr>
+        <w:t>(</w:t>
+      </w:r>
+      <w:proofErr w:type="gramEnd"/>
+      <w:r>
+        <w:rPr>
+          <w:rStyle w:val="SourceCodechar"/>
+        </w:rPr>
+        <w:t>“</w:t>
+      </w:r>
+      <w:proofErr w:type="spellStart"/>
+      <w:r>
+        <w:rPr>
+          <w:rStyle w:val="SourceCodechar"/>
+        </w:rPr>
+        <w:t>formname</w:t>
+      </w:r>
+      <w:proofErr w:type="spellEnd"/>
+      <w:r>
+        <w:rPr>
+          <w:rStyle w:val="SourceCodechar"/>
+        </w:rPr>
+        <w:t>”, “</w:t>
+      </w:r>
+      <w:proofErr w:type="spellStart"/>
+      <w:r>
+        <w:rPr>
+          <w:rStyle w:val="SourceCodechar"/>
+        </w:rPr>
+        <w:t>lineno</w:t>
+      </w:r>
+      <w:proofErr w:type="spellEnd"/>
+      <w:r>
+        <w:rPr>
+          <w:rStyle w:val="SourceCodechar"/>
+        </w:rPr>
+        <w:t>”)</w:t>
       </w:r>
       <w:r>
         <w:t>. This will create the form if it does not exist, and it will calculate it if it has not been calculated. This is how most forms are accessed, and it automatically creates a dependency chain. If a form needs a value from another form, that form will be created and calculated before the value is returned.</w:t>
@@ -7040,7 +7669,21 @@
         <w:rPr>
           <w:lang w:eastAsia="ar-SA"/>
         </w:rPr>
-        <w:t>Look at the original form to decide the increments to divide the form into. If some boxes take up ½ the form and others take up 1/3 you will need to divide the form into sixths to create the forms. Then all boxes can be multiples of the increment amount.</w:t>
+        <w:t xml:space="preserve">Look at the original form to decide the increments to divide the form into. If some boxes take up ½ the form and others take up 1/3 you will need to divide the form into sixths to create the forms. Then all boxes can be multiples of the increment </w:t>
+      </w:r>
+      <w:proofErr w:type="gramStart"/>
+      <w:r>
+        <w:rPr>
+          <w:lang w:eastAsia="ar-SA"/>
+        </w:rPr>
+        <w:t>amount</w:t>
+      </w:r>
+      <w:proofErr w:type="gramEnd"/>
+      <w:r>
+        <w:rPr>
+          <w:lang w:eastAsia="ar-SA"/>
+        </w:rPr>
+        <w:t>.</w:t>
       </w:r>
     </w:p>
     <w:p>
@@ -7084,15 +7727,19 @@
       <w:r>
         <w:t xml:space="preserve"> Tools is “</w:t>
       </w:r>
+      <w:proofErr w:type="spellStart"/>
       <w:r>
         <w:t>TAXTools</w:t>
       </w:r>
+      <w:proofErr w:type="spellEnd"/>
       <w:r>
         <w:t>”. Therefore, you will frequently see the name “</w:t>
       </w:r>
+      <w:proofErr w:type="spellStart"/>
       <w:r>
         <w:t>TAXTools</w:t>
       </w:r>
+      <w:proofErr w:type="spellEnd"/>
       <w:r>
         <w:t xml:space="preserve">” used to refer to the Tax </w:t>
       </w:r>
@@ -7110,9 +7757,11 @@
       <w:r>
         <w:t xml:space="preserve">Source code version control for </w:t>
       </w:r>
+      <w:proofErr w:type="spellStart"/>
       <w:r>
         <w:t>TAXTools</w:t>
       </w:r>
+      <w:proofErr w:type="spellEnd"/>
       <w:r>
         <w:t xml:space="preserve"> is implemented using Git and GitHub. Git is a distributed version control system originally developed for the Linux kernel, but </w:t>
       </w:r>
@@ -7227,166 +7876,174 @@
         <w:rPr>
           <w:rStyle w:val="SourceCodechar"/>
         </w:rPr>
+        <w:t>.</w:t>
+      </w:r>
+      <w:proofErr w:type="spellStart"/>
+      <w:r>
+        <w:rPr>
+          <w:rStyle w:val="SourceCodechar"/>
+        </w:rPr>
+        <w:t>git</w:t>
+      </w:r>
+      <w:proofErr w:type="spellEnd"/>
+      <w:r>
+        <w:t xml:space="preserve">” at the top of the source directory. This is where Git </w:t>
+      </w:r>
+      <w:r>
+        <w:t>stores</w:t>
+      </w:r>
+      <w:r>
+        <w:t xml:space="preserve"> all the information it needs to track the changes to the source code.</w:t>
+      </w:r>
+    </w:p>
+    <w:p>
+      <w:pPr>
+        <w:pStyle w:val="Body-Text"/>
+      </w:pPr>
+      <w:r>
+        <w:t>Since Git is a distributed source management system, a</w:t>
+      </w:r>
+      <w:r>
+        <w:t xml:space="preserve"> project can h</w:t>
+      </w:r>
+      <w:r>
+        <w:t>ave any number of repositories. T</w:t>
+      </w:r>
+      <w:r>
+        <w:t>ypically, each developer has a copy</w:t>
+      </w:r>
+      <w:r>
+        <w:t xml:space="preserve"> on their system. In addition</w:t>
+      </w:r>
+      <w:r>
+        <w:t>,</w:t>
+      </w:r>
+      <w:r>
+        <w:t xml:space="preserve"> there may be one repository that is considered the “main” repository where changes are collected and other repositories can be synchronized to keep up with the changes that have been made by others.</w:t>
+      </w:r>
+    </w:p>
+    <w:p>
+      <w:pPr>
+        <w:pStyle w:val="Body-Text"/>
+      </w:pPr>
+      <w:r>
+        <w:t xml:space="preserve">This is the case for </w:t>
+      </w:r>
+      <w:r>
+        <w:t xml:space="preserve">the Tax </w:t>
+      </w:r>
+      <w:r>
+        <w:t>Analysis</w:t>
+      </w:r>
+      <w:r>
+        <w:t xml:space="preserve"> Tools</w:t>
+      </w:r>
+      <w:r>
+        <w:t xml:space="preserve">. The main repository is hosted on GitHub at </w:t>
+      </w:r>
+      <w:r>
+        <w:rPr>
+          <w:rStyle w:val="SourceCodechar"/>
+        </w:rPr>
+        <w:t>github.com/bb3413/</w:t>
+      </w:r>
+      <w:r>
+        <w:rPr>
+          <w:rStyle w:val="SourceCodechar"/>
+        </w:rPr>
+        <w:t>TAXTools</w:t>
+      </w:r>
+      <w:r>
+        <w:rPr>
+          <w:rStyle w:val="SourceCodechar"/>
+        </w:rPr>
         <w:t>.git</w:t>
       </w:r>
       <w:r>
-        <w:t xml:space="preserve">” at the top of the source directory. This is where Git </w:t>
-      </w:r>
-      <w:r>
-        <w:t>stores</w:t>
-      </w:r>
-      <w:r>
-        <w:t xml:space="preserve"> all the information it needs to track the changes to the source code.</w:t>
-      </w:r>
-    </w:p>
-    <w:p>
-      <w:pPr>
-        <w:pStyle w:val="Body-Text"/>
-      </w:pPr>
-      <w:r>
-        <w:t>Since Git is a distributed source management system, a</w:t>
-      </w:r>
-      <w:r>
-        <w:t xml:space="preserve"> project can h</w:t>
-      </w:r>
-      <w:r>
-        <w:t>ave any number of repositories. T</w:t>
-      </w:r>
-      <w:r>
-        <w:t>ypically, each developer has a copy</w:t>
-      </w:r>
-      <w:r>
-        <w:t xml:space="preserve"> on their system. In addition</w:t>
+        <w:t>, and each developer has a local copy of the repository.</w:t>
+      </w:r>
+      <w:r>
+        <w:t xml:space="preserve"> </w:t>
+      </w:r>
+      <w:r>
+        <w:t xml:space="preserve">To work on </w:t>
+      </w:r>
+      <w:r>
+        <w:t xml:space="preserve">the Tax </w:t>
+      </w:r>
+      <w:r>
+        <w:t>Analysis</w:t>
+      </w:r>
+      <w:r>
+        <w:t xml:space="preserve"> Tools</w:t>
+      </w:r>
+      <w:r>
+        <w:t xml:space="preserve">, you start by </w:t>
+      </w:r>
+      <w:r>
+        <w:t xml:space="preserve">cloning </w:t>
+      </w:r>
+      <w:r>
+        <w:t>the</w:t>
+      </w:r>
+      <w:r>
+        <w:t xml:space="preserve"> repository</w:t>
+      </w:r>
+      <w:r>
+        <w:t xml:space="preserve"> on GitHub, which </w:t>
+      </w:r>
+      <w:r>
+        <w:t>create</w:t>
+      </w:r>
+      <w:r>
+        <w:rPr>
+          <w:bCs/>
+        </w:rPr>
+        <w:t>s</w:t>
+      </w:r>
+      <w:r>
+        <w:t xml:space="preserve"> a local copy that you can use to do your work. By keeping this local copy synchronized with the </w:t>
+      </w:r>
+      <w:r>
+        <w:t>main</w:t>
+      </w:r>
+      <w:r>
+        <w:t xml:space="preserve"> repository stored in GitHub, you’re able to get the latest changes</w:t>
+      </w:r>
+      <w:r>
+        <w:t xml:space="preserve"> from the main repository</w:t>
+      </w:r>
+      <w:r>
+        <w:t xml:space="preserve"> and push your updates</w:t>
+      </w:r>
+      <w:r>
+        <w:t xml:space="preserve"> back to the main repository</w:t>
+      </w:r>
+      <w:r>
+        <w:t xml:space="preserve"> so others can </w:t>
+      </w:r>
+      <w:r>
+        <w:t>use</w:t>
+      </w:r>
+      <w:r>
+        <w:t xml:space="preserve"> them.</w:t>
+      </w:r>
+      <w:r>
+        <w:t xml:space="preserve"> To</w:t>
+      </w:r>
+      <w:r>
+        <w:t xml:space="preserve"> </w:t>
+      </w:r>
+      <w:r>
+        <w:t>“clone”</w:t>
+      </w:r>
+      <w:r>
+        <w:t xml:space="preserve"> of the official repository</w:t>
       </w:r>
       <w:r>
         <w:t>,</w:t>
       </w:r>
       <w:r>
-        <w:t xml:space="preserve"> there may be one repository that is considered the “main” repository where changes are collected and other repositories can be synchronized to keep up with the changes that have been made by others.</w:t>
-      </w:r>
-    </w:p>
-    <w:p>
-      <w:pPr>
-        <w:pStyle w:val="Body-Text"/>
-      </w:pPr>
-      <w:r>
-        <w:t xml:space="preserve">This is the case for </w:t>
-      </w:r>
-      <w:r>
-        <w:t xml:space="preserve">the Tax </w:t>
-      </w:r>
-      <w:r>
-        <w:t>Analysis</w:t>
-      </w:r>
-      <w:r>
-        <w:t xml:space="preserve"> Tools</w:t>
-      </w:r>
-      <w:r>
-        <w:t xml:space="preserve">. The main repository is hosted on GitHub at </w:t>
-      </w:r>
-      <w:r>
-        <w:rPr>
-          <w:rStyle w:val="SourceCodechar"/>
-        </w:rPr>
-        <w:t>github.com/bb3413/</w:t>
-      </w:r>
-      <w:r>
-        <w:rPr>
-          <w:rStyle w:val="SourceCodechar"/>
-        </w:rPr>
-        <w:t>TAXTools</w:t>
-      </w:r>
-      <w:r>
-        <w:rPr>
-          <w:rStyle w:val="SourceCodechar"/>
-        </w:rPr>
-        <w:t>.git</w:t>
-      </w:r>
-      <w:r>
-        <w:t>, and each developer has a local copy of the repository.</w:t>
-      </w:r>
-      <w:r>
-        <w:t xml:space="preserve"> </w:t>
-      </w:r>
-      <w:r>
-        <w:t xml:space="preserve">To work on </w:t>
-      </w:r>
-      <w:r>
-        <w:t xml:space="preserve">the Tax </w:t>
-      </w:r>
-      <w:r>
-        <w:t>Analysis</w:t>
-      </w:r>
-      <w:r>
-        <w:t xml:space="preserve"> Tools</w:t>
-      </w:r>
-      <w:r>
-        <w:t xml:space="preserve">, you start by </w:t>
-      </w:r>
-      <w:r>
-        <w:t xml:space="preserve">cloning </w:t>
-      </w:r>
-      <w:r>
-        <w:t>the</w:t>
-      </w:r>
-      <w:r>
-        <w:t xml:space="preserve"> repository</w:t>
-      </w:r>
-      <w:r>
-        <w:t xml:space="preserve"> on GitHub, which </w:t>
-      </w:r>
-      <w:r>
-        <w:t>create</w:t>
-      </w:r>
-      <w:r>
-        <w:rPr>
-          <w:bCs/>
-        </w:rPr>
-        <w:t>s</w:t>
-      </w:r>
-      <w:r>
-        <w:t xml:space="preserve"> a local copy that you can use to do your work. By keeping this local copy synchronized with the </w:t>
-      </w:r>
-      <w:r>
-        <w:t>main</w:t>
-      </w:r>
-      <w:r>
-        <w:t xml:space="preserve"> repository stored in GitHub, you’re able to get the latest changes</w:t>
-      </w:r>
-      <w:r>
-        <w:t xml:space="preserve"> from the main repository</w:t>
-      </w:r>
-      <w:r>
-        <w:t xml:space="preserve"> and push your updates</w:t>
-      </w:r>
-      <w:r>
-        <w:t xml:space="preserve"> back to the main repository</w:t>
-      </w:r>
-      <w:r>
-        <w:t xml:space="preserve"> so others can </w:t>
-      </w:r>
-      <w:r>
-        <w:t>use</w:t>
-      </w:r>
-      <w:r>
-        <w:t xml:space="preserve"> them.</w:t>
-      </w:r>
-      <w:r>
-        <w:t xml:space="preserve"> To</w:t>
-      </w:r>
-      <w:r>
-        <w:t xml:space="preserve"> </w:t>
-      </w:r>
-      <w:r>
-        <w:t>“clone”</w:t>
-      </w:r>
-      <w:r>
-        <w:t xml:space="preserve"> of the official repository</w:t>
-      </w:r>
-      <w:r>
-        <w:t>,</w:t>
-      </w:r>
-      <w:r>
         <w:t xml:space="preserve"> us</w:t>
       </w:r>
       <w:r>
@@ -7407,7 +8064,17 @@
         <w:pStyle w:val="SourceCode"/>
       </w:pPr>
       <w:r>
-        <w:t xml:space="preserve">$ git clone </w:t>
+        <w:t xml:space="preserve">$ </w:t>
+      </w:r>
+      <w:proofErr w:type="spellStart"/>
+      <w:proofErr w:type="gramStart"/>
+      <w:r>
+        <w:t>git</w:t>
+      </w:r>
+      <w:proofErr w:type="spellEnd"/>
+      <w:proofErr w:type="gramEnd"/>
+      <w:r>
+        <w:t xml:space="preserve"> clone </w:t>
       </w:r>
       <w:r>
         <w:t>https://github.com/bb3413/</w:t>
@@ -7583,12 +8250,14 @@
       <w:r>
         <w:t xml:space="preserve">If you use this URL to write to the repository (for example, </w:t>
       </w:r>
+      <w:proofErr w:type="spellStart"/>
       <w:r>
         <w:rPr>
           <w:rStyle w:val="SourceCodechar"/>
         </w:rPr>
         <w:t>git</w:t>
       </w:r>
+      <w:proofErr w:type="spellEnd"/>
       <w:r>
         <w:t xml:space="preserve"> </w:t>
       </w:r>
@@ -7663,12 +8332,14 @@
       <w:r>
         <w:t xml:space="preserve">Execute the </w:t>
       </w:r>
+      <w:proofErr w:type="spellStart"/>
       <w:r>
         <w:rPr>
           <w:rStyle w:val="SourceCodechar"/>
         </w:rPr>
         <w:t>ssh-keygen</w:t>
       </w:r>
+      <w:proofErr w:type="spellEnd"/>
       <w:r>
         <w:t xml:space="preserve"> command and press enter to accept the default for all the questions. This will create a public (</w:t>
       </w:r>
@@ -7694,8 +8365,16 @@
         <w:rPr>
           <w:rStyle w:val="SourceCodechar"/>
         </w:rPr>
-        <w:t>$HOME/.ssh</w:t>
-      </w:r>
+        <w:t>$HOME/.</w:t>
+      </w:r>
+      <w:proofErr w:type="spellStart"/>
+      <w:r>
+        <w:rPr>
+          <w:rStyle w:val="SourceCodechar"/>
+        </w:rPr>
+        <w:t>ssh</w:t>
+      </w:r>
+      <w:proofErr w:type="spellEnd"/>
       <w:r>
         <w:t>.</w:t>
       </w:r>
@@ -7709,7 +8388,17 @@
         <w:ind w:left="2880"/>
       </w:pPr>
       <w:r>
-        <w:t>$ ssh-keygen -t ed25519 –C “</w:t>
+        <w:t xml:space="preserve">$ </w:t>
+      </w:r>
+      <w:proofErr w:type="spellStart"/>
+      <w:proofErr w:type="gramStart"/>
+      <w:r>
+        <w:t>ssh-keygen</w:t>
+      </w:r>
+      <w:proofErr w:type="spellEnd"/>
+      <w:proofErr w:type="gramEnd"/>
+      <w:r>
+        <w:t xml:space="preserve"> -t ed25519 –C “</w:t>
       </w:r>
       <w:r>
         <w:rPr>
@@ -7727,7 +8416,23 @@
         <w:ind w:left="2880"/>
       </w:pPr>
       <w:r>
-        <w:t>$ cat $HOME/.ssh/id_</w:t>
+        <w:t xml:space="preserve">$ </w:t>
+      </w:r>
+      <w:proofErr w:type="gramStart"/>
+      <w:r>
+        <w:t>cat</w:t>
+      </w:r>
+      <w:proofErr w:type="gramEnd"/>
+      <w:r>
+        <w:t xml:space="preserve"> $HOME/.</w:t>
+      </w:r>
+      <w:proofErr w:type="spellStart"/>
+      <w:r>
+        <w:t>ssh</w:t>
+      </w:r>
+      <w:proofErr w:type="spellEnd"/>
+      <w:r>
+        <w:t>/id_</w:t>
       </w:r>
       <w:r>
         <w:t xml:space="preserve"> </w:t>
@@ -7995,13 +8700,21 @@
         <w:pStyle w:val="Body-Text"/>
       </w:pPr>
       <w:r>
-        <w:t xml:space="preserve">A branch refers to </w:t>
+        <w:t xml:space="preserve">A branch refers </w:t>
+      </w:r>
+      <w:proofErr w:type="gramStart"/>
+      <w:r>
+        <w:t xml:space="preserve">to </w:t>
       </w:r>
       <w:r>
         <w:t>a</w:t>
       </w:r>
       <w:r>
-        <w:t xml:space="preserve"> separate versions of the same code. The original version continues in one branch and a separate branch is created to keep copies of changes </w:t>
+        <w:t xml:space="preserve"> separate versions</w:t>
+      </w:r>
+      <w:proofErr w:type="gramEnd"/>
+      <w:r>
+        <w:t xml:space="preserve"> of the same code. The original version continues in one branch and a separate branch is created to keep copies of changes </w:t>
       </w:r>
       <w:r>
         <w:t xml:space="preserve">that </w:t>
@@ -8322,11 +9035,19 @@
       <w:r>
         <w:t xml:space="preserve">en using the command line (e.g., </w:t>
       </w:r>
+      <w:proofErr w:type="spellStart"/>
       <w:r>
         <w:rPr>
           <w:rStyle w:val="SourceCodechar"/>
         </w:rPr>
-        <w:t>git push</w:t>
+        <w:t>git</w:t>
+      </w:r>
+      <w:proofErr w:type="spellEnd"/>
+      <w:r>
+        <w:rPr>
+          <w:rStyle w:val="SourceCodechar"/>
+        </w:rPr>
+        <w:t xml:space="preserve"> push</w:t>
       </w:r>
       <w:r>
         <w:t xml:space="preserve"> command)</w:t>
@@ -8556,9 +9277,11 @@
       <w:r>
         <w:tab/>
       </w:r>
+      <w:proofErr w:type="spellStart"/>
       <w:r>
         <w:t>TAXTools</w:t>
       </w:r>
+      <w:proofErr w:type="spellEnd"/>
     </w:p>
     <w:p>
       <w:pPr>
@@ -8623,7 +9346,15 @@
         <w:spacing w:after="0"/>
       </w:pPr>
       <w:r>
-        <w:t>Add .gitignore:</w:t>
+        <w:t>Add .</w:t>
+      </w:r>
+      <w:proofErr w:type="spellStart"/>
+      <w:r>
+        <w:t>gitignore</w:t>
+      </w:r>
+      <w:proofErr w:type="spellEnd"/>
+      <w:r>
+        <w:t>:</w:t>
       </w:r>
       <w:r>
         <w:tab/>
@@ -8632,8 +9363,13 @@
         <w:tab/>
       </w:r>
       <w:r>
-        <w:t>No .gitignore</w:t>
-      </w:r>
+        <w:t>No .</w:t>
+      </w:r>
+      <w:proofErr w:type="spellStart"/>
+      <w:r>
+        <w:t>gitignore</w:t>
+      </w:r>
+      <w:proofErr w:type="spellEnd"/>
     </w:p>
     <w:p>
       <w:pPr>
@@ -8700,12 +9436,14 @@
       <w:r>
         <w:t>he </w:t>
       </w:r>
+      <w:proofErr w:type="spellStart"/>
       <w:r>
         <w:rPr>
           <w:rStyle w:val="SourceCodechar"/>
         </w:rPr>
         <w:t>git</w:t>
       </w:r>
+      <w:proofErr w:type="spellEnd"/>
       <w:r>
         <w:t xml:space="preserve"> </w:t>
       </w:r>
@@ -8764,8 +9502,16 @@
         <w:rPr>
           <w:rStyle w:val="SourceCodechar"/>
         </w:rPr>
-        <w:t>.git</w:t>
-      </w:r>
+        <w:t>.</w:t>
+      </w:r>
+      <w:proofErr w:type="spellStart"/>
+      <w:r>
+        <w:rPr>
+          <w:rStyle w:val="SourceCodechar"/>
+        </w:rPr>
+        <w:t>git</w:t>
+      </w:r>
+      <w:proofErr w:type="spellEnd"/>
       <w:r>
         <w:t xml:space="preserve">. This is </w:t>
       </w:r>
@@ -8779,8 +9525,19 @@
       </w:pPr>
       <w:r>
         <w:lastRenderedPageBreak/>
-        <w:t xml:space="preserve">$ cd </w:t>
-      </w:r>
+        <w:t xml:space="preserve">$ </w:t>
+      </w:r>
+      <w:proofErr w:type="spellStart"/>
+      <w:proofErr w:type="gramStart"/>
+      <w:r>
+        <w:t>cd</w:t>
+      </w:r>
+      <w:proofErr w:type="spellEnd"/>
+      <w:proofErr w:type="gramEnd"/>
+      <w:r>
+        <w:t xml:space="preserve"> </w:t>
+      </w:r>
+      <w:proofErr w:type="spellStart"/>
       <w:r>
         <w:rPr>
           <w:rStyle w:val="SourceCodenon-literal"/>
@@ -8793,13 +9550,24 @@
         </w:rPr>
         <w:t>Directory</w:t>
       </w:r>
+      <w:proofErr w:type="spellEnd"/>
     </w:p>
     <w:p>
       <w:pPr>
         <w:pStyle w:val="SourceCode"/>
       </w:pPr>
       <w:r>
-        <w:t>$ git init</w:t>
+        <w:t xml:space="preserve">$ </w:t>
+      </w:r>
+      <w:proofErr w:type="spellStart"/>
+      <w:proofErr w:type="gramStart"/>
+      <w:r>
+        <w:t>git</w:t>
+      </w:r>
+      <w:proofErr w:type="spellEnd"/>
+      <w:proofErr w:type="gramEnd"/>
+      <w:r>
+        <w:t xml:space="preserve"> init</w:t>
       </w:r>
     </w:p>
     <w:p>
@@ -8824,8 +9592,16 @@
         <w:rPr>
           <w:rStyle w:val="SourceCodechar"/>
         </w:rPr>
-        <w:t>.gitignore</w:t>
-      </w:r>
+        <w:t>.</w:t>
+      </w:r>
+      <w:proofErr w:type="spellStart"/>
+      <w:r>
+        <w:rPr>
+          <w:rStyle w:val="SourceCodechar"/>
+        </w:rPr>
+        <w:t>gitignore</w:t>
+      </w:r>
+      <w:proofErr w:type="spellEnd"/>
       <w:r>
         <w:rPr>
           <w:lang w:eastAsia="ar-SA"/>
@@ -8846,9 +9622,19 @@
       <w:r>
         <w:t xml:space="preserve">$ </w:t>
       </w:r>
-      <w:r>
-        <w:t>cat &lt;&lt;-EOF &gt;&gt;.gitignore</w:t>
-      </w:r>
+      <w:proofErr w:type="gramStart"/>
+      <w:r>
+        <w:t>cat</w:t>
+      </w:r>
+      <w:proofErr w:type="gramEnd"/>
+      <w:r>
+        <w:t xml:space="preserve"> &lt;&lt;-EOF &gt;&gt;.</w:t>
+      </w:r>
+      <w:proofErr w:type="spellStart"/>
+      <w:r>
+        <w:t>gitignore</w:t>
+      </w:r>
+      <w:proofErr w:type="spellEnd"/>
     </w:p>
     <w:p>
       <w:pPr>
@@ -8858,8 +9644,13 @@
       <w:r>
         <w:t xml:space="preserve"># </w:t>
       </w:r>
-      <w:r>
-        <w:t>DreamWeaver status files</w:t>
+      <w:proofErr w:type="spellStart"/>
+      <w:r>
+        <w:t>DreamWeaver</w:t>
+      </w:r>
+      <w:proofErr w:type="spellEnd"/>
+      <w:r>
+        <w:t xml:space="preserve"> status files</w:t>
       </w:r>
     </w:p>
     <w:p>
@@ -8924,8 +9715,13 @@
         <w:pStyle w:val="SourceCode"/>
         <w:ind w:left="2160"/>
       </w:pPr>
-      <w:r>
-        <w:t>nodes_modules/</w:t>
+      <w:proofErr w:type="spellStart"/>
+      <w:r>
+        <w:t>nodes_modules</w:t>
+      </w:r>
+      <w:proofErr w:type="spellEnd"/>
+      <w:r>
+        <w:t>/</w:t>
       </w:r>
     </w:p>
     <w:p>
@@ -8948,18 +9744,27 @@
         <w:pStyle w:val="SourceCode"/>
         <w:ind w:left="2160"/>
       </w:pPr>
+      <w:proofErr w:type="spellStart"/>
       <w:r>
         <w:t>package.json</w:t>
       </w:r>
+      <w:proofErr w:type="spellEnd"/>
     </w:p>
     <w:p>
       <w:pPr>
         <w:pStyle w:val="SourceCode"/>
         <w:ind w:left="2160"/>
       </w:pPr>
-      <w:r>
-        <w:t>package-lock.json</w:t>
-      </w:r>
+      <w:proofErr w:type="gramStart"/>
+      <w:r>
+        <w:t>package-</w:t>
+      </w:r>
+      <w:proofErr w:type="spellStart"/>
+      <w:r>
+        <w:t>lock.json</w:t>
+      </w:r>
+      <w:proofErr w:type="spellEnd"/>
+      <w:proofErr w:type="gramEnd"/>
     </w:p>
     <w:p>
       <w:pPr>
@@ -8973,7 +9778,15 @@
         <w:ind w:left="2160"/>
       </w:pPr>
       <w:r>
-        <w:t># ESLint configuration file</w:t>
+        <w:t xml:space="preserve"># </w:t>
+      </w:r>
+      <w:proofErr w:type="spellStart"/>
+      <w:r>
+        <w:t>ESLint</w:t>
+      </w:r>
+      <w:proofErr w:type="spellEnd"/>
+      <w:r>
+        <w:t xml:space="preserve"> configuration file</w:t>
       </w:r>
     </w:p>
     <w:p>
@@ -8981,9 +9794,11 @@
         <w:pStyle w:val="SourceCode"/>
         <w:ind w:left="2160"/>
       </w:pPr>
+      <w:proofErr w:type="spellStart"/>
       <w:r>
         <w:t>eslint.config.mjs</w:t>
       </w:r>
+      <w:proofErr w:type="spellEnd"/>
     </w:p>
     <w:p>
       <w:pPr>
@@ -9015,12 +9830,14 @@
       <w:r>
         <w:t xml:space="preserve">files to the repository. The </w:t>
       </w:r>
+      <w:proofErr w:type="spellStart"/>
       <w:r>
         <w:rPr>
           <w:rStyle w:val="SourceCodechar"/>
         </w:rPr>
         <w:t>git</w:t>
       </w:r>
+      <w:proofErr w:type="spellEnd"/>
       <w:r>
         <w:t xml:space="preserve"> </w:t>
       </w:r>
@@ -9081,7 +9898,17 @@
         <w:pStyle w:val="SourceCode"/>
       </w:pPr>
       <w:r>
-        <w:t>$ git add .</w:t>
+        <w:t xml:space="preserve">$ </w:t>
+      </w:r>
+      <w:proofErr w:type="spellStart"/>
+      <w:proofErr w:type="gramStart"/>
+      <w:r>
+        <w:t>git</w:t>
+      </w:r>
+      <w:proofErr w:type="spellEnd"/>
+      <w:proofErr w:type="gramEnd"/>
+      <w:r>
+        <w:t xml:space="preserve"> add .</w:t>
       </w:r>
     </w:p>
     <w:p>
@@ -9089,7 +9916,17 @@
         <w:pStyle w:val="SourceCode"/>
       </w:pPr>
       <w:r>
-        <w:t>$ git commit –m “Initial commit.”</w:t>
+        <w:t xml:space="preserve">$ </w:t>
+      </w:r>
+      <w:proofErr w:type="spellStart"/>
+      <w:proofErr w:type="gramStart"/>
+      <w:r>
+        <w:t>git</w:t>
+      </w:r>
+      <w:proofErr w:type="spellEnd"/>
+      <w:proofErr w:type="gramEnd"/>
+      <w:r>
+        <w:t xml:space="preserve"> commit –m “Initial commit.”</w:t>
       </w:r>
     </w:p>
     <w:p>
@@ -9120,12 +9957,23 @@
         </w:rPr>
         <w:t xml:space="preserve">$ </w:t>
       </w:r>
+      <w:proofErr w:type="spellStart"/>
+      <w:proofErr w:type="gramStart"/>
       <w:r>
         <w:rPr>
           <w:rStyle w:val="user-select-contain"/>
           <w:szCs w:val="12"/>
         </w:rPr>
-        <w:t xml:space="preserve">git branch -M </w:t>
+        <w:t>git</w:t>
+      </w:r>
+      <w:proofErr w:type="spellEnd"/>
+      <w:proofErr w:type="gramEnd"/>
+      <w:r>
+        <w:rPr>
+          <w:rStyle w:val="user-select-contain"/>
+          <w:szCs w:val="12"/>
+        </w:rPr>
+        <w:t xml:space="preserve"> branch -M </w:t>
       </w:r>
       <w:r>
         <w:t>main</w:t>
@@ -9165,8 +10013,19 @@
         <w:pStyle w:val="SourceCode"/>
       </w:pPr>
       <w:r>
-        <w:t xml:space="preserve">$ git tag </w:t>
-      </w:r>
+        <w:t xml:space="preserve">$ </w:t>
+      </w:r>
+      <w:proofErr w:type="spellStart"/>
+      <w:proofErr w:type="gramStart"/>
+      <w:r>
+        <w:t>git</w:t>
+      </w:r>
+      <w:proofErr w:type="spellEnd"/>
+      <w:proofErr w:type="gramEnd"/>
+      <w:r>
+        <w:t xml:space="preserve"> tag </w:t>
+      </w:r>
+      <w:proofErr w:type="spellStart"/>
       <w:r>
         <w:rPr>
           <w:rStyle w:val="SourceCodenon-literal"/>
@@ -9191,6 +10050,7 @@
         </w:rPr>
         <w:t>umber</w:t>
       </w:r>
+      <w:proofErr w:type="spellEnd"/>
       <w:r>
         <w:tab/>
         <w:t xml:space="preserve"># e.g., </w:t>
@@ -9242,12 +10102,14 @@
       <w:r>
         <w:t xml:space="preserve">The </w:t>
       </w:r>
+      <w:proofErr w:type="spellStart"/>
       <w:r>
         <w:rPr>
           <w:rStyle w:val="SourceCodechar"/>
         </w:rPr>
         <w:t>git</w:t>
       </w:r>
+      <w:proofErr w:type="spellEnd"/>
       <w:r>
         <w:t xml:space="preserve"> </w:t>
       </w:r>
@@ -9275,7 +10137,17 @@
         <w:pStyle w:val="SourceCode"/>
       </w:pPr>
       <w:r>
-        <w:t xml:space="preserve">$ git </w:t>
+        <w:t xml:space="preserve">$ </w:t>
+      </w:r>
+      <w:proofErr w:type="spellStart"/>
+      <w:proofErr w:type="gramStart"/>
+      <w:r>
+        <w:t>git</w:t>
+      </w:r>
+      <w:proofErr w:type="spellEnd"/>
+      <w:proofErr w:type="gramEnd"/>
+      <w:r>
+        <w:t xml:space="preserve"> </w:t>
       </w:r>
       <w:r>
         <w:t xml:space="preserve">remote add origin </w:t>
@@ -9295,13 +10167,31 @@
         <w:pStyle w:val="SourceCode"/>
       </w:pPr>
       <w:r>
-        <w:t xml:space="preserve">$ git </w:t>
-      </w:r>
-      <w:r>
-        <w:t>remote add origin</w:t>
-      </w:r>
-      <w:r>
-        <w:t xml:space="preserve">SSH </w:t>
+        <w:t xml:space="preserve">$ </w:t>
+      </w:r>
+      <w:proofErr w:type="spellStart"/>
+      <w:proofErr w:type="gramStart"/>
+      <w:r>
+        <w:t>git</w:t>
+      </w:r>
+      <w:proofErr w:type="spellEnd"/>
+      <w:proofErr w:type="gramEnd"/>
+      <w:r>
+        <w:t xml:space="preserve"> </w:t>
+      </w:r>
+      <w:r>
+        <w:t xml:space="preserve">remote add </w:t>
+      </w:r>
+      <w:proofErr w:type="spellStart"/>
+      <w:r>
+        <w:t>origin</w:t>
+      </w:r>
+      <w:r>
+        <w:t>SSH</w:t>
+      </w:r>
+      <w:proofErr w:type="spellEnd"/>
+      <w:r>
+        <w:t xml:space="preserve"> </w:t>
       </w:r>
       <w:r>
         <w:t>git@github.com:bb3413/</w:t>
@@ -9318,14 +10208,29 @@
         <w:pStyle w:val="SourceCode"/>
       </w:pPr>
       <w:r>
-        <w:t xml:space="preserve">$ git </w:t>
-      </w:r>
-      <w:r>
-        <w:t>remote add origin</w:t>
+        <w:t xml:space="preserve">$ </w:t>
+      </w:r>
+      <w:proofErr w:type="spellStart"/>
+      <w:proofErr w:type="gramStart"/>
+      <w:r>
+        <w:t>git</w:t>
+      </w:r>
+      <w:proofErr w:type="spellEnd"/>
+      <w:proofErr w:type="gramEnd"/>
+      <w:r>
+        <w:t xml:space="preserve"> </w:t>
+      </w:r>
+      <w:r>
+        <w:t xml:space="preserve">remote add </w:t>
+      </w:r>
+      <w:proofErr w:type="spellStart"/>
+      <w:r>
+        <w:t>origin</w:t>
       </w:r>
       <w:r>
         <w:t>HTML</w:t>
       </w:r>
+      <w:proofErr w:type="spellEnd"/>
       <w:r>
         <w:t xml:space="preserve"> </w:t>
       </w:r>
@@ -9442,12 +10347,14 @@
       <w:r>
         <w:t> </w:t>
       </w:r>
+      <w:proofErr w:type="spellStart"/>
       <w:r>
         <w:rPr>
           <w:rStyle w:val="SourceCodechar"/>
         </w:rPr>
         <w:t>git</w:t>
       </w:r>
+      <w:proofErr w:type="spellEnd"/>
       <w:r>
         <w:t xml:space="preserve"> </w:t>
       </w:r>
@@ -9460,12 +10367,14 @@
       <w:r>
         <w:t> and </w:t>
       </w:r>
+      <w:proofErr w:type="spellStart"/>
       <w:r>
         <w:rPr>
           <w:rStyle w:val="SourceCodechar"/>
         </w:rPr>
         <w:t>git</w:t>
       </w:r>
+      <w:proofErr w:type="spellEnd"/>
       <w:r>
         <w:t xml:space="preserve"> </w:t>
       </w:r>
@@ -9493,7 +10402,17 @@
         <w:pStyle w:val="SourceCode"/>
       </w:pPr>
       <w:r>
-        <w:t>$ git push –u origin main</w:t>
+        <w:t xml:space="preserve">$ </w:t>
+      </w:r>
+      <w:proofErr w:type="spellStart"/>
+      <w:proofErr w:type="gramStart"/>
+      <w:r>
+        <w:t>git</w:t>
+      </w:r>
+      <w:proofErr w:type="spellEnd"/>
+      <w:proofErr w:type="gramEnd"/>
+      <w:r>
+        <w:t xml:space="preserve"> push –u origin main</w:t>
       </w:r>
     </w:p>
     <w:p>
@@ -9501,7 +10420,17 @@
         <w:pStyle w:val="SourceCode"/>
       </w:pPr>
       <w:r>
-        <w:t>$ git push origin</w:t>
+        <w:t xml:space="preserve">$ </w:t>
+      </w:r>
+      <w:proofErr w:type="spellStart"/>
+      <w:proofErr w:type="gramStart"/>
+      <w:r>
+        <w:t>git</w:t>
+      </w:r>
+      <w:proofErr w:type="spellEnd"/>
+      <w:proofErr w:type="gramEnd"/>
+      <w:r>
+        <w:t xml:space="preserve"> push origin</w:t>
       </w:r>
       <w:r>
         <w:rPr>
@@ -9534,7 +10463,17 @@
         <w:pStyle w:val="SourceCode"/>
       </w:pPr>
       <w:r>
-        <w:t>$ git branch develop</w:t>
+        <w:t xml:space="preserve">$ </w:t>
+      </w:r>
+      <w:proofErr w:type="spellStart"/>
+      <w:proofErr w:type="gramStart"/>
+      <w:r>
+        <w:t>git</w:t>
+      </w:r>
+      <w:proofErr w:type="spellEnd"/>
+      <w:proofErr w:type="gramEnd"/>
+      <w:r>
+        <w:t xml:space="preserve"> branch develop</w:t>
       </w:r>
     </w:p>
     <w:p>
@@ -9542,7 +10481,17 @@
         <w:pStyle w:val="SourceCode"/>
       </w:pPr>
       <w:r>
-        <w:t>$ git switch develop</w:t>
+        <w:t xml:space="preserve">$ </w:t>
+      </w:r>
+      <w:proofErr w:type="spellStart"/>
+      <w:proofErr w:type="gramStart"/>
+      <w:r>
+        <w:t>git</w:t>
+      </w:r>
+      <w:proofErr w:type="spellEnd"/>
+      <w:proofErr w:type="gramEnd"/>
+      <w:r>
+        <w:t xml:space="preserve"> switch develop</w:t>
       </w:r>
     </w:p>
     <w:p>
@@ -9575,7 +10524,17 @@
         <w:pStyle w:val="SourceCode"/>
       </w:pPr>
       <w:r>
-        <w:t>$ git add .</w:t>
+        <w:t xml:space="preserve">$ </w:t>
+      </w:r>
+      <w:proofErr w:type="spellStart"/>
+      <w:proofErr w:type="gramStart"/>
+      <w:r>
+        <w:t>git</w:t>
+      </w:r>
+      <w:proofErr w:type="spellEnd"/>
+      <w:proofErr w:type="gramEnd"/>
+      <w:r>
+        <w:t xml:space="preserve"> add .</w:t>
       </w:r>
     </w:p>
     <w:p>
@@ -9583,7 +10542,17 @@
         <w:pStyle w:val="SourceCode"/>
       </w:pPr>
       <w:r>
-        <w:t>$ git commit –m “Create new development version.”</w:t>
+        <w:t xml:space="preserve">$ </w:t>
+      </w:r>
+      <w:proofErr w:type="spellStart"/>
+      <w:proofErr w:type="gramStart"/>
+      <w:r>
+        <w:t>git</w:t>
+      </w:r>
+      <w:proofErr w:type="spellEnd"/>
+      <w:proofErr w:type="gramEnd"/>
+      <w:r>
+        <w:t xml:space="preserve"> commit –m “Create new development version.”</w:t>
       </w:r>
     </w:p>
     <w:p>
@@ -9600,7 +10569,15 @@
         </w:numPr>
       </w:pPr>
       <w:r>
-        <w:t>Push the development branch to GitGub.</w:t>
+        <w:t xml:space="preserve">Push the development branch to </w:t>
+      </w:r>
+      <w:proofErr w:type="spellStart"/>
+      <w:r>
+        <w:t>GitGub</w:t>
+      </w:r>
+      <w:proofErr w:type="spellEnd"/>
+      <w:r>
+        <w:t>.</w:t>
       </w:r>
       <w:r>
         <w:t xml:space="preserve"> T</w:t>
@@ -9671,7 +10648,17 @@
         <w:pStyle w:val="SourceCode"/>
       </w:pPr>
       <w:r>
-        <w:t>$ git push –u origin develop</w:t>
+        <w:t xml:space="preserve">$ </w:t>
+      </w:r>
+      <w:proofErr w:type="spellStart"/>
+      <w:proofErr w:type="gramStart"/>
+      <w:r>
+        <w:t>git</w:t>
+      </w:r>
+      <w:proofErr w:type="spellEnd"/>
+      <w:proofErr w:type="gramEnd"/>
+      <w:r>
+        <w:t xml:space="preserve"> push –u origin develop</w:t>
       </w:r>
     </w:p>
     <w:p>
@@ -9789,21 +10776,25 @@
       <w:r>
         <w:t>The </w:t>
       </w:r>
+      <w:proofErr w:type="spellStart"/>
       <w:r>
         <w:rPr>
           <w:rStyle w:val="SourceCodechar"/>
         </w:rPr>
         <w:t>git</w:t>
       </w:r>
+      <w:proofErr w:type="spellEnd"/>
       <w:r>
         <w:t xml:space="preserve"> </w:t>
       </w:r>
+      <w:proofErr w:type="spellStart"/>
       <w:r>
         <w:rPr>
           <w:rStyle w:val="SourceCodechar"/>
         </w:rPr>
         <w:t>config</w:t>
       </w:r>
+      <w:proofErr w:type="spellEnd"/>
       <w:r>
         <w:t> command allows you to set Git configuration values</w:t>
       </w:r>
@@ -9888,13 +10879,35 @@
         <w:rPr>
           <w:rStyle w:val="SourceCodechar"/>
         </w:rPr>
-        <w:t>$HOME/.gitconfig</w:t>
-      </w:r>
-      <w:r>
-        <w:rPr>
-          <w:lang w:eastAsia="ar-SA"/>
-        </w:rPr>
-        <w:t>, and</w:t>
+        <w:t>$</w:t>
+      </w:r>
+      <w:proofErr w:type="gramStart"/>
+      <w:r>
+        <w:rPr>
+          <w:rStyle w:val="SourceCodechar"/>
+        </w:rPr>
+        <w:t>HOME/.</w:t>
+      </w:r>
+      <w:proofErr w:type="spellStart"/>
+      <w:r>
+        <w:rPr>
+          <w:rStyle w:val="SourceCodechar"/>
+        </w:rPr>
+        <w:t>gitconfig</w:t>
+      </w:r>
+      <w:proofErr w:type="spellEnd"/>
+      <w:r>
+        <w:rPr>
+          <w:lang w:eastAsia="ar-SA"/>
+        </w:rPr>
+        <w:t>,</w:t>
+      </w:r>
+      <w:proofErr w:type="gramEnd"/>
+      <w:r>
+        <w:rPr>
+          <w:lang w:eastAsia="ar-SA"/>
+        </w:rPr>
+        <w:t xml:space="preserve"> and</w:t>
       </w:r>
       <w:r>
         <w:rPr>
@@ -9912,14 +10925,30 @@
         <w:rPr>
           <w:rStyle w:val="SourceCodechar"/>
         </w:rPr>
-        <w:t>.git/</w:t>
-      </w:r>
+        <w:t>.</w:t>
+      </w:r>
+      <w:proofErr w:type="spellStart"/>
       <w:r>
         <w:rPr>
           <w:rStyle w:val="SourceCodechar"/>
         </w:rPr>
+        <w:t>git</w:t>
+      </w:r>
+      <w:proofErr w:type="spellEnd"/>
+      <w:r>
+        <w:rPr>
+          <w:rStyle w:val="SourceCodechar"/>
+        </w:rPr>
+        <w:t>/</w:t>
+      </w:r>
+      <w:proofErr w:type="spellStart"/>
+      <w:r>
+        <w:rPr>
+          <w:rStyle w:val="SourceCodechar"/>
+        </w:rPr>
         <w:t>config</w:t>
       </w:r>
+      <w:proofErr w:type="spellEnd"/>
       <w:r>
         <w:rPr>
           <w:lang w:eastAsia="ar-SA"/>
@@ -9954,7 +10983,37 @@
         <w:rPr>
           <w:lang w:eastAsia="ar-SA"/>
         </w:rPr>
-        <w:t>$ git config –-global user.name “</w:t>
+        <w:t xml:space="preserve">$ </w:t>
+      </w:r>
+      <w:proofErr w:type="spellStart"/>
+      <w:proofErr w:type="gramStart"/>
+      <w:r>
+        <w:rPr>
+          <w:lang w:eastAsia="ar-SA"/>
+        </w:rPr>
+        <w:t>git</w:t>
+      </w:r>
+      <w:proofErr w:type="spellEnd"/>
+      <w:proofErr w:type="gramEnd"/>
+      <w:r>
+        <w:rPr>
+          <w:lang w:eastAsia="ar-SA"/>
+        </w:rPr>
+        <w:t xml:space="preserve"> </w:t>
+      </w:r>
+      <w:proofErr w:type="spellStart"/>
+      <w:r>
+        <w:rPr>
+          <w:lang w:eastAsia="ar-SA"/>
+        </w:rPr>
+        <w:t>config</w:t>
+      </w:r>
+      <w:proofErr w:type="spellEnd"/>
+      <w:r>
+        <w:rPr>
+          <w:lang w:eastAsia="ar-SA"/>
+        </w:rPr>
+        <w:t xml:space="preserve"> –-global user.name “</w:t>
       </w:r>
       <w:r>
         <w:rPr>
@@ -9986,7 +11045,51 @@
         <w:rPr>
           <w:lang w:eastAsia="ar-SA"/>
         </w:rPr>
-        <w:t>$ git config –-global user.email “</w:t>
+        <w:t xml:space="preserve">$ </w:t>
+      </w:r>
+      <w:proofErr w:type="spellStart"/>
+      <w:proofErr w:type="gramStart"/>
+      <w:r>
+        <w:rPr>
+          <w:lang w:eastAsia="ar-SA"/>
+        </w:rPr>
+        <w:t>git</w:t>
+      </w:r>
+      <w:proofErr w:type="spellEnd"/>
+      <w:proofErr w:type="gramEnd"/>
+      <w:r>
+        <w:rPr>
+          <w:lang w:eastAsia="ar-SA"/>
+        </w:rPr>
+        <w:t xml:space="preserve"> </w:t>
+      </w:r>
+      <w:proofErr w:type="spellStart"/>
+      <w:r>
+        <w:rPr>
+          <w:lang w:eastAsia="ar-SA"/>
+        </w:rPr>
+        <w:t>config</w:t>
+      </w:r>
+      <w:proofErr w:type="spellEnd"/>
+      <w:r>
+        <w:rPr>
+          <w:lang w:eastAsia="ar-SA"/>
+        </w:rPr>
+        <w:t xml:space="preserve"> –-global </w:t>
+      </w:r>
+      <w:proofErr w:type="spellStart"/>
+      <w:r>
+        <w:rPr>
+          <w:lang w:eastAsia="ar-SA"/>
+        </w:rPr>
+        <w:t>user.email</w:t>
+      </w:r>
+      <w:proofErr w:type="spellEnd"/>
+      <w:r>
+        <w:rPr>
+          <w:lang w:eastAsia="ar-SA"/>
+        </w:rPr>
+        <w:t xml:space="preserve"> “</w:t>
       </w:r>
       <w:r>
         <w:rPr>
@@ -10016,11 +11119,19 @@
           <w:lang w:eastAsia="ar-SA"/>
         </w:rPr>
       </w:pPr>
-      <w:r>
-        <w:rPr>
-          <w:lang w:eastAsia="ar-SA"/>
-        </w:rPr>
-        <w:t xml:space="preserve">The default name for the initial branch when creating a Git repository is “master”. This term is deemed improper so it is recommended </w:t>
+      <w:proofErr w:type="gramStart"/>
+      <w:r>
+        <w:rPr>
+          <w:lang w:eastAsia="ar-SA"/>
+        </w:rPr>
+        <w:t>The default name for the initial branch when creating a Git repository is “master”.</w:t>
+      </w:r>
+      <w:proofErr w:type="gramEnd"/>
+      <w:r>
+        <w:rPr>
+          <w:lang w:eastAsia="ar-SA"/>
+        </w:rPr>
+        <w:t xml:space="preserve"> This term is deemed improper so it is recommended </w:t>
       </w:r>
       <w:r>
         <w:rPr>
@@ -10054,11 +11165,49 @@
         </w:rPr>
         <w:t xml:space="preserve">$ </w:t>
       </w:r>
-      <w:r>
-        <w:rPr>
-          <w:lang w:eastAsia="ar-SA"/>
-        </w:rPr>
-        <w:t xml:space="preserve">git config --global init.defaultBranch </w:t>
+      <w:proofErr w:type="spellStart"/>
+      <w:proofErr w:type="gramStart"/>
+      <w:r>
+        <w:rPr>
+          <w:lang w:eastAsia="ar-SA"/>
+        </w:rPr>
+        <w:t>git</w:t>
+      </w:r>
+      <w:proofErr w:type="spellEnd"/>
+      <w:proofErr w:type="gramEnd"/>
+      <w:r>
+        <w:rPr>
+          <w:lang w:eastAsia="ar-SA"/>
+        </w:rPr>
+        <w:t xml:space="preserve"> </w:t>
+      </w:r>
+      <w:proofErr w:type="spellStart"/>
+      <w:r>
+        <w:rPr>
+          <w:lang w:eastAsia="ar-SA"/>
+        </w:rPr>
+        <w:t>config</w:t>
+      </w:r>
+      <w:proofErr w:type="spellEnd"/>
+      <w:r>
+        <w:rPr>
+          <w:lang w:eastAsia="ar-SA"/>
+        </w:rPr>
+        <w:t xml:space="preserve"> --global </w:t>
+      </w:r>
+      <w:proofErr w:type="spellStart"/>
+      <w:r>
+        <w:rPr>
+          <w:lang w:eastAsia="ar-SA"/>
+        </w:rPr>
+        <w:t>init.defaultBranch</w:t>
+      </w:r>
+      <w:proofErr w:type="spellEnd"/>
+      <w:r>
+        <w:rPr>
+          <w:lang w:eastAsia="ar-SA"/>
+        </w:rPr>
+        <w:t xml:space="preserve"> </w:t>
       </w:r>
       <w:r>
         <w:rPr>
@@ -10144,11 +11293,49 @@
         </w:rPr>
         <w:t xml:space="preserve">$ </w:t>
       </w:r>
-      <w:r>
-        <w:rPr>
-          <w:lang w:eastAsia="ar-SA"/>
-        </w:rPr>
-        <w:t xml:space="preserve">git config --global --add safe.directory </w:t>
+      <w:proofErr w:type="spellStart"/>
+      <w:proofErr w:type="gramStart"/>
+      <w:r>
+        <w:rPr>
+          <w:lang w:eastAsia="ar-SA"/>
+        </w:rPr>
+        <w:t>git</w:t>
+      </w:r>
+      <w:proofErr w:type="spellEnd"/>
+      <w:proofErr w:type="gramEnd"/>
+      <w:r>
+        <w:rPr>
+          <w:lang w:eastAsia="ar-SA"/>
+        </w:rPr>
+        <w:t xml:space="preserve"> </w:t>
+      </w:r>
+      <w:proofErr w:type="spellStart"/>
+      <w:r>
+        <w:rPr>
+          <w:lang w:eastAsia="ar-SA"/>
+        </w:rPr>
+        <w:t>config</w:t>
+      </w:r>
+      <w:proofErr w:type="spellEnd"/>
+      <w:r>
+        <w:rPr>
+          <w:lang w:eastAsia="ar-SA"/>
+        </w:rPr>
+        <w:t xml:space="preserve"> --global --add </w:t>
+      </w:r>
+      <w:proofErr w:type="spellStart"/>
+      <w:r>
+        <w:rPr>
+          <w:lang w:eastAsia="ar-SA"/>
+        </w:rPr>
+        <w:t>safe.directory</w:t>
+      </w:r>
+      <w:proofErr w:type="spellEnd"/>
+      <w:r>
+        <w:rPr>
+          <w:lang w:eastAsia="ar-SA"/>
+        </w:rPr>
+        <w:t xml:space="preserve"> </w:t>
       </w:r>
       <w:r>
         <w:rPr>
@@ -10169,8 +11356,37 @@
         <w:rPr>
           <w:lang w:eastAsia="ar-SA"/>
         </w:rPr>
-        <w:t>'/mnt/g/My Drive/Documents/VSCode/</w:t>
-      </w:r>
+        <w:t>'/</w:t>
+      </w:r>
+      <w:proofErr w:type="spellStart"/>
+      <w:r>
+        <w:rPr>
+          <w:lang w:eastAsia="ar-SA"/>
+        </w:rPr>
+        <w:t>mnt</w:t>
+      </w:r>
+      <w:proofErr w:type="spellEnd"/>
+      <w:r>
+        <w:rPr>
+          <w:lang w:eastAsia="ar-SA"/>
+        </w:rPr>
+        <w:t>/g/My Drive/Documents/</w:t>
+      </w:r>
+      <w:proofErr w:type="spellStart"/>
+      <w:r>
+        <w:rPr>
+          <w:lang w:eastAsia="ar-SA"/>
+        </w:rPr>
+        <w:t>VSCode</w:t>
+      </w:r>
+      <w:proofErr w:type="spellEnd"/>
+      <w:r>
+        <w:rPr>
+          <w:lang w:eastAsia="ar-SA"/>
+        </w:rPr>
+        <w:t>/</w:t>
+      </w:r>
+      <w:proofErr w:type="spellStart"/>
       <w:r>
         <w:rPr>
           <w:lang w:eastAsia="ar-SA"/>
@@ -10181,7 +11397,14 @@
         <w:rPr>
           <w:lang w:eastAsia="ar-SA"/>
         </w:rPr>
-        <w:t>Dev'</w:t>
+        <w:t>Dev</w:t>
+      </w:r>
+      <w:proofErr w:type="spellEnd"/>
+      <w:r>
+        <w:rPr>
+          <w:lang w:eastAsia="ar-SA"/>
+        </w:rPr>
+        <w:t>'</w:t>
       </w:r>
     </w:p>
     <w:p>
@@ -10321,12 +11544,14 @@
         </w:rPr>
         <w:t>Git command to clone the repository. This will create a subdirectory named “</w:t>
       </w:r>
+      <w:proofErr w:type="spellStart"/>
       <w:r>
         <w:rPr>
           <w:lang w:eastAsia="ar-SA"/>
         </w:rPr>
         <w:t>TAXTools</w:t>
       </w:r>
+      <w:proofErr w:type="spellEnd"/>
       <w:r>
         <w:rPr>
           <w:lang w:eastAsia="ar-SA"/>
@@ -10360,7 +11585,23 @@
         <w:rPr>
           <w:lang w:eastAsia="ar-SA"/>
         </w:rPr>
-        <w:t xml:space="preserve">$ cd </w:t>
+        <w:t xml:space="preserve">$ </w:t>
+      </w:r>
+      <w:proofErr w:type="spellStart"/>
+      <w:proofErr w:type="gramStart"/>
+      <w:r>
+        <w:rPr>
+          <w:lang w:eastAsia="ar-SA"/>
+        </w:rPr>
+        <w:t>cd</w:t>
+      </w:r>
+      <w:proofErr w:type="spellEnd"/>
+      <w:proofErr w:type="gramEnd"/>
+      <w:r>
+        <w:rPr>
+          <w:lang w:eastAsia="ar-SA"/>
+        </w:rPr>
+        <w:t xml:space="preserve"> </w:t>
       </w:r>
       <w:r>
         <w:rPr>
@@ -10386,7 +11627,23 @@
         <w:rPr>
           <w:lang w:eastAsia="ar-SA"/>
         </w:rPr>
-        <w:t xml:space="preserve">$ git clone </w:t>
+        <w:t xml:space="preserve">$ </w:t>
+      </w:r>
+      <w:proofErr w:type="spellStart"/>
+      <w:proofErr w:type="gramStart"/>
+      <w:r>
+        <w:rPr>
+          <w:lang w:eastAsia="ar-SA"/>
+        </w:rPr>
+        <w:t>git</w:t>
+      </w:r>
+      <w:proofErr w:type="spellEnd"/>
+      <w:proofErr w:type="gramEnd"/>
+      <w:r>
+        <w:rPr>
+          <w:lang w:eastAsia="ar-SA"/>
+        </w:rPr>
+        <w:t xml:space="preserve"> clone </w:t>
       </w:r>
       <w:r>
         <w:rPr>
@@ -10602,12 +11859,14 @@
         </w:rPr>
         <w:t xml:space="preserve"> local repository with the files on the remote repository, use the </w:t>
       </w:r>
+      <w:proofErr w:type="spellStart"/>
       <w:r>
         <w:rPr>
           <w:rStyle w:val="SourceCodechar"/>
         </w:rPr>
         <w:t>git</w:t>
       </w:r>
+      <w:proofErr w:type="spellEnd"/>
       <w:r>
         <w:rPr>
           <w:lang w:eastAsia="ar-SA"/>
@@ -10634,8 +11893,15 @@
       <w:r>
         <w:t xml:space="preserve">$ </w:t>
       </w:r>
-      <w:r>
-        <w:t xml:space="preserve">git switch </w:t>
+      <w:proofErr w:type="spellStart"/>
+      <w:proofErr w:type="gramStart"/>
+      <w:r>
+        <w:t>git</w:t>
+      </w:r>
+      <w:proofErr w:type="spellEnd"/>
+      <w:proofErr w:type="gramEnd"/>
+      <w:r>
+        <w:t xml:space="preserve"> switch </w:t>
       </w:r>
       <w:r>
         <w:rPr>
@@ -10658,8 +11924,15 @@
       <w:r>
         <w:t xml:space="preserve">$ </w:t>
       </w:r>
-      <w:r>
-        <w:t>git pull</w:t>
+      <w:proofErr w:type="spellStart"/>
+      <w:proofErr w:type="gramStart"/>
+      <w:r>
+        <w:t>git</w:t>
+      </w:r>
+      <w:proofErr w:type="spellEnd"/>
+      <w:proofErr w:type="gramEnd"/>
+      <w:r>
+        <w:t xml:space="preserve"> pull</w:t>
       </w:r>
     </w:p>
     <w:p>
@@ -10703,7 +11976,17 @@
         <w:pStyle w:val="SourceCode"/>
       </w:pPr>
       <w:r>
-        <w:t>$ git status</w:t>
+        <w:t xml:space="preserve">$ </w:t>
+      </w:r>
+      <w:proofErr w:type="spellStart"/>
+      <w:proofErr w:type="gramStart"/>
+      <w:r>
+        <w:t>git</w:t>
+      </w:r>
+      <w:proofErr w:type="spellEnd"/>
+      <w:proofErr w:type="gramEnd"/>
+      <w:r>
+        <w:t xml:space="preserve"> status</w:t>
       </w:r>
       <w:r>
         <w:tab/>
@@ -10720,8 +12003,15 @@
       <w:r>
         <w:t xml:space="preserve">$ </w:t>
       </w:r>
-      <w:r>
-        <w:t>git show</w:t>
+      <w:proofErr w:type="spellStart"/>
+      <w:proofErr w:type="gramStart"/>
+      <w:r>
+        <w:t>git</w:t>
+      </w:r>
+      <w:proofErr w:type="spellEnd"/>
+      <w:proofErr w:type="gramEnd"/>
+      <w:r>
+        <w:t xml:space="preserve"> show</w:t>
       </w:r>
       <w:r>
         <w:tab/>
@@ -10739,7 +12029,17 @@
         <w:pStyle w:val="SourceCode"/>
       </w:pPr>
       <w:r>
-        <w:t>$ git log</w:t>
+        <w:t xml:space="preserve">$ </w:t>
+      </w:r>
+      <w:proofErr w:type="spellStart"/>
+      <w:proofErr w:type="gramStart"/>
+      <w:r>
+        <w:t>git</w:t>
+      </w:r>
+      <w:proofErr w:type="spellEnd"/>
+      <w:proofErr w:type="gramEnd"/>
+      <w:r>
+        <w:t xml:space="preserve"> log</w:t>
       </w:r>
       <w:r>
         <w:tab/>
@@ -10769,7 +12069,17 @@
         <w:pStyle w:val="SourceCode"/>
       </w:pPr>
       <w:r>
-        <w:t>$ git diff</w:t>
+        <w:t xml:space="preserve">$ </w:t>
+      </w:r>
+      <w:proofErr w:type="spellStart"/>
+      <w:proofErr w:type="gramStart"/>
+      <w:r>
+        <w:t>git</w:t>
+      </w:r>
+      <w:proofErr w:type="spellEnd"/>
+      <w:proofErr w:type="gramEnd"/>
+      <w:r>
+        <w:t xml:space="preserve"> diff</w:t>
       </w:r>
       <w:r>
         <w:tab/>
@@ -10797,12 +12107,14 @@
       <w:r>
         <w:t xml:space="preserve">ou can use </w:t>
       </w:r>
+      <w:proofErr w:type="spellStart"/>
       <w:r>
         <w:rPr>
           <w:rStyle w:val="SourceCodechar"/>
         </w:rPr>
         <w:t>git</w:t>
       </w:r>
+      <w:proofErr w:type="spellEnd"/>
       <w:r>
         <w:t xml:space="preserve"> </w:t>
       </w:r>
@@ -10821,7 +12133,17 @@
         <w:pStyle w:val="SourceCode"/>
       </w:pPr>
       <w:r>
-        <w:t>$ cd $TAXTOOLS</w:t>
+        <w:t xml:space="preserve">$ </w:t>
+      </w:r>
+      <w:proofErr w:type="spellStart"/>
+      <w:proofErr w:type="gramStart"/>
+      <w:r>
+        <w:t>cd</w:t>
+      </w:r>
+      <w:proofErr w:type="spellEnd"/>
+      <w:proofErr w:type="gramEnd"/>
+      <w:r>
+        <w:t xml:space="preserve"> $TAXTOOLS</w:t>
       </w:r>
     </w:p>
     <w:p>
@@ -10829,7 +12151,17 @@
         <w:pStyle w:val="SourceCode"/>
       </w:pPr>
       <w:r>
-        <w:t>$ git status</w:t>
+        <w:t xml:space="preserve">$ </w:t>
+      </w:r>
+      <w:proofErr w:type="spellStart"/>
+      <w:proofErr w:type="gramStart"/>
+      <w:r>
+        <w:t>git</w:t>
+      </w:r>
+      <w:proofErr w:type="spellEnd"/>
+      <w:proofErr w:type="gramEnd"/>
+      <w:r>
+        <w:t xml:space="preserve"> status</w:t>
       </w:r>
     </w:p>
     <w:p>
@@ -10844,12 +12176,14 @@
       <w:r>
         <w:t xml:space="preserve">From the files that are listed, if they are already being tracked by Git, then you can use the </w:t>
       </w:r>
+      <w:proofErr w:type="spellStart"/>
       <w:r>
         <w:rPr>
           <w:rStyle w:val="SourceCodechar"/>
         </w:rPr>
         <w:t>git</w:t>
       </w:r>
+      <w:proofErr w:type="spellEnd"/>
       <w:r>
         <w:t xml:space="preserve"> </w:t>
       </w:r>
@@ -10874,7 +12208,17 @@
         <w:pStyle w:val="SourceCode"/>
       </w:pPr>
       <w:r>
-        <w:t xml:space="preserve">$ cd </w:t>
+        <w:t xml:space="preserve">$ </w:t>
+      </w:r>
+      <w:proofErr w:type="spellStart"/>
+      <w:proofErr w:type="gramStart"/>
+      <w:r>
+        <w:t>cd</w:t>
+      </w:r>
+      <w:proofErr w:type="spellEnd"/>
+      <w:proofErr w:type="gramEnd"/>
+      <w:r>
+        <w:t xml:space="preserve"> </w:t>
       </w:r>
       <w:r>
         <w:rPr>
@@ -10888,7 +12232,17 @@
         <w:pStyle w:val="SourceCode"/>
       </w:pPr>
       <w:r>
-        <w:t xml:space="preserve">$ git diff </w:t>
+        <w:t xml:space="preserve">$ </w:t>
+      </w:r>
+      <w:proofErr w:type="spellStart"/>
+      <w:proofErr w:type="gramStart"/>
+      <w:r>
+        <w:t>git</w:t>
+      </w:r>
+      <w:proofErr w:type="spellEnd"/>
+      <w:proofErr w:type="gramEnd"/>
+      <w:r>
+        <w:t xml:space="preserve"> diff </w:t>
       </w:r>
       <w:r>
         <w:rPr>
@@ -10926,8 +12280,15 @@
       <w:r>
         <w:t xml:space="preserve">$ </w:t>
       </w:r>
-      <w:r>
-        <w:t>cd $TAXTOOLS</w:t>
+      <w:proofErr w:type="spellStart"/>
+      <w:proofErr w:type="gramStart"/>
+      <w:r>
+        <w:t>cd</w:t>
+      </w:r>
+      <w:proofErr w:type="spellEnd"/>
+      <w:proofErr w:type="gramEnd"/>
+      <w:r>
+        <w:t xml:space="preserve"> $TAXTOOLS</w:t>
       </w:r>
     </w:p>
     <w:p>
@@ -10937,8 +12298,15 @@
       <w:r>
         <w:t xml:space="preserve">$ </w:t>
       </w:r>
-      <w:r>
-        <w:t>git add .</w:t>
+      <w:proofErr w:type="spellStart"/>
+      <w:proofErr w:type="gramStart"/>
+      <w:r>
+        <w:t>git</w:t>
+      </w:r>
+      <w:proofErr w:type="spellEnd"/>
+      <w:proofErr w:type="gramEnd"/>
+      <w:r>
+        <w:t xml:space="preserve"> add .</w:t>
       </w:r>
     </w:p>
     <w:p>
@@ -10946,7 +12314,17 @@
         <w:pStyle w:val="SourceCode"/>
       </w:pPr>
       <w:r>
-        <w:t>$ git commit –m “</w:t>
+        <w:t xml:space="preserve">$ </w:t>
+      </w:r>
+      <w:proofErr w:type="spellStart"/>
+      <w:proofErr w:type="gramStart"/>
+      <w:r>
+        <w:t>git</w:t>
+      </w:r>
+      <w:proofErr w:type="spellEnd"/>
+      <w:proofErr w:type="gramEnd"/>
+      <w:r>
+        <w:t xml:space="preserve"> commit –m “</w:t>
       </w:r>
       <w:r>
         <w:rPr>
@@ -10976,7 +12354,17 @@
         <w:pStyle w:val="SourceCode"/>
       </w:pPr>
       <w:r>
-        <w:t>$ git commit –a –m “</w:t>
+        <w:t xml:space="preserve">$ </w:t>
+      </w:r>
+      <w:proofErr w:type="spellStart"/>
+      <w:proofErr w:type="gramStart"/>
+      <w:r>
+        <w:t>git</w:t>
+      </w:r>
+      <w:proofErr w:type="spellEnd"/>
+      <w:proofErr w:type="gramEnd"/>
+      <w:r>
+        <w:t xml:space="preserve"> commit –a –m “</w:t>
       </w:r>
       <w:r>
         <w:rPr>
@@ -11006,7 +12394,17 @@
         <w:pStyle w:val="SourceCode"/>
       </w:pPr>
       <w:r>
-        <w:t>$ git push</w:t>
+        <w:t xml:space="preserve">$ </w:t>
+      </w:r>
+      <w:proofErr w:type="spellStart"/>
+      <w:proofErr w:type="gramStart"/>
+      <w:r>
+        <w:t>git</w:t>
+      </w:r>
+      <w:proofErr w:type="spellEnd"/>
+      <w:proofErr w:type="gramEnd"/>
+      <w:r>
+        <w:t xml:space="preserve"> push</w:t>
       </w:r>
     </w:p>
     <w:p>
@@ -11037,7 +12435,21 @@
         <w:rPr>
           <w:lang w:eastAsia="ar-SA"/>
         </w:rPr>
-        <w:t xml:space="preserve"> you have added, deleted</w:t>
+        <w:t xml:space="preserve"> you have </w:t>
+      </w:r>
+      <w:proofErr w:type="gramStart"/>
+      <w:r>
+        <w:rPr>
+          <w:lang w:eastAsia="ar-SA"/>
+        </w:rPr>
+        <w:t>added,</w:t>
+      </w:r>
+      <w:proofErr w:type="gramEnd"/>
+      <w:r>
+        <w:rPr>
+          <w:lang w:eastAsia="ar-SA"/>
+        </w:rPr>
+        <w:t xml:space="preserve"> deleted</w:t>
       </w:r>
       <w:r>
         <w:rPr>
@@ -11129,7 +12541,17 @@
         <w:pStyle w:val="SourceCode"/>
       </w:pPr>
       <w:r>
-        <w:t>$ git status</w:t>
+        <w:t xml:space="preserve">$ </w:t>
+      </w:r>
+      <w:proofErr w:type="spellStart"/>
+      <w:proofErr w:type="gramStart"/>
+      <w:r>
+        <w:t>git</w:t>
+      </w:r>
+      <w:proofErr w:type="spellEnd"/>
+      <w:proofErr w:type="gramEnd"/>
+      <w:r>
+        <w:t xml:space="preserve"> status</w:t>
       </w:r>
       <w:r>
         <w:tab/>
@@ -11199,7 +12621,17 @@
         <w:pStyle w:val="SourceCode"/>
       </w:pPr>
       <w:r>
-        <w:t xml:space="preserve">$ git </w:t>
+        <w:t xml:space="preserve">$ </w:t>
+      </w:r>
+      <w:proofErr w:type="spellStart"/>
+      <w:proofErr w:type="gramStart"/>
+      <w:r>
+        <w:t>git</w:t>
+      </w:r>
+      <w:proofErr w:type="spellEnd"/>
+      <w:proofErr w:type="gramEnd"/>
+      <w:r>
+        <w:t xml:space="preserve"> </w:t>
       </w:r>
       <w:r>
         <w:t>switch</w:t>
@@ -11219,7 +12651,17 @@
         <w:pStyle w:val="SourceCode"/>
       </w:pPr>
       <w:r>
-        <w:t>$ git pull</w:t>
+        <w:t xml:space="preserve">$ </w:t>
+      </w:r>
+      <w:proofErr w:type="spellStart"/>
+      <w:proofErr w:type="gramStart"/>
+      <w:r>
+        <w:t>git</w:t>
+      </w:r>
+      <w:proofErr w:type="spellEnd"/>
+      <w:proofErr w:type="gramEnd"/>
+      <w:r>
+        <w:t xml:space="preserve"> pull</w:t>
       </w:r>
       <w:r>
         <w:tab/>
@@ -11297,12 +12739,14 @@
       <w:r>
         <w:t xml:space="preserve"> </w:t>
       </w:r>
+      <w:proofErr w:type="spellStart"/>
       <w:r>
         <w:rPr>
           <w:rStyle w:val="SourceCodechar"/>
         </w:rPr>
         <w:t>git</w:t>
       </w:r>
+      <w:proofErr w:type="spellEnd"/>
       <w:r>
         <w:t xml:space="preserve"> </w:t>
       </w:r>
@@ -11318,12 +12762,14 @@
       <w:r>
         <w:t xml:space="preserve"> The </w:t>
       </w:r>
+      <w:proofErr w:type="spellStart"/>
       <w:r>
         <w:rPr>
           <w:rStyle w:val="SourceCodechar"/>
         </w:rPr>
         <w:t>git</w:t>
       </w:r>
+      <w:proofErr w:type="spellEnd"/>
       <w:r>
         <w:t xml:space="preserve"> </w:t>
       </w:r>
@@ -11342,12 +12788,14 @@
       <w:r>
         <w:t xml:space="preserve"> </w:t>
       </w:r>
+      <w:proofErr w:type="spellStart"/>
       <w:r>
         <w:rPr>
           <w:rStyle w:val="SourceCodechar"/>
         </w:rPr>
         <w:t>git</w:t>
       </w:r>
+      <w:proofErr w:type="spellEnd"/>
       <w:r>
         <w:t xml:space="preserve"> </w:t>
       </w:r>
@@ -11381,7 +12829,17 @@
         <w:pStyle w:val="SourceCode"/>
       </w:pPr>
       <w:r>
-        <w:t>$ git branch</w:t>
+        <w:t xml:space="preserve">$ </w:t>
+      </w:r>
+      <w:proofErr w:type="spellStart"/>
+      <w:proofErr w:type="gramStart"/>
+      <w:r>
+        <w:t>git</w:t>
+      </w:r>
+      <w:proofErr w:type="spellEnd"/>
+      <w:proofErr w:type="gramEnd"/>
+      <w:r>
+        <w:t xml:space="preserve"> branch</w:t>
       </w:r>
       <w:r>
         <w:tab/>
@@ -11399,14 +12857,26 @@
         <w:pStyle w:val="SourceCode"/>
       </w:pPr>
       <w:r>
-        <w:t xml:space="preserve">$ git branch </w:t>
-      </w:r>
+        <w:t xml:space="preserve">$ </w:t>
+      </w:r>
+      <w:proofErr w:type="spellStart"/>
+      <w:proofErr w:type="gramStart"/>
+      <w:r>
+        <w:t>git</w:t>
+      </w:r>
+      <w:proofErr w:type="spellEnd"/>
+      <w:proofErr w:type="gramEnd"/>
+      <w:r>
+        <w:t xml:space="preserve"> branch </w:t>
+      </w:r>
+      <w:proofErr w:type="spellStart"/>
       <w:r>
         <w:rPr>
           <w:rStyle w:val="SourceCodenon-literal"/>
         </w:rPr>
         <w:t>branch</w:t>
       </w:r>
+      <w:proofErr w:type="spellEnd"/>
       <w:r>
         <w:tab/>
       </w:r>
@@ -11420,7 +12890,17 @@
         <w:pStyle w:val="SourceCode"/>
       </w:pPr>
       <w:r>
-        <w:t xml:space="preserve">$ git branch -d </w:t>
+        <w:t xml:space="preserve">$ </w:t>
+      </w:r>
+      <w:proofErr w:type="spellStart"/>
+      <w:proofErr w:type="gramStart"/>
+      <w:r>
+        <w:t>git</w:t>
+      </w:r>
+      <w:proofErr w:type="spellEnd"/>
+      <w:proofErr w:type="gramEnd"/>
+      <w:r>
+        <w:t xml:space="preserve"> branch -d </w:t>
       </w:r>
       <w:r>
         <w:rPr>
@@ -11438,7 +12918,17 @@
         <w:pStyle w:val="SourceCode"/>
       </w:pPr>
       <w:r>
-        <w:t>$ git branch -r</w:t>
+        <w:t xml:space="preserve">$ </w:t>
+      </w:r>
+      <w:proofErr w:type="spellStart"/>
+      <w:proofErr w:type="gramStart"/>
+      <w:r>
+        <w:t>git</w:t>
+      </w:r>
+      <w:proofErr w:type="spellEnd"/>
+      <w:proofErr w:type="gramEnd"/>
+      <w:r>
+        <w:t xml:space="preserve"> branch -r</w:t>
       </w:r>
       <w:r>
         <w:tab/>
@@ -11453,7 +12943,17 @@
         <w:pStyle w:val="SourceCode"/>
       </w:pPr>
       <w:r>
-        <w:t xml:space="preserve">$ git checkout </w:t>
+        <w:t xml:space="preserve">$ </w:t>
+      </w:r>
+      <w:proofErr w:type="spellStart"/>
+      <w:proofErr w:type="gramStart"/>
+      <w:r>
+        <w:t>git</w:t>
+      </w:r>
+      <w:proofErr w:type="spellEnd"/>
+      <w:proofErr w:type="gramEnd"/>
+      <w:r>
+        <w:t xml:space="preserve"> checkout </w:t>
       </w:r>
       <w:r>
         <w:rPr>
@@ -11476,7 +12976,17 @@
         <w:pStyle w:val="SourceCode"/>
       </w:pPr>
       <w:r>
-        <w:t xml:space="preserve">$ git checkout -b </w:t>
+        <w:t xml:space="preserve">$ </w:t>
+      </w:r>
+      <w:proofErr w:type="spellStart"/>
+      <w:proofErr w:type="gramStart"/>
+      <w:r>
+        <w:t>git</w:t>
+      </w:r>
+      <w:proofErr w:type="spellEnd"/>
+      <w:proofErr w:type="gramEnd"/>
+      <w:r>
+        <w:t xml:space="preserve"> checkout -b </w:t>
       </w:r>
       <w:r>
         <w:rPr>
@@ -11502,7 +13012,17 @@
         <w:pStyle w:val="SourceCode"/>
       </w:pPr>
       <w:r>
-        <w:t xml:space="preserve">$ git switch </w:t>
+        <w:t xml:space="preserve">$ </w:t>
+      </w:r>
+      <w:proofErr w:type="spellStart"/>
+      <w:proofErr w:type="gramStart"/>
+      <w:r>
+        <w:t>git</w:t>
+      </w:r>
+      <w:proofErr w:type="spellEnd"/>
+      <w:proofErr w:type="gramEnd"/>
+      <w:r>
+        <w:t xml:space="preserve"> switch </w:t>
       </w:r>
       <w:r>
         <w:rPr>
@@ -11525,7 +13045,17 @@
         <w:pStyle w:val="SourceCode"/>
       </w:pPr>
       <w:r>
-        <w:t xml:space="preserve">$ git switch -c </w:t>
+        <w:t xml:space="preserve">$ </w:t>
+      </w:r>
+      <w:proofErr w:type="spellStart"/>
+      <w:proofErr w:type="gramStart"/>
+      <w:r>
+        <w:t>git</w:t>
+      </w:r>
+      <w:proofErr w:type="spellEnd"/>
+      <w:proofErr w:type="gramEnd"/>
+      <w:r>
+        <w:t xml:space="preserve"> switch -c </w:t>
       </w:r>
       <w:r>
         <w:rPr>
@@ -11605,14 +13135,26 @@
         <w:pStyle w:val="SourceCode"/>
       </w:pPr>
       <w:r>
-        <w:t xml:space="preserve">$ git branch </w:t>
-      </w:r>
+        <w:t xml:space="preserve">$ </w:t>
+      </w:r>
+      <w:proofErr w:type="spellStart"/>
+      <w:proofErr w:type="gramStart"/>
+      <w:r>
+        <w:t>git</w:t>
+      </w:r>
+      <w:proofErr w:type="spellEnd"/>
+      <w:proofErr w:type="gramEnd"/>
+      <w:r>
+        <w:t xml:space="preserve"> branch </w:t>
+      </w:r>
+      <w:proofErr w:type="spellStart"/>
       <w:r>
         <w:rPr>
           <w:rStyle w:val="SourceCodenon-literal"/>
         </w:rPr>
         <w:t>branch</w:t>
       </w:r>
+      <w:proofErr w:type="spellEnd"/>
       <w:r>
         <w:tab/>
       </w:r>
@@ -11629,7 +13171,17 @@
         </w:rPr>
       </w:pPr>
       <w:r>
-        <w:t xml:space="preserve">$ git switch </w:t>
+        <w:t xml:space="preserve">$ </w:t>
+      </w:r>
+      <w:proofErr w:type="spellStart"/>
+      <w:proofErr w:type="gramStart"/>
+      <w:r>
+        <w:t>git</w:t>
+      </w:r>
+      <w:proofErr w:type="spellEnd"/>
+      <w:proofErr w:type="gramEnd"/>
+      <w:r>
+        <w:t xml:space="preserve"> switch </w:t>
       </w:r>
       <w:r>
         <w:rPr>
@@ -11651,16 +13203,28 @@
       <w:pPr>
         <w:pStyle w:val="Body-Text"/>
       </w:pPr>
+      <w:proofErr w:type="gramStart"/>
       <w:r>
         <w:t>Or, one step.</w:t>
       </w:r>
+      <w:proofErr w:type="gramEnd"/>
     </w:p>
     <w:p>
       <w:pPr>
         <w:pStyle w:val="SourceCode"/>
       </w:pPr>
       <w:r>
-        <w:t xml:space="preserve">$ git checkout -b </w:t>
+        <w:t xml:space="preserve">$ </w:t>
+      </w:r>
+      <w:proofErr w:type="spellStart"/>
+      <w:proofErr w:type="gramStart"/>
+      <w:r>
+        <w:t>git</w:t>
+      </w:r>
+      <w:proofErr w:type="spellEnd"/>
+      <w:proofErr w:type="gramEnd"/>
+      <w:r>
+        <w:t xml:space="preserve"> checkout -b </w:t>
       </w:r>
       <w:r>
         <w:rPr>
@@ -11699,12 +13263,14 @@
         </w:rPr>
         <w:t xml:space="preserve">Set the default location for </w:t>
       </w:r>
+      <w:proofErr w:type="spellStart"/>
       <w:r>
         <w:rPr>
           <w:rStyle w:val="SourceCodechar"/>
         </w:rPr>
         <w:t>git</w:t>
       </w:r>
+      <w:proofErr w:type="spellEnd"/>
       <w:r>
         <w:rPr>
           <w:rStyle w:val="SourceCodenon-literal"/>
@@ -11738,7 +13304,17 @@
         </w:rPr>
       </w:pPr>
       <w:r>
-        <w:t xml:space="preserve">$ git branch –set-upstream-to=develop </w:t>
+        <w:t xml:space="preserve">$ </w:t>
+      </w:r>
+      <w:proofErr w:type="spellStart"/>
+      <w:proofErr w:type="gramStart"/>
+      <w:r>
+        <w:t>git</w:t>
+      </w:r>
+      <w:proofErr w:type="spellEnd"/>
+      <w:proofErr w:type="gramEnd"/>
+      <w:r>
+        <w:t xml:space="preserve"> branch –set-upstream-to=develop </w:t>
       </w:r>
       <w:r>
         <w:rPr>
@@ -11776,12 +13352,14 @@
         </w:rPr>
         <w:t xml:space="preserve">Set the default behavior for handling merge conflicts when you do a </w:t>
       </w:r>
+      <w:proofErr w:type="spellStart"/>
       <w:r>
         <w:rPr>
           <w:rStyle w:val="SourceCodechar"/>
         </w:rPr>
         <w:t>git</w:t>
       </w:r>
+      <w:proofErr w:type="spellEnd"/>
       <w:r>
         <w:rPr>
           <w:rStyle w:val="SourceCodenon-literal"/>
@@ -11812,7 +13390,33 @@
         <w:pStyle w:val="SourceCode"/>
       </w:pPr>
       <w:r>
-        <w:t>$ git config pull.rebase false</w:t>
+        <w:t xml:space="preserve">$ </w:t>
+      </w:r>
+      <w:proofErr w:type="spellStart"/>
+      <w:proofErr w:type="gramStart"/>
+      <w:r>
+        <w:t>git</w:t>
+      </w:r>
+      <w:proofErr w:type="spellEnd"/>
+      <w:proofErr w:type="gramEnd"/>
+      <w:r>
+        <w:t xml:space="preserve"> </w:t>
+      </w:r>
+      <w:proofErr w:type="spellStart"/>
+      <w:r>
+        <w:t>config</w:t>
+      </w:r>
+      <w:proofErr w:type="spellEnd"/>
+      <w:r>
+        <w:t xml:space="preserve"> </w:t>
+      </w:r>
+      <w:proofErr w:type="spellStart"/>
+      <w:r>
+        <w:t>pull.rebase</w:t>
+      </w:r>
+      <w:proofErr w:type="spellEnd"/>
+      <w:r>
+        <w:t xml:space="preserve"> false</w:t>
       </w:r>
     </w:p>
     <w:p>
@@ -11932,7 +13536,21 @@
         <w:rPr>
           <w:lang w:eastAsia="ar-SA"/>
         </w:rPr>
-        <w:t>Before you add a new file, make sure you are in the correct branch and the correct location, then create the file.</w:t>
+        <w:t xml:space="preserve">Before you add a new file, make sure you are in the correct branch and the correct location, </w:t>
+      </w:r>
+      <w:proofErr w:type="gramStart"/>
+      <w:r>
+        <w:rPr>
+          <w:lang w:eastAsia="ar-SA"/>
+        </w:rPr>
+        <w:t>then</w:t>
+      </w:r>
+      <w:proofErr w:type="gramEnd"/>
+      <w:r>
+        <w:rPr>
+          <w:lang w:eastAsia="ar-SA"/>
+        </w:rPr>
+        <w:t xml:space="preserve"> create the file.</w:t>
       </w:r>
     </w:p>
     <w:p>
@@ -11958,7 +13576,17 @@
         </w:rPr>
       </w:pPr>
       <w:r>
-        <w:t xml:space="preserve">$ git add </w:t>
+        <w:t xml:space="preserve">$ </w:t>
+      </w:r>
+      <w:proofErr w:type="spellStart"/>
+      <w:proofErr w:type="gramStart"/>
+      <w:r>
+        <w:t>git</w:t>
+      </w:r>
+      <w:proofErr w:type="spellEnd"/>
+      <w:proofErr w:type="gramEnd"/>
+      <w:r>
+        <w:t xml:space="preserve"> add </w:t>
       </w:r>
       <w:r>
         <w:rPr>
@@ -12007,7 +13635,17 @@
         <w:pStyle w:val="SourceCode"/>
       </w:pPr>
       <w:r>
-        <w:t>$ git commit –m “</w:t>
+        <w:t xml:space="preserve">$ </w:t>
+      </w:r>
+      <w:proofErr w:type="spellStart"/>
+      <w:proofErr w:type="gramStart"/>
+      <w:r>
+        <w:t>git</w:t>
+      </w:r>
+      <w:proofErr w:type="spellEnd"/>
+      <w:proofErr w:type="gramEnd"/>
+      <w:r>
+        <w:t xml:space="preserve"> commit –m “</w:t>
       </w:r>
       <w:r>
         <w:rPr>
@@ -12042,48 +13680,56 @@
         </w:rPr>
         <w:t xml:space="preserve">The </w:t>
       </w:r>
+      <w:proofErr w:type="spellStart"/>
       <w:r>
         <w:rPr>
           <w:rStyle w:val="SourceCodechar"/>
         </w:rPr>
         <w:t>git</w:t>
       </w:r>
+      <w:proofErr w:type="spellEnd"/>
       <w:r>
         <w:rPr>
           <w:lang w:eastAsia="ar-SA"/>
         </w:rPr>
         <w:t xml:space="preserve"> </w:t>
       </w:r>
+      <w:proofErr w:type="spellStart"/>
       <w:r>
         <w:rPr>
           <w:rStyle w:val="SourceCodechar"/>
         </w:rPr>
         <w:t>rm</w:t>
       </w:r>
+      <w:proofErr w:type="spellEnd"/>
       <w:r>
         <w:rPr>
           <w:lang w:eastAsia="ar-SA"/>
         </w:rPr>
         <w:t xml:space="preserve"> command deletes a file from the working directory and adds the change to the staging area, so after executing the </w:t>
       </w:r>
+      <w:proofErr w:type="spellStart"/>
       <w:r>
         <w:rPr>
           <w:rStyle w:val="SourceCodechar"/>
         </w:rPr>
         <w:t>git</w:t>
       </w:r>
+      <w:proofErr w:type="spellEnd"/>
       <w:r>
         <w:rPr>
           <w:lang w:eastAsia="ar-SA"/>
         </w:rPr>
         <w:t xml:space="preserve"> </w:t>
       </w:r>
+      <w:proofErr w:type="spellStart"/>
       <w:r>
         <w:rPr>
           <w:rStyle w:val="SourceCodechar"/>
         </w:rPr>
         <w:t>rm</w:t>
       </w:r>
+      <w:proofErr w:type="spellEnd"/>
       <w:r>
         <w:rPr>
           <w:lang w:eastAsia="ar-SA"/>
@@ -12096,8 +13742,19 @@
         <w:pStyle w:val="SourceCode"/>
       </w:pPr>
       <w:r>
-        <w:t xml:space="preserve">$ git </w:t>
-      </w:r>
+        <w:t xml:space="preserve">$ </w:t>
+      </w:r>
+      <w:proofErr w:type="spellStart"/>
+      <w:proofErr w:type="gramStart"/>
+      <w:r>
+        <w:t>git</w:t>
+      </w:r>
+      <w:proofErr w:type="spellEnd"/>
+      <w:proofErr w:type="gramEnd"/>
+      <w:r>
+        <w:t xml:space="preserve"> </w:t>
+      </w:r>
+      <w:proofErr w:type="spellStart"/>
       <w:r>
         <w:rPr>
           <w:rStyle w:val="SourceCodechar"/>
@@ -12105,6 +13762,7 @@
         </w:rPr>
         <w:t>rm</w:t>
       </w:r>
+      <w:proofErr w:type="spellEnd"/>
       <w:r>
         <w:t xml:space="preserve"> </w:t>
       </w:r>
@@ -12120,7 +13778,17 @@
         <w:pStyle w:val="SourceCode"/>
       </w:pPr>
       <w:r>
-        <w:t>$ git commit –m “</w:t>
+        <w:t xml:space="preserve">$ </w:t>
+      </w:r>
+      <w:proofErr w:type="spellStart"/>
+      <w:proofErr w:type="gramStart"/>
+      <w:r>
+        <w:t>git</w:t>
+      </w:r>
+      <w:proofErr w:type="spellEnd"/>
+      <w:proofErr w:type="gramEnd"/>
+      <w:r>
+        <w:t xml:space="preserve"> commit –m “</w:t>
       </w:r>
       <w:r>
         <w:rPr>
@@ -12194,7 +13862,17 @@
         </w:rPr>
       </w:pPr>
       <w:r>
-        <w:t xml:space="preserve">$ git add </w:t>
+        <w:t xml:space="preserve">$ </w:t>
+      </w:r>
+      <w:proofErr w:type="spellStart"/>
+      <w:proofErr w:type="gramStart"/>
+      <w:r>
+        <w:t>git</w:t>
+      </w:r>
+      <w:proofErr w:type="spellEnd"/>
+      <w:proofErr w:type="gramEnd"/>
+      <w:r>
+        <w:t xml:space="preserve"> add </w:t>
       </w:r>
       <w:r>
         <w:rPr>
@@ -12248,7 +13926,17 @@
         <w:pStyle w:val="SourceCode"/>
       </w:pPr>
       <w:r>
-        <w:t>$ git commit –m “</w:t>
+        <w:t xml:space="preserve">$ </w:t>
+      </w:r>
+      <w:proofErr w:type="spellStart"/>
+      <w:proofErr w:type="gramStart"/>
+      <w:r>
+        <w:t>git</w:t>
+      </w:r>
+      <w:proofErr w:type="spellEnd"/>
+      <w:proofErr w:type="gramEnd"/>
+      <w:r>
+        <w:t xml:space="preserve"> commit –m “</w:t>
       </w:r>
       <w:r>
         <w:rPr>
@@ -12281,12 +13969,14 @@
         </w:rPr>
         <w:t xml:space="preserve">To discard a change to a file in the working directory before it has been staged use the </w:t>
       </w:r>
+      <w:proofErr w:type="spellStart"/>
       <w:r>
         <w:rPr>
           <w:rStyle w:val="SourceCodechar"/>
         </w:rPr>
         <w:t>git</w:t>
       </w:r>
+      <w:proofErr w:type="spellEnd"/>
       <w:r>
         <w:rPr>
           <w:lang w:eastAsia="ar-SA"/>
@@ -12320,7 +14010,23 @@
         <w:rPr>
           <w:lang w:eastAsia="ar-SA"/>
         </w:rPr>
-        <w:t xml:space="preserve">$ git </w:t>
+        <w:t xml:space="preserve">$ </w:t>
+      </w:r>
+      <w:proofErr w:type="spellStart"/>
+      <w:proofErr w:type="gramStart"/>
+      <w:r>
+        <w:rPr>
+          <w:lang w:eastAsia="ar-SA"/>
+        </w:rPr>
+        <w:t>git</w:t>
+      </w:r>
+      <w:proofErr w:type="spellEnd"/>
+      <w:proofErr w:type="gramEnd"/>
+      <w:r>
+        <w:rPr>
+          <w:lang w:eastAsia="ar-SA"/>
+        </w:rPr>
+        <w:t xml:space="preserve"> </w:t>
       </w:r>
       <w:r>
         <w:t>restore</w:t>
@@ -12353,7 +14059,17 @@
         <w:pStyle w:val="SourceCode"/>
       </w:pPr>
       <w:r>
-        <w:t>$ git restore .</w:t>
+        <w:t xml:space="preserve">$ </w:t>
+      </w:r>
+      <w:proofErr w:type="spellStart"/>
+      <w:proofErr w:type="gramStart"/>
+      <w:r>
+        <w:t>git</w:t>
+      </w:r>
+      <w:proofErr w:type="spellEnd"/>
+      <w:proofErr w:type="gramEnd"/>
+      <w:r>
+        <w:t xml:space="preserve"> restore .</w:t>
       </w:r>
       <w:r>
         <w:tab/>
@@ -12384,7 +14100,15 @@
       </w:r>
       <w:r>
         <w:tab/>
-        <w:t># and subdirectories.</w:t>
+        <w:t xml:space="preserve"># </w:t>
+      </w:r>
+      <w:proofErr w:type="gramStart"/>
+      <w:r>
+        <w:t>and</w:t>
+      </w:r>
+      <w:proofErr w:type="gramEnd"/>
+      <w:r>
+        <w:t xml:space="preserve"> subdirectories.</w:t>
       </w:r>
     </w:p>
     <w:p>
@@ -12429,14 +14153,23 @@
         <w:rPr>
           <w:lang w:eastAsia="ar-SA"/>
         </w:rPr>
-        <w:t xml:space="preserve"> before the change can be committed. Use the </w:t>
-      </w:r>
+        <w:t xml:space="preserve"> before the change can be committed. </w:t>
+      </w:r>
+      <w:proofErr w:type="gramStart"/>
+      <w:r>
+        <w:rPr>
+          <w:lang w:eastAsia="ar-SA"/>
+        </w:rPr>
+        <w:t xml:space="preserve">Use the </w:t>
+      </w:r>
+      <w:proofErr w:type="spellStart"/>
       <w:r>
         <w:rPr>
           <w:rStyle w:val="SourceCodechar"/>
         </w:rPr>
         <w:t>git</w:t>
       </w:r>
+      <w:proofErr w:type="spellEnd"/>
       <w:r>
         <w:rPr>
           <w:lang w:eastAsia="ar-SA"/>
@@ -12449,6 +14182,7 @@
         </w:rPr>
         <w:t>add</w:t>
       </w:r>
+      <w:proofErr w:type="gramEnd"/>
       <w:r>
         <w:rPr>
           <w:lang w:eastAsia="ar-SA"/>
@@ -12458,12 +14192,14 @@
       <w:r>
         <w:t xml:space="preserve">If more than one file is changed, you can specify all the names to the </w:t>
       </w:r>
+      <w:proofErr w:type="spellStart"/>
       <w:r>
         <w:rPr>
           <w:rStyle w:val="SourceCodechar"/>
         </w:rPr>
         <w:t>git</w:t>
       </w:r>
+      <w:proofErr w:type="spellEnd"/>
       <w:r>
         <w:t xml:space="preserve"> </w:t>
       </w:r>
@@ -12491,7 +14227,17 @@
         </w:rPr>
       </w:pPr>
       <w:r>
-        <w:t xml:space="preserve">$ git add </w:t>
+        <w:t xml:space="preserve">$ </w:t>
+      </w:r>
+      <w:proofErr w:type="spellStart"/>
+      <w:proofErr w:type="gramStart"/>
+      <w:r>
+        <w:t>git</w:t>
+      </w:r>
+      <w:proofErr w:type="spellEnd"/>
+      <w:proofErr w:type="gramEnd"/>
+      <w:r>
+        <w:t xml:space="preserve"> add </w:t>
       </w:r>
       <w:r>
         <w:rPr>
@@ -12535,12 +14281,14 @@
       <w:r>
         <w:t xml:space="preserve"> of the </w:t>
       </w:r>
+      <w:proofErr w:type="spellStart"/>
       <w:r>
         <w:rPr>
           <w:rStyle w:val="SourceCodechar"/>
         </w:rPr>
         <w:t>git</w:t>
       </w:r>
+      <w:proofErr w:type="spellEnd"/>
       <w:r>
         <w:t xml:space="preserve"> </w:t>
       </w:r>
@@ -12553,12 +14301,14 @@
       <w:r>
         <w:t xml:space="preserve"> command, you could also use the </w:t>
       </w:r>
+      <w:proofErr w:type="spellStart"/>
       <w:r>
         <w:rPr>
           <w:rStyle w:val="SourceCodechar"/>
         </w:rPr>
         <w:t>git</w:t>
       </w:r>
+      <w:proofErr w:type="spellEnd"/>
       <w:r>
         <w:t xml:space="preserve"> </w:t>
       </w:r>
@@ -12610,7 +14360,17 @@
         </w:rPr>
       </w:pPr>
       <w:r>
-        <w:t xml:space="preserve">$ git reset </w:t>
+        <w:t xml:space="preserve">$ </w:t>
+      </w:r>
+      <w:proofErr w:type="spellStart"/>
+      <w:proofErr w:type="gramStart"/>
+      <w:r>
+        <w:t>git</w:t>
+      </w:r>
+      <w:proofErr w:type="spellEnd"/>
+      <w:proofErr w:type="gramEnd"/>
+      <w:r>
+        <w:t xml:space="preserve"> reset </w:t>
       </w:r>
       <w:r>
         <w:rPr>
@@ -12642,52 +14402,100 @@
         </w:rPr>
         <w:t xml:space="preserve"># </w:t>
       </w:r>
+      <w:proofErr w:type="spellStart"/>
       <w:r>
         <w:rPr>
           <w:rStyle w:val="SourceCodenon-literal"/>
           <w:rFonts w:ascii="Courier New" w:hAnsi="Courier New"/>
           <w:i w:val="0"/>
         </w:rPr>
-        <w:t>Unstage a file</w:t>
-      </w:r>
-    </w:p>
-    <w:p>
-      <w:pPr>
-        <w:pStyle w:val="SourceCode"/>
-      </w:pPr>
+        <w:t>Unstage</w:t>
+      </w:r>
+      <w:proofErr w:type="spellEnd"/>
       <w:r>
         <w:rPr>
           <w:rStyle w:val="SourceCodenon-literal"/>
           <w:rFonts w:ascii="Courier New" w:hAnsi="Courier New"/>
           <w:i w:val="0"/>
         </w:rPr>
-        <w:lastRenderedPageBreak/>
-        <w:t>$ git reset</w:t>
-      </w:r>
+        <w:t xml:space="preserve"> a file</w:t>
+      </w:r>
+    </w:p>
+    <w:p>
+      <w:pPr>
+        <w:pStyle w:val="SourceCode"/>
+      </w:pPr>
       <w:r>
         <w:rPr>
           <w:rStyle w:val="SourceCodenon-literal"/>
           <w:rFonts w:ascii="Courier New" w:hAnsi="Courier New"/>
           <w:i w:val="0"/>
         </w:rPr>
-        <w:tab/>
-      </w:r>
+        <w:lastRenderedPageBreak/>
+        <w:t xml:space="preserve">$ </w:t>
+      </w:r>
+      <w:proofErr w:type="spellStart"/>
+      <w:proofErr w:type="gramStart"/>
       <w:r>
         <w:rPr>
           <w:rStyle w:val="SourceCodenon-literal"/>
           <w:rFonts w:ascii="Courier New" w:hAnsi="Courier New"/>
           <w:i w:val="0"/>
         </w:rPr>
-        <w:tab/>
-      </w:r>
+        <w:t>git</w:t>
+      </w:r>
+      <w:proofErr w:type="spellEnd"/>
+      <w:proofErr w:type="gramEnd"/>
       <w:r>
         <w:rPr>
           <w:rStyle w:val="SourceCodenon-literal"/>
           <w:rFonts w:ascii="Courier New" w:hAnsi="Courier New"/>
           <w:i w:val="0"/>
         </w:rPr>
+        <w:t xml:space="preserve"> reset</w:t>
+      </w:r>
+      <w:r>
+        <w:rPr>
+          <w:rStyle w:val="SourceCodenon-literal"/>
+          <w:rFonts w:ascii="Courier New" w:hAnsi="Courier New"/>
+          <w:i w:val="0"/>
+        </w:rPr>
         <w:tab/>
-        <w:t># Unstage everything</w:t>
+      </w:r>
+      <w:r>
+        <w:rPr>
+          <w:rStyle w:val="SourceCodenon-literal"/>
+          <w:rFonts w:ascii="Courier New" w:hAnsi="Courier New"/>
+          <w:i w:val="0"/>
+        </w:rPr>
+        <w:tab/>
+      </w:r>
+      <w:r>
+        <w:rPr>
+          <w:rStyle w:val="SourceCodenon-literal"/>
+          <w:rFonts w:ascii="Courier New" w:hAnsi="Courier New"/>
+          <w:i w:val="0"/>
+        </w:rPr>
+        <w:tab/>
+        <w:t xml:space="preserve"># </w:t>
+      </w:r>
+      <w:proofErr w:type="spellStart"/>
+      <w:r>
+        <w:rPr>
+          <w:rStyle w:val="SourceCodenon-literal"/>
+          <w:rFonts w:ascii="Courier New" w:hAnsi="Courier New"/>
+          <w:i w:val="0"/>
+        </w:rPr>
+        <w:t>Unstage</w:t>
+      </w:r>
+      <w:proofErr w:type="spellEnd"/>
+      <w:r>
+        <w:rPr>
+          <w:rStyle w:val="SourceCodenon-literal"/>
+          <w:rFonts w:ascii="Courier New" w:hAnsi="Courier New"/>
+          <w:i w:val="0"/>
+        </w:rPr>
+        <w:t xml:space="preserve"> everything</w:t>
       </w:r>
     </w:p>
     <w:p>
@@ -12716,12 +14524,14 @@
         </w:rPr>
         <w:t xml:space="preserve">The </w:t>
       </w:r>
+      <w:proofErr w:type="spellStart"/>
       <w:r>
         <w:rPr>
           <w:rStyle w:val="SourceCodechar"/>
         </w:rPr>
         <w:t>git</w:t>
       </w:r>
+      <w:proofErr w:type="spellEnd"/>
       <w:r>
         <w:rPr>
           <w:lang w:eastAsia="ar-SA"/>
@@ -12746,7 +14556,17 @@
         <w:pStyle w:val="SourceCode"/>
       </w:pPr>
       <w:r>
-        <w:t>$ git commit –m “</w:t>
+        <w:t xml:space="preserve">$ </w:t>
+      </w:r>
+      <w:proofErr w:type="spellStart"/>
+      <w:proofErr w:type="gramStart"/>
+      <w:r>
+        <w:t>git</w:t>
+      </w:r>
+      <w:proofErr w:type="spellEnd"/>
+      <w:proofErr w:type="gramEnd"/>
+      <w:r>
+        <w:t xml:space="preserve"> commit –m “</w:t>
       </w:r>
       <w:r>
         <w:rPr>
@@ -12777,7 +14597,23 @@
         <w:rPr>
           <w:lang w:eastAsia="ar-SA"/>
         </w:rPr>
-        <w:t>$ git revert HEAD</w:t>
+        <w:t xml:space="preserve">$ </w:t>
+      </w:r>
+      <w:proofErr w:type="spellStart"/>
+      <w:proofErr w:type="gramStart"/>
+      <w:r>
+        <w:rPr>
+          <w:lang w:eastAsia="ar-SA"/>
+        </w:rPr>
+        <w:t>git</w:t>
+      </w:r>
+      <w:proofErr w:type="spellEnd"/>
+      <w:proofErr w:type="gramEnd"/>
+      <w:r>
+        <w:rPr>
+          <w:lang w:eastAsia="ar-SA"/>
+        </w:rPr>
+        <w:t xml:space="preserve"> revert HEAD</w:t>
       </w:r>
       <w:r>
         <w:rPr>
@@ -12902,12 +14738,14 @@
         </w:rPr>
         <w:t xml:space="preserve"> you can use the </w:t>
       </w:r>
+      <w:proofErr w:type="spellStart"/>
       <w:r>
         <w:rPr>
           <w:rStyle w:val="SourceCodechar"/>
         </w:rPr>
         <w:t>git</w:t>
       </w:r>
+      <w:proofErr w:type="spellEnd"/>
       <w:r>
         <w:t xml:space="preserve"> </w:t>
       </w:r>
@@ -12935,7 +14773,23 @@
         <w:rPr>
           <w:lang w:eastAsia="ar-SA"/>
         </w:rPr>
-        <w:t>$ git push</w:t>
+        <w:t xml:space="preserve">$ </w:t>
+      </w:r>
+      <w:proofErr w:type="spellStart"/>
+      <w:proofErr w:type="gramStart"/>
+      <w:r>
+        <w:rPr>
+          <w:lang w:eastAsia="ar-SA"/>
+        </w:rPr>
+        <w:t>git</w:t>
+      </w:r>
+      <w:proofErr w:type="spellEnd"/>
+      <w:proofErr w:type="gramEnd"/>
+      <w:r>
+        <w:rPr>
+          <w:lang w:eastAsia="ar-SA"/>
+        </w:rPr>
+        <w:t xml:space="preserve"> push</w:t>
       </w:r>
     </w:p>
     <w:p>
@@ -12994,9 +14848,17 @@
       <w:r>
         <w:t xml:space="preserve">$ </w:t>
       </w:r>
-      <w:r>
-        <w:t xml:space="preserve">cd </w:t>
-      </w:r>
+      <w:proofErr w:type="spellStart"/>
+      <w:proofErr w:type="gramStart"/>
+      <w:r>
+        <w:t>cd</w:t>
+      </w:r>
+      <w:proofErr w:type="spellEnd"/>
+      <w:proofErr w:type="gramEnd"/>
+      <w:r>
+        <w:t xml:space="preserve"> </w:t>
+      </w:r>
+      <w:proofErr w:type="spellStart"/>
       <w:r>
         <w:rPr>
           <w:rStyle w:val="SourceCodenon-literal"/>
@@ -13009,6 +14871,7 @@
         </w:rPr>
         <w:t>Directory</w:t>
       </w:r>
+      <w:proofErr w:type="spellEnd"/>
     </w:p>
     <w:p>
       <w:pPr>
@@ -13017,8 +14880,15 @@
       <w:r>
         <w:t xml:space="preserve">$ </w:t>
       </w:r>
-      <w:r>
-        <w:t>git pull</w:t>
+      <w:proofErr w:type="spellStart"/>
+      <w:proofErr w:type="gramStart"/>
+      <w:r>
+        <w:t>git</w:t>
+      </w:r>
+      <w:proofErr w:type="spellEnd"/>
+      <w:proofErr w:type="gramEnd"/>
+      <w:r>
+        <w:t xml:space="preserve"> pull</w:t>
       </w:r>
     </w:p>
     <w:p>
@@ -13052,7 +14922,17 @@
         <w:pStyle w:val="SourceCode"/>
       </w:pPr>
       <w:r>
-        <w:t>$ git checkout develop</w:t>
+        <w:t xml:space="preserve">$ </w:t>
+      </w:r>
+      <w:proofErr w:type="spellStart"/>
+      <w:proofErr w:type="gramStart"/>
+      <w:r>
+        <w:t>git</w:t>
+      </w:r>
+      <w:proofErr w:type="spellEnd"/>
+      <w:proofErr w:type="gramEnd"/>
+      <w:r>
+        <w:t xml:space="preserve"> checkout develop</w:t>
       </w:r>
       <w:r>
         <w:tab/>
@@ -13067,7 +14947,17 @@
         <w:pStyle w:val="SourceCode"/>
       </w:pPr>
       <w:r>
-        <w:t xml:space="preserve">$ git checkout –b </w:t>
+        <w:t xml:space="preserve">$ </w:t>
+      </w:r>
+      <w:proofErr w:type="spellStart"/>
+      <w:proofErr w:type="gramStart"/>
+      <w:r>
+        <w:t>git</w:t>
+      </w:r>
+      <w:proofErr w:type="spellEnd"/>
+      <w:proofErr w:type="gramEnd"/>
+      <w:r>
+        <w:t xml:space="preserve"> checkout –b </w:t>
       </w:r>
       <w:r>
         <w:rPr>
@@ -13128,12 +15018,17 @@
         <w:ind w:firstLine="720"/>
       </w:pPr>
       <w:r>
-        <w:t>$ code .</w:t>
+        <w:t xml:space="preserve">$ </w:t>
+      </w:r>
+      <w:proofErr w:type="gramStart"/>
+      <w:r>
+        <w:t>code .</w:t>
       </w:r>
       <w:r>
         <w:tab/>
         <w:t># Run VS Code editor in the current directory.</w:t>
       </w:r>
+      <w:proofErr w:type="gramEnd"/>
     </w:p>
     <w:p>
       <w:pPr>
@@ -13155,7 +15050,17 @@
         <w:ind w:firstLine="720"/>
       </w:pPr>
       <w:r>
-        <w:t>$ git add .</w:t>
+        <w:t xml:space="preserve">$ </w:t>
+      </w:r>
+      <w:proofErr w:type="spellStart"/>
+      <w:proofErr w:type="gramStart"/>
+      <w:r>
+        <w:t>git</w:t>
+      </w:r>
+      <w:proofErr w:type="spellEnd"/>
+      <w:proofErr w:type="gramEnd"/>
+      <w:r>
+        <w:t xml:space="preserve"> add .</w:t>
       </w:r>
       <w:r>
         <w:tab/>
@@ -13168,7 +15073,17 @@
         <w:ind w:firstLine="720"/>
       </w:pPr>
       <w:r>
-        <w:t>$ git diff –staged</w:t>
+        <w:t xml:space="preserve">$ </w:t>
+      </w:r>
+      <w:proofErr w:type="spellStart"/>
+      <w:proofErr w:type="gramStart"/>
+      <w:r>
+        <w:t>git</w:t>
+      </w:r>
+      <w:proofErr w:type="spellEnd"/>
+      <w:proofErr w:type="gramEnd"/>
+      <w:r>
+        <w:t xml:space="preserve"> diff –staged</w:t>
       </w:r>
     </w:p>
     <w:p>
@@ -13177,7 +15092,17 @@
         <w:ind w:firstLine="720"/>
       </w:pPr>
       <w:r>
-        <w:t>$ git commit –m “</w:t>
+        <w:t xml:space="preserve">$ </w:t>
+      </w:r>
+      <w:proofErr w:type="spellStart"/>
+      <w:proofErr w:type="gramStart"/>
+      <w:r>
+        <w:t>git</w:t>
+      </w:r>
+      <w:proofErr w:type="spellEnd"/>
+      <w:proofErr w:type="gramEnd"/>
+      <w:r>
+        <w:t xml:space="preserve"> commit –m “</w:t>
       </w:r>
       <w:r>
         <w:rPr>
@@ -13211,7 +15136,17 @@
         <w:pStyle w:val="SourceCode"/>
       </w:pPr>
       <w:r>
-        <w:t>$ git checkout develop</w:t>
+        <w:t xml:space="preserve">$ </w:t>
+      </w:r>
+      <w:proofErr w:type="spellStart"/>
+      <w:proofErr w:type="gramStart"/>
+      <w:r>
+        <w:t>git</w:t>
+      </w:r>
+      <w:proofErr w:type="spellEnd"/>
+      <w:proofErr w:type="gramEnd"/>
+      <w:r>
+        <w:t xml:space="preserve"> checkout develop</w:t>
       </w:r>
       <w:r>
         <w:tab/>
@@ -13226,7 +15161,17 @@
         </w:rPr>
       </w:pPr>
       <w:r>
-        <w:t xml:space="preserve">$ git merge </w:t>
+        <w:t xml:space="preserve">$ </w:t>
+      </w:r>
+      <w:proofErr w:type="spellStart"/>
+      <w:proofErr w:type="gramStart"/>
+      <w:r>
+        <w:t>git</w:t>
+      </w:r>
+      <w:proofErr w:type="spellEnd"/>
+      <w:proofErr w:type="gramEnd"/>
+      <w:r>
+        <w:t xml:space="preserve"> merge </w:t>
       </w:r>
       <w:r>
         <w:rPr>
@@ -13296,7 +15241,15 @@
         <w:pStyle w:val="SourceCode"/>
       </w:pPr>
       <w:r>
-        <w:t>$ commit –a “Update version”</w:t>
+        <w:t>$ commit –</w:t>
+      </w:r>
+      <w:proofErr w:type="gramStart"/>
+      <w:r>
+        <w:t>a</w:t>
+      </w:r>
+      <w:proofErr w:type="gramEnd"/>
+      <w:r>
+        <w:t xml:space="preserve"> “Update version”</w:t>
       </w:r>
     </w:p>
     <w:p>
@@ -13321,7 +15274,17 @@
         <w:pStyle w:val="SourceCode"/>
       </w:pPr>
       <w:r>
-        <w:t>$ git push</w:t>
+        <w:t xml:space="preserve">$ </w:t>
+      </w:r>
+      <w:proofErr w:type="spellStart"/>
+      <w:proofErr w:type="gramStart"/>
+      <w:r>
+        <w:t>git</w:t>
+      </w:r>
+      <w:proofErr w:type="spellEnd"/>
+      <w:proofErr w:type="gramEnd"/>
+      <w:r>
+        <w:t xml:space="preserve"> push</w:t>
       </w:r>
     </w:p>
     <w:p>
@@ -13341,7 +15304,15 @@
         <w:t>Update the Web page with the new prototype version</w:t>
       </w:r>
       <w:r>
-        <w:t xml:space="preserve">. Open DreamWeaver and push </w:t>
+        <w:t xml:space="preserve">. Open </w:t>
+      </w:r>
+      <w:proofErr w:type="spellStart"/>
+      <w:r>
+        <w:t>DreamWeaver</w:t>
+      </w:r>
+      <w:proofErr w:type="spellEnd"/>
+      <w:r>
+        <w:t xml:space="preserve"> and push </w:t>
       </w:r>
       <w:r>
         <w:t xml:space="preserve">the </w:t>
@@ -13392,11 +15363,19 @@
       <w:r>
         <w:t xml:space="preserve"> The </w:t>
       </w:r>
+      <w:proofErr w:type="spellStart"/>
       <w:r>
         <w:rPr>
           <w:rStyle w:val="SourceCodechar"/>
         </w:rPr>
-        <w:t>git status</w:t>
+        <w:t>git</w:t>
+      </w:r>
+      <w:proofErr w:type="spellEnd"/>
+      <w:r>
+        <w:rPr>
+          <w:rStyle w:val="SourceCodechar"/>
+        </w:rPr>
+        <w:t xml:space="preserve"> status</w:t>
       </w:r>
       <w:r>
         <w:t xml:space="preserve"> command </w:t>
@@ -13427,8 +15406,15 @@
       <w:r>
         <w:t xml:space="preserve">$ </w:t>
       </w:r>
-      <w:r>
-        <w:t xml:space="preserve">git </w:t>
+      <w:proofErr w:type="spellStart"/>
+      <w:proofErr w:type="gramStart"/>
+      <w:r>
+        <w:t>git</w:t>
+      </w:r>
+      <w:proofErr w:type="spellEnd"/>
+      <w:proofErr w:type="gramEnd"/>
+      <w:r>
+        <w:t xml:space="preserve"> </w:t>
       </w:r>
       <w:r>
         <w:t>status</w:t>
@@ -13456,7 +15442,17 @@
         <w:pStyle w:val="SourceCode"/>
       </w:pPr>
       <w:r>
-        <w:t>$ git checkout main</w:t>
+        <w:t xml:space="preserve">$ </w:t>
+      </w:r>
+      <w:proofErr w:type="spellStart"/>
+      <w:proofErr w:type="gramStart"/>
+      <w:r>
+        <w:t>git</w:t>
+      </w:r>
+      <w:proofErr w:type="spellEnd"/>
+      <w:proofErr w:type="gramEnd"/>
+      <w:r>
+        <w:t xml:space="preserve"> checkout main</w:t>
       </w:r>
     </w:p>
     <w:p>
@@ -13464,7 +15460,17 @@
         <w:pStyle w:val="SourceCode"/>
       </w:pPr>
       <w:r>
-        <w:t>$ git pull</w:t>
+        <w:t xml:space="preserve">$ </w:t>
+      </w:r>
+      <w:proofErr w:type="spellStart"/>
+      <w:proofErr w:type="gramStart"/>
+      <w:r>
+        <w:t>git</w:t>
+      </w:r>
+      <w:proofErr w:type="spellEnd"/>
+      <w:proofErr w:type="gramEnd"/>
+      <w:r>
+        <w:t xml:space="preserve"> pull</w:t>
       </w:r>
     </w:p>
     <w:p>
@@ -13574,8 +15580,15 @@
       <w:r>
         <w:t xml:space="preserve">$ </w:t>
       </w:r>
-      <w:r>
-        <w:t xml:space="preserve">git </w:t>
+      <w:proofErr w:type="spellStart"/>
+      <w:proofErr w:type="gramStart"/>
+      <w:r>
+        <w:t>git</w:t>
+      </w:r>
+      <w:proofErr w:type="spellEnd"/>
+      <w:proofErr w:type="gramEnd"/>
+      <w:r>
+        <w:t xml:space="preserve"> </w:t>
       </w:r>
       <w:r>
         <w:t>commit –a “</w:t>
@@ -13618,7 +15631,17 @@
         <w:pStyle w:val="SourceCode"/>
       </w:pPr>
       <w:r>
-        <w:t>$ git push</w:t>
+        <w:t xml:space="preserve">$ </w:t>
+      </w:r>
+      <w:proofErr w:type="spellStart"/>
+      <w:proofErr w:type="gramStart"/>
+      <w:r>
+        <w:t>git</w:t>
+      </w:r>
+      <w:proofErr w:type="spellEnd"/>
+      <w:proofErr w:type="gramEnd"/>
+      <w:r>
+        <w:t xml:space="preserve"> push</w:t>
       </w:r>
     </w:p>
     <w:p>
@@ -13719,12 +15742,14 @@
       <w:r>
         <w:t xml:space="preserve"> The </w:t>
       </w:r>
+      <w:proofErr w:type="spellStart"/>
       <w:r>
         <w:rPr>
           <w:rStyle w:val="SourceCodechar"/>
         </w:rPr>
         <w:t>git</w:t>
       </w:r>
+      <w:proofErr w:type="spellEnd"/>
       <w:r>
         <w:rPr>
           <w:lang w:eastAsia="ar-SA"/>
@@ -13769,8 +15794,15 @@
       <w:r>
         <w:t xml:space="preserve">$ </w:t>
       </w:r>
-      <w:r>
-        <w:t xml:space="preserve">git </w:t>
+      <w:proofErr w:type="spellStart"/>
+      <w:proofErr w:type="gramStart"/>
+      <w:r>
+        <w:t>git</w:t>
+      </w:r>
+      <w:proofErr w:type="spellEnd"/>
+      <w:proofErr w:type="gramEnd"/>
+      <w:r>
+        <w:t xml:space="preserve"> </w:t>
       </w:r>
       <w:r>
         <w:t>status</w:t>
@@ -13798,7 +15830,17 @@
         <w:pStyle w:val="SourceCode"/>
       </w:pPr>
       <w:r>
-        <w:t>$ git checkout develop</w:t>
+        <w:t xml:space="preserve">$ </w:t>
+      </w:r>
+      <w:proofErr w:type="spellStart"/>
+      <w:proofErr w:type="gramStart"/>
+      <w:r>
+        <w:t>git</w:t>
+      </w:r>
+      <w:proofErr w:type="spellEnd"/>
+      <w:proofErr w:type="gramEnd"/>
+      <w:r>
+        <w:t xml:space="preserve"> checkout develop</w:t>
       </w:r>
     </w:p>
     <w:p>
@@ -13806,7 +15848,17 @@
         <w:pStyle w:val="SourceCode"/>
       </w:pPr>
       <w:r>
-        <w:t>$ git pull</w:t>
+        <w:t xml:space="preserve">$ </w:t>
+      </w:r>
+      <w:proofErr w:type="spellStart"/>
+      <w:proofErr w:type="gramStart"/>
+      <w:r>
+        <w:t>git</w:t>
+      </w:r>
+      <w:proofErr w:type="spellEnd"/>
+      <w:proofErr w:type="gramEnd"/>
+      <w:r>
+        <w:t xml:space="preserve"> pull</w:t>
       </w:r>
       <w:r>
         <w:tab/>
@@ -13841,7 +15893,17 @@
         <w:pStyle w:val="SourceCode"/>
       </w:pPr>
       <w:r>
-        <w:t>$ cd Version</w:t>
+        <w:t xml:space="preserve">$ </w:t>
+      </w:r>
+      <w:proofErr w:type="spellStart"/>
+      <w:proofErr w:type="gramStart"/>
+      <w:r>
+        <w:t>cd</w:t>
+      </w:r>
+      <w:proofErr w:type="spellEnd"/>
+      <w:proofErr w:type="gramEnd"/>
+      <w:r>
+        <w:t xml:space="preserve"> Version</w:t>
       </w:r>
     </w:p>
     <w:p>
@@ -13857,7 +15919,17 @@
         <w:pStyle w:val="SourceCode"/>
       </w:pPr>
       <w:r>
-        <w:t xml:space="preserve">$ git commit </w:t>
+        <w:t xml:space="preserve">$ </w:t>
+      </w:r>
+      <w:proofErr w:type="spellStart"/>
+      <w:proofErr w:type="gramStart"/>
+      <w:r>
+        <w:t>git</w:t>
+      </w:r>
+      <w:proofErr w:type="spellEnd"/>
+      <w:proofErr w:type="gramEnd"/>
+      <w:r>
+        <w:t xml:space="preserve"> commit </w:t>
       </w:r>
       <w:r>
         <w:t xml:space="preserve">–a </w:t>
@@ -13876,7 +15948,15 @@
       </w:r>
       <w:r>
         <w:tab/>
-        <w:t># Add and commit</w:t>
+        <w:t xml:space="preserve"># </w:t>
+      </w:r>
+      <w:proofErr w:type="gramStart"/>
+      <w:r>
+        <w:t>Add</w:t>
+      </w:r>
+      <w:proofErr w:type="gramEnd"/>
+      <w:r>
+        <w:t xml:space="preserve"> and commit</w:t>
       </w:r>
     </w:p>
     <w:p>
@@ -13884,15 +15964,35 @@
         <w:pStyle w:val="SourceCode"/>
       </w:pPr>
       <w:r>
-        <w:t>$ cd ..</w:t>
-      </w:r>
+        <w:t xml:space="preserve">$ </w:t>
+      </w:r>
+      <w:proofErr w:type="spellStart"/>
+      <w:proofErr w:type="gramStart"/>
+      <w:r>
+        <w:t>cd</w:t>
+      </w:r>
+      <w:proofErr w:type="spellEnd"/>
+      <w:r>
+        <w:t xml:space="preserve"> ..</w:t>
+      </w:r>
+      <w:proofErr w:type="gramEnd"/>
     </w:p>
     <w:p>
       <w:pPr>
         <w:pStyle w:val="SourceCode"/>
       </w:pPr>
       <w:r>
-        <w:t>$ git push</w:t>
+        <w:t xml:space="preserve">$ </w:t>
+      </w:r>
+      <w:proofErr w:type="spellStart"/>
+      <w:proofErr w:type="gramStart"/>
+      <w:r>
+        <w:t>git</w:t>
+      </w:r>
+      <w:proofErr w:type="spellEnd"/>
+      <w:proofErr w:type="gramEnd"/>
+      <w:r>
+        <w:t xml:space="preserve"> push</w:t>
       </w:r>
     </w:p>
     <w:p>
@@ -13917,7 +16017,17 @@
         <w:pStyle w:val="SourceCode"/>
       </w:pPr>
       <w:r>
-        <w:t>$ git checkout main</w:t>
+        <w:t xml:space="preserve">$ </w:t>
+      </w:r>
+      <w:proofErr w:type="spellStart"/>
+      <w:proofErr w:type="gramStart"/>
+      <w:r>
+        <w:t>git</w:t>
+      </w:r>
+      <w:proofErr w:type="spellEnd"/>
+      <w:proofErr w:type="gramEnd"/>
+      <w:r>
+        <w:t xml:space="preserve"> checkout main</w:t>
       </w:r>
     </w:p>
     <w:p>
@@ -13925,7 +16035,17 @@
         <w:pStyle w:val="SourceCode"/>
       </w:pPr>
       <w:r>
-        <w:t>$ git pull</w:t>
+        <w:t xml:space="preserve">$ </w:t>
+      </w:r>
+      <w:proofErr w:type="spellStart"/>
+      <w:proofErr w:type="gramStart"/>
+      <w:r>
+        <w:t>git</w:t>
+      </w:r>
+      <w:proofErr w:type="spellEnd"/>
+      <w:proofErr w:type="gramEnd"/>
+      <w:r>
+        <w:t xml:space="preserve"> pull</w:t>
       </w:r>
       <w:r>
         <w:tab/>
@@ -13960,7 +16080,17 @@
         <w:pStyle w:val="SourceCode"/>
       </w:pPr>
       <w:r>
-        <w:t>$ git merge develop</w:t>
+        <w:t xml:space="preserve">$ </w:t>
+      </w:r>
+      <w:proofErr w:type="spellStart"/>
+      <w:proofErr w:type="gramStart"/>
+      <w:r>
+        <w:t>git</w:t>
+      </w:r>
+      <w:proofErr w:type="spellEnd"/>
+      <w:proofErr w:type="gramEnd"/>
+      <w:r>
+        <w:t xml:space="preserve"> merge develop</w:t>
       </w:r>
     </w:p>
     <w:p>
@@ -13969,7 +16099,17 @@
       </w:pPr>
       <w:r>
         <w:lastRenderedPageBreak/>
-        <w:t xml:space="preserve">$ git commit –a –m </w:t>
+        <w:t xml:space="preserve">$ </w:t>
+      </w:r>
+      <w:proofErr w:type="spellStart"/>
+      <w:proofErr w:type="gramStart"/>
+      <w:r>
+        <w:t>git</w:t>
+      </w:r>
+      <w:proofErr w:type="spellEnd"/>
+      <w:proofErr w:type="gramEnd"/>
+      <w:r>
+        <w:t xml:space="preserve"> commit –a –m </w:t>
       </w:r>
       <w:r>
         <w:t>“Update version information</w:t>
@@ -14003,8 +16143,19 @@
         <w:pStyle w:val="SourceCode"/>
       </w:pPr>
       <w:r>
-        <w:t xml:space="preserve">$ git tag </w:t>
-      </w:r>
+        <w:t xml:space="preserve">$ </w:t>
+      </w:r>
+      <w:proofErr w:type="spellStart"/>
+      <w:proofErr w:type="gramStart"/>
+      <w:r>
+        <w:t>git</w:t>
+      </w:r>
+      <w:proofErr w:type="spellEnd"/>
+      <w:proofErr w:type="gramEnd"/>
+      <w:r>
+        <w:t xml:space="preserve"> tag </w:t>
+      </w:r>
+      <w:proofErr w:type="spellStart"/>
       <w:r>
         <w:rPr>
           <w:rStyle w:val="SourceCodenon-literal"/>
@@ -14029,6 +16180,7 @@
         </w:rPr>
         <w:t>umber</w:t>
       </w:r>
+      <w:proofErr w:type="spellEnd"/>
       <w:r>
         <w:rPr>
           <w:rStyle w:val="SourceCodenon-literal"/>
@@ -14063,7 +16215,17 @@
         <w:pStyle w:val="SourceCode"/>
       </w:pPr>
       <w:r>
-        <w:t>$ git push</w:t>
+        <w:t xml:space="preserve">$ </w:t>
+      </w:r>
+      <w:proofErr w:type="spellStart"/>
+      <w:proofErr w:type="gramStart"/>
+      <w:r>
+        <w:t>git</w:t>
+      </w:r>
+      <w:proofErr w:type="spellEnd"/>
+      <w:proofErr w:type="gramEnd"/>
+      <w:r>
+        <w:t xml:space="preserve"> push</w:t>
       </w:r>
       <w:r>
         <w:tab/>
@@ -14081,7 +16243,17 @@
         <w:pStyle w:val="SourceCode"/>
       </w:pPr>
       <w:r>
-        <w:t xml:space="preserve">$ git push </w:t>
+        <w:t xml:space="preserve">$ </w:t>
+      </w:r>
+      <w:proofErr w:type="spellStart"/>
+      <w:proofErr w:type="gramStart"/>
+      <w:r>
+        <w:t>git</w:t>
+      </w:r>
+      <w:proofErr w:type="spellEnd"/>
+      <w:proofErr w:type="gramEnd"/>
+      <w:r>
+        <w:t xml:space="preserve"> push </w:t>
       </w:r>
       <w:r>
         <w:t>-</w:t>
@@ -14132,7 +16304,15 @@
         <w:t xml:space="preserve"> branch</w:t>
       </w:r>
       <w:r>
-        <w:t xml:space="preserve"> (main).</w:t>
+        <w:t xml:space="preserve"> (</w:t>
+      </w:r>
+      <w:proofErr w:type="gramStart"/>
+      <w:r>
+        <w:t>main</w:t>
+      </w:r>
+      <w:proofErr w:type="gramEnd"/>
+      <w:r>
+        <w:t>).</w:t>
       </w:r>
     </w:p>
     <w:p>
@@ -14140,7 +16320,17 @@
         <w:pStyle w:val="SourceCode"/>
       </w:pPr>
       <w:r>
-        <w:t>$ cd $TAXTOOLS</w:t>
+        <w:t xml:space="preserve">$ </w:t>
+      </w:r>
+      <w:proofErr w:type="spellStart"/>
+      <w:proofErr w:type="gramStart"/>
+      <w:r>
+        <w:t>cd</w:t>
+      </w:r>
+      <w:proofErr w:type="spellEnd"/>
+      <w:proofErr w:type="gramEnd"/>
+      <w:r>
+        <w:t xml:space="preserve"> $TAXTOOLS</w:t>
       </w:r>
       <w:r>
         <w:t>/..</w:t>
@@ -14151,14 +16341,34 @@
         <w:pStyle w:val="SourceCode"/>
       </w:pPr>
       <w:r>
-        <w:t xml:space="preserve">$ rm –rf </w:t>
-      </w:r>
+        <w:t xml:space="preserve">$ </w:t>
+      </w:r>
+      <w:proofErr w:type="spellStart"/>
+      <w:proofErr w:type="gramStart"/>
+      <w:r>
+        <w:t>rm</w:t>
+      </w:r>
+      <w:proofErr w:type="spellEnd"/>
+      <w:proofErr w:type="gramEnd"/>
+      <w:r>
+        <w:t xml:space="preserve"> –</w:t>
+      </w:r>
+      <w:proofErr w:type="spellStart"/>
+      <w:r>
+        <w:t>rf</w:t>
+      </w:r>
+      <w:proofErr w:type="spellEnd"/>
+      <w:r>
+        <w:t xml:space="preserve"> </w:t>
+      </w:r>
+      <w:proofErr w:type="spellStart"/>
       <w:r>
         <w:t>TAXTools</w:t>
       </w:r>
       <w:r>
         <w:t>New</w:t>
       </w:r>
+      <w:proofErr w:type="spellEnd"/>
     </w:p>
     <w:p>
       <w:pPr>
@@ -14167,12 +16377,22 @@
       <w:r>
         <w:t xml:space="preserve">$ </w:t>
       </w:r>
+      <w:proofErr w:type="spellStart"/>
       <w:r>
         <w:t>TAXTools</w:t>
       </w:r>
       <w:r>
-        <w:t>Dev/tools/UpdateRelease</w:t>
-      </w:r>
+        <w:t>Dev</w:t>
+      </w:r>
+      <w:proofErr w:type="spellEnd"/>
+      <w:r>
+        <w:t>/tools/</w:t>
+      </w:r>
+      <w:proofErr w:type="spellStart"/>
+      <w:r>
+        <w:t>UpdateRelease</w:t>
+      </w:r>
+      <w:proofErr w:type="spellEnd"/>
       <w:r>
         <w:tab/>
       </w:r>
@@ -14180,38 +16400,59 @@
         <w:tab/>
         <w:t xml:space="preserve"># Copy </w:t>
       </w:r>
+      <w:proofErr w:type="spellStart"/>
       <w:r>
         <w:t>TAXTools</w:t>
       </w:r>
       <w:r>
-        <w:t xml:space="preserve">Dev to </w:t>
-      </w:r>
+        <w:t>Dev</w:t>
+      </w:r>
+      <w:proofErr w:type="spellEnd"/>
+      <w:r>
+        <w:t xml:space="preserve"> to </w:t>
+      </w:r>
+      <w:proofErr w:type="spellStart"/>
       <w:r>
         <w:t>TAXTools</w:t>
       </w:r>
       <w:r>
         <w:t>New</w:t>
       </w:r>
+      <w:proofErr w:type="spellEnd"/>
     </w:p>
     <w:p>
       <w:pPr>
         <w:pStyle w:val="SourceCode"/>
       </w:pPr>
       <w:r>
-        <w:t xml:space="preserve">$ dircmp </w:t>
-      </w:r>
+        <w:t xml:space="preserve">$ </w:t>
+      </w:r>
+      <w:proofErr w:type="spellStart"/>
+      <w:proofErr w:type="gramStart"/>
+      <w:r>
+        <w:t>dircmp</w:t>
+      </w:r>
+      <w:proofErr w:type="spellEnd"/>
+      <w:proofErr w:type="gramEnd"/>
+      <w:r>
+        <w:t xml:space="preserve"> </w:t>
+      </w:r>
+      <w:proofErr w:type="spellStart"/>
       <w:r>
         <w:t>TAXTools</w:t>
       </w:r>
+      <w:proofErr w:type="spellEnd"/>
       <w:r>
         <w:t xml:space="preserve"> </w:t>
       </w:r>
+      <w:proofErr w:type="spellStart"/>
       <w:r>
         <w:t>TAXTools</w:t>
       </w:r>
       <w:r>
         <w:t>New</w:t>
       </w:r>
+      <w:proofErr w:type="spellEnd"/>
       <w:r>
         <w:tab/>
       </w:r>
@@ -14243,17 +16484,24 @@
       <w:r>
         <w:t xml:space="preserve">replace the </w:t>
       </w:r>
+      <w:proofErr w:type="spellStart"/>
       <w:r>
         <w:t>TAXTools</w:t>
       </w:r>
+      <w:proofErr w:type="spellEnd"/>
       <w:r>
         <w:t xml:space="preserve"> directory with </w:t>
       </w:r>
+      <w:proofErr w:type="spellStart"/>
       <w:r>
         <w:t>TAXTools</w:t>
       </w:r>
       <w:r>
-        <w:t>New.</w:t>
+        <w:t>New</w:t>
+      </w:r>
+      <w:proofErr w:type="spellEnd"/>
+      <w:r>
+        <w:t>.</w:t>
       </w:r>
     </w:p>
     <w:p>
@@ -14264,14 +16512,30 @@
         <w:t>$</w:t>
       </w:r>
       <w:r>
-        <w:t xml:space="preserve"> mv </w:t>
-      </w:r>
+        <w:t xml:space="preserve"> </w:t>
+      </w:r>
+      <w:proofErr w:type="spellStart"/>
+      <w:proofErr w:type="gramStart"/>
+      <w:r>
+        <w:t>mv</w:t>
+      </w:r>
+      <w:proofErr w:type="spellEnd"/>
+      <w:proofErr w:type="gramEnd"/>
+      <w:r>
+        <w:t xml:space="preserve"> </w:t>
+      </w:r>
+      <w:proofErr w:type="spellStart"/>
       <w:r>
         <w:t>TAXTools</w:t>
       </w:r>
       <w:r>
-        <w:t xml:space="preserve">New </w:t>
-      </w:r>
+        <w:t>New</w:t>
+      </w:r>
+      <w:proofErr w:type="spellEnd"/>
+      <w:r>
+        <w:t xml:space="preserve"> </w:t>
+      </w:r>
+      <w:proofErr w:type="spellStart"/>
       <w:r>
         <w:t>TAXTools</w:t>
       </w:r>
@@ -14284,6 +16548,7 @@
         </w:rPr>
         <w:t>VersionNumber</w:t>
       </w:r>
+      <w:proofErr w:type="spellEnd"/>
     </w:p>
     <w:p>
       <w:pPr>
@@ -14295,14 +16560,27 @@
       <w:r>
         <w:t xml:space="preserve">$ </w:t>
       </w:r>
-      <w:r>
-        <w:t>tar –cv</w:t>
+      <w:proofErr w:type="gramStart"/>
+      <w:r>
+        <w:t>tar</w:t>
+      </w:r>
+      <w:proofErr w:type="gramEnd"/>
+      <w:r>
+        <w:t xml:space="preserve"> –</w:t>
+      </w:r>
+      <w:proofErr w:type="spellStart"/>
+      <w:r>
+        <w:t>cv</w:t>
       </w:r>
       <w:r>
         <w:t>z</w:t>
       </w:r>
       <w:r>
-        <w:t xml:space="preserve">f </w:t>
+        <w:t>f</w:t>
+      </w:r>
+      <w:proofErr w:type="spellEnd"/>
+      <w:r>
+        <w:t xml:space="preserve"> </w:t>
       </w:r>
       <w:r>
         <w:t>TAXTools</w:t>
@@ -14319,6 +16597,7 @@
       <w:r>
         <w:t xml:space="preserve">.tgz </w:t>
       </w:r>
+      <w:proofErr w:type="spellStart"/>
       <w:r>
         <w:t>TAXTools</w:t>
       </w:r>
@@ -14331,13 +16610,22 @@
         </w:rPr>
         <w:t>VersionNumber</w:t>
       </w:r>
+      <w:proofErr w:type="spellEnd"/>
     </w:p>
     <w:p>
       <w:pPr>
         <w:pStyle w:val="SourceCode"/>
       </w:pPr>
       <w:r>
-        <w:t xml:space="preserve">$ cp </w:t>
+        <w:t xml:space="preserve">$ </w:t>
+      </w:r>
+      <w:proofErr w:type="gramStart"/>
+      <w:r>
+        <w:t>cp</w:t>
+      </w:r>
+      <w:proofErr w:type="gramEnd"/>
+      <w:r>
+        <w:t xml:space="preserve"> </w:t>
       </w:r>
       <w:r>
         <w:t>TAXTools</w:t>
@@ -14354,20 +16642,42 @@
       <w:r>
         <w:t>.tgz $ARCHIVE/</w:t>
       </w:r>
+      <w:proofErr w:type="spellStart"/>
       <w:r>
         <w:t>TAXTools</w:t>
       </w:r>
+      <w:proofErr w:type="spellEnd"/>
     </w:p>
     <w:p>
       <w:pPr>
         <w:pStyle w:val="SourceCode"/>
       </w:pPr>
       <w:r>
-        <w:t xml:space="preserve">$ rm –rf </w:t>
-      </w:r>
+        <w:t xml:space="preserve">$ </w:t>
+      </w:r>
+      <w:proofErr w:type="spellStart"/>
+      <w:proofErr w:type="gramStart"/>
+      <w:r>
+        <w:t>rm</w:t>
+      </w:r>
+      <w:proofErr w:type="spellEnd"/>
+      <w:proofErr w:type="gramEnd"/>
+      <w:r>
+        <w:t xml:space="preserve"> –</w:t>
+      </w:r>
+      <w:proofErr w:type="spellStart"/>
+      <w:r>
+        <w:t>rf</w:t>
+      </w:r>
+      <w:proofErr w:type="spellEnd"/>
+      <w:r>
+        <w:t xml:space="preserve"> </w:t>
+      </w:r>
+      <w:proofErr w:type="spellStart"/>
       <w:r>
         <w:t>TAXTools</w:t>
       </w:r>
+      <w:proofErr w:type="spellEnd"/>
       <w:r>
         <w:tab/>
       </w:r>
@@ -14387,8 +16697,19 @@
         <w:pStyle w:val="SourceCode"/>
       </w:pPr>
       <w:r>
-        <w:t xml:space="preserve">$ mv </w:t>
-      </w:r>
+        <w:t xml:space="preserve">$ </w:t>
+      </w:r>
+      <w:proofErr w:type="spellStart"/>
+      <w:proofErr w:type="gramStart"/>
+      <w:r>
+        <w:t>mv</w:t>
+      </w:r>
+      <w:proofErr w:type="spellEnd"/>
+      <w:proofErr w:type="gramEnd"/>
+      <w:r>
+        <w:t xml:space="preserve"> </w:t>
+      </w:r>
+      <w:proofErr w:type="spellStart"/>
       <w:r>
         <w:t>TAXTools</w:t>
       </w:r>
@@ -14401,12 +16722,15 @@
         </w:rPr>
         <w:t>VersionNumber</w:t>
       </w:r>
+      <w:proofErr w:type="spellEnd"/>
       <w:r>
         <w:t xml:space="preserve"> </w:t>
       </w:r>
+      <w:proofErr w:type="spellStart"/>
       <w:r>
         <w:t>TAXTools</w:t>
       </w:r>
+      <w:proofErr w:type="spellEnd"/>
       <w:r>
         <w:tab/>
         <w:t># Replace with new files</w:t>
@@ -14449,8 +16773,13 @@
         <w:t xml:space="preserve">$ </w:t>
       </w:r>
       <w:r>
-        <w:t>Open DreamWeaver</w:t>
-      </w:r>
+        <w:t xml:space="preserve">Open </w:t>
+      </w:r>
+      <w:proofErr w:type="spellStart"/>
+      <w:r>
+        <w:t>DreamWeaver</w:t>
+      </w:r>
+      <w:proofErr w:type="spellEnd"/>
     </w:p>
     <w:p>
       <w:pPr>
@@ -14518,8 +16847,15 @@
       <w:r>
         <w:t xml:space="preserve">$ </w:t>
       </w:r>
-      <w:r>
-        <w:t>cd $</w:t>
+      <w:proofErr w:type="spellStart"/>
+      <w:proofErr w:type="gramStart"/>
+      <w:r>
+        <w:t>cd</w:t>
+      </w:r>
+      <w:proofErr w:type="spellEnd"/>
+      <w:proofErr w:type="gramEnd"/>
+      <w:r>
+        <w:t xml:space="preserve"> $</w:t>
       </w:r>
       <w:r>
         <w:t>TAXTOOLS</w:t>
@@ -14532,8 +16868,15 @@
       <w:r>
         <w:t xml:space="preserve">$ </w:t>
       </w:r>
-      <w:r>
-        <w:t>git checkout develop</w:t>
+      <w:proofErr w:type="spellStart"/>
+      <w:proofErr w:type="gramStart"/>
+      <w:r>
+        <w:t>git</w:t>
+      </w:r>
+      <w:proofErr w:type="spellEnd"/>
+      <w:proofErr w:type="gramEnd"/>
+      <w:r>
+        <w:t xml:space="preserve"> checkout develop</w:t>
       </w:r>
     </w:p>
     <w:p>
@@ -14541,7 +16884,17 @@
         <w:pStyle w:val="SourceCode"/>
       </w:pPr>
       <w:r>
-        <w:t>$ git pull</w:t>
+        <w:t xml:space="preserve">$ </w:t>
+      </w:r>
+      <w:proofErr w:type="spellStart"/>
+      <w:proofErr w:type="gramStart"/>
+      <w:r>
+        <w:t>git</w:t>
+      </w:r>
+      <w:proofErr w:type="spellEnd"/>
+      <w:proofErr w:type="gramEnd"/>
+      <w:r>
+        <w:t xml:space="preserve"> pull</w:t>
       </w:r>
       <w:r>
         <w:tab/>
@@ -14590,7 +16943,17 @@
         <w:pStyle w:val="SourceCode"/>
       </w:pPr>
       <w:r>
-        <w:t>$ git commit –a</w:t>
+        <w:t xml:space="preserve">$ </w:t>
+      </w:r>
+      <w:proofErr w:type="spellStart"/>
+      <w:proofErr w:type="gramStart"/>
+      <w:r>
+        <w:t>git</w:t>
+      </w:r>
+      <w:proofErr w:type="spellEnd"/>
+      <w:proofErr w:type="gramEnd"/>
+      <w:r>
+        <w:t xml:space="preserve"> commit –a</w:t>
       </w:r>
       <w:r>
         <w:t xml:space="preserve"> “</w:t>
@@ -14607,7 +16970,17 @@
         <w:pStyle w:val="SourceCode"/>
       </w:pPr>
       <w:r>
-        <w:t>$ git push</w:t>
+        <w:t xml:space="preserve">$ </w:t>
+      </w:r>
+      <w:proofErr w:type="spellStart"/>
+      <w:proofErr w:type="gramStart"/>
+      <w:r>
+        <w:t>git</w:t>
+      </w:r>
+      <w:proofErr w:type="spellEnd"/>
+      <w:proofErr w:type="gramEnd"/>
+      <w:r>
+        <w:t xml:space="preserve"> push</w:t>
       </w:r>
     </w:p>
     <w:p>
@@ -14618,10 +16991,12 @@
       <w:r>
         <w:t xml:space="preserve">Get a Past Version of </w:t>
       </w:r>
+      <w:proofErr w:type="spellStart"/>
       <w:r>
         <w:t>TAXTools</w:t>
       </w:r>
       <w:bookmarkEnd w:id="60"/>
+      <w:proofErr w:type="spellEnd"/>
     </w:p>
     <w:p>
       <w:pPr>
@@ -14640,12 +17015,14 @@
       <w:r>
         <w:t xml:space="preserve">You create a tag with the </w:t>
       </w:r>
+      <w:proofErr w:type="spellStart"/>
       <w:r>
         <w:rPr>
           <w:rStyle w:val="SourceCodechar"/>
         </w:rPr>
         <w:t>git</w:t>
       </w:r>
+      <w:proofErr w:type="spellEnd"/>
       <w:r>
         <w:t xml:space="preserve"> </w:t>
       </w:r>
@@ -14664,8 +17041,19 @@
         <w:pStyle w:val="SourceCode"/>
       </w:pPr>
       <w:r>
-        <w:t xml:space="preserve">$ git tag </w:t>
-      </w:r>
+        <w:t xml:space="preserve">$ </w:t>
+      </w:r>
+      <w:proofErr w:type="spellStart"/>
+      <w:proofErr w:type="gramStart"/>
+      <w:r>
+        <w:t>git</w:t>
+      </w:r>
+      <w:proofErr w:type="spellEnd"/>
+      <w:proofErr w:type="gramEnd"/>
+      <w:r>
+        <w:t xml:space="preserve"> tag </w:t>
+      </w:r>
+      <w:proofErr w:type="spellStart"/>
       <w:r>
         <w:rPr>
           <w:rStyle w:val="SourceCodenon-literal"/>
@@ -14690,6 +17078,7 @@
         </w:rPr>
         <w:t>umber</w:t>
       </w:r>
+      <w:proofErr w:type="spellEnd"/>
       <w:r>
         <w:rPr>
           <w:rStyle w:val="SourceCodenon-literal"/>
@@ -14717,7 +17106,17 @@
         <w:pStyle w:val="SourceCode"/>
       </w:pPr>
       <w:r>
-        <w:t>$ git push</w:t>
+        <w:t xml:space="preserve">$ </w:t>
+      </w:r>
+      <w:proofErr w:type="spellStart"/>
+      <w:proofErr w:type="gramStart"/>
+      <w:r>
+        <w:t>git</w:t>
+      </w:r>
+      <w:proofErr w:type="spellEnd"/>
+      <w:proofErr w:type="gramEnd"/>
+      <w:r>
+        <w:t xml:space="preserve"> push</w:t>
       </w:r>
       <w:r>
         <w:tab/>
@@ -14735,7 +17134,17 @@
         <w:pStyle w:val="SourceCode"/>
       </w:pPr>
       <w:r>
-        <w:t>$ git push --tags</w:t>
+        <w:t xml:space="preserve">$ </w:t>
+      </w:r>
+      <w:proofErr w:type="spellStart"/>
+      <w:proofErr w:type="gramStart"/>
+      <w:r>
+        <w:t>git</w:t>
+      </w:r>
+      <w:proofErr w:type="spellEnd"/>
+      <w:proofErr w:type="gramEnd"/>
+      <w:r>
+        <w:t xml:space="preserve"> push --tags</w:t>
       </w:r>
       <w:r>
         <w:tab/>
@@ -14772,12 +17181,14 @@
       <w:r>
         <w:t xml:space="preserve">the </w:t>
       </w:r>
+      <w:proofErr w:type="spellStart"/>
       <w:r>
         <w:rPr>
           <w:rStyle w:val="SourceCodechar"/>
         </w:rPr>
         <w:t>git</w:t>
       </w:r>
+      <w:proofErr w:type="spellEnd"/>
       <w:r>
         <w:t xml:space="preserve"> </w:t>
       </w:r>
@@ -14802,17 +17213,29 @@
         <w:pStyle w:val="SourceCode"/>
       </w:pPr>
       <w:r>
-        <w:t xml:space="preserve">$ git tag </w:t>
+        <w:t xml:space="preserve">$ </w:t>
+      </w:r>
+      <w:proofErr w:type="spellStart"/>
+      <w:proofErr w:type="gramStart"/>
+      <w:r>
+        <w:t>git</w:t>
+      </w:r>
+      <w:proofErr w:type="spellEnd"/>
+      <w:proofErr w:type="gramEnd"/>
+      <w:r>
+        <w:t xml:space="preserve"> tag </w:t>
       </w:r>
       <w:r>
         <w:t xml:space="preserve">--delete </w:t>
       </w:r>
+      <w:proofErr w:type="spellStart"/>
       <w:r>
         <w:rPr>
           <w:rStyle w:val="SourceCodenon-literal"/>
         </w:rPr>
         <w:t>tagName</w:t>
       </w:r>
+      <w:proofErr w:type="spellEnd"/>
       <w:r>
         <w:rPr>
           <w:rStyle w:val="SourceCodenon-literal"/>
@@ -14840,7 +17263,17 @@
         <w:pStyle w:val="SourceCode"/>
       </w:pPr>
       <w:r>
-        <w:t xml:space="preserve">$ git push </w:t>
+        <w:t xml:space="preserve">$ </w:t>
+      </w:r>
+      <w:proofErr w:type="spellStart"/>
+      <w:proofErr w:type="gramStart"/>
+      <w:r>
+        <w:t>git</w:t>
+      </w:r>
+      <w:proofErr w:type="spellEnd"/>
+      <w:proofErr w:type="gramEnd"/>
+      <w:r>
+        <w:t xml:space="preserve"> push </w:t>
       </w:r>
       <w:r>
         <w:t xml:space="preserve">origin </w:t>
@@ -14848,12 +17281,14 @@
       <w:r>
         <w:t xml:space="preserve">--delete </w:t>
       </w:r>
+      <w:proofErr w:type="spellStart"/>
       <w:r>
         <w:rPr>
           <w:rStyle w:val="SourceCodenon-literal"/>
         </w:rPr>
         <w:t>tagName</w:t>
       </w:r>
+      <w:proofErr w:type="spellEnd"/>
       <w:r>
         <w:tab/>
       </w:r>
@@ -14958,7 +17393,17 @@
         <w:pStyle w:val="SourceCode"/>
       </w:pPr>
       <w:r>
-        <w:t>$ git help</w:t>
+        <w:t xml:space="preserve">$ </w:t>
+      </w:r>
+      <w:proofErr w:type="spellStart"/>
+      <w:proofErr w:type="gramStart"/>
+      <w:r>
+        <w:t>git</w:t>
+      </w:r>
+      <w:proofErr w:type="spellEnd"/>
+      <w:proofErr w:type="gramEnd"/>
+      <w:r>
+        <w:t xml:space="preserve"> help</w:t>
       </w:r>
     </w:p>
     <w:p>
@@ -14997,7 +17442,23 @@
         <w:rPr>
           <w:lang w:eastAsia="ar-SA"/>
         </w:rPr>
-        <w:t>$ git help –a</w:t>
+        <w:t xml:space="preserve">$ </w:t>
+      </w:r>
+      <w:proofErr w:type="spellStart"/>
+      <w:proofErr w:type="gramStart"/>
+      <w:r>
+        <w:rPr>
+          <w:lang w:eastAsia="ar-SA"/>
+        </w:rPr>
+        <w:t>git</w:t>
+      </w:r>
+      <w:proofErr w:type="spellEnd"/>
+      <w:proofErr w:type="gramEnd"/>
+      <w:r>
+        <w:rPr>
+          <w:lang w:eastAsia="ar-SA"/>
+        </w:rPr>
+        <w:t xml:space="preserve"> help –a</w:t>
       </w:r>
     </w:p>
     <w:p>
@@ -15045,7 +17506,23 @@
         <w:rPr>
           <w:lang w:eastAsia="ar-SA"/>
         </w:rPr>
-        <w:t xml:space="preserve">$ git </w:t>
+        <w:t xml:space="preserve">$ </w:t>
+      </w:r>
+      <w:proofErr w:type="spellStart"/>
+      <w:proofErr w:type="gramStart"/>
+      <w:r>
+        <w:rPr>
+          <w:lang w:eastAsia="ar-SA"/>
+        </w:rPr>
+        <w:t>git</w:t>
+      </w:r>
+      <w:proofErr w:type="spellEnd"/>
+      <w:proofErr w:type="gramEnd"/>
+      <w:r>
+        <w:rPr>
+          <w:lang w:eastAsia="ar-SA"/>
+        </w:rPr>
+        <w:t xml:space="preserve"> </w:t>
       </w:r>
       <w:r>
         <w:t>help</w:t>
@@ -15090,7 +17567,23 @@
         <w:rPr>
           <w:lang w:eastAsia="ar-SA"/>
         </w:rPr>
-        <w:t xml:space="preserve">$ git </w:t>
+        <w:t xml:space="preserve">$ </w:t>
+      </w:r>
+      <w:proofErr w:type="spellStart"/>
+      <w:proofErr w:type="gramStart"/>
+      <w:r>
+        <w:rPr>
+          <w:lang w:eastAsia="ar-SA"/>
+        </w:rPr>
+        <w:t>git</w:t>
+      </w:r>
+      <w:proofErr w:type="spellEnd"/>
+      <w:proofErr w:type="gramEnd"/>
+      <w:r>
+        <w:rPr>
+          <w:lang w:eastAsia="ar-SA"/>
+        </w:rPr>
+        <w:t xml:space="preserve"> </w:t>
       </w:r>
       <w:r>
         <w:t>help</w:t>
@@ -15164,11 +17657,16 @@
         <w:t>O</w:t>
       </w:r>
       <w:r>
-        <w:t>r local repository</w:t>
+        <w:t xml:space="preserve">r local </w:t>
+      </w:r>
+      <w:proofErr w:type="gramStart"/>
+      <w:r>
+        <w:t>repository</w:t>
       </w:r>
       <w:r>
         <w:t>,</w:t>
       </w:r>
+      <w:proofErr w:type="gramEnd"/>
       <w:r>
         <w:t xml:space="preserve"> refers to the developer’s copy of the repository on their local system.</w:t>
       </w:r>
@@ -15268,12 +17766,14 @@
       <w:r>
         <w:t xml:space="preserve">s any directory that has been initialized by Git using the </w:t>
       </w:r>
+      <w:proofErr w:type="spellStart"/>
       <w:r>
         <w:rPr>
           <w:rStyle w:val="SourceCodechar"/>
         </w:rPr>
         <w:t>git</w:t>
       </w:r>
+      <w:proofErr w:type="spellEnd"/>
       <w:r>
         <w:t xml:space="preserve"> </w:t>
       </w:r>
@@ -15284,14 +17784,30 @@
         <w:t>init</w:t>
       </w:r>
       <w:r>
-        <w:t xml:space="preserve"> command. Once initialized, the directory will have a subdirectory named </w:t>
+        <w:t xml:space="preserve"> </w:t>
+      </w:r>
+      <w:proofErr w:type="gramStart"/>
+      <w:r>
+        <w:t>command.</w:t>
+      </w:r>
+      <w:proofErr w:type="gramEnd"/>
+      <w:r>
+        <w:t xml:space="preserve"> Once initialized, the directory will have a subdirectory named </w:t>
       </w:r>
       <w:r>
         <w:rPr>
           <w:rStyle w:val="SourceCodechar"/>
         </w:rPr>
-        <w:t>.git</w:t>
-      </w:r>
+        <w:t>.</w:t>
+      </w:r>
+      <w:proofErr w:type="spellStart"/>
+      <w:r>
+        <w:rPr>
+          <w:rStyle w:val="SourceCodechar"/>
+        </w:rPr>
+        <w:t>git</w:t>
+      </w:r>
+      <w:proofErr w:type="spellEnd"/>
       <w:r>
         <w:t xml:space="preserve"> where Git stores all the information it needs to track changes to the files in the directory.</w:t>
       </w:r>
@@ -15708,6 +18224,7 @@
         <w:spacing w:after="0"/>
         <w:ind w:left="1440"/>
       </w:pPr>
+      <w:proofErr w:type="gramStart"/>
       <w:r>
         <w:t>Editor</w:t>
       </w:r>
@@ -15725,6 +18242,7 @@
         <w:tab/>
         <w:t>?</w:t>
       </w:r>
+      <w:proofErr w:type="gramEnd"/>
     </w:p>
     <w:p>
       <w:pPr>
@@ -15747,7 +18265,14 @@
       </w:r>
       <w:r>
         <w:tab/>
-        <w:t>Ubuntu (WSL)</w:t>
+      </w:r>
+      <w:proofErr w:type="spellStart"/>
+      <w:r>
+        <w:t>Ubuntu</w:t>
+      </w:r>
+      <w:proofErr w:type="spellEnd"/>
+      <w:r>
+        <w:t xml:space="preserve"> (WSL)</w:t>
       </w:r>
     </w:p>
     <w:p>
@@ -15799,10 +18324,40 @@
         <w:rPr>
           <w:rStyle w:val="SourceCodechar"/>
         </w:rPr>
-        <w:t>.vscode/settings.json</w:t>
-      </w:r>
-      <w:r>
-        <w:t>. at the top of the project directory. This is a workspace file are should be checked into the Git repository.</w:t>
+        <w:t>.</w:t>
+      </w:r>
+      <w:proofErr w:type="spellStart"/>
+      <w:r>
+        <w:rPr>
+          <w:rStyle w:val="SourceCodechar"/>
+        </w:rPr>
+        <w:t>vscode</w:t>
+      </w:r>
+      <w:proofErr w:type="spellEnd"/>
+      <w:r>
+        <w:rPr>
+          <w:rStyle w:val="SourceCodechar"/>
+        </w:rPr>
+        <w:t>/</w:t>
+      </w:r>
+      <w:proofErr w:type="spellStart"/>
+      <w:r>
+        <w:rPr>
+          <w:rStyle w:val="SourceCodechar"/>
+        </w:rPr>
+        <w:t>settings.json</w:t>
+      </w:r>
+      <w:proofErr w:type="spellEnd"/>
+      <w:r>
+        <w:t xml:space="preserve">. </w:t>
+      </w:r>
+      <w:proofErr w:type="gramStart"/>
+      <w:r>
+        <w:t>at</w:t>
+      </w:r>
+      <w:proofErr w:type="gramEnd"/>
+      <w:r>
+        <w:t xml:space="preserve"> the top of the project directory. This is a workspace file are should be checked into the Git repository.</w:t>
       </w:r>
     </w:p>
     <w:p>
@@ -15846,8 +18401,12 @@
       </w:r>
       <w:r>
         <w:tab/>
+      </w:r>
+      <w:proofErr w:type="spellStart"/>
+      <w:r>
         <w:t>Tabsize</w:t>
       </w:r>
+      <w:proofErr w:type="spellEnd"/>
       <w:r>
         <w:tab/>
       </w:r>
@@ -15880,8 +18439,13 @@
       </w:r>
       <w:r>
         <w:tab/>
-        <w:t>Insert Spaces</w:t>
-      </w:r>
+        <w:t xml:space="preserve">Insert </w:t>
+      </w:r>
+      <w:proofErr w:type="gramStart"/>
+      <w:r>
+        <w:t>Spaces</w:t>
+      </w:r>
+      <w:proofErr w:type="gramEnd"/>
       <w:r>
         <w:tab/>
       </w:r>
@@ -15994,7 +18558,21 @@
         <w:rPr>
           <w:lang w:eastAsia="ar-SA"/>
         </w:rPr>
-        <w:t>I use the following extensions. VS Code does not support printing, so you need to add an extension to provide the functionality. The Print extension adds print icons to the top banner of the editor panel. The ESLint and Prettier extensions are discussed below.</w:t>
+        <w:t xml:space="preserve">I use the following extensions. VS Code does not support printing, so you need to add an extension to provide the functionality. The Print extension adds print icons to the top banner of the editor panel. The </w:t>
+      </w:r>
+      <w:proofErr w:type="spellStart"/>
+      <w:r>
+        <w:rPr>
+          <w:lang w:eastAsia="ar-SA"/>
+        </w:rPr>
+        <w:t>ESLint</w:t>
+      </w:r>
+      <w:proofErr w:type="spellEnd"/>
+      <w:r>
+        <w:rPr>
+          <w:lang w:eastAsia="ar-SA"/>
+        </w:rPr>
+        <w:t xml:space="preserve"> and Prettier extensions are discussed below.</w:t>
       </w:r>
     </w:p>
     <w:p>
@@ -16017,9 +18595,11 @@
       <w:pPr>
         <w:pStyle w:val="StyleHang-MediumAfter0pt"/>
       </w:pPr>
+      <w:proofErr w:type="spellStart"/>
       <w:r>
         <w:t>ESLint</w:t>
       </w:r>
+      <w:proofErr w:type="spellEnd"/>
     </w:p>
     <w:p>
       <w:pPr>
@@ -16040,10 +18620,12 @@
       <w:pPr>
         <w:pStyle w:val="StyleHang-MediumAfter0pt"/>
       </w:pPr>
+      <w:proofErr w:type="spellStart"/>
       <w:r>
         <w:lastRenderedPageBreak/>
         <w:t>GitLens</w:t>
       </w:r>
+      <w:proofErr w:type="spellEnd"/>
     </w:p>
     <w:p>
       <w:pPr>
@@ -16082,7 +18664,15 @@
         <w:pStyle w:val="StyleHang-MediumAfter0pt"/>
       </w:pPr>
       <w:r>
-        <w:t>Open in Browser (by TechER)</w:t>
+        <w:t xml:space="preserve">Open in Browser (by </w:t>
+      </w:r>
+      <w:proofErr w:type="spellStart"/>
+      <w:r>
+        <w:t>TechER</w:t>
+      </w:r>
+      <w:proofErr w:type="spellEnd"/>
+      <w:r>
+        <w:t>)</w:t>
       </w:r>
     </w:p>
     <w:p>
@@ -16132,8 +18722,13 @@
         <w:pStyle w:val="StyleHang-MediumAfter0pt"/>
       </w:pPr>
       <w:r>
-        <w:t>Ctrl + ,</w:t>
-      </w:r>
+        <w:t xml:space="preserve">Ctrl </w:t>
+      </w:r>
+      <w:proofErr w:type="gramStart"/>
+      <w:r>
+        <w:t>+ ,</w:t>
+      </w:r>
+      <w:proofErr w:type="gramEnd"/>
       <w:r>
         <w:tab/>
         <w:t>Open settings</w:t>
@@ -16377,8 +18972,13 @@
         <w:pStyle w:val="StyleHang-MediumAfter0pt"/>
       </w:pPr>
       <w:r>
-        <w:t>Ctrl + K  S</w:t>
-      </w:r>
+        <w:t xml:space="preserve">Ctrl + </w:t>
+      </w:r>
+      <w:proofErr w:type="gramStart"/>
+      <w:r>
+        <w:t>K  S</w:t>
+      </w:r>
+      <w:proofErr w:type="gramEnd"/>
       <w:r>
         <w:tab/>
         <w:t>Save all</w:t>
@@ -16465,7 +19065,15 @@
       </w:r>
       <w:r>
         <w:tab/>
-        <w:t>Move current line up 1 line</w:t>
+        <w:t xml:space="preserve">Move current </w:t>
+      </w:r>
+      <w:proofErr w:type="spellStart"/>
+      <w:r>
+        <w:t>line up</w:t>
+      </w:r>
+      <w:proofErr w:type="spellEnd"/>
+      <w:r>
+        <w:t xml:space="preserve"> 1 line</w:t>
       </w:r>
     </w:p>
     <w:p>
@@ -16593,8 +19201,13 @@
         <w:pStyle w:val="StyleHang-MediumAfter0pt"/>
       </w:pPr>
       <w:r>
-        <w:t>ALT + ]</w:t>
-      </w:r>
+        <w:t xml:space="preserve">ALT </w:t>
+      </w:r>
+      <w:proofErr w:type="gramStart"/>
+      <w:r>
+        <w:t>+ ]</w:t>
+      </w:r>
+      <w:proofErr w:type="gramEnd"/>
       <w:r>
         <w:tab/>
         <w:t>Show next suggestions</w:t>
@@ -16734,12 +19347,14 @@
       <w:r>
         <w:t xml:space="preserve">In a terminal window, initialize the package manager (NPM) for use with your project. This step only needs to be done once, so this step has already been done. This step creates the file </w:t>
       </w:r>
+      <w:proofErr w:type="spellStart"/>
       <w:r>
         <w:rPr>
           <w:rStyle w:val="SourceCodechar"/>
         </w:rPr>
         <w:t>package.json</w:t>
       </w:r>
+      <w:proofErr w:type="spellEnd"/>
       <w:r>
         <w:t>, which NPM uses to track which packages have been installed and their dependencies.</w:t>
       </w:r>
@@ -16749,8 +19364,19 @@
         <w:pStyle w:val="SourceCode"/>
       </w:pPr>
       <w:r>
-        <w:t xml:space="preserve">$ cd </w:t>
-      </w:r>
+        <w:t xml:space="preserve">$ </w:t>
+      </w:r>
+      <w:proofErr w:type="spellStart"/>
+      <w:proofErr w:type="gramStart"/>
+      <w:r>
+        <w:t>cd</w:t>
+      </w:r>
+      <w:proofErr w:type="spellEnd"/>
+      <w:proofErr w:type="gramEnd"/>
+      <w:r>
+        <w:t xml:space="preserve"> </w:t>
+      </w:r>
+      <w:proofErr w:type="spellStart"/>
       <w:r>
         <w:rPr>
           <w:rStyle w:val="SourceCodenon-literal"/>
@@ -16763,13 +19389,24 @@
         </w:rPr>
         <w:t>Directory</w:t>
       </w:r>
+      <w:proofErr w:type="spellEnd"/>
     </w:p>
     <w:p>
       <w:pPr>
         <w:pStyle w:val="SourceCode"/>
       </w:pPr>
       <w:r>
-        <w:t>$ npm init -y</w:t>
+        <w:t xml:space="preserve">$ </w:t>
+      </w:r>
+      <w:proofErr w:type="spellStart"/>
+      <w:proofErr w:type="gramStart"/>
+      <w:r>
+        <w:t>npm</w:t>
+      </w:r>
+      <w:proofErr w:type="spellEnd"/>
+      <w:proofErr w:type="gramEnd"/>
+      <w:r>
+        <w:t xml:space="preserve"> init -y</w:t>
       </w:r>
     </w:p>
     <w:p>
@@ -16794,21 +19431,43 @@
         <w:pStyle w:val="SourceCode"/>
       </w:pPr>
       <w:r>
-        <w:t xml:space="preserve">$ npm install </w:t>
-      </w:r>
+        <w:t xml:space="preserve">$ </w:t>
+      </w:r>
+      <w:proofErr w:type="spellStart"/>
+      <w:proofErr w:type="gramStart"/>
+      <w:r>
+        <w:t>npm</w:t>
+      </w:r>
+      <w:proofErr w:type="spellEnd"/>
+      <w:proofErr w:type="gramEnd"/>
+      <w:r>
+        <w:t xml:space="preserve"> install </w:t>
+      </w:r>
+      <w:proofErr w:type="spellStart"/>
       <w:r>
         <w:rPr>
           <w:rStyle w:val="SourceCodenon-literal"/>
         </w:rPr>
         <w:t>packageName</w:t>
       </w:r>
+      <w:proofErr w:type="spellEnd"/>
     </w:p>
     <w:p>
       <w:pPr>
         <w:pStyle w:val="SourceCode"/>
       </w:pPr>
       <w:r>
-        <w:t>$ npm list</w:t>
+        <w:t xml:space="preserve">$ </w:t>
+      </w:r>
+      <w:proofErr w:type="spellStart"/>
+      <w:proofErr w:type="gramStart"/>
+      <w:r>
+        <w:t>npm</w:t>
+      </w:r>
+      <w:proofErr w:type="spellEnd"/>
+      <w:proofErr w:type="gramEnd"/>
+      <w:r>
+        <w:t xml:space="preserve"> list</w:t>
       </w:r>
     </w:p>
     <w:p>
@@ -16816,7 +19475,17 @@
         <w:pStyle w:val="SourceCode"/>
       </w:pPr>
       <w:r>
-        <w:t>$ npm outdated</w:t>
+        <w:t xml:space="preserve">$ </w:t>
+      </w:r>
+      <w:proofErr w:type="spellStart"/>
+      <w:proofErr w:type="gramStart"/>
+      <w:r>
+        <w:t>npm</w:t>
+      </w:r>
+      <w:proofErr w:type="spellEnd"/>
+      <w:proofErr w:type="gramEnd"/>
+      <w:r>
+        <w:t xml:space="preserve"> outdated</w:t>
       </w:r>
       <w:r>
         <w:tab/>
@@ -16831,28 +19500,52 @@
         </w:rPr>
       </w:pPr>
       <w:r>
-        <w:t xml:space="preserve">$ npm uninstall </w:t>
-      </w:r>
+        <w:t xml:space="preserve">$ </w:t>
+      </w:r>
+      <w:proofErr w:type="spellStart"/>
+      <w:proofErr w:type="gramStart"/>
+      <w:r>
+        <w:t>npm</w:t>
+      </w:r>
+      <w:proofErr w:type="spellEnd"/>
+      <w:proofErr w:type="gramEnd"/>
+      <w:r>
+        <w:t xml:space="preserve"> uninstall </w:t>
+      </w:r>
+      <w:proofErr w:type="spellStart"/>
       <w:r>
         <w:rPr>
           <w:rStyle w:val="SourceCodenon-literal"/>
         </w:rPr>
         <w:t>packageName</w:t>
       </w:r>
+      <w:proofErr w:type="spellEnd"/>
     </w:p>
     <w:p>
       <w:pPr>
         <w:pStyle w:val="SourceCode"/>
       </w:pPr>
       <w:r>
-        <w:t>$ npm update [</w:t>
-      </w:r>
+        <w:t xml:space="preserve">$ </w:t>
+      </w:r>
+      <w:proofErr w:type="spellStart"/>
+      <w:proofErr w:type="gramStart"/>
+      <w:r>
+        <w:t>npm</w:t>
+      </w:r>
+      <w:proofErr w:type="spellEnd"/>
+      <w:proofErr w:type="gramEnd"/>
+      <w:r>
+        <w:t xml:space="preserve"> update [</w:t>
+      </w:r>
+      <w:proofErr w:type="spellStart"/>
       <w:r>
         <w:rPr>
           <w:rStyle w:val="SourceCodenon-literal"/>
         </w:rPr>
         <w:t>packageName</w:t>
       </w:r>
+      <w:proofErr w:type="spellEnd"/>
       <w:r>
         <w:t>]</w:t>
       </w:r>
@@ -16951,8 +19644,19 @@
         </w:rPr>
       </w:pPr>
       <w:r>
-        <w:t xml:space="preserve">$ cd </w:t>
-      </w:r>
+        <w:t xml:space="preserve">$ </w:t>
+      </w:r>
+      <w:proofErr w:type="spellStart"/>
+      <w:proofErr w:type="gramStart"/>
+      <w:r>
+        <w:t>cd</w:t>
+      </w:r>
+      <w:proofErr w:type="spellEnd"/>
+      <w:proofErr w:type="gramEnd"/>
+      <w:r>
+        <w:t xml:space="preserve"> </w:t>
+      </w:r>
+      <w:proofErr w:type="spellStart"/>
       <w:r>
         <w:rPr>
           <w:rStyle w:val="SourceCodenon-literal"/>
@@ -16965,6 +19669,7 @@
         </w:rPr>
         <w:t>Directory</w:t>
       </w:r>
+      <w:proofErr w:type="spellEnd"/>
     </w:p>
     <w:p>
       <w:pPr>
@@ -16977,7 +19682,23 @@
         <w:rPr>
           <w:lang w:eastAsia="ar-SA"/>
         </w:rPr>
-        <w:t>$ npm install prettier --save-dev</w:t>
+        <w:t xml:space="preserve">$ </w:t>
+      </w:r>
+      <w:proofErr w:type="spellStart"/>
+      <w:proofErr w:type="gramStart"/>
+      <w:r>
+        <w:rPr>
+          <w:lang w:eastAsia="ar-SA"/>
+        </w:rPr>
+        <w:t>npm</w:t>
+      </w:r>
+      <w:proofErr w:type="spellEnd"/>
+      <w:proofErr w:type="gramEnd"/>
+      <w:r>
+        <w:rPr>
+          <w:lang w:eastAsia="ar-SA"/>
+        </w:rPr>
+        <w:t xml:space="preserve"> install prettier --save-dev</w:t>
       </w:r>
     </w:p>
     <w:p>
@@ -17014,7 +19735,17 @@
         </w:rPr>
       </w:pPr>
       <w:r>
-        <w:t xml:space="preserve">$ npx prettier </w:t>
+        <w:t xml:space="preserve">$ </w:t>
+      </w:r>
+      <w:proofErr w:type="spellStart"/>
+      <w:proofErr w:type="gramStart"/>
+      <w:r>
+        <w:t>npx</w:t>
+      </w:r>
+      <w:proofErr w:type="spellEnd"/>
+      <w:proofErr w:type="gramEnd"/>
+      <w:r>
+        <w:t xml:space="preserve"> prettier </w:t>
       </w:r>
       <w:r>
         <w:rPr>
@@ -17068,7 +19799,21 @@
         <w:rPr>
           <w:rStyle w:val="setting-item-label"/>
         </w:rPr>
-        <w:t xml:space="preserve">Format On </w:t>
+        <w:t xml:space="preserve">Format </w:t>
+      </w:r>
+      <w:proofErr w:type="gramStart"/>
+      <w:r>
+        <w:rPr>
+          <w:rStyle w:val="setting-item-label"/>
+        </w:rPr>
+        <w:t>On</w:t>
+      </w:r>
+      <w:proofErr w:type="gramEnd"/>
+      <w:r>
+        <w:rPr>
+          <w:rStyle w:val="setting-item-label"/>
+        </w:rPr>
+        <w:t xml:space="preserve"> </w:t>
       </w:r>
       <w:r>
         <w:t>Save</w:t>
@@ -17142,37 +19887,61 @@
         <w:pStyle w:val="Heading3"/>
       </w:pPr>
       <w:bookmarkStart w:id="75" w:name="_Toc242375279"/>
+      <w:proofErr w:type="spellStart"/>
       <w:r>
         <w:t>ESLint</w:t>
       </w:r>
       <w:bookmarkEnd w:id="75"/>
-    </w:p>
-    <w:p>
-      <w:pPr>
-        <w:pStyle w:val="Body-Text"/>
-        <w:rPr>
-          <w:lang w:eastAsia="ar-SA"/>
-        </w:rPr>
-      </w:pPr>
-      <w:r>
-        <w:rPr>
-          <w:lang w:eastAsia="ar-SA"/>
-        </w:rPr>
-        <w:t>NOTE: This does not work when the source code is hosted on Google Drive. Clone a new repository on the local system and use ESLint there.</w:t>
-      </w:r>
-    </w:p>
-    <w:p>
-      <w:pPr>
-        <w:pStyle w:val="Body-Text"/>
-        <w:rPr>
-          <w:lang w:eastAsia="ar-SA"/>
-        </w:rPr>
-      </w:pPr>
-      <w:r>
-        <w:rPr>
-          <w:lang w:eastAsia="ar-SA"/>
-        </w:rPr>
-        <w:t xml:space="preserve">ESLint is the code checker used </w:t>
+      <w:proofErr w:type="spellEnd"/>
+    </w:p>
+    <w:p>
+      <w:pPr>
+        <w:pStyle w:val="Body-Text"/>
+        <w:rPr>
+          <w:lang w:eastAsia="ar-SA"/>
+        </w:rPr>
+      </w:pPr>
+      <w:r>
+        <w:rPr>
+          <w:lang w:eastAsia="ar-SA"/>
+        </w:rPr>
+        <w:t xml:space="preserve">NOTE: This does not work when the source code is hosted on Google Drive. Clone a new repository on the local system and use </w:t>
+      </w:r>
+      <w:proofErr w:type="spellStart"/>
+      <w:r>
+        <w:rPr>
+          <w:lang w:eastAsia="ar-SA"/>
+        </w:rPr>
+        <w:t>ESLint</w:t>
+      </w:r>
+      <w:proofErr w:type="spellEnd"/>
+      <w:r>
+        <w:rPr>
+          <w:lang w:eastAsia="ar-SA"/>
+        </w:rPr>
+        <w:t xml:space="preserve"> there.</w:t>
+      </w:r>
+    </w:p>
+    <w:p>
+      <w:pPr>
+        <w:pStyle w:val="Body-Text"/>
+        <w:rPr>
+          <w:lang w:eastAsia="ar-SA"/>
+        </w:rPr>
+      </w:pPr>
+      <w:proofErr w:type="spellStart"/>
+      <w:r>
+        <w:rPr>
+          <w:lang w:eastAsia="ar-SA"/>
+        </w:rPr>
+        <w:t>ESLint</w:t>
+      </w:r>
+      <w:proofErr w:type="spellEnd"/>
+      <w:r>
+        <w:rPr>
+          <w:lang w:eastAsia="ar-SA"/>
+        </w:rPr>
+        <w:t xml:space="preserve"> is the code checker used </w:t>
       </w:r>
       <w:r>
         <w:rPr>
@@ -17226,7 +19995,21 @@
         <w:rPr>
           <w:lang w:eastAsia="ar-SA"/>
         </w:rPr>
-        <w:t xml:space="preserve">Install the ESLint package. The </w:t>
+        <w:t xml:space="preserve">Install the </w:t>
+      </w:r>
+      <w:proofErr w:type="spellStart"/>
+      <w:r>
+        <w:rPr>
+          <w:lang w:eastAsia="ar-SA"/>
+        </w:rPr>
+        <w:t>ESLint</w:t>
+      </w:r>
+      <w:proofErr w:type="spellEnd"/>
+      <w:r>
+        <w:rPr>
+          <w:lang w:eastAsia="ar-SA"/>
+        </w:rPr>
+        <w:t xml:space="preserve"> package. The </w:t>
       </w:r>
       <w:r>
         <w:rPr>
@@ -17251,8 +20034,19 @@
       </w:pPr>
       <w:r>
         <w:lastRenderedPageBreak/>
-        <w:t xml:space="preserve">$ cd </w:t>
-      </w:r>
+        <w:t xml:space="preserve">$ </w:t>
+      </w:r>
+      <w:proofErr w:type="spellStart"/>
+      <w:proofErr w:type="gramStart"/>
+      <w:r>
+        <w:t>cd</w:t>
+      </w:r>
+      <w:proofErr w:type="spellEnd"/>
+      <w:proofErr w:type="gramEnd"/>
+      <w:r>
+        <w:t xml:space="preserve"> </w:t>
+      </w:r>
+      <w:proofErr w:type="spellStart"/>
       <w:r>
         <w:rPr>
           <w:rStyle w:val="SourceCodenon-literal"/>
@@ -17265,6 +20059,7 @@
         </w:rPr>
         <w:t>Directory</w:t>
       </w:r>
+      <w:proofErr w:type="spellEnd"/>
     </w:p>
     <w:p>
       <w:pPr>
@@ -17277,7 +20072,37 @@
         <w:rPr>
           <w:lang w:eastAsia="ar-SA"/>
         </w:rPr>
-        <w:t>$ npm install eslint -–save-dev</w:t>
+        <w:t xml:space="preserve">$ </w:t>
+      </w:r>
+      <w:proofErr w:type="spellStart"/>
+      <w:proofErr w:type="gramStart"/>
+      <w:r>
+        <w:rPr>
+          <w:lang w:eastAsia="ar-SA"/>
+        </w:rPr>
+        <w:t>npm</w:t>
+      </w:r>
+      <w:proofErr w:type="spellEnd"/>
+      <w:proofErr w:type="gramEnd"/>
+      <w:r>
+        <w:rPr>
+          <w:lang w:eastAsia="ar-SA"/>
+        </w:rPr>
+        <w:t xml:space="preserve"> install </w:t>
+      </w:r>
+      <w:proofErr w:type="spellStart"/>
+      <w:r>
+        <w:rPr>
+          <w:lang w:eastAsia="ar-SA"/>
+        </w:rPr>
+        <w:t>eslint</w:t>
+      </w:r>
+      <w:proofErr w:type="spellEnd"/>
+      <w:r>
+        <w:rPr>
+          <w:lang w:eastAsia="ar-SA"/>
+        </w:rPr>
+        <w:t xml:space="preserve"> -–save-dev</w:t>
       </w:r>
     </w:p>
     <w:p>
@@ -17303,7 +20128,21 @@
         <w:rPr>
           <w:lang w:eastAsia="ar-SA"/>
         </w:rPr>
-        <w:t>Create a default configuration for ESLint.</w:t>
+        <w:t xml:space="preserve">Create a default configuration for </w:t>
+      </w:r>
+      <w:proofErr w:type="spellStart"/>
+      <w:r>
+        <w:rPr>
+          <w:lang w:eastAsia="ar-SA"/>
+        </w:rPr>
+        <w:t>ESLint</w:t>
+      </w:r>
+      <w:proofErr w:type="spellEnd"/>
+      <w:r>
+        <w:rPr>
+          <w:lang w:eastAsia="ar-SA"/>
+        </w:rPr>
+        <w:t>.</w:t>
       </w:r>
     </w:p>
     <w:p>
@@ -17317,7 +20156,37 @@
         <w:rPr>
           <w:lang w:eastAsia="ar-SA"/>
         </w:rPr>
-        <w:t>$ npx eslint –-init</w:t>
+        <w:t xml:space="preserve">$ </w:t>
+      </w:r>
+      <w:proofErr w:type="spellStart"/>
+      <w:proofErr w:type="gramStart"/>
+      <w:r>
+        <w:rPr>
+          <w:lang w:eastAsia="ar-SA"/>
+        </w:rPr>
+        <w:t>npx</w:t>
+      </w:r>
+      <w:proofErr w:type="spellEnd"/>
+      <w:proofErr w:type="gramEnd"/>
+      <w:r>
+        <w:rPr>
+          <w:lang w:eastAsia="ar-SA"/>
+        </w:rPr>
+        <w:t xml:space="preserve"> </w:t>
+      </w:r>
+      <w:proofErr w:type="spellStart"/>
+      <w:r>
+        <w:rPr>
+          <w:lang w:eastAsia="ar-SA"/>
+        </w:rPr>
+        <w:t>eslint</w:t>
+      </w:r>
+      <w:proofErr w:type="spellEnd"/>
+      <w:r>
+        <w:rPr>
+          <w:lang w:eastAsia="ar-SA"/>
+        </w:rPr>
+        <w:t xml:space="preserve"> –-init</w:t>
       </w:r>
     </w:p>
     <w:p>
@@ -17343,7 +20212,21 @@
         <w:rPr>
           <w:lang w:eastAsia="ar-SA"/>
         </w:rPr>
-        <w:t>Run ESLint on a file.</w:t>
+        <w:t xml:space="preserve">Run </w:t>
+      </w:r>
+      <w:proofErr w:type="spellStart"/>
+      <w:r>
+        <w:rPr>
+          <w:lang w:eastAsia="ar-SA"/>
+        </w:rPr>
+        <w:t>ESLint</w:t>
+      </w:r>
+      <w:proofErr w:type="spellEnd"/>
+      <w:r>
+        <w:rPr>
+          <w:lang w:eastAsia="ar-SA"/>
+        </w:rPr>
+        <w:t xml:space="preserve"> on a file.</w:t>
       </w:r>
     </w:p>
     <w:p>
@@ -17354,7 +20237,25 @@
         </w:rPr>
       </w:pPr>
       <w:r>
-        <w:t xml:space="preserve">$ npx eslint </w:t>
+        <w:t xml:space="preserve">$ </w:t>
+      </w:r>
+      <w:proofErr w:type="spellStart"/>
+      <w:proofErr w:type="gramStart"/>
+      <w:r>
+        <w:t>npx</w:t>
+      </w:r>
+      <w:proofErr w:type="spellEnd"/>
+      <w:proofErr w:type="gramEnd"/>
+      <w:r>
+        <w:t xml:space="preserve"> </w:t>
+      </w:r>
+      <w:proofErr w:type="spellStart"/>
+      <w:r>
+        <w:t>eslint</w:t>
+      </w:r>
+      <w:proofErr w:type="spellEnd"/>
+      <w:r>
+        <w:t xml:space="preserve"> </w:t>
       </w:r>
       <w:r>
         <w:rPr>
@@ -17378,7 +20279,15 @@
         </w:numPr>
       </w:pPr>
       <w:r>
-        <w:t>In VS Code, install the extension ESLint. Restart VS Code.</w:t>
+        <w:t xml:space="preserve">In VS Code, install the extension </w:t>
+      </w:r>
+      <w:proofErr w:type="spellStart"/>
+      <w:r>
+        <w:t>ESLint</w:t>
+      </w:r>
+      <w:proofErr w:type="spellEnd"/>
+      <w:r>
+        <w:t>. Restart VS Code.</w:t>
       </w:r>
     </w:p>
     <w:p>
@@ -17525,7 +20434,31 @@
         <w:t>Git will be install</w:t>
       </w:r>
       <w:r>
-        <w:t>ed at: C:/Users/&lt;UserName&gt;/AppData/Local/Programs/Git. Yo</w:t>
+        <w:t>ed at: C</w:t>
+      </w:r>
+      <w:proofErr w:type="gramStart"/>
+      <w:r>
+        <w:t>:/</w:t>
+      </w:r>
+      <w:proofErr w:type="gramEnd"/>
+      <w:r>
+        <w:t>Users/&lt;</w:t>
+      </w:r>
+      <w:proofErr w:type="spellStart"/>
+      <w:r>
+        <w:t>UserName</w:t>
+      </w:r>
+      <w:proofErr w:type="spellEnd"/>
+      <w:r>
+        <w:t>&gt;/</w:t>
+      </w:r>
+      <w:proofErr w:type="spellStart"/>
+      <w:r>
+        <w:t>AppData</w:t>
+      </w:r>
+      <w:proofErr w:type="spellEnd"/>
+      <w:r>
+        <w:t>/Local/Programs/Git. Yo</w:t>
       </w:r>
       <w:r>
         <w:t>u may need to know this if one of the tools is not able to find the Git commands.</w:t>
@@ -17549,7 +20482,7 @@
 </file>
 
 <file path=word/endnotes.xml><?xml version="1.0" encoding="utf-8"?>
-<w:endnotes xmlns:wpc="http://schemas.microsoft.com/office/word/2010/wordprocessingCanvas" xmlns:cx="http://schemas.microsoft.com/office/drawing/2014/chartex" xmlns:cx1="http://schemas.microsoft.com/office/drawing/2015/9/8/chartex" xmlns:cx2="http://schemas.microsoft.com/office/drawing/2015/10/21/chartex" xmlns:cx3="http://schemas.microsoft.com/office/drawing/2016/5/9/chartex" xmlns:cx4="http://schemas.microsoft.com/office/drawing/2016/5/10/chartex" xmlns:cx5="http://schemas.microsoft.com/office/drawing/2016/5/11/chartex" xmlns:cx6="http://schemas.microsoft.com/office/drawing/2016/5/12/chartex" xmlns:cx7="http://schemas.microsoft.com/office/drawing/2016/5/13/chartex" xmlns:cx8="http://schemas.microsoft.com/office/drawing/2016/5/14/chartex" xmlns:mc="http://schemas.openxmlformats.org/markup-compatibility/2006" xmlns:aink="http://schemas.microsoft.com/office/drawing/2016/ink" xmlns:am3d="http://schemas.microsoft.com/office/drawing/2017/model3d" xmlns:o="urn:schemas-microsoft-com:office:office" xmlns:oel="http://schemas.microsoft.com/office/2019/extlst" xmlns:r="http://schemas.openxmlformats.org/officeDocument/2006/relationships" xmlns:m="http://schemas.openxmlformats.org/officeDocument/2006/math" xmlns:v="urn:schemas-microsoft-com:vml" xmlns:wp14="http://schemas.microsoft.com/office/word/2010/wordprocessingDrawing" xmlns:wp="http://schemas.openxmlformats.org/drawingml/2006/wordprocessingDrawing" xmlns:w10="urn:schemas-microsoft-com:office:word" xmlns:w="http://schemas.openxmlformats.org/wordprocessingml/2006/main" xmlns:w14="http://schemas.microsoft.com/office/word/2010/wordml" xmlns:w15="http://schemas.microsoft.com/office/word/2012/wordml" xmlns:w16cex="http://schemas.microsoft.com/office/word/2018/wordml/cex" xmlns:w16cid="http://schemas.microsoft.com/office/word/2016/wordml/cid" xmlns:w16="http://schemas.microsoft.com/office/word/2018/wordml" xmlns:w16du="http://schemas.microsoft.com/office/word/2023/wordml/word16du" xmlns:w16sdtdh="http://schemas.microsoft.com/office/word/2020/wordml/sdtdatahash" xmlns:w16sdtfl="http://schemas.microsoft.com/office/word/2024/wordml/sdtformatlock" xmlns:w16se="http://schemas.microsoft.com/office/word/2015/wordml/symex" xmlns:wpg="http://schemas.microsoft.com/office/word/2010/wordprocessingGroup" xmlns:wpi="http://schemas.microsoft.com/office/word/2010/wordprocessingInk" xmlns:wne="http://schemas.microsoft.com/office/word/2006/wordml" xmlns:wps="http://schemas.microsoft.com/office/word/2010/wordprocessingShape" mc:Ignorable="w14 w15 w16se w16cid w16 w16cex w16sdtdh w16sdtfl w16du wp14">
+<w:endnotes xmlns:ve="http://schemas.openxmlformats.org/markup-compatibility/2006" xmlns:o="urn:schemas-microsoft-com:office:office" xmlns:r="http://schemas.openxmlformats.org/officeDocument/2006/relationships" xmlns:m="http://schemas.openxmlformats.org/officeDocument/2006/math" xmlns:v="urn:schemas-microsoft-com:vml" xmlns:wp="http://schemas.openxmlformats.org/drawingml/2006/wordprocessingDrawing" xmlns:w10="urn:schemas-microsoft-com:office:word" xmlns:w="http://schemas.openxmlformats.org/wordprocessingml/2006/main" xmlns:wne="http://schemas.microsoft.com/office/word/2006/wordml">
   <w:endnote w:type="separator" w:id="-1">
     <w:p>
       <w:r>
@@ -17568,7 +20501,7 @@
 </file>
 
 <file path=word/footer1.xml><?xml version="1.0" encoding="utf-8"?>
-<w:ftr xmlns:wpc="http://schemas.microsoft.com/office/word/2010/wordprocessingCanvas" xmlns:cx="http://schemas.microsoft.com/office/drawing/2014/chartex" xmlns:cx1="http://schemas.microsoft.com/office/drawing/2015/9/8/chartex" xmlns:cx2="http://schemas.microsoft.com/office/drawing/2015/10/21/chartex" xmlns:cx3="http://schemas.microsoft.com/office/drawing/2016/5/9/chartex" xmlns:cx4="http://schemas.microsoft.com/office/drawing/2016/5/10/chartex" xmlns:cx5="http://schemas.microsoft.com/office/drawing/2016/5/11/chartex" xmlns:cx6="http://schemas.microsoft.com/office/drawing/2016/5/12/chartex" xmlns:cx7="http://schemas.microsoft.com/office/drawing/2016/5/13/chartex" xmlns:cx8="http://schemas.microsoft.com/office/drawing/2016/5/14/chartex" xmlns:mc="http://schemas.openxmlformats.org/markup-compatibility/2006" xmlns:aink="http://schemas.microsoft.com/office/drawing/2016/ink" xmlns:am3d="http://schemas.microsoft.com/office/drawing/2017/model3d" xmlns:o="urn:schemas-microsoft-com:office:office" xmlns:oel="http://schemas.microsoft.com/office/2019/extlst" xmlns:r="http://schemas.openxmlformats.org/officeDocument/2006/relationships" xmlns:m="http://schemas.openxmlformats.org/officeDocument/2006/math" xmlns:v="urn:schemas-microsoft-com:vml" xmlns:wp14="http://schemas.microsoft.com/office/word/2010/wordprocessingDrawing" xmlns:wp="http://schemas.openxmlformats.org/drawingml/2006/wordprocessingDrawing" xmlns:w10="urn:schemas-microsoft-com:office:word" xmlns:w="http://schemas.openxmlformats.org/wordprocessingml/2006/main" xmlns:w14="http://schemas.microsoft.com/office/word/2010/wordml" xmlns:w15="http://schemas.microsoft.com/office/word/2012/wordml" xmlns:w16cex="http://schemas.microsoft.com/office/word/2018/wordml/cex" xmlns:w16cid="http://schemas.microsoft.com/office/word/2016/wordml/cid" xmlns:w16="http://schemas.microsoft.com/office/word/2018/wordml" xmlns:w16du="http://schemas.microsoft.com/office/word/2023/wordml/word16du" xmlns:w16sdtdh="http://schemas.microsoft.com/office/word/2020/wordml/sdtdatahash" xmlns:w16sdtfl="http://schemas.microsoft.com/office/word/2024/wordml/sdtformatlock" xmlns:w16se="http://schemas.microsoft.com/office/word/2015/wordml/symex" xmlns:wpg="http://schemas.microsoft.com/office/word/2010/wordprocessingGroup" xmlns:wpi="http://schemas.microsoft.com/office/word/2010/wordprocessingInk" xmlns:wne="http://schemas.microsoft.com/office/word/2006/wordml" xmlns:wps="http://schemas.microsoft.com/office/word/2010/wordprocessingShape" mc:Ignorable="w14 w15 w16se w16cid w16 w16cex w16sdtdh w16sdtfl w16du wp14">
+<w:ftr xmlns:ve="http://schemas.openxmlformats.org/markup-compatibility/2006" xmlns:o="urn:schemas-microsoft-com:office:office" xmlns:r="http://schemas.openxmlformats.org/officeDocument/2006/relationships" xmlns:m="http://schemas.openxmlformats.org/officeDocument/2006/math" xmlns:v="urn:schemas-microsoft-com:vml" xmlns:wp="http://schemas.openxmlformats.org/drawingml/2006/wordprocessingDrawing" xmlns:w10="urn:schemas-microsoft-com:office:word" xmlns:w="http://schemas.openxmlformats.org/wordprocessingml/2006/main" xmlns:wne="http://schemas.microsoft.com/office/word/2006/wordml">
   <w:p>
     <w:pPr>
       <w:pStyle w:val="Footer"/>
@@ -17659,7 +20592,7 @@
         <w:szCs w:val="24"/>
         <w:lang w:eastAsia="en-US"/>
       </w:rPr>
-      <w:t>25</w:t>
+      <w:t>6</w:t>
     </w:r>
     <w:r>
       <w:rPr>
@@ -17680,7 +20613,7 @@
 </file>
 
 <file path=word/footnotes.xml><?xml version="1.0" encoding="utf-8"?>
-<w:footnotes xmlns:wpc="http://schemas.microsoft.com/office/word/2010/wordprocessingCanvas" xmlns:cx="http://schemas.microsoft.com/office/drawing/2014/chartex" xmlns:cx1="http://schemas.microsoft.com/office/drawing/2015/9/8/chartex" xmlns:cx2="http://schemas.microsoft.com/office/drawing/2015/10/21/chartex" xmlns:cx3="http://schemas.microsoft.com/office/drawing/2016/5/9/chartex" xmlns:cx4="http://schemas.microsoft.com/office/drawing/2016/5/10/chartex" xmlns:cx5="http://schemas.microsoft.com/office/drawing/2016/5/11/chartex" xmlns:cx6="http://schemas.microsoft.com/office/drawing/2016/5/12/chartex" xmlns:cx7="http://schemas.microsoft.com/office/drawing/2016/5/13/chartex" xmlns:cx8="http://schemas.microsoft.com/office/drawing/2016/5/14/chartex" xmlns:mc="http://schemas.openxmlformats.org/markup-compatibility/2006" xmlns:aink="http://schemas.microsoft.com/office/drawing/2016/ink" xmlns:am3d="http://schemas.microsoft.com/office/drawing/2017/model3d" xmlns:o="urn:schemas-microsoft-com:office:office" xmlns:oel="http://schemas.microsoft.com/office/2019/extlst" xmlns:r="http://schemas.openxmlformats.org/officeDocument/2006/relationships" xmlns:m="http://schemas.openxmlformats.org/officeDocument/2006/math" xmlns:v="urn:schemas-microsoft-com:vml" xmlns:wp14="http://schemas.microsoft.com/office/word/2010/wordprocessingDrawing" xmlns:wp="http://schemas.openxmlformats.org/drawingml/2006/wordprocessingDrawing" xmlns:w10="urn:schemas-microsoft-com:office:word" xmlns:w="http://schemas.openxmlformats.org/wordprocessingml/2006/main" xmlns:w14="http://schemas.microsoft.com/office/word/2010/wordml" xmlns:w15="http://schemas.microsoft.com/office/word/2012/wordml" xmlns:w16cex="http://schemas.microsoft.com/office/word/2018/wordml/cex" xmlns:w16cid="http://schemas.microsoft.com/office/word/2016/wordml/cid" xmlns:w16="http://schemas.microsoft.com/office/word/2018/wordml" xmlns:w16du="http://schemas.microsoft.com/office/word/2023/wordml/word16du" xmlns:w16sdtdh="http://schemas.microsoft.com/office/word/2020/wordml/sdtdatahash" xmlns:w16sdtfl="http://schemas.microsoft.com/office/word/2024/wordml/sdtformatlock" xmlns:w16se="http://schemas.microsoft.com/office/word/2015/wordml/symex" xmlns:wpg="http://schemas.microsoft.com/office/word/2010/wordprocessingGroup" xmlns:wpi="http://schemas.microsoft.com/office/word/2010/wordprocessingInk" xmlns:wne="http://schemas.microsoft.com/office/word/2006/wordml" xmlns:wps="http://schemas.microsoft.com/office/word/2010/wordprocessingShape" mc:Ignorable="w14 w15 w16se w16cid w16 w16cex w16sdtdh w16sdtfl w16du wp14">
+<w:footnotes xmlns:ve="http://schemas.openxmlformats.org/markup-compatibility/2006" xmlns:o="urn:schemas-microsoft-com:office:office" xmlns:r="http://schemas.openxmlformats.org/officeDocument/2006/relationships" xmlns:m="http://schemas.openxmlformats.org/officeDocument/2006/math" xmlns:v="urn:schemas-microsoft-com:vml" xmlns:wp="http://schemas.openxmlformats.org/drawingml/2006/wordprocessingDrawing" xmlns:w10="urn:schemas-microsoft-com:office:word" xmlns:w="http://schemas.openxmlformats.org/wordprocessingml/2006/main" xmlns:wne="http://schemas.microsoft.com/office/word/2006/wordml">
   <w:footnote w:type="separator" w:id="-1">
     <w:p>
       <w:r>
@@ -17699,8 +20632,8 @@
 </file>
 
 <file path=word/numbering.xml><?xml version="1.0" encoding="utf-8"?>
-<w:numbering xmlns:wpc="http://schemas.microsoft.com/office/word/2010/wordprocessingCanvas" xmlns:cx="http://schemas.microsoft.com/office/drawing/2014/chartex" xmlns:cx1="http://schemas.microsoft.com/office/drawing/2015/9/8/chartex" xmlns:cx2="http://schemas.microsoft.com/office/drawing/2015/10/21/chartex" xmlns:cx3="http://schemas.microsoft.com/office/drawing/2016/5/9/chartex" xmlns:cx4="http://schemas.microsoft.com/office/drawing/2016/5/10/chartex" xmlns:cx5="http://schemas.microsoft.com/office/drawing/2016/5/11/chartex" xmlns:cx6="http://schemas.microsoft.com/office/drawing/2016/5/12/chartex" xmlns:cx7="http://schemas.microsoft.com/office/drawing/2016/5/13/chartex" xmlns:cx8="http://schemas.microsoft.com/office/drawing/2016/5/14/chartex" xmlns:mc="http://schemas.openxmlformats.org/markup-compatibility/2006" xmlns:aink="http://schemas.microsoft.com/office/drawing/2016/ink" xmlns:am3d="http://schemas.microsoft.com/office/drawing/2017/model3d" xmlns:o="urn:schemas-microsoft-com:office:office" xmlns:oel="http://schemas.microsoft.com/office/2019/extlst" xmlns:r="http://schemas.openxmlformats.org/officeDocument/2006/relationships" xmlns:m="http://schemas.openxmlformats.org/officeDocument/2006/math" xmlns:v="urn:schemas-microsoft-com:vml" xmlns:wp14="http://schemas.microsoft.com/office/word/2010/wordprocessingDrawing" xmlns:wp="http://schemas.openxmlformats.org/drawingml/2006/wordprocessingDrawing" xmlns:w10="urn:schemas-microsoft-com:office:word" xmlns:w="http://schemas.openxmlformats.org/wordprocessingml/2006/main" xmlns:w14="http://schemas.microsoft.com/office/word/2010/wordml" xmlns:w15="http://schemas.microsoft.com/office/word/2012/wordml" xmlns:w16cex="http://schemas.microsoft.com/office/word/2018/wordml/cex" xmlns:w16cid="http://schemas.microsoft.com/office/word/2016/wordml/cid" xmlns:w16="http://schemas.microsoft.com/office/word/2018/wordml" xmlns:w16du="http://schemas.microsoft.com/office/word/2023/wordml/word16du" xmlns:w16sdtdh="http://schemas.microsoft.com/office/word/2020/wordml/sdtdatahash" xmlns:w16sdtfl="http://schemas.microsoft.com/office/word/2024/wordml/sdtformatlock" xmlns:w16se="http://schemas.microsoft.com/office/word/2015/wordml/symex" xmlns:wpg="http://schemas.microsoft.com/office/word/2010/wordprocessingGroup" xmlns:wpi="http://schemas.microsoft.com/office/word/2010/wordprocessingInk" xmlns:wne="http://schemas.microsoft.com/office/word/2006/wordml" xmlns:wps="http://schemas.microsoft.com/office/word/2010/wordprocessingShape" mc:Ignorable="w14 w15 w16se w16cid w16 w16cex w16sdtdh w16sdtfl w16du wp14">
-  <w:abstractNum w:abstractNumId="0" w15:restartNumberingAfterBreak="0">
+<w:numbering xmlns:ve="http://schemas.openxmlformats.org/markup-compatibility/2006" xmlns:o="urn:schemas-microsoft-com:office:office" xmlns:r="http://schemas.openxmlformats.org/officeDocument/2006/relationships" xmlns:m="http://schemas.openxmlformats.org/officeDocument/2006/math" xmlns:v="urn:schemas-microsoft-com:vml" xmlns:wp="http://schemas.openxmlformats.org/drawingml/2006/wordprocessingDrawing" xmlns:w10="urn:schemas-microsoft-com:office:word" xmlns:w="http://schemas.openxmlformats.org/wordprocessingml/2006/main" xmlns:wne="http://schemas.microsoft.com/office/word/2006/wordml">
+  <w:abstractNum w:abstractNumId="0">
     <w:nsid w:val="013750CF"/>
     <w:multiLevelType w:val="hybridMultilevel"/>
     <w:tmpl w:val="D10C7654"/>
@@ -17786,7 +20719,7 @@
       </w:pPr>
     </w:lvl>
   </w:abstractNum>
-  <w:abstractNum w:abstractNumId="1" w15:restartNumberingAfterBreak="0">
+  <w:abstractNum w:abstractNumId="1">
     <w:nsid w:val="054713D1"/>
     <w:multiLevelType w:val="hybridMultilevel"/>
     <w:tmpl w:val="E7D210CA"/>
@@ -17872,7 +20805,7 @@
       </w:pPr>
     </w:lvl>
   </w:abstractNum>
-  <w:abstractNum w:abstractNumId="2" w15:restartNumberingAfterBreak="0">
+  <w:abstractNum w:abstractNumId="2">
     <w:nsid w:val="056B05C9"/>
     <w:multiLevelType w:val="hybridMultilevel"/>
     <w:tmpl w:val="2C80A2CE"/>
@@ -17985,7 +20918,7 @@
       </w:rPr>
     </w:lvl>
   </w:abstractNum>
-  <w:abstractNum w:abstractNumId="3" w15:restartNumberingAfterBreak="0">
+  <w:abstractNum w:abstractNumId="3">
     <w:nsid w:val="1405286F"/>
     <w:multiLevelType w:val="hybridMultilevel"/>
     <w:tmpl w:val="7E2E17D6"/>
@@ -18074,7 +21007,7 @@
       </w:pPr>
     </w:lvl>
   </w:abstractNum>
-  <w:abstractNum w:abstractNumId="4" w15:restartNumberingAfterBreak="0">
+  <w:abstractNum w:abstractNumId="4">
     <w:nsid w:val="163115D9"/>
     <w:multiLevelType w:val="hybridMultilevel"/>
     <w:tmpl w:val="97DAFCAE"/>
@@ -18188,7 +21121,7 @@
       </w:rPr>
     </w:lvl>
   </w:abstractNum>
-  <w:abstractNum w:abstractNumId="5" w15:restartNumberingAfterBreak="0">
+  <w:abstractNum w:abstractNumId="5">
     <w:nsid w:val="18E53416"/>
     <w:multiLevelType w:val="hybridMultilevel"/>
     <w:tmpl w:val="609492D8"/>
@@ -18277,7 +21210,7 @@
       </w:pPr>
     </w:lvl>
   </w:abstractNum>
-  <w:abstractNum w:abstractNumId="6" w15:restartNumberingAfterBreak="0">
+  <w:abstractNum w:abstractNumId="6">
     <w:nsid w:val="1D980FED"/>
     <w:multiLevelType w:val="hybridMultilevel"/>
     <w:tmpl w:val="7AA22E22"/>
@@ -18363,7 +21296,7 @@
       </w:pPr>
     </w:lvl>
   </w:abstractNum>
-  <w:abstractNum w:abstractNumId="7" w15:restartNumberingAfterBreak="0">
+  <w:abstractNum w:abstractNumId="7">
     <w:nsid w:val="1DD236C9"/>
     <w:multiLevelType w:val="hybridMultilevel"/>
     <w:tmpl w:val="3F202548"/>
@@ -18452,7 +21385,7 @@
       </w:pPr>
     </w:lvl>
   </w:abstractNum>
-  <w:abstractNum w:abstractNumId="8" w15:restartNumberingAfterBreak="0">
+  <w:abstractNum w:abstractNumId="8">
     <w:nsid w:val="1E6A0613"/>
     <w:multiLevelType w:val="hybridMultilevel"/>
     <w:tmpl w:val="7A9041E8"/>
@@ -18538,7 +21471,7 @@
       </w:pPr>
     </w:lvl>
   </w:abstractNum>
-  <w:abstractNum w:abstractNumId="9" w15:restartNumberingAfterBreak="0">
+  <w:abstractNum w:abstractNumId="9">
     <w:nsid w:val="216A24BC"/>
     <w:multiLevelType w:val="hybridMultilevel"/>
     <w:tmpl w:val="AC1E665A"/>
@@ -18624,7 +21557,7 @@
       </w:pPr>
     </w:lvl>
   </w:abstractNum>
-  <w:abstractNum w:abstractNumId="10" w15:restartNumberingAfterBreak="0">
+  <w:abstractNum w:abstractNumId="10">
     <w:nsid w:val="266A701D"/>
     <w:multiLevelType w:val="hybridMultilevel"/>
     <w:tmpl w:val="97D8B736"/>
@@ -18737,7 +21670,7 @@
       </w:rPr>
     </w:lvl>
   </w:abstractNum>
-  <w:abstractNum w:abstractNumId="11" w15:restartNumberingAfterBreak="0">
+  <w:abstractNum w:abstractNumId="11">
     <w:nsid w:val="2FF46446"/>
     <w:multiLevelType w:val="hybridMultilevel"/>
     <w:tmpl w:val="AC1E665A"/>
@@ -18823,7 +21756,7 @@
       </w:pPr>
     </w:lvl>
   </w:abstractNum>
-  <w:abstractNum w:abstractNumId="12" w15:restartNumberingAfterBreak="0">
+  <w:abstractNum w:abstractNumId="12">
     <w:nsid w:val="327C0ACA"/>
     <w:multiLevelType w:val="hybridMultilevel"/>
     <w:tmpl w:val="AC1E665A"/>
@@ -18909,7 +21842,7 @@
       </w:pPr>
     </w:lvl>
   </w:abstractNum>
-  <w:abstractNum w:abstractNumId="13" w15:restartNumberingAfterBreak="0">
+  <w:abstractNum w:abstractNumId="13">
     <w:nsid w:val="345028FA"/>
     <w:multiLevelType w:val="hybridMultilevel"/>
     <w:tmpl w:val="38C67E34"/>
@@ -18998,7 +21931,7 @@
       </w:pPr>
     </w:lvl>
   </w:abstractNum>
-  <w:abstractNum w:abstractNumId="14" w15:restartNumberingAfterBreak="0">
+  <w:abstractNum w:abstractNumId="14">
     <w:nsid w:val="3D3B424D"/>
     <w:multiLevelType w:val="hybridMultilevel"/>
     <w:tmpl w:val="58C8616C"/>
@@ -19112,7 +22045,7 @@
       </w:rPr>
     </w:lvl>
   </w:abstractNum>
-  <w:abstractNum w:abstractNumId="15" w15:restartNumberingAfterBreak="0">
+  <w:abstractNum w:abstractNumId="15">
     <w:nsid w:val="41936094"/>
     <w:multiLevelType w:val="hybridMultilevel"/>
     <w:tmpl w:val="D0107CD2"/>
@@ -19226,7 +22159,7 @@
       </w:rPr>
     </w:lvl>
   </w:abstractNum>
-  <w:abstractNum w:abstractNumId="16" w15:restartNumberingAfterBreak="0">
+  <w:abstractNum w:abstractNumId="16">
     <w:nsid w:val="42E80F5A"/>
     <w:multiLevelType w:val="hybridMultilevel"/>
     <w:tmpl w:val="84B6DDA2"/>
@@ -19312,7 +22245,7 @@
       </w:pPr>
     </w:lvl>
   </w:abstractNum>
-  <w:abstractNum w:abstractNumId="17" w15:restartNumberingAfterBreak="0">
+  <w:abstractNum w:abstractNumId="17">
     <w:nsid w:val="42FF05A0"/>
     <w:multiLevelType w:val="hybridMultilevel"/>
     <w:tmpl w:val="FB98B948"/>
@@ -19398,7 +22331,7 @@
       </w:pPr>
     </w:lvl>
   </w:abstractNum>
-  <w:abstractNum w:abstractNumId="18" w15:restartNumberingAfterBreak="0">
+  <w:abstractNum w:abstractNumId="18">
     <w:nsid w:val="45B57794"/>
     <w:multiLevelType w:val="hybridMultilevel"/>
     <w:tmpl w:val="8158A2AE"/>
@@ -19511,7 +22444,7 @@
       </w:rPr>
     </w:lvl>
   </w:abstractNum>
-  <w:abstractNum w:abstractNumId="19" w15:restartNumberingAfterBreak="0">
+  <w:abstractNum w:abstractNumId="19">
     <w:nsid w:val="4D6431E7"/>
     <w:multiLevelType w:val="hybridMultilevel"/>
     <w:tmpl w:val="066E09E4"/>
@@ -19597,7 +22530,7 @@
       </w:pPr>
     </w:lvl>
   </w:abstractNum>
-  <w:abstractNum w:abstractNumId="20" w15:restartNumberingAfterBreak="0">
+  <w:abstractNum w:abstractNumId="20">
     <w:nsid w:val="4DB85D1B"/>
     <w:multiLevelType w:val="hybridMultilevel"/>
     <w:tmpl w:val="405ED52C"/>
@@ -19710,7 +22643,7 @@
       </w:rPr>
     </w:lvl>
   </w:abstractNum>
-  <w:abstractNum w:abstractNumId="21" w15:restartNumberingAfterBreak="0">
+  <w:abstractNum w:abstractNumId="21">
     <w:nsid w:val="4F012578"/>
     <w:multiLevelType w:val="hybridMultilevel"/>
     <w:tmpl w:val="E7D210CA"/>
@@ -19796,7 +22729,7 @@
       </w:pPr>
     </w:lvl>
   </w:abstractNum>
-  <w:abstractNum w:abstractNumId="22" w15:restartNumberingAfterBreak="0">
+  <w:abstractNum w:abstractNumId="22">
     <w:nsid w:val="5E1F1226"/>
     <w:multiLevelType w:val="hybridMultilevel"/>
     <w:tmpl w:val="D4DC7434"/>
@@ -19882,7 +22815,7 @@
       </w:pPr>
     </w:lvl>
   </w:abstractNum>
-  <w:abstractNum w:abstractNumId="23" w15:restartNumberingAfterBreak="0">
+  <w:abstractNum w:abstractNumId="23">
     <w:nsid w:val="604620B9"/>
     <w:multiLevelType w:val="hybridMultilevel"/>
     <w:tmpl w:val="7E2E17D6"/>
@@ -19971,7 +22904,7 @@
       </w:pPr>
     </w:lvl>
   </w:abstractNum>
-  <w:abstractNum w:abstractNumId="24" w15:restartNumberingAfterBreak="0">
+  <w:abstractNum w:abstractNumId="24">
     <w:nsid w:val="62193609"/>
     <w:multiLevelType w:val="hybridMultilevel"/>
     <w:tmpl w:val="07A45704"/>
@@ -20060,7 +22993,7 @@
       </w:pPr>
     </w:lvl>
   </w:abstractNum>
-  <w:abstractNum w:abstractNumId="25" w15:restartNumberingAfterBreak="0">
+  <w:abstractNum w:abstractNumId="25">
     <w:nsid w:val="67B54F56"/>
     <w:multiLevelType w:val="hybridMultilevel"/>
     <w:tmpl w:val="E7D210CA"/>
@@ -20146,82 +23079,82 @@
       </w:pPr>
     </w:lvl>
   </w:abstractNum>
-  <w:num w:numId="1" w16cid:durableId="1503548395">
+  <w:num w:numId="1">
     <w:abstractNumId w:val="14"/>
   </w:num>
-  <w:num w:numId="2" w16cid:durableId="1988315948">
+  <w:num w:numId="2">
     <w:abstractNumId w:val="15"/>
   </w:num>
-  <w:num w:numId="3" w16cid:durableId="1928152696">
+  <w:num w:numId="3">
     <w:abstractNumId w:val="4"/>
   </w:num>
-  <w:num w:numId="4" w16cid:durableId="416368980">
+  <w:num w:numId="4">
     <w:abstractNumId w:val="19"/>
   </w:num>
-  <w:num w:numId="5" w16cid:durableId="241372096">
+  <w:num w:numId="5">
     <w:abstractNumId w:val="6"/>
   </w:num>
-  <w:num w:numId="6" w16cid:durableId="948313041">
+  <w:num w:numId="6">
     <w:abstractNumId w:val="21"/>
   </w:num>
-  <w:num w:numId="7" w16cid:durableId="1411847187">
+  <w:num w:numId="7">
     <w:abstractNumId w:val="8"/>
   </w:num>
-  <w:num w:numId="8" w16cid:durableId="432478266">
+  <w:num w:numId="8">
     <w:abstractNumId w:val="9"/>
   </w:num>
-  <w:num w:numId="9" w16cid:durableId="1048408651">
+  <w:num w:numId="9">
     <w:abstractNumId w:val="11"/>
   </w:num>
-  <w:num w:numId="10" w16cid:durableId="1245919097">
+  <w:num w:numId="10">
     <w:abstractNumId w:val="12"/>
   </w:num>
-  <w:num w:numId="11" w16cid:durableId="390925534">
+  <w:num w:numId="11">
     <w:abstractNumId w:val="16"/>
   </w:num>
-  <w:num w:numId="12" w16cid:durableId="929892841">
+  <w:num w:numId="12">
     <w:abstractNumId w:val="5"/>
   </w:num>
-  <w:num w:numId="13" w16cid:durableId="42289186">
+  <w:num w:numId="13">
     <w:abstractNumId w:val="13"/>
   </w:num>
-  <w:num w:numId="14" w16cid:durableId="1826043260">
+  <w:num w:numId="14">
     <w:abstractNumId w:val="17"/>
   </w:num>
-  <w:num w:numId="15" w16cid:durableId="839276235">
+  <w:num w:numId="15">
     <w:abstractNumId w:val="3"/>
   </w:num>
-  <w:num w:numId="16" w16cid:durableId="279385348">
+  <w:num w:numId="16">
     <w:abstractNumId w:val="23"/>
   </w:num>
-  <w:num w:numId="17" w16cid:durableId="1581061205">
+  <w:num w:numId="17">
     <w:abstractNumId w:val="7"/>
   </w:num>
-  <w:num w:numId="18" w16cid:durableId="1072657705">
+  <w:num w:numId="18">
     <w:abstractNumId w:val="24"/>
   </w:num>
-  <w:num w:numId="19" w16cid:durableId="1456827879">
+  <w:num w:numId="19">
     <w:abstractNumId w:val="1"/>
   </w:num>
-  <w:num w:numId="20" w16cid:durableId="1645889398">
+  <w:num w:numId="20">
     <w:abstractNumId w:val="25"/>
   </w:num>
-  <w:num w:numId="21" w16cid:durableId="212087521">
+  <w:num w:numId="21">
     <w:abstractNumId w:val="10"/>
   </w:num>
-  <w:num w:numId="22" w16cid:durableId="1556697570">
+  <w:num w:numId="22">
     <w:abstractNumId w:val="0"/>
   </w:num>
-  <w:num w:numId="23" w16cid:durableId="43214871">
+  <w:num w:numId="23">
     <w:abstractNumId w:val="22"/>
   </w:num>
-  <w:num w:numId="24" w16cid:durableId="705452894">
+  <w:num w:numId="24">
     <w:abstractNumId w:val="2"/>
   </w:num>
-  <w:num w:numId="25" w16cid:durableId="1487555138">
+  <w:num w:numId="25">
     <w:abstractNumId w:val="18"/>
   </w:num>
-  <w:num w:numId="26" w16cid:durableId="768114175">
+  <w:num w:numId="26">
     <w:abstractNumId w:val="20"/>
   </w:num>
   <w:numIdMacAtCleanup w:val="11"/>
@@ -20229,7 +23162,7 @@
 </file>
 
 <file path=word/styles.xml><?xml version="1.0" encoding="utf-8"?>
-<w:styles xmlns:mc="http://schemas.openxmlformats.org/markup-compatibility/2006" xmlns:r="http://schemas.openxmlformats.org/officeDocument/2006/relationships" xmlns:w="http://schemas.openxmlformats.org/wordprocessingml/2006/main" xmlns:w14="http://schemas.microsoft.com/office/word/2010/wordml" xmlns:w15="http://schemas.microsoft.com/office/word/2012/wordml" xmlns:w16cex="http://schemas.microsoft.com/office/word/2018/wordml/cex" xmlns:w16cid="http://schemas.microsoft.com/office/word/2016/wordml/cid" xmlns:w16="http://schemas.microsoft.com/office/word/2018/wordml" xmlns:w16du="http://schemas.microsoft.com/office/word/2023/wordml/word16du" xmlns:w16sdtdh="http://schemas.microsoft.com/office/word/2020/wordml/sdtdatahash" xmlns:w16sdtfl="http://schemas.microsoft.com/office/word/2024/wordml/sdtformatlock" xmlns:w16se="http://schemas.microsoft.com/office/word/2015/wordml/symex" mc:Ignorable="w14 w15 w16se w16cid w16 w16cex w16sdtdh w16sdtfl w16du">
+<w:styles xmlns:r="http://schemas.openxmlformats.org/officeDocument/2006/relationships" xmlns:w="http://schemas.openxmlformats.org/wordprocessingml/2006/main">
   <w:docDefaults>
     <w:rPrDefault>
       <w:rPr>
@@ -20243,383 +23176,145 @@
       </w:pPr>
     </w:pPrDefault>
   </w:docDefaults>
-  <w:latentStyles w:defLockedState="0" w:defUIPriority="99" w:defSemiHidden="0" w:defUnhideWhenUsed="0" w:defQFormat="0" w:count="376">
-    <w:lsdException w:name="Normal" w:uiPriority="0" w:qFormat="1"/>
-    <w:lsdException w:name="heading 1" w:uiPriority="0" w:qFormat="1"/>
-    <w:lsdException w:name="heading 2" w:semiHidden="1" w:uiPriority="0" w:unhideWhenUsed="1" w:qFormat="1"/>
-    <w:lsdException w:name="heading 3" w:semiHidden="1" w:uiPriority="0" w:unhideWhenUsed="1" w:qFormat="1"/>
-    <w:lsdException w:name="heading 4" w:semiHidden="1" w:uiPriority="9" w:unhideWhenUsed="1" w:qFormat="1"/>
-    <w:lsdException w:name="heading 5" w:semiHidden="1" w:uiPriority="9" w:unhideWhenUsed="1" w:qFormat="1"/>
-    <w:lsdException w:name="heading 6" w:semiHidden="1" w:uiPriority="9" w:unhideWhenUsed="1" w:qFormat="1"/>
-    <w:lsdException w:name="heading 7" w:semiHidden="1" w:uiPriority="9" w:unhideWhenUsed="1" w:qFormat="1"/>
-    <w:lsdException w:name="heading 8" w:semiHidden="1" w:uiPriority="9" w:unhideWhenUsed="1" w:qFormat="1"/>
-    <w:lsdException w:name="heading 9" w:semiHidden="1" w:uiPriority="9" w:unhideWhenUsed="1" w:qFormat="1"/>
-    <w:lsdException w:name="index 1" w:semiHidden="1" w:unhideWhenUsed="1"/>
-    <w:lsdException w:name="index 2" w:semiHidden="1" w:unhideWhenUsed="1"/>
-    <w:lsdException w:name="index 3" w:semiHidden="1" w:unhideWhenUsed="1"/>
-    <w:lsdException w:name="index 4" w:semiHidden="1" w:unhideWhenUsed="1"/>
-    <w:lsdException w:name="index 5" w:semiHidden="1" w:unhideWhenUsed="1"/>
-    <w:lsdException w:name="index 6" w:semiHidden="1" w:unhideWhenUsed="1"/>
-    <w:lsdException w:name="index 7" w:semiHidden="1" w:unhideWhenUsed="1"/>
-    <w:lsdException w:name="index 8" w:semiHidden="1" w:unhideWhenUsed="1"/>
-    <w:lsdException w:name="index 9" w:semiHidden="1" w:unhideWhenUsed="1"/>
-    <w:lsdException w:name="toc 1" w:semiHidden="1" w:uiPriority="39" w:unhideWhenUsed="1" w:qFormat="1"/>
-    <w:lsdException w:name="toc 2" w:semiHidden="1" w:uiPriority="39" w:unhideWhenUsed="1" w:qFormat="1"/>
-    <w:lsdException w:name="toc 3" w:semiHidden="1" w:uiPriority="39" w:unhideWhenUsed="1" w:qFormat="1"/>
-    <w:lsdException w:name="toc 4" w:semiHidden="1" w:uiPriority="39" w:unhideWhenUsed="1"/>
-    <w:lsdException w:name="toc 5" w:semiHidden="1" w:uiPriority="39" w:unhideWhenUsed="1"/>
-    <w:lsdException w:name="toc 6" w:semiHidden="1" w:uiPriority="39" w:unhideWhenUsed="1"/>
-    <w:lsdException w:name="toc 7" w:semiHidden="1" w:uiPriority="39" w:unhideWhenUsed="1"/>
-    <w:lsdException w:name="toc 8" w:semiHidden="1" w:uiPriority="39" w:unhideWhenUsed="1"/>
-    <w:lsdException w:name="toc 9" w:semiHidden="1" w:uiPriority="39" w:unhideWhenUsed="1"/>
-    <w:lsdException w:name="Normal Indent" w:semiHidden="1" w:unhideWhenUsed="1"/>
-    <w:lsdException w:name="footnote text" w:semiHidden="1" w:unhideWhenUsed="1"/>
-    <w:lsdException w:name="annotation text" w:semiHidden="1" w:unhideWhenUsed="1"/>
-    <w:lsdException w:name="header" w:semiHidden="1" w:unhideWhenUsed="1"/>
-    <w:lsdException w:name="footer" w:semiHidden="1" w:uiPriority="0" w:unhideWhenUsed="1"/>
-    <w:lsdException w:name="index heading" w:semiHidden="1" w:unhideWhenUsed="1"/>
-    <w:lsdException w:name="caption" w:semiHidden="1" w:uiPriority="0" w:unhideWhenUsed="1" w:qFormat="1"/>
-    <w:lsdException w:name="table of figures" w:semiHidden="1" w:unhideWhenUsed="1"/>
-    <w:lsdException w:name="envelope address" w:semiHidden="1" w:unhideWhenUsed="1"/>
-    <w:lsdException w:name="envelope return" w:semiHidden="1" w:unhideWhenUsed="1"/>
-    <w:lsdException w:name="footnote reference" w:semiHidden="1" w:unhideWhenUsed="1"/>
-    <w:lsdException w:name="annotation reference" w:semiHidden="1" w:unhideWhenUsed="1"/>
-    <w:lsdException w:name="line number" w:semiHidden="1" w:unhideWhenUsed="1"/>
-    <w:lsdException w:name="page number" w:semiHidden="1" w:unhideWhenUsed="1"/>
-    <w:lsdException w:name="endnote reference" w:semiHidden="1" w:unhideWhenUsed="1"/>
-    <w:lsdException w:name="endnote text" w:semiHidden="1" w:unhideWhenUsed="1"/>
-    <w:lsdException w:name="table of authorities" w:semiHidden="1" w:unhideWhenUsed="1"/>
-    <w:lsdException w:name="macro" w:semiHidden="1" w:unhideWhenUsed="1"/>
-    <w:lsdException w:name="toa heading" w:semiHidden="1" w:unhideWhenUsed="1"/>
-    <w:lsdException w:name="List" w:semiHidden="1" w:unhideWhenUsed="1"/>
-    <w:lsdException w:name="List Bullet" w:semiHidden="1" w:unhideWhenUsed="1"/>
-    <w:lsdException w:name="List Number" w:semiHidden="1" w:unhideWhenUsed="1"/>
-    <w:lsdException w:name="List 2" w:semiHidden="1" w:unhideWhenUsed="1"/>
-    <w:lsdException w:name="List 3" w:semiHidden="1" w:unhideWhenUsed="1"/>
-    <w:lsdException w:name="List 4" w:semiHidden="1" w:unhideWhenUsed="1"/>
-    <w:lsdException w:name="List 5" w:semiHidden="1" w:unhideWhenUsed="1"/>
-    <w:lsdException w:name="List Bullet 2" w:semiHidden="1" w:unhideWhenUsed="1"/>
-    <w:lsdException w:name="List Bullet 3" w:semiHidden="1" w:unhideWhenUsed="1"/>
-    <w:lsdException w:name="List Bullet 4" w:semiHidden="1" w:unhideWhenUsed="1"/>
-    <w:lsdException w:name="List Bullet 5" w:semiHidden="1" w:unhideWhenUsed="1"/>
-    <w:lsdException w:name="List Number 2" w:semiHidden="1" w:unhideWhenUsed="1"/>
-    <w:lsdException w:name="List Number 3" w:semiHidden="1" w:unhideWhenUsed="1"/>
-    <w:lsdException w:name="List Number 4" w:semiHidden="1" w:unhideWhenUsed="1"/>
-    <w:lsdException w:name="List Number 5" w:semiHidden="1" w:unhideWhenUsed="1"/>
-    <w:lsdException w:name="Title" w:uiPriority="10" w:qFormat="1"/>
-    <w:lsdException w:name="Closing" w:semiHidden="1" w:unhideWhenUsed="1"/>
-    <w:lsdException w:name="Signature" w:semiHidden="1" w:unhideWhenUsed="1"/>
-    <w:lsdException w:name="Default Paragraph Font" w:semiHidden="1" w:uiPriority="1" w:unhideWhenUsed="1"/>
-    <w:lsdException w:name="Body Text" w:semiHidden="1" w:unhideWhenUsed="1"/>
-    <w:lsdException w:name="Body Text Indent" w:semiHidden="1" w:unhideWhenUsed="1"/>
-    <w:lsdException w:name="List Continue" w:semiHidden="1" w:unhideWhenUsed="1"/>
-    <w:lsdException w:name="List Continue 2" w:semiHidden="1" w:unhideWhenUsed="1"/>
-    <w:lsdException w:name="List Continue 3" w:semiHidden="1" w:unhideWhenUsed="1"/>
-    <w:lsdException w:name="List Continue 4" w:semiHidden="1" w:unhideWhenUsed="1"/>
-    <w:lsdException w:name="List Continue 5" w:semiHidden="1" w:unhideWhenUsed="1"/>
-    <w:lsdException w:name="Message Header" w:semiHidden="1" w:unhideWhenUsed="1"/>
-    <w:lsdException w:name="Subtitle" w:uiPriority="11" w:qFormat="1"/>
-    <w:lsdException w:name="Salutation" w:semiHidden="1" w:unhideWhenUsed="1"/>
-    <w:lsdException w:name="Date" w:semiHidden="1" w:unhideWhenUsed="1"/>
-    <w:lsdException w:name="Body Text First Indent" w:semiHidden="1" w:unhideWhenUsed="1"/>
-    <w:lsdException w:name="Body Text First Indent 2" w:semiHidden="1" w:unhideWhenUsed="1"/>
-    <w:lsdException w:name="Note Heading" w:semiHidden="1" w:unhideWhenUsed="1"/>
-    <w:lsdException w:name="Body Text 2" w:semiHidden="1" w:unhideWhenUsed="1"/>
-    <w:lsdException w:name="Body Text 3" w:semiHidden="1" w:unhideWhenUsed="1"/>
-    <w:lsdException w:name="Body Text Indent 2" w:semiHidden="1" w:unhideWhenUsed="1"/>
-    <w:lsdException w:name="Body Text Indent 3" w:semiHidden="1" w:unhideWhenUsed="1"/>
-    <w:lsdException w:name="Block Text" w:semiHidden="1" w:unhideWhenUsed="1"/>
-    <w:lsdException w:name="Hyperlink" w:semiHidden="1" w:unhideWhenUsed="1"/>
-    <w:lsdException w:name="FollowedHyperlink" w:semiHidden="1" w:unhideWhenUsed="1"/>
-    <w:lsdException w:name="Strong" w:uiPriority="22" w:qFormat="1"/>
-    <w:lsdException w:name="Emphasis" w:uiPriority="20" w:qFormat="1"/>
-    <w:lsdException w:name="Document Map" w:semiHidden="1" w:unhideWhenUsed="1"/>
-    <w:lsdException w:name="Plain Text" w:semiHidden="1" w:unhideWhenUsed="1"/>
-    <w:lsdException w:name="E-mail Signature" w:semiHidden="1" w:unhideWhenUsed="1"/>
-    <w:lsdException w:name="HTML Top of Form" w:semiHidden="1" w:unhideWhenUsed="1"/>
-    <w:lsdException w:name="HTML Bottom of Form" w:semiHidden="1" w:unhideWhenUsed="1"/>
-    <w:lsdException w:name="Normal (Web)" w:semiHidden="1" w:unhideWhenUsed="1"/>
-    <w:lsdException w:name="HTML Acronym" w:semiHidden="1" w:unhideWhenUsed="1"/>
-    <w:lsdException w:name="HTML Address" w:semiHidden="1" w:unhideWhenUsed="1"/>
-    <w:lsdException w:name="HTML Cite" w:semiHidden="1" w:unhideWhenUsed="1"/>
-    <w:lsdException w:name="HTML Code" w:semiHidden="1" w:unhideWhenUsed="1"/>
-    <w:lsdException w:name="HTML Definition" w:semiHidden="1" w:unhideWhenUsed="1"/>
-    <w:lsdException w:name="HTML Keyboard" w:semiHidden="1" w:unhideWhenUsed="1"/>
-    <w:lsdException w:name="HTML Preformatted" w:semiHidden="1" w:unhideWhenUsed="1"/>
-    <w:lsdException w:name="HTML Sample" w:semiHidden="1" w:unhideWhenUsed="1"/>
-    <w:lsdException w:name="HTML Typewriter" w:semiHidden="1" w:unhideWhenUsed="1"/>
-    <w:lsdException w:name="HTML Variable" w:semiHidden="1" w:unhideWhenUsed="1"/>
-    <w:lsdException w:name="Normal Table" w:semiHidden="1" w:unhideWhenUsed="1"/>
-    <w:lsdException w:name="annotation subject" w:semiHidden="1" w:unhideWhenUsed="1"/>
-    <w:lsdException w:name="No List" w:semiHidden="1" w:unhideWhenUsed="1"/>
-    <w:lsdException w:name="Outline List 1" w:semiHidden="1" w:unhideWhenUsed="1"/>
-    <w:lsdException w:name="Outline List 2" w:semiHidden="1" w:unhideWhenUsed="1"/>
-    <w:lsdException w:name="Outline List 3" w:semiHidden="1" w:unhideWhenUsed="1"/>
-    <w:lsdException w:name="Table Simple 1" w:semiHidden="1" w:unhideWhenUsed="1"/>
-    <w:lsdException w:name="Table Simple 2" w:semiHidden="1" w:unhideWhenUsed="1"/>
-    <w:lsdException w:name="Table Simple 3" w:semiHidden="1" w:unhideWhenUsed="1"/>
-    <w:lsdException w:name="Table Classic 1" w:semiHidden="1" w:unhideWhenUsed="1"/>
-    <w:lsdException w:name="Table Classic 2" w:semiHidden="1" w:unhideWhenUsed="1"/>
-    <w:lsdException w:name="Table Classic 3" w:semiHidden="1" w:unhideWhenUsed="1"/>
-    <w:lsdException w:name="Table Classic 4" w:semiHidden="1" w:unhideWhenUsed="1"/>
-    <w:lsdException w:name="Table Colorful 1" w:semiHidden="1" w:unhideWhenUsed="1"/>
-    <w:lsdException w:name="Table Colorful 2" w:semiHidden="1" w:unhideWhenUsed="1"/>
-    <w:lsdException w:name="Table Colorful 3" w:semiHidden="1" w:unhideWhenUsed="1"/>
-    <w:lsdException w:name="Table Columns 1" w:semiHidden="1" w:unhideWhenUsed="1"/>
-    <w:lsdException w:name="Table Columns 2" w:semiHidden="1" w:unhideWhenUsed="1"/>
-    <w:lsdException w:name="Table Columns 3" w:semiHidden="1" w:unhideWhenUsed="1"/>
-    <w:lsdException w:name="Table Columns 4" w:semiHidden="1" w:unhideWhenUsed="1"/>
-    <w:lsdException w:name="Table Columns 5" w:semiHidden="1" w:unhideWhenUsed="1"/>
-    <w:lsdException w:name="Table Grid 1" w:semiHidden="1" w:unhideWhenUsed="1"/>
-    <w:lsdException w:name="Table Grid 2" w:semiHidden="1" w:unhideWhenUsed="1"/>
-    <w:lsdException w:name="Table Grid 3" w:semiHidden="1" w:unhideWhenUsed="1"/>
-    <w:lsdException w:name="Table Grid 4" w:semiHidden="1" w:unhideWhenUsed="1"/>
-    <w:lsdException w:name="Table Grid 5" w:semiHidden="1" w:unhideWhenUsed="1"/>
-    <w:lsdException w:name="Table Grid 6" w:semiHidden="1" w:unhideWhenUsed="1"/>
-    <w:lsdException w:name="Table Grid 7" w:semiHidden="1" w:unhideWhenUsed="1"/>
-    <w:lsdException w:name="Table Grid 8" w:semiHidden="1" w:unhideWhenUsed="1"/>
-    <w:lsdException w:name="Table List 1" w:semiHidden="1" w:unhideWhenUsed="1"/>
-    <w:lsdException w:name="Table List 2" w:semiHidden="1" w:unhideWhenUsed="1"/>
-    <w:lsdException w:name="Table List 3" w:semiHidden="1" w:unhideWhenUsed="1"/>
-    <w:lsdException w:name="Table List 4" w:semiHidden="1" w:unhideWhenUsed="1"/>
-    <w:lsdException w:name="Table List 5" w:semiHidden="1" w:unhideWhenUsed="1"/>
-    <w:lsdException w:name="Table List 6" w:semiHidden="1" w:unhideWhenUsed="1"/>
-    <w:lsdException w:name="Table List 7" w:semiHidden="1" w:unhideWhenUsed="1"/>
-    <w:lsdException w:name="Table List 8" w:semiHidden="1" w:unhideWhenUsed="1"/>
-    <w:lsdException w:name="Table 3D effects 1" w:semiHidden="1" w:unhideWhenUsed="1"/>
-    <w:lsdException w:name="Table 3D effects 2" w:semiHidden="1" w:unhideWhenUsed="1"/>
-    <w:lsdException w:name="Table 3D effects 3" w:semiHidden="1" w:unhideWhenUsed="1"/>
-    <w:lsdException w:name="Table Contemporary" w:semiHidden="1" w:unhideWhenUsed="1"/>
-    <w:lsdException w:name="Table Elegant" w:semiHidden="1" w:unhideWhenUsed="1"/>
-    <w:lsdException w:name="Table Professional" w:semiHidden="1" w:unhideWhenUsed="1"/>
-    <w:lsdException w:name="Table Subtle 1" w:semiHidden="1" w:unhideWhenUsed="1"/>
-    <w:lsdException w:name="Table Subtle 2" w:semiHidden="1" w:unhideWhenUsed="1"/>
-    <w:lsdException w:name="Table Web 1" w:semiHidden="1" w:unhideWhenUsed="1"/>
-    <w:lsdException w:name="Table Web 2" w:semiHidden="1" w:unhideWhenUsed="1"/>
-    <w:lsdException w:name="Table Web 3" w:semiHidden="1" w:unhideWhenUsed="1"/>
-    <w:lsdException w:name="Balloon Text" w:semiHidden="1" w:unhideWhenUsed="1"/>
-    <w:lsdException w:name="Table Grid" w:uiPriority="59"/>
-    <w:lsdException w:name="Table Theme" w:semiHidden="1" w:unhideWhenUsed="1"/>
-    <w:lsdException w:name="Placeholder Text" w:semiHidden="1"/>
-    <w:lsdException w:name="No Spacing" w:uiPriority="1" w:qFormat="1"/>
-    <w:lsdException w:name="Light Shading" w:uiPriority="60"/>
-    <w:lsdException w:name="Light List" w:uiPriority="61"/>
-    <w:lsdException w:name="Light Grid" w:uiPriority="62"/>
-    <w:lsdException w:name="Medium Shading 1" w:uiPriority="63"/>
-    <w:lsdException w:name="Medium Shading 2" w:uiPriority="64"/>
-    <w:lsdException w:name="Medium List 1" w:uiPriority="65"/>
-    <w:lsdException w:name="Medium List 2" w:uiPriority="66"/>
-    <w:lsdException w:name="Medium Grid 1" w:uiPriority="67"/>
-    <w:lsdException w:name="Medium Grid 2" w:uiPriority="68"/>
-    <w:lsdException w:name="Medium Grid 3" w:uiPriority="69"/>
-    <w:lsdException w:name="Dark List" w:uiPriority="70"/>
-    <w:lsdException w:name="Colorful Shading" w:uiPriority="71"/>
-    <w:lsdException w:name="Colorful List" w:uiPriority="72"/>
-    <w:lsdException w:name="Colorful Grid" w:uiPriority="73"/>
-    <w:lsdException w:name="Light Shading Accent 1" w:uiPriority="60"/>
-    <w:lsdException w:name="Light List Accent 1" w:uiPriority="61"/>
-    <w:lsdException w:name="Light Grid Accent 1" w:uiPriority="62"/>
-    <w:lsdException w:name="Medium Shading 1 Accent 1" w:uiPriority="63"/>
-    <w:lsdException w:name="Medium Shading 2 Accent 1" w:uiPriority="64"/>
-    <w:lsdException w:name="Medium List 1 Accent 1" w:uiPriority="65"/>
-    <w:lsdException w:name="Revision" w:semiHidden="1"/>
-    <w:lsdException w:name="List Paragraph" w:uiPriority="34" w:qFormat="1"/>
-    <w:lsdException w:name="Quote" w:uiPriority="29" w:qFormat="1"/>
-    <w:lsdException w:name="Intense Quote" w:uiPriority="30" w:qFormat="1"/>
-    <w:lsdException w:name="Medium List 2 Accent 1" w:uiPriority="66"/>
-    <w:lsdException w:name="Medium Grid 1 Accent 1" w:uiPriority="67"/>
-    <w:lsdException w:name="Medium Grid 2 Accent 1" w:uiPriority="68"/>
-    <w:lsdException w:name="Medium Grid 3 Accent 1" w:uiPriority="69"/>
-    <w:lsdException w:name="Dark List Accent 1" w:uiPriority="70"/>
-    <w:lsdException w:name="Colorful Shading Accent 1" w:uiPriority="71"/>
-    <w:lsdException w:name="Colorful List Accent 1" w:uiPriority="72"/>
-    <w:lsdException w:name="Colorful Grid Accent 1" w:uiPriority="73"/>
-    <w:lsdException w:name="Light Shading Accent 2" w:uiPriority="60"/>
-    <w:lsdException w:name="Light List Accent 2" w:uiPriority="61"/>
-    <w:lsdException w:name="Light Grid Accent 2" w:uiPriority="62"/>
-    <w:lsdException w:name="Medium Shading 1 Accent 2" w:uiPriority="63"/>
-    <w:lsdException w:name="Medium Shading 2 Accent 2" w:uiPriority="64"/>
-    <w:lsdException w:name="Medium List 1 Accent 2" w:uiPriority="65"/>
-    <w:lsdException w:name="Medium List 2 Accent 2" w:uiPriority="66"/>
-    <w:lsdException w:name="Medium Grid 1 Accent 2" w:uiPriority="67"/>
-    <w:lsdException w:name="Medium Grid 2 Accent 2" w:uiPriority="68"/>
-    <w:lsdException w:name="Medium Grid 3 Accent 2" w:uiPriority="69"/>
-    <w:lsdException w:name="Dark List Accent 2" w:uiPriority="70"/>
-    <w:lsdException w:name="Colorful Shading Accent 2" w:uiPriority="71"/>
-    <w:lsdException w:name="Colorful List Accent 2" w:uiPriority="72"/>
-    <w:lsdException w:name="Colorful Grid Accent 2" w:uiPriority="73"/>
-    <w:lsdException w:name="Light Shading Accent 3" w:uiPriority="60"/>
-    <w:lsdException w:name="Light List Accent 3" w:uiPriority="61"/>
-    <w:lsdException w:name="Light Grid Accent 3" w:uiPriority="62"/>
-    <w:lsdException w:name="Medium Shading 1 Accent 3" w:uiPriority="63"/>
-    <w:lsdException w:name="Medium Shading 2 Accent 3" w:uiPriority="64"/>
-    <w:lsdException w:name="Medium List 1 Accent 3" w:uiPriority="65"/>
-    <w:lsdException w:name="Medium List 2 Accent 3" w:uiPriority="66"/>
-    <w:lsdException w:name="Medium Grid 1 Accent 3" w:uiPriority="67"/>
-    <w:lsdException w:name="Medium Grid 2 Accent 3" w:uiPriority="68"/>
-    <w:lsdException w:name="Medium Grid 3 Accent 3" w:uiPriority="69"/>
-    <w:lsdException w:name="Dark List Accent 3" w:uiPriority="70"/>
-    <w:lsdException w:name="Colorful Shading Accent 3" w:uiPriority="71"/>
-    <w:lsdException w:name="Colorful List Accent 3" w:uiPriority="72"/>
-    <w:lsdException w:name="Colorful Grid Accent 3" w:uiPriority="73"/>
-    <w:lsdException w:name="Light Shading Accent 4" w:uiPriority="60"/>
-    <w:lsdException w:name="Light List Accent 4" w:uiPriority="61"/>
-    <w:lsdException w:name="Light Grid Accent 4" w:uiPriority="62"/>
-    <w:lsdException w:name="Medium Shading 1 Accent 4" w:uiPriority="63"/>
-    <w:lsdException w:name="Medium Shading 2 Accent 4" w:uiPriority="64"/>
-    <w:lsdException w:name="Medium List 1 Accent 4" w:uiPriority="65"/>
-    <w:lsdException w:name="Medium List 2 Accent 4" w:uiPriority="66"/>
-    <w:lsdException w:name="Medium Grid 1 Accent 4" w:uiPriority="67"/>
-    <w:lsdException w:name="Medium Grid 2 Accent 4" w:uiPriority="68"/>
-    <w:lsdException w:name="Medium Grid 3 Accent 4" w:uiPriority="69"/>
-    <w:lsdException w:name="Dark List Accent 4" w:uiPriority="70"/>
-    <w:lsdException w:name="Colorful Shading Accent 4" w:uiPriority="71"/>
-    <w:lsdException w:name="Colorful List Accent 4" w:uiPriority="72"/>
-    <w:lsdException w:name="Colorful Grid Accent 4" w:uiPriority="73"/>
-    <w:lsdException w:name="Light Shading Accent 5" w:uiPriority="60"/>
-    <w:lsdException w:name="Light List Accent 5" w:uiPriority="61"/>
-    <w:lsdException w:name="Light Grid Accent 5" w:uiPriority="62"/>
-    <w:lsdException w:name="Medium Shading 1 Accent 5" w:uiPriority="63"/>
-    <w:lsdException w:name="Medium Shading 2 Accent 5" w:uiPriority="64"/>
-    <w:lsdException w:name="Medium List 1 Accent 5" w:uiPriority="65"/>
-    <w:lsdException w:name="Medium List 2 Accent 5" w:uiPriority="66"/>
-    <w:lsdException w:name="Medium Grid 1 Accent 5" w:uiPriority="67"/>
-    <w:lsdException w:name="Medium Grid 2 Accent 5" w:uiPriority="68"/>
-    <w:lsdException w:name="Medium Grid 3 Accent 5" w:uiPriority="69"/>
-    <w:lsdException w:name="Dark List Accent 5" w:uiPriority="70"/>
-    <w:lsdException w:name="Colorful Shading Accent 5" w:uiPriority="71"/>
-    <w:lsdException w:name="Colorful List Accent 5" w:uiPriority="72"/>
-    <w:lsdException w:name="Colorful Grid Accent 5" w:uiPriority="73"/>
-    <w:lsdException w:name="Light Shading Accent 6" w:uiPriority="60"/>
-    <w:lsdException w:name="Light List Accent 6" w:uiPriority="61"/>
-    <w:lsdException w:name="Light Grid Accent 6" w:uiPriority="62"/>
-    <w:lsdException w:name="Medium Shading 1 Accent 6" w:uiPriority="63"/>
-    <w:lsdException w:name="Medium Shading 2 Accent 6" w:uiPriority="64"/>
-    <w:lsdException w:name="Medium List 1 Accent 6" w:uiPriority="65"/>
-    <w:lsdException w:name="Medium List 2 Accent 6" w:uiPriority="66"/>
-    <w:lsdException w:name="Medium Grid 1 Accent 6" w:uiPriority="67"/>
-    <w:lsdException w:name="Medium Grid 2 Accent 6" w:uiPriority="68"/>
-    <w:lsdException w:name="Medium Grid 3 Accent 6" w:uiPriority="69"/>
-    <w:lsdException w:name="Dark List Accent 6" w:uiPriority="70"/>
-    <w:lsdException w:name="Colorful Shading Accent 6" w:uiPriority="71"/>
-    <w:lsdException w:name="Colorful List Accent 6" w:uiPriority="72"/>
-    <w:lsdException w:name="Colorful Grid Accent 6" w:uiPriority="73"/>
-    <w:lsdException w:name="Subtle Emphasis" w:uiPriority="19" w:qFormat="1"/>
-    <w:lsdException w:name="Intense Emphasis" w:uiPriority="21" w:qFormat="1"/>
-    <w:lsdException w:name="Subtle Reference" w:uiPriority="31" w:qFormat="1"/>
-    <w:lsdException w:name="Intense Reference" w:uiPriority="32" w:qFormat="1"/>
-    <w:lsdException w:name="Book Title" w:uiPriority="33" w:qFormat="1"/>
-    <w:lsdException w:name="Bibliography" w:semiHidden="1" w:uiPriority="37" w:unhideWhenUsed="1"/>
-    <w:lsdException w:name="TOC Heading" w:semiHidden="1" w:uiPriority="39" w:unhideWhenUsed="1" w:qFormat="1"/>
-    <w:lsdException w:name="Plain Table 1" w:uiPriority="41"/>
-    <w:lsdException w:name="Plain Table 2" w:uiPriority="42"/>
-    <w:lsdException w:name="Plain Table 3" w:uiPriority="43"/>
-    <w:lsdException w:name="Plain Table 4" w:uiPriority="44"/>
-    <w:lsdException w:name="Plain Table 5" w:uiPriority="45"/>
-    <w:lsdException w:name="Grid Table Light" w:uiPriority="40"/>
-    <w:lsdException w:name="Grid Table 1 Light" w:uiPriority="46"/>
-    <w:lsdException w:name="Grid Table 2" w:uiPriority="47"/>
-    <w:lsdException w:name="Grid Table 3" w:uiPriority="48"/>
-    <w:lsdException w:name="Grid Table 4" w:uiPriority="49"/>
-    <w:lsdException w:name="Grid Table 5 Dark" w:uiPriority="50"/>
-    <w:lsdException w:name="Grid Table 6 Colorful" w:uiPriority="51"/>
-    <w:lsdException w:name="Grid Table 7 Colorful" w:uiPriority="52"/>
-    <w:lsdException w:name="Grid Table 1 Light Accent 1" w:uiPriority="46"/>
-    <w:lsdException w:name="Grid Table 2 Accent 1" w:uiPriority="47"/>
-    <w:lsdException w:name="Grid Table 3 Accent 1" w:uiPriority="48"/>
-    <w:lsdException w:name="Grid Table 4 Accent 1" w:uiPriority="49"/>
-    <w:lsdException w:name="Grid Table 5 Dark Accent 1" w:uiPriority="50"/>
-    <w:lsdException w:name="Grid Table 6 Colorful Accent 1" w:uiPriority="51"/>
-    <w:lsdException w:name="Grid Table 7 Colorful Accent 1" w:uiPriority="52"/>
-    <w:lsdException w:name="Grid Table 1 Light Accent 2" w:uiPriority="46"/>
-    <w:lsdException w:name="Grid Table 2 Accent 2" w:uiPriority="47"/>
-    <w:lsdException w:name="Grid Table 3 Accent 2" w:uiPriority="48"/>
-    <w:lsdException w:name="Grid Table 4 Accent 2" w:uiPriority="49"/>
-    <w:lsdException w:name="Grid Table 5 Dark Accent 2" w:uiPriority="50"/>
-    <w:lsdException w:name="Grid Table 6 Colorful Accent 2" w:uiPriority="51"/>
-    <w:lsdException w:name="Grid Table 7 Colorful Accent 2" w:uiPriority="52"/>
-    <w:lsdException w:name="Grid Table 1 Light Accent 3" w:uiPriority="46"/>
-    <w:lsdException w:name="Grid Table 2 Accent 3" w:uiPriority="47"/>
-    <w:lsdException w:name="Grid Table 3 Accent 3" w:uiPriority="48"/>
-    <w:lsdException w:name="Grid Table 4 Accent 3" w:uiPriority="49"/>
-    <w:lsdException w:name="Grid Table 5 Dark Accent 3" w:uiPriority="50"/>
-    <w:lsdException w:name="Grid Table 6 Colorful Accent 3" w:uiPriority="51"/>
-    <w:lsdException w:name="Grid Table 7 Colorful Accent 3" w:uiPriority="52"/>
-    <w:lsdException w:name="Grid Table 1 Light Accent 4" w:uiPriority="46"/>
-    <w:lsdException w:name="Grid Table 2 Accent 4" w:uiPriority="47"/>
-    <w:lsdException w:name="Grid Table 3 Accent 4" w:uiPriority="48"/>
-    <w:lsdException w:name="Grid Table 4 Accent 4" w:uiPriority="49"/>
-    <w:lsdException w:name="Grid Table 5 Dark Accent 4" w:uiPriority="50"/>
-    <w:lsdException w:name="Grid Table 6 Colorful Accent 4" w:uiPriority="51"/>
-    <w:lsdException w:name="Grid Table 7 Colorful Accent 4" w:uiPriority="52"/>
-    <w:lsdException w:name="Grid Table 1 Light Accent 5" w:uiPriority="46"/>
-    <w:lsdException w:name="Grid Table 2 Accent 5" w:uiPriority="47"/>
-    <w:lsdException w:name="Grid Table 3 Accent 5" w:uiPriority="48"/>
-    <w:lsdException w:name="Grid Table 4 Accent 5" w:uiPriority="49"/>
-    <w:lsdException w:name="Grid Table 5 Dark Accent 5" w:uiPriority="50"/>
-    <w:lsdException w:name="Grid Table 6 Colorful Accent 5" w:uiPriority="51"/>
-    <w:lsdException w:name="Grid Table 7 Colorful Accent 5" w:uiPriority="52"/>
-    <w:lsdException w:name="Grid Table 1 Light Accent 6" w:uiPriority="46"/>
-    <w:lsdException w:name="Grid Table 2 Accent 6" w:uiPriority="47"/>
-    <w:lsdException w:name="Grid Table 3 Accent 6" w:uiPriority="48"/>
-    <w:lsdException w:name="Grid Table 4 Accent 6" w:uiPriority="49"/>
-    <w:lsdException w:name="Grid Table 5 Dark Accent 6" w:uiPriority="50"/>
-    <w:lsdException w:name="Grid Table 6 Colorful Accent 6" w:uiPriority="51"/>
-    <w:lsdException w:name="Grid Table 7 Colorful Accent 6" w:uiPriority="52"/>
-    <w:lsdException w:name="List Table 1 Light" w:uiPriority="46"/>
-    <w:lsdException w:name="List Table 2" w:uiPriority="47"/>
-    <w:lsdException w:name="List Table 3" w:uiPriority="48"/>
-    <w:lsdException w:name="List Table 4" w:uiPriority="49"/>
-    <w:lsdException w:name="List Table 5 Dark" w:uiPriority="50"/>
-    <w:lsdException w:name="List Table 6 Colorful" w:uiPriority="51"/>
-    <w:lsdException w:name="List Table 7 Colorful" w:uiPriority="52"/>
-    <w:lsdException w:name="List Table 1 Light Accent 1" w:uiPriority="46"/>
-    <w:lsdException w:name="List Table 2 Accent 1" w:uiPriority="47"/>
-    <w:lsdException w:name="List Table 3 Accent 1" w:uiPriority="48"/>
-    <w:lsdException w:name="List Table 4 Accent 1" w:uiPriority="49"/>
-    <w:lsdException w:name="List Table 5 Dark Accent 1" w:uiPriority="50"/>
-    <w:lsdException w:name="List Table 6 Colorful Accent 1" w:uiPriority="51"/>
-    <w:lsdException w:name="List Table 7 Colorful Accent 1" w:uiPriority="52"/>
-    <w:lsdException w:name="List Table 1 Light Accent 2" w:uiPriority="46"/>
-    <w:lsdException w:name="List Table 2 Accent 2" w:uiPriority="47"/>
-    <w:lsdException w:name="List Table 3 Accent 2" w:uiPriority="48"/>
-    <w:lsdException w:name="List Table 4 Accent 2" w:uiPriority="49"/>
-    <w:lsdException w:name="List Table 5 Dark Accent 2" w:uiPriority="50"/>
-    <w:lsdException w:name="List Table 6 Colorful Accent 2" w:uiPriority="51"/>
-    <w:lsdException w:name="List Table 7 Colorful Accent 2" w:uiPriority="52"/>
-    <w:lsdException w:name="List Table 1 Light Accent 3" w:uiPriority="46"/>
-    <w:lsdException w:name="List Table 2 Accent 3" w:uiPriority="47"/>
-    <w:lsdException w:name="List Table 3 Accent 3" w:uiPriority="48"/>
-    <w:lsdException w:name="List Table 4 Accent 3" w:uiPriority="49"/>
-    <w:lsdException w:name="List Table 5 Dark Accent 3" w:uiPriority="50"/>
-    <w:lsdException w:name="List Table 6 Colorful Accent 3" w:uiPriority="51"/>
-    <w:lsdException w:name="List Table 7 Colorful Accent 3" w:uiPriority="52"/>
-    <w:lsdException w:name="List Table 1 Light Accent 4" w:uiPriority="46"/>
-    <w:lsdException w:name="List Table 2 Accent 4" w:uiPriority="47"/>
-    <w:lsdException w:name="List Table 3 Accent 4" w:uiPriority="48"/>
-    <w:lsdException w:name="List Table 4 Accent 4" w:uiPriority="49"/>
-    <w:lsdException w:name="List Table 5 Dark Accent 4" w:uiPriority="50"/>
-    <w:lsdException w:name="List Table 6 Colorful Accent 4" w:uiPriority="51"/>
-    <w:lsdException w:name="List Table 7 Colorful Accent 4" w:uiPriority="52"/>
-    <w:lsdException w:name="List Table 1 Light Accent 5" w:uiPriority="46"/>
-    <w:lsdException w:name="List Table 2 Accent 5" w:uiPriority="47"/>
-    <w:lsdException w:name="List Table 3 Accent 5" w:uiPriority="48"/>
-    <w:lsdException w:name="List Table 4 Accent 5" w:uiPriority="49"/>
-    <w:lsdException w:name="List Table 5 Dark Accent 5" w:uiPriority="50"/>
-    <w:lsdException w:name="List Table 6 Colorful Accent 5" w:uiPriority="51"/>
-    <w:lsdException w:name="List Table 7 Colorful Accent 5" w:uiPriority="52"/>
-    <w:lsdException w:name="List Table 1 Light Accent 6" w:uiPriority="46"/>
-    <w:lsdException w:name="List Table 2 Accent 6" w:uiPriority="47"/>
-    <w:lsdException w:name="List Table 3 Accent 6" w:uiPriority="48"/>
-    <w:lsdException w:name="List Table 4 Accent 6" w:uiPriority="49"/>
-    <w:lsdException w:name="List Table 5 Dark Accent 6" w:uiPriority="50"/>
-    <w:lsdException w:name="List Table 6 Colorful Accent 6" w:uiPriority="51"/>
-    <w:lsdException w:name="List Table 7 Colorful Accent 6" w:uiPriority="52"/>
-    <w:lsdException w:name="Mention" w:semiHidden="1" w:unhideWhenUsed="1"/>
-    <w:lsdException w:name="Smart Hyperlink" w:semiHidden="1" w:unhideWhenUsed="1"/>
-    <w:lsdException w:name="Hashtag" w:semiHidden="1" w:unhideWhenUsed="1"/>
-    <w:lsdException w:name="Unresolved Mention" w:semiHidden="1" w:unhideWhenUsed="1"/>
-    <w:lsdException w:name="Smart Link" w:semiHidden="1" w:unhideWhenUsed="1"/>
+  <w:latentStyles w:defLockedState="0" w:defUIPriority="99" w:defSemiHidden="1" w:defUnhideWhenUsed="1" w:defQFormat="0" w:count="267">
+    <w:lsdException w:name="Normal" w:semiHidden="0" w:uiPriority="0" w:unhideWhenUsed="0" w:qFormat="1"/>
+    <w:lsdException w:name="heading 1" w:semiHidden="0" w:uiPriority="0" w:unhideWhenUsed="0" w:qFormat="1"/>
+    <w:lsdException w:name="heading 2" w:uiPriority="0" w:qFormat="1"/>
+    <w:lsdException w:name="heading 3" w:uiPriority="0" w:qFormat="1"/>
+    <w:lsdException w:name="heading 4" w:uiPriority="9" w:qFormat="1"/>
+    <w:lsdException w:name="heading 5" w:uiPriority="9" w:qFormat="1"/>
+    <w:lsdException w:name="heading 6" w:uiPriority="9" w:qFormat="1"/>
+    <w:lsdException w:name="heading 7" w:uiPriority="9" w:qFormat="1"/>
+    <w:lsdException w:name="heading 8" w:uiPriority="9" w:qFormat="1"/>
+    <w:lsdException w:name="heading 9" w:uiPriority="9" w:qFormat="1"/>
+    <w:lsdException w:name="toc 1" w:uiPriority="39" w:qFormat="1"/>
+    <w:lsdException w:name="toc 2" w:uiPriority="39" w:qFormat="1"/>
+    <w:lsdException w:name="toc 3" w:uiPriority="39" w:qFormat="1"/>
+    <w:lsdException w:name="toc 4" w:uiPriority="39"/>
+    <w:lsdException w:name="toc 5" w:uiPriority="39"/>
+    <w:lsdException w:name="toc 6" w:uiPriority="39"/>
+    <w:lsdException w:name="toc 7" w:uiPriority="39"/>
+    <w:lsdException w:name="toc 8" w:uiPriority="39"/>
+    <w:lsdException w:name="toc 9" w:uiPriority="39"/>
+    <w:lsdException w:name="footer" w:uiPriority="0"/>
+    <w:lsdException w:name="caption" w:uiPriority="0" w:qFormat="1"/>
+    <w:lsdException w:name="Title" w:semiHidden="0" w:uiPriority="10" w:unhideWhenUsed="0" w:qFormat="1"/>
+    <w:lsdException w:name="Default Paragraph Font" w:uiPriority="1"/>
+    <w:lsdException w:name="Subtitle" w:semiHidden="0" w:uiPriority="11" w:unhideWhenUsed="0" w:qFormat="1"/>
+    <w:lsdException w:name="Strong" w:semiHidden="0" w:uiPriority="22" w:unhideWhenUsed="0" w:qFormat="1"/>
+    <w:lsdException w:name="Emphasis" w:semiHidden="0" w:uiPriority="20" w:unhideWhenUsed="0" w:qFormat="1"/>
+    <w:lsdException w:name="Table Grid" w:semiHidden="0" w:uiPriority="59" w:unhideWhenUsed="0"/>
+    <w:lsdException w:name="Placeholder Text" w:unhideWhenUsed="0"/>
+    <w:lsdException w:name="No Spacing" w:semiHidden="0" w:uiPriority="1" w:unhideWhenUsed="0" w:qFormat="1"/>
+    <w:lsdException w:name="Light Shading" w:semiHidden="0" w:uiPriority="60" w:unhideWhenUsed="0"/>
+    <w:lsdException w:name="Light List" w:semiHidden="0" w:uiPriority="61" w:unhideWhenUsed="0"/>
+    <w:lsdException w:name="Light Grid" w:semiHidden="0" w:uiPriority="62" w:unhideWhenUsed="0"/>
+    <w:lsdException w:name="Medium Shading 1" w:semiHidden="0" w:uiPriority="63" w:unhideWhenUsed="0"/>
+    <w:lsdException w:name="Medium Shading 2" w:semiHidden="0" w:uiPriority="64" w:unhideWhenUsed="0"/>
+    <w:lsdException w:name="Medium List 1" w:semiHidden="0" w:uiPriority="65" w:unhideWhenUsed="0"/>
+    <w:lsdException w:name="Medium List 2" w:semiHidden="0" w:uiPriority="66" w:unhideWhenUsed="0"/>
+    <w:lsdException w:name="Medium Grid 1" w:semiHidden="0" w:uiPriority="67" w:unhideWhenUsed="0"/>
+    <w:lsdException w:name="Medium Grid 2" w:semiHidden="0" w:uiPriority="68" w:unhideWhenUsed="0"/>
+    <w:lsdException w:name="Medium Grid 3" w:semiHidden="0" w:uiPriority="69" w:unhideWhenUsed="0"/>
+    <w:lsdException w:name="Dark List" w:semiHidden="0" w:uiPriority="70" w:unhideWhenUsed="0"/>
+    <w:lsdException w:name="Colorful Shading" w:semiHidden="0" w:uiPriority="71" w:unhideWhenUsed="0"/>
+    <w:lsdException w:name="Colorful List" w:semiHidden="0" w:uiPriority="72" w:unhideWhenUsed="0"/>
+    <w:lsdException w:name="Colorful Grid" w:semiHidden="0" w:uiPriority="73" w:unhideWhenUsed="0"/>
+    <w:lsdException w:name="Light Shading Accent 1" w:semiHidden="0" w:uiPriority="60" w:unhideWhenUsed="0"/>
+    <w:lsdException w:name="Light List Accent 1" w:semiHidden="0" w:uiPriority="61" w:unhideWhenUsed="0"/>
+    <w:lsdException w:name="Light Grid Accent 1" w:semiHidden="0" w:uiPriority="62" w:unhideWhenUsed="0"/>
+    <w:lsdException w:name="Medium Shading 1 Accent 1" w:semiHidden="0" w:uiPriority="63" w:unhideWhenUsed="0"/>
+    <w:lsdException w:name="Medium Shading 2 Accent 1" w:semiHidden="0" w:uiPriority="64" w:unhideWhenUsed="0"/>
+    <w:lsdException w:name="Medium List 1 Accent 1" w:semiHidden="0" w:uiPriority="65" w:unhideWhenUsed="0"/>
+    <w:lsdException w:name="Revision" w:unhideWhenUsed="0"/>
+    <w:lsdException w:name="List Paragraph" w:semiHidden="0" w:uiPriority="34" w:unhideWhenUsed="0" w:qFormat="1"/>
+    <w:lsdException w:name="Quote" w:semiHidden="0" w:uiPriority="29" w:unhideWhenUsed="0" w:qFormat="1"/>
+    <w:lsdException w:name="Intense Quote" w:semiHidden="0" w:uiPriority="30" w:unhideWhenUsed="0" w:qFormat="1"/>
+    <w:lsdException w:name="Medium List 2 Accent 1" w:semiHidden="0" w:uiPriority="66" w:unhideWhenUsed="0"/>
+    <w:lsdException w:name="Medium Grid 1 Accent 1" w:semiHidden="0" w:uiPriority="67" w:unhideWhenUsed="0"/>
+    <w:lsdException w:name="Medium Grid 2 Accent 1" w:semiHidden="0" w:uiPriority="68" w:unhideWhenUsed="0"/>
+    <w:lsdException w:name="Medium Grid 3 Accent 1" w:semiHidden="0" w:uiPriority="69" w:unhideWhenUsed="0"/>
+    <w:lsdException w:name="Dark List Accent 1" w:semiHidden="0" w:uiPriority="70" w:unhideWhenUsed="0"/>
+    <w:lsdException w:name="Colorful Shading Accent 1" w:semiHidden="0" w:uiPriority="71" w:unhideWhenUsed="0"/>
+    <w:lsdException w:name="Colorful List Accent 1" w:semiHidden="0" w:uiPriority="72" w:unhideWhenUsed="0"/>
+    <w:lsdException w:name="Colorful Grid Accent 1" w:semiHidden="0" w:uiPriority="73" w:unhideWhenUsed="0"/>
+    <w:lsdException w:name="Light Shading Accent 2" w:semiHidden="0" w:uiPriority="60" w:unhideWhenUsed="0"/>
+    <w:lsdException w:name="Light List Accent 2" w:semiHidden="0" w:uiPriority="61" w:unhideWhenUsed="0"/>
+    <w:lsdException w:name="Light Grid Accent 2" w:semiHidden="0" w:uiPriority="62" w:unhideWhenUsed="0"/>
+    <w:lsdException w:name="Medium Shading 1 Accent 2" w:semiHidden="0" w:uiPriority="63" w:unhideWhenUsed="0"/>
+    <w:lsdException w:name="Medium Shading 2 Accent 2" w:semiHidden="0" w:uiPriority="64" w:unhideWhenUsed="0"/>
+    <w:lsdException w:name="Medium List 1 Accent 2" w:semiHidden="0" w:uiPriority="65" w:unhideWhenUsed="0"/>
+    <w:lsdException w:name="Medium List 2 Accent 2" w:semiHidden="0" w:uiPriority="66" w:unhideWhenUsed="0"/>
+    <w:lsdException w:name="Medium Grid 1 Accent 2" w:semiHidden="0" w:uiPriority="67" w:unhideWhenUsed="0"/>
+    <w:lsdException w:name="Medium Grid 2 Accent 2" w:semiHidden="0" w:uiPriority="68" w:unhideWhenUsed="0"/>
+    <w:lsdException w:name="Medium Grid 3 Accent 2" w:semiHidden="0" w:uiPriority="69" w:unhideWhenUsed="0"/>
+    <w:lsdException w:name="Dark List Accent 2" w:semiHidden="0" w:uiPriority="70" w:unhideWhenUsed="0"/>
+    <w:lsdException w:name="Colorful Shading Accent 2" w:semiHidden="0" w:uiPriority="71" w:unhideWhenUsed="0"/>
+    <w:lsdException w:name="Colorful List Accent 2" w:semiHidden="0" w:uiPriority="72" w:unhideWhenUsed="0"/>
+    <w:lsdException w:name="Colorful Grid Accent 2" w:semiHidden="0" w:uiPriority="73" w:unhideWhenUsed="0"/>
+    <w:lsdException w:name="Light Shading Accent 3" w:semiHidden="0" w:uiPriority="60" w:unhideWhenUsed="0"/>
+    <w:lsdException w:name="Light List Accent 3" w:semiHidden="0" w:uiPriority="61" w:unhideWhenUsed="0"/>
+    <w:lsdException w:name="Light Grid Accent 3" w:semiHidden="0" w:uiPriority="62" w:unhideWhenUsed="0"/>
+    <w:lsdException w:name="Medium Shading 1 Accent 3" w:semiHidden="0" w:uiPriority="63" w:unhideWhenUsed="0"/>
+    <w:lsdException w:name="Medium Shading 2 Accent 3" w:semiHidden="0" w:uiPriority="64" w:unhideWhenUsed="0"/>
+    <w:lsdException w:name="Medium List 1 Accent 3" w:semiHidden="0" w:uiPriority="65" w:unhideWhenUsed="0"/>
+    <w:lsdException w:name="Medium List 2 Accent 3" w:semiHidden="0" w:uiPriority="66" w:unhideWhenUsed="0"/>
+    <w:lsdException w:name="Medium Grid 1 Accent 3" w:semiHidden="0" w:uiPriority="67" w:unhideWhenUsed="0"/>
+    <w:lsdException w:name="Medium Grid 2 Accent 3" w:semiHidden="0" w:uiPriority="68" w:unhideWhenUsed="0"/>
+    <w:lsdException w:name="Medium Grid 3 Accent 3" w:semiHidden="0" w:uiPriority="69" w:unhideWhenUsed="0"/>
+    <w:lsdException w:name="Dark List Accent 3" w:semiHidden="0" w:uiPriority="70" w:unhideWhenUsed="0"/>
+    <w:lsdException w:name="Colorful Shading Accent 3" w:semiHidden="0" w:uiPriority="71" w:unhideWhenUsed="0"/>
+    <w:lsdException w:name="Colorful List Accent 3" w:semiHidden="0" w:uiPriority="72" w:unhideWhenUsed="0"/>
+    <w:lsdException w:name="Colorful Grid Accent 3" w:semiHidden="0" w:uiPriority="73" w:unhideWhenUsed="0"/>
+    <w:lsdException w:name="Light Shading Accent 4" w:semiHidden="0" w:uiPriority="60" w:unhideWhenUsed="0"/>
+    <w:lsdException w:name="Light List Accent 4" w:semiHidden="0" w:uiPriority="61" w:unhideWhenUsed="0"/>
+    <w:lsdException w:name="Light Grid Accent 4" w:semiHidden="0" w:uiPriority="62" w:unhideWhenUsed="0"/>
+    <w:lsdException w:name="Medium Shading 1 Accent 4" w:semiHidden="0" w:uiPriority="63" w:unhideWhenUsed="0"/>
+    <w:lsdException w:name="Medium Shading 2 Accent 4" w:semiHidden="0" w:uiPriority="64" w:unhideWhenUsed="0"/>
+    <w:lsdException w:name="Medium List 1 Accent 4" w:semiHidden="0" w:uiPriority="65" w:unhideWhenUsed="0"/>
+    <w:lsdException w:name="Medium List 2 Accent 4" w:semiHidden="0" w:uiPriority="66" w:unhideWhenUsed="0"/>
+    <w:lsdException w:name="Medium Grid 1 Accent 4" w:semiHidden="0" w:uiPriority="67" w:unhideWhenUsed="0"/>
+    <w:lsdException w:name="Medium Grid 2 Accent 4" w:semiHidden="0" w:uiPriority="68" w:unhideWhenUsed="0"/>
+    <w:lsdException w:name="Medium Grid 3 Accent 4" w:semiHidden="0" w:uiPriority="69" w:unhideWhenUsed="0"/>
+    <w:lsdException w:name="Dark List Accent 4" w:semiHidden="0" w:uiPriority="70" w:unhideWhenUsed="0"/>
+    <w:lsdException w:name="Colorful Shading Accent 4" w:semiHidden="0" w:uiPriority="71" w:unhideWhenUsed="0"/>
+    <w:lsdException w:name="Colorful List Accent 4" w:semiHidden="0" w:uiPriority="72" w:unhideWhenUsed="0"/>
+    <w:lsdException w:name="Colorful Grid Accent 4" w:semiHidden="0" w:uiPriority="73" w:unhideWhenUsed="0"/>
+    <w:lsdException w:name="Light Shading Accent 5" w:semiHidden="0" w:uiPriority="60" w:unhideWhenUsed="0"/>
+    <w:lsdException w:name="Light List Accent 5" w:semiHidden="0" w:uiPriority="61" w:unhideWhenUsed="0"/>
+    <w:lsdException w:name="Light Grid Accent 5" w:semiHidden="0" w:uiPriority="62" w:unhideWhenUsed="0"/>
+    <w:lsdException w:name="Medium Shading 1 Accent 5" w:semiHidden="0" w:uiPriority="63" w:unhideWhenUsed="0"/>
+    <w:lsdException w:name="Medium Shading 2 Accent 5" w:semiHidden="0" w:uiPriority="64" w:unhideWhenUsed="0"/>
+    <w:lsdException w:name="Medium List 1 Accent 5" w:semiHidden="0" w:uiPriority="65" w:unhideWhenUsed="0"/>
+    <w:lsdException w:name="Medium List 2 Accent 5" w:semiHidden="0" w:uiPriority="66" w:unhideWhenUsed="0"/>
+    <w:lsdException w:name="Medium Grid 1 Accent 5" w:semiHidden="0" w:uiPriority="67" w:unhideWhenUsed="0"/>
+    <w:lsdException w:name="Medium Grid 2 Accent 5" w:semiHidden="0" w:uiPriority="68" w:unhideWhenUsed="0"/>
+    <w:lsdException w:name="Medium Grid 3 Accent 5" w:semiHidden="0" w:uiPriority="69" w:unhideWhenUsed="0"/>
+    <w:lsdException w:name="Dark List Accent 5" w:semiHidden="0" w:uiPriority="70" w:unhideWhenUsed="0"/>
+    <w:lsdException w:name="Colorful Shading Accent 5" w:semiHidden="0" w:uiPriority="71" w:unhideWhenUsed="0"/>
+    <w:lsdException w:name="Colorful List Accent 5" w:semiHidden="0" w:uiPriority="72" w:unhideWhenUsed="0"/>
+    <w:lsdException w:name="Colorful Grid Accent 5" w:semiHidden="0" w:uiPriority="73" w:unhideWhenUsed="0"/>
+    <w:lsdException w:name="Light Shading Accent 6" w:semiHidden="0" w:uiPriority="60" w:unhideWhenUsed="0"/>
+    <w:lsdException w:name="Light List Accent 6" w:semiHidden="0" w:uiPriority="61" w:unhideWhenUsed="0"/>
+    <w:lsdException w:name="Light Grid Accent 6" w:semiHidden="0" w:uiPriority="62" w:unhideWhenUsed="0"/>
+    <w:lsdException w:name="Medium Shading 1 Accent 6" w:semiHidden="0" w:uiPriority="63" w:unhideWhenUsed="0"/>
+    <w:lsdException w:name="Medium Shading 2 Accent 6" w:semiHidden="0" w:uiPriority="64" w:unhideWhenUsed="0"/>
+    <w:lsdException w:name="Medium List 1 Accent 6" w:semiHidden="0" w:uiPriority="65" w:unhideWhenUsed="0"/>
+    <w:lsdException w:name="Medium List 2 Accent 6" w:semiHidden="0" w:uiPriority="66" w:unhideWhenUsed="0"/>
+    <w:lsdException w:name="Medium Grid 1 Accent 6" w:semiHidden="0" w:uiPriority="67" w:unhideWhenUsed="0"/>
+    <w:lsdException w:name="Medium Grid 2 Accent 6" w:semiHidden="0" w:uiPriority="68" w:unhideWhenUsed="0"/>
+    <w:lsdException w:name="Medium Grid 3 Accent 6" w:semiHidden="0" w:uiPriority="69" w:unhideWhenUsed="0"/>
+    <w:lsdException w:name="Dark List Accent 6" w:semiHidden="0" w:uiPriority="70" w:unhideWhenUsed="0"/>
+    <w:lsdException w:name="Colorful Shading Accent 6" w:semiHidden="0" w:uiPriority="71" w:unhideWhenUsed="0"/>
+    <w:lsdException w:name="Colorful List Accent 6" w:semiHidden="0" w:uiPriority="72" w:unhideWhenUsed="0"/>
+    <w:lsdException w:name="Colorful Grid Accent 6" w:semiHidden="0" w:uiPriority="73" w:unhideWhenUsed="0"/>
+    <w:lsdException w:name="Subtle Emphasis" w:semiHidden="0" w:uiPriority="19" w:unhideWhenUsed="0" w:qFormat="1"/>
+    <w:lsdException w:name="Intense Emphasis" w:semiHidden="0" w:uiPriority="21" w:unhideWhenUsed="0" w:qFormat="1"/>
+    <w:lsdException w:name="Subtle Reference" w:semiHidden="0" w:uiPriority="31" w:unhideWhenUsed="0" w:qFormat="1"/>
+    <w:lsdException w:name="Intense Reference" w:semiHidden="0" w:uiPriority="32" w:unhideWhenUsed="0" w:qFormat="1"/>
+    <w:lsdException w:name="Book Title" w:semiHidden="0" w:uiPriority="33" w:unhideWhenUsed="0" w:qFormat="1"/>
+    <w:lsdException w:name="Bibliography" w:uiPriority="37"/>
+    <w:lsdException w:name="TOC Heading" w:uiPriority="39" w:qFormat="1"/>
   </w:latentStyles>
   <w:style w:type="paragraph" w:default="1" w:styleId="Normal">
     <w:name w:val="Normal"/>
@@ -20741,6 +23436,7 @@
     <w:uiPriority w:val="99"/>
     <w:semiHidden/>
     <w:unhideWhenUsed/>
+    <w:qFormat/>
     <w:tblPr>
       <w:tblInd w:w="0" w:type="dxa"/>
       <w:tblCellMar>
@@ -20952,6 +23648,7 @@
     <w:uiPriority w:val="59"/>
     <w:rsid w:val="00085B87"/>
     <w:tblPr>
+      <w:tblInd w:w="0" w:type="dxa"/>
       <w:tblBorders>
         <w:top w:val="single" w:sz="4" w:space="0" w:color="000000" w:themeColor="text1"/>
         <w:left w:val="single" w:sz="4" w:space="0" w:color="000000" w:themeColor="text1"/>
@@ -20960,6 +23657,12 @@
         <w:insideH w:val="single" w:sz="4" w:space="0" w:color="000000" w:themeColor="text1"/>
         <w:insideV w:val="single" w:sz="4" w:space="0" w:color="000000" w:themeColor="text1"/>
       </w:tblBorders>
+      <w:tblCellMar>
+        <w:top w:w="0" w:type="dxa"/>
+        <w:left w:w="108" w:type="dxa"/>
+        <w:bottom w:w="0" w:type="dxa"/>
+        <w:right w:w="108" w:type="dxa"/>
+      </w:tblCellMar>
     </w:tblPr>
   </w:style>
   <w:style w:type="character" w:styleId="FollowedHyperlink">
@@ -21880,7 +24583,7 @@
 </file>
 
 <file path=customXml/itemProps1.xml><?xml version="1.0" encoding="utf-8"?>
-<ds:datastoreItem xmlns:ds="http://schemas.openxmlformats.org/officeDocument/2006/customXml" ds:itemID="{EB52FB79-4AD2-4F9F-9FDE-FA9732F421B0}">
+<ds:datastoreItem xmlns:ds="http://schemas.openxmlformats.org/officeDocument/2006/customXml" ds:itemID="{D6C4D84D-95F1-4D69-B255-6BBA9C94B3CC}">
   <ds:schemaRefs>
     <ds:schemaRef ds:uri="http://schemas.openxmlformats.org/officeDocument/2006/bibliography"/>
   </ds:schemaRefs>

--- a/Documentation/DeveloperInformation.docx
+++ b/Documentation/DeveloperInformation.docx
@@ -47,7 +47,7 @@
         <w:rPr>
           <w:noProof/>
         </w:rPr>
-        <w:t>October 11, 2026</w:t>
+        <w:t>October 28, 2026</w:t>
       </w:r>
       <w:r>
         <w:rPr>
@@ -141,7 +141,7 @@
         </w:rPr>
         <w:fldChar w:fldCharType="separate"/>
       </w:r>
-      <w:hyperlink w:anchor="_Toc242375223" w:history="1">
+      <w:hyperlink w:anchor="_Toc244070496" w:history="1">
         <w:r>
           <w:rPr>
             <w:rStyle w:val="Hyperlink"/>
@@ -164,7 +164,7 @@
           <w:rPr>
             <w:webHidden/>
           </w:rPr>
-          <w:instrText xml:space="preserve"> PAGEREF _Toc242375223 \h </w:instrText>
+          <w:instrText xml:space="preserve"> PAGEREF _Toc244070496 \h </w:instrText>
         </w:r>
         <w:r>
           <w:rPr>
@@ -202,7 +202,7 @@
           <w:lang w:eastAsia="en-US"/>
         </w:rPr>
       </w:pPr>
-      <w:hyperlink w:anchor="_Toc242375224" w:history="1">
+      <w:hyperlink w:anchor="_Toc244070497" w:history="1">
         <w:r>
           <w:rPr>
             <w:rStyle w:val="Hyperlink"/>
@@ -229,7 +229,7 @@
             <w:noProof/>
             <w:webHidden/>
           </w:rPr>
-          <w:instrText xml:space="preserve"> PAGEREF _Toc242375224 \h </w:instrText>
+          <w:instrText xml:space="preserve"> PAGEREF _Toc244070497 \h </w:instrText>
         </w:r>
         <w:r>
           <w:rPr>
@@ -249,7 +249,7 @@
             <w:noProof/>
             <w:webHidden/>
           </w:rPr>
-          <w:t>2</w:t>
+          <w:t>3</w:t>
         </w:r>
         <w:r>
           <w:rPr>
@@ -271,7 +271,7 @@
           <w:lang w:eastAsia="en-US"/>
         </w:rPr>
       </w:pPr>
-      <w:hyperlink w:anchor="_Toc242375225" w:history="1">
+      <w:hyperlink w:anchor="_Toc244070498" w:history="1">
         <w:r>
           <w:rPr>
             <w:rStyle w:val="Hyperlink"/>
@@ -298,7 +298,7 @@
             <w:noProof/>
             <w:webHidden/>
           </w:rPr>
-          <w:instrText xml:space="preserve"> PAGEREF _Toc242375225 \h </w:instrText>
+          <w:instrText xml:space="preserve"> PAGEREF _Toc244070498 \h </w:instrText>
         </w:r>
         <w:r>
           <w:rPr>
@@ -340,7 +340,7 @@
           <w:lang w:eastAsia="en-US"/>
         </w:rPr>
       </w:pPr>
-      <w:hyperlink w:anchor="_Toc242375226" w:history="1">
+      <w:hyperlink w:anchor="_Toc244070499" w:history="1">
         <w:r>
           <w:rPr>
             <w:rStyle w:val="Hyperlink"/>
@@ -367,7 +367,7 @@
             <w:noProof/>
             <w:webHidden/>
           </w:rPr>
-          <w:instrText xml:space="preserve"> PAGEREF _Toc242375226 \h </w:instrText>
+          <w:instrText xml:space="preserve"> PAGEREF _Toc244070499 \h </w:instrText>
         </w:r>
         <w:r>
           <w:rPr>
@@ -409,7 +409,7 @@
           <w:lang w:eastAsia="en-US"/>
         </w:rPr>
       </w:pPr>
-      <w:hyperlink w:anchor="_Toc242375227" w:history="1">
+      <w:hyperlink w:anchor="_Toc244070500" w:history="1">
         <w:r>
           <w:rPr>
             <w:rStyle w:val="Hyperlink"/>
@@ -436,7 +436,7 @@
             <w:noProof/>
             <w:webHidden/>
           </w:rPr>
-          <w:instrText xml:space="preserve"> PAGEREF _Toc242375227 \h </w:instrText>
+          <w:instrText xml:space="preserve"> PAGEREF _Toc244070500 \h </w:instrText>
         </w:r>
         <w:r>
           <w:rPr>
@@ -478,7 +478,7 @@
           <w:lang w:eastAsia="en-US"/>
         </w:rPr>
       </w:pPr>
-      <w:hyperlink w:anchor="_Toc242375228" w:history="1">
+      <w:hyperlink w:anchor="_Toc244070501" w:history="1">
         <w:r>
           <w:rPr>
             <w:rStyle w:val="Hyperlink"/>
@@ -505,7 +505,7 @@
             <w:noProof/>
             <w:webHidden/>
           </w:rPr>
-          <w:instrText xml:space="preserve"> PAGEREF _Toc242375228 \h </w:instrText>
+          <w:instrText xml:space="preserve"> PAGEREF _Toc244070501 \h </w:instrText>
         </w:r>
         <w:r>
           <w:rPr>
@@ -525,7 +525,7 @@
             <w:noProof/>
             <w:webHidden/>
           </w:rPr>
-          <w:t>5</w:t>
+          <w:t>6</w:t>
         </w:r>
         <w:r>
           <w:rPr>
@@ -547,7 +547,7 @@
           <w:lang w:eastAsia="en-US"/>
         </w:rPr>
       </w:pPr>
-      <w:hyperlink w:anchor="_Toc242375229" w:history="1">
+      <w:hyperlink w:anchor="_Toc244070502" w:history="1">
         <w:r>
           <w:rPr>
             <w:rStyle w:val="Hyperlink"/>
@@ -574,7 +574,7 @@
             <w:noProof/>
             <w:webHidden/>
           </w:rPr>
-          <w:instrText xml:space="preserve"> PAGEREF _Toc242375229 \h </w:instrText>
+          <w:instrText xml:space="preserve"> PAGEREF _Toc244070502 \h </w:instrText>
         </w:r>
         <w:r>
           <w:rPr>
@@ -616,13 +616,13 @@
           <w:lang w:eastAsia="en-US"/>
         </w:rPr>
       </w:pPr>
-      <w:hyperlink w:anchor="_Toc242375230" w:history="1">
+      <w:hyperlink w:anchor="_Toc244070503" w:history="1">
         <w:r>
           <w:rPr>
             <w:rStyle w:val="Hyperlink"/>
             <w:noProof/>
           </w:rPr>
-          <w:t>Utility Modules</w:t>
+          <w:t>HTML Blocks</w:t>
         </w:r>
         <w:r>
           <w:rPr>
@@ -643,7 +643,7 @@
             <w:noProof/>
             <w:webHidden/>
           </w:rPr>
-          <w:instrText xml:space="preserve"> PAGEREF _Toc242375230 \h </w:instrText>
+          <w:instrText xml:space="preserve"> PAGEREF _Toc244070503 \h </w:instrText>
         </w:r>
         <w:r>
           <w:rPr>
@@ -663,7 +663,7 @@
             <w:noProof/>
             <w:webHidden/>
           </w:rPr>
-          <w:t>6</w:t>
+          <w:t>7</w:t>
         </w:r>
         <w:r>
           <w:rPr>
@@ -685,13 +685,13 @@
           <w:lang w:eastAsia="en-US"/>
         </w:rPr>
       </w:pPr>
-      <w:hyperlink w:anchor="_Toc242375231" w:history="1">
+      <w:hyperlink w:anchor="_Toc244070504" w:history="1">
         <w:r>
           <w:rPr>
             <w:rStyle w:val="Hyperlink"/>
             <w:noProof/>
           </w:rPr>
-          <w:t>Classes</w:t>
+          <w:t>Block Names</w:t>
         </w:r>
         <w:r>
           <w:rPr>
@@ -712,7 +712,7 @@
             <w:noProof/>
             <w:webHidden/>
           </w:rPr>
-          <w:instrText xml:space="preserve"> PAGEREF _Toc242375231 \h </w:instrText>
+          <w:instrText xml:space="preserve"> PAGEREF _Toc244070504 \h </w:instrText>
         </w:r>
         <w:r>
           <w:rPr>
@@ -732,7 +732,7 @@
             <w:noProof/>
             <w:webHidden/>
           </w:rPr>
-          <w:t>6</w:t>
+          <w:t>7</w:t>
         </w:r>
         <w:r>
           <w:rPr>
@@ -754,13 +754,13 @@
           <w:lang w:eastAsia="en-US"/>
         </w:rPr>
       </w:pPr>
-      <w:hyperlink w:anchor="_Toc242375232" w:history="1">
+      <w:hyperlink w:anchor="_Toc244070505" w:history="1">
         <w:r>
           <w:rPr>
             <w:rStyle w:val="Hyperlink"/>
             <w:noProof/>
           </w:rPr>
-          <w:t>Modules</w:t>
+          <w:t>Unique IDs</w:t>
         </w:r>
         <w:r>
           <w:rPr>
@@ -781,7 +781,7 @@
             <w:noProof/>
             <w:webHidden/>
           </w:rPr>
-          <w:instrText xml:space="preserve"> PAGEREF _Toc242375232 \h </w:instrText>
+          <w:instrText xml:space="preserve"> PAGEREF _Toc244070505 \h </w:instrText>
         </w:r>
         <w:r>
           <w:rPr>
@@ -814,7 +814,7 @@
     </w:p>
     <w:p>
       <w:pPr>
-        <w:pStyle w:val="TOC2"/>
+        <w:pStyle w:val="TOC3"/>
         <w:rPr>
           <w:rFonts w:eastAsiaTheme="minorEastAsia" w:cstheme="minorBidi"/>
           <w:noProof/>
@@ -823,13 +823,13 @@
           <w:lang w:eastAsia="en-US"/>
         </w:rPr>
       </w:pPr>
-      <w:hyperlink w:anchor="_Toc242375233" w:history="1">
+      <w:hyperlink w:anchor="_Toc244070506" w:history="1">
         <w:r>
           <w:rPr>
             <w:rStyle w:val="Hyperlink"/>
             <w:noProof/>
           </w:rPr>
-          <w:t>Tax Tools</w:t>
+          <w:t>Field Names</w:t>
         </w:r>
         <w:r>
           <w:rPr>
@@ -850,7 +850,7 @@
             <w:noProof/>
             <w:webHidden/>
           </w:rPr>
-          <w:instrText xml:space="preserve"> PAGEREF _Toc242375233 \h </w:instrText>
+          <w:instrText xml:space="preserve"> PAGEREF _Toc244070506 \h </w:instrText>
         </w:r>
         <w:r>
           <w:rPr>
@@ -892,13 +892,13 @@
           <w:lang w:eastAsia="en-US"/>
         </w:rPr>
       </w:pPr>
-      <w:hyperlink w:anchor="_Toc242375234" w:history="1">
+      <w:hyperlink w:anchor="_Toc244070507" w:history="1">
         <w:r>
           <w:rPr>
             <w:rStyle w:val="Hyperlink"/>
             <w:noProof/>
           </w:rPr>
-          <w:t>Age Calculator</w:t>
+          <w:t>Element IDs</w:t>
         </w:r>
         <w:r>
           <w:rPr>
@@ -919,7 +919,7 @@
             <w:noProof/>
             <w:webHidden/>
           </w:rPr>
-          <w:instrText xml:space="preserve"> PAGEREF _Toc242375234 \h </w:instrText>
+          <w:instrText xml:space="preserve"> PAGEREF _Toc244070507 \h </w:instrText>
         </w:r>
         <w:r>
           <w:rPr>
@@ -952,7 +952,7 @@
     </w:p>
     <w:p>
       <w:pPr>
-        <w:pStyle w:val="TOC3"/>
+        <w:pStyle w:val="TOC2"/>
         <w:rPr>
           <w:rFonts w:eastAsiaTheme="minorEastAsia" w:cstheme="minorBidi"/>
           <w:noProof/>
@@ -961,13 +961,13 @@
           <w:lang w:eastAsia="en-US"/>
         </w:rPr>
       </w:pPr>
-      <w:hyperlink w:anchor="_Toc242375235" w:history="1">
+      <w:hyperlink w:anchor="_Toc244070508" w:history="1">
         <w:r>
           <w:rPr>
             <w:rStyle w:val="Hyperlink"/>
             <w:noProof/>
           </w:rPr>
-          <w:t>Simple Math Calculator</w:t>
+          <w:t>HTML Block Class</w:t>
         </w:r>
         <w:r>
           <w:rPr>
@@ -988,7 +988,7 @@
             <w:noProof/>
             <w:webHidden/>
           </w:rPr>
-          <w:instrText xml:space="preserve"> PAGEREF _Toc242375235 \h </w:instrText>
+          <w:instrText xml:space="preserve"> PAGEREF _Toc244070508 \h </w:instrText>
         </w:r>
         <w:r>
           <w:rPr>
@@ -1030,13 +1030,13 @@
           <w:lang w:eastAsia="en-US"/>
         </w:rPr>
       </w:pPr>
-      <w:hyperlink w:anchor="_Toc242375236" w:history="1">
+      <w:hyperlink w:anchor="_Toc244070509" w:history="1">
         <w:r>
           <w:rPr>
             <w:rStyle w:val="Hyperlink"/>
             <w:noProof/>
           </w:rPr>
-          <w:t>Tax Return Calculator</w:t>
+          <w:t>fields Variable</w:t>
         </w:r>
         <w:r>
           <w:rPr>
@@ -1057,7 +1057,7 @@
             <w:noProof/>
             <w:webHidden/>
           </w:rPr>
-          <w:instrText xml:space="preserve"> PAGEREF _Toc242375236 \h </w:instrText>
+          <w:instrText xml:space="preserve"> PAGEREF _Toc244070509 \h </w:instrText>
         </w:r>
         <w:r>
           <w:rPr>
@@ -1099,13 +1099,13 @@
           <w:lang w:eastAsia="en-US"/>
         </w:rPr>
       </w:pPr>
-      <w:hyperlink w:anchor="_Toc242375237" w:history="1">
+      <w:hyperlink w:anchor="_Toc244070510" w:history="1">
         <w:r>
           <w:rPr>
             <w:rStyle w:val="Hyperlink"/>
             <w:noProof/>
           </w:rPr>
-          <w:t>Other Tax Tools</w:t>
+          <w:t>html Variable</w:t>
         </w:r>
         <w:r>
           <w:rPr>
@@ -1126,7 +1126,7 @@
             <w:noProof/>
             <w:webHidden/>
           </w:rPr>
-          <w:instrText xml:space="preserve"> PAGEREF _Toc242375237 \h </w:instrText>
+          <w:instrText xml:space="preserve"> PAGEREF _Toc244070510 \h </w:instrText>
         </w:r>
         <w:r>
           <w:rPr>
@@ -1168,13 +1168,13 @@
           <w:lang w:eastAsia="en-US"/>
         </w:rPr>
       </w:pPr>
-      <w:hyperlink w:anchor="_Toc242375238" w:history="1">
+      <w:hyperlink w:anchor="_Toc244070511" w:history="1">
         <w:r>
           <w:rPr>
             <w:rStyle w:val="Hyperlink"/>
             <w:noProof/>
           </w:rPr>
-          <w:t>Conventions</w:t>
+          <w:t>HTML Manager Class</w:t>
         </w:r>
         <w:r>
           <w:rPr>
@@ -1195,7 +1195,7 @@
             <w:noProof/>
             <w:webHidden/>
           </w:rPr>
-          <w:instrText xml:space="preserve"> PAGEREF _Toc242375238 \h </w:instrText>
+          <w:instrText xml:space="preserve"> PAGEREF _Toc244070511 \h </w:instrText>
         </w:r>
         <w:r>
           <w:rPr>
@@ -1228,7 +1228,7 @@
     </w:p>
     <w:p>
       <w:pPr>
-        <w:pStyle w:val="TOC3"/>
+        <w:pStyle w:val="TOC2"/>
         <w:rPr>
           <w:rFonts w:eastAsiaTheme="minorEastAsia" w:cstheme="minorBidi"/>
           <w:noProof/>
@@ -1237,13 +1237,13 @@
           <w:lang w:eastAsia="en-US"/>
         </w:rPr>
       </w:pPr>
-      <w:hyperlink w:anchor="_Toc242375239" w:history="1">
+      <w:hyperlink w:anchor="_Toc244070512" w:history="1">
         <w:r>
           <w:rPr>
             <w:rStyle w:val="Hyperlink"/>
             <w:noProof/>
           </w:rPr>
-          <w:t>Coding Conventions</w:t>
+          <w:t>Tax Forms</w:t>
         </w:r>
         <w:r>
           <w:rPr>
@@ -1264,7 +1264,7 @@
             <w:noProof/>
             <w:webHidden/>
           </w:rPr>
-          <w:instrText xml:space="preserve"> PAGEREF _Toc242375239 \h </w:instrText>
+          <w:instrText xml:space="preserve"> PAGEREF _Toc244070512 \h </w:instrText>
         </w:r>
         <w:r>
           <w:rPr>
@@ -1297,7 +1297,7 @@
     </w:p>
     <w:p>
       <w:pPr>
-        <w:pStyle w:val="TOC3"/>
+        <w:pStyle w:val="TOC2"/>
         <w:rPr>
           <w:rFonts w:eastAsiaTheme="minorEastAsia" w:cstheme="minorBidi"/>
           <w:noProof/>
@@ -1306,13 +1306,13 @@
           <w:lang w:eastAsia="en-US"/>
         </w:rPr>
       </w:pPr>
-      <w:hyperlink w:anchor="_Toc242375240" w:history="1">
+      <w:hyperlink w:anchor="_Toc244070513" w:history="1">
         <w:r>
           <w:rPr>
             <w:rStyle w:val="Hyperlink"/>
             <w:noProof/>
           </w:rPr>
-          <w:t>Naming Conventions</w:t>
+          <w:t>Tax Tool</w:t>
         </w:r>
         <w:r>
           <w:rPr>
@@ -1333,7 +1333,7 @@
             <w:noProof/>
             <w:webHidden/>
           </w:rPr>
-          <w:instrText xml:space="preserve"> PAGEREF _Toc242375240 \h </w:instrText>
+          <w:instrText xml:space="preserve"> PAGEREF _Toc244070513 \h </w:instrText>
         </w:r>
         <w:r>
           <w:rPr>
@@ -1375,13 +1375,13 @@
           <w:lang w:eastAsia="en-US"/>
         </w:rPr>
       </w:pPr>
-      <w:hyperlink w:anchor="_Toc242375241" w:history="1">
+      <w:hyperlink w:anchor="_Toc244070514" w:history="1">
         <w:r>
           <w:rPr>
             <w:rStyle w:val="Hyperlink"/>
             <w:noProof/>
           </w:rPr>
-          <w:t>Design Notes</w:t>
+          <w:t>Utility Modules</w:t>
         </w:r>
         <w:r>
           <w:rPr>
@@ -1402,7 +1402,7 @@
             <w:noProof/>
             <w:webHidden/>
           </w:rPr>
-          <w:instrText xml:space="preserve"> PAGEREF _Toc242375241 \h </w:instrText>
+          <w:instrText xml:space="preserve"> PAGEREF _Toc244070514 \h </w:instrText>
         </w:r>
         <w:r>
           <w:rPr>
@@ -1422,7 +1422,7 @@
             <w:noProof/>
             <w:webHidden/>
           </w:rPr>
-          <w:t>9</w:t>
+          <w:t>8</w:t>
         </w:r>
         <w:r>
           <w:rPr>
@@ -1444,12 +1444,771 @@
           <w:lang w:eastAsia="en-US"/>
         </w:rPr>
       </w:pPr>
-      <w:hyperlink w:anchor="_Toc242375242" w:history="1">
+      <w:hyperlink w:anchor="_Toc244070515" w:history="1">
         <w:r>
           <w:rPr>
             <w:rStyle w:val="Hyperlink"/>
             <w:noProof/>
           </w:rPr>
+          <w:t>Classes</w:t>
+        </w:r>
+        <w:r>
+          <w:rPr>
+            <w:noProof/>
+            <w:webHidden/>
+          </w:rPr>
+          <w:tab/>
+        </w:r>
+        <w:r>
+          <w:rPr>
+            <w:noProof/>
+            <w:webHidden/>
+          </w:rPr>
+          <w:fldChar w:fldCharType="begin"/>
+        </w:r>
+        <w:r>
+          <w:rPr>
+            <w:noProof/>
+            <w:webHidden/>
+          </w:rPr>
+          <w:instrText xml:space="preserve"> PAGEREF _Toc244070515 \h </w:instrText>
+        </w:r>
+        <w:r>
+          <w:rPr>
+            <w:noProof/>
+            <w:webHidden/>
+          </w:rPr>
+        </w:r>
+        <w:r>
+          <w:rPr>
+            <w:noProof/>
+            <w:webHidden/>
+          </w:rPr>
+          <w:fldChar w:fldCharType="separate"/>
+        </w:r>
+        <w:r>
+          <w:rPr>
+            <w:noProof/>
+            <w:webHidden/>
+          </w:rPr>
+          <w:t>9</w:t>
+        </w:r>
+        <w:r>
+          <w:rPr>
+            <w:noProof/>
+            <w:webHidden/>
+          </w:rPr>
+          <w:fldChar w:fldCharType="end"/>
+        </w:r>
+      </w:hyperlink>
+    </w:p>
+    <w:p>
+      <w:pPr>
+        <w:pStyle w:val="TOC3"/>
+        <w:rPr>
+          <w:rFonts w:eastAsiaTheme="minorEastAsia" w:cstheme="minorBidi"/>
+          <w:noProof/>
+          <w:sz w:val="22"/>
+          <w:szCs w:val="22"/>
+          <w:lang w:eastAsia="en-US"/>
+        </w:rPr>
+      </w:pPr>
+      <w:hyperlink w:anchor="_Toc244070516" w:history="1">
+        <w:r>
+          <w:rPr>
+            <w:rStyle w:val="Hyperlink"/>
+            <w:noProof/>
+          </w:rPr>
+          <w:t>Modules</w:t>
+        </w:r>
+        <w:r>
+          <w:rPr>
+            <w:noProof/>
+            <w:webHidden/>
+          </w:rPr>
+          <w:tab/>
+        </w:r>
+        <w:r>
+          <w:rPr>
+            <w:noProof/>
+            <w:webHidden/>
+          </w:rPr>
+          <w:fldChar w:fldCharType="begin"/>
+        </w:r>
+        <w:r>
+          <w:rPr>
+            <w:noProof/>
+            <w:webHidden/>
+          </w:rPr>
+          <w:instrText xml:space="preserve"> PAGEREF _Toc244070516 \h </w:instrText>
+        </w:r>
+        <w:r>
+          <w:rPr>
+            <w:noProof/>
+            <w:webHidden/>
+          </w:rPr>
+        </w:r>
+        <w:r>
+          <w:rPr>
+            <w:noProof/>
+            <w:webHidden/>
+          </w:rPr>
+          <w:fldChar w:fldCharType="separate"/>
+        </w:r>
+        <w:r>
+          <w:rPr>
+            <w:noProof/>
+            <w:webHidden/>
+          </w:rPr>
+          <w:t>9</w:t>
+        </w:r>
+        <w:r>
+          <w:rPr>
+            <w:noProof/>
+            <w:webHidden/>
+          </w:rPr>
+          <w:fldChar w:fldCharType="end"/>
+        </w:r>
+      </w:hyperlink>
+    </w:p>
+    <w:p>
+      <w:pPr>
+        <w:pStyle w:val="TOC2"/>
+        <w:rPr>
+          <w:rFonts w:eastAsiaTheme="minorEastAsia" w:cstheme="minorBidi"/>
+          <w:noProof/>
+          <w:sz w:val="22"/>
+          <w:szCs w:val="22"/>
+          <w:lang w:eastAsia="en-US"/>
+        </w:rPr>
+      </w:pPr>
+      <w:hyperlink w:anchor="_Toc244070517" w:history="1">
+        <w:r>
+          <w:rPr>
+            <w:rStyle w:val="Hyperlink"/>
+            <w:noProof/>
+          </w:rPr>
+          <w:t>The Tax Tools</w:t>
+        </w:r>
+        <w:r>
+          <w:rPr>
+            <w:noProof/>
+            <w:webHidden/>
+          </w:rPr>
+          <w:tab/>
+        </w:r>
+        <w:r>
+          <w:rPr>
+            <w:noProof/>
+            <w:webHidden/>
+          </w:rPr>
+          <w:fldChar w:fldCharType="begin"/>
+        </w:r>
+        <w:r>
+          <w:rPr>
+            <w:noProof/>
+            <w:webHidden/>
+          </w:rPr>
+          <w:instrText xml:space="preserve"> PAGEREF _Toc244070517 \h </w:instrText>
+        </w:r>
+        <w:r>
+          <w:rPr>
+            <w:noProof/>
+            <w:webHidden/>
+          </w:rPr>
+        </w:r>
+        <w:r>
+          <w:rPr>
+            <w:noProof/>
+            <w:webHidden/>
+          </w:rPr>
+          <w:fldChar w:fldCharType="separate"/>
+        </w:r>
+        <w:r>
+          <w:rPr>
+            <w:noProof/>
+            <w:webHidden/>
+          </w:rPr>
+          <w:t>9</w:t>
+        </w:r>
+        <w:r>
+          <w:rPr>
+            <w:noProof/>
+            <w:webHidden/>
+          </w:rPr>
+          <w:fldChar w:fldCharType="end"/>
+        </w:r>
+      </w:hyperlink>
+    </w:p>
+    <w:p>
+      <w:pPr>
+        <w:pStyle w:val="TOC3"/>
+        <w:rPr>
+          <w:rFonts w:eastAsiaTheme="minorEastAsia" w:cstheme="minorBidi"/>
+          <w:noProof/>
+          <w:sz w:val="22"/>
+          <w:szCs w:val="22"/>
+          <w:lang w:eastAsia="en-US"/>
+        </w:rPr>
+      </w:pPr>
+      <w:hyperlink w:anchor="_Toc244070518" w:history="1">
+        <w:r>
+          <w:rPr>
+            <w:rStyle w:val="Hyperlink"/>
+            <w:noProof/>
+          </w:rPr>
+          <w:t>Age Calculator</w:t>
+        </w:r>
+        <w:r>
+          <w:rPr>
+            <w:noProof/>
+            <w:webHidden/>
+          </w:rPr>
+          <w:tab/>
+        </w:r>
+        <w:r>
+          <w:rPr>
+            <w:noProof/>
+            <w:webHidden/>
+          </w:rPr>
+          <w:fldChar w:fldCharType="begin"/>
+        </w:r>
+        <w:r>
+          <w:rPr>
+            <w:noProof/>
+            <w:webHidden/>
+          </w:rPr>
+          <w:instrText xml:space="preserve"> PAGEREF _Toc244070518 \h </w:instrText>
+        </w:r>
+        <w:r>
+          <w:rPr>
+            <w:noProof/>
+            <w:webHidden/>
+          </w:rPr>
+        </w:r>
+        <w:r>
+          <w:rPr>
+            <w:noProof/>
+            <w:webHidden/>
+          </w:rPr>
+          <w:fldChar w:fldCharType="separate"/>
+        </w:r>
+        <w:r>
+          <w:rPr>
+            <w:noProof/>
+            <w:webHidden/>
+          </w:rPr>
+          <w:t>9</w:t>
+        </w:r>
+        <w:r>
+          <w:rPr>
+            <w:noProof/>
+            <w:webHidden/>
+          </w:rPr>
+          <w:fldChar w:fldCharType="end"/>
+        </w:r>
+      </w:hyperlink>
+    </w:p>
+    <w:p>
+      <w:pPr>
+        <w:pStyle w:val="TOC3"/>
+        <w:rPr>
+          <w:rFonts w:eastAsiaTheme="minorEastAsia" w:cstheme="minorBidi"/>
+          <w:noProof/>
+          <w:sz w:val="22"/>
+          <w:szCs w:val="22"/>
+          <w:lang w:eastAsia="en-US"/>
+        </w:rPr>
+      </w:pPr>
+      <w:hyperlink w:anchor="_Toc244070519" w:history="1">
+        <w:r>
+          <w:rPr>
+            <w:rStyle w:val="Hyperlink"/>
+            <w:noProof/>
+          </w:rPr>
+          <w:t>Simple Math Calculator</w:t>
+        </w:r>
+        <w:r>
+          <w:rPr>
+            <w:noProof/>
+            <w:webHidden/>
+          </w:rPr>
+          <w:tab/>
+        </w:r>
+        <w:r>
+          <w:rPr>
+            <w:noProof/>
+            <w:webHidden/>
+          </w:rPr>
+          <w:fldChar w:fldCharType="begin"/>
+        </w:r>
+        <w:r>
+          <w:rPr>
+            <w:noProof/>
+            <w:webHidden/>
+          </w:rPr>
+          <w:instrText xml:space="preserve"> PAGEREF _Toc244070519 \h </w:instrText>
+        </w:r>
+        <w:r>
+          <w:rPr>
+            <w:noProof/>
+            <w:webHidden/>
+          </w:rPr>
+        </w:r>
+        <w:r>
+          <w:rPr>
+            <w:noProof/>
+            <w:webHidden/>
+          </w:rPr>
+          <w:fldChar w:fldCharType="separate"/>
+        </w:r>
+        <w:r>
+          <w:rPr>
+            <w:noProof/>
+            <w:webHidden/>
+          </w:rPr>
+          <w:t>9</w:t>
+        </w:r>
+        <w:r>
+          <w:rPr>
+            <w:noProof/>
+            <w:webHidden/>
+          </w:rPr>
+          <w:fldChar w:fldCharType="end"/>
+        </w:r>
+      </w:hyperlink>
+    </w:p>
+    <w:p>
+      <w:pPr>
+        <w:pStyle w:val="TOC3"/>
+        <w:rPr>
+          <w:rFonts w:eastAsiaTheme="minorEastAsia" w:cstheme="minorBidi"/>
+          <w:noProof/>
+          <w:sz w:val="22"/>
+          <w:szCs w:val="22"/>
+          <w:lang w:eastAsia="en-US"/>
+        </w:rPr>
+      </w:pPr>
+      <w:hyperlink w:anchor="_Toc244070520" w:history="1">
+        <w:r>
+          <w:rPr>
+            <w:rStyle w:val="Hyperlink"/>
+            <w:noProof/>
+          </w:rPr>
+          <w:t>Tax Return Calculator</w:t>
+        </w:r>
+        <w:r>
+          <w:rPr>
+            <w:noProof/>
+            <w:webHidden/>
+          </w:rPr>
+          <w:tab/>
+        </w:r>
+        <w:r>
+          <w:rPr>
+            <w:noProof/>
+            <w:webHidden/>
+          </w:rPr>
+          <w:fldChar w:fldCharType="begin"/>
+        </w:r>
+        <w:r>
+          <w:rPr>
+            <w:noProof/>
+            <w:webHidden/>
+          </w:rPr>
+          <w:instrText xml:space="preserve"> PAGEREF _Toc244070520 \h </w:instrText>
+        </w:r>
+        <w:r>
+          <w:rPr>
+            <w:noProof/>
+            <w:webHidden/>
+          </w:rPr>
+        </w:r>
+        <w:r>
+          <w:rPr>
+            <w:noProof/>
+            <w:webHidden/>
+          </w:rPr>
+          <w:fldChar w:fldCharType="separate"/>
+        </w:r>
+        <w:r>
+          <w:rPr>
+            <w:noProof/>
+            <w:webHidden/>
+          </w:rPr>
+          <w:t>10</w:t>
+        </w:r>
+        <w:r>
+          <w:rPr>
+            <w:noProof/>
+            <w:webHidden/>
+          </w:rPr>
+          <w:fldChar w:fldCharType="end"/>
+        </w:r>
+      </w:hyperlink>
+    </w:p>
+    <w:p>
+      <w:pPr>
+        <w:pStyle w:val="TOC3"/>
+        <w:rPr>
+          <w:rFonts w:eastAsiaTheme="minorEastAsia" w:cstheme="minorBidi"/>
+          <w:noProof/>
+          <w:sz w:val="22"/>
+          <w:szCs w:val="22"/>
+          <w:lang w:eastAsia="en-US"/>
+        </w:rPr>
+      </w:pPr>
+      <w:hyperlink w:anchor="_Toc244070521" w:history="1">
+        <w:r>
+          <w:rPr>
+            <w:rStyle w:val="Hyperlink"/>
+            <w:noProof/>
+          </w:rPr>
+          <w:t>Other Tax Tools</w:t>
+        </w:r>
+        <w:r>
+          <w:rPr>
+            <w:noProof/>
+            <w:webHidden/>
+          </w:rPr>
+          <w:tab/>
+        </w:r>
+        <w:r>
+          <w:rPr>
+            <w:noProof/>
+            <w:webHidden/>
+          </w:rPr>
+          <w:fldChar w:fldCharType="begin"/>
+        </w:r>
+        <w:r>
+          <w:rPr>
+            <w:noProof/>
+            <w:webHidden/>
+          </w:rPr>
+          <w:instrText xml:space="preserve"> PAGEREF _Toc244070521 \h </w:instrText>
+        </w:r>
+        <w:r>
+          <w:rPr>
+            <w:noProof/>
+            <w:webHidden/>
+          </w:rPr>
+        </w:r>
+        <w:r>
+          <w:rPr>
+            <w:noProof/>
+            <w:webHidden/>
+          </w:rPr>
+          <w:fldChar w:fldCharType="separate"/>
+        </w:r>
+        <w:r>
+          <w:rPr>
+            <w:noProof/>
+            <w:webHidden/>
+          </w:rPr>
+          <w:t>10</w:t>
+        </w:r>
+        <w:r>
+          <w:rPr>
+            <w:noProof/>
+            <w:webHidden/>
+          </w:rPr>
+          <w:fldChar w:fldCharType="end"/>
+        </w:r>
+      </w:hyperlink>
+    </w:p>
+    <w:p>
+      <w:pPr>
+        <w:pStyle w:val="TOC2"/>
+        <w:rPr>
+          <w:rFonts w:eastAsiaTheme="minorEastAsia" w:cstheme="minorBidi"/>
+          <w:noProof/>
+          <w:sz w:val="22"/>
+          <w:szCs w:val="22"/>
+          <w:lang w:eastAsia="en-US"/>
+        </w:rPr>
+      </w:pPr>
+      <w:hyperlink w:anchor="_Toc244070522" w:history="1">
+        <w:r>
+          <w:rPr>
+            <w:rStyle w:val="Hyperlink"/>
+            <w:noProof/>
+          </w:rPr>
+          <w:t>Conventions</w:t>
+        </w:r>
+        <w:r>
+          <w:rPr>
+            <w:noProof/>
+            <w:webHidden/>
+          </w:rPr>
+          <w:tab/>
+        </w:r>
+        <w:r>
+          <w:rPr>
+            <w:noProof/>
+            <w:webHidden/>
+          </w:rPr>
+          <w:fldChar w:fldCharType="begin"/>
+        </w:r>
+        <w:r>
+          <w:rPr>
+            <w:noProof/>
+            <w:webHidden/>
+          </w:rPr>
+          <w:instrText xml:space="preserve"> PAGEREF _Toc244070522 \h </w:instrText>
+        </w:r>
+        <w:r>
+          <w:rPr>
+            <w:noProof/>
+            <w:webHidden/>
+          </w:rPr>
+        </w:r>
+        <w:r>
+          <w:rPr>
+            <w:noProof/>
+            <w:webHidden/>
+          </w:rPr>
+          <w:fldChar w:fldCharType="separate"/>
+        </w:r>
+        <w:r>
+          <w:rPr>
+            <w:noProof/>
+            <w:webHidden/>
+          </w:rPr>
+          <w:t>10</w:t>
+        </w:r>
+        <w:r>
+          <w:rPr>
+            <w:noProof/>
+            <w:webHidden/>
+          </w:rPr>
+          <w:fldChar w:fldCharType="end"/>
+        </w:r>
+      </w:hyperlink>
+    </w:p>
+    <w:p>
+      <w:pPr>
+        <w:pStyle w:val="TOC3"/>
+        <w:rPr>
+          <w:rFonts w:eastAsiaTheme="minorEastAsia" w:cstheme="minorBidi"/>
+          <w:noProof/>
+          <w:sz w:val="22"/>
+          <w:szCs w:val="22"/>
+          <w:lang w:eastAsia="en-US"/>
+        </w:rPr>
+      </w:pPr>
+      <w:hyperlink w:anchor="_Toc244070523" w:history="1">
+        <w:r>
+          <w:rPr>
+            <w:rStyle w:val="Hyperlink"/>
+            <w:noProof/>
+          </w:rPr>
+          <w:t>Coding Conventions</w:t>
+        </w:r>
+        <w:r>
+          <w:rPr>
+            <w:noProof/>
+            <w:webHidden/>
+          </w:rPr>
+          <w:tab/>
+        </w:r>
+        <w:r>
+          <w:rPr>
+            <w:noProof/>
+            <w:webHidden/>
+          </w:rPr>
+          <w:fldChar w:fldCharType="begin"/>
+        </w:r>
+        <w:r>
+          <w:rPr>
+            <w:noProof/>
+            <w:webHidden/>
+          </w:rPr>
+          <w:instrText xml:space="preserve"> PAGEREF _Toc244070523 \h </w:instrText>
+        </w:r>
+        <w:r>
+          <w:rPr>
+            <w:noProof/>
+            <w:webHidden/>
+          </w:rPr>
+        </w:r>
+        <w:r>
+          <w:rPr>
+            <w:noProof/>
+            <w:webHidden/>
+          </w:rPr>
+          <w:fldChar w:fldCharType="separate"/>
+        </w:r>
+        <w:r>
+          <w:rPr>
+            <w:noProof/>
+            <w:webHidden/>
+          </w:rPr>
+          <w:t>10</w:t>
+        </w:r>
+        <w:r>
+          <w:rPr>
+            <w:noProof/>
+            <w:webHidden/>
+          </w:rPr>
+          <w:fldChar w:fldCharType="end"/>
+        </w:r>
+      </w:hyperlink>
+    </w:p>
+    <w:p>
+      <w:pPr>
+        <w:pStyle w:val="TOC3"/>
+        <w:rPr>
+          <w:rFonts w:eastAsiaTheme="minorEastAsia" w:cstheme="minorBidi"/>
+          <w:noProof/>
+          <w:sz w:val="22"/>
+          <w:szCs w:val="22"/>
+          <w:lang w:eastAsia="en-US"/>
+        </w:rPr>
+      </w:pPr>
+      <w:hyperlink w:anchor="_Toc244070524" w:history="1">
+        <w:r>
+          <w:rPr>
+            <w:rStyle w:val="Hyperlink"/>
+            <w:noProof/>
+          </w:rPr>
+          <w:t>Naming Conventions</w:t>
+        </w:r>
+        <w:r>
+          <w:rPr>
+            <w:noProof/>
+            <w:webHidden/>
+          </w:rPr>
+          <w:tab/>
+        </w:r>
+        <w:r>
+          <w:rPr>
+            <w:noProof/>
+            <w:webHidden/>
+          </w:rPr>
+          <w:fldChar w:fldCharType="begin"/>
+        </w:r>
+        <w:r>
+          <w:rPr>
+            <w:noProof/>
+            <w:webHidden/>
+          </w:rPr>
+          <w:instrText xml:space="preserve"> PAGEREF _Toc244070524 \h </w:instrText>
+        </w:r>
+        <w:r>
+          <w:rPr>
+            <w:noProof/>
+            <w:webHidden/>
+          </w:rPr>
+        </w:r>
+        <w:r>
+          <w:rPr>
+            <w:noProof/>
+            <w:webHidden/>
+          </w:rPr>
+          <w:fldChar w:fldCharType="separate"/>
+        </w:r>
+        <w:r>
+          <w:rPr>
+            <w:noProof/>
+            <w:webHidden/>
+          </w:rPr>
+          <w:t>11</w:t>
+        </w:r>
+        <w:r>
+          <w:rPr>
+            <w:noProof/>
+            <w:webHidden/>
+          </w:rPr>
+          <w:fldChar w:fldCharType="end"/>
+        </w:r>
+      </w:hyperlink>
+    </w:p>
+    <w:p>
+      <w:pPr>
+        <w:pStyle w:val="TOC2"/>
+        <w:rPr>
+          <w:rFonts w:eastAsiaTheme="minorEastAsia" w:cstheme="minorBidi"/>
+          <w:noProof/>
+          <w:sz w:val="22"/>
+          <w:szCs w:val="22"/>
+          <w:lang w:eastAsia="en-US"/>
+        </w:rPr>
+      </w:pPr>
+      <w:hyperlink w:anchor="_Toc244070525" w:history="1">
+        <w:r>
+          <w:rPr>
+            <w:rStyle w:val="Hyperlink"/>
+            <w:noProof/>
+          </w:rPr>
+          <w:t>Design Notes</w:t>
+        </w:r>
+        <w:r>
+          <w:rPr>
+            <w:noProof/>
+            <w:webHidden/>
+          </w:rPr>
+          <w:tab/>
+        </w:r>
+        <w:r>
+          <w:rPr>
+            <w:noProof/>
+            <w:webHidden/>
+          </w:rPr>
+          <w:fldChar w:fldCharType="begin"/>
+        </w:r>
+        <w:r>
+          <w:rPr>
+            <w:noProof/>
+            <w:webHidden/>
+          </w:rPr>
+          <w:instrText xml:space="preserve"> PAGEREF _Toc244070525 \h </w:instrText>
+        </w:r>
+        <w:r>
+          <w:rPr>
+            <w:noProof/>
+            <w:webHidden/>
+          </w:rPr>
+        </w:r>
+        <w:r>
+          <w:rPr>
+            <w:noProof/>
+            <w:webHidden/>
+          </w:rPr>
+          <w:fldChar w:fldCharType="separate"/>
+        </w:r>
+        <w:r>
+          <w:rPr>
+            <w:noProof/>
+            <w:webHidden/>
+          </w:rPr>
+          <w:t>11</w:t>
+        </w:r>
+        <w:r>
+          <w:rPr>
+            <w:noProof/>
+            <w:webHidden/>
+          </w:rPr>
+          <w:fldChar w:fldCharType="end"/>
+        </w:r>
+      </w:hyperlink>
+    </w:p>
+    <w:p>
+      <w:pPr>
+        <w:pStyle w:val="TOC3"/>
+        <w:rPr>
+          <w:rFonts w:eastAsiaTheme="minorEastAsia" w:cstheme="minorBidi"/>
+          <w:noProof/>
+          <w:sz w:val="22"/>
+          <w:szCs w:val="22"/>
+          <w:lang w:eastAsia="en-US"/>
+        </w:rPr>
+      </w:pPr>
+      <w:hyperlink w:anchor="_Toc244070526" w:history="1">
+        <w:r>
+          <w:rPr>
+            <w:rStyle w:val="Hyperlink"/>
+            <w:noProof/>
+          </w:rPr>
           <w:t>Designing Forms</w:t>
         </w:r>
         <w:r>
@@ -1471,7 +2230,7 @@
             <w:noProof/>
             <w:webHidden/>
           </w:rPr>
-          <w:instrText xml:space="preserve"> PAGEREF _Toc242375242 \h </w:instrText>
+          <w:instrText xml:space="preserve"> PAGEREF _Toc244070526 \h </w:instrText>
         </w:r>
         <w:r>
           <w:rPr>
@@ -1491,7 +2250,7 @@
             <w:noProof/>
             <w:webHidden/>
           </w:rPr>
-          <w:t>10</w:t>
+          <w:t>12</w:t>
         </w:r>
         <w:r>
           <w:rPr>
@@ -1513,7 +2272,7 @@
           <w:lang w:eastAsia="en-US"/>
         </w:rPr>
       </w:pPr>
-      <w:hyperlink w:anchor="_Toc242375243" w:history="1">
+      <w:hyperlink w:anchor="_Toc244070527" w:history="1">
         <w:r>
           <w:rPr>
             <w:rStyle w:val="Hyperlink"/>
@@ -1536,7 +2295,7 @@
           <w:rPr>
             <w:webHidden/>
           </w:rPr>
-          <w:instrText xml:space="preserve"> PAGEREF _Toc242375243 \h </w:instrText>
+          <w:instrText xml:space="preserve"> PAGEREF _Toc244070527 \h </w:instrText>
         </w:r>
         <w:r>
           <w:rPr>
@@ -1553,7 +2312,7 @@
           <w:rPr>
             <w:webHidden/>
           </w:rPr>
-          <w:t>10</w:t>
+          <w:t>12</w:t>
         </w:r>
         <w:r>
           <w:rPr>
@@ -1574,7 +2333,7 @@
           <w:lang w:eastAsia="en-US"/>
         </w:rPr>
       </w:pPr>
-      <w:hyperlink w:anchor="_Toc242375244" w:history="1">
+      <w:hyperlink w:anchor="_Toc244070528" w:history="1">
         <w:r>
           <w:rPr>
             <w:rStyle w:val="Hyperlink"/>
@@ -1601,7 +2360,7 @@
             <w:noProof/>
             <w:webHidden/>
           </w:rPr>
-          <w:instrText xml:space="preserve"> PAGEREF _Toc242375244 \h </w:instrText>
+          <w:instrText xml:space="preserve"> PAGEREF _Toc244070528 \h </w:instrText>
         </w:r>
         <w:r>
           <w:rPr>
@@ -1621,7 +2380,7 @@
             <w:noProof/>
             <w:webHidden/>
           </w:rPr>
-          <w:t>10</w:t>
+          <w:t>12</w:t>
         </w:r>
         <w:r>
           <w:rPr>
@@ -1643,7 +2402,7 @@
           <w:lang w:eastAsia="en-US"/>
         </w:rPr>
       </w:pPr>
-      <w:hyperlink w:anchor="_Toc242375245" w:history="1">
+      <w:hyperlink w:anchor="_Toc244070529" w:history="1">
         <w:r>
           <w:rPr>
             <w:rStyle w:val="Hyperlink"/>
@@ -1670,7 +2429,7 @@
             <w:noProof/>
             <w:webHidden/>
           </w:rPr>
-          <w:instrText xml:space="preserve"> PAGEREF _Toc242375245 \h </w:instrText>
+          <w:instrText xml:space="preserve"> PAGEREF _Toc244070529 \h </w:instrText>
         </w:r>
         <w:r>
           <w:rPr>
@@ -1690,7 +2449,7 @@
             <w:noProof/>
             <w:webHidden/>
           </w:rPr>
-          <w:t>10</w:t>
+          <w:t>13</w:t>
         </w:r>
         <w:r>
           <w:rPr>
@@ -1712,7 +2471,7 @@
           <w:lang w:eastAsia="en-US"/>
         </w:rPr>
       </w:pPr>
-      <w:hyperlink w:anchor="_Toc242375246" w:history="1">
+      <w:hyperlink w:anchor="_Toc244070530" w:history="1">
         <w:r>
           <w:rPr>
             <w:rStyle w:val="Hyperlink"/>
@@ -1739,7 +2498,7 @@
             <w:noProof/>
             <w:webHidden/>
           </w:rPr>
-          <w:instrText xml:space="preserve"> PAGEREF _Toc242375246 \h </w:instrText>
+          <w:instrText xml:space="preserve"> PAGEREF _Toc244070530 \h </w:instrText>
         </w:r>
         <w:r>
           <w:rPr>
@@ -1759,7 +2518,7 @@
             <w:noProof/>
             <w:webHidden/>
           </w:rPr>
-          <w:t>11</w:t>
+          <w:t>13</w:t>
         </w:r>
         <w:r>
           <w:rPr>
@@ -1781,7 +2540,7 @@
           <w:lang w:eastAsia="en-US"/>
         </w:rPr>
       </w:pPr>
-      <w:hyperlink w:anchor="_Toc242375247" w:history="1">
+      <w:hyperlink w:anchor="_Toc244070531" w:history="1">
         <w:r>
           <w:rPr>
             <w:rStyle w:val="Hyperlink"/>
@@ -1808,7 +2567,7 @@
             <w:noProof/>
             <w:webHidden/>
           </w:rPr>
-          <w:instrText xml:space="preserve"> PAGEREF _Toc242375247 \h </w:instrText>
+          <w:instrText xml:space="preserve"> PAGEREF _Toc244070531 \h </w:instrText>
         </w:r>
         <w:r>
           <w:rPr>
@@ -1828,7 +2587,7 @@
             <w:noProof/>
             <w:webHidden/>
           </w:rPr>
-          <w:t>11</w:t>
+          <w:t>14</w:t>
         </w:r>
         <w:r>
           <w:rPr>
@@ -1850,7 +2609,7 @@
           <w:lang w:eastAsia="en-US"/>
         </w:rPr>
       </w:pPr>
-      <w:hyperlink w:anchor="_Toc242375248" w:history="1">
+      <w:hyperlink w:anchor="_Toc244070532" w:history="1">
         <w:r>
           <w:rPr>
             <w:rStyle w:val="Hyperlink"/>
@@ -1877,7 +2636,7 @@
             <w:noProof/>
             <w:webHidden/>
           </w:rPr>
-          <w:instrText xml:space="preserve"> PAGEREF _Toc242375248 \h </w:instrText>
+          <w:instrText xml:space="preserve"> PAGEREF _Toc244070532 \h </w:instrText>
         </w:r>
         <w:r>
           <w:rPr>
@@ -1897,7 +2656,7 @@
             <w:noProof/>
             <w:webHidden/>
           </w:rPr>
-          <w:t>12</w:t>
+          <w:t>14</w:t>
         </w:r>
         <w:r>
           <w:rPr>
@@ -1919,7 +2678,7 @@
           <w:lang w:eastAsia="en-US"/>
         </w:rPr>
       </w:pPr>
-      <w:hyperlink w:anchor="_Toc242375249" w:history="1">
+      <w:hyperlink w:anchor="_Toc244070533" w:history="1">
         <w:r>
           <w:rPr>
             <w:rStyle w:val="Hyperlink"/>
@@ -1946,7 +2705,7 @@
             <w:noProof/>
             <w:webHidden/>
           </w:rPr>
-          <w:instrText xml:space="preserve"> PAGEREF _Toc242375249 \h </w:instrText>
+          <w:instrText xml:space="preserve"> PAGEREF _Toc244070533 \h </w:instrText>
         </w:r>
         <w:r>
           <w:rPr>
@@ -1966,7 +2725,7 @@
             <w:noProof/>
             <w:webHidden/>
           </w:rPr>
-          <w:t>14</w:t>
+          <w:t>16</w:t>
         </w:r>
         <w:r>
           <w:rPr>
@@ -1988,7 +2747,7 @@
           <w:lang w:eastAsia="en-US"/>
         </w:rPr>
       </w:pPr>
-      <w:hyperlink w:anchor="_Toc242375250" w:history="1">
+      <w:hyperlink w:anchor="_Toc244070534" w:history="1">
         <w:r>
           <w:rPr>
             <w:rStyle w:val="Hyperlink"/>
@@ -2015,7 +2774,7 @@
             <w:noProof/>
             <w:webHidden/>
           </w:rPr>
-          <w:instrText xml:space="preserve"> PAGEREF _Toc242375250 \h </w:instrText>
+          <w:instrText xml:space="preserve"> PAGEREF _Toc244070534 \h </w:instrText>
         </w:r>
         <w:r>
           <w:rPr>
@@ -2035,7 +2794,7 @@
             <w:noProof/>
             <w:webHidden/>
           </w:rPr>
-          <w:t>14</w:t>
+          <w:t>16</w:t>
         </w:r>
         <w:r>
           <w:rPr>
@@ -2057,7 +2816,7 @@
           <w:lang w:eastAsia="en-US"/>
         </w:rPr>
       </w:pPr>
-      <w:hyperlink w:anchor="_Toc242375251" w:history="1">
+      <w:hyperlink w:anchor="_Toc244070535" w:history="1">
         <w:r>
           <w:rPr>
             <w:rStyle w:val="Hyperlink"/>
@@ -2084,7 +2843,7 @@
             <w:noProof/>
             <w:webHidden/>
           </w:rPr>
-          <w:instrText xml:space="preserve"> PAGEREF _Toc242375251 \h </w:instrText>
+          <w:instrText xml:space="preserve"> PAGEREF _Toc244070535 \h </w:instrText>
         </w:r>
         <w:r>
           <w:rPr>
@@ -2104,7 +2863,7 @@
             <w:noProof/>
             <w:webHidden/>
           </w:rPr>
-          <w:t>14</w:t>
+          <w:t>17</w:t>
         </w:r>
         <w:r>
           <w:rPr>
@@ -2126,7 +2885,7 @@
           <w:lang w:eastAsia="en-US"/>
         </w:rPr>
       </w:pPr>
-      <w:hyperlink w:anchor="_Toc242375252" w:history="1">
+      <w:hyperlink w:anchor="_Toc244070536" w:history="1">
         <w:r>
           <w:rPr>
             <w:rStyle w:val="Hyperlink"/>
@@ -2153,7 +2912,7 @@
             <w:noProof/>
             <w:webHidden/>
           </w:rPr>
-          <w:instrText xml:space="preserve"> PAGEREF _Toc242375252 \h </w:instrText>
+          <w:instrText xml:space="preserve"> PAGEREF _Toc244070536 \h </w:instrText>
         </w:r>
         <w:r>
           <w:rPr>
@@ -2173,7 +2932,7 @@
             <w:noProof/>
             <w:webHidden/>
           </w:rPr>
-          <w:t>14</w:t>
+          <w:t>17</w:t>
         </w:r>
         <w:r>
           <w:rPr>
@@ -2195,7 +2954,7 @@
           <w:lang w:eastAsia="en-US"/>
         </w:rPr>
       </w:pPr>
-      <w:hyperlink w:anchor="_Toc242375253" w:history="1">
+      <w:hyperlink w:anchor="_Toc244070537" w:history="1">
         <w:r>
           <w:rPr>
             <w:rStyle w:val="Hyperlink"/>
@@ -2222,7 +2981,7 @@
             <w:noProof/>
             <w:webHidden/>
           </w:rPr>
-          <w:instrText xml:space="preserve"> PAGEREF _Toc242375253 \h </w:instrText>
+          <w:instrText xml:space="preserve"> PAGEREF _Toc244070537 \h </w:instrText>
         </w:r>
         <w:r>
           <w:rPr>
@@ -2242,7 +3001,7 @@
             <w:noProof/>
             <w:webHidden/>
           </w:rPr>
-          <w:t>15</w:t>
+          <w:t>17</w:t>
         </w:r>
         <w:r>
           <w:rPr>
@@ -2264,7 +3023,7 @@
           <w:lang w:eastAsia="en-US"/>
         </w:rPr>
       </w:pPr>
-      <w:hyperlink w:anchor="_Toc242375254" w:history="1">
+      <w:hyperlink w:anchor="_Toc244070538" w:history="1">
         <w:r>
           <w:rPr>
             <w:rStyle w:val="Hyperlink"/>
@@ -2291,7 +3050,7 @@
             <w:noProof/>
             <w:webHidden/>
           </w:rPr>
-          <w:instrText xml:space="preserve"> PAGEREF _Toc242375254 \h </w:instrText>
+          <w:instrText xml:space="preserve"> PAGEREF _Toc244070538 \h </w:instrText>
         </w:r>
         <w:r>
           <w:rPr>
@@ -2311,7 +3070,7 @@
             <w:noProof/>
             <w:webHidden/>
           </w:rPr>
-          <w:t>15</w:t>
+          <w:t>17</w:t>
         </w:r>
         <w:r>
           <w:rPr>
@@ -2333,7 +3092,7 @@
           <w:lang w:eastAsia="en-US"/>
         </w:rPr>
       </w:pPr>
-      <w:hyperlink w:anchor="_Toc242375255" w:history="1">
+      <w:hyperlink w:anchor="_Toc244070539" w:history="1">
         <w:r>
           <w:rPr>
             <w:rStyle w:val="Hyperlink"/>
@@ -2360,7 +3119,7 @@
             <w:noProof/>
             <w:webHidden/>
           </w:rPr>
-          <w:instrText xml:space="preserve"> PAGEREF _Toc242375255 \h </w:instrText>
+          <w:instrText xml:space="preserve"> PAGEREF _Toc244070539 \h </w:instrText>
         </w:r>
         <w:r>
           <w:rPr>
@@ -2380,7 +3139,7 @@
             <w:noProof/>
             <w:webHidden/>
           </w:rPr>
-          <w:t>15</w:t>
+          <w:t>18</w:t>
         </w:r>
         <w:r>
           <w:rPr>
@@ -2402,7 +3161,7 @@
           <w:lang w:eastAsia="en-US"/>
         </w:rPr>
       </w:pPr>
-      <w:hyperlink w:anchor="_Toc242375256" w:history="1">
+      <w:hyperlink w:anchor="_Toc244070540" w:history="1">
         <w:r>
           <w:rPr>
             <w:rStyle w:val="Hyperlink"/>
@@ -2429,7 +3188,7 @@
             <w:noProof/>
             <w:webHidden/>
           </w:rPr>
-          <w:instrText xml:space="preserve"> PAGEREF _Toc242375256 \h </w:instrText>
+          <w:instrText xml:space="preserve"> PAGEREF _Toc244070540 \h </w:instrText>
         </w:r>
         <w:r>
           <w:rPr>
@@ -2449,7 +3208,7 @@
             <w:noProof/>
             <w:webHidden/>
           </w:rPr>
-          <w:t>16</w:t>
+          <w:t>18</w:t>
         </w:r>
         <w:r>
           <w:rPr>
@@ -2471,7 +3230,7 @@
           <w:lang w:eastAsia="en-US"/>
         </w:rPr>
       </w:pPr>
-      <w:hyperlink w:anchor="_Toc242375257" w:history="1">
+      <w:hyperlink w:anchor="_Toc244070541" w:history="1">
         <w:r>
           <w:rPr>
             <w:rStyle w:val="Hyperlink"/>
@@ -2498,7 +3257,7 @@
             <w:noProof/>
             <w:webHidden/>
           </w:rPr>
-          <w:instrText xml:space="preserve"> PAGEREF _Toc242375257 \h </w:instrText>
+          <w:instrText xml:space="preserve"> PAGEREF _Toc244070541 \h </w:instrText>
         </w:r>
         <w:r>
           <w:rPr>
@@ -2518,7 +3277,7 @@
             <w:noProof/>
             <w:webHidden/>
           </w:rPr>
-          <w:t>16</w:t>
+          <w:t>18</w:t>
         </w:r>
         <w:r>
           <w:rPr>
@@ -2540,7 +3299,7 @@
           <w:lang w:eastAsia="en-US"/>
         </w:rPr>
       </w:pPr>
-      <w:hyperlink w:anchor="_Toc242375258" w:history="1">
+      <w:hyperlink w:anchor="_Toc244070542" w:history="1">
         <w:r>
           <w:rPr>
             <w:rStyle w:val="Hyperlink"/>
@@ -2567,7 +3326,7 @@
             <w:noProof/>
             <w:webHidden/>
           </w:rPr>
-          <w:instrText xml:space="preserve"> PAGEREF _Toc242375258 \h </w:instrText>
+          <w:instrText xml:space="preserve"> PAGEREF _Toc244070542 \h </w:instrText>
         </w:r>
         <w:r>
           <w:rPr>
@@ -2587,7 +3346,7 @@
             <w:noProof/>
             <w:webHidden/>
           </w:rPr>
-          <w:t>17</w:t>
+          <w:t>19</w:t>
         </w:r>
         <w:r>
           <w:rPr>
@@ -2609,7 +3368,7 @@
           <w:lang w:eastAsia="en-US"/>
         </w:rPr>
       </w:pPr>
-      <w:hyperlink w:anchor="_Toc242375259" w:history="1">
+      <w:hyperlink w:anchor="_Toc244070543" w:history="1">
         <w:r>
           <w:rPr>
             <w:rStyle w:val="Hyperlink"/>
@@ -2636,7 +3395,7 @@
             <w:noProof/>
             <w:webHidden/>
           </w:rPr>
-          <w:instrText xml:space="preserve"> PAGEREF _Toc242375259 \h </w:instrText>
+          <w:instrText xml:space="preserve"> PAGEREF _Toc244070543 \h </w:instrText>
         </w:r>
         <w:r>
           <w:rPr>
@@ -2656,7 +3415,7 @@
             <w:noProof/>
             <w:webHidden/>
           </w:rPr>
-          <w:t>17</w:t>
+          <w:t>19</w:t>
         </w:r>
         <w:r>
           <w:rPr>
@@ -2678,7 +3437,7 @@
           <w:lang w:eastAsia="en-US"/>
         </w:rPr>
       </w:pPr>
-      <w:hyperlink w:anchor="_Toc242375260" w:history="1">
+      <w:hyperlink w:anchor="_Toc244070544" w:history="1">
         <w:r>
           <w:rPr>
             <w:rStyle w:val="Hyperlink"/>
@@ -2705,7 +3464,7 @@
             <w:noProof/>
             <w:webHidden/>
           </w:rPr>
-          <w:instrText xml:space="preserve"> PAGEREF _Toc242375260 \h </w:instrText>
+          <w:instrText xml:space="preserve"> PAGEREF _Toc244070544 \h </w:instrText>
         </w:r>
         <w:r>
           <w:rPr>
@@ -2725,7 +3484,7 @@
             <w:noProof/>
             <w:webHidden/>
           </w:rPr>
-          <w:t>17</w:t>
+          <w:t>19</w:t>
         </w:r>
         <w:r>
           <w:rPr>
@@ -2747,7 +3506,7 @@
           <w:lang w:eastAsia="en-US"/>
         </w:rPr>
       </w:pPr>
-      <w:hyperlink w:anchor="_Toc242375261" w:history="1">
+      <w:hyperlink w:anchor="_Toc244070545" w:history="1">
         <w:r>
           <w:rPr>
             <w:rStyle w:val="Hyperlink"/>
@@ -2774,7 +3533,7 @@
             <w:noProof/>
             <w:webHidden/>
           </w:rPr>
-          <w:instrText xml:space="preserve"> PAGEREF _Toc242375261 \h </w:instrText>
+          <w:instrText xml:space="preserve"> PAGEREF _Toc244070545 \h </w:instrText>
         </w:r>
         <w:r>
           <w:rPr>
@@ -2794,7 +3553,7 @@
             <w:noProof/>
             <w:webHidden/>
           </w:rPr>
-          <w:t>17</w:t>
+          <w:t>20</w:t>
         </w:r>
         <w:r>
           <w:rPr>
@@ -2816,7 +3575,7 @@
           <w:lang w:eastAsia="en-US"/>
         </w:rPr>
       </w:pPr>
-      <w:hyperlink w:anchor="_Toc242375262" w:history="1">
+      <w:hyperlink w:anchor="_Toc244070546" w:history="1">
         <w:r>
           <w:rPr>
             <w:rStyle w:val="Hyperlink"/>
@@ -2843,7 +3602,7 @@
             <w:noProof/>
             <w:webHidden/>
           </w:rPr>
-          <w:instrText xml:space="preserve"> PAGEREF _Toc242375262 \h </w:instrText>
+          <w:instrText xml:space="preserve"> PAGEREF _Toc244070546 \h </w:instrText>
         </w:r>
         <w:r>
           <w:rPr>
@@ -2863,7 +3622,7 @@
             <w:noProof/>
             <w:webHidden/>
           </w:rPr>
-          <w:t>18</w:t>
+          <w:t>20</w:t>
         </w:r>
         <w:r>
           <w:rPr>
@@ -2885,7 +3644,7 @@
           <w:lang w:eastAsia="en-US"/>
         </w:rPr>
       </w:pPr>
-      <w:hyperlink w:anchor="_Toc242375263" w:history="1">
+      <w:hyperlink w:anchor="_Toc244070547" w:history="1">
         <w:r>
           <w:rPr>
             <w:rStyle w:val="Hyperlink"/>
@@ -2912,7 +3671,7 @@
             <w:noProof/>
             <w:webHidden/>
           </w:rPr>
-          <w:instrText xml:space="preserve"> PAGEREF _Toc242375263 \h </w:instrText>
+          <w:instrText xml:space="preserve"> PAGEREF _Toc244070547 \h </w:instrText>
         </w:r>
         <w:r>
           <w:rPr>
@@ -2932,7 +3691,7 @@
             <w:noProof/>
             <w:webHidden/>
           </w:rPr>
-          <w:t>18</w:t>
+          <w:t>20</w:t>
         </w:r>
         <w:r>
           <w:rPr>
@@ -2954,7 +3713,7 @@
           <w:lang w:eastAsia="en-US"/>
         </w:rPr>
       </w:pPr>
-      <w:hyperlink w:anchor="_Toc242375264" w:history="1">
+      <w:hyperlink w:anchor="_Toc244070548" w:history="1">
         <w:r>
           <w:rPr>
             <w:rStyle w:val="Hyperlink"/>
@@ -2981,7 +3740,7 @@
             <w:noProof/>
             <w:webHidden/>
           </w:rPr>
-          <w:instrText xml:space="preserve"> PAGEREF _Toc242375264 \h </w:instrText>
+          <w:instrText xml:space="preserve"> PAGEREF _Toc244070548 \h </w:instrText>
         </w:r>
         <w:r>
           <w:rPr>
@@ -3001,7 +3760,7 @@
             <w:noProof/>
             <w:webHidden/>
           </w:rPr>
-          <w:t>19</w:t>
+          <w:t>21</w:t>
         </w:r>
         <w:r>
           <w:rPr>
@@ -3023,7 +3782,7 @@
           <w:lang w:eastAsia="en-US"/>
         </w:rPr>
       </w:pPr>
-      <w:hyperlink w:anchor="_Toc242375265" w:history="1">
+      <w:hyperlink w:anchor="_Toc244070549" w:history="1">
         <w:r>
           <w:rPr>
             <w:rStyle w:val="Hyperlink"/>
@@ -3050,7 +3809,7 @@
             <w:noProof/>
             <w:webHidden/>
           </w:rPr>
-          <w:instrText xml:space="preserve"> PAGEREF _Toc242375265 \h </w:instrText>
+          <w:instrText xml:space="preserve"> PAGEREF _Toc244070549 \h </w:instrText>
         </w:r>
         <w:r>
           <w:rPr>
@@ -3070,7 +3829,7 @@
             <w:noProof/>
             <w:webHidden/>
           </w:rPr>
-          <w:t>19</w:t>
+          <w:t>21</w:t>
         </w:r>
         <w:r>
           <w:rPr>
@@ -3092,7 +3851,7 @@
           <w:lang w:eastAsia="en-US"/>
         </w:rPr>
       </w:pPr>
-      <w:hyperlink w:anchor="_Toc242375266" w:history="1">
+      <w:hyperlink w:anchor="_Toc244070550" w:history="1">
         <w:r>
           <w:rPr>
             <w:rStyle w:val="Hyperlink"/>
@@ -3119,7 +3878,7 @@
             <w:noProof/>
             <w:webHidden/>
           </w:rPr>
-          <w:instrText xml:space="preserve"> PAGEREF _Toc242375266 \h </w:instrText>
+          <w:instrText xml:space="preserve"> PAGEREF _Toc244070550 \h </w:instrText>
         </w:r>
         <w:r>
           <w:rPr>
@@ -3139,7 +3898,7 @@
             <w:noProof/>
             <w:webHidden/>
           </w:rPr>
-          <w:t>20</w:t>
+          <w:t>22</w:t>
         </w:r>
         <w:r>
           <w:rPr>
@@ -3161,7 +3920,7 @@
           <w:lang w:eastAsia="en-US"/>
         </w:rPr>
       </w:pPr>
-      <w:hyperlink w:anchor="_Toc242375267" w:history="1">
+      <w:hyperlink w:anchor="_Toc244070551" w:history="1">
         <w:r>
           <w:rPr>
             <w:rStyle w:val="Hyperlink"/>
@@ -3188,7 +3947,7 @@
             <w:noProof/>
             <w:webHidden/>
           </w:rPr>
-          <w:instrText xml:space="preserve"> PAGEREF _Toc242375267 \h </w:instrText>
+          <w:instrText xml:space="preserve"> PAGEREF _Toc244070551 \h </w:instrText>
         </w:r>
         <w:r>
           <w:rPr>
@@ -3208,7 +3967,7 @@
             <w:noProof/>
             <w:webHidden/>
           </w:rPr>
-          <w:t>20</w:t>
+          <w:t>22</w:t>
         </w:r>
         <w:r>
           <w:rPr>
@@ -3230,7 +3989,7 @@
           <w:lang w:eastAsia="en-US"/>
         </w:rPr>
       </w:pPr>
-      <w:hyperlink w:anchor="_Toc242375268" w:history="1">
+      <w:hyperlink w:anchor="_Toc244070552" w:history="1">
         <w:r>
           <w:rPr>
             <w:rStyle w:val="Hyperlink"/>
@@ -3257,7 +4016,7 @@
             <w:noProof/>
             <w:webHidden/>
           </w:rPr>
-          <w:instrText xml:space="preserve"> PAGEREF _Toc242375268 \h </w:instrText>
+          <w:instrText xml:space="preserve"> PAGEREF _Toc244070552 \h </w:instrText>
         </w:r>
         <w:r>
           <w:rPr>
@@ -3277,7 +4036,7 @@
             <w:noProof/>
             <w:webHidden/>
           </w:rPr>
-          <w:t>20</w:t>
+          <w:t>23</w:t>
         </w:r>
         <w:r>
           <w:rPr>
@@ -3299,7 +4058,7 @@
           <w:lang w:eastAsia="en-US"/>
         </w:rPr>
       </w:pPr>
-      <w:hyperlink w:anchor="_Toc242375269" w:history="1">
+      <w:hyperlink w:anchor="_Toc244070553" w:history="1">
         <w:r>
           <w:rPr>
             <w:rStyle w:val="Hyperlink"/>
@@ -3326,7 +4085,7 @@
             <w:noProof/>
             <w:webHidden/>
           </w:rPr>
-          <w:instrText xml:space="preserve"> PAGEREF _Toc242375269 \h </w:instrText>
+          <w:instrText xml:space="preserve"> PAGEREF _Toc244070553 \h </w:instrText>
         </w:r>
         <w:r>
           <w:rPr>
@@ -3346,7 +4105,7 @@
             <w:noProof/>
             <w:webHidden/>
           </w:rPr>
-          <w:t>21</w:t>
+          <w:t>23</w:t>
         </w:r>
         <w:r>
           <w:rPr>
@@ -3368,7 +4127,7 @@
           <w:lang w:eastAsia="en-US"/>
         </w:rPr>
       </w:pPr>
-      <w:hyperlink w:anchor="_Toc242375270" w:history="1">
+      <w:hyperlink w:anchor="_Toc244070554" w:history="1">
         <w:r>
           <w:rPr>
             <w:rStyle w:val="Hyperlink"/>
@@ -3391,7 +4150,7 @@
           <w:rPr>
             <w:webHidden/>
           </w:rPr>
-          <w:instrText xml:space="preserve"> PAGEREF _Toc242375270 \h </w:instrText>
+          <w:instrText xml:space="preserve"> PAGEREF _Toc244070554 \h </w:instrText>
         </w:r>
         <w:r>
           <w:rPr>
@@ -3408,7 +4167,7 @@
           <w:rPr>
             <w:webHidden/>
           </w:rPr>
-          <w:t>21</w:t>
+          <w:t>24</w:t>
         </w:r>
         <w:r>
           <w:rPr>
@@ -3429,7 +4188,7 @@
           <w:lang w:eastAsia="en-US"/>
         </w:rPr>
       </w:pPr>
-      <w:hyperlink w:anchor="_Toc242375271" w:history="1">
+      <w:hyperlink w:anchor="_Toc244070555" w:history="1">
         <w:r>
           <w:rPr>
             <w:rStyle w:val="Hyperlink"/>
@@ -3456,7 +4215,7 @@
             <w:noProof/>
             <w:webHidden/>
           </w:rPr>
-          <w:instrText xml:space="preserve"> PAGEREF _Toc242375271 \h </w:instrText>
+          <w:instrText xml:space="preserve"> PAGEREF _Toc244070555 \h </w:instrText>
         </w:r>
         <w:r>
           <w:rPr>
@@ -3476,7 +4235,7 @@
             <w:noProof/>
             <w:webHidden/>
           </w:rPr>
-          <w:t>21</w:t>
+          <w:t>24</w:t>
         </w:r>
         <w:r>
           <w:rPr>
@@ -3498,7 +4257,7 @@
           <w:lang w:eastAsia="en-US"/>
         </w:rPr>
       </w:pPr>
-      <w:hyperlink w:anchor="_Toc242375272" w:history="1">
+      <w:hyperlink w:anchor="_Toc244070556" w:history="1">
         <w:r>
           <w:rPr>
             <w:rStyle w:val="Hyperlink"/>
@@ -3525,7 +4284,7 @@
             <w:noProof/>
             <w:webHidden/>
           </w:rPr>
-          <w:instrText xml:space="preserve"> PAGEREF _Toc242375272 \h </w:instrText>
+          <w:instrText xml:space="preserve"> PAGEREF _Toc244070556 \h </w:instrText>
         </w:r>
         <w:r>
           <w:rPr>
@@ -3545,7 +4304,7 @@
             <w:noProof/>
             <w:webHidden/>
           </w:rPr>
-          <w:t>21</w:t>
+          <w:t>24</w:t>
         </w:r>
         <w:r>
           <w:rPr>
@@ -3567,7 +4326,7 @@
           <w:lang w:eastAsia="en-US"/>
         </w:rPr>
       </w:pPr>
-      <w:hyperlink w:anchor="_Toc242375273" w:history="1">
+      <w:hyperlink w:anchor="_Toc244070557" w:history="1">
         <w:r>
           <w:rPr>
             <w:rStyle w:val="Hyperlink"/>
@@ -3594,7 +4353,7 @@
             <w:noProof/>
             <w:webHidden/>
           </w:rPr>
-          <w:instrText xml:space="preserve"> PAGEREF _Toc242375273 \h </w:instrText>
+          <w:instrText xml:space="preserve"> PAGEREF _Toc244070557 \h </w:instrText>
         </w:r>
         <w:r>
           <w:rPr>
@@ -3614,7 +4373,7 @@
             <w:noProof/>
             <w:webHidden/>
           </w:rPr>
-          <w:t>22</w:t>
+          <w:t>24</w:t>
         </w:r>
         <w:r>
           <w:rPr>
@@ -3636,7 +4395,7 @@
           <w:lang w:eastAsia="en-US"/>
         </w:rPr>
       </w:pPr>
-      <w:hyperlink w:anchor="_Toc242375274" w:history="1">
+      <w:hyperlink w:anchor="_Toc244070558" w:history="1">
         <w:r>
           <w:rPr>
             <w:rStyle w:val="Hyperlink"/>
@@ -3663,7 +4422,7 @@
             <w:noProof/>
             <w:webHidden/>
           </w:rPr>
-          <w:instrText xml:space="preserve"> PAGEREF _Toc242375274 \h </w:instrText>
+          <w:instrText xml:space="preserve"> PAGEREF _Toc244070558 \h </w:instrText>
         </w:r>
         <w:r>
           <w:rPr>
@@ -3683,7 +4442,7 @@
             <w:noProof/>
             <w:webHidden/>
           </w:rPr>
-          <w:t>22</w:t>
+          <w:t>25</w:t>
         </w:r>
         <w:r>
           <w:rPr>
@@ -3705,7 +4464,7 @@
           <w:lang w:eastAsia="en-US"/>
         </w:rPr>
       </w:pPr>
-      <w:hyperlink w:anchor="_Toc242375275" w:history="1">
+      <w:hyperlink w:anchor="_Toc244070559" w:history="1">
         <w:r>
           <w:rPr>
             <w:rStyle w:val="Hyperlink"/>
@@ -3732,7 +4491,7 @@
             <w:noProof/>
             <w:webHidden/>
           </w:rPr>
-          <w:instrText xml:space="preserve"> PAGEREF _Toc242375275 \h </w:instrText>
+          <w:instrText xml:space="preserve"> PAGEREF _Toc244070559 \h </w:instrText>
         </w:r>
         <w:r>
           <w:rPr>
@@ -3752,7 +4511,7 @@
             <w:noProof/>
             <w:webHidden/>
           </w:rPr>
-          <w:t>23</w:t>
+          <w:t>25</w:t>
         </w:r>
         <w:r>
           <w:rPr>
@@ -3774,7 +4533,7 @@
           <w:lang w:eastAsia="en-US"/>
         </w:rPr>
       </w:pPr>
-      <w:hyperlink w:anchor="_Toc242375276" w:history="1">
+      <w:hyperlink w:anchor="_Toc244070560" w:history="1">
         <w:r>
           <w:rPr>
             <w:rStyle w:val="Hyperlink"/>
@@ -3801,7 +4560,7 @@
             <w:noProof/>
             <w:webHidden/>
           </w:rPr>
-          <w:instrText xml:space="preserve"> PAGEREF _Toc242375276 \h </w:instrText>
+          <w:instrText xml:space="preserve"> PAGEREF _Toc244070560 \h </w:instrText>
         </w:r>
         <w:r>
           <w:rPr>
@@ -3821,7 +4580,7 @@
             <w:noProof/>
             <w:webHidden/>
           </w:rPr>
-          <w:t>23</w:t>
+          <w:t>26</w:t>
         </w:r>
         <w:r>
           <w:rPr>
@@ -3843,7 +4602,7 @@
           <w:lang w:eastAsia="en-US"/>
         </w:rPr>
       </w:pPr>
-      <w:hyperlink w:anchor="_Toc242375277" w:history="1">
+      <w:hyperlink w:anchor="_Toc244070561" w:history="1">
         <w:r>
           <w:rPr>
             <w:rStyle w:val="Hyperlink"/>
@@ -3870,7 +4629,7 @@
             <w:noProof/>
             <w:webHidden/>
           </w:rPr>
-          <w:instrText xml:space="preserve"> PAGEREF _Toc242375277 \h </w:instrText>
+          <w:instrText xml:space="preserve"> PAGEREF _Toc244070561 \h </w:instrText>
         </w:r>
         <w:r>
           <w:rPr>
@@ -3890,7 +4649,7 @@
             <w:noProof/>
             <w:webHidden/>
           </w:rPr>
-          <w:t>24</w:t>
+          <w:t>26</w:t>
         </w:r>
         <w:r>
           <w:rPr>
@@ -3912,7 +4671,7 @@
           <w:lang w:eastAsia="en-US"/>
         </w:rPr>
       </w:pPr>
-      <w:hyperlink w:anchor="_Toc242375278" w:history="1">
+      <w:hyperlink w:anchor="_Toc244070562" w:history="1">
         <w:r>
           <w:rPr>
             <w:rStyle w:val="Hyperlink"/>
@@ -3939,7 +4698,7 @@
             <w:noProof/>
             <w:webHidden/>
           </w:rPr>
-          <w:instrText xml:space="preserve"> PAGEREF _Toc242375278 \h </w:instrText>
+          <w:instrText xml:space="preserve"> PAGEREF _Toc244070562 \h </w:instrText>
         </w:r>
         <w:r>
           <w:rPr>
@@ -3959,7 +4718,7 @@
             <w:noProof/>
             <w:webHidden/>
           </w:rPr>
-          <w:t>24</w:t>
+          <w:t>26</w:t>
         </w:r>
         <w:r>
           <w:rPr>
@@ -3981,7 +4740,7 @@
           <w:lang w:eastAsia="en-US"/>
         </w:rPr>
       </w:pPr>
-      <w:hyperlink w:anchor="_Toc242375279" w:history="1">
+      <w:hyperlink w:anchor="_Toc244070563" w:history="1">
         <w:r>
           <w:rPr>
             <w:rStyle w:val="Hyperlink"/>
@@ -4008,7 +4767,7 @@
             <w:noProof/>
             <w:webHidden/>
           </w:rPr>
-          <w:instrText xml:space="preserve"> PAGEREF _Toc242375279 \h </w:instrText>
+          <w:instrText xml:space="preserve"> PAGEREF _Toc244070563 \h </w:instrText>
         </w:r>
         <w:r>
           <w:rPr>
@@ -4028,7 +4787,7 @@
             <w:noProof/>
             <w:webHidden/>
           </w:rPr>
-          <w:t>24</w:t>
+          <w:t>27</w:t>
         </w:r>
         <w:r>
           <w:rPr>
@@ -4050,7 +4809,7 @@
           <w:lang w:eastAsia="en-US"/>
         </w:rPr>
       </w:pPr>
-      <w:hyperlink w:anchor="_Toc242375280" w:history="1">
+      <w:hyperlink w:anchor="_Toc244070564" w:history="1">
         <w:r>
           <w:rPr>
             <w:rStyle w:val="Hyperlink"/>
@@ -4077,7 +4836,7 @@
             <w:noProof/>
             <w:webHidden/>
           </w:rPr>
-          <w:instrText xml:space="preserve"> PAGEREF _Toc242375280 \h </w:instrText>
+          <w:instrText xml:space="preserve"> PAGEREF _Toc244070564 \h </w:instrText>
         </w:r>
         <w:r>
           <w:rPr>
@@ -4097,7 +4856,7 @@
             <w:noProof/>
             <w:webHidden/>
           </w:rPr>
-          <w:t>25</w:t>
+          <w:t>27</w:t>
         </w:r>
         <w:r>
           <w:rPr>
@@ -4119,7 +4878,7 @@
           <w:lang w:eastAsia="en-US"/>
         </w:rPr>
       </w:pPr>
-      <w:hyperlink w:anchor="_Toc242375281" w:history="1">
+      <w:hyperlink w:anchor="_Toc244070565" w:history="1">
         <w:r>
           <w:rPr>
             <w:rStyle w:val="Hyperlink"/>
@@ -4146,7 +4905,7 @@
             <w:noProof/>
             <w:webHidden/>
           </w:rPr>
-          <w:instrText xml:space="preserve"> PAGEREF _Toc242375281 \h </w:instrText>
+          <w:instrText xml:space="preserve"> PAGEREF _Toc244070565 \h </w:instrText>
         </w:r>
         <w:r>
           <w:rPr>
@@ -4166,7 +4925,7 @@
             <w:noProof/>
             <w:webHidden/>
           </w:rPr>
-          <w:t>25</w:t>
+          <w:t>27</w:t>
         </w:r>
         <w:r>
           <w:rPr>
@@ -4194,13 +4953,27 @@
         </w:rPr>
         <w:fldChar w:fldCharType="end"/>
       </w:r>
+      <w:bookmarkStart w:id="0" w:name="_Toc237788074"/>
+    </w:p>
+    <w:p>
+      <w:pPr>
+        <w:pStyle w:val="Body-Text"/>
+        <w:rPr>
+          <w:color w:val="FF0000"/>
+        </w:rPr>
+      </w:pPr>
+      <w:r>
+        <w:rPr>
+          <w:color w:val="FF0000"/>
+        </w:rPr>
+        <w:t>Note: This document is far from complete, but it is what I have so far.</w:t>
+      </w:r>
     </w:p>
     <w:p>
       <w:pPr>
         <w:pStyle w:val="Heading1"/>
       </w:pPr>
-      <w:bookmarkStart w:id="0" w:name="_Toc237788074"/>
-      <w:bookmarkStart w:id="1" w:name="_Toc242375223"/>
+      <w:bookmarkStart w:id="1" w:name="_Toc244070496"/>
       <w:r>
         <w:t xml:space="preserve">Design </w:t>
       </w:r>
@@ -4310,7 +5083,11 @@
         <w:pStyle w:val="Body-Text"/>
       </w:pPr>
       <w:r>
-        <w:t>This design is also highly flexible and extensible. There are probably hundreds of tax forms, but only the tax forms that you intend to use need to be implemented. If a tax form references a value in another form that has not been implemented, it gets a value of 0. If at some point in the future that form is implemented, its value will automatically start to be used.</w:t>
+        <w:t xml:space="preserve">This design is also highly flexible and extensible. There are probably hundreds of tax forms, but only the tax forms that you intend to use need to be implemented. If a tax form references a value in another form </w:t>
+      </w:r>
+      <w:r>
+        <w:lastRenderedPageBreak/>
+        <w:t>that has not been implemented, it gets a value of 0. If at some point in the future that form is implemented, its value will automatically start to be used.</w:t>
       </w:r>
     </w:p>
     <w:p>
@@ -4326,9 +5103,8 @@
         <w:pStyle w:val="Heading2"/>
       </w:pPr>
       <w:bookmarkStart w:id="2" w:name="_Toc237788075"/>
-      <w:bookmarkStart w:id="3" w:name="_Toc242375224"/>
-      <w:r>
-        <w:lastRenderedPageBreak/>
+      <w:bookmarkStart w:id="3" w:name="_Toc244070497"/>
+      <w:r>
         <w:t>Tax Tool</w:t>
       </w:r>
       <w:bookmarkEnd w:id="2"/>
@@ -4432,7 +5208,7 @@
         <w:pStyle w:val="Heading2"/>
       </w:pPr>
       <w:bookmarkStart w:id="4" w:name="_Toc237788076"/>
-      <w:bookmarkStart w:id="5" w:name="_Toc242375225"/>
+      <w:bookmarkStart w:id="5" w:name="_Toc244070498"/>
       <w:r>
         <w:t>Tax Form</w:t>
       </w:r>
@@ -4455,7 +5231,7 @@
         <w:pStyle w:val="Heading3"/>
       </w:pPr>
       <w:bookmarkStart w:id="6" w:name="_Toc237788077"/>
-      <w:bookmarkStart w:id="7" w:name="_Toc242375226"/>
+      <w:bookmarkStart w:id="7" w:name="_Toc244070499"/>
       <w:r>
         <w:t>Form Class</w:t>
       </w:r>
@@ -4544,6 +5320,7 @@
       </w:pPr>
       <w:proofErr w:type="gramStart"/>
       <w:r>
+        <w:lastRenderedPageBreak/>
         <w:t>title</w:t>
       </w:r>
       <w:proofErr w:type="gramEnd"/>
@@ -4644,7 +5421,7 @@
       <w:proofErr w:type="spellStart"/>
       <w:r>
         <w:rPr>
-          <w:lang w:eastAsia="ar-SA"/>
+          <w:rStyle w:val="SourceCodechar"/>
         </w:rPr>
         <w:t>isSpouses</w:t>
       </w:r>
@@ -4662,57 +5439,385 @@
       </w:pPr>
       <w:proofErr w:type="gramStart"/>
       <w:r>
+        <w:t>lines</w:t>
+      </w:r>
+      <w:proofErr w:type="gramEnd"/>
+      <w:r>
+        <w:t xml:space="preserve"> </w:t>
+      </w:r>
+      <w:r>
+        <w:t>Property</w:t>
+      </w:r>
+    </w:p>
+    <w:p>
+      <w:pPr>
+        <w:pStyle w:val="Body-Text"/>
+        <w:rPr>
+          <w:lang w:eastAsia="ar-SA"/>
+        </w:rPr>
+      </w:pPr>
+      <w:r>
+        <w:rPr>
+          <w:lang w:eastAsia="ar-SA"/>
+        </w:rPr>
+        <w:t xml:space="preserve">The lines property is an object that contains one element for each line on the tax form. This object is indexed by line number (which is not necessarily a number; for example, “01a”) and the corresponding value is a line object. The line object contains all the information about the line such as its value, a description, and minimum and maximum values. </w:t>
+      </w:r>
+      <w:proofErr w:type="gramStart"/>
+      <w:r>
+        <w:rPr>
+          <w:lang w:eastAsia="ar-SA"/>
+        </w:rPr>
+        <w:t>Line</w:t>
+      </w:r>
+      <w:proofErr w:type="gramEnd"/>
+      <w:r>
+        <w:rPr>
+          <w:lang w:eastAsia="ar-SA"/>
+        </w:rPr>
+        <w:t xml:space="preserve"> numbers correspond to the line number of the actual tax form, except line numbers from 1-9 are </w:t>
+      </w:r>
+      <w:proofErr w:type="spellStart"/>
+      <w:r>
+        <w:rPr>
+          <w:lang w:eastAsia="ar-SA"/>
+        </w:rPr>
+        <w:t>prepended</w:t>
+      </w:r>
+      <w:proofErr w:type="spellEnd"/>
+      <w:r>
+        <w:rPr>
+          <w:lang w:eastAsia="ar-SA"/>
+        </w:rPr>
+        <w:t xml:space="preserve"> with a zero (0) so they will easily sort in the correct order.</w:t>
+      </w:r>
+    </w:p>
+    <w:p>
+      <w:pPr>
+        <w:pStyle w:val="Heading4"/>
+      </w:pPr>
+      <w:proofErr w:type="gramStart"/>
+      <w:r>
+        <w:t>add(</w:t>
+      </w:r>
+      <w:proofErr w:type="gramEnd"/>
+      <w:r>
+        <w:t>) Method</w:t>
+      </w:r>
+    </w:p>
+    <w:p>
+      <w:pPr>
+        <w:pStyle w:val="Body-Text"/>
+        <w:rPr>
+          <w:lang w:eastAsia="ar-SA"/>
+        </w:rPr>
+      </w:pPr>
+      <w:r>
+        <w:rPr>
+          <w:lang w:eastAsia="ar-SA"/>
+        </w:rPr>
+        <w:t>A variable list of line numbers can be passed to the function. The values in those lines in the current form will be added together and returned.</w:t>
+      </w:r>
+    </w:p>
+    <w:p>
+      <w:pPr>
+        <w:pStyle w:val="Heading4"/>
+      </w:pPr>
+      <w:proofErr w:type="spellStart"/>
+      <w:proofErr w:type="gramStart"/>
+      <w:r>
+        <w:t>getHTML</w:t>
+      </w:r>
+      <w:proofErr w:type="spellEnd"/>
+      <w:r>
+        <w:t>(</w:t>
+      </w:r>
+      <w:proofErr w:type="gramEnd"/>
+      <w:r>
+        <w:t>) Method</w:t>
+      </w:r>
+    </w:p>
+    <w:p>
+      <w:pPr>
+        <w:pStyle w:val="Body-Text"/>
+        <w:rPr>
+          <w:lang w:eastAsia="ar-SA"/>
+        </w:rPr>
+      </w:pPr>
+      <w:r>
+        <w:rPr>
+          <w:lang w:eastAsia="ar-SA"/>
+        </w:rPr>
+        <w:t>This method returns a string that contains the HTML code to display the form on a web page.</w:t>
+      </w:r>
+    </w:p>
+    <w:p>
+      <w:pPr>
+        <w:pStyle w:val="Heading4"/>
+      </w:pPr>
+      <w:proofErr w:type="spellStart"/>
+      <w:proofErr w:type="gramStart"/>
+      <w:r>
+        <w:t>isTaxpayers</w:t>
+      </w:r>
+      <w:proofErr w:type="spellEnd"/>
+      <w:r>
+        <w:t>(</w:t>
+      </w:r>
+      <w:proofErr w:type="gramEnd"/>
+      <w:r>
+        <w:t>) Method</w:t>
+      </w:r>
+    </w:p>
+    <w:p>
+      <w:pPr>
+        <w:pStyle w:val="Body-Text"/>
+        <w:rPr>
+          <w:lang w:eastAsia="ar-SA"/>
+        </w:rPr>
+      </w:pPr>
+      <w:r>
+        <w:rPr>
+          <w:lang w:eastAsia="ar-SA"/>
+        </w:rPr>
+        <w:t>This method returns true or false to indicate if the tax for belongs to the taxpayer or spouse. Any form that does not belong to the spouse, or belongs to both the taxpayer and spouse, will belong to the taxpayer.</w:t>
+      </w:r>
+    </w:p>
+    <w:p>
+      <w:pPr>
+        <w:pStyle w:val="Heading4"/>
+      </w:pPr>
+      <w:proofErr w:type="spellStart"/>
+      <w:proofErr w:type="gramStart"/>
+      <w:r>
+        <w:t>isUsed</w:t>
+      </w:r>
+      <w:proofErr w:type="spellEnd"/>
+      <w:r>
+        <w:t>(</w:t>
+      </w:r>
+      <w:proofErr w:type="gramEnd"/>
+      <w:r>
+        <w:t>) Method</w:t>
+      </w:r>
+    </w:p>
+    <w:p>
+      <w:pPr>
+        <w:pStyle w:val="Body-Text"/>
+        <w:rPr>
+          <w:lang w:eastAsia="ar-SA"/>
+        </w:rPr>
+      </w:pPr>
+      <w:r>
+        <w:rPr>
+          <w:lang w:eastAsia="ar-SA"/>
+        </w:rPr>
+        <w:t>This method determines if any input information was provided to this tax form. If not, the form was created by a reference from another form, but it was not used, and therefore, does not need to be part of the output. This method in the Form class is very generic and may need to be overridden by the child class.</w:t>
+      </w:r>
+    </w:p>
+    <w:p>
+      <w:pPr>
+        <w:pStyle w:val="Heading4"/>
+      </w:pPr>
+      <w:proofErr w:type="gramStart"/>
+      <w:r>
+        <w:t>line(</w:t>
+      </w:r>
+      <w:proofErr w:type="gramEnd"/>
+      <w:r>
+        <w:t>) Method</w:t>
+      </w:r>
+    </w:p>
+    <w:p>
+      <w:pPr>
+        <w:pStyle w:val="Body-Text"/>
+        <w:rPr>
+          <w:lang w:eastAsia="ar-SA"/>
+        </w:rPr>
+      </w:pPr>
+      <w:r>
+        <w:rPr>
+          <w:lang w:eastAsia="ar-SA"/>
+        </w:rPr>
+        <w:t>This method returns the value of the specified line from the current tax form.</w:t>
+      </w:r>
+    </w:p>
+    <w:p>
+      <w:pPr>
+        <w:pStyle w:val="Heading4"/>
+      </w:pPr>
+      <w:proofErr w:type="spellStart"/>
+      <w:proofErr w:type="gramStart"/>
+      <w:r>
+        <w:t>loadInputFromWeb</w:t>
+      </w:r>
+      <w:proofErr w:type="spellEnd"/>
+      <w:r>
+        <w:t>(</w:t>
+      </w:r>
+      <w:proofErr w:type="gramEnd"/>
+      <w:r>
+        <w:t>) Method</w:t>
+      </w:r>
+    </w:p>
+    <w:p>
+      <w:pPr>
+        <w:pStyle w:val="Body-Text"/>
+        <w:rPr>
+          <w:lang w:eastAsia="ar-SA"/>
+        </w:rPr>
+      </w:pPr>
+      <w:r>
+        <w:rPr>
+          <w:lang w:eastAsia="ar-SA"/>
+        </w:rPr>
+        <w:t xml:space="preserve">This method </w:t>
+      </w:r>
+      <w:r>
+        <w:rPr>
+          <w:lang w:eastAsia="ar-SA"/>
+        </w:rPr>
+        <w:t>takes as input an object of name/value pairs for each of the fields on the form. When the tax form is created (as an object), the fields from the image of the form on the web page are copied to the object passed to this method. This method initialized the fields in the form with the values from the web (user).</w:t>
+      </w:r>
+    </w:p>
+    <w:p>
+      <w:pPr>
+        <w:pStyle w:val="Body-Text"/>
+        <w:rPr>
+          <w:lang w:eastAsia="ar-SA"/>
+        </w:rPr>
+      </w:pPr>
+      <w:r>
+        <w:rPr>
+          <w:lang w:eastAsia="ar-SA"/>
+        </w:rPr>
+        <w:t xml:space="preserve">This method works for forms that only consist of the lines defined on the form. </w:t>
+      </w:r>
+      <w:proofErr w:type="gramStart"/>
+      <w:r>
+        <w:rPr>
+          <w:lang w:eastAsia="ar-SA"/>
+        </w:rPr>
+        <w:t>Some forms that have additional fields implemented by the tool.</w:t>
+      </w:r>
+      <w:proofErr w:type="gramEnd"/>
+      <w:r>
+        <w:rPr>
+          <w:lang w:eastAsia="ar-SA"/>
+        </w:rPr>
+        <w:t xml:space="preserve"> In this case, that form will override this method so it can process the additional fields (see form 1099-G for an example).</w:t>
+      </w:r>
+    </w:p>
+    <w:p>
+      <w:pPr>
+        <w:pStyle w:val="Heading4"/>
+      </w:pPr>
+      <w:proofErr w:type="gramStart"/>
+      <w:r>
         <w:lastRenderedPageBreak/>
-        <w:t>lines</w:t>
+        <w:t>min(</w:t>
       </w:r>
       <w:proofErr w:type="gramEnd"/>
       <w:r>
+        <w:t>) Method</w:t>
+      </w:r>
+    </w:p>
+    <w:p>
+      <w:pPr>
+        <w:pStyle w:val="Body-Text"/>
+        <w:rPr>
+          <w:lang w:eastAsia="ar-SA"/>
+        </w:rPr>
+      </w:pPr>
+      <w:r>
+        <w:rPr>
+          <w:lang w:eastAsia="ar-SA"/>
+        </w:rPr>
+        <w:t xml:space="preserve">This method gets the values of the specified lines from the current tax form and passes the values to the </w:t>
+      </w:r>
+      <w:proofErr w:type="gramStart"/>
+      <w:r>
+        <w:rPr>
+          <w:rStyle w:val="SourceCodechar"/>
+        </w:rPr>
+        <w:t>Math.min(</w:t>
+      </w:r>
+      <w:proofErr w:type="gramEnd"/>
+      <w:r>
+        <w:rPr>
+          <w:rStyle w:val="SourceCodechar"/>
+        </w:rPr>
+        <w:t>)</w:t>
+      </w:r>
+      <w:r>
+        <w:rPr>
+          <w:lang w:eastAsia="ar-SA"/>
+        </w:rPr>
+        <w:t xml:space="preserve"> function, and returns the result.</w:t>
+      </w:r>
+    </w:p>
+    <w:p>
+      <w:pPr>
+        <w:pStyle w:val="Heading4"/>
+      </w:pPr>
+      <w:proofErr w:type="gramStart"/>
+      <w:r>
+        <w:t>max(</w:t>
+      </w:r>
+      <w:proofErr w:type="gramEnd"/>
+      <w:r>
+        <w:t>)</w:t>
+      </w:r>
+      <w:r>
         <w:t xml:space="preserve"> </w:t>
       </w:r>
       <w:r>
-        <w:t>Property</w:t>
-      </w:r>
-    </w:p>
-    <w:p>
-      <w:pPr>
-        <w:pStyle w:val="Body-Text"/>
-        <w:rPr>
-          <w:lang w:eastAsia="ar-SA"/>
-        </w:rPr>
-      </w:pPr>
-      <w:r>
-        <w:rPr>
-          <w:lang w:eastAsia="ar-SA"/>
-        </w:rPr>
-        <w:t xml:space="preserve">The lines property is an object that contains one element for each line on the tax form. This object is indexed by line number (which is not necessarily a number; for example, “01a”) and the corresponding value is a line object. The line object contains all the information about the line such as its value, a description, and minimum and maximum values. </w:t>
+        <w:t>Method</w:t>
+      </w:r>
+    </w:p>
+    <w:p>
+      <w:pPr>
+        <w:pStyle w:val="Body-Text"/>
+        <w:rPr>
+          <w:lang w:eastAsia="ar-SA"/>
+        </w:rPr>
+      </w:pPr>
+      <w:r>
+        <w:rPr>
+          <w:lang w:eastAsia="ar-SA"/>
+        </w:rPr>
+        <w:t xml:space="preserve">This method gets the values of the specified lines from the current tax form and passes the values to the </w:t>
       </w:r>
       <w:proofErr w:type="gramStart"/>
       <w:r>
         <w:rPr>
-          <w:lang w:eastAsia="ar-SA"/>
-        </w:rPr>
-        <w:t>Line</w:t>
+          <w:rStyle w:val="SourceCodechar"/>
+        </w:rPr>
+        <w:t>Math.m</w:t>
+      </w:r>
+      <w:r>
+        <w:rPr>
+          <w:rStyle w:val="SourceCodechar"/>
+        </w:rPr>
+        <w:t>ax</w:t>
+      </w:r>
+      <w:r>
+        <w:rPr>
+          <w:rStyle w:val="SourceCodechar"/>
+        </w:rPr>
+        <w:t>(</w:t>
       </w:r>
       <w:proofErr w:type="gramEnd"/>
       <w:r>
         <w:rPr>
-          <w:lang w:eastAsia="ar-SA"/>
-        </w:rPr>
-        <w:t xml:space="preserve"> numbers correspond to the line number of the actual tax form, except line numbers from 1-9 are </w:t>
-      </w:r>
-      <w:proofErr w:type="spellStart"/>
-      <w:r>
-        <w:rPr>
-          <w:lang w:eastAsia="ar-SA"/>
-        </w:rPr>
-        <w:t>prepended</w:t>
-      </w:r>
-      <w:proofErr w:type="spellEnd"/>
-      <w:r>
-        <w:rPr>
-          <w:lang w:eastAsia="ar-SA"/>
-        </w:rPr>
-        <w:t xml:space="preserve"> with a zero (0) so they will easily sort in the correct order.</w:t>
+          <w:rStyle w:val="SourceCodechar"/>
+        </w:rPr>
+        <w:t>)</w:t>
+      </w:r>
+      <w:r>
+        <w:rPr>
+          <w:lang w:eastAsia="ar-SA"/>
+        </w:rPr>
+        <w:t xml:space="preserve"> function, and returns the result.</w:t>
       </w:r>
     </w:p>
     <w:p>
@@ -4721,7 +5826,7 @@
       </w:pPr>
       <w:proofErr w:type="gramStart"/>
       <w:r>
-        <w:t>add(</w:t>
+        <w:t>recalculate(</w:t>
       </w:r>
       <w:proofErr w:type="gramEnd"/>
       <w:r>
@@ -4739,24 +5844,92 @@
         <w:rPr>
           <w:lang w:eastAsia="ar-SA"/>
         </w:rPr>
-        <w:t>A variable list of line numbers can be passed to the function. The values in those lines in the current form will be added together and returned.</w:t>
+        <w:t xml:space="preserve">This method is used to reset the calculate property and recalculate the steps of the form.  This method was </w:t>
+      </w:r>
+      <w:r>
+        <w:rPr>
+          <w:lang w:eastAsia="ar-SA"/>
+        </w:rPr>
+        <w:t xml:space="preserve">implemented </w:t>
+      </w:r>
+      <w:r>
+        <w:rPr>
+          <w:lang w:eastAsia="ar-SA"/>
+        </w:rPr>
+        <w:t>provide a simple solution to a circular dependency between form 1040 and form 1040-S1</w:t>
       </w:r>
     </w:p>
     <w:p>
       <w:pPr>
         <w:pStyle w:val="Heading4"/>
       </w:pPr>
-      <w:proofErr w:type="spellStart"/>
       <w:proofErr w:type="gramStart"/>
       <w:r>
-        <w:t>getHTML</w:t>
-      </w:r>
-      <w:proofErr w:type="spellEnd"/>
-      <w:r>
+        <w:t>round(</w:t>
+      </w:r>
+      <w:proofErr w:type="gramEnd"/>
+      <w:r>
+        <w:t>) Method</w:t>
+      </w:r>
+    </w:p>
+    <w:p>
+      <w:pPr>
+        <w:pStyle w:val="Body-Text"/>
+        <w:rPr>
+          <w:lang w:eastAsia="ar-SA"/>
+        </w:rPr>
+      </w:pPr>
+      <w:r>
+        <w:rPr>
+          <w:lang w:eastAsia="ar-SA"/>
+        </w:rPr>
+        <w:t xml:space="preserve">This method gets the value of the specified line from the current tax form and passes it to the </w:t>
+      </w:r>
+      <w:proofErr w:type="spellStart"/>
+      <w:proofErr w:type="gramStart"/>
+      <w:r>
+        <w:rPr>
+          <w:rStyle w:val="SourceCodechar"/>
+        </w:rPr>
+        <w:t>Math.</w:t>
+      </w:r>
+      <w:r>
+        <w:rPr>
+          <w:rStyle w:val="SourceCodechar"/>
+        </w:rPr>
+        <w:t>round</w:t>
+      </w:r>
+      <w:proofErr w:type="spellEnd"/>
+      <w:r>
+        <w:rPr>
+          <w:rStyle w:val="SourceCodechar"/>
+        </w:rPr>
         <w:t>(</w:t>
       </w:r>
       <w:proofErr w:type="gramEnd"/>
       <w:r>
+        <w:rPr>
+          <w:rStyle w:val="SourceCodechar"/>
+        </w:rPr>
+        <w:t>)</w:t>
+      </w:r>
+      <w:r>
+        <w:rPr>
+          <w:lang w:eastAsia="ar-SA"/>
+        </w:rPr>
+        <w:t xml:space="preserve"> function, and returns the result.</w:t>
+      </w:r>
+    </w:p>
+    <w:p>
+      <w:pPr>
+        <w:pStyle w:val="Heading4"/>
+      </w:pPr>
+      <w:proofErr w:type="gramStart"/>
+      <w:r>
+        <w:t>subtract(</w:t>
+      </w:r>
+      <w:proofErr w:type="gramEnd"/>
+      <w:r>
         <w:t>) Method</w:t>
       </w:r>
     </w:p>
@@ -4771,7 +5944,7 @@
         <w:rPr>
           <w:lang w:eastAsia="ar-SA"/>
         </w:rPr>
-        <w:t>This method returns a string that contains the HTML code to display the form on a web page.</w:t>
+        <w:t>This method gets the values of the two specified lines from the current tax form, subtracts the second value from the first, and returns the result.</w:t>
       </w:r>
     </w:p>
     <w:p>
@@ -4781,7 +5954,7 @@
       <w:proofErr w:type="spellStart"/>
       <w:proofErr w:type="gramStart"/>
       <w:r>
-        <w:t>isTaxpayers</w:t>
+        <w:t>toHTML</w:t>
       </w:r>
       <w:proofErr w:type="spellEnd"/>
       <w:r>
@@ -4803,7 +5976,7 @@
         <w:rPr>
           <w:lang w:eastAsia="ar-SA"/>
         </w:rPr>
-        <w:t>This method returns true or false to indicate if the tax for belongs to the taxpayer or spouse. Any form that does not belong to the spouse, or belongs to both the taxpayer and spouse, will belong to the taxpayer.</w:t>
+        <w:t>This method converts the lines in the tax form to HTML so it can be displayed on a web page. It will display each line in the tax form as a separate line on the web page with the line number, description, and value.</w:t>
       </w:r>
     </w:p>
     <w:p>
@@ -4813,7 +5986,7 @@
       <w:proofErr w:type="spellStart"/>
       <w:proofErr w:type="gramStart"/>
       <w:r>
-        <w:t>isUsed</w:t>
+        <w:t>toString</w:t>
       </w:r>
       <w:proofErr w:type="spellEnd"/>
       <w:r>
@@ -4835,403 +6008,6 @@
         <w:rPr>
           <w:lang w:eastAsia="ar-SA"/>
         </w:rPr>
-        <w:t>This method determines if any input information was provided to this tax form. If not, the form was created by a reference from another form, but it was not used, and therefore, does not need to be part of the output. This method in the Form class is very generic and may need to be overridden by the child class.</w:t>
-      </w:r>
-    </w:p>
-    <w:p>
-      <w:pPr>
-        <w:pStyle w:val="Heading4"/>
-      </w:pPr>
-      <w:proofErr w:type="gramStart"/>
-      <w:r>
-        <w:t>line(</w:t>
-      </w:r>
-      <w:proofErr w:type="gramEnd"/>
-      <w:r>
-        <w:t>) Method</w:t>
-      </w:r>
-    </w:p>
-    <w:p>
-      <w:pPr>
-        <w:pStyle w:val="Body-Text"/>
-        <w:rPr>
-          <w:lang w:eastAsia="ar-SA"/>
-        </w:rPr>
-      </w:pPr>
-      <w:r>
-        <w:rPr>
-          <w:lang w:eastAsia="ar-SA"/>
-        </w:rPr>
-        <w:t>This method returns the value of the specified line from the current tax form.</w:t>
-      </w:r>
-    </w:p>
-    <w:p>
-      <w:pPr>
-        <w:pStyle w:val="Heading4"/>
-      </w:pPr>
-      <w:proofErr w:type="spellStart"/>
-      <w:proofErr w:type="gramStart"/>
-      <w:r>
-        <w:t>loadInputFromWeb</w:t>
-      </w:r>
-      <w:proofErr w:type="spellEnd"/>
-      <w:r>
-        <w:t>(</w:t>
-      </w:r>
-      <w:proofErr w:type="gramEnd"/>
-      <w:r>
-        <w:t>) Method</w:t>
-      </w:r>
-    </w:p>
-    <w:p>
-      <w:pPr>
-        <w:pStyle w:val="Body-Text"/>
-        <w:rPr>
-          <w:lang w:eastAsia="ar-SA"/>
-        </w:rPr>
-      </w:pPr>
-      <w:r>
-        <w:rPr>
-          <w:lang w:eastAsia="ar-SA"/>
-        </w:rPr>
-        <w:t xml:space="preserve">This method </w:t>
-      </w:r>
-      <w:r>
-        <w:rPr>
-          <w:lang w:eastAsia="ar-SA"/>
-        </w:rPr>
-        <w:t>takes as input an object of name/value pairs for each of the fields on the form. When the tax form is created (as an object), the fields from the image of the form on the web page are copied to the object passed to this method. This method initialized the fields in the form with the values from the web (user).</w:t>
-      </w:r>
-    </w:p>
-    <w:p>
-      <w:pPr>
-        <w:pStyle w:val="Body-Text"/>
-        <w:rPr>
-          <w:lang w:eastAsia="ar-SA"/>
-        </w:rPr>
-      </w:pPr>
-      <w:r>
-        <w:rPr>
-          <w:lang w:eastAsia="ar-SA"/>
-        </w:rPr>
-        <w:t xml:space="preserve">This method works for forms that only consist of the lines defined on the form. </w:t>
-      </w:r>
-      <w:proofErr w:type="gramStart"/>
-      <w:r>
-        <w:rPr>
-          <w:lang w:eastAsia="ar-SA"/>
-        </w:rPr>
-        <w:t>Some forms that have additional fields implemented by the tool.</w:t>
-      </w:r>
-      <w:proofErr w:type="gramEnd"/>
-      <w:r>
-        <w:rPr>
-          <w:lang w:eastAsia="ar-SA"/>
-        </w:rPr>
-        <w:t xml:space="preserve"> In this case, that form will override this method so it can process the additional fields (see form 1099-G for an example).</w:t>
-      </w:r>
-    </w:p>
-    <w:p>
-      <w:pPr>
-        <w:pStyle w:val="Heading4"/>
-      </w:pPr>
-      <w:proofErr w:type="gramStart"/>
-      <w:r>
-        <w:t>min(</w:t>
-      </w:r>
-      <w:proofErr w:type="gramEnd"/>
-      <w:r>
-        <w:t>) Method</w:t>
-      </w:r>
-    </w:p>
-    <w:p>
-      <w:pPr>
-        <w:pStyle w:val="Body-Text"/>
-        <w:rPr>
-          <w:lang w:eastAsia="ar-SA"/>
-        </w:rPr>
-      </w:pPr>
-      <w:r>
-        <w:rPr>
-          <w:lang w:eastAsia="ar-SA"/>
-        </w:rPr>
-        <w:t xml:space="preserve">This method gets the values of the specified lines from the current tax form and passes the values to the </w:t>
-      </w:r>
-      <w:proofErr w:type="gramStart"/>
-      <w:r>
-        <w:rPr>
-          <w:rStyle w:val="SourceCodechar"/>
-        </w:rPr>
-        <w:t>Math.min(</w:t>
-      </w:r>
-      <w:proofErr w:type="gramEnd"/>
-      <w:r>
-        <w:rPr>
-          <w:rStyle w:val="SourceCodechar"/>
-        </w:rPr>
-        <w:t>)</w:t>
-      </w:r>
-      <w:r>
-        <w:rPr>
-          <w:lang w:eastAsia="ar-SA"/>
-        </w:rPr>
-        <w:t xml:space="preserve"> function, and returns the result.</w:t>
-      </w:r>
-    </w:p>
-    <w:p>
-      <w:pPr>
-        <w:pStyle w:val="Heading4"/>
-      </w:pPr>
-      <w:proofErr w:type="gramStart"/>
-      <w:r>
-        <w:t>max(</w:t>
-      </w:r>
-      <w:proofErr w:type="gramEnd"/>
-      <w:r>
-        <w:t>)</w:t>
-      </w:r>
-      <w:r>
-        <w:t xml:space="preserve"> </w:t>
-      </w:r>
-      <w:r>
-        <w:t>Method</w:t>
-      </w:r>
-    </w:p>
-    <w:p>
-      <w:pPr>
-        <w:pStyle w:val="Body-Text"/>
-        <w:rPr>
-          <w:lang w:eastAsia="ar-SA"/>
-        </w:rPr>
-      </w:pPr>
-      <w:r>
-        <w:rPr>
-          <w:lang w:eastAsia="ar-SA"/>
-        </w:rPr>
-        <w:t xml:space="preserve">This method gets the values of the specified lines from the current tax form and passes the values to the </w:t>
-      </w:r>
-      <w:proofErr w:type="gramStart"/>
-      <w:r>
-        <w:rPr>
-          <w:rStyle w:val="SourceCodechar"/>
-        </w:rPr>
-        <w:t>Math.m</w:t>
-      </w:r>
-      <w:r>
-        <w:rPr>
-          <w:rStyle w:val="SourceCodechar"/>
-        </w:rPr>
-        <w:t>ax</w:t>
-      </w:r>
-      <w:r>
-        <w:rPr>
-          <w:rStyle w:val="SourceCodechar"/>
-        </w:rPr>
-        <w:t>(</w:t>
-      </w:r>
-      <w:proofErr w:type="gramEnd"/>
-      <w:r>
-        <w:rPr>
-          <w:rStyle w:val="SourceCodechar"/>
-        </w:rPr>
-        <w:t>)</w:t>
-      </w:r>
-      <w:r>
-        <w:rPr>
-          <w:lang w:eastAsia="ar-SA"/>
-        </w:rPr>
-        <w:t xml:space="preserve"> function, and returns the result.</w:t>
-      </w:r>
-    </w:p>
-    <w:p>
-      <w:pPr>
-        <w:pStyle w:val="Heading4"/>
-      </w:pPr>
-      <w:proofErr w:type="gramStart"/>
-      <w:r>
-        <w:t>recalculate(</w:t>
-      </w:r>
-      <w:proofErr w:type="gramEnd"/>
-      <w:r>
-        <w:t>) Method</w:t>
-      </w:r>
-    </w:p>
-    <w:p>
-      <w:pPr>
-        <w:pStyle w:val="Body-Text"/>
-        <w:rPr>
-          <w:lang w:eastAsia="ar-SA"/>
-        </w:rPr>
-      </w:pPr>
-      <w:r>
-        <w:rPr>
-          <w:lang w:eastAsia="ar-SA"/>
-        </w:rPr>
-        <w:t xml:space="preserve">This method is used to reset the calculate property and recalculate the steps of the form.  This method was </w:t>
-      </w:r>
-      <w:r>
-        <w:rPr>
-          <w:lang w:eastAsia="ar-SA"/>
-        </w:rPr>
-        <w:t xml:space="preserve">implemented </w:t>
-      </w:r>
-      <w:r>
-        <w:rPr>
-          <w:lang w:eastAsia="ar-SA"/>
-        </w:rPr>
-        <w:t>provide a simple solution to a circular dependency between form 1040 and form 1040-S1</w:t>
-      </w:r>
-    </w:p>
-    <w:p>
-      <w:pPr>
-        <w:pStyle w:val="Heading4"/>
-      </w:pPr>
-      <w:proofErr w:type="gramStart"/>
-      <w:r>
-        <w:lastRenderedPageBreak/>
-        <w:t>round(</w:t>
-      </w:r>
-      <w:proofErr w:type="gramEnd"/>
-      <w:r>
-        <w:t>) Method</w:t>
-      </w:r>
-    </w:p>
-    <w:p>
-      <w:pPr>
-        <w:pStyle w:val="Body-Text"/>
-        <w:rPr>
-          <w:lang w:eastAsia="ar-SA"/>
-        </w:rPr>
-      </w:pPr>
-      <w:r>
-        <w:rPr>
-          <w:lang w:eastAsia="ar-SA"/>
-        </w:rPr>
-        <w:t xml:space="preserve">This method gets the value of the specified line from the current tax form and passes it to the </w:t>
-      </w:r>
-      <w:proofErr w:type="spellStart"/>
-      <w:proofErr w:type="gramStart"/>
-      <w:r>
-        <w:rPr>
-          <w:rStyle w:val="SourceCodechar"/>
-        </w:rPr>
-        <w:t>Math.</w:t>
-      </w:r>
-      <w:r>
-        <w:rPr>
-          <w:rStyle w:val="SourceCodechar"/>
-        </w:rPr>
-        <w:t>round</w:t>
-      </w:r>
-      <w:proofErr w:type="spellEnd"/>
-      <w:r>
-        <w:rPr>
-          <w:rStyle w:val="SourceCodechar"/>
-        </w:rPr>
-        <w:t>(</w:t>
-      </w:r>
-      <w:proofErr w:type="gramEnd"/>
-      <w:r>
-        <w:rPr>
-          <w:rStyle w:val="SourceCodechar"/>
-        </w:rPr>
-        <w:t>)</w:t>
-      </w:r>
-      <w:r>
-        <w:rPr>
-          <w:lang w:eastAsia="ar-SA"/>
-        </w:rPr>
-        <w:t xml:space="preserve"> function, and returns the result.</w:t>
-      </w:r>
-    </w:p>
-    <w:p>
-      <w:pPr>
-        <w:pStyle w:val="Heading4"/>
-      </w:pPr>
-      <w:proofErr w:type="gramStart"/>
-      <w:r>
-        <w:t>subtract(</w:t>
-      </w:r>
-      <w:proofErr w:type="gramEnd"/>
-      <w:r>
-        <w:t>) Method</w:t>
-      </w:r>
-    </w:p>
-    <w:p>
-      <w:pPr>
-        <w:pStyle w:val="Body-Text"/>
-        <w:rPr>
-          <w:lang w:eastAsia="ar-SA"/>
-        </w:rPr>
-      </w:pPr>
-      <w:r>
-        <w:rPr>
-          <w:lang w:eastAsia="ar-SA"/>
-        </w:rPr>
-        <w:t>This method gets the values of the two specified lines from the current tax form, subtracts the second value from the first, and returns the result.</w:t>
-      </w:r>
-    </w:p>
-    <w:p>
-      <w:pPr>
-        <w:pStyle w:val="Heading4"/>
-      </w:pPr>
-      <w:proofErr w:type="spellStart"/>
-      <w:proofErr w:type="gramStart"/>
-      <w:r>
-        <w:t>toHTML</w:t>
-      </w:r>
-      <w:proofErr w:type="spellEnd"/>
-      <w:r>
-        <w:t>(</w:t>
-      </w:r>
-      <w:proofErr w:type="gramEnd"/>
-      <w:r>
-        <w:t>) Method</w:t>
-      </w:r>
-    </w:p>
-    <w:p>
-      <w:pPr>
-        <w:pStyle w:val="Body-Text"/>
-        <w:rPr>
-          <w:lang w:eastAsia="ar-SA"/>
-        </w:rPr>
-      </w:pPr>
-      <w:r>
-        <w:rPr>
-          <w:lang w:eastAsia="ar-SA"/>
-        </w:rPr>
-        <w:t>This method converts the lines in the tax form to HTML so it can be displayed on a web page. It will display each line in the tax form as a separate line on the web page with the line number, description, and value.</w:t>
-      </w:r>
-    </w:p>
-    <w:p>
-      <w:pPr>
-        <w:pStyle w:val="Heading4"/>
-      </w:pPr>
-      <w:proofErr w:type="spellStart"/>
-      <w:proofErr w:type="gramStart"/>
-      <w:r>
-        <w:t>toString</w:t>
-      </w:r>
-      <w:proofErr w:type="spellEnd"/>
-      <w:r>
-        <w:t>(</w:t>
-      </w:r>
-      <w:proofErr w:type="gramEnd"/>
-      <w:r>
-        <w:t>) Method</w:t>
-      </w:r>
-    </w:p>
-    <w:p>
-      <w:pPr>
-        <w:pStyle w:val="Body-Text"/>
-        <w:rPr>
-          <w:lang w:eastAsia="ar-SA"/>
-        </w:rPr>
-      </w:pPr>
-      <w:r>
-        <w:rPr>
-          <w:lang w:eastAsia="ar-SA"/>
-        </w:rPr>
         <w:t>This method converts the information in the tax form to a string and returns the string. The string will contain separate lines for each property and the value of each line. The lines are concatenated together and separated by newline characters.</w:t>
       </w:r>
     </w:p>
@@ -5240,7 +6016,7 @@
         <w:pStyle w:val="Heading3"/>
       </w:pPr>
       <w:bookmarkStart w:id="8" w:name="_Toc237788078"/>
-      <w:bookmarkStart w:id="9" w:name="_Toc242375227"/>
+      <w:bookmarkStart w:id="9" w:name="_Toc244070500"/>
       <w:r>
         <w:t>Tax Form Classes</w:t>
       </w:r>
@@ -5543,7 +6319,14 @@
         <w:rPr>
           <w:lang w:eastAsia="ar-SA"/>
         </w:rPr>
-        <w:t xml:space="preserve"> to populate this object by creating an instance of the Line class for each line needed by the form. When a line is created, a description of the line is provided, which is </w:t>
+        <w:t xml:space="preserve"> to populate this object by creating an instance of the Line class for each line needed </w:t>
+      </w:r>
+      <w:r>
+        <w:rPr>
+          <w:lang w:eastAsia="ar-SA"/>
+        </w:rPr>
+        <w:lastRenderedPageBreak/>
+        <w:t xml:space="preserve">by the form. When a line is created, a description of the line is provided, which is </w:t>
       </w:r>
       <w:r>
         <w:rPr>
@@ -5673,7 +6456,7 @@
       <w:pPr>
         <w:pStyle w:val="Heading3"/>
       </w:pPr>
-      <w:bookmarkStart w:id="10" w:name="_Toc242375228"/>
+      <w:bookmarkStart w:id="10" w:name="_Toc244070501"/>
       <w:r>
         <w:t>Input Forms</w:t>
       </w:r>
@@ -5690,474 +6473,467 @@
         <w:rPr>
           <w:lang w:eastAsia="ar-SA"/>
         </w:rPr>
-        <w:t xml:space="preserve">Input forms are all used in a similar way and have several features that only needed by this category of Tax form. Input forms are displayed on the web, where the user enters information. When the tax return </w:t>
-      </w:r>
-      <w:r>
-        <w:rPr>
-          <w:lang w:eastAsia="ar-SA"/>
-        </w:rPr>
+        <w:t>Input forms are all used in a similar way and have several features that only needed by this category of Tax form. Input forms are displayed on the web, where the user enters information. When the tax return is calculated, and instance of the tax form is created, the information is copied from the web, and the form is calculated. Thus, an input form has the following properties and methods.</w:t>
+      </w:r>
+    </w:p>
+    <w:p>
+      <w:pPr>
+        <w:pStyle w:val="Heading4"/>
+      </w:pPr>
+      <w:r>
+        <w:t xml:space="preserve">ELEMENTS </w:t>
+      </w:r>
+      <w:r>
+        <w:t>Local Variable</w:t>
+      </w:r>
+    </w:p>
+    <w:p>
+      <w:pPr>
+        <w:pStyle w:val="Body-Text"/>
+        <w:rPr>
+          <w:lang w:eastAsia="ar-SA"/>
+        </w:rPr>
+      </w:pPr>
+      <w:r>
+        <w:rPr>
+          <w:lang w:eastAsia="ar-SA"/>
+        </w:rPr>
+        <w:t>This is an object that contains the names and type (text or numeric) of all the fields on the tax forms. This helps to write functions that can operate on the fields without being specific to a particular form.</w:t>
+      </w:r>
+    </w:p>
+    <w:p>
+      <w:pPr>
+        <w:pStyle w:val="Heading4"/>
+      </w:pPr>
+      <w:r>
+        <w:t xml:space="preserve">HTML_FORM </w:t>
+      </w:r>
+      <w:r>
+        <w:t>Local Variable</w:t>
+      </w:r>
+    </w:p>
+    <w:p>
+      <w:pPr>
+        <w:pStyle w:val="Body-Text"/>
+        <w:rPr>
+          <w:lang w:eastAsia="ar-SA"/>
+        </w:rPr>
+      </w:pPr>
+      <w:r>
+        <w:rPr>
+          <w:lang w:eastAsia="ar-SA"/>
+        </w:rPr>
+        <w:t>This</w:t>
+      </w:r>
+      <w:r>
+        <w:rPr>
+          <w:lang w:eastAsia="ar-SA"/>
+        </w:rPr>
+        <w:t xml:space="preserve"> is a string literal that </w:t>
+      </w:r>
+      <w:r>
+        <w:rPr>
+          <w:lang w:eastAsia="ar-SA"/>
+        </w:rPr>
+        <w:t>contains the HTML code to display the form on the web page.</w:t>
+      </w:r>
+      <w:r>
+        <w:rPr>
+          <w:lang w:eastAsia="ar-SA"/>
+        </w:rPr>
+        <w:t xml:space="preserve"> The tool only adds tax forms to the web page on an as needed basis, so the HTML for each tax form is kept with the class that will process the tax form.</w:t>
+      </w:r>
+    </w:p>
+    <w:p>
+      <w:pPr>
+        <w:pStyle w:val="Heading4"/>
+      </w:pPr>
+      <w:proofErr w:type="spellStart"/>
+      <w:proofErr w:type="gramStart"/>
+      <w:r>
+        <w:t>getHTML</w:t>
+      </w:r>
+      <w:proofErr w:type="spellEnd"/>
+      <w:r>
+        <w:t>(</w:t>
+      </w:r>
+      <w:proofErr w:type="gramEnd"/>
+      <w:r>
+        <w:t>) Method</w:t>
+      </w:r>
+    </w:p>
+    <w:p>
+      <w:pPr>
+        <w:pStyle w:val="Body-Text"/>
+        <w:rPr>
+          <w:lang w:eastAsia="ar-SA"/>
+        </w:rPr>
+      </w:pPr>
+      <w:r>
+        <w:rPr>
+          <w:lang w:eastAsia="ar-SA"/>
+        </w:rPr>
+        <w:t>This method is called to get the HTML when the tax for is added to the web page. This is a static method since it is not actually part of the tax form, but its fields must be synchronized with the fields in the tax form.</w:t>
+      </w:r>
+    </w:p>
+    <w:p>
+      <w:pPr>
+        <w:pStyle w:val="Heading4"/>
+      </w:pPr>
+      <w:proofErr w:type="spellStart"/>
+      <w:proofErr w:type="gramStart"/>
+      <w:r>
+        <w:t>getInputFromWeb</w:t>
+      </w:r>
+      <w:proofErr w:type="spellEnd"/>
+      <w:r>
+        <w:t>(</w:t>
+      </w:r>
+      <w:proofErr w:type="gramEnd"/>
+      <w:r>
+        <w:t>) Method</w:t>
+      </w:r>
+    </w:p>
+    <w:p>
+      <w:pPr>
+        <w:pStyle w:val="Body-Text"/>
+        <w:rPr>
+          <w:lang w:eastAsia="ar-SA"/>
+        </w:rPr>
+      </w:pPr>
+      <w:r>
+        <w:rPr>
+          <w:lang w:eastAsia="ar-SA"/>
+        </w:rPr>
+        <w:t xml:space="preserve">This method is called to copy the tax information from the web page for the tax form into an object that contains the names and values of each field. This object will be passed to the </w:t>
+      </w:r>
+      <w:proofErr w:type="spellStart"/>
+      <w:proofErr w:type="gramStart"/>
+      <w:r>
+        <w:rPr>
+          <w:rStyle w:val="SourceCodechar"/>
+        </w:rPr>
+        <w:t>loadInputFromWeb</w:t>
+      </w:r>
+      <w:proofErr w:type="spellEnd"/>
+      <w:r>
+        <w:rPr>
+          <w:rStyle w:val="SourceCodechar"/>
+        </w:rPr>
+        <w:t>(</w:t>
+      </w:r>
+      <w:proofErr w:type="gramEnd"/>
+      <w:r>
+        <w:rPr>
+          <w:rStyle w:val="SourceCodechar"/>
+        </w:rPr>
+        <w:t>)</w:t>
+      </w:r>
+      <w:r>
+        <w:rPr>
+          <w:lang w:eastAsia="ar-SA"/>
+        </w:rPr>
+        <w:t xml:space="preserve"> method to copy the information to the tax form when it is created.</w:t>
+      </w:r>
+    </w:p>
+    <w:p>
+      <w:pPr>
+        <w:pStyle w:val="Heading4"/>
+      </w:pPr>
+      <w:proofErr w:type="spellStart"/>
+      <w:proofErr w:type="gramStart"/>
+      <w:r>
+        <w:t>loadInputFromWeb</w:t>
+      </w:r>
+      <w:proofErr w:type="spellEnd"/>
+      <w:r>
+        <w:t>(</w:t>
+      </w:r>
+      <w:proofErr w:type="gramEnd"/>
+      <w:r>
+        <w:t>) Method</w:t>
+      </w:r>
+    </w:p>
+    <w:p>
+      <w:pPr>
+        <w:pStyle w:val="Body-Text"/>
+        <w:rPr>
+          <w:lang w:eastAsia="ar-SA"/>
+        </w:rPr>
+      </w:pPr>
+      <w:r>
+        <w:rPr>
+          <w:lang w:eastAsia="ar-SA"/>
+        </w:rPr>
+        <w:t xml:space="preserve">When an input tax form is created, this method copies the information that was entered on the web page by the user into the new tax form. The information is copied from the web by the </w:t>
+      </w:r>
+      <w:proofErr w:type="spellStart"/>
+      <w:proofErr w:type="gramStart"/>
+      <w:r>
+        <w:rPr>
+          <w:rStyle w:val="SourceCodechar"/>
+        </w:rPr>
+        <w:t>getInputFromWeb</w:t>
+      </w:r>
+      <w:proofErr w:type="spellEnd"/>
+      <w:r>
+        <w:rPr>
+          <w:rStyle w:val="SourceCodechar"/>
+        </w:rPr>
+        <w:t>(</w:t>
+      </w:r>
+      <w:proofErr w:type="gramEnd"/>
+      <w:r>
+        <w:rPr>
+          <w:rStyle w:val="SourceCodechar"/>
+        </w:rPr>
+        <w:t xml:space="preserve">) </w:t>
+      </w:r>
+      <w:r>
+        <w:rPr>
+          <w:lang w:eastAsia="ar-SA"/>
+        </w:rPr>
+        <w:t>method to an intermediate object, which is then passed to this method.</w:t>
+      </w:r>
+    </w:p>
+    <w:p>
+      <w:pPr>
+        <w:pStyle w:val="Body-Text"/>
+        <w:rPr>
+          <w:lang w:eastAsia="ar-SA"/>
+        </w:rPr>
+      </w:pPr>
+      <w:r>
+        <w:rPr>
+          <w:lang w:eastAsia="ar-SA"/>
+        </w:rPr>
+        <w:t xml:space="preserve">There is a generic version of this method in the </w:t>
+      </w:r>
+      <w:proofErr w:type="spellStart"/>
+      <w:r>
+        <w:rPr>
+          <w:rStyle w:val="SourceCodechar"/>
+        </w:rPr>
+        <w:t>TaxForm</w:t>
+      </w:r>
+      <w:proofErr w:type="spellEnd"/>
+      <w:r>
+        <w:rPr>
+          <w:lang w:eastAsia="ar-SA"/>
+        </w:rPr>
+        <w:t xml:space="preserve"> parent class. A tax form only needs to override this method if it has defined additional fields (besides the lines defined on the tax form) that can be entered on the web page.</w:t>
+      </w:r>
+      <w:r>
+        <w:rPr>
+          <w:lang w:eastAsia="ar-SA"/>
+        </w:rPr>
+        <w:t xml:space="preserve"> An example of this is form 1099-G. When this tax form reports a tax refund, additional information from the previous year's tax return is needed to determine if the refund is taxable.</w:t>
+      </w:r>
+    </w:p>
+    <w:p>
+      <w:pPr>
+        <w:pStyle w:val="Heading3"/>
+      </w:pPr>
+      <w:bookmarkStart w:id="11" w:name="_Toc237788079"/>
+      <w:bookmarkStart w:id="12" w:name="_Toc244070502"/>
+      <w:r>
+        <w:t>Output Forms</w:t>
+      </w:r>
+      <w:bookmarkEnd w:id="12"/>
+    </w:p>
+    <w:p>
+      <w:pPr>
+        <w:pStyle w:val="Body-Text"/>
+        <w:rPr>
+          <w:lang w:eastAsia="ar-SA"/>
+        </w:rPr>
+      </w:pPr>
+      <w:r>
+        <w:rPr>
+          <w:lang w:eastAsia="ar-SA"/>
+        </w:rPr>
+        <w:t xml:space="preserve">Output forms are simpler than input forms. The </w:t>
+      </w:r>
+      <w:proofErr w:type="spellStart"/>
+      <w:r>
+        <w:rPr>
+          <w:rStyle w:val="SourceCodechar"/>
+        </w:rPr>
+        <w:t>TaxForms</w:t>
+      </w:r>
+      <w:proofErr w:type="spellEnd"/>
+      <w:r>
+        <w:rPr>
+          <w:lang w:eastAsia="ar-SA"/>
+        </w:rPr>
+        <w:t xml:space="preserve"> parent class provides the methods </w:t>
+      </w:r>
+      <w:proofErr w:type="spellStart"/>
+      <w:proofErr w:type="gramStart"/>
+      <w:r>
+        <w:rPr>
+          <w:rStyle w:val="SourceCodechar"/>
+        </w:rPr>
+        <w:t>get</w:t>
+      </w:r>
+      <w:r>
+        <w:rPr>
+          <w:rStyle w:val="SourceCodechar"/>
+        </w:rPr>
+        <w:t>HTML</w:t>
+      </w:r>
+      <w:proofErr w:type="spellEnd"/>
+      <w:r>
+        <w:rPr>
+          <w:rStyle w:val="SourceCodechar"/>
+        </w:rPr>
+        <w:t>(</w:t>
+      </w:r>
+      <w:proofErr w:type="gramEnd"/>
+      <w:r>
+        <w:rPr>
+          <w:rStyle w:val="SourceCodechar"/>
+        </w:rPr>
+        <w:t>)</w:t>
+      </w:r>
+      <w:r>
+        <w:t xml:space="preserve"> </w:t>
+      </w:r>
+      <w:r>
+        <w:rPr>
+          <w:lang w:eastAsia="ar-SA"/>
+        </w:rPr>
+        <w:t xml:space="preserve">and </w:t>
+      </w:r>
+      <w:proofErr w:type="spellStart"/>
+      <w:r>
+        <w:rPr>
+          <w:rStyle w:val="SourceCodechar"/>
+        </w:rPr>
+        <w:t>putInformation</w:t>
+      </w:r>
+      <w:proofErr w:type="spellEnd"/>
+      <w:r>
+        <w:rPr>
+          <w:rStyle w:val="SourceCodechar"/>
+        </w:rPr>
+        <w:t>()</w:t>
+      </w:r>
+      <w:r>
+        <w:t>,</w:t>
+      </w:r>
+      <w:r>
+        <w:rPr>
+          <w:lang w:eastAsia="ar-SA"/>
+        </w:rPr>
+        <w:t xml:space="preserve"> which can display a generic tax form based on the information in the tax form object.</w:t>
+      </w:r>
+      <w:r>
+        <w:rPr>
+          <w:lang w:eastAsia="ar-SA"/>
+        </w:rPr>
+        <w:t xml:space="preserve"> Currently, the only output tax forms that have HTML specifically for </w:t>
+      </w:r>
+      <w:proofErr w:type="gramStart"/>
+      <w:r>
+        <w:rPr>
+          <w:lang w:eastAsia="ar-SA"/>
+        </w:rPr>
+        <w:t>that form are</w:t>
+      </w:r>
+      <w:proofErr w:type="gramEnd"/>
+      <w:r>
+        <w:rPr>
+          <w:lang w:eastAsia="ar-SA"/>
+        </w:rPr>
+        <w:t xml:space="preserve"> form 1040 and Schedule C. In those cases, the tax form class define</w:t>
+      </w:r>
+      <w:r>
+        <w:rPr>
+          <w:lang w:eastAsia="ar-SA"/>
+        </w:rPr>
+        <w:t>s</w:t>
+      </w:r>
+      <w:r>
+        <w:rPr>
+          <w:lang w:eastAsia="ar-SA"/>
+        </w:rPr>
+        <w:t xml:space="preserve"> the </w:t>
+      </w:r>
+      <w:r>
+        <w:rPr>
+          <w:rStyle w:val="SourceCodechar"/>
+        </w:rPr>
+        <w:t>HTML_FORM</w:t>
+      </w:r>
+      <w:r>
+        <w:rPr>
+          <w:lang w:eastAsia="ar-SA"/>
+        </w:rPr>
+        <w:t xml:space="preserve"> literal and override</w:t>
+      </w:r>
+      <w:r>
+        <w:rPr>
+          <w:lang w:eastAsia="ar-SA"/>
+        </w:rPr>
+        <w:t>s</w:t>
+      </w:r>
+      <w:r>
+        <w:rPr>
+          <w:lang w:eastAsia="ar-SA"/>
+        </w:rPr>
+        <w:t xml:space="preserve"> the </w:t>
+      </w:r>
+      <w:proofErr w:type="spellStart"/>
+      <w:proofErr w:type="gramStart"/>
+      <w:r>
+        <w:rPr>
+          <w:rStyle w:val="SourceCodechar"/>
+        </w:rPr>
+        <w:t>getHTML</w:t>
+      </w:r>
+      <w:proofErr w:type="spellEnd"/>
+      <w:r>
+        <w:rPr>
+          <w:rStyle w:val="SourceCodechar"/>
+        </w:rPr>
+        <w:t>(</w:t>
+      </w:r>
+      <w:proofErr w:type="gramEnd"/>
+      <w:r>
+        <w:rPr>
+          <w:rStyle w:val="SourceCodechar"/>
+        </w:rPr>
+        <w:t>)</w:t>
+      </w:r>
+      <w:r>
+        <w:rPr>
+          <w:lang w:eastAsia="ar-SA"/>
+        </w:rPr>
+        <w:t xml:space="preserve"> method to provide a customized tax form for display</w:t>
+      </w:r>
+      <w:r>
+        <w:rPr>
+          <w:lang w:eastAsia="ar-SA"/>
+        </w:rPr>
+        <w:t>ing on the web</w:t>
+      </w:r>
+      <w:r>
+        <w:rPr>
+          <w:lang w:eastAsia="ar-SA"/>
+        </w:rPr>
+        <w:t>.</w:t>
+      </w:r>
+    </w:p>
+    <w:p>
+      <w:pPr>
+        <w:pStyle w:val="Heading2"/>
+      </w:pPr>
+      <w:bookmarkStart w:id="13" w:name="_Toc242628103"/>
+      <w:bookmarkStart w:id="14" w:name="_Toc244070503"/>
+      <w:r>
         <w:lastRenderedPageBreak/>
-        <w:t>is calculated, and instance of the tax form is created, the information is copied from the web, and the form is calculated. Thus, an input form has the following properties and methods.</w:t>
-      </w:r>
-    </w:p>
-    <w:p>
-      <w:pPr>
-        <w:pStyle w:val="Heading4"/>
-      </w:pPr>
-      <w:r>
-        <w:t xml:space="preserve">ELEMENTS </w:t>
-      </w:r>
-      <w:r>
-        <w:t>Local Variable</w:t>
-      </w:r>
-    </w:p>
-    <w:p>
-      <w:pPr>
-        <w:pStyle w:val="Body-Text"/>
-        <w:rPr>
-          <w:lang w:eastAsia="ar-SA"/>
-        </w:rPr>
-      </w:pPr>
-      <w:r>
-        <w:rPr>
-          <w:lang w:eastAsia="ar-SA"/>
-        </w:rPr>
-        <w:t>This is an object that contains the names and type (text or numeric) of all the fields on the tax forms. This helps to write functions that can operate on the fields without being specific to a particular form.</w:t>
-      </w:r>
-    </w:p>
-    <w:p>
-      <w:pPr>
-        <w:pStyle w:val="Heading4"/>
-      </w:pPr>
-      <w:r>
-        <w:t xml:space="preserve">HTML_FORM </w:t>
-      </w:r>
-      <w:r>
-        <w:t>Local Variable</w:t>
-      </w:r>
-    </w:p>
-    <w:p>
-      <w:pPr>
-        <w:pStyle w:val="Body-Text"/>
-        <w:rPr>
-          <w:lang w:eastAsia="ar-SA"/>
-        </w:rPr>
-      </w:pPr>
-      <w:r>
-        <w:rPr>
-          <w:lang w:eastAsia="ar-SA"/>
-        </w:rPr>
-        <w:t>This</w:t>
-      </w:r>
-      <w:r>
-        <w:rPr>
-          <w:lang w:eastAsia="ar-SA"/>
-        </w:rPr>
-        <w:t xml:space="preserve"> is a string literal that </w:t>
-      </w:r>
-      <w:r>
-        <w:rPr>
-          <w:lang w:eastAsia="ar-SA"/>
-        </w:rPr>
-        <w:t>contains the HTML code to display the form on the web page.</w:t>
-      </w:r>
-      <w:r>
-        <w:rPr>
-          <w:lang w:eastAsia="ar-SA"/>
-        </w:rPr>
-        <w:t xml:space="preserve"> The tool only adds tax forms to the web page on an as needed basis, so the HTML for each tax form is kept with the class that will process the tax form.</w:t>
-      </w:r>
-    </w:p>
-    <w:p>
-      <w:pPr>
-        <w:pStyle w:val="Heading4"/>
-      </w:pPr>
-      <w:proofErr w:type="spellStart"/>
-      <w:proofErr w:type="gramStart"/>
-      <w:r>
-        <w:t>getHTML</w:t>
-      </w:r>
-      <w:proofErr w:type="spellEnd"/>
-      <w:r>
-        <w:t>(</w:t>
-      </w:r>
-      <w:proofErr w:type="gramEnd"/>
-      <w:r>
-        <w:t>) Method</w:t>
-      </w:r>
-    </w:p>
-    <w:p>
-      <w:pPr>
-        <w:pStyle w:val="Body-Text"/>
-        <w:rPr>
-          <w:lang w:eastAsia="ar-SA"/>
-        </w:rPr>
-      </w:pPr>
-      <w:r>
-        <w:rPr>
-          <w:lang w:eastAsia="ar-SA"/>
-        </w:rPr>
-        <w:t>This method is called to get the HTML when the tax for is added to the web page. This is a static method since it is not actually part of the tax form, but its fields must be synchronized with the fields in the tax form.</w:t>
-      </w:r>
-    </w:p>
-    <w:p>
-      <w:pPr>
-        <w:pStyle w:val="Heading4"/>
-      </w:pPr>
-      <w:proofErr w:type="spellStart"/>
-      <w:proofErr w:type="gramStart"/>
-      <w:r>
-        <w:t>getInputFromWeb</w:t>
-      </w:r>
-      <w:proofErr w:type="spellEnd"/>
-      <w:r>
-        <w:t>(</w:t>
-      </w:r>
-      <w:proofErr w:type="gramEnd"/>
-      <w:r>
-        <w:t>) Method</w:t>
-      </w:r>
-    </w:p>
-    <w:p>
-      <w:pPr>
-        <w:pStyle w:val="Body-Text"/>
-        <w:rPr>
-          <w:lang w:eastAsia="ar-SA"/>
-        </w:rPr>
-      </w:pPr>
-      <w:r>
-        <w:rPr>
-          <w:lang w:eastAsia="ar-SA"/>
-        </w:rPr>
-        <w:t xml:space="preserve">This method is called to copy the tax information from the web page for the tax form into an object that contains the names and values of each field. This object will be passed to the </w:t>
-      </w:r>
-      <w:proofErr w:type="spellStart"/>
-      <w:proofErr w:type="gramStart"/>
-      <w:r>
-        <w:rPr>
-          <w:rStyle w:val="SourceCodechar"/>
-        </w:rPr>
-        <w:t>loadInputFromWeb</w:t>
-      </w:r>
-      <w:proofErr w:type="spellEnd"/>
-      <w:r>
-        <w:rPr>
-          <w:rStyle w:val="SourceCodechar"/>
-        </w:rPr>
-        <w:t>(</w:t>
-      </w:r>
-      <w:proofErr w:type="gramEnd"/>
-      <w:r>
-        <w:rPr>
-          <w:rStyle w:val="SourceCodechar"/>
-        </w:rPr>
-        <w:t>)</w:t>
-      </w:r>
-      <w:r>
-        <w:rPr>
-          <w:lang w:eastAsia="ar-SA"/>
-        </w:rPr>
-        <w:t xml:space="preserve"> method to copy the information to the tax form when it is created.</w:t>
-      </w:r>
-    </w:p>
-    <w:p>
-      <w:pPr>
-        <w:pStyle w:val="Heading4"/>
-      </w:pPr>
-      <w:proofErr w:type="spellStart"/>
-      <w:proofErr w:type="gramStart"/>
-      <w:r>
-        <w:t>loadInputFromWeb</w:t>
-      </w:r>
-      <w:proofErr w:type="spellEnd"/>
-      <w:r>
-        <w:t>(</w:t>
-      </w:r>
-      <w:proofErr w:type="gramEnd"/>
-      <w:r>
-        <w:t>) Method</w:t>
-      </w:r>
-    </w:p>
-    <w:p>
-      <w:pPr>
-        <w:pStyle w:val="Body-Text"/>
-        <w:rPr>
-          <w:lang w:eastAsia="ar-SA"/>
-        </w:rPr>
-      </w:pPr>
-      <w:r>
-        <w:rPr>
-          <w:lang w:eastAsia="ar-SA"/>
-        </w:rPr>
-        <w:t xml:space="preserve">When an input tax form is created, this method copies the information that was entered on the web page by the user into the new tax form. The information is copied from the web by the </w:t>
-      </w:r>
-      <w:proofErr w:type="spellStart"/>
-      <w:proofErr w:type="gramStart"/>
-      <w:r>
-        <w:rPr>
-          <w:rStyle w:val="SourceCodechar"/>
-        </w:rPr>
-        <w:t>getInputFromWeb</w:t>
-      </w:r>
-      <w:proofErr w:type="spellEnd"/>
-      <w:r>
-        <w:rPr>
-          <w:rStyle w:val="SourceCodechar"/>
-        </w:rPr>
-        <w:t>(</w:t>
-      </w:r>
-      <w:proofErr w:type="gramEnd"/>
-      <w:r>
-        <w:rPr>
-          <w:rStyle w:val="SourceCodechar"/>
-        </w:rPr>
-        <w:t xml:space="preserve">) </w:t>
-      </w:r>
-      <w:r>
-        <w:rPr>
-          <w:lang w:eastAsia="ar-SA"/>
-        </w:rPr>
-        <w:t>method to an intermediate object, which is then passed to this method.</w:t>
-      </w:r>
-    </w:p>
-    <w:p>
-      <w:pPr>
-        <w:pStyle w:val="Body-Text"/>
-        <w:rPr>
-          <w:lang w:eastAsia="ar-SA"/>
-        </w:rPr>
-      </w:pPr>
-      <w:r>
-        <w:rPr>
-          <w:lang w:eastAsia="ar-SA"/>
-        </w:rPr>
-        <w:t xml:space="preserve">There is a generic version of this method in the </w:t>
-      </w:r>
-      <w:proofErr w:type="spellStart"/>
-      <w:r>
-        <w:rPr>
-          <w:rStyle w:val="SourceCodechar"/>
-        </w:rPr>
-        <w:t>TaxForm</w:t>
-      </w:r>
-      <w:proofErr w:type="spellEnd"/>
-      <w:r>
-        <w:rPr>
-          <w:lang w:eastAsia="ar-SA"/>
-        </w:rPr>
-        <w:t xml:space="preserve"> parent class. A tax form only needs to override this method if it has defined additional fields (besides the lines defined on the tax form) that can be entered on the web page.</w:t>
-      </w:r>
-      <w:r>
-        <w:rPr>
-          <w:lang w:eastAsia="ar-SA"/>
-        </w:rPr>
-        <w:t xml:space="preserve"> An example of this is form 1099-G. When this tax form reports a tax refund, additional information from the previous year's tax return is needed to determine if the refund is taxable.</w:t>
-      </w:r>
-    </w:p>
-    <w:p>
-      <w:pPr>
-        <w:pStyle w:val="Heading3"/>
-      </w:pPr>
-      <w:bookmarkStart w:id="11" w:name="_Toc242375229"/>
-      <w:bookmarkStart w:id="12" w:name="_Toc237788079"/>
-      <w:r>
-        <w:t>Output Forms</w:t>
-      </w:r>
-      <w:bookmarkEnd w:id="11"/>
-    </w:p>
-    <w:p>
-      <w:pPr>
-        <w:pStyle w:val="Body-Text"/>
-        <w:rPr>
-          <w:lang w:eastAsia="ar-SA"/>
-        </w:rPr>
-      </w:pPr>
-      <w:r>
-        <w:rPr>
-          <w:lang w:eastAsia="ar-SA"/>
-        </w:rPr>
-        <w:t xml:space="preserve">Output forms are simpler than input forms. The </w:t>
-      </w:r>
-      <w:proofErr w:type="spellStart"/>
-      <w:r>
-        <w:rPr>
-          <w:rStyle w:val="SourceCodechar"/>
-        </w:rPr>
-        <w:t>TaxForms</w:t>
-      </w:r>
-      <w:proofErr w:type="spellEnd"/>
-      <w:r>
-        <w:rPr>
-          <w:lang w:eastAsia="ar-SA"/>
-        </w:rPr>
-        <w:t xml:space="preserve"> parent class provides the methods </w:t>
-      </w:r>
-      <w:proofErr w:type="spellStart"/>
-      <w:proofErr w:type="gramStart"/>
-      <w:r>
-        <w:rPr>
-          <w:rStyle w:val="SourceCodechar"/>
-        </w:rPr>
-        <w:t>get</w:t>
-      </w:r>
-      <w:r>
-        <w:rPr>
-          <w:rStyle w:val="SourceCodechar"/>
-        </w:rPr>
-        <w:t>HTML</w:t>
-      </w:r>
-      <w:proofErr w:type="spellEnd"/>
-      <w:r>
-        <w:rPr>
-          <w:rStyle w:val="SourceCodechar"/>
-        </w:rPr>
-        <w:t>(</w:t>
-      </w:r>
-      <w:proofErr w:type="gramEnd"/>
-      <w:r>
-        <w:rPr>
-          <w:rStyle w:val="SourceCodechar"/>
-        </w:rPr>
-        <w:t>)</w:t>
-      </w:r>
-      <w:r>
-        <w:t xml:space="preserve"> </w:t>
-      </w:r>
-      <w:r>
-        <w:rPr>
-          <w:lang w:eastAsia="ar-SA"/>
-        </w:rPr>
-        <w:t xml:space="preserve">and </w:t>
-      </w:r>
-      <w:proofErr w:type="spellStart"/>
-      <w:r>
-        <w:rPr>
-          <w:rStyle w:val="SourceCodechar"/>
-        </w:rPr>
-        <w:t>putInformation</w:t>
-      </w:r>
-      <w:proofErr w:type="spellEnd"/>
-      <w:r>
-        <w:rPr>
-          <w:rStyle w:val="SourceCodechar"/>
-        </w:rPr>
-        <w:t>()</w:t>
-      </w:r>
-      <w:r>
-        <w:t>,</w:t>
-      </w:r>
-      <w:r>
-        <w:rPr>
-          <w:lang w:eastAsia="ar-SA"/>
-        </w:rPr>
-        <w:t xml:space="preserve"> which can display a generic tax form based on the information in the tax form object.</w:t>
-      </w:r>
-      <w:r>
-        <w:rPr>
-          <w:lang w:eastAsia="ar-SA"/>
-        </w:rPr>
-        <w:t xml:space="preserve"> Currently, the only output tax forms that have HTML specifically for </w:t>
-      </w:r>
-      <w:proofErr w:type="gramStart"/>
-      <w:r>
-        <w:rPr>
-          <w:lang w:eastAsia="ar-SA"/>
-        </w:rPr>
-        <w:t>that form are</w:t>
-      </w:r>
-      <w:proofErr w:type="gramEnd"/>
-      <w:r>
-        <w:rPr>
-          <w:lang w:eastAsia="ar-SA"/>
-        </w:rPr>
-        <w:t xml:space="preserve"> form 1040 and Schedule C. In those cases, the tax form class define</w:t>
-      </w:r>
-      <w:r>
-        <w:rPr>
-          <w:lang w:eastAsia="ar-SA"/>
-        </w:rPr>
-        <w:t>s</w:t>
-      </w:r>
-      <w:r>
-        <w:rPr>
-          <w:lang w:eastAsia="ar-SA"/>
-        </w:rPr>
-        <w:t xml:space="preserve"> the </w:t>
-      </w:r>
-      <w:r>
-        <w:rPr>
-          <w:rStyle w:val="SourceCodechar"/>
-        </w:rPr>
-        <w:t>HTML_FORM</w:t>
-      </w:r>
-      <w:r>
-        <w:rPr>
-          <w:lang w:eastAsia="ar-SA"/>
-        </w:rPr>
-        <w:t xml:space="preserve"> literal and override</w:t>
-      </w:r>
-      <w:r>
-        <w:rPr>
-          <w:lang w:eastAsia="ar-SA"/>
-        </w:rPr>
-        <w:t>s</w:t>
-      </w:r>
-      <w:r>
-        <w:rPr>
-          <w:lang w:eastAsia="ar-SA"/>
-        </w:rPr>
-        <w:t xml:space="preserve"> the </w:t>
-      </w:r>
-      <w:proofErr w:type="spellStart"/>
-      <w:proofErr w:type="gramStart"/>
-      <w:r>
-        <w:rPr>
-          <w:rStyle w:val="SourceCodechar"/>
-        </w:rPr>
-        <w:t>getHTML</w:t>
-      </w:r>
-      <w:proofErr w:type="spellEnd"/>
-      <w:r>
-        <w:rPr>
-          <w:rStyle w:val="SourceCodechar"/>
-        </w:rPr>
-        <w:t>(</w:t>
-      </w:r>
-      <w:proofErr w:type="gramEnd"/>
-      <w:r>
-        <w:rPr>
-          <w:rStyle w:val="SourceCodechar"/>
-        </w:rPr>
-        <w:t>)</w:t>
-      </w:r>
-      <w:r>
-        <w:rPr>
-          <w:lang w:eastAsia="ar-SA"/>
-        </w:rPr>
-        <w:t xml:space="preserve"> method to provide a customized tax form for display</w:t>
-      </w:r>
-      <w:r>
-        <w:rPr>
-          <w:lang w:eastAsia="ar-SA"/>
-        </w:rPr>
-        <w:t>ing on the web</w:t>
-      </w:r>
-      <w:r>
-        <w:rPr>
-          <w:lang w:eastAsia="ar-SA"/>
-        </w:rPr>
-        <w:t>.</w:t>
-      </w:r>
-    </w:p>
-    <w:p>
-      <w:pPr>
-        <w:pStyle w:val="Heading2"/>
-      </w:pPr>
-      <w:bookmarkStart w:id="13" w:name="_Toc237788081"/>
-      <w:bookmarkStart w:id="14" w:name="_Toc242375230"/>
-      <w:bookmarkEnd w:id="12"/>
-      <w:r>
-        <w:t>Utility Modules</w:t>
+        <w:t>HTML Blocks</w:t>
       </w:r>
       <w:bookmarkEnd w:id="13"/>
       <w:bookmarkEnd w:id="14"/>
@@ -6167,6 +6943,595 @@
         <w:pStyle w:val="Body-Text"/>
       </w:pPr>
       <w:r>
+        <w:t xml:space="preserve">The two JavaScript classes </w:t>
+      </w:r>
+      <w:proofErr w:type="spellStart"/>
+      <w:r>
+        <w:t>HTMLBlock</w:t>
+      </w:r>
+      <w:proofErr w:type="spellEnd"/>
+      <w:r>
+        <w:t xml:space="preserve"> and </w:t>
+      </w:r>
+      <w:proofErr w:type="spellStart"/>
+      <w:r>
+        <w:t>HTMLMgr</w:t>
+      </w:r>
+      <w:proofErr w:type="spellEnd"/>
+      <w:r>
+        <w:t xml:space="preserve"> can be used to manage blocks of HTML code that are dynamically added to a web page (DOM). The HTML block can contain any HTML code, but it must be enclosed in an HTML block element (such as &lt;div&gt;, &lt;p&gt;, or &lt;pre&gt;) so the entire block can be manipulated as a single entity.</w:t>
+      </w:r>
+    </w:p>
+    <w:p>
+      <w:pPr>
+        <w:pStyle w:val="Heading3"/>
+      </w:pPr>
+      <w:bookmarkStart w:id="15" w:name="_Toc242628104"/>
+      <w:bookmarkStart w:id="16" w:name="_Toc244070504"/>
+      <w:r>
+        <w:t>Block Names</w:t>
+      </w:r>
+      <w:bookmarkEnd w:id="15"/>
+      <w:bookmarkEnd w:id="16"/>
+    </w:p>
+    <w:p>
+      <w:pPr>
+        <w:pStyle w:val="Body-Text"/>
+      </w:pPr>
+      <w:r>
+        <w:t>Blocks are assigned a name, which is just a string that identifies all the blocks of the blocks of the same type. There can be more than one block with the same name so, it can be used to identify, for example, the type, category, or class, of the block.</w:t>
+      </w:r>
+    </w:p>
+    <w:p>
+      <w:pPr>
+        <w:pStyle w:val="Body-Text"/>
+      </w:pPr>
+      <w:r>
+        <w:t>The name must be a lowercase string that consists only of letters and numbers and begins with a letter. These restrictions facilitate parsing element IDs (see below) and allow conversion between HTML element IDs and JavaScript variable names simply by changing hyphens to underscores, and vice versa.</w:t>
+      </w:r>
+    </w:p>
+    <w:p>
+      <w:pPr>
+        <w:pStyle w:val="Heading3"/>
+      </w:pPr>
+      <w:bookmarkStart w:id="17" w:name="_Toc242628105"/>
+      <w:bookmarkStart w:id="18" w:name="_Toc244070505"/>
+      <w:r>
+        <w:t>Unique IDs</w:t>
+      </w:r>
+      <w:bookmarkEnd w:id="17"/>
+      <w:bookmarkEnd w:id="18"/>
+    </w:p>
+    <w:p>
+      <w:pPr>
+        <w:pStyle w:val="Body-Text"/>
+      </w:pPr>
+      <w:r>
+        <w:t>Blocks are assigned a unique ID, which is unique among blocks with the same name. The first UID allocated is 0, then 1, then 2, and so on. UIDs are not recycled, so they remain unique the execution of the program. Since UIDs are allocated in increasing order, they can be used to determine the order blocks of the same type were created.</w:t>
+      </w:r>
+    </w:p>
+    <w:p>
+      <w:pPr>
+        <w:pStyle w:val="Body-Text"/>
+      </w:pPr>
+      <w:r>
+        <w:t xml:space="preserve">The block name and UID can be used to uniquely identify an HTML block among all blocks managed by the </w:t>
+      </w:r>
+      <w:proofErr w:type="spellStart"/>
+      <w:r>
+        <w:t>HTMLMgr</w:t>
+      </w:r>
+      <w:proofErr w:type="spellEnd"/>
+      <w:r>
+        <w:t xml:space="preserve"> module.</w:t>
+      </w:r>
+    </w:p>
+    <w:p>
+      <w:pPr>
+        <w:pStyle w:val="Heading3"/>
+      </w:pPr>
+      <w:bookmarkStart w:id="19" w:name="_Toc242628106"/>
+      <w:bookmarkStart w:id="20" w:name="_Toc244070506"/>
+      <w:r>
+        <w:t>Field Names</w:t>
+      </w:r>
+      <w:bookmarkEnd w:id="19"/>
+      <w:bookmarkEnd w:id="20"/>
+    </w:p>
+    <w:p>
+      <w:pPr>
+        <w:pStyle w:val="Body-Text"/>
+      </w:pPr>
+      <w:r>
+        <w:t>The field name identifies a single field in the block, and must be unique within the block.</w:t>
+      </w:r>
+    </w:p>
+    <w:p>
+      <w:pPr>
+        <w:pStyle w:val="Body-Text"/>
+      </w:pPr>
+      <w:r>
+        <w:t>The name must be a lowercase string that consists only of letters, numbers, and hyphens. The field name must begin with a letter. Unlike a block name, a field name may contain hyphens.</w:t>
+      </w:r>
+    </w:p>
+    <w:p>
+      <w:pPr>
+        <w:pStyle w:val="Heading3"/>
+      </w:pPr>
+      <w:bookmarkStart w:id="21" w:name="_Toc242628107"/>
+      <w:bookmarkStart w:id="22" w:name="_Toc244070507"/>
+      <w:r>
+        <w:t>Element IDs</w:t>
+      </w:r>
+      <w:bookmarkEnd w:id="21"/>
+      <w:bookmarkEnd w:id="22"/>
+    </w:p>
+    <w:p>
+      <w:pPr>
+        <w:pStyle w:val="Body-Text"/>
+      </w:pPr>
+      <w:r>
+        <w:t>The HTML elements in an HTML block and the HTML block itself need a consistent method to identify the elements so they can be managed by a common set of routines. Therefore, the ID attribute of an HTML element is used to access any element in the HTML block. Since the ID attribute of every HTML element must be unique, the element IDs of the elements in an HTML block will consist of the name of the HTML block, the unique ID of the HTML block, and the name of the field within the block separator by hyphens.</w:t>
+      </w:r>
+    </w:p>
+    <w:p>
+      <w:pPr>
+        <w:pStyle w:val="Body-Text"/>
+      </w:pPr>
+      <w:r>
+        <w:tab/>
+      </w:r>
+      <w:proofErr w:type="spellStart"/>
+      <w:proofErr w:type="gramStart"/>
+      <w:r>
+        <w:t>blockName-uid-fieldName</w:t>
+      </w:r>
+      <w:proofErr w:type="spellEnd"/>
+      <w:proofErr w:type="gramEnd"/>
+    </w:p>
+    <w:p>
+      <w:pPr>
+        <w:pStyle w:val="Heading2"/>
+      </w:pPr>
+      <w:bookmarkStart w:id="23" w:name="_Toc242628108"/>
+      <w:bookmarkStart w:id="24" w:name="_Toc244070508"/>
+      <w:r>
+        <w:t>HTML Block Class</w:t>
+      </w:r>
+      <w:bookmarkEnd w:id="23"/>
+      <w:bookmarkEnd w:id="24"/>
+    </w:p>
+    <w:p>
+      <w:pPr>
+        <w:pStyle w:val="Body-Text"/>
+      </w:pPr>
+      <w:r>
+        <w:t xml:space="preserve">The </w:t>
+      </w:r>
+      <w:proofErr w:type="spellStart"/>
+      <w:r>
+        <w:t>HTMLBlock</w:t>
+      </w:r>
+      <w:proofErr w:type="spellEnd"/>
+      <w:r>
+        <w:t xml:space="preserve"> class defines an object that defined an instance of a block of HTML code that can be added to the web page (DOC).</w:t>
+      </w:r>
+    </w:p>
+    <w:p>
+      <w:pPr>
+        <w:pStyle w:val="Body-Text"/>
+      </w:pPr>
+      <w:r>
+        <w:t>The primary function of an HTML block is to:</w:t>
+      </w:r>
+    </w:p>
+    <w:p>
+      <w:pPr>
+        <w:pStyle w:val="List-Bullet-tight025"/>
+        <w:ind w:left="1800"/>
+      </w:pPr>
+      <w:r>
+        <w:t>Add the block of HTML code to the DOM</w:t>
+      </w:r>
+    </w:p>
+    <w:p>
+      <w:pPr>
+        <w:pStyle w:val="List-Bullet-tight025"/>
+        <w:ind w:left="1800"/>
+      </w:pPr>
+      <w:r>
+        <w:t>Remove the block of HTML code from the DOM</w:t>
+      </w:r>
+    </w:p>
+    <w:p>
+      <w:pPr>
+        <w:pStyle w:val="List-Bullet-tight025"/>
+        <w:ind w:left="1800"/>
+      </w:pPr>
+      <w:r>
+        <w:t>Copy information from the fields in the block</w:t>
+      </w:r>
+    </w:p>
+    <w:p>
+      <w:pPr>
+        <w:pStyle w:val="List-Bullet-tight025"/>
+        <w:ind w:left="1800"/>
+      </w:pPr>
+      <w:r>
+        <w:t>Copy information to the fields in the block</w:t>
+      </w:r>
+    </w:p>
+    <w:p>
+      <w:pPr>
+        <w:pStyle w:val="Heading3"/>
+      </w:pPr>
+      <w:bookmarkStart w:id="25" w:name="_Toc242628109"/>
+      <w:bookmarkStart w:id="26" w:name="_Toc244070509"/>
+      <w:proofErr w:type="gramStart"/>
+      <w:r>
+        <w:t>fields</w:t>
+      </w:r>
+      <w:proofErr w:type="gramEnd"/>
+      <w:r>
+        <w:t xml:space="preserve"> Variable</w:t>
+      </w:r>
+      <w:bookmarkEnd w:id="25"/>
+      <w:bookmarkEnd w:id="26"/>
+    </w:p>
+    <w:p>
+      <w:pPr>
+        <w:pStyle w:val="Body-Text"/>
+        <w:rPr>
+          <w:lang w:eastAsia="ar-SA"/>
+        </w:rPr>
+      </w:pPr>
+      <w:r>
+        <w:rPr>
+          <w:lang w:eastAsia="ar-SA"/>
+        </w:rPr>
+        <w:t xml:space="preserve">The FIELDS variable defines the attributes of every field in the HTML block that can be managed by the object. </w:t>
+      </w:r>
+    </w:p>
+    <w:p>
+      <w:pPr>
+        <w:pStyle w:val="Heading3"/>
+      </w:pPr>
+      <w:bookmarkStart w:id="27" w:name="_Toc242628110"/>
+      <w:bookmarkStart w:id="28" w:name="_Toc244070510"/>
+      <w:proofErr w:type="gramStart"/>
+      <w:r>
+        <w:lastRenderedPageBreak/>
+        <w:t>html</w:t>
+      </w:r>
+      <w:proofErr w:type="gramEnd"/>
+      <w:r>
+        <w:t xml:space="preserve"> Variable</w:t>
+      </w:r>
+      <w:bookmarkEnd w:id="27"/>
+      <w:bookmarkEnd w:id="28"/>
+    </w:p>
+    <w:p>
+      <w:pPr>
+        <w:pStyle w:val="Heading2"/>
+      </w:pPr>
+      <w:bookmarkStart w:id="29" w:name="_Toc242628111"/>
+      <w:bookmarkStart w:id="30" w:name="_Toc244070511"/>
+      <w:r>
+        <w:t>HTML Manager Class</w:t>
+      </w:r>
+      <w:bookmarkEnd w:id="29"/>
+      <w:bookmarkEnd w:id="30"/>
+    </w:p>
+    <w:p>
+      <w:pPr>
+        <w:pStyle w:val="Body-Text"/>
+      </w:pPr>
+      <w:proofErr w:type="gramStart"/>
+      <w:r>
+        <w:t xml:space="preserve">The </w:t>
+      </w:r>
+      <w:proofErr w:type="spellStart"/>
+      <w:r>
+        <w:t>HTMLMgr</w:t>
+      </w:r>
+      <w:proofErr w:type="spellEnd"/>
+      <w:r>
+        <w:t xml:space="preserve"> class with a single object that manages all the objects in the </w:t>
+      </w:r>
+      <w:proofErr w:type="spellStart"/>
+      <w:r>
+        <w:t>HTMLBlock</w:t>
+      </w:r>
+      <w:proofErr w:type="spellEnd"/>
+      <w:r>
+        <w:t xml:space="preserve"> class.</w:t>
+      </w:r>
+      <w:proofErr w:type="gramEnd"/>
+    </w:p>
+    <w:p>
+      <w:pPr>
+        <w:pStyle w:val="Heading2"/>
+      </w:pPr>
+      <w:bookmarkStart w:id="31" w:name="_Toc242628112"/>
+      <w:bookmarkStart w:id="32" w:name="_Toc244070512"/>
+      <w:r>
+        <w:t>Tax Forms</w:t>
+      </w:r>
+      <w:bookmarkEnd w:id="31"/>
+      <w:bookmarkEnd w:id="32"/>
+    </w:p>
+    <w:p>
+      <w:pPr>
+        <w:pStyle w:val="Body-Text"/>
+      </w:pPr>
+      <w:r>
+        <w:t xml:space="preserve">Instances of the </w:t>
+      </w:r>
+      <w:proofErr w:type="spellStart"/>
+      <w:r>
+        <w:t>HTMLBlock</w:t>
+      </w:r>
+      <w:proofErr w:type="spellEnd"/>
+      <w:r>
+        <w:t xml:space="preserve"> class are the external representation of tax forms, that is, the tax forms that the user can see. Instances of the </w:t>
+      </w:r>
+      <w:proofErr w:type="spellStart"/>
+      <w:r>
+        <w:t>TaxForm</w:t>
+      </w:r>
+      <w:proofErr w:type="spellEnd"/>
+      <w:r>
+        <w:t xml:space="preserve"> class are the internal representation of tax forms. This is where the tax calculations are performed.</w:t>
+      </w:r>
+    </w:p>
+    <w:p>
+      <w:pPr>
+        <w:pStyle w:val="Heading2"/>
+      </w:pPr>
+      <w:bookmarkStart w:id="33" w:name="_Toc242628113"/>
+      <w:bookmarkStart w:id="34" w:name="_Toc244070513"/>
+      <w:r>
+        <w:t>Tax Tool</w:t>
+      </w:r>
+      <w:bookmarkEnd w:id="33"/>
+      <w:bookmarkEnd w:id="34"/>
+    </w:p>
+    <w:p>
+      <w:pPr>
+        <w:pStyle w:val="Body-Text"/>
+      </w:pPr>
+      <w:r>
+        <w:t>The tax tool goes through a life cycle where it:</w:t>
+      </w:r>
+    </w:p>
+    <w:p>
+      <w:pPr>
+        <w:pStyle w:val="List-Bullet-tight025"/>
+        <w:ind w:left="1800"/>
+      </w:pPr>
+      <w:r>
+        <w:t>Creates HTML versions of a tax forms needed for input</w:t>
+      </w:r>
+    </w:p>
+    <w:p>
+      <w:pPr>
+        <w:pStyle w:val="List-Bullet-tight025"/>
+        <w:ind w:left="1800"/>
+      </w:pPr>
+      <w:r>
+        <w:t>Creates an internal versions of the tax forms with input data</w:t>
+      </w:r>
+    </w:p>
+    <w:p>
+      <w:pPr>
+        <w:pStyle w:val="List-Bullet-tight025"/>
+        <w:ind w:left="1800"/>
+      </w:pPr>
+      <w:r>
+        <w:t>Calculates the tax return (that is, calculate all the tax forms)</w:t>
+      </w:r>
+    </w:p>
+    <w:p>
+      <w:pPr>
+        <w:pStyle w:val="List-Bullet-tight025"/>
+        <w:ind w:left="1800"/>
+      </w:pPr>
+      <w:r>
+        <w:t xml:space="preserve">Creates </w:t>
+      </w:r>
+      <w:proofErr w:type="gramStart"/>
+      <w:r>
+        <w:t>an HTML versions</w:t>
+      </w:r>
+      <w:proofErr w:type="gramEnd"/>
+      <w:r>
+        <w:t xml:space="preserve"> of a tax forms needed to display the tax return</w:t>
+      </w:r>
+    </w:p>
+    <w:p>
+      <w:pPr>
+        <w:pStyle w:val="List-Bullet-tight025"/>
+        <w:ind w:left="0" w:firstLine="0"/>
+      </w:pPr>
+    </w:p>
+    <w:p>
+      <w:pPr>
+        <w:pStyle w:val="Body-Text"/>
+      </w:pPr>
+      <w:r>
+        <w:t>The internal and external versions of a tax form have the same fields, it just that on the web the field is defined in HTML and internally it is defined in JavaScript. The transfer of information from external to internal and vice-versa is performed in JavaScript so a JavaScript object is used. A JavaScript object is simple a collection of name-value pairs, so in our case, it is a collection of field names and field values.</w:t>
+      </w:r>
+    </w:p>
+    <w:p>
+      <w:pPr>
+        <w:pStyle w:val="Body-Text"/>
+      </w:pPr>
+      <w:r>
+        <w:t>One caveat is that HTML field names generally use kebab-case and JavaScript variable names generally use snake-case. If everything else in the name is the same, the conversion from one to the other is simply replacing hyphens with underscores or vice-versa.</w:t>
+      </w:r>
+    </w:p>
+    <w:p>
+      <w:pPr>
+        <w:pStyle w:val="Body-Text"/>
+      </w:pPr>
+      <w:r>
+        <w:t xml:space="preserve">To create a tax form, there needs to be </w:t>
+      </w:r>
+      <w:proofErr w:type="gramStart"/>
+      <w:r>
+        <w:t>an</w:t>
+      </w:r>
+      <w:proofErr w:type="gramEnd"/>
+      <w:r>
+        <w:t xml:space="preserve"> both </w:t>
+      </w:r>
+      <w:proofErr w:type="spellStart"/>
+      <w:r>
+        <w:t>HTMLBlock</w:t>
+      </w:r>
+      <w:proofErr w:type="spellEnd"/>
+      <w:r>
+        <w:t xml:space="preserve"> class and a </w:t>
+      </w:r>
+      <w:proofErr w:type="spellStart"/>
+      <w:r>
+        <w:t>TaxForm</w:t>
+      </w:r>
+      <w:proofErr w:type="spellEnd"/>
+      <w:r>
+        <w:t xml:space="preserve"> class for the form.</w:t>
+      </w:r>
+    </w:p>
+    <w:p>
+      <w:pPr>
+        <w:pStyle w:val="SourceCode"/>
+      </w:pPr>
+      <w:proofErr w:type="gramStart"/>
+      <w:r>
+        <w:t>export</w:t>
+      </w:r>
+      <w:proofErr w:type="gramEnd"/>
+      <w:r>
+        <w:t xml:space="preserve"> class F0000 extends </w:t>
+      </w:r>
+      <w:proofErr w:type="spellStart"/>
+      <w:r>
+        <w:t>Taxform</w:t>
+      </w:r>
+      <w:proofErr w:type="spellEnd"/>
+      <w:r>
+        <w:t xml:space="preserve"> {}</w:t>
+      </w:r>
+    </w:p>
+    <w:p>
+      <w:pPr>
+        <w:pStyle w:val="SourceCode"/>
+      </w:pPr>
+      <w:proofErr w:type="gramStart"/>
+      <w:r>
+        <w:t>export</w:t>
+      </w:r>
+      <w:proofErr w:type="gramEnd"/>
+      <w:r>
+        <w:t xml:space="preserve"> class F0000_HTML extends </w:t>
+      </w:r>
+      <w:proofErr w:type="spellStart"/>
+      <w:r>
+        <w:t>HTMLBlock</w:t>
+      </w:r>
+      <w:proofErr w:type="spellEnd"/>
+      <w:r>
+        <w:t xml:space="preserve"> {}</w:t>
+      </w:r>
+    </w:p>
+    <w:p>
+      <w:pPr>
+        <w:pStyle w:val="SourceCode"/>
+        <w:ind w:left="0"/>
+      </w:pPr>
+    </w:p>
+    <w:p>
+      <w:pPr>
+        <w:pStyle w:val="Body-Text"/>
+      </w:pPr>
+      <w:r>
+        <w:t xml:space="preserve">The naming convention for this situation is the name of the </w:t>
+      </w:r>
+      <w:proofErr w:type="spellStart"/>
+      <w:r>
+        <w:t>TaxForm</w:t>
+      </w:r>
+      <w:proofErr w:type="spellEnd"/>
+      <w:r>
+        <w:t xml:space="preserve"> class for a form is the form name or number preceded with an “F”, and the name of the </w:t>
+      </w:r>
+      <w:proofErr w:type="spellStart"/>
+      <w:r>
+        <w:t>HTMLBock</w:t>
+      </w:r>
+      <w:proofErr w:type="spellEnd"/>
+      <w:r>
+        <w:t xml:space="preserve"> class for a form is the form name or number appended with “_HTML”. The two classes of a tax form are very closely related; in particular, they share the same fields and need the ability to copy data from the fields in one class to the other.</w:t>
+      </w:r>
+    </w:p>
+    <w:p>
+      <w:pPr>
+        <w:pStyle w:val="Body-Text"/>
+      </w:pPr>
+      <w:r>
+        <w:t xml:space="preserve">The </w:t>
+      </w:r>
+      <w:proofErr w:type="spellStart"/>
+      <w:r>
+        <w:t>HTMLBlock</w:t>
+      </w:r>
+      <w:proofErr w:type="spellEnd"/>
+      <w:r>
+        <w:t xml:space="preserve"> class contains a variable, </w:t>
+      </w:r>
+      <w:proofErr w:type="gramStart"/>
+      <w:r>
+        <w:t>fields, that defines</w:t>
+      </w:r>
+      <w:proofErr w:type="gramEnd"/>
+      <w:r>
+        <w:t xml:space="preserve"> all the fields in the form. Rather that duplicating this information in the </w:t>
+      </w:r>
+      <w:proofErr w:type="spellStart"/>
+      <w:r>
+        <w:t>TaxForm</w:t>
+      </w:r>
+      <w:proofErr w:type="spellEnd"/>
+      <w:r>
+        <w:t xml:space="preserve"> class of the tax </w:t>
+      </w:r>
+      <w:proofErr w:type="gramStart"/>
+      <w:r>
+        <w:t>form,</w:t>
+      </w:r>
+      <w:proofErr w:type="gramEnd"/>
+      <w:r>
+        <w:t xml:space="preserve"> it can access this information by knowing the name of the other class using that to call a static method in the other class that provides access to the information. </w:t>
+      </w:r>
+    </w:p>
+    <w:p>
+      <w:pPr>
+        <w:pStyle w:val="Heading2"/>
+      </w:pPr>
+      <w:bookmarkStart w:id="35" w:name="_Toc237788081"/>
+      <w:bookmarkStart w:id="36" w:name="_Toc244070514"/>
+      <w:bookmarkEnd w:id="11"/>
+      <w:r>
+        <w:t>Utility Modules</w:t>
+      </w:r>
+      <w:bookmarkEnd w:id="35"/>
+      <w:bookmarkEnd w:id="36"/>
+    </w:p>
+    <w:p>
+      <w:pPr>
+        <w:pStyle w:val="Body-Text"/>
+      </w:pPr>
+      <w:r>
         <w:t>A lot of the code used by the tools is shared by all the tools</w:t>
       </w:r>
       <w:r>
@@ -6304,6 +7669,7 @@
       </w:pPr>
       <w:proofErr w:type="spellStart"/>
       <w:r>
+        <w:lastRenderedPageBreak/>
         <w:t>InputWorksheets</w:t>
       </w:r>
       <w:proofErr w:type="spellEnd"/>
@@ -6353,11 +7719,11 @@
       <w:pPr>
         <w:pStyle w:val="Heading3"/>
       </w:pPr>
-      <w:bookmarkStart w:id="15" w:name="_Toc242375231"/>
+      <w:bookmarkStart w:id="37" w:name="_Toc244070515"/>
       <w:r>
         <w:t>Classes</w:t>
       </w:r>
-      <w:bookmarkEnd w:id="15"/>
+      <w:bookmarkEnd w:id="37"/>
     </w:p>
     <w:p>
       <w:pPr>
@@ -6529,11 +7895,11 @@
       <w:pPr>
         <w:pStyle w:val="Heading3"/>
       </w:pPr>
-      <w:bookmarkStart w:id="16" w:name="_Toc242375232"/>
+      <w:bookmarkStart w:id="38" w:name="_Toc244070516"/>
       <w:r>
         <w:t>Modules</w:t>
       </w:r>
-      <w:bookmarkEnd w:id="16"/>
+      <w:bookmarkEnd w:id="38"/>
     </w:p>
     <w:p>
       <w:pPr>
@@ -6749,25 +8115,28 @@
       <w:pPr>
         <w:pStyle w:val="Heading2"/>
       </w:pPr>
-      <w:bookmarkStart w:id="17" w:name="_Toc237788082"/>
-      <w:bookmarkStart w:id="18" w:name="_Toc242375233"/>
+      <w:bookmarkStart w:id="39" w:name="_Toc237788082"/>
+      <w:bookmarkStart w:id="40" w:name="_Toc244070517"/>
+      <w:r>
+        <w:t xml:space="preserve">The </w:t>
+      </w:r>
       <w:r>
         <w:t>Tax Tools</w:t>
       </w:r>
-      <w:bookmarkEnd w:id="17"/>
-      <w:bookmarkEnd w:id="18"/>
+      <w:bookmarkEnd w:id="39"/>
+      <w:bookmarkEnd w:id="40"/>
     </w:p>
     <w:p>
       <w:pPr>
         <w:pStyle w:val="Heading3"/>
       </w:pPr>
-      <w:bookmarkStart w:id="19" w:name="_Toc237788083"/>
-      <w:bookmarkStart w:id="20" w:name="_Toc242375234"/>
+      <w:bookmarkStart w:id="41" w:name="_Toc237788083"/>
+      <w:bookmarkStart w:id="42" w:name="_Toc244070518"/>
       <w:r>
         <w:t>Age Calculator</w:t>
       </w:r>
-      <w:bookmarkEnd w:id="19"/>
-      <w:bookmarkEnd w:id="20"/>
+      <w:bookmarkEnd w:id="41"/>
+      <w:bookmarkEnd w:id="42"/>
     </w:p>
     <w:p>
       <w:pPr>
@@ -6781,37 +8150,40 @@
       <w:pPr>
         <w:pStyle w:val="Heading3"/>
       </w:pPr>
-      <w:bookmarkStart w:id="21" w:name="_Toc237788084"/>
-      <w:bookmarkStart w:id="22" w:name="_Toc242375235"/>
+      <w:bookmarkStart w:id="43" w:name="_Toc237788084"/>
+      <w:bookmarkStart w:id="44" w:name="_Toc244070519"/>
       <w:r>
         <w:t>Simple Math Calculator</w:t>
       </w:r>
-      <w:bookmarkEnd w:id="21"/>
-      <w:bookmarkEnd w:id="22"/>
-    </w:p>
-    <w:p>
-      <w:pPr>
-        <w:pStyle w:val="Body-Text"/>
-      </w:pPr>
-      <w:r>
-        <w:t>This is a simple four-function mathematical calculator. Calculations on tax forms do not require more advanced mathematical functions so this can be a useful aide when working with tax forms. Also, the input fields in all the tax tools allow you to enter an arithmetic expression in place of a numeric value, and the same expression evaluator is used in both cases. That makes this calculator useful for testing the expression evaluator.</w:t>
+      <w:bookmarkEnd w:id="43"/>
+      <w:bookmarkEnd w:id="44"/>
+    </w:p>
+    <w:p>
+      <w:pPr>
+        <w:pStyle w:val="Body-Text"/>
+      </w:pPr>
+      <w:r>
+        <w:t xml:space="preserve">This is a simple four-function mathematical calculator. Calculations on tax forms do not require more advanced mathematical functions so this can be a useful aide when working with tax forms. Also, the input fields in all the tax tools allow you to enter an arithmetic expression in place of a numeric value, and </w:t>
+      </w:r>
+      <w:r>
+        <w:lastRenderedPageBreak/>
+        <w:t>the same expression evaluator is used in both cases. That makes this calculator useful for testing the expression evaluator.</w:t>
       </w:r>
     </w:p>
     <w:p>
       <w:pPr>
         <w:pStyle w:val="Heading3"/>
       </w:pPr>
-      <w:bookmarkStart w:id="23" w:name="_Toc237788085"/>
-      <w:bookmarkStart w:id="24" w:name="_Toc242375236"/>
-      <w:r>
-        <w:lastRenderedPageBreak/>
+      <w:bookmarkStart w:id="45" w:name="_Toc237788085"/>
+      <w:bookmarkStart w:id="46" w:name="_Toc244070520"/>
+      <w:r>
         <w:t xml:space="preserve">Tax </w:t>
       </w:r>
-      <w:bookmarkEnd w:id="23"/>
+      <w:bookmarkEnd w:id="45"/>
       <w:r>
         <w:t>Return Calculator</w:t>
       </w:r>
-      <w:bookmarkEnd w:id="24"/>
+      <w:bookmarkEnd w:id="46"/>
     </w:p>
     <w:p>
       <w:pPr>
@@ -6837,13 +8209,13 @@
       <w:pPr>
         <w:pStyle w:val="Heading3"/>
       </w:pPr>
-      <w:bookmarkStart w:id="25" w:name="_Toc237788086"/>
-      <w:bookmarkStart w:id="26" w:name="_Toc242375237"/>
+      <w:bookmarkStart w:id="47" w:name="_Toc237788086"/>
+      <w:bookmarkStart w:id="48" w:name="_Toc244070521"/>
       <w:r>
         <w:t>Other Tax Tools</w:t>
       </w:r>
-      <w:bookmarkEnd w:id="25"/>
-      <w:bookmarkEnd w:id="26"/>
+      <w:bookmarkEnd w:id="47"/>
+      <w:bookmarkEnd w:id="48"/>
     </w:p>
     <w:p>
       <w:pPr>
@@ -6999,25 +8371,25 @@
       <w:pPr>
         <w:pStyle w:val="Heading2"/>
       </w:pPr>
-      <w:bookmarkStart w:id="27" w:name="_Toc237788087"/>
-      <w:bookmarkStart w:id="28" w:name="_Toc242375238"/>
+      <w:bookmarkStart w:id="49" w:name="_Toc237788087"/>
+      <w:bookmarkStart w:id="50" w:name="_Toc244070522"/>
       <w:r>
         <w:t>Conventions</w:t>
       </w:r>
-      <w:bookmarkEnd w:id="27"/>
-      <w:bookmarkEnd w:id="28"/>
+      <w:bookmarkEnd w:id="49"/>
+      <w:bookmarkEnd w:id="50"/>
     </w:p>
     <w:p>
       <w:pPr>
         <w:pStyle w:val="Heading3"/>
       </w:pPr>
-      <w:bookmarkStart w:id="29" w:name="_Toc237788088"/>
-      <w:bookmarkStart w:id="30" w:name="_Toc242375239"/>
+      <w:bookmarkStart w:id="51" w:name="_Toc237788088"/>
+      <w:bookmarkStart w:id="52" w:name="_Toc244070523"/>
       <w:r>
         <w:t>Coding Conventions</w:t>
       </w:r>
-      <w:bookmarkEnd w:id="29"/>
-      <w:bookmarkEnd w:id="30"/>
+      <w:bookmarkEnd w:id="51"/>
+      <w:bookmarkEnd w:id="52"/>
     </w:p>
     <w:p>
       <w:pPr>
@@ -7027,7 +8399,7 @@
           <w:numId w:val="18"/>
         </w:numPr>
       </w:pPr>
-      <w:bookmarkStart w:id="31" w:name="_Toc235196319"/>
+      <w:bookmarkStart w:id="53" w:name="_Toc235196319"/>
       <w:r>
         <w:t>Indentation in HTML, CSS and JavaScript files is 1 tab and tabs are 4 spaces. UNIX style newlines are used between lines, not Windows style carriage return- newline combinations.</w:t>
       </w:r>
@@ -7053,6 +8425,7 @@
         </w:numPr>
       </w:pPr>
       <w:r>
+        <w:lastRenderedPageBreak/>
         <w:t xml:space="preserve">Use </w:t>
       </w:r>
       <w:r>
@@ -7112,7 +8485,6 @@
         </w:numPr>
       </w:pPr>
       <w:r>
-        <w:lastRenderedPageBreak/>
         <w:t>Do not use var.</w:t>
       </w:r>
     </w:p>
@@ -7120,14 +8492,14 @@
       <w:pPr>
         <w:pStyle w:val="Heading3"/>
       </w:pPr>
-      <w:bookmarkStart w:id="32" w:name="_Toc237788089"/>
-      <w:bookmarkStart w:id="33" w:name="_Toc242375240"/>
+      <w:bookmarkStart w:id="54" w:name="_Toc237788089"/>
+      <w:bookmarkStart w:id="55" w:name="_Toc244070524"/>
       <w:r>
         <w:t>Naming Conventions</w:t>
       </w:r>
-      <w:bookmarkEnd w:id="31"/>
-      <w:bookmarkEnd w:id="32"/>
-      <w:bookmarkEnd w:id="33"/>
+      <w:bookmarkEnd w:id="53"/>
+      <w:bookmarkEnd w:id="54"/>
+      <w:bookmarkEnd w:id="55"/>
     </w:p>
     <w:p>
       <w:pPr>
@@ -7329,13 +8701,13 @@
       <w:pPr>
         <w:pStyle w:val="Heading2"/>
       </w:pPr>
-      <w:bookmarkStart w:id="34" w:name="_Toc237788090"/>
-      <w:bookmarkStart w:id="35" w:name="_Toc242375241"/>
+      <w:bookmarkStart w:id="56" w:name="_Toc237788090"/>
+      <w:bookmarkStart w:id="57" w:name="_Toc244070525"/>
       <w:r>
         <w:t>Design Notes</w:t>
       </w:r>
-      <w:bookmarkEnd w:id="34"/>
-      <w:bookmarkEnd w:id="35"/>
+      <w:bookmarkEnd w:id="56"/>
+      <w:bookmarkEnd w:id="57"/>
     </w:p>
     <w:p>
       <w:pPr>
@@ -7483,7 +8855,13 @@
         <w:pStyle w:val="Body-Text"/>
       </w:pPr>
       <w:r>
-        <w:t xml:space="preserve">The Forms.js module manages the forms that are in use by the tool. Any form that is created should be created by calling </w:t>
+        <w:t xml:space="preserve">The </w:t>
+      </w:r>
+      <w:r>
+        <w:t>TaxFormObj</w:t>
+      </w:r>
+      <w:r>
+        <w:t xml:space="preserve">.js module manages the forms that are in use by the tool. Any form that is created should be created by calling </w:t>
       </w:r>
       <w:proofErr w:type="spellStart"/>
       <w:proofErr w:type="gramStart"/>
@@ -7491,13 +8869,19 @@
         <w:rPr>
           <w:rStyle w:val="SourceCodechar"/>
         </w:rPr>
-        <w:t>Forms.createForm</w:t>
-      </w:r>
-      <w:proofErr w:type="spellEnd"/>
+        <w:t>TaxFormObj</w:t>
+      </w:r>
       <w:r>
         <w:rPr>
           <w:rStyle w:val="SourceCodechar"/>
         </w:rPr>
+        <w:t>.createForm</w:t>
+      </w:r>
+      <w:proofErr w:type="spellEnd"/>
+      <w:r>
+        <w:rPr>
+          <w:rStyle w:val="SourceCodechar"/>
+        </w:rPr>
         <w:t>(</w:t>
       </w:r>
       <w:proofErr w:type="gramEnd"/>
@@ -7520,6 +8904,8 @@
       <w:r>
         <w:rPr>
           <w:rStyle w:val="SourceCodechar"/>
+          <w:i/>
+          <w:iCs/>
         </w:rPr>
         <w:t>FormName</w:t>
       </w:r>
@@ -7571,23 +8957,35 @@
         <w:pStyle w:val="Body-Text"/>
       </w:pPr>
       <w:r>
-        <w:t xml:space="preserve">A form does not need to be created to be accessed. If the form does not exist, the value returned will be 0. This is sufficient for any form that does not access another form such as the W-2 or 1099-INT. If a form does exist, its </w:t>
+        <w:t xml:space="preserve">A form does not need to be created to be accessed. If the form does not exist, the value returned will be 0. This is sufficient for any form that does not access another form such as the W-2 or 1099-INT. If a form </w:t>
+      </w:r>
+      <w:r>
+        <w:lastRenderedPageBreak/>
+        <w:t xml:space="preserve">does exist, its </w:t>
       </w:r>
       <w:proofErr w:type="gramStart"/>
       <w:r>
+        <w:rPr>
+          <w:rStyle w:val="SourceCodechar"/>
+        </w:rPr>
         <w:t>calculate(</w:t>
       </w:r>
       <w:proofErr w:type="gramEnd"/>
       <w:r>
-        <w:t>) method must be called to make sure the data is correct (the modified flag can be used to prevent recalculating a form when it is not necessary).</w:t>
-      </w:r>
-    </w:p>
-    <w:p>
-      <w:pPr>
-        <w:pStyle w:val="Body-Text"/>
-      </w:pPr>
-      <w:r>
-        <w:lastRenderedPageBreak/>
+        <w:rPr>
+          <w:rStyle w:val="SourceCodechar"/>
+        </w:rPr>
+        <w:t>)</w:t>
+      </w:r>
+      <w:r>
+        <w:t xml:space="preserve"> method must be called to make sure the data is correct (the modified flag can be used to prevent recalculating a form when it is not necessary).</w:t>
+      </w:r>
+    </w:p>
+    <w:p>
+      <w:pPr>
+        <w:pStyle w:val="Body-Text"/>
+      </w:pPr>
+      <w:r>
         <w:t xml:space="preserve">A form can be accessed by </w:t>
       </w:r>
       <w:proofErr w:type="spellStart"/>
@@ -7596,13 +8994,19 @@
         <w:rPr>
           <w:rStyle w:val="SourceCodechar"/>
         </w:rPr>
-        <w:t>Forms.getValue</w:t>
-      </w:r>
-      <w:proofErr w:type="spellEnd"/>
+        <w:t>TaxFormObj</w:t>
+      </w:r>
       <w:r>
         <w:rPr>
           <w:rStyle w:val="SourceCodechar"/>
         </w:rPr>
+        <w:t>.getValue</w:t>
+      </w:r>
+      <w:proofErr w:type="spellEnd"/>
+      <w:r>
+        <w:rPr>
+          <w:rStyle w:val="SourceCodechar"/>
+        </w:rPr>
         <w:t>(</w:t>
       </w:r>
       <w:proofErr w:type="gramEnd"/>
@@ -7648,11 +9052,11 @@
       <w:pPr>
         <w:pStyle w:val="Heading3"/>
       </w:pPr>
-      <w:bookmarkStart w:id="36" w:name="_Toc242375242"/>
+      <w:bookmarkStart w:id="58" w:name="_Toc244070526"/>
       <w:r>
         <w:t>Designing Forms</w:t>
       </w:r>
-      <w:bookmarkEnd w:id="36"/>
+      <w:bookmarkEnd w:id="58"/>
     </w:p>
     <w:p>
       <w:pPr>
@@ -7708,11 +9112,11 @@
       <w:pPr>
         <w:pStyle w:val="Heading1"/>
       </w:pPr>
-      <w:bookmarkStart w:id="37" w:name="_Toc242375243"/>
+      <w:bookmarkStart w:id="59" w:name="_Toc244070527"/>
       <w:r>
         <w:t>Source Control</w:t>
       </w:r>
-      <w:bookmarkEnd w:id="37"/>
+      <w:bookmarkEnd w:id="59"/>
     </w:p>
     <w:p>
       <w:pPr>
@@ -7838,11 +9242,11 @@
       <w:pPr>
         <w:pStyle w:val="Heading2"/>
       </w:pPr>
-      <w:bookmarkStart w:id="38" w:name="_Toc242375244"/>
+      <w:bookmarkStart w:id="60" w:name="_Toc244070528"/>
       <w:r>
         <w:t>Repositories</w:t>
       </w:r>
-      <w:bookmarkEnd w:id="38"/>
+      <w:bookmarkEnd w:id="60"/>
     </w:p>
     <w:p>
       <w:pPr>
@@ -8090,11 +9494,12 @@
       <w:pPr>
         <w:pStyle w:val="Heading3"/>
       </w:pPr>
-      <w:bookmarkStart w:id="39" w:name="_Toc242375245"/>
-      <w:r>
+      <w:bookmarkStart w:id="61" w:name="_Toc244070529"/>
+      <w:r>
+        <w:lastRenderedPageBreak/>
         <w:t>Authentication</w:t>
       </w:r>
-      <w:bookmarkEnd w:id="39"/>
+      <w:bookmarkEnd w:id="61"/>
     </w:p>
     <w:p>
       <w:pPr>
@@ -8191,7 +9596,6 @@
         <w:rPr>
           <w:lang w:eastAsia="ar-SA"/>
         </w:rPr>
-        <w:lastRenderedPageBreak/>
         <w:t xml:space="preserve">You can access the </w:t>
       </w:r>
       <w:r>
@@ -8538,11 +9942,11 @@
       <w:pPr>
         <w:pStyle w:val="Heading3"/>
       </w:pPr>
-      <w:bookmarkStart w:id="40" w:name="_Toc242375246"/>
+      <w:bookmarkStart w:id="62" w:name="_Toc244070530"/>
       <w:r>
         <w:t>Creating a Token</w:t>
       </w:r>
-      <w:bookmarkEnd w:id="40"/>
+      <w:bookmarkEnd w:id="62"/>
     </w:p>
     <w:p>
       <w:pPr>
@@ -8689,32 +10093,25 @@
       <w:pPr>
         <w:pStyle w:val="Heading2"/>
       </w:pPr>
-      <w:bookmarkStart w:id="41" w:name="_Toc242375247"/>
-      <w:r>
+      <w:bookmarkStart w:id="63" w:name="_Toc244070531"/>
+      <w:r>
+        <w:lastRenderedPageBreak/>
         <w:t>Branches</w:t>
       </w:r>
-      <w:bookmarkEnd w:id="41"/>
-    </w:p>
-    <w:p>
-      <w:pPr>
-        <w:pStyle w:val="Body-Text"/>
-      </w:pPr>
-      <w:r>
-        <w:t xml:space="preserve">A branch refers </w:t>
-      </w:r>
-      <w:proofErr w:type="gramStart"/>
-      <w:r>
-        <w:t xml:space="preserve">to </w:t>
+      <w:bookmarkEnd w:id="63"/>
+    </w:p>
+    <w:p>
+      <w:pPr>
+        <w:pStyle w:val="Body-Text"/>
+      </w:pPr>
+      <w:r>
+        <w:t xml:space="preserve">A branch refers to </w:t>
       </w:r>
       <w:r>
         <w:t>a</w:t>
       </w:r>
       <w:r>
-        <w:t xml:space="preserve"> separate versions</w:t>
-      </w:r>
-      <w:proofErr w:type="gramEnd"/>
-      <w:r>
-        <w:t xml:space="preserve"> of the same code. The original version continues in one branch and a separate branch is created to keep copies of changes </w:t>
+        <w:t xml:space="preserve"> separate version of the same code. The original version continues in one branch and a separate branch is created to keep copies of changes </w:t>
       </w:r>
       <w:r>
         <w:t xml:space="preserve">that </w:t>
@@ -8731,7 +10128,6 @@
         <w:pStyle w:val="Body-Text"/>
       </w:pPr>
       <w:r>
-        <w:lastRenderedPageBreak/>
         <w:t xml:space="preserve">The </w:t>
       </w:r>
       <w:r>
@@ -8950,7 +10346,7 @@
       <w:pPr>
         <w:pStyle w:val="Heading2"/>
       </w:pPr>
-      <w:bookmarkStart w:id="42" w:name="_Toc242375248"/>
+      <w:bookmarkStart w:id="64" w:name="_Toc244070532"/>
       <w:r>
         <w:t>Creat</w:t>
       </w:r>
@@ -8960,7 +10356,7 @@
       <w:r>
         <w:t xml:space="preserve"> the Initial Repository</w:t>
       </w:r>
-      <w:bookmarkEnd w:id="42"/>
+      <w:bookmarkEnd w:id="64"/>
     </w:p>
     <w:p>
       <w:pPr>
@@ -9396,6 +10792,7 @@
         <w:ind w:left="1800"/>
       </w:pPr>
       <w:r>
+        <w:lastRenderedPageBreak/>
         <w:t>Click "Create repository."</w:t>
       </w:r>
     </w:p>
@@ -9524,7 +10921,6 @@
         <w:pStyle w:val="SourceCode"/>
       </w:pPr>
       <w:r>
-        <w:lastRenderedPageBreak/>
         <w:t xml:space="preserve">$ </w:t>
       </w:r>
       <w:proofErr w:type="spellStart"/>
@@ -10688,7 +12084,7 @@
       <w:pPr>
         <w:pStyle w:val="Heading2"/>
       </w:pPr>
-      <w:bookmarkStart w:id="43" w:name="_Toc242375249"/>
+      <w:bookmarkStart w:id="65" w:name="_Toc244070533"/>
       <w:r>
         <w:t xml:space="preserve">Using Git </w:t>
       </w:r>
@@ -10707,20 +12103,20 @@
       <w:r>
         <w:t xml:space="preserve"> Tools</w:t>
       </w:r>
-      <w:bookmarkEnd w:id="43"/>
+      <w:bookmarkEnd w:id="65"/>
     </w:p>
     <w:p>
       <w:pPr>
         <w:pStyle w:val="Heading3"/>
       </w:pPr>
-      <w:bookmarkStart w:id="44" w:name="_Toc242375250"/>
+      <w:bookmarkStart w:id="66" w:name="_Toc244070534"/>
       <w:r>
         <w:t>Configuration</w:t>
       </w:r>
       <w:r>
         <w:t xml:space="preserve"> Settings</w:t>
       </w:r>
-      <w:bookmarkEnd w:id="44"/>
+      <w:bookmarkEnd w:id="66"/>
     </w:p>
     <w:p>
       <w:pPr>
@@ -11411,8 +12807,9 @@
       <w:pPr>
         <w:pStyle w:val="Heading3"/>
       </w:pPr>
-      <w:bookmarkStart w:id="45" w:name="_Toc242375251"/>
-      <w:r>
+      <w:bookmarkStart w:id="67" w:name="_Toc244070535"/>
+      <w:r>
+        <w:lastRenderedPageBreak/>
         <w:t>Create</w:t>
       </w:r>
       <w:r>
@@ -11421,7 +12818,7 @@
       <w:r>
         <w:t>Local Repository</w:t>
       </w:r>
-      <w:bookmarkEnd w:id="45"/>
+      <w:bookmarkEnd w:id="67"/>
     </w:p>
     <w:p>
       <w:pPr>
@@ -11668,15 +13065,14 @@
       <w:pPr>
         <w:pStyle w:val="Heading3"/>
       </w:pPr>
-      <w:bookmarkStart w:id="46" w:name="_Toc242375252"/>
-      <w:r>
-        <w:lastRenderedPageBreak/>
+      <w:bookmarkStart w:id="68" w:name="_Toc244070536"/>
+      <w:r>
         <w:t>Create</w:t>
       </w:r>
       <w:r>
         <w:t xml:space="preserve"> Account on GitHub</w:t>
       </w:r>
-      <w:bookmarkEnd w:id="46"/>
+      <w:bookmarkEnd w:id="68"/>
     </w:p>
     <w:p>
       <w:pPr>
@@ -11801,11 +13197,11 @@
       <w:pPr>
         <w:pStyle w:val="Heading3"/>
       </w:pPr>
-      <w:bookmarkStart w:id="47" w:name="_Toc242375253"/>
+      <w:bookmarkStart w:id="69" w:name="_Toc244070537"/>
       <w:r>
         <w:t>Synchronize with Remote Repository</w:t>
       </w:r>
-      <w:bookmarkEnd w:id="47"/>
+      <w:bookmarkEnd w:id="69"/>
     </w:p>
     <w:p>
       <w:pPr>
@@ -11939,11 +13335,11 @@
       <w:pPr>
         <w:pStyle w:val="Heading3"/>
       </w:pPr>
-      <w:bookmarkStart w:id="48" w:name="_Toc242375254"/>
+      <w:bookmarkStart w:id="70" w:name="_Toc244070538"/>
       <w:r>
         <w:t>Get Status</w:t>
       </w:r>
-      <w:bookmarkEnd w:id="48"/>
+      <w:bookmarkEnd w:id="70"/>
     </w:p>
     <w:p>
       <w:pPr>
@@ -12346,6 +13742,7 @@
         <w:pStyle w:val="Body-Text"/>
       </w:pPr>
       <w:r>
+        <w:lastRenderedPageBreak/>
         <w:t>Or, you can do it one step.</w:t>
       </w:r>
     </w:p>
@@ -12411,12 +13808,11 @@
       <w:pPr>
         <w:pStyle w:val="Heading3"/>
       </w:pPr>
-      <w:bookmarkStart w:id="49" w:name="_Toc242375255"/>
-      <w:r>
-        <w:lastRenderedPageBreak/>
+      <w:bookmarkStart w:id="71" w:name="_Toc244070539"/>
+      <w:r>
         <w:t>Select a Branch</w:t>
       </w:r>
-      <w:bookmarkEnd w:id="49"/>
+      <w:bookmarkEnd w:id="71"/>
     </w:p>
     <w:p>
       <w:pPr>
@@ -13075,11 +14471,11 @@
       <w:pPr>
         <w:pStyle w:val="Heading3"/>
       </w:pPr>
-      <w:bookmarkStart w:id="50" w:name="_Toc242375256"/>
+      <w:bookmarkStart w:id="72" w:name="_Toc244070540"/>
       <w:r>
         <w:t>Create a New Branch</w:t>
       </w:r>
-      <w:bookmarkEnd w:id="50"/>
+      <w:bookmarkEnd w:id="72"/>
     </w:p>
     <w:p>
       <w:pPr>
@@ -13423,14 +14819,14 @@
       <w:pPr>
         <w:pStyle w:val="Heading3"/>
       </w:pPr>
-      <w:bookmarkStart w:id="51" w:name="_Toc242375257"/>
+      <w:bookmarkStart w:id="73" w:name="_Toc244070541"/>
       <w:r>
         <w:t>Add</w:t>
       </w:r>
       <w:r>
         <w:t xml:space="preserve"> a New File</w:t>
       </w:r>
-      <w:bookmarkEnd w:id="51"/>
+      <w:bookmarkEnd w:id="73"/>
     </w:p>
     <w:p>
       <w:pPr>
@@ -13536,6 +14932,7 @@
         <w:rPr>
           <w:lang w:eastAsia="ar-SA"/>
         </w:rPr>
+        <w:lastRenderedPageBreak/>
         <w:t xml:space="preserve">Before you add a new file, make sure you are in the correct branch and the correct location, </w:t>
       </w:r>
       <w:proofErr w:type="gramStart"/>
@@ -13614,7 +15011,6 @@
         </w:numPr>
       </w:pPr>
       <w:r>
-        <w:lastRenderedPageBreak/>
         <w:t>Commit the change</w:t>
       </w:r>
       <w:r>
@@ -13661,11 +15057,11 @@
       <w:pPr>
         <w:pStyle w:val="Heading3"/>
       </w:pPr>
-      <w:bookmarkStart w:id="52" w:name="_Toc242375258"/>
+      <w:bookmarkStart w:id="74" w:name="_Toc244070542"/>
       <w:r>
         <w:t>Delete a file</w:t>
       </w:r>
-      <w:bookmarkEnd w:id="52"/>
+      <w:bookmarkEnd w:id="74"/>
     </w:p>
     <w:p>
       <w:pPr>
@@ -13804,11 +15200,11 @@
       <w:pPr>
         <w:pStyle w:val="Heading3"/>
       </w:pPr>
-      <w:bookmarkStart w:id="53" w:name="_Toc242375259"/>
+      <w:bookmarkStart w:id="75" w:name="_Toc244070543"/>
       <w:r>
         <w:t>Change a File</w:t>
       </w:r>
-      <w:bookmarkEnd w:id="53"/>
+      <w:bookmarkEnd w:id="75"/>
     </w:p>
     <w:p>
       <w:pPr>
@@ -14115,11 +15511,11 @@
       <w:pPr>
         <w:pStyle w:val="Heading3"/>
       </w:pPr>
-      <w:bookmarkStart w:id="54" w:name="_Toc242375260"/>
+      <w:bookmarkStart w:id="76" w:name="_Toc244070544"/>
       <w:r>
         <w:t>Stage a File</w:t>
       </w:r>
-      <w:bookmarkEnd w:id="54"/>
+      <w:bookmarkEnd w:id="76"/>
     </w:p>
     <w:p>
       <w:pPr>
@@ -14327,6 +15723,7 @@
         <w:pStyle w:val="Heading4"/>
       </w:pPr>
       <w:r>
+        <w:lastRenderedPageBreak/>
         <w:t>Revert a Stage</w:t>
       </w:r>
     </w:p>
@@ -14431,7 +15828,6 @@
           <w:rFonts w:ascii="Courier New" w:hAnsi="Courier New"/>
           <w:i w:val="0"/>
         </w:rPr>
-        <w:lastRenderedPageBreak/>
         <w:t xml:space="preserve">$ </w:t>
       </w:r>
       <w:proofErr w:type="spellStart"/>
@@ -14502,14 +15898,14 @@
       <w:pPr>
         <w:pStyle w:val="Heading3"/>
       </w:pPr>
-      <w:bookmarkStart w:id="55" w:name="_Toc242375261"/>
+      <w:bookmarkStart w:id="77" w:name="_Toc244070545"/>
       <w:r>
         <w:t xml:space="preserve">Commit a </w:t>
       </w:r>
       <w:r>
         <w:t>Change</w:t>
       </w:r>
-      <w:bookmarkEnd w:id="55"/>
+      <w:bookmarkEnd w:id="77"/>
     </w:p>
     <w:p>
       <w:pPr>
@@ -14633,11 +16029,11 @@
       <w:pPr>
         <w:pStyle w:val="Heading3"/>
       </w:pPr>
-      <w:bookmarkStart w:id="56" w:name="_Toc242375262"/>
+      <w:bookmarkStart w:id="78" w:name="_Toc244070546"/>
       <w:r>
         <w:t>Push Changes to the Remote Repository</w:t>
       </w:r>
-      <w:bookmarkEnd w:id="56"/>
+      <w:bookmarkEnd w:id="78"/>
     </w:p>
     <w:p>
       <w:pPr>
@@ -14796,14 +16192,14 @@
       <w:pPr>
         <w:pStyle w:val="Heading3"/>
       </w:pPr>
-      <w:bookmarkStart w:id="57" w:name="_Toc242375263"/>
+      <w:bookmarkStart w:id="79" w:name="_Toc244070547"/>
       <w:r>
         <w:t>Make a Change</w:t>
       </w:r>
       <w:r>
         <w:t xml:space="preserve"> to Development Branch</w:t>
       </w:r>
-      <w:bookmarkEnd w:id="57"/>
+      <w:bookmarkEnd w:id="79"/>
     </w:p>
     <w:p>
       <w:pPr>
@@ -15233,6 +16629,7 @@
         <w:pStyle w:val="SourceCode"/>
       </w:pPr>
       <w:r>
+        <w:lastRenderedPageBreak/>
         <w:t>$ edit version.js version.html</w:t>
       </w:r>
     </w:p>
@@ -15337,11 +16734,11 @@
       <w:pPr>
         <w:pStyle w:val="Heading3"/>
       </w:pPr>
-      <w:bookmarkStart w:id="58" w:name="_Toc242375264"/>
+      <w:bookmarkStart w:id="80" w:name="_Toc244070548"/>
       <w:r>
         <w:t>Make Change to Main Branch</w:t>
       </w:r>
-      <w:bookmarkEnd w:id="58"/>
+      <w:bookmarkEnd w:id="80"/>
     </w:p>
     <w:p>
       <w:pPr>
@@ -15648,7 +17045,7 @@
       <w:pPr>
         <w:pStyle w:val="Heading3"/>
       </w:pPr>
-      <w:bookmarkStart w:id="59" w:name="_Toc242375265"/>
+      <w:bookmarkStart w:id="81" w:name="_Toc244070549"/>
       <w:r>
         <w:t xml:space="preserve">Merge Development Branch into </w:t>
       </w:r>
@@ -15658,7 +17055,7 @@
       <w:r>
         <w:t xml:space="preserve"> Branch</w:t>
       </w:r>
-      <w:bookmarkEnd w:id="59"/>
+      <w:bookmarkEnd w:id="81"/>
     </w:p>
     <w:p>
       <w:pPr>
@@ -15731,60 +17128,25 @@
         </w:numPr>
       </w:pPr>
       <w:r>
-        <w:t xml:space="preserve">Make sure there are no edited files in </w:t>
-      </w:r>
-      <w:r>
-        <w:t>the working directory</w:t>
-      </w:r>
-      <w:r>
-        <w:t>.</w:t>
-      </w:r>
-      <w:r>
-        <w:t xml:space="preserve"> The </w:t>
-      </w:r>
-      <w:proofErr w:type="spellStart"/>
-      <w:r>
-        <w:rPr>
-          <w:rStyle w:val="SourceCodechar"/>
-        </w:rPr>
+        <w:t>Change to the development branch (develop).</w:t>
+      </w:r>
+    </w:p>
+    <w:p>
+      <w:pPr>
+        <w:pStyle w:val="SourceCode"/>
+      </w:pPr>
+      <w:r>
+        <w:t xml:space="preserve">$ </w:t>
+      </w:r>
+      <w:proofErr w:type="spellStart"/>
+      <w:proofErr w:type="gramStart"/>
+      <w:r>
         <w:t>git</w:t>
       </w:r>
       <w:proofErr w:type="spellEnd"/>
-      <w:r>
-        <w:rPr>
-          <w:lang w:eastAsia="ar-SA"/>
-        </w:rPr>
-        <w:t xml:space="preserve"> </w:t>
-      </w:r>
-      <w:r>
-        <w:rPr>
-          <w:rStyle w:val="SourceCodechar"/>
-        </w:rPr>
-        <w:t>status</w:t>
-      </w:r>
-      <w:r>
-        <w:t xml:space="preserve"> command </w:t>
-      </w:r>
-      <w:r>
-        <w:t xml:space="preserve">shows </w:t>
-      </w:r>
-      <w:r>
-        <w:t>which</w:t>
-      </w:r>
-      <w:r>
-        <w:t xml:space="preserve"> files have been added, deleted, or modified in </w:t>
-      </w:r>
-      <w:r>
-        <w:t>the</w:t>
-      </w:r>
-      <w:r>
-        <w:t xml:space="preserve"> </w:t>
-      </w:r>
-      <w:r>
-        <w:t>working directory</w:t>
-      </w:r>
-      <w:r>
-        <w:t>.</w:t>
+      <w:proofErr w:type="gramEnd"/>
+      <w:r>
+        <w:t xml:space="preserve"> checkout develop</w:t>
       </w:r>
     </w:p>
     <w:p>
@@ -15802,10 +17164,17 @@
       <w:proofErr w:type="spellEnd"/>
       <w:proofErr w:type="gramEnd"/>
       <w:r>
-        <w:t xml:space="preserve"> </w:t>
-      </w:r>
-      <w:r>
-        <w:t>status</w:t>
+        <w:t xml:space="preserve"> pull</w:t>
+      </w:r>
+      <w:r>
+        <w:tab/>
+      </w:r>
+      <w:r>
+        <w:tab/>
+      </w:r>
+      <w:r>
+        <w:tab/>
+        <w:t># Make sure the branch is up to date.</w:t>
       </w:r>
     </w:p>
     <w:p>
@@ -15822,59 +17191,8 @@
         </w:numPr>
       </w:pPr>
       <w:r>
-        <w:t>Change to the development branch (develop).</w:t>
-      </w:r>
-    </w:p>
-    <w:p>
-      <w:pPr>
-        <w:pStyle w:val="SourceCode"/>
-      </w:pPr>
-      <w:r>
-        <w:t xml:space="preserve">$ </w:t>
-      </w:r>
-      <w:proofErr w:type="spellStart"/>
-      <w:proofErr w:type="gramStart"/>
-      <w:r>
-        <w:t>git</w:t>
-      </w:r>
-      <w:proofErr w:type="spellEnd"/>
-      <w:proofErr w:type="gramEnd"/>
-      <w:r>
-        <w:t xml:space="preserve"> checkout develop</w:t>
-      </w:r>
-    </w:p>
-    <w:p>
-      <w:pPr>
-        <w:pStyle w:val="SourceCode"/>
-      </w:pPr>
-      <w:r>
-        <w:t xml:space="preserve">$ </w:t>
-      </w:r>
-      <w:proofErr w:type="spellStart"/>
-      <w:proofErr w:type="gramStart"/>
-      <w:r>
-        <w:t>git</w:t>
-      </w:r>
-      <w:proofErr w:type="spellEnd"/>
-      <w:proofErr w:type="gramEnd"/>
-      <w:r>
-        <w:t xml:space="preserve"> pull</w:t>
-      </w:r>
-      <w:r>
-        <w:tab/>
-      </w:r>
-      <w:r>
-        <w:tab/>
-      </w:r>
-      <w:r>
-        <w:tab/>
-        <w:t># Make sure the branch is up to date.</w:t>
-      </w:r>
-    </w:p>
-    <w:p>
-      <w:pPr>
-        <w:pStyle w:val="SourceCode"/>
-      </w:pPr>
+        <w:t>Make sure the PDF files in the Documents directory are up to date.</w:t>
+      </w:r>
     </w:p>
     <w:p>
       <w:pPr>
@@ -15885,7 +17203,60 @@
         </w:numPr>
       </w:pPr>
       <w:r>
-        <w:t>Update Version Information. Set the version number for the next release and make an entry in the log file.</w:t>
+        <w:t xml:space="preserve">Make sure there are no edited files in </w:t>
+      </w:r>
+      <w:r>
+        <w:t>the working directory</w:t>
+      </w:r>
+      <w:r>
+        <w:t>.</w:t>
+      </w:r>
+      <w:r>
+        <w:t xml:space="preserve"> The </w:t>
+      </w:r>
+      <w:proofErr w:type="spellStart"/>
+      <w:r>
+        <w:rPr>
+          <w:rStyle w:val="SourceCodechar"/>
+        </w:rPr>
+        <w:t>git</w:t>
+      </w:r>
+      <w:proofErr w:type="spellEnd"/>
+      <w:r>
+        <w:rPr>
+          <w:lang w:eastAsia="ar-SA"/>
+        </w:rPr>
+        <w:t xml:space="preserve"> </w:t>
+      </w:r>
+      <w:r>
+        <w:rPr>
+          <w:rStyle w:val="SourceCodechar"/>
+        </w:rPr>
+        <w:t>status</w:t>
+      </w:r>
+      <w:r>
+        <w:t xml:space="preserve"> command </w:t>
+      </w:r>
+      <w:r>
+        <w:t xml:space="preserve">shows </w:t>
+      </w:r>
+      <w:r>
+        <w:t>which</w:t>
+      </w:r>
+      <w:r>
+        <w:t xml:space="preserve"> files have been added, deleted, or modified in </w:t>
+      </w:r>
+      <w:r>
+        <w:t>the</w:t>
+      </w:r>
+      <w:r>
+        <w:t xml:space="preserve"> </w:t>
+      </w:r>
+      <w:r>
+        <w:t>working directory</w:t>
+      </w:r>
+      <w:r>
+        <w:t>.</w:t>
       </w:r>
     </w:p>
     <w:p>
@@ -15898,27 +17269,43 @@
       <w:proofErr w:type="spellStart"/>
       <w:proofErr w:type="gramStart"/>
       <w:r>
-        <w:t>cd</w:t>
+        <w:t>git</w:t>
       </w:r>
       <w:proofErr w:type="spellEnd"/>
       <w:proofErr w:type="gramEnd"/>
       <w:r>
-        <w:t xml:space="preserve"> Version</w:t>
+        <w:t xml:space="preserve"> </w:t>
+      </w:r>
+      <w:r>
+        <w:t>status</w:t>
       </w:r>
     </w:p>
     <w:p>
       <w:pPr>
         <w:pStyle w:val="SourceCode"/>
       </w:pPr>
-      <w:r>
-        <w:t>$ edit version.js version.html</w:t>
-      </w:r>
     </w:p>
     <w:p>
       <w:pPr>
         <w:pStyle w:val="SourceCode"/>
       </w:pPr>
       <w:r>
+        <w:t xml:space="preserve"># </w:t>
+      </w:r>
+      <w:proofErr w:type="gramStart"/>
+      <w:r>
+        <w:t>If</w:t>
+      </w:r>
+      <w:proofErr w:type="gramEnd"/>
+      <w:r>
+        <w:t xml:space="preserve"> necessary, check in any changed files.</w:t>
+      </w:r>
+    </w:p>
+    <w:p>
+      <w:pPr>
+        <w:pStyle w:val="SourceCode"/>
+      </w:pPr>
+      <w:r>
         <w:t xml:space="preserve">$ </w:t>
       </w:r>
       <w:proofErr w:type="spellStart"/>
@@ -15929,53 +17316,17 @@
       <w:proofErr w:type="spellEnd"/>
       <w:proofErr w:type="gramEnd"/>
       <w:r>
-        <w:t xml:space="preserve"> commit </w:t>
-      </w:r>
-      <w:r>
-        <w:t xml:space="preserve">–a </w:t>
-      </w:r>
-      <w:r>
-        <w:t xml:space="preserve">–m </w:t>
-      </w:r>
-      <w:r>
-        <w:t>“Update version information</w:t>
-      </w:r>
-      <w:r>
-        <w:t>.</w:t>
+        <w:t xml:space="preserve"> commit –a –m </w:t>
+      </w:r>
+      <w:r>
+        <w:t>“</w:t>
+      </w:r>
+      <w:r>
+        <w:t>Description of changes.</w:t>
       </w:r>
       <w:r>
         <w:t>”</w:t>
       </w:r>
-      <w:r>
-        <w:tab/>
-        <w:t xml:space="preserve"># </w:t>
-      </w:r>
-      <w:proofErr w:type="gramStart"/>
-      <w:r>
-        <w:t>Add</w:t>
-      </w:r>
-      <w:proofErr w:type="gramEnd"/>
-      <w:r>
-        <w:t xml:space="preserve"> and commit</w:t>
-      </w:r>
-    </w:p>
-    <w:p>
-      <w:pPr>
-        <w:pStyle w:val="SourceCode"/>
-      </w:pPr>
-      <w:r>
-        <w:t xml:space="preserve">$ </w:t>
-      </w:r>
-      <w:proofErr w:type="spellStart"/>
-      <w:proofErr w:type="gramStart"/>
-      <w:r>
-        <w:t>cd</w:t>
-      </w:r>
-      <w:proofErr w:type="spellEnd"/>
-      <w:r>
-        <w:t xml:space="preserve"> ..</w:t>
-      </w:r>
-      <w:proofErr w:type="gramEnd"/>
     </w:p>
     <w:p>
       <w:pPr>
@@ -16009,7 +17360,25 @@
         </w:numPr>
       </w:pPr>
       <w:r>
-        <w:t>Change to the release branch (main).</w:t>
+        <w:t xml:space="preserve">Update </w:t>
+      </w:r>
+      <w:r>
+        <w:t>the v</w:t>
+      </w:r>
+      <w:r>
+        <w:t xml:space="preserve">ersion </w:t>
+      </w:r>
+      <w:r>
+        <w:t>i</w:t>
+      </w:r>
+      <w:r>
+        <w:t>nformation. Set the version number for the next release</w:t>
+      </w:r>
+      <w:r>
+        <w:t xml:space="preserve"> on the main branch</w:t>
+      </w:r>
+      <w:r>
+        <w:t xml:space="preserve"> and make an entry in the log file.</w:t>
       </w:r>
     </w:p>
     <w:p>
@@ -16022,12 +17391,66 @@
       <w:proofErr w:type="spellStart"/>
       <w:proofErr w:type="gramStart"/>
       <w:r>
+        <w:t>cd</w:t>
+      </w:r>
+      <w:proofErr w:type="spellEnd"/>
+      <w:proofErr w:type="gramEnd"/>
+      <w:r>
+        <w:t xml:space="preserve"> Version</w:t>
+      </w:r>
+    </w:p>
+    <w:p>
+      <w:pPr>
+        <w:pStyle w:val="SourceCode"/>
+      </w:pPr>
+      <w:r>
+        <w:t>$ edit version.js version.html</w:t>
+      </w:r>
+    </w:p>
+    <w:p>
+      <w:pPr>
+        <w:pStyle w:val="SourceCode"/>
+      </w:pPr>
+      <w:r>
+        <w:lastRenderedPageBreak/>
+        <w:t xml:space="preserve">$ </w:t>
+      </w:r>
+      <w:proofErr w:type="spellStart"/>
+      <w:proofErr w:type="gramStart"/>
+      <w:r>
         <w:t>git</w:t>
       </w:r>
       <w:proofErr w:type="spellEnd"/>
       <w:proofErr w:type="gramEnd"/>
       <w:r>
-        <w:t xml:space="preserve"> checkout main</w:t>
+        <w:t xml:space="preserve"> commit </w:t>
+      </w:r>
+      <w:r>
+        <w:t xml:space="preserve">–a </w:t>
+      </w:r>
+      <w:r>
+        <w:t xml:space="preserve">–m </w:t>
+      </w:r>
+      <w:r>
+        <w:t>“Update version information</w:t>
+      </w:r>
+      <w:r>
+        <w:t>.</w:t>
+      </w:r>
+      <w:r>
+        <w:t>”</w:t>
+      </w:r>
+      <w:r>
+        <w:tab/>
+        <w:t xml:space="preserve"># </w:t>
+      </w:r>
+      <w:proofErr w:type="gramStart"/>
+      <w:r>
+        <w:t>Add</w:t>
+      </w:r>
+      <w:proofErr w:type="gramEnd"/>
+      <w:r>
+        <w:t xml:space="preserve"> and commit</w:t>
       </w:r>
     </w:p>
     <w:p>
@@ -16040,22 +17463,30 @@
       <w:proofErr w:type="spellStart"/>
       <w:proofErr w:type="gramStart"/>
       <w:r>
+        <w:t>cd</w:t>
+      </w:r>
+      <w:proofErr w:type="spellEnd"/>
+      <w:r>
+        <w:t xml:space="preserve"> ..</w:t>
+      </w:r>
+      <w:proofErr w:type="gramEnd"/>
+    </w:p>
+    <w:p>
+      <w:pPr>
+        <w:pStyle w:val="SourceCode"/>
+      </w:pPr>
+      <w:r>
+        <w:t xml:space="preserve">$ </w:t>
+      </w:r>
+      <w:proofErr w:type="spellStart"/>
+      <w:proofErr w:type="gramStart"/>
+      <w:r>
         <w:t>git</w:t>
       </w:r>
       <w:proofErr w:type="spellEnd"/>
       <w:proofErr w:type="gramEnd"/>
       <w:r>
-        <w:t xml:space="preserve"> pull</w:t>
-      </w:r>
-      <w:r>
-        <w:tab/>
-      </w:r>
-      <w:r>
-        <w:tab/>
-      </w:r>
-      <w:r>
-        <w:tab/>
-        <w:t># Make sure the branch is up to date.</w:t>
+        <w:t xml:space="preserve"> push</w:t>
       </w:r>
     </w:p>
     <w:p>
@@ -16072,7 +17503,7 @@
         </w:numPr>
       </w:pPr>
       <w:r>
-        <w:t>Merge the development branch.</w:t>
+        <w:t>Change to the release branch (main).</w:t>
       </w:r>
     </w:p>
     <w:p>
@@ -16090,7 +17521,7 @@
       <w:proofErr w:type="spellEnd"/>
       <w:proofErr w:type="gramEnd"/>
       <w:r>
-        <w:t xml:space="preserve"> merge develop</w:t>
+        <w:t xml:space="preserve"> checkout main</w:t>
       </w:r>
     </w:p>
     <w:p>
@@ -16098,7 +17529,6 @@
         <w:pStyle w:val="SourceCode"/>
       </w:pPr>
       <w:r>
-        <w:lastRenderedPageBreak/>
         <w:t xml:space="preserve">$ </w:t>
       </w:r>
       <w:proofErr w:type="spellStart"/>
@@ -16109,16 +17539,17 @@
       <w:proofErr w:type="spellEnd"/>
       <w:proofErr w:type="gramEnd"/>
       <w:r>
-        <w:t xml:space="preserve"> commit –a –m </w:t>
-      </w:r>
-      <w:r>
-        <w:t>“Update version information</w:t>
-      </w:r>
-      <w:r>
-        <w:t>.</w:t>
-      </w:r>
-      <w:r>
-        <w:t>”</w:t>
+        <w:t xml:space="preserve"> pull</w:t>
+      </w:r>
+      <w:r>
+        <w:tab/>
+      </w:r>
+      <w:r>
+        <w:tab/>
+      </w:r>
+      <w:r>
+        <w:tab/>
+        <w:t># Make sure the branch is up to date.</w:t>
       </w:r>
     </w:p>
     <w:p>
@@ -16135,7 +17566,7 @@
         </w:numPr>
       </w:pPr>
       <w:r>
-        <w:t>Create a Release Tag.</w:t>
+        <w:t>Merge the development branch.</w:t>
       </w:r>
     </w:p>
     <w:p>
@@ -16153,126 +17584,34 @@
       <w:proofErr w:type="spellEnd"/>
       <w:proofErr w:type="gramEnd"/>
       <w:r>
-        <w:t xml:space="preserve"> tag </w:t>
-      </w:r>
-      <w:proofErr w:type="spellStart"/>
-      <w:r>
-        <w:rPr>
-          <w:rStyle w:val="SourceCodenon-literal"/>
-        </w:rPr>
-        <w:t>V</w:t>
-      </w:r>
-      <w:r>
-        <w:rPr>
-          <w:rStyle w:val="SourceCodenon-literal"/>
-        </w:rPr>
-        <w:t>ersion</w:t>
-      </w:r>
-      <w:r>
-        <w:rPr>
-          <w:rStyle w:val="SourceCodenon-literal"/>
-        </w:rPr>
-        <w:t>N</w:t>
-      </w:r>
-      <w:r>
-        <w:rPr>
-          <w:rStyle w:val="SourceCodenon-literal"/>
-        </w:rPr>
-        <w:t>umber</w:t>
-      </w:r>
-      <w:proofErr w:type="spellEnd"/>
-      <w:r>
-        <w:rPr>
-          <w:rStyle w:val="SourceCodenon-literal"/>
-          <w:rFonts w:ascii="Courier New" w:hAnsi="Courier New"/>
-          <w:i w:val="0"/>
-        </w:rPr>
-        <w:tab/>
-      </w:r>
-      <w:r>
-        <w:rPr>
-          <w:rStyle w:val="SourceCodenon-literal"/>
-          <w:rFonts w:ascii="Courier New" w:hAnsi="Courier New"/>
-          <w:i w:val="0"/>
-        </w:rPr>
-        <w:t>#</w:t>
-      </w:r>
-      <w:r>
-        <w:t xml:space="preserve"> e.g., </w:t>
-      </w:r>
-      <w:r>
-        <w:t>“</w:t>
-      </w:r>
-      <w:r>
-        <w:t>v2025.08</w:t>
+        <w:t xml:space="preserve"> merge develop</w:t>
+      </w:r>
+    </w:p>
+    <w:p>
+      <w:pPr>
+        <w:pStyle w:val="SourceCode"/>
+      </w:pPr>
+      <w:r>
+        <w:t xml:space="preserve">$ </w:t>
+      </w:r>
+      <w:proofErr w:type="spellStart"/>
+      <w:proofErr w:type="gramStart"/>
+      <w:r>
+        <w:t>git</w:t>
+      </w:r>
+      <w:proofErr w:type="spellEnd"/>
+      <w:proofErr w:type="gramEnd"/>
+      <w:r>
+        <w:t xml:space="preserve"> commit –a –m </w:t>
+      </w:r>
+      <w:r>
+        <w:t>“Update version information</w:t>
+      </w:r>
+      <w:r>
+        <w:t>.</w:t>
       </w:r>
       <w:r>
         <w:t>”</w:t>
-      </w:r>
-    </w:p>
-    <w:p>
-      <w:pPr>
-        <w:pStyle w:val="SourceCode"/>
-      </w:pPr>
-      <w:r>
-        <w:t xml:space="preserve">$ </w:t>
-      </w:r>
-      <w:proofErr w:type="spellStart"/>
-      <w:proofErr w:type="gramStart"/>
-      <w:r>
-        <w:t>git</w:t>
-      </w:r>
-      <w:proofErr w:type="spellEnd"/>
-      <w:proofErr w:type="gramEnd"/>
-      <w:r>
-        <w:t xml:space="preserve"> push</w:t>
-      </w:r>
-      <w:r>
-        <w:tab/>
-      </w:r>
-      <w:r>
-        <w:tab/>
-      </w:r>
-      <w:r>
-        <w:tab/>
-        <w:t># Push the commits</w:t>
-      </w:r>
-    </w:p>
-    <w:p>
-      <w:pPr>
-        <w:pStyle w:val="SourceCode"/>
-      </w:pPr>
-      <w:r>
-        <w:t xml:space="preserve">$ </w:t>
-      </w:r>
-      <w:proofErr w:type="spellStart"/>
-      <w:proofErr w:type="gramStart"/>
-      <w:r>
-        <w:t>git</w:t>
-      </w:r>
-      <w:proofErr w:type="spellEnd"/>
-      <w:proofErr w:type="gramEnd"/>
-      <w:r>
-        <w:t xml:space="preserve"> push </w:t>
-      </w:r>
-      <w:r>
-        <w:t>-</w:t>
-      </w:r>
-      <w:r>
-        <w:t>-tags</w:t>
-      </w:r>
-      <w:r>
-        <w:tab/>
-      </w:r>
-      <w:r>
-        <w:tab/>
-        <w:t># Push the tags</w:t>
-      </w:r>
-      <w:r>
-        <w:tab/>
-      </w:r>
-      <w:r>
-        <w:tab/>
       </w:r>
     </w:p>
     <w:p>
@@ -16289,30 +17628,88 @@
         </w:numPr>
       </w:pPr>
       <w:r>
-        <w:t xml:space="preserve">Copy the release files to the release directory for pushing to the web page. The </w:t>
-      </w:r>
-      <w:r>
-        <w:t xml:space="preserve">current branch </w:t>
-      </w:r>
-      <w:r>
-        <w:t xml:space="preserve">should still be in </w:t>
-      </w:r>
-      <w:r>
-        <w:t>release</w:t>
-      </w:r>
-      <w:r>
-        <w:t xml:space="preserve"> branch</w:t>
-      </w:r>
-      <w:r>
-        <w:t xml:space="preserve"> (</w:t>
-      </w:r>
+        <w:t>Create a Release Tag.</w:t>
+      </w:r>
+    </w:p>
+    <w:p>
+      <w:pPr>
+        <w:pStyle w:val="SourceCode"/>
+      </w:pPr>
+      <w:r>
+        <w:t xml:space="preserve">$ </w:t>
+      </w:r>
+      <w:proofErr w:type="spellStart"/>
       <w:proofErr w:type="gramStart"/>
       <w:r>
-        <w:t>main</w:t>
-      </w:r>
+        <w:t>git</w:t>
+      </w:r>
+      <w:proofErr w:type="spellEnd"/>
       <w:proofErr w:type="gramEnd"/>
       <w:r>
-        <w:t>).</w:t>
+        <w:t xml:space="preserve"> tag </w:t>
+      </w:r>
+      <w:proofErr w:type="spellStart"/>
+      <w:r>
+        <w:rPr>
+          <w:rStyle w:val="SourceCodenon-literal"/>
+        </w:rPr>
+        <w:t>V</w:t>
+      </w:r>
+      <w:r>
+        <w:rPr>
+          <w:rStyle w:val="SourceCodenon-literal"/>
+        </w:rPr>
+        <w:t>ersion</w:t>
+      </w:r>
+      <w:r>
+        <w:rPr>
+          <w:rStyle w:val="SourceCodenon-literal"/>
+        </w:rPr>
+        <w:t>N</w:t>
+      </w:r>
+      <w:r>
+        <w:rPr>
+          <w:rStyle w:val="SourceCodenon-literal"/>
+        </w:rPr>
+        <w:t>umber</w:t>
+      </w:r>
+      <w:proofErr w:type="spellEnd"/>
+      <w:r>
+        <w:rPr>
+          <w:rStyle w:val="SourceCodenon-literal"/>
+          <w:rFonts w:ascii="Courier New" w:hAnsi="Courier New"/>
+          <w:i w:val="0"/>
+        </w:rPr>
+        <w:tab/>
+      </w:r>
+      <w:r>
+        <w:rPr>
+          <w:rStyle w:val="SourceCodenon-literal"/>
+          <w:rFonts w:ascii="Courier New" w:hAnsi="Courier New"/>
+          <w:i w:val="0"/>
+        </w:rPr>
+        <w:t>#</w:t>
+      </w:r>
+      <w:r>
+        <w:t xml:space="preserve"> e.g., </w:t>
+      </w:r>
+      <w:r>
+        <w:t>“</w:t>
+      </w:r>
+      <w:r>
+        <w:t>v202</w:t>
+      </w:r>
+      <w:r>
+        <w:t>6</w:t>
+      </w:r>
+      <w:r>
+        <w:t>.0</w:t>
+      </w:r>
+      <w:r>
+        <w:t>0</w:t>
+      </w:r>
+      <w:r>
+        <w:t>”</w:t>
       </w:r>
     </w:p>
     <w:p>
@@ -16325,15 +17722,22 @@
       <w:proofErr w:type="spellStart"/>
       <w:proofErr w:type="gramStart"/>
       <w:r>
-        <w:t>cd</w:t>
+        <w:t>git</w:t>
       </w:r>
       <w:proofErr w:type="spellEnd"/>
       <w:proofErr w:type="gramEnd"/>
       <w:r>
-        <w:t xml:space="preserve"> $TAXTOOLS</w:t>
-      </w:r>
-      <w:r>
-        <w:t>/..</w:t>
+        <w:t xml:space="preserve"> push</w:t>
+      </w:r>
+      <w:r>
+        <w:tab/>
+      </w:r>
+      <w:r>
+        <w:tab/>
+      </w:r>
+      <w:r>
+        <w:tab/>
+        <w:t># Push the commits</w:t>
       </w:r>
     </w:p>
     <w:p>
@@ -16346,125 +17750,36 @@
       <w:proofErr w:type="spellStart"/>
       <w:proofErr w:type="gramStart"/>
       <w:r>
-        <w:t>rm</w:t>
+        <w:t>git</w:t>
       </w:r>
       <w:proofErr w:type="spellEnd"/>
       <w:proofErr w:type="gramEnd"/>
       <w:r>
-        <w:t xml:space="preserve"> –</w:t>
-      </w:r>
-      <w:proofErr w:type="spellStart"/>
-      <w:r>
-        <w:t>rf</w:t>
-      </w:r>
-      <w:proofErr w:type="spellEnd"/>
-      <w:r>
-        <w:t xml:space="preserve"> </w:t>
-      </w:r>
-      <w:proofErr w:type="spellStart"/>
-      <w:r>
-        <w:t>TAXTools</w:t>
-      </w:r>
-      <w:r>
-        <w:t>New</w:t>
-      </w:r>
-      <w:proofErr w:type="spellEnd"/>
+        <w:t xml:space="preserve"> push </w:t>
+      </w:r>
+      <w:r>
+        <w:t>-</w:t>
+      </w:r>
+      <w:r>
+        <w:t>-tags</w:t>
+      </w:r>
+      <w:r>
+        <w:tab/>
+      </w:r>
+      <w:r>
+        <w:tab/>
+        <w:t># Push the tags</w:t>
+      </w:r>
+      <w:r>
+        <w:tab/>
+      </w:r>
+      <w:r>
+        <w:tab/>
+      </w:r>
     </w:p>
     <w:p>
       <w:pPr>
         <w:pStyle w:val="SourceCode"/>
-      </w:pPr>
-      <w:r>
-        <w:t xml:space="preserve">$ </w:t>
-      </w:r>
-      <w:proofErr w:type="spellStart"/>
-      <w:r>
-        <w:t>TAXTools</w:t>
-      </w:r>
-      <w:r>
-        <w:t>Dev</w:t>
-      </w:r>
-      <w:proofErr w:type="spellEnd"/>
-      <w:r>
-        <w:t>/tools/</w:t>
-      </w:r>
-      <w:proofErr w:type="spellStart"/>
-      <w:r>
-        <w:t>UpdateRelease</w:t>
-      </w:r>
-      <w:proofErr w:type="spellEnd"/>
-      <w:r>
-        <w:tab/>
-      </w:r>
-      <w:r>
-        <w:tab/>
-        <w:t xml:space="preserve"># Copy </w:t>
-      </w:r>
-      <w:proofErr w:type="spellStart"/>
-      <w:r>
-        <w:t>TAXTools</w:t>
-      </w:r>
-      <w:r>
-        <w:t>Dev</w:t>
-      </w:r>
-      <w:proofErr w:type="spellEnd"/>
-      <w:r>
-        <w:t xml:space="preserve"> to </w:t>
-      </w:r>
-      <w:proofErr w:type="spellStart"/>
-      <w:r>
-        <w:t>TAXTools</w:t>
-      </w:r>
-      <w:r>
-        <w:t>New</w:t>
-      </w:r>
-      <w:proofErr w:type="spellEnd"/>
-    </w:p>
-    <w:p>
-      <w:pPr>
-        <w:pStyle w:val="SourceCode"/>
-      </w:pPr>
-      <w:r>
-        <w:t xml:space="preserve">$ </w:t>
-      </w:r>
-      <w:proofErr w:type="spellStart"/>
-      <w:proofErr w:type="gramStart"/>
-      <w:r>
-        <w:t>dircmp</w:t>
-      </w:r>
-      <w:proofErr w:type="spellEnd"/>
-      <w:proofErr w:type="gramEnd"/>
-      <w:r>
-        <w:t xml:space="preserve"> </w:t>
-      </w:r>
-      <w:proofErr w:type="spellStart"/>
-      <w:r>
-        <w:t>TAXTools</w:t>
-      </w:r>
-      <w:proofErr w:type="spellEnd"/>
-      <w:r>
-        <w:t xml:space="preserve"> </w:t>
-      </w:r>
-      <w:proofErr w:type="spellStart"/>
-      <w:r>
-        <w:t>TAXTools</w:t>
-      </w:r>
-      <w:r>
-        <w:t>New</w:t>
-      </w:r>
-      <w:proofErr w:type="spellEnd"/>
-      <w:r>
-        <w:tab/>
-      </w:r>
-      <w:r>
-        <w:tab/>
-        <w:t># Compare with previous release</w:t>
-      </w:r>
-    </w:p>
-    <w:p>
-      <w:pPr>
-        <w:pStyle w:val="SourceCode"/>
-        <w:ind w:left="0"/>
       </w:pPr>
     </w:p>
     <w:p>
@@ -16476,51 +17791,159 @@
         </w:numPr>
       </w:pPr>
       <w:r>
-        <w:t xml:space="preserve">If everything looks good, </w:t>
-      </w:r>
-      <w:r>
-        <w:t xml:space="preserve">make a backup copy and </w:t>
-      </w:r>
-      <w:r>
-        <w:t xml:space="preserve">replace the </w:t>
+        <w:t xml:space="preserve">Copy the release files to the release directory for pushing to the web page. The </w:t>
+      </w:r>
+      <w:r>
+        <w:t xml:space="preserve">current branch </w:t>
+      </w:r>
+      <w:r>
+        <w:t xml:space="preserve">should still be in </w:t>
+      </w:r>
+      <w:r>
+        <w:t>release</w:t>
+      </w:r>
+      <w:r>
+        <w:t xml:space="preserve"> branch</w:t>
+      </w:r>
+      <w:r>
+        <w:t xml:space="preserve"> (</w:t>
+      </w:r>
+      <w:proofErr w:type="gramStart"/>
+      <w:r>
+        <w:t>main</w:t>
+      </w:r>
+      <w:proofErr w:type="gramEnd"/>
+      <w:r>
+        <w:t>).</w:t>
+      </w:r>
+    </w:p>
+    <w:p>
+      <w:pPr>
+        <w:pStyle w:val="SourceCode"/>
+      </w:pPr>
+      <w:r>
+        <w:t xml:space="preserve">$ </w:t>
+      </w:r>
+      <w:proofErr w:type="spellStart"/>
+      <w:proofErr w:type="gramStart"/>
+      <w:r>
+        <w:t>cd</w:t>
+      </w:r>
+      <w:proofErr w:type="spellEnd"/>
+      <w:proofErr w:type="gramEnd"/>
+      <w:r>
+        <w:t xml:space="preserve"> $TAXTOOLS</w:t>
+      </w:r>
+      <w:r>
+        <w:t>/..</w:t>
+      </w:r>
+    </w:p>
+    <w:p>
+      <w:pPr>
+        <w:pStyle w:val="SourceCode"/>
+      </w:pPr>
+      <w:r>
+        <w:t xml:space="preserve">$ </w:t>
+      </w:r>
+      <w:proofErr w:type="spellStart"/>
+      <w:proofErr w:type="gramStart"/>
+      <w:r>
+        <w:t>rm</w:t>
+      </w:r>
+      <w:proofErr w:type="spellEnd"/>
+      <w:proofErr w:type="gramEnd"/>
+      <w:r>
+        <w:t xml:space="preserve"> –</w:t>
+      </w:r>
+      <w:proofErr w:type="spellStart"/>
+      <w:r>
+        <w:t>rf</w:t>
+      </w:r>
+      <w:proofErr w:type="spellEnd"/>
+      <w:r>
+        <w:t xml:space="preserve"> </w:t>
       </w:r>
       <w:proofErr w:type="spellStart"/>
       <w:r>
         <w:t>TAXTools</w:t>
       </w:r>
-      <w:proofErr w:type="spellEnd"/>
-      <w:r>
-        <w:t xml:space="preserve"> directory with </w:t>
+      <w:r>
+        <w:t>New</w:t>
+      </w:r>
+      <w:proofErr w:type="spellEnd"/>
+    </w:p>
+    <w:p>
+      <w:pPr>
+        <w:pStyle w:val="SourceCode"/>
+      </w:pPr>
+      <w:r>
+        <w:t xml:space="preserve">$ </w:t>
       </w:r>
       <w:proofErr w:type="spellStart"/>
       <w:r>
         <w:t>TAXTools</w:t>
       </w:r>
       <w:r>
+        <w:t>Dev</w:t>
+      </w:r>
+      <w:proofErr w:type="spellEnd"/>
+      <w:r>
+        <w:t>/tools/</w:t>
+      </w:r>
+      <w:proofErr w:type="spellStart"/>
+      <w:r>
+        <w:t>UpdateRelease</w:t>
+      </w:r>
+      <w:proofErr w:type="spellEnd"/>
+      <w:r>
+        <w:tab/>
+      </w:r>
+      <w:r>
+        <w:tab/>
+        <w:t xml:space="preserve"># Copy </w:t>
+      </w:r>
+      <w:proofErr w:type="spellStart"/>
+      <w:r>
+        <w:t>TAXTools</w:t>
+      </w:r>
+      <w:r>
+        <w:t>Dev</w:t>
+      </w:r>
+      <w:proofErr w:type="spellEnd"/>
+      <w:r>
+        <w:t xml:space="preserve"> to </w:t>
+      </w:r>
+      <w:proofErr w:type="spellStart"/>
+      <w:r>
+        <w:t>TAXTools</w:t>
+      </w:r>
+      <w:r>
         <w:t>New</w:t>
       </w:r>
       <w:proofErr w:type="spellEnd"/>
-      <w:r>
-        <w:t>.</w:t>
-      </w:r>
     </w:p>
     <w:p>
       <w:pPr>
         <w:pStyle w:val="SourceCode"/>
       </w:pPr>
       <w:r>
-        <w:t>$</w:t>
-      </w:r>
+        <w:t xml:space="preserve">$ </w:t>
+      </w:r>
+      <w:proofErr w:type="spellStart"/>
+      <w:proofErr w:type="gramStart"/>
+      <w:r>
+        <w:t>dircmp</w:t>
+      </w:r>
+      <w:proofErr w:type="spellEnd"/>
+      <w:proofErr w:type="gramEnd"/>
       <w:r>
         <w:t xml:space="preserve"> </w:t>
       </w:r>
       <w:proofErr w:type="spellStart"/>
-      <w:proofErr w:type="gramStart"/>
-      <w:r>
-        <w:t>mv</w:t>
-      </w:r>
-      <w:proofErr w:type="spellEnd"/>
-      <w:proofErr w:type="gramEnd"/>
+      <w:r>
+        <w:t>TAXTools</w:t>
+      </w:r>
+      <w:proofErr w:type="spellEnd"/>
       <w:r>
         <w:t xml:space="preserve"> </w:t>
       </w:r>
@@ -16533,212 +17956,17 @@
       </w:r>
       <w:proofErr w:type="spellEnd"/>
       <w:r>
-        <w:t xml:space="preserve"> </w:t>
-      </w:r>
-      <w:proofErr w:type="spellStart"/>
-      <w:r>
-        <w:t>TAXTools</w:t>
-      </w:r>
-      <w:r>
-        <w:t>-</w:t>
-      </w:r>
-      <w:r>
-        <w:rPr>
-          <w:rStyle w:val="SourceCodenon-literal"/>
-        </w:rPr>
-        <w:t>VersionNumber</w:t>
-      </w:r>
-      <w:proofErr w:type="spellEnd"/>
+        <w:tab/>
+      </w:r>
+      <w:r>
+        <w:tab/>
+        <w:t># Compare with previous release</w:t>
+      </w:r>
     </w:p>
     <w:p>
       <w:pPr>
         <w:pStyle w:val="SourceCode"/>
-        <w:rPr>
-          <w:rStyle w:val="SourceCodenon-literal"/>
-        </w:rPr>
-      </w:pPr>
-      <w:r>
-        <w:t xml:space="preserve">$ </w:t>
-      </w:r>
-      <w:proofErr w:type="gramStart"/>
-      <w:r>
-        <w:t>tar</w:t>
-      </w:r>
-      <w:proofErr w:type="gramEnd"/>
-      <w:r>
-        <w:t xml:space="preserve"> –</w:t>
-      </w:r>
-      <w:proofErr w:type="spellStart"/>
-      <w:r>
-        <w:t>cv</w:t>
-      </w:r>
-      <w:r>
-        <w:t>z</w:t>
-      </w:r>
-      <w:r>
-        <w:t>f</w:t>
-      </w:r>
-      <w:proofErr w:type="spellEnd"/>
-      <w:r>
-        <w:t xml:space="preserve"> </w:t>
-      </w:r>
-      <w:r>
-        <w:t>TAXTools</w:t>
-      </w:r>
-      <w:r>
-        <w:t>-</w:t>
-      </w:r>
-      <w:r>
-        <w:rPr>
-          <w:rStyle w:val="SourceCodenon-literal"/>
-        </w:rPr>
-        <w:t>VersionNumber</w:t>
-      </w:r>
-      <w:r>
-        <w:t xml:space="preserve">.tgz </w:t>
-      </w:r>
-      <w:proofErr w:type="spellStart"/>
-      <w:r>
-        <w:t>TAXTools</w:t>
-      </w:r>
-      <w:r>
-        <w:t>-</w:t>
-      </w:r>
-      <w:r>
-        <w:rPr>
-          <w:rStyle w:val="SourceCodenon-literal"/>
-        </w:rPr>
-        <w:t>VersionNumber</w:t>
-      </w:r>
-      <w:proofErr w:type="spellEnd"/>
-    </w:p>
-    <w:p>
-      <w:pPr>
-        <w:pStyle w:val="SourceCode"/>
-      </w:pPr>
-      <w:r>
-        <w:t xml:space="preserve">$ </w:t>
-      </w:r>
-      <w:proofErr w:type="gramStart"/>
-      <w:r>
-        <w:t>cp</w:t>
-      </w:r>
-      <w:proofErr w:type="gramEnd"/>
-      <w:r>
-        <w:t xml:space="preserve"> </w:t>
-      </w:r>
-      <w:r>
-        <w:t>TAXTools</w:t>
-      </w:r>
-      <w:r>
-        <w:t>-</w:t>
-      </w:r>
-      <w:r>
-        <w:rPr>
-          <w:rStyle w:val="SourceCodenon-literal"/>
-        </w:rPr>
-        <w:t>VersionNumber</w:t>
-      </w:r>
-      <w:r>
-        <w:t>.tgz $ARCHIVE/</w:t>
-      </w:r>
-      <w:proofErr w:type="spellStart"/>
-      <w:r>
-        <w:t>TAXTools</w:t>
-      </w:r>
-      <w:proofErr w:type="spellEnd"/>
-    </w:p>
-    <w:p>
-      <w:pPr>
-        <w:pStyle w:val="SourceCode"/>
-      </w:pPr>
-      <w:r>
-        <w:t xml:space="preserve">$ </w:t>
-      </w:r>
-      <w:proofErr w:type="spellStart"/>
-      <w:proofErr w:type="gramStart"/>
-      <w:r>
-        <w:t>rm</w:t>
-      </w:r>
-      <w:proofErr w:type="spellEnd"/>
-      <w:proofErr w:type="gramEnd"/>
-      <w:r>
-        <w:t xml:space="preserve"> –</w:t>
-      </w:r>
-      <w:proofErr w:type="spellStart"/>
-      <w:r>
-        <w:t>rf</w:t>
-      </w:r>
-      <w:proofErr w:type="spellEnd"/>
-      <w:r>
-        <w:t xml:space="preserve"> </w:t>
-      </w:r>
-      <w:proofErr w:type="spellStart"/>
-      <w:r>
-        <w:t>TAXTools</w:t>
-      </w:r>
-      <w:proofErr w:type="spellEnd"/>
-      <w:r>
-        <w:tab/>
-      </w:r>
-      <w:r>
-        <w:tab/>
-      </w:r>
-      <w:r>
-        <w:tab/>
-      </w:r>
-      <w:r>
-        <w:tab/>
-        <w:t># Remove old release files</w:t>
-      </w:r>
-    </w:p>
-    <w:p>
-      <w:pPr>
-        <w:pStyle w:val="SourceCode"/>
-      </w:pPr>
-      <w:r>
-        <w:t xml:space="preserve">$ </w:t>
-      </w:r>
-      <w:proofErr w:type="spellStart"/>
-      <w:proofErr w:type="gramStart"/>
-      <w:r>
-        <w:t>mv</w:t>
-      </w:r>
-      <w:proofErr w:type="spellEnd"/>
-      <w:proofErr w:type="gramEnd"/>
-      <w:r>
-        <w:t xml:space="preserve"> </w:t>
-      </w:r>
-      <w:proofErr w:type="spellStart"/>
-      <w:r>
-        <w:t>TAXTools</w:t>
-      </w:r>
-      <w:r>
-        <w:t>-</w:t>
-      </w:r>
-      <w:r>
-        <w:rPr>
-          <w:rStyle w:val="SourceCodenon-literal"/>
-        </w:rPr>
-        <w:t>VersionNumber</w:t>
-      </w:r>
-      <w:proofErr w:type="spellEnd"/>
-      <w:r>
-        <w:t xml:space="preserve"> </w:t>
-      </w:r>
-      <w:proofErr w:type="spellStart"/>
-      <w:r>
-        <w:t>TAXTools</w:t>
-      </w:r>
-      <w:proofErr w:type="spellEnd"/>
-      <w:r>
-        <w:tab/>
-        <w:t># Replace with new files</w:t>
-      </w:r>
-    </w:p>
-    <w:p>
-      <w:pPr>
-        <w:pStyle w:val="SourceCode"/>
+        <w:ind w:left="0"/>
       </w:pPr>
     </w:p>
     <w:p>
@@ -16750,17 +17978,30 @@
         </w:numPr>
       </w:pPr>
       <w:r>
-        <w:t xml:space="preserve">Update the web with the new version of </w:t>
-      </w:r>
-      <w:r>
-        <w:t xml:space="preserve">the Tax </w:t>
-      </w:r>
-      <w:r>
-        <w:t>Analysis</w:t>
-      </w:r>
-      <w:r>
-        <w:t xml:space="preserve"> Tools</w:t>
-      </w:r>
+        <w:t xml:space="preserve">If everything looks good, </w:t>
+      </w:r>
+      <w:r>
+        <w:t xml:space="preserve">make a backup copy and </w:t>
+      </w:r>
+      <w:r>
+        <w:t xml:space="preserve">replace the </w:t>
+      </w:r>
+      <w:proofErr w:type="spellStart"/>
+      <w:r>
+        <w:t>TAXTools</w:t>
+      </w:r>
+      <w:proofErr w:type="spellEnd"/>
+      <w:r>
+        <w:t xml:space="preserve"> directory with </w:t>
+      </w:r>
+      <w:proofErr w:type="spellStart"/>
+      <w:r>
+        <w:t>TAXTools</w:t>
+      </w:r>
+      <w:r>
+        <w:t>New</w:t>
+      </w:r>
+      <w:proofErr w:type="spellEnd"/>
       <w:r>
         <w:t>.</w:t>
       </w:r>
@@ -16770,54 +18011,231 @@
         <w:pStyle w:val="SourceCode"/>
       </w:pPr>
       <w:r>
+        <w:t>$</w:t>
+      </w:r>
+      <w:r>
+        <w:t xml:space="preserve"> </w:t>
+      </w:r>
+      <w:proofErr w:type="spellStart"/>
+      <w:proofErr w:type="gramStart"/>
+      <w:r>
+        <w:t>mv</w:t>
+      </w:r>
+      <w:proofErr w:type="spellEnd"/>
+      <w:proofErr w:type="gramEnd"/>
+      <w:r>
+        <w:t xml:space="preserve"> </w:t>
+      </w:r>
+      <w:proofErr w:type="spellStart"/>
+      <w:r>
+        <w:t>TAXTools</w:t>
+      </w:r>
+      <w:r>
+        <w:t>New</w:t>
+      </w:r>
+      <w:proofErr w:type="spellEnd"/>
+      <w:r>
+        <w:t xml:space="preserve"> </w:t>
+      </w:r>
+      <w:proofErr w:type="spellStart"/>
+      <w:r>
+        <w:t>TAXTools</w:t>
+      </w:r>
+      <w:r>
+        <w:t>-</w:t>
+      </w:r>
+      <w:r>
+        <w:rPr>
+          <w:rStyle w:val="SourceCodenon-literal"/>
+        </w:rPr>
+        <w:t>VersionNumber</w:t>
+      </w:r>
+      <w:proofErr w:type="spellEnd"/>
+    </w:p>
+    <w:p>
+      <w:pPr>
+        <w:pStyle w:val="SourceCode"/>
+        <w:rPr>
+          <w:rStyle w:val="SourceCodenon-literal"/>
+        </w:rPr>
+      </w:pPr>
+      <w:r>
         <w:t xml:space="preserve">$ </w:t>
       </w:r>
-      <w:r>
-        <w:t xml:space="preserve">Open </w:t>
-      </w:r>
-      <w:proofErr w:type="spellStart"/>
-      <w:r>
-        <w:t>DreamWeaver</w:t>
+      <w:proofErr w:type="gramStart"/>
+      <w:r>
+        <w:t>tar</w:t>
+      </w:r>
+      <w:proofErr w:type="gramEnd"/>
+      <w:r>
+        <w:t xml:space="preserve"> –</w:t>
+      </w:r>
+      <w:proofErr w:type="spellStart"/>
+      <w:r>
+        <w:t>cv</w:t>
+      </w:r>
+      <w:r>
+        <w:t>z</w:t>
+      </w:r>
+      <w:r>
+        <w:t>f</w:t>
+      </w:r>
+      <w:proofErr w:type="spellEnd"/>
+      <w:r>
+        <w:t xml:space="preserve"> </w:t>
+      </w:r>
+      <w:r>
+        <w:t>TAXTools</w:t>
+      </w:r>
+      <w:r>
+        <w:t>-</w:t>
+      </w:r>
+      <w:r>
+        <w:rPr>
+          <w:rStyle w:val="SourceCodenon-literal"/>
+        </w:rPr>
+        <w:t>VersionNumber</w:t>
+      </w:r>
+      <w:r>
+        <w:t xml:space="preserve">.tgz </w:t>
+      </w:r>
+      <w:proofErr w:type="spellStart"/>
+      <w:r>
+        <w:t>TAXTools</w:t>
+      </w:r>
+      <w:r>
+        <w:t>-</w:t>
+      </w:r>
+      <w:r>
+        <w:rPr>
+          <w:rStyle w:val="SourceCodenon-literal"/>
+        </w:rPr>
+        <w:t>VersionNumber</w:t>
       </w:r>
       <w:proofErr w:type="spellEnd"/>
     </w:p>
     <w:p>
       <w:pPr>
         <w:pStyle w:val="SourceCode"/>
-        <w:ind w:firstLine="720"/>
-      </w:pPr>
-      <w:r>
-        <w:t xml:space="preserve"># </w:t>
-      </w:r>
-      <w:r>
-        <w:t>Copy</w:t>
-      </w:r>
+      </w:pPr>
+      <w:r>
+        <w:t xml:space="preserve">$ </w:t>
+      </w:r>
+      <w:proofErr w:type="gramStart"/>
+      <w:r>
+        <w:t>cp</w:t>
+      </w:r>
+      <w:proofErr w:type="gramEnd"/>
       <w:r>
         <w:t xml:space="preserve"> </w:t>
       </w:r>
       <w:r>
-        <w:t xml:space="preserve">the </w:t>
-      </w:r>
-      <w:r>
-        <w:t xml:space="preserve">new </w:t>
-      </w:r>
-      <w:r>
-        <w:t xml:space="preserve">Tax </w:t>
-      </w:r>
-      <w:r>
-        <w:t>Analysis</w:t>
-      </w:r>
-      <w:r>
-        <w:t xml:space="preserve"> Tools</w:t>
-      </w:r>
-      <w:r>
-        <w:t xml:space="preserve"> to </w:t>
-      </w:r>
-      <w:r>
-        <w:t xml:space="preserve">the </w:t>
-      </w:r>
-      <w:r>
-        <w:t>web</w:t>
+        <w:t>TAXTools</w:t>
+      </w:r>
+      <w:r>
+        <w:t>-</w:t>
+      </w:r>
+      <w:r>
+        <w:rPr>
+          <w:rStyle w:val="SourceCodenon-literal"/>
+        </w:rPr>
+        <w:t>VersionNumber</w:t>
+      </w:r>
+      <w:r>
+        <w:t>.tgz $ARCHIVE/</w:t>
+      </w:r>
+      <w:proofErr w:type="spellStart"/>
+      <w:r>
+        <w:t>TAXTools</w:t>
+      </w:r>
+      <w:proofErr w:type="spellEnd"/>
+    </w:p>
+    <w:p>
+      <w:pPr>
+        <w:pStyle w:val="SourceCode"/>
+      </w:pPr>
+      <w:r>
+        <w:t xml:space="preserve">$ </w:t>
+      </w:r>
+      <w:proofErr w:type="spellStart"/>
+      <w:proofErr w:type="gramStart"/>
+      <w:r>
+        <w:t>rm</w:t>
+      </w:r>
+      <w:proofErr w:type="spellEnd"/>
+      <w:proofErr w:type="gramEnd"/>
+      <w:r>
+        <w:t xml:space="preserve"> –</w:t>
+      </w:r>
+      <w:proofErr w:type="spellStart"/>
+      <w:r>
+        <w:t>rf</w:t>
+      </w:r>
+      <w:proofErr w:type="spellEnd"/>
+      <w:r>
+        <w:t xml:space="preserve"> </w:t>
+      </w:r>
+      <w:proofErr w:type="spellStart"/>
+      <w:r>
+        <w:t>TAXTools</w:t>
+      </w:r>
+      <w:proofErr w:type="spellEnd"/>
+      <w:r>
+        <w:tab/>
+      </w:r>
+      <w:r>
+        <w:tab/>
+      </w:r>
+      <w:r>
+        <w:tab/>
+      </w:r>
+      <w:r>
+        <w:tab/>
+        <w:t># Remove old release files</w:t>
+      </w:r>
+    </w:p>
+    <w:p>
+      <w:pPr>
+        <w:pStyle w:val="SourceCode"/>
+      </w:pPr>
+      <w:r>
+        <w:t xml:space="preserve">$ </w:t>
+      </w:r>
+      <w:proofErr w:type="spellStart"/>
+      <w:proofErr w:type="gramStart"/>
+      <w:r>
+        <w:t>mv</w:t>
+      </w:r>
+      <w:proofErr w:type="spellEnd"/>
+      <w:proofErr w:type="gramEnd"/>
+      <w:r>
+        <w:t xml:space="preserve"> </w:t>
+      </w:r>
+      <w:proofErr w:type="spellStart"/>
+      <w:r>
+        <w:t>TAXTools</w:t>
+      </w:r>
+      <w:r>
+        <w:t>-</w:t>
+      </w:r>
+      <w:r>
+        <w:rPr>
+          <w:rStyle w:val="SourceCodenon-literal"/>
+        </w:rPr>
+        <w:t>VersionNumber</w:t>
+      </w:r>
+      <w:proofErr w:type="spellEnd"/>
+      <w:r>
+        <w:t xml:space="preserve"> </w:t>
+      </w:r>
+      <w:proofErr w:type="spellStart"/>
+      <w:r>
+        <w:t>TAXTools</w:t>
+      </w:r>
+      <w:proofErr w:type="spellEnd"/>
+      <w:r>
+        <w:tab/>
+        <w:t># Replace with new files</w:t>
       </w:r>
     </w:p>
     <w:p>
@@ -16834,8 +18252,13 @@
         </w:numPr>
       </w:pPr>
       <w:r>
-        <w:t>Change the local repository back to the development branch</w:t>
-      </w:r>
+        <w:t xml:space="preserve">Update the web with the new version of </w:t>
+      </w:r>
+      <w:proofErr w:type="spellStart"/>
+      <w:r>
+        <w:t>TAXTools</w:t>
+      </w:r>
+      <w:proofErr w:type="spellEnd"/>
       <w:r>
         <w:t>.</w:t>
       </w:r>
@@ -16847,58 +18270,52 @@
       <w:r>
         <w:t xml:space="preserve">$ </w:t>
       </w:r>
-      <w:proofErr w:type="spellStart"/>
-      <w:proofErr w:type="gramStart"/>
-      <w:r>
-        <w:t>cd</w:t>
-      </w:r>
-      <w:proofErr w:type="spellEnd"/>
-      <w:proofErr w:type="gramEnd"/>
-      <w:r>
-        <w:t xml:space="preserve"> $</w:t>
-      </w:r>
-      <w:r>
-        <w:t>TAXTOOLS</w:t>
-      </w:r>
+      <w:r>
+        <w:t xml:space="preserve">Open </w:t>
+      </w:r>
+      <w:proofErr w:type="spellStart"/>
+      <w:r>
+        <w:t>DreamWeaver</w:t>
+      </w:r>
+      <w:proofErr w:type="spellEnd"/>
     </w:p>
     <w:p>
       <w:pPr>
         <w:pStyle w:val="SourceCode"/>
-      </w:pPr>
-      <w:r>
-        <w:t xml:space="preserve">$ </w:t>
-      </w:r>
-      <w:proofErr w:type="spellStart"/>
-      <w:proofErr w:type="gramStart"/>
-      <w:r>
-        <w:t>git</w:t>
-      </w:r>
-      <w:proofErr w:type="spellEnd"/>
-      <w:proofErr w:type="gramEnd"/>
-      <w:r>
-        <w:t xml:space="preserve"> checkout develop</w:t>
-      </w:r>
-    </w:p>
-    <w:p>
-      <w:pPr>
-        <w:pStyle w:val="SourceCode"/>
-      </w:pPr>
-      <w:r>
-        <w:t xml:space="preserve">$ </w:t>
-      </w:r>
-      <w:proofErr w:type="spellStart"/>
-      <w:proofErr w:type="gramStart"/>
-      <w:r>
-        <w:t>git</w:t>
-      </w:r>
-      <w:proofErr w:type="spellEnd"/>
-      <w:proofErr w:type="gramEnd"/>
-      <w:r>
-        <w:t xml:space="preserve"> pull</w:t>
-      </w:r>
-      <w:r>
-        <w:tab/>
-        <w:t># Make sure it is up to date.</w:t>
+        <w:ind w:firstLine="720"/>
+      </w:pPr>
+      <w:r>
+        <w:t xml:space="preserve"># </w:t>
+      </w:r>
+      <w:r>
+        <w:t>Copy</w:t>
+      </w:r>
+      <w:r>
+        <w:t xml:space="preserve"> </w:t>
+      </w:r>
+      <w:r>
+        <w:t xml:space="preserve">the </w:t>
+      </w:r>
+      <w:r>
+        <w:t xml:space="preserve">new </w:t>
+      </w:r>
+      <w:r>
+        <w:t xml:space="preserve">Tax </w:t>
+      </w:r>
+      <w:r>
+        <w:t>Analysis</w:t>
+      </w:r>
+      <w:r>
+        <w:t xml:space="preserve"> Tools</w:t>
+      </w:r>
+      <w:r>
+        <w:t xml:space="preserve"> to </w:t>
+      </w:r>
+      <w:r>
+        <w:t xml:space="preserve">the </w:t>
+      </w:r>
+      <w:r>
+        <w:t>web</w:t>
       </w:r>
     </w:p>
     <w:p>
@@ -16915,6 +18332,87 @@
         </w:numPr>
       </w:pPr>
       <w:r>
+        <w:t>Change the local repository back to the development branch</w:t>
+      </w:r>
+      <w:r>
+        <w:t>.</w:t>
+      </w:r>
+    </w:p>
+    <w:p>
+      <w:pPr>
+        <w:pStyle w:val="SourceCode"/>
+      </w:pPr>
+      <w:r>
+        <w:t xml:space="preserve">$ </w:t>
+      </w:r>
+      <w:proofErr w:type="spellStart"/>
+      <w:proofErr w:type="gramStart"/>
+      <w:r>
+        <w:t>cd</w:t>
+      </w:r>
+      <w:proofErr w:type="spellEnd"/>
+      <w:proofErr w:type="gramEnd"/>
+      <w:r>
+        <w:t xml:space="preserve"> $</w:t>
+      </w:r>
+      <w:r>
+        <w:t>TAXTOOLS</w:t>
+      </w:r>
+    </w:p>
+    <w:p>
+      <w:pPr>
+        <w:pStyle w:val="SourceCode"/>
+      </w:pPr>
+      <w:r>
+        <w:t xml:space="preserve">$ </w:t>
+      </w:r>
+      <w:proofErr w:type="spellStart"/>
+      <w:proofErr w:type="gramStart"/>
+      <w:r>
+        <w:t>git</w:t>
+      </w:r>
+      <w:proofErr w:type="spellEnd"/>
+      <w:proofErr w:type="gramEnd"/>
+      <w:r>
+        <w:t xml:space="preserve"> checkout develop</w:t>
+      </w:r>
+    </w:p>
+    <w:p>
+      <w:pPr>
+        <w:pStyle w:val="SourceCode"/>
+      </w:pPr>
+      <w:r>
+        <w:t xml:space="preserve">$ </w:t>
+      </w:r>
+      <w:proofErr w:type="spellStart"/>
+      <w:proofErr w:type="gramStart"/>
+      <w:r>
+        <w:t>git</w:t>
+      </w:r>
+      <w:proofErr w:type="spellEnd"/>
+      <w:proofErr w:type="gramEnd"/>
+      <w:r>
+        <w:t xml:space="preserve"> pull</w:t>
+      </w:r>
+      <w:r>
+        <w:tab/>
+        <w:t># Make sure it is up to date.</w:t>
+      </w:r>
+    </w:p>
+    <w:p>
+      <w:pPr>
+        <w:pStyle w:val="SourceCode"/>
+      </w:pPr>
+    </w:p>
+    <w:p>
+      <w:pPr>
+        <w:pStyle w:val="Body-Text"/>
+        <w:numPr>
+          <w:ilvl w:val="0"/>
+          <w:numId w:val="19"/>
+        </w:numPr>
+      </w:pPr>
+      <w:r>
         <w:t xml:space="preserve">Update Version </w:t>
       </w:r>
       <w:r>
@@ -16987,7 +18485,7 @@
       <w:pPr>
         <w:pStyle w:val="Heading3"/>
       </w:pPr>
-      <w:bookmarkStart w:id="60" w:name="_Toc242375266"/>
+      <w:bookmarkStart w:id="82" w:name="_Toc244070550"/>
       <w:r>
         <w:t xml:space="preserve">Get a Past Version of </w:t>
       </w:r>
@@ -16995,18 +18493,18 @@
       <w:r>
         <w:t>TAXTools</w:t>
       </w:r>
-      <w:bookmarkEnd w:id="60"/>
+      <w:bookmarkEnd w:id="82"/>
       <w:proofErr w:type="spellEnd"/>
     </w:p>
     <w:p>
       <w:pPr>
         <w:pStyle w:val="Heading3"/>
       </w:pPr>
-      <w:bookmarkStart w:id="61" w:name="_Toc242375267"/>
+      <w:bookmarkStart w:id="83" w:name="_Toc244070551"/>
       <w:r>
         <w:t>Create a Tag</w:t>
       </w:r>
-      <w:bookmarkEnd w:id="61"/>
+      <w:bookmarkEnd w:id="83"/>
     </w:p>
     <w:p>
       <w:pPr>
@@ -17162,6 +18660,7 @@
         </w:rPr>
       </w:pPr>
       <w:r>
+        <w:lastRenderedPageBreak/>
         <w:tab/>
       </w:r>
     </w:p>
@@ -17297,7 +18796,7 @@
       <w:pPr>
         <w:pStyle w:val="Heading2"/>
       </w:pPr>
-      <w:bookmarkStart w:id="62" w:name="_Toc242375268"/>
+      <w:bookmarkStart w:id="84" w:name="_Toc244070552"/>
       <w:r>
         <w:rPr>
           <w:lang w:eastAsia="ar-SA"/>
@@ -17307,7 +18806,7 @@
       <w:r>
         <w:t>Help</w:t>
       </w:r>
-      <w:bookmarkEnd w:id="62"/>
+      <w:bookmarkEnd w:id="84"/>
     </w:p>
     <w:p>
       <w:pPr>
@@ -17605,11 +19104,11 @@
       <w:pPr>
         <w:pStyle w:val="Heading2"/>
       </w:pPr>
-      <w:bookmarkStart w:id="63" w:name="_Toc242375269"/>
+      <w:bookmarkStart w:id="85" w:name="_Toc244070553"/>
       <w:r>
         <w:t>Git Terminology</w:t>
       </w:r>
-      <w:bookmarkEnd w:id="63"/>
+      <w:bookmarkEnd w:id="85"/>
     </w:p>
     <w:p>
       <w:pPr>
@@ -17895,23 +19394,24 @@
       <w:pPr>
         <w:pStyle w:val="Heading1"/>
       </w:pPr>
-      <w:bookmarkStart w:id="64" w:name="_Toc242375270"/>
-      <w:r>
+      <w:bookmarkStart w:id="86" w:name="_Toc244070554"/>
+      <w:r>
+        <w:lastRenderedPageBreak/>
         <w:t>Editing Tools</w:t>
       </w:r>
-      <w:bookmarkEnd w:id="64"/>
+      <w:bookmarkEnd w:id="86"/>
     </w:p>
     <w:p>
       <w:pPr>
         <w:pStyle w:val="Heading2"/>
       </w:pPr>
-      <w:bookmarkStart w:id="65" w:name="_Toc227669204"/>
-      <w:bookmarkStart w:id="66" w:name="_Toc242375271"/>
+      <w:bookmarkStart w:id="87" w:name="_Toc227669204"/>
+      <w:bookmarkStart w:id="88" w:name="_Toc244070555"/>
       <w:r>
         <w:t>VS Code</w:t>
       </w:r>
-      <w:bookmarkEnd w:id="65"/>
-      <w:bookmarkEnd w:id="66"/>
+      <w:bookmarkEnd w:id="87"/>
+      <w:bookmarkEnd w:id="88"/>
     </w:p>
     <w:p>
       <w:pPr>
@@ -17936,11 +19436,11 @@
       <w:pPr>
         <w:pStyle w:val="Heading3"/>
       </w:pPr>
-      <w:bookmarkStart w:id="67" w:name="_Toc242375272"/>
+      <w:bookmarkStart w:id="89" w:name="_Toc244070556"/>
       <w:r>
         <w:t>Installation</w:t>
       </w:r>
-      <w:bookmarkEnd w:id="67"/>
+      <w:bookmarkEnd w:id="89"/>
     </w:p>
     <w:p>
       <w:pPr>
@@ -17971,7 +19471,6 @@
         </w:numPr>
       </w:pPr>
       <w:r>
-        <w:lastRenderedPageBreak/>
         <w:t>Click on the correct install option (for Windows, all the options result in the same installer).</w:t>
       </w:r>
     </w:p>
@@ -18108,11 +19607,11 @@
       <w:pPr>
         <w:pStyle w:val="Heading3"/>
       </w:pPr>
-      <w:bookmarkStart w:id="68" w:name="_Toc242375273"/>
+      <w:bookmarkStart w:id="90" w:name="_Toc244070557"/>
       <w:r>
         <w:t>Configuration Settings</w:t>
       </w:r>
-      <w:bookmarkEnd w:id="68"/>
+      <w:bookmarkEnd w:id="90"/>
     </w:p>
     <w:p>
       <w:pPr>
@@ -18520,6 +20019,7 @@
         <w:ind w:left="1440"/>
       </w:pPr>
       <w:r>
+        <w:lastRenderedPageBreak/>
         <w:t>Files</w:t>
       </w:r>
       <w:r>
@@ -18541,11 +20041,11 @@
       <w:pPr>
         <w:pStyle w:val="Heading3"/>
       </w:pPr>
-      <w:bookmarkStart w:id="69" w:name="_Toc242375274"/>
+      <w:bookmarkStart w:id="91" w:name="_Toc244070558"/>
       <w:r>
         <w:t>Extensions</w:t>
       </w:r>
-      <w:bookmarkEnd w:id="69"/>
+      <w:bookmarkEnd w:id="91"/>
     </w:p>
     <w:p>
       <w:pPr>
@@ -18622,7 +20122,6 @@
       </w:pPr>
       <w:proofErr w:type="spellStart"/>
       <w:r>
-        <w:lastRenderedPageBreak/>
         <w:t>GitLens</w:t>
       </w:r>
       <w:proofErr w:type="spellEnd"/>
@@ -18679,11 +20178,11 @@
       <w:pPr>
         <w:pStyle w:val="Heading3"/>
       </w:pPr>
-      <w:bookmarkStart w:id="70" w:name="_Toc242375275"/>
+      <w:bookmarkStart w:id="92" w:name="_Toc244070559"/>
       <w:r>
         <w:t>Command Summary</w:t>
       </w:r>
-      <w:bookmarkEnd w:id="70"/>
+      <w:bookmarkEnd w:id="92"/>
     </w:p>
     <w:p>
       <w:pPr>
@@ -19117,6 +20616,7 @@
         <w:pStyle w:val="StyleHang-MediumAfter0pt"/>
       </w:pPr>
       <w:r>
+        <w:lastRenderedPageBreak/>
         <w:t>CTRL + Y</w:t>
       </w:r>
       <w:r>
@@ -19253,13 +20753,12 @@
       <w:pPr>
         <w:pStyle w:val="Heading2"/>
       </w:pPr>
-      <w:bookmarkStart w:id="71" w:name="_Toc242375276"/>
-      <w:bookmarkStart w:id="72" w:name="_Toc227669205"/>
-      <w:r>
-        <w:lastRenderedPageBreak/>
+      <w:bookmarkStart w:id="93" w:name="_Toc227669205"/>
+      <w:bookmarkStart w:id="94" w:name="_Toc244070560"/>
+      <w:r>
         <w:t>Node and NPM</w:t>
       </w:r>
-      <w:bookmarkEnd w:id="71"/>
+      <w:bookmarkEnd w:id="94"/>
     </w:p>
     <w:p>
       <w:pPr>
@@ -19295,11 +20794,11 @@
       <w:pPr>
         <w:pStyle w:val="Heading3"/>
       </w:pPr>
-      <w:bookmarkStart w:id="73" w:name="_Toc242375277"/>
+      <w:bookmarkStart w:id="95" w:name="_Toc244070561"/>
       <w:r>
         <w:t>Installation</w:t>
       </w:r>
-      <w:bookmarkEnd w:id="73"/>
+      <w:bookmarkEnd w:id="95"/>
     </w:p>
     <w:p>
       <w:pPr>
@@ -19554,11 +21053,11 @@
       <w:pPr>
         <w:pStyle w:val="Heading3"/>
       </w:pPr>
-      <w:bookmarkStart w:id="74" w:name="_Toc242375278"/>
+      <w:bookmarkStart w:id="96" w:name="_Toc244070562"/>
       <w:r>
         <w:t>Prettier</w:t>
       </w:r>
-      <w:bookmarkEnd w:id="74"/>
+      <w:bookmarkEnd w:id="96"/>
     </w:p>
     <w:p>
       <w:pPr>
@@ -19774,6 +21273,7 @@
         <w:rPr>
           <w:lang w:eastAsia="ar-SA"/>
         </w:rPr>
+        <w:lastRenderedPageBreak/>
         <w:t>In VS Code, install the extension Prettier – Code Formatter and change the following configuration settings. Restart VS Code. Use the keyboard shortcut Shift + Alt + F to format the current document and use Ctrl + Z to undo the change.</w:t>
       </w:r>
     </w:p>
@@ -19886,12 +21386,12 @@
       <w:pPr>
         <w:pStyle w:val="Heading3"/>
       </w:pPr>
-      <w:bookmarkStart w:id="75" w:name="_Toc242375279"/>
+      <w:bookmarkStart w:id="97" w:name="_Toc244070563"/>
       <w:proofErr w:type="spellStart"/>
       <w:r>
         <w:t>ESLint</w:t>
       </w:r>
-      <w:bookmarkEnd w:id="75"/>
+      <w:bookmarkEnd w:id="97"/>
       <w:proofErr w:type="spellEnd"/>
     </w:p>
     <w:p>
@@ -20033,16 +21533,13 @@
         </w:rPr>
       </w:pPr>
       <w:r>
-        <w:lastRenderedPageBreak/>
         <w:t xml:space="preserve">$ </w:t>
       </w:r>
       <w:proofErr w:type="spellStart"/>
-      <w:proofErr w:type="gramStart"/>
       <w:r>
         <w:t>cd</w:t>
       </w:r>
       <w:proofErr w:type="spellEnd"/>
-      <w:proofErr w:type="gramEnd"/>
       <w:r>
         <w:t xml:space="preserve"> </w:t>
       </w:r>
@@ -20075,7 +21572,6 @@
         <w:t xml:space="preserve">$ </w:t>
       </w:r>
       <w:proofErr w:type="spellStart"/>
-      <w:proofErr w:type="gramStart"/>
       <w:r>
         <w:rPr>
           <w:lang w:eastAsia="ar-SA"/>
@@ -20083,7 +21579,6 @@
         <w:t>npm</w:t>
       </w:r>
       <w:proofErr w:type="spellEnd"/>
-      <w:proofErr w:type="gramEnd"/>
       <w:r>
         <w:rPr>
           <w:lang w:eastAsia="ar-SA"/>
@@ -20159,7 +21654,6 @@
         <w:t xml:space="preserve">$ </w:t>
       </w:r>
       <w:proofErr w:type="spellStart"/>
-      <w:proofErr w:type="gramStart"/>
       <w:r>
         <w:rPr>
           <w:lang w:eastAsia="ar-SA"/>
@@ -20167,7 +21661,6 @@
         <w:t>npx</w:t>
       </w:r>
       <w:proofErr w:type="spellEnd"/>
-      <w:proofErr w:type="gramEnd"/>
       <w:r>
         <w:rPr>
           <w:lang w:eastAsia="ar-SA"/>
@@ -20240,12 +21733,10 @@
         <w:t xml:space="preserve">$ </w:t>
       </w:r>
       <w:proofErr w:type="spellStart"/>
-      <w:proofErr w:type="gramStart"/>
       <w:r>
         <w:t>npx</w:t>
       </w:r>
       <w:proofErr w:type="spellEnd"/>
-      <w:proofErr w:type="gramEnd"/>
       <w:r>
         <w:t xml:space="preserve"> </w:t>
       </w:r>
@@ -20269,7 +21760,7 @@
         <w:pStyle w:val="SourceCode"/>
       </w:pPr>
     </w:p>
-    <w:bookmarkEnd w:id="72"/>
+    <w:bookmarkEnd w:id="93"/>
     <w:p>
       <w:pPr>
         <w:pStyle w:val="Body-Text"/>
@@ -20294,11 +21785,11 @@
       <w:pPr>
         <w:pStyle w:val="Heading2"/>
       </w:pPr>
-      <w:bookmarkStart w:id="76" w:name="_Toc242375280"/>
+      <w:bookmarkStart w:id="98" w:name="_Toc244070564"/>
       <w:r>
         <w:t>Git</w:t>
       </w:r>
-      <w:bookmarkEnd w:id="76"/>
+      <w:bookmarkEnd w:id="98"/>
     </w:p>
     <w:p>
       <w:pPr>
@@ -20342,7 +21833,7 @@
       <w:pPr>
         <w:pStyle w:val="Heading3"/>
       </w:pPr>
-      <w:bookmarkStart w:id="77" w:name="_Toc242375281"/>
+      <w:bookmarkStart w:id="99" w:name="_Toc244070565"/>
       <w:r>
         <w:t>Inst</w:t>
       </w:r>
@@ -20352,7 +21843,7 @@
       <w:r>
         <w:t>llation</w:t>
       </w:r>
-      <w:bookmarkEnd w:id="77"/>
+      <w:bookmarkEnd w:id="99"/>
     </w:p>
     <w:p>
       <w:pPr>
@@ -20434,31 +21925,7 @@
         <w:t>Git will be install</w:t>
       </w:r>
       <w:r>
-        <w:t>ed at: C</w:t>
-      </w:r>
-      <w:proofErr w:type="gramStart"/>
-      <w:r>
-        <w:t>:/</w:t>
-      </w:r>
-      <w:proofErr w:type="gramEnd"/>
-      <w:r>
-        <w:t>Users/&lt;</w:t>
-      </w:r>
-      <w:proofErr w:type="spellStart"/>
-      <w:r>
-        <w:t>UserName</w:t>
-      </w:r>
-      <w:proofErr w:type="spellEnd"/>
-      <w:r>
-        <w:t>&gt;/</w:t>
-      </w:r>
-      <w:proofErr w:type="spellStart"/>
-      <w:r>
-        <w:t>AppData</w:t>
-      </w:r>
-      <w:proofErr w:type="spellEnd"/>
-      <w:r>
-        <w:t>/Local/Programs/Git. Yo</w:t>
+        <w:t>ed at: C:/Users/&lt;UserName&gt;/AppData/Local/Programs/Git. Yo</w:t>
       </w:r>
       <w:r>
         <w:t>u may need to know this if one of the tools is not able to find the Git commands.</w:t>
@@ -20592,7 +22059,7 @@
         <w:szCs w:val="24"/>
         <w:lang w:eastAsia="en-US"/>
       </w:rPr>
-      <w:t>6</w:t>
+      <w:t>27</w:t>
     </w:r>
     <w:r>
       <w:rPr>
@@ -24583,7 +26050,7 @@
 </file>
 
 <file path=customXml/itemProps1.xml><?xml version="1.0" encoding="utf-8"?>
-<ds:datastoreItem xmlns:ds="http://schemas.openxmlformats.org/officeDocument/2006/customXml" ds:itemID="{D6C4D84D-95F1-4D69-B255-6BBA9C94B3CC}">
+<ds:datastoreItem xmlns:ds="http://schemas.openxmlformats.org/officeDocument/2006/customXml" ds:itemID="{0E234420-855D-4DDD-8F7D-7435B6911186}">
   <ds:schemaRefs>
     <ds:schemaRef ds:uri="http://schemas.openxmlformats.org/officeDocument/2006/bibliography"/>
   </ds:schemaRefs>
